--- a/docs/export/issues.docx
+++ b/docs/export/issues.docx
@@ -34,7 +34,7 @@
         <w:t xml:space="preserve"> </w:t>
       </w:r>
       <w:r>
-        <w:t xml:space="preserve">7</w:t>
+        <w:t xml:space="preserve">8</w:t>
       </w:r>
       <w:r>
         <w:t xml:space="preserve"> </w:t>
@@ -50,7 +50,7 @@
         <w:t xml:space="preserve"> </w:t>
       </w:r>
       <w:r>
-        <w:t xml:space="preserve">2026-06-01T09:59:17Z</w:t>
+        <w:t xml:space="preserve">2026-06-01T10:29:18Z</w:t>
       </w:r>
       <w:r>
         <w:t xml:space="preserve"> </w:t>
@@ -116,7 +116,7 @@
           <w:b/>
           <w:bCs/>
         </w:rPr>
-        <w:t xml:space="preserve">623</w:t>
+        <w:t xml:space="preserve">593</w:t>
       </w:r>
       <w:r>
         <w:t xml:space="preserve">. Canonical source:</w:t>
@@ -146,13 +146,13 @@
         <w:t xml:space="preserve">.</w:t>
       </w:r>
     </w:p>
-    <w:bookmarkStart w:id="9" w:name="foundation-anti-bluff-79-active"/>
+    <w:bookmarkStart w:id="9" w:name="foundation-anti-bluff-49-active"/>
     <w:p>
       <w:pPr>
         <w:pStyle w:val="Heading2"/>
       </w:pPr>
       <w:r>
-        <w:t xml:space="preserve">Foundation (anti-bluff) (79 active)</w:t>
+        <w:t xml:space="preserve">Foundation (anti-bluff) (49 active)</w:t>
       </w:r>
     </w:p>
     <w:tbl>
@@ -237,7 +237,235 @@
               <w:pStyle w:val="Compact"/>
             </w:pPr>
             <w:r>
-              <w:t xml:space="preserve">HXC-1001</w:t>
+              <w:t xml:space="preserve">HXC-1010</w:t>
+            </w:r>
+          </w:p>
+        </w:tc>
+        <w:tc>
+          <w:tcPr/>
+          <w:p>
+            <w:pPr>
+              <w:pStyle w:val="Compact"/>
+            </w:pPr>
+            <w:r>
+              <w:t xml:space="preserve">Feature</w:t>
+            </w:r>
+          </w:p>
+        </w:tc>
+        <w:tc>
+          <w:tcPr/>
+          <w:p>
+            <w:pPr>
+              <w:pStyle w:val="Compact"/>
+            </w:pPr>
+            <w:r>
+              <w:t xml:space="preserve">P0</w:t>
+            </w:r>
+          </w:p>
+        </w:tc>
+        <w:tc>
+          <w:tcPr/>
+          <w:p>
+            <w:pPr>
+              <w:pStyle w:val="Compact"/>
+            </w:pPr>
+            <w:r>
+              <w:t xml:space="preserve">Queued</w:t>
+            </w:r>
+          </w:p>
+        </w:tc>
+        <w:tc>
+          <w:tcPr/>
+          <w:p>
+            <w:pPr>
+              <w:pStyle w:val="Compact"/>
+            </w:pPr>
+            <w:r>
+              <w:t xml:space="preserve">Replace pkg/infra map-echo orchestrator with real service Boot via testcontainers</w:t>
+            </w:r>
+          </w:p>
+        </w:tc>
+      </w:tr>
+      <w:tr>
+        <w:tc>
+          <w:tcPr/>
+          <w:p>
+            <w:pPr>
+              <w:pStyle w:val="Compact"/>
+            </w:pPr>
+            <w:r>
+              <w:t xml:space="preserve">HXC-1011</w:t>
+            </w:r>
+          </w:p>
+        </w:tc>
+        <w:tc>
+          <w:tcPr/>
+          <w:p>
+            <w:pPr>
+              <w:pStyle w:val="Compact"/>
+            </w:pPr>
+            <w:r>
+              <w:t xml:space="preserve">Feature</w:t>
+            </w:r>
+          </w:p>
+        </w:tc>
+        <w:tc>
+          <w:tcPr/>
+          <w:p>
+            <w:pPr>
+              <w:pStyle w:val="Compact"/>
+            </w:pPr>
+            <w:r>
+              <w:t xml:space="preserve">P0</w:t>
+            </w:r>
+          </w:p>
+        </w:tc>
+        <w:tc>
+          <w:tcPr/>
+          <w:p>
+            <w:pPr>
+              <w:pStyle w:val="Compact"/>
+            </w:pPr>
+            <w:r>
+              <w:t xml:space="preserve">Queued</w:t>
+            </w:r>
+          </w:p>
+        </w:tc>
+        <w:tc>
+          <w:tcPr/>
+          <w:p>
+            <w:pPr>
+              <w:pStyle w:val="Compact"/>
+            </w:pPr>
+            <w:r>
+              <w:t xml:space="preserve">Make pkg/infra Health probe real services and report false on failure</w:t>
+            </w:r>
+          </w:p>
+        </w:tc>
+      </w:tr>
+      <w:tr>
+        <w:tc>
+          <w:tcPr/>
+          <w:p>
+            <w:pPr>
+              <w:pStyle w:val="Compact"/>
+            </w:pPr>
+            <w:r>
+              <w:t xml:space="preserve">HXC-1020</w:t>
+            </w:r>
+          </w:p>
+        </w:tc>
+        <w:tc>
+          <w:tcPr/>
+          <w:p>
+            <w:pPr>
+              <w:pStyle w:val="Compact"/>
+            </w:pPr>
+            <w:r>
+              <w:t xml:space="preserve">Feature</w:t>
+            </w:r>
+          </w:p>
+        </w:tc>
+        <w:tc>
+          <w:tcPr/>
+          <w:p>
+            <w:pPr>
+              <w:pStyle w:val="Compact"/>
+            </w:pPr>
+            <w:r>
+              <w:t xml:space="preserve">P0</w:t>
+            </w:r>
+          </w:p>
+        </w:tc>
+        <w:tc>
+          <w:tcPr/>
+          <w:p>
+            <w:pPr>
+              <w:pStyle w:val="Compact"/>
+            </w:pPr>
+            <w:r>
+              <w:t xml:space="preserve">Queued</w:t>
+            </w:r>
+          </w:p>
+        </w:tc>
+        <w:tc>
+          <w:tcPr/>
+          <w:p>
+            <w:pPr>
+              <w:pStyle w:val="Compact"/>
+            </w:pPr>
+            <w:r>
+              <w:t xml:space="preserve">Wire a real Builder behind pkg/build Service and prove image is pullable</w:t>
+            </w:r>
+          </w:p>
+        </w:tc>
+      </w:tr>
+      <w:tr>
+        <w:tc>
+          <w:tcPr/>
+          <w:p>
+            <w:pPr>
+              <w:pStyle w:val="Compact"/>
+            </w:pPr>
+            <w:r>
+              <w:t xml:space="preserve">HXC-1028</w:t>
+            </w:r>
+          </w:p>
+        </w:tc>
+        <w:tc>
+          <w:tcPr/>
+          <w:p>
+            <w:pPr>
+              <w:pStyle w:val="Compact"/>
+            </w:pPr>
+            <w:r>
+              <w:t xml:space="preserve">Feature</w:t>
+            </w:r>
+          </w:p>
+        </w:tc>
+        <w:tc>
+          <w:tcPr/>
+          <w:p>
+            <w:pPr>
+              <w:pStyle w:val="Compact"/>
+            </w:pPr>
+            <w:r>
+              <w:t xml:space="preserve">P0</w:t>
+            </w:r>
+          </w:p>
+        </w:tc>
+        <w:tc>
+          <w:tcPr/>
+          <w:p>
+            <w:pPr>
+              <w:pStyle w:val="Compact"/>
+            </w:pPr>
+            <w:r>
+              <w:t xml:space="preserve">Queued</w:t>
+            </w:r>
+          </w:p>
+        </w:tc>
+        <w:tc>
+          <w:tcPr/>
+          <w:p>
+            <w:pPr>
+              <w:pStyle w:val="Compact"/>
+            </w:pPr>
+            <w:r>
+              <w:t xml:space="preserve">Locate/build production Vault client and add dev-Vault integration test (KVv2 + PKI)</w:t>
+            </w:r>
+          </w:p>
+        </w:tc>
+      </w:tr>
+      <w:tr>
+        <w:tc>
+          <w:tcPr/>
+          <w:p>
+            <w:pPr>
+              <w:pStyle w:val="Compact"/>
+            </w:pPr>
+            <w:r>
+              <w:t xml:space="preserve">HXC-1074</w:t>
             </w:r>
           </w:p>
         </w:tc>
@@ -281,362 +509,461 @@
               <w:pStyle w:val="Compact"/>
             </w:pPr>
             <w:r>
-              <w:t xml:space="preserve">Stand up embedded-etcd integration harness for pkg/etcd tests</w:t>
-            </w:r>
-          </w:p>
-        </w:tc>
-      </w:tr>
-      <w:tr>
-        <w:tc>
-          <w:tcPr/>
-          <w:p>
-            <w:pPr>
-              <w:pStyle w:val="Compact"/>
-            </w:pPr>
-            <w:r>
-              <w:t xml:space="preserve">HXC-1002</w:t>
-            </w:r>
-          </w:p>
-        </w:tc>
-        <w:tc>
-          <w:tcPr/>
-          <w:p>
-            <w:pPr>
-              <w:pStyle w:val="Compact"/>
-            </w:pPr>
-            <w:r>
-              <w:t xml:space="preserve">Feature</w:t>
-            </w:r>
-          </w:p>
-        </w:tc>
-        <w:tc>
-          <w:tcPr/>
-          <w:p>
-            <w:pPr>
-              <w:pStyle w:val="Compact"/>
-            </w:pPr>
-            <w:r>
-              <w:t xml:space="preserve">P0</w:t>
-            </w:r>
-          </w:p>
-        </w:tc>
-        <w:tc>
-          <w:tcPr/>
-          <w:p>
-            <w:pPr>
-              <w:pStyle w:val="Compact"/>
-            </w:pPr>
-            <w:r>
-              <w:t xml:space="preserve">Queued</w:t>
-            </w:r>
-          </w:p>
-        </w:tc>
-        <w:tc>
-          <w:tcPr/>
-          <w:p>
-            <w:pPr>
-              <w:pStyle w:val="Compact"/>
-            </w:pPr>
-            <w:r>
-              <w:t xml:space="preserve">Prove etcd Put/Get round-trip and missing-key semantics against real etcd</w:t>
-            </w:r>
-          </w:p>
-        </w:tc>
-      </w:tr>
-      <w:tr>
-        <w:tc>
-          <w:tcPr/>
-          <w:p>
-            <w:pPr>
-              <w:pStyle w:val="Compact"/>
-            </w:pPr>
-            <w:r>
-              <w:t xml:space="preserve">HXC-1005</w:t>
-            </w:r>
-          </w:p>
-        </w:tc>
-        <w:tc>
-          <w:tcPr/>
-          <w:p>
-            <w:pPr>
-              <w:pStyle w:val="Compact"/>
-            </w:pPr>
-            <w:r>
-              <w:t xml:space="preserve">Feature</w:t>
-            </w:r>
-          </w:p>
-        </w:tc>
-        <w:tc>
-          <w:tcPr/>
-          <w:p>
-            <w:pPr>
-              <w:pStyle w:val="Compact"/>
-            </w:pPr>
-            <w:r>
-              <w:t xml:space="preserve">P0</w:t>
-            </w:r>
-          </w:p>
-        </w:tc>
-        <w:tc>
-          <w:tcPr/>
-          <w:p>
-            <w:pPr>
-              <w:pStyle w:val="Compact"/>
-            </w:pPr>
-            <w:r>
-              <w:t xml:space="preserve">Queued</w:t>
-            </w:r>
-          </w:p>
-        </w:tc>
-        <w:tc>
-          <w:tcPr/>
-          <w:p>
-            <w:pPr>
-              <w:pStyle w:val="Compact"/>
-            </w:pPr>
-            <w:r>
-              <w:t xml:space="preserve">Prove etcd Watch fires correct event and closes on ctx cancel</w:t>
-            </w:r>
-          </w:p>
-        </w:tc>
-      </w:tr>
-      <w:tr>
-        <w:tc>
-          <w:tcPr/>
-          <w:p>
-            <w:pPr>
-              <w:pStyle w:val="Compact"/>
-            </w:pPr>
-            <w:r>
-              <w:t xml:space="preserve">HXC-1007</w:t>
-            </w:r>
-          </w:p>
-        </w:tc>
-        <w:tc>
-          <w:tcPr/>
-          <w:p>
-            <w:pPr>
-              <w:pStyle w:val="Compact"/>
-            </w:pPr>
-            <w:r>
-              <w:t xml:space="preserve">Feature</w:t>
-            </w:r>
-          </w:p>
-        </w:tc>
-        <w:tc>
-          <w:tcPr/>
-          <w:p>
-            <w:pPr>
-              <w:pStyle w:val="Compact"/>
-            </w:pPr>
-            <w:r>
-              <w:t xml:space="preserve">P0</w:t>
-            </w:r>
-          </w:p>
-        </w:tc>
-        <w:tc>
-          <w:tcPr/>
-          <w:p>
-            <w:pPr>
-              <w:pStyle w:val="Compact"/>
-            </w:pPr>
-            <w:r>
-              <w:t xml:space="preserve">Queued</w:t>
-            </w:r>
-          </w:p>
-        </w:tc>
-        <w:tc>
-          <w:tcPr/>
-          <w:p>
-            <w:pPr>
-              <w:pStyle w:val="Compact"/>
-            </w:pPr>
-            <w:r>
-              <w:t xml:space="preserve">Prove etcd distributed Lock mutual exclusion (highest-risk path)</w:t>
-            </w:r>
-          </w:p>
-        </w:tc>
-      </w:tr>
-      <w:tr>
-        <w:tc>
-          <w:tcPr/>
-          <w:p>
-            <w:pPr>
-              <w:pStyle w:val="Compact"/>
-            </w:pPr>
-            <w:r>
-              <w:t xml:space="preserve">HXC-1010</w:t>
-            </w:r>
-          </w:p>
-        </w:tc>
-        <w:tc>
-          <w:tcPr/>
-          <w:p>
-            <w:pPr>
-              <w:pStyle w:val="Compact"/>
-            </w:pPr>
-            <w:r>
-              <w:t xml:space="preserve">Feature</w:t>
-            </w:r>
-          </w:p>
-        </w:tc>
-        <w:tc>
-          <w:tcPr/>
-          <w:p>
-            <w:pPr>
-              <w:pStyle w:val="Compact"/>
-            </w:pPr>
-            <w:r>
-              <w:t xml:space="preserve">P0</w:t>
-            </w:r>
-          </w:p>
-        </w:tc>
-        <w:tc>
-          <w:tcPr/>
-          <w:p>
-            <w:pPr>
-              <w:pStyle w:val="Compact"/>
-            </w:pPr>
-            <w:r>
-              <w:t xml:space="preserve">Queued</w:t>
-            </w:r>
-          </w:p>
-        </w:tc>
-        <w:tc>
-          <w:tcPr/>
-          <w:p>
-            <w:pPr>
-              <w:pStyle w:val="Compact"/>
-            </w:pPr>
-            <w:r>
-              <w:t xml:space="preserve">Replace pkg/infra map-echo orchestrator with real service Boot via testcontainers</w:t>
-            </w:r>
-          </w:p>
-        </w:tc>
-      </w:tr>
-      <w:tr>
-        <w:tc>
-          <w:tcPr/>
-          <w:p>
-            <w:pPr>
-              <w:pStyle w:val="Compact"/>
-            </w:pPr>
-            <w:r>
-              <w:t xml:space="preserve">HXC-1011</w:t>
-            </w:r>
-          </w:p>
-        </w:tc>
-        <w:tc>
-          <w:tcPr/>
-          <w:p>
-            <w:pPr>
-              <w:pStyle w:val="Compact"/>
-            </w:pPr>
-            <w:r>
-              <w:t xml:space="preserve">Feature</w:t>
-            </w:r>
-          </w:p>
-        </w:tc>
-        <w:tc>
-          <w:tcPr/>
-          <w:p>
-            <w:pPr>
-              <w:pStyle w:val="Compact"/>
-            </w:pPr>
-            <w:r>
-              <w:t xml:space="preserve">P0</w:t>
-            </w:r>
-          </w:p>
-        </w:tc>
-        <w:tc>
-          <w:tcPr/>
-          <w:p>
-            <w:pPr>
-              <w:pStyle w:val="Compact"/>
-            </w:pPr>
-            <w:r>
-              <w:t xml:space="preserve">Queued</w:t>
-            </w:r>
-          </w:p>
-        </w:tc>
-        <w:tc>
-          <w:tcPr/>
-          <w:p>
-            <w:pPr>
-              <w:pStyle w:val="Compact"/>
-            </w:pPr>
-            <w:r>
-              <w:t xml:space="preserve">Make pkg/infra Health probe real services and report false on failure</w:t>
-            </w:r>
-          </w:p>
-        </w:tc>
-      </w:tr>
-      <w:tr>
-        <w:tc>
-          <w:tcPr/>
-          <w:p>
-            <w:pPr>
-              <w:pStyle w:val="Compact"/>
-            </w:pPr>
-            <w:r>
-              <w:t xml:space="preserve">HXC-1016</w:t>
-            </w:r>
-          </w:p>
-        </w:tc>
-        <w:tc>
-          <w:tcPr/>
-          <w:p>
-            <w:pPr>
-              <w:pStyle w:val="Compact"/>
-            </w:pPr>
-            <w:r>
-              <w:t xml:space="preserve">Feature</w:t>
-            </w:r>
-          </w:p>
-        </w:tc>
-        <w:tc>
-          <w:tcPr/>
-          <w:p>
-            <w:pPr>
-              <w:pStyle w:val="Compact"/>
-            </w:pPr>
-            <w:r>
-              <w:t xml:space="preserve">P0</w:t>
-            </w:r>
-          </w:p>
-        </w:tc>
-        <w:tc>
-          <w:tcPr/>
-          <w:p>
-            <w:pPr>
-              <w:pStyle w:val="Compact"/>
-            </w:pPr>
-            <w:r>
-              <w:t xml:space="preserve">Queued</w:t>
-            </w:r>
-          </w:p>
-        </w:tc>
-        <w:tc>
-          <w:tcPr/>
-          <w:p>
-            <w:pPr>
-              <w:pStyle w:val="Compact"/>
-            </w:pPr>
-            <w:r>
-              <w:t xml:space="preserve">Add EtcdLocker integration tests against real etcd (block/acquire/lease)</w:t>
-            </w:r>
-          </w:p>
-        </w:tc>
-      </w:tr>
-      <w:tr>
-        <w:tc>
-          <w:tcPr/>
-          <w:p>
-            <w:pPr>
-              <w:pStyle w:val="Compact"/>
-            </w:pPr>
-            <w:r>
-              <w:t xml:space="preserve">HXC-1017</w:t>
+              <w:t xml:space="preserve">Establish fleet-wide -race CI gate across concurrency-sensitive packages</w:t>
+            </w:r>
+          </w:p>
+        </w:tc>
+      </w:tr>
+      <w:tr>
+        <w:tc>
+          <w:tcPr/>
+          <w:p>
+            <w:pPr>
+              <w:pStyle w:val="Compact"/>
+            </w:pPr>
+            <w:r>
+              <w:t xml:space="preserve">HXC-016</w:t>
+            </w:r>
+          </w:p>
+        </w:tc>
+        <w:tc>
+          <w:tcPr/>
+          <w:p>
+            <w:pPr>
+              <w:pStyle w:val="Compact"/>
+            </w:pPr>
+            <w:r>
+              <w:t xml:space="preserve">Task</w:t>
+            </w:r>
+          </w:p>
+        </w:tc>
+        <w:tc>
+          <w:tcPr/>
+          <w:p>
+            <w:pPr>
+              <w:pStyle w:val="Compact"/>
+            </w:pPr>
+            <w:r>
+              <w:t xml:space="preserve">P1</w:t>
+            </w:r>
+          </w:p>
+        </w:tc>
+        <w:tc>
+          <w:tcPr/>
+          <w:p>
+            <w:pPr>
+              <w:pStyle w:val="Compact"/>
+            </w:pPr>
+            <w:r>
+              <w:t xml:space="preserve">Queued</w:t>
+            </w:r>
+          </w:p>
+        </w:tc>
+        <w:tc>
+          <w:tcPr/>
+          <w:p>
+            <w:pPr>
+              <w:pStyle w:val="Compact"/>
+            </w:pPr>
+          </w:p>
+        </w:tc>
+      </w:tr>
+      <w:tr>
+        <w:tc>
+          <w:tcPr/>
+          <w:p>
+            <w:pPr>
+              <w:pStyle w:val="Compact"/>
+            </w:pPr>
+            <w:r>
+              <w:t xml:space="preserve">HXC-017</w:t>
+            </w:r>
+          </w:p>
+        </w:tc>
+        <w:tc>
+          <w:tcPr/>
+          <w:p>
+            <w:pPr>
+              <w:pStyle w:val="Compact"/>
+            </w:pPr>
+            <w:r>
+              <w:t xml:space="preserve">Task</w:t>
+            </w:r>
+          </w:p>
+        </w:tc>
+        <w:tc>
+          <w:tcPr/>
+          <w:p>
+            <w:pPr>
+              <w:pStyle w:val="Compact"/>
+            </w:pPr>
+            <w:r>
+              <w:t xml:space="preserve">P1</w:t>
+            </w:r>
+          </w:p>
+        </w:tc>
+        <w:tc>
+          <w:tcPr/>
+          <w:p>
+            <w:pPr>
+              <w:pStyle w:val="Compact"/>
+            </w:pPr>
+            <w:r>
+              <w:t xml:space="preserve">Queued</w:t>
+            </w:r>
+          </w:p>
+        </w:tc>
+        <w:tc>
+          <w:tcPr/>
+          <w:p>
+            <w:pPr>
+              <w:pStyle w:val="Compact"/>
+            </w:pPr>
+          </w:p>
+        </w:tc>
+      </w:tr>
+      <w:tr>
+        <w:tc>
+          <w:tcPr/>
+          <w:p>
+            <w:pPr>
+              <w:pStyle w:val="Compact"/>
+            </w:pPr>
+            <w:r>
+              <w:t xml:space="preserve">HXC-018</w:t>
+            </w:r>
+          </w:p>
+        </w:tc>
+        <w:tc>
+          <w:tcPr/>
+          <w:p>
+            <w:pPr>
+              <w:pStyle w:val="Compact"/>
+            </w:pPr>
+            <w:r>
+              <w:t xml:space="preserve">Task</w:t>
+            </w:r>
+          </w:p>
+        </w:tc>
+        <w:tc>
+          <w:tcPr/>
+          <w:p>
+            <w:pPr>
+              <w:pStyle w:val="Compact"/>
+            </w:pPr>
+            <w:r>
+              <w:t xml:space="preserve">P1</w:t>
+            </w:r>
+          </w:p>
+        </w:tc>
+        <w:tc>
+          <w:tcPr/>
+          <w:p>
+            <w:pPr>
+              <w:pStyle w:val="Compact"/>
+            </w:pPr>
+            <w:r>
+              <w:t xml:space="preserve">Queued</w:t>
+            </w:r>
+          </w:p>
+        </w:tc>
+        <w:tc>
+          <w:tcPr/>
+          <w:p>
+            <w:pPr>
+              <w:pStyle w:val="Compact"/>
+            </w:pPr>
+          </w:p>
+        </w:tc>
+      </w:tr>
+      <w:tr>
+        <w:tc>
+          <w:tcPr/>
+          <w:p>
+            <w:pPr>
+              <w:pStyle w:val="Compact"/>
+            </w:pPr>
+            <w:r>
+              <w:t xml:space="preserve">HXC-019</w:t>
+            </w:r>
+          </w:p>
+        </w:tc>
+        <w:tc>
+          <w:tcPr/>
+          <w:p>
+            <w:pPr>
+              <w:pStyle w:val="Compact"/>
+            </w:pPr>
+            <w:r>
+              <w:t xml:space="preserve">Task</w:t>
+            </w:r>
+          </w:p>
+        </w:tc>
+        <w:tc>
+          <w:tcPr/>
+          <w:p>
+            <w:pPr>
+              <w:pStyle w:val="Compact"/>
+            </w:pPr>
+            <w:r>
+              <w:t xml:space="preserve">P1</w:t>
+            </w:r>
+          </w:p>
+        </w:tc>
+        <w:tc>
+          <w:tcPr/>
+          <w:p>
+            <w:pPr>
+              <w:pStyle w:val="Compact"/>
+            </w:pPr>
+            <w:r>
+              <w:t xml:space="preserve">Queued</w:t>
+            </w:r>
+          </w:p>
+        </w:tc>
+        <w:tc>
+          <w:tcPr/>
+          <w:p>
+            <w:pPr>
+              <w:pStyle w:val="Compact"/>
+            </w:pPr>
+          </w:p>
+        </w:tc>
+      </w:tr>
+      <w:tr>
+        <w:tc>
+          <w:tcPr/>
+          <w:p>
+            <w:pPr>
+              <w:pStyle w:val="Compact"/>
+            </w:pPr>
+            <w:r>
+              <w:t xml:space="preserve">HXC-020</w:t>
+            </w:r>
+          </w:p>
+        </w:tc>
+        <w:tc>
+          <w:tcPr/>
+          <w:p>
+            <w:pPr>
+              <w:pStyle w:val="Compact"/>
+            </w:pPr>
+            <w:r>
+              <w:t xml:space="preserve">Task</w:t>
+            </w:r>
+          </w:p>
+        </w:tc>
+        <w:tc>
+          <w:tcPr/>
+          <w:p>
+            <w:pPr>
+              <w:pStyle w:val="Compact"/>
+            </w:pPr>
+            <w:r>
+              <w:t xml:space="preserve">P1</w:t>
+            </w:r>
+          </w:p>
+        </w:tc>
+        <w:tc>
+          <w:tcPr/>
+          <w:p>
+            <w:pPr>
+              <w:pStyle w:val="Compact"/>
+            </w:pPr>
+            <w:r>
+              <w:t xml:space="preserve">Queued</w:t>
+            </w:r>
+          </w:p>
+        </w:tc>
+        <w:tc>
+          <w:tcPr/>
+          <w:p>
+            <w:pPr>
+              <w:pStyle w:val="Compact"/>
+            </w:pPr>
+          </w:p>
+        </w:tc>
+      </w:tr>
+      <w:tr>
+        <w:tc>
+          <w:tcPr/>
+          <w:p>
+            <w:pPr>
+              <w:pStyle w:val="Compact"/>
+            </w:pPr>
+            <w:r>
+              <w:t xml:space="preserve">HXC-1012</w:t>
+            </w:r>
+          </w:p>
+        </w:tc>
+        <w:tc>
+          <w:tcPr/>
+          <w:p>
+            <w:pPr>
+              <w:pStyle w:val="Compact"/>
+            </w:pPr>
+            <w:r>
+              <w:t xml:space="preserve">Feature</w:t>
+            </w:r>
+          </w:p>
+        </w:tc>
+        <w:tc>
+          <w:tcPr/>
+          <w:p>
+            <w:pPr>
+              <w:pStyle w:val="Compact"/>
+            </w:pPr>
+            <w:r>
+              <w:t xml:space="preserve">P1</w:t>
+            </w:r>
+          </w:p>
+        </w:tc>
+        <w:tc>
+          <w:tcPr/>
+          <w:p>
+            <w:pPr>
+              <w:pStyle w:val="Compact"/>
+            </w:pPr>
+            <w:r>
+              <w:t xml:space="preserve">Queued</w:t>
+            </w:r>
+          </w:p>
+        </w:tc>
+        <w:tc>
+          <w:tcPr/>
+          <w:p>
+            <w:pPr>
+              <w:pStyle w:val="Compact"/>
+            </w:pPr>
+            <w:r>
+              <w:t xml:space="preserve">Make pkg/infra Logs capture real sink-side output honoring tail/since/timestamps</w:t>
+            </w:r>
+          </w:p>
+        </w:tc>
+      </w:tr>
+      <w:tr>
+        <w:tc>
+          <w:tcPr/>
+          <w:p>
+            <w:pPr>
+              <w:pStyle w:val="Compact"/>
+            </w:pPr>
+            <w:r>
+              <w:t xml:space="preserve">HXC-1013</w:t>
+            </w:r>
+          </w:p>
+        </w:tc>
+        <w:tc>
+          <w:tcPr/>
+          <w:p>
+            <w:pPr>
+              <w:pStyle w:val="Compact"/>
+            </w:pPr>
+            <w:r>
+              <w:t xml:space="preserve">Feature</w:t>
+            </w:r>
+          </w:p>
+        </w:tc>
+        <w:tc>
+          <w:tcPr/>
+          <w:p>
+            <w:pPr>
+              <w:pStyle w:val="Compact"/>
+            </w:pPr>
+            <w:r>
+              <w:t xml:space="preserve">P1</w:t>
+            </w:r>
+          </w:p>
+        </w:tc>
+        <w:tc>
+          <w:tcPr/>
+          <w:p>
+            <w:pPr>
+              <w:pStyle w:val="Compact"/>
+            </w:pPr>
+            <w:r>
+              <w:t xml:space="preserve">Queued</w:t>
+            </w:r>
+          </w:p>
+        </w:tc>
+        <w:tc>
+          <w:tcPr/>
+          <w:p>
+            <w:pPr>
+              <w:pStyle w:val="Compact"/>
+            </w:pPr>
+            <w:r>
+              <w:t xml:space="preserve">Make pkg/infra Scale create real replicas verified via runtime query</w:t>
+            </w:r>
+          </w:p>
+        </w:tc>
+      </w:tr>
+      <w:tr>
+        <w:tc>
+          <w:tcPr/>
+          <w:p>
+            <w:pPr>
+              <w:pStyle w:val="Compact"/>
+            </w:pPr>
+            <w:r>
+              <w:t xml:space="preserve">HXC-1014</w:t>
+            </w:r>
+          </w:p>
+        </w:tc>
+        <w:tc>
+          <w:tcPr/>
+          <w:p>
+            <w:pPr>
+              <w:pStyle w:val="Compact"/>
+            </w:pPr>
+            <w:r>
+              <w:t xml:space="preserve">Feature</w:t>
+            </w:r>
+          </w:p>
+        </w:tc>
+        <w:tc>
+          <w:tcPr/>
+          <w:p>
+            <w:pPr>
+              <w:pStyle w:val="Compact"/>
+            </w:pPr>
+            <w:r>
+              <w:t xml:space="preserve">P1</w:t>
+            </w:r>
+          </w:p>
+        </w:tc>
+        <w:tc>
+          <w:tcPr/>
+          <w:p>
+            <w:pPr>
+              <w:pStyle w:val="Compact"/>
+            </w:pPr>
+            <w:r>
+              <w:t xml:space="preserve">Queued</w:t>
+            </w:r>
+          </w:p>
+        </w:tc>
+        <w:tc>
+          <w:tcPr/>
+          <w:p>
+            <w:pPr>
+              <w:pStyle w:val="Compact"/>
+            </w:pPr>
+            <w:r>
+              <w:t xml:space="preserve">Make pkg/infra VMSpawn/VMSSH establish a real session end-to-end</w:t>
+            </w:r>
+          </w:p>
+        </w:tc>
+      </w:tr>
+      <w:tr>
+        <w:tc>
+          <w:tcPr/>
+          <w:p>
+            <w:pPr>
+              <w:pStyle w:val="Compact"/>
+            </w:pPr>
+            <w:r>
+              <w:t xml:space="preserve">HXC-1022</w:t>
             </w:r>
           </w:p>
         </w:tc>
@@ -658,213 +985,42 @@
               <w:pStyle w:val="Compact"/>
             </w:pPr>
             <w:r>
-              <w:t xml:space="preserve">P0</w:t>
-            </w:r>
-          </w:p>
-        </w:tc>
-        <w:tc>
-          <w:tcPr/>
-          <w:p>
-            <w:pPr>
-              <w:pStyle w:val="Compact"/>
-            </w:pPr>
-            <w:r>
-              <w:t xml:space="preserve">Queued</w:t>
-            </w:r>
-          </w:p>
-        </w:tc>
-        <w:tc>
-          <w:tcPr/>
-          <w:p>
-            <w:pPr>
-              <w:pStyle w:val="Compact"/>
-            </w:pPr>
-            <w:r>
-              <w:t xml:space="preserve">Rewrite TestMemoryLockerConcurrent to detect a broken lock without -race</w:t>
-            </w:r>
-          </w:p>
-        </w:tc>
-      </w:tr>
-      <w:tr>
-        <w:tc>
-          <w:tcPr/>
-          <w:p>
-            <w:pPr>
-              <w:pStyle w:val="Compact"/>
-            </w:pPr>
-            <w:r>
-              <w:t xml:space="preserve">HXC-1020</w:t>
-            </w:r>
-          </w:p>
-        </w:tc>
-        <w:tc>
-          <w:tcPr/>
-          <w:p>
-            <w:pPr>
-              <w:pStyle w:val="Compact"/>
-            </w:pPr>
-            <w:r>
-              <w:t xml:space="preserve">Feature</w:t>
-            </w:r>
-          </w:p>
-        </w:tc>
-        <w:tc>
-          <w:tcPr/>
-          <w:p>
-            <w:pPr>
-              <w:pStyle w:val="Compact"/>
-            </w:pPr>
-            <w:r>
-              <w:t xml:space="preserve">P0</w:t>
-            </w:r>
-          </w:p>
-        </w:tc>
-        <w:tc>
-          <w:tcPr/>
-          <w:p>
-            <w:pPr>
-              <w:pStyle w:val="Compact"/>
-            </w:pPr>
-            <w:r>
-              <w:t xml:space="preserve">Queued</w:t>
-            </w:r>
-          </w:p>
-        </w:tc>
-        <w:tc>
-          <w:tcPr/>
-          <w:p>
-            <w:pPr>
-              <w:pStyle w:val="Compact"/>
-            </w:pPr>
-            <w:r>
-              <w:t xml:space="preserve">Wire a real Builder behind pkg/build Service and prove image is pullable</w:t>
-            </w:r>
-          </w:p>
-        </w:tc>
-      </w:tr>
-      <w:tr>
-        <w:tc>
-          <w:tcPr/>
-          <w:p>
-            <w:pPr>
-              <w:pStyle w:val="Compact"/>
-            </w:pPr>
-            <w:r>
-              <w:t xml:space="preserve">HXC-1026</w:t>
-            </w:r>
-          </w:p>
-        </w:tc>
-        <w:tc>
-          <w:tcPr/>
-          <w:p>
-            <w:pPr>
-              <w:pStyle w:val="Compact"/>
-            </w:pPr>
-            <w:r>
-              <w:t xml:space="preserve">Feature</w:t>
-            </w:r>
-          </w:p>
-        </w:tc>
-        <w:tc>
-          <w:tcPr/>
-          <w:p>
-            <w:pPr>
-              <w:pStyle w:val="Compact"/>
-            </w:pPr>
-            <w:r>
-              <w:t xml:space="preserve">P0</w:t>
-            </w:r>
-          </w:p>
-        </w:tc>
-        <w:tc>
-          <w:tcPr/>
-          <w:p>
-            <w:pPr>
-              <w:pStyle w:val="Compact"/>
-            </w:pPr>
-            <w:r>
-              <w:t xml:space="preserve">Queued</w:t>
-            </w:r>
-          </w:p>
-        </w:tc>
-        <w:tc>
-          <w:tcPr/>
-          <w:p>
-            <w:pPr>
-              <w:pStyle w:val="Compact"/>
-            </w:pPr>
-            <w:r>
-              <w:t xml:space="preserve">Add real mTLS handshake test for pkg/security (valid client succeeds, no/foreign cert rejected)</w:t>
-            </w:r>
-          </w:p>
-        </w:tc>
-      </w:tr>
-      <w:tr>
-        <w:tc>
-          <w:tcPr/>
-          <w:p>
-            <w:pPr>
-              <w:pStyle w:val="Compact"/>
-            </w:pPr>
-            <w:r>
-              <w:t xml:space="preserve">HXC-1028</w:t>
-            </w:r>
-          </w:p>
-        </w:tc>
-        <w:tc>
-          <w:tcPr/>
-          <w:p>
-            <w:pPr>
-              <w:pStyle w:val="Compact"/>
-            </w:pPr>
-            <w:r>
-              <w:t xml:space="preserve">Feature</w:t>
-            </w:r>
-          </w:p>
-        </w:tc>
-        <w:tc>
-          <w:tcPr/>
-          <w:p>
-            <w:pPr>
-              <w:pStyle w:val="Compact"/>
-            </w:pPr>
-            <w:r>
-              <w:t xml:space="preserve">P0</w:t>
-            </w:r>
-          </w:p>
-        </w:tc>
-        <w:tc>
-          <w:tcPr/>
-          <w:p>
-            <w:pPr>
-              <w:pStyle w:val="Compact"/>
-            </w:pPr>
-            <w:r>
-              <w:t xml:space="preserve">Queued</w:t>
-            </w:r>
-          </w:p>
-        </w:tc>
-        <w:tc>
-          <w:tcPr/>
-          <w:p>
-            <w:pPr>
-              <w:pStyle w:val="Compact"/>
-            </w:pPr>
-            <w:r>
-              <w:t xml:space="preserve">Locate/build production Vault client and add dev-Vault integration test (KVv2 + PKI)</w:t>
-            </w:r>
-          </w:p>
-        </w:tc>
-      </w:tr>
-      <w:tr>
-        <w:tc>
-          <w:tcPr/>
-          <w:p>
-            <w:pPr>
-              <w:pStyle w:val="Compact"/>
-            </w:pPr>
-            <w:r>
-              <w:t xml:space="preserve">HXC-1035</w:t>
+              <w:t xml:space="preserve">P1</w:t>
+            </w:r>
+          </w:p>
+        </w:tc>
+        <w:tc>
+          <w:tcPr/>
+          <w:p>
+            <w:pPr>
+              <w:pStyle w:val="Compact"/>
+            </w:pPr>
+            <w:r>
+              <w:t xml:space="preserve">Queued</w:t>
+            </w:r>
+          </w:p>
+        </w:tc>
+        <w:tc>
+          <w:tcPr/>
+          <w:p>
+            <w:pPr>
+              <w:pStyle w:val="Compact"/>
+            </w:pPr>
+            <w:r>
+              <w:t xml:space="preserve">Make pkg/build List/Concurrent tests Start() the service and assert terminal states</w:t>
+            </w:r>
+          </w:p>
+        </w:tc>
+      </w:tr>
+      <w:tr>
+        <w:tc>
+          <w:tcPr/>
+          <w:p>
+            <w:pPr>
+              <w:pStyle w:val="Compact"/>
+            </w:pPr>
+            <w:r>
+              <w:t xml:space="preserve">HXC-1039</w:t>
             </w:r>
           </w:p>
         </w:tc>
@@ -886,42 +1042,669 @@
               <w:pStyle w:val="Compact"/>
             </w:pPr>
             <w:r>
-              <w:t xml:space="preserve">P0</w:t>
-            </w:r>
-          </w:p>
-        </w:tc>
-        <w:tc>
-          <w:tcPr/>
-          <w:p>
-            <w:pPr>
-              <w:pStyle w:val="Compact"/>
-            </w:pPr>
-            <w:r>
-              <w:t xml:space="preserve">Queued</w:t>
-            </w:r>
-          </w:p>
-        </w:tc>
-        <w:tc>
-          <w:tcPr/>
-          <w:p>
-            <w:pPr>
-              <w:pStyle w:val="Compact"/>
-            </w:pPr>
-            <w:r>
-              <w:t xml:space="preserve">Wire pkg/wasm WasmPlugin.Execute to real WASM output and prove transformed result</w:t>
-            </w:r>
-          </w:p>
-        </w:tc>
-      </w:tr>
-      <w:tr>
-        <w:tc>
-          <w:tcPr/>
-          <w:p>
-            <w:pPr>
-              <w:pStyle w:val="Compact"/>
-            </w:pPr>
-            <w:r>
-              <w:t xml:space="preserve">HXC-1074</w:t>
+              <w:t xml:space="preserve">P1</w:t>
+            </w:r>
+          </w:p>
+        </w:tc>
+        <w:tc>
+          <w:tcPr/>
+          <w:p>
+            <w:pPr>
+              <w:pStyle w:val="Compact"/>
+            </w:pPr>
+            <w:r>
+              <w:t xml:space="preserve">Queued</w:t>
+            </w:r>
+          </w:p>
+        </w:tc>
+        <w:tc>
+          <w:tcPr/>
+          <w:p>
+            <w:pPr>
+              <w:pStyle w:val="Compact"/>
+            </w:pPr>
+            <w:r>
+              <w:t xml:space="preserve">Replace self-defeating pkg/semaphore TestSemaphore_ReleaseTooMany_Mutation</w:t>
+            </w:r>
+          </w:p>
+        </w:tc>
+      </w:tr>
+      <w:tr>
+        <w:tc>
+          <w:tcPr/>
+          <w:p>
+            <w:pPr>
+              <w:pStyle w:val="Compact"/>
+            </w:pPr>
+            <w:r>
+              <w:t xml:space="preserve">HXC-1040</w:t>
+            </w:r>
+          </w:p>
+        </w:tc>
+        <w:tc>
+          <w:tcPr/>
+          <w:p>
+            <w:pPr>
+              <w:pStyle w:val="Compact"/>
+            </w:pPr>
+            <w:r>
+              <w:t xml:space="preserve">Feature</w:t>
+            </w:r>
+          </w:p>
+        </w:tc>
+        <w:tc>
+          <w:tcPr/>
+          <w:p>
+            <w:pPr>
+              <w:pStyle w:val="Compact"/>
+            </w:pPr>
+            <w:r>
+              <w:t xml:space="preserve">P1</w:t>
+            </w:r>
+          </w:p>
+        </w:tc>
+        <w:tc>
+          <w:tcPr/>
+          <w:p>
+            <w:pPr>
+              <w:pStyle w:val="Compact"/>
+            </w:pPr>
+            <w:r>
+              <w:t xml:space="preserve">Queued</w:t>
+            </w:r>
+          </w:p>
+        </w:tc>
+        <w:tc>
+          <w:tcPr/>
+          <w:p>
+            <w:pPr>
+              <w:pStyle w:val="Compact"/>
+            </w:pPr>
+            <w:r>
+              <w:t xml:space="preserve">Add pkg/semaphore M&gt;&gt;N concurrency invariant test under -race</w:t>
+            </w:r>
+          </w:p>
+        </w:tc>
+      </w:tr>
+      <w:tr>
+        <w:tc>
+          <w:tcPr/>
+          <w:p>
+            <w:pPr>
+              <w:pStyle w:val="Compact"/>
+            </w:pPr>
+            <w:r>
+              <w:t xml:space="preserve">HXC-1046</w:t>
+            </w:r>
+          </w:p>
+        </w:tc>
+        <w:tc>
+          <w:tcPr/>
+          <w:p>
+            <w:pPr>
+              <w:pStyle w:val="Compact"/>
+            </w:pPr>
+            <w:r>
+              <w:t xml:space="preserve">Bug</w:t>
+            </w:r>
+          </w:p>
+        </w:tc>
+        <w:tc>
+          <w:tcPr/>
+          <w:p>
+            <w:pPr>
+              <w:pStyle w:val="Compact"/>
+            </w:pPr>
+            <w:r>
+              <w:t xml:space="preserve">P1</w:t>
+            </w:r>
+          </w:p>
+        </w:tc>
+        <w:tc>
+          <w:tcPr/>
+          <w:p>
+            <w:pPr>
+              <w:pStyle w:val="Compact"/>
+            </w:pPr>
+            <w:r>
+              <w:t xml:space="preserve">Queued</w:t>
+            </w:r>
+          </w:p>
+        </w:tc>
+        <w:tc>
+          <w:tcPr/>
+          <w:p>
+            <w:pPr>
+              <w:pStyle w:val="Compact"/>
+            </w:pPr>
+            <w:r>
+              <w:t xml:space="preserve">Gate -race in CI for pkg/metrics concurrency mutation tests</w:t>
+            </w:r>
+          </w:p>
+        </w:tc>
+      </w:tr>
+      <w:tr>
+        <w:tc>
+          <w:tcPr/>
+          <w:p>
+            <w:pPr>
+              <w:pStyle w:val="Compact"/>
+            </w:pPr>
+            <w:r>
+              <w:t xml:space="preserve">HXC-1050</w:t>
+            </w:r>
+          </w:p>
+        </w:tc>
+        <w:tc>
+          <w:tcPr/>
+          <w:p>
+            <w:pPr>
+              <w:pStyle w:val="Compact"/>
+            </w:pPr>
+            <w:r>
+              <w:t xml:space="preserve">Bug</w:t>
+            </w:r>
+          </w:p>
+        </w:tc>
+        <w:tc>
+          <w:tcPr/>
+          <w:p>
+            <w:pPr>
+              <w:pStyle w:val="Compact"/>
+            </w:pPr>
+            <w:r>
+              <w:t xml:space="preserve">P1</w:t>
+            </w:r>
+          </w:p>
+        </w:tc>
+        <w:tc>
+          <w:tcPr/>
+          <w:p>
+            <w:pPr>
+              <w:pStyle w:val="Compact"/>
+            </w:pPr>
+            <w:r>
+              <w:t xml:space="preserve">Queued</w:t>
+            </w:r>
+          </w:p>
+        </w:tc>
+        <w:tc>
+          <w:tcPr/>
+          <w:p>
+            <w:pPr>
+              <w:pStyle w:val="Compact"/>
+            </w:pPr>
+            <w:r>
+              <w:t xml:space="preserve">Test pkg/grpcutil LoggingStreamInterceptor recv/send counters</w:t>
+            </w:r>
+          </w:p>
+        </w:tc>
+      </w:tr>
+      <w:tr>
+        <w:tc>
+          <w:tcPr/>
+          <w:p>
+            <w:pPr>
+              <w:pStyle w:val="Compact"/>
+            </w:pPr>
+            <w:r>
+              <w:t xml:space="preserve">HXC-1053</w:t>
+            </w:r>
+          </w:p>
+        </w:tc>
+        <w:tc>
+          <w:tcPr/>
+          <w:p>
+            <w:pPr>
+              <w:pStyle w:val="Compact"/>
+            </w:pPr>
+            <w:r>
+              <w:t xml:space="preserve">Bug</w:t>
+            </w:r>
+          </w:p>
+        </w:tc>
+        <w:tc>
+          <w:tcPr/>
+          <w:p>
+            <w:pPr>
+              <w:pStyle w:val="Compact"/>
+            </w:pPr>
+            <w:r>
+              <w:t xml:space="preserve">P1</w:t>
+            </w:r>
+          </w:p>
+        </w:tc>
+        <w:tc>
+          <w:tcPr/>
+          <w:p>
+            <w:pPr>
+              <w:pStyle w:val="Compact"/>
+            </w:pPr>
+            <w:r>
+              <w:t xml:space="preserve">Queued</w:t>
+            </w:r>
+          </w:p>
+        </w:tc>
+        <w:tc>
+          <w:tcPr/>
+          <w:p>
+            <w:pPr>
+              <w:pStyle w:val="Compact"/>
+            </w:pPr>
+            <w:r>
+              <w:t xml:space="preserve">Add pkg/context TestDetach_PreservesValues for the value-retention guarantee</w:t>
+            </w:r>
+          </w:p>
+        </w:tc>
+      </w:tr>
+      <w:tr>
+        <w:tc>
+          <w:tcPr/>
+          <w:p>
+            <w:pPr>
+              <w:pStyle w:val="Compact"/>
+            </w:pPr>
+            <w:r>
+              <w:t xml:space="preserve">HXC-1055</w:t>
+            </w:r>
+          </w:p>
+        </w:tc>
+        <w:tc>
+          <w:tcPr/>
+          <w:p>
+            <w:pPr>
+              <w:pStyle w:val="Compact"/>
+            </w:pPr>
+            <w:r>
+              <w:t xml:space="preserve">Bug</w:t>
+            </w:r>
+          </w:p>
+        </w:tc>
+        <w:tc>
+          <w:tcPr/>
+          <w:p>
+            <w:pPr>
+              <w:pStyle w:val="Compact"/>
+            </w:pPr>
+            <w:r>
+              <w:t xml:space="preserve">P1</w:t>
+            </w:r>
+          </w:p>
+        </w:tc>
+        <w:tc>
+          <w:tcPr/>
+          <w:p>
+            <w:pPr>
+              <w:pStyle w:val="Compact"/>
+            </w:pPr>
+            <w:r>
+              <w:t xml:space="preserve">Queued</w:t>
+            </w:r>
+          </w:p>
+        </w:tc>
+        <w:tc>
+          <w:tcPr/>
+          <w:p>
+            <w:pPr>
+              <w:pStyle w:val="Compact"/>
+            </w:pPr>
+            <w:r>
+              <w:t xml:space="preserve">Give pkg/workerpool TestPool_NilWorkSafe_Mutation a real sink</w:t>
+            </w:r>
+          </w:p>
+        </w:tc>
+      </w:tr>
+      <w:tr>
+        <w:tc>
+          <w:tcPr/>
+          <w:p>
+            <w:pPr>
+              <w:pStyle w:val="Compact"/>
+            </w:pPr>
+            <w:r>
+              <w:t xml:space="preserve">HXC-1056</w:t>
+            </w:r>
+          </w:p>
+        </w:tc>
+        <w:tc>
+          <w:tcPr/>
+          <w:p>
+            <w:pPr>
+              <w:pStyle w:val="Compact"/>
+            </w:pPr>
+            <w:r>
+              <w:t xml:space="preserve">Feature</w:t>
+            </w:r>
+          </w:p>
+        </w:tc>
+        <w:tc>
+          <w:tcPr/>
+          <w:p>
+            <w:pPr>
+              <w:pStyle w:val="Compact"/>
+            </w:pPr>
+            <w:r>
+              <w:t xml:space="preserve">P1</w:t>
+            </w:r>
+          </w:p>
+        </w:tc>
+        <w:tc>
+          <w:tcPr/>
+          <w:p>
+            <w:pPr>
+              <w:pStyle w:val="Compact"/>
+            </w:pPr>
+            <w:r>
+              <w:t xml:space="preserve">Queued</w:t>
+            </w:r>
+          </w:p>
+        </w:tc>
+        <w:tc>
+          <w:tcPr/>
+          <w:p>
+            <w:pPr>
+              <w:pStyle w:val="Compact"/>
+            </w:pPr>
+            <w:r>
+              <w:t xml:space="preserve">Add pkg/workerpool fan-in count==N, post-Stop Submit, panic-recovery, idempotent-Stop tests</w:t>
+            </w:r>
+          </w:p>
+        </w:tc>
+      </w:tr>
+      <w:tr>
+        <w:tc>
+          <w:tcPr/>
+          <w:p>
+            <w:pPr>
+              <w:pStyle w:val="Compact"/>
+            </w:pPr>
+            <w:r>
+              <w:t xml:space="preserve">HXC-1057</w:t>
+            </w:r>
+          </w:p>
+        </w:tc>
+        <w:tc>
+          <w:tcPr/>
+          <w:p>
+            <w:pPr>
+              <w:pStyle w:val="Compact"/>
+            </w:pPr>
+            <w:r>
+              <w:t xml:space="preserve">Bug</w:t>
+            </w:r>
+          </w:p>
+        </w:tc>
+        <w:tc>
+          <w:tcPr/>
+          <w:p>
+            <w:pPr>
+              <w:pStyle w:val="Compact"/>
+            </w:pPr>
+            <w:r>
+              <w:t xml:space="preserve">P1</w:t>
+            </w:r>
+          </w:p>
+        </w:tc>
+        <w:tc>
+          <w:tcPr/>
+          <w:p>
+            <w:pPr>
+              <w:pStyle w:val="Compact"/>
+            </w:pPr>
+            <w:r>
+              <w:t xml:space="preserve">Queued</w:t>
+            </w:r>
+          </w:p>
+        </w:tc>
+        <w:tc>
+          <w:tcPr/>
+          <w:p>
+            <w:pPr>
+              <w:pStyle w:val="Compact"/>
+            </w:pPr>
+            <w:r>
+              <w:t xml:space="preserve">Make pkg/errors concurrency test honest via locked GetFields path + -race</w:t>
+            </w:r>
+          </w:p>
+        </w:tc>
+      </w:tr>
+      <w:tr>
+        <w:tc>
+          <w:tcPr/>
+          <w:p>
+            <w:pPr>
+              <w:pStyle w:val="Compact"/>
+            </w:pPr>
+            <w:r>
+              <w:t xml:space="preserve">HXC-1064</w:t>
+            </w:r>
+          </w:p>
+        </w:tc>
+        <w:tc>
+          <w:tcPr/>
+          <w:p>
+            <w:pPr>
+              <w:pStyle w:val="Compact"/>
+            </w:pPr>
+            <w:r>
+              <w:t xml:space="preserve">Bug</w:t>
+            </w:r>
+          </w:p>
+        </w:tc>
+        <w:tc>
+          <w:tcPr/>
+          <w:p>
+            <w:pPr>
+              <w:pStyle w:val="Compact"/>
+            </w:pPr>
+            <w:r>
+              <w:t xml:space="preserve">P1</w:t>
+            </w:r>
+          </w:p>
+        </w:tc>
+        <w:tc>
+          <w:tcPr/>
+          <w:p>
+            <w:pPr>
+              <w:pStyle w:val="Compact"/>
+            </w:pPr>
+            <w:r>
+              <w:t xml:space="preserve">Queued</w:t>
+            </w:r>
+          </w:p>
+        </w:tc>
+        <w:tc>
+          <w:tcPr/>
+          <w:p>
+            <w:pPr>
+              <w:pStyle w:val="Compact"/>
+            </w:pPr>
+            <w:r>
+              <w:t xml:space="preserve">Add pkg/log prefix-field proof catching the SetLevel prefix-loss bug</w:t>
+            </w:r>
+          </w:p>
+        </w:tc>
+      </w:tr>
+      <w:tr>
+        <w:tc>
+          <w:tcPr/>
+          <w:p>
+            <w:pPr>
+              <w:pStyle w:val="Compact"/>
+            </w:pPr>
+            <w:r>
+              <w:t xml:space="preserve">HXC-1069</w:t>
+            </w:r>
+          </w:p>
+        </w:tc>
+        <w:tc>
+          <w:tcPr/>
+          <w:p>
+            <w:pPr>
+              <w:pStyle w:val="Compact"/>
+            </w:pPr>
+            <w:r>
+              <w:t xml:space="preserve">Bug</w:t>
+            </w:r>
+          </w:p>
+        </w:tc>
+        <w:tc>
+          <w:tcPr/>
+          <w:p>
+            <w:pPr>
+              <w:pStyle w:val="Compact"/>
+            </w:pPr>
+            <w:r>
+              <w:t xml:space="preserve">P1</w:t>
+            </w:r>
+          </w:p>
+        </w:tc>
+        <w:tc>
+          <w:tcPr/>
+          <w:p>
+            <w:pPr>
+              <w:pStyle w:val="Compact"/>
+            </w:pPr>
+            <w:r>
+              <w:t xml:space="preserve">Queued</w:t>
+            </w:r>
+          </w:p>
+        </w:tc>
+        <w:tc>
+          <w:tcPr/>
+          <w:p>
+            <w:pPr>
+              <w:pStyle w:val="Compact"/>
+            </w:pPr>
+            <w:r>
+              <w:t xml:space="preserve">Bring pkg/retry DoWithResult to behavioral parity with Do</w:t>
+            </w:r>
+          </w:p>
+        </w:tc>
+      </w:tr>
+      <w:tr>
+        <w:tc>
+          <w:tcPr/>
+          <w:p>
+            <w:pPr>
+              <w:pStyle w:val="Compact"/>
+            </w:pPr>
+            <w:r>
+              <w:t xml:space="preserve">HXC-1015</w:t>
+            </w:r>
+          </w:p>
+        </w:tc>
+        <w:tc>
+          <w:tcPr/>
+          <w:p>
+            <w:pPr>
+              <w:pStyle w:val="Compact"/>
+            </w:pPr>
+            <w:r>
+              <w:t xml:space="preserve">Feature</w:t>
+            </w:r>
+          </w:p>
+        </w:tc>
+        <w:tc>
+          <w:tcPr/>
+          <w:p>
+            <w:pPr>
+              <w:pStyle w:val="Compact"/>
+            </w:pPr>
+            <w:r>
+              <w:t xml:space="preserve">P2</w:t>
+            </w:r>
+          </w:p>
+        </w:tc>
+        <w:tc>
+          <w:tcPr/>
+          <w:p>
+            <w:pPr>
+              <w:pStyle w:val="Compact"/>
+            </w:pPr>
+            <w:r>
+              <w:t xml:space="preserve">Queued</w:t>
+            </w:r>
+          </w:p>
+        </w:tc>
+        <w:tc>
+          <w:tcPr/>
+          <w:p>
+            <w:pPr>
+              <w:pStyle w:val="Compact"/>
+            </w:pPr>
+            <w:r>
+              <w:t xml:space="preserve">Make pkg/infra VMSimulateFailure/VMSimulatePartition assert observable network effect</w:t>
+            </w:r>
+          </w:p>
+        </w:tc>
+      </w:tr>
+      <w:tr>
+        <w:tc>
+          <w:tcPr/>
+          <w:p>
+            <w:pPr>
+              <w:pStyle w:val="Compact"/>
+            </w:pPr>
+            <w:r>
+              <w:t xml:space="preserve">HXC-1019</w:t>
+            </w:r>
+          </w:p>
+        </w:tc>
+        <w:tc>
+          <w:tcPr/>
+          <w:p>
+            <w:pPr>
+              <w:pStyle w:val="Compact"/>
+            </w:pPr>
+            <w:r>
+              <w:t xml:space="preserve">Bug</w:t>
+            </w:r>
+          </w:p>
+        </w:tc>
+        <w:tc>
+          <w:tcPr/>
+          <w:p>
+            <w:pPr>
+              <w:pStyle w:val="Compact"/>
+            </w:pPr>
+            <w:r>
+              <w:t xml:space="preserve">P2</w:t>
+            </w:r>
+          </w:p>
+        </w:tc>
+        <w:tc>
+          <w:tcPr/>
+          <w:p>
+            <w:pPr>
+              <w:pStyle w:val="Compact"/>
+            </w:pPr>
+            <w:r>
+              <w:t xml:space="preserve">Queued</w:t>
+            </w:r>
+          </w:p>
+        </w:tc>
+        <w:tc>
+          <w:tcPr/>
+          <w:p>
+            <w:pPr>
+              <w:pStyle w:val="Compact"/>
+            </w:pPr>
+            <w:r>
+              <w:t xml:space="preserve">Characterize or fix MemoryLocker.Lock context-cancellation goroutine leak</w:t>
+            </w:r>
+          </w:p>
+        </w:tc>
+      </w:tr>
+      <w:tr>
+        <w:tc>
+          <w:tcPr/>
+          <w:p>
+            <w:pPr>
+              <w:pStyle w:val="Compact"/>
+            </w:pPr>
+            <w:r>
+              <w:t xml:space="preserve">HXC-1023</w:t>
             </w:r>
           </w:p>
         </w:tc>
@@ -943,42 +1726,42 @@
               <w:pStyle w:val="Compact"/>
             </w:pPr>
             <w:r>
-              <w:t xml:space="preserve">P0</w:t>
-            </w:r>
-          </w:p>
-        </w:tc>
-        <w:tc>
-          <w:tcPr/>
-          <w:p>
-            <w:pPr>
-              <w:pStyle w:val="Compact"/>
-            </w:pPr>
-            <w:r>
-              <w:t xml:space="preserve">Queued</w:t>
-            </w:r>
-          </w:p>
-        </w:tc>
-        <w:tc>
-          <w:tcPr/>
-          <w:p>
-            <w:pPr>
-              <w:pStyle w:val="Compact"/>
-            </w:pPr>
-            <w:r>
-              <w:t xml:space="preserve">Establish fleet-wide -race CI gate across concurrency-sensitive packages</w:t>
-            </w:r>
-          </w:p>
-        </w:tc>
-      </w:tr>
-      <w:tr>
-        <w:tc>
-          <w:tcPr/>
-          <w:p>
-            <w:pPr>
-              <w:pStyle w:val="Compact"/>
-            </w:pPr>
-            <w:r>
-              <w:t xml:space="preserve">HXC-016</w:t>
+              <w:t xml:space="preserve">P2</w:t>
+            </w:r>
+          </w:p>
+        </w:tc>
+        <w:tc>
+          <w:tcPr/>
+          <w:p>
+            <w:pPr>
+              <w:pStyle w:val="Compact"/>
+            </w:pPr>
+            <w:r>
+              <w:t xml:space="preserve">Queued</w:t>
+            </w:r>
+          </w:p>
+        </w:tc>
+        <w:tc>
+          <w:tcPr/>
+          <w:p>
+            <w:pPr>
+              <w:pStyle w:val="Compact"/>
+            </w:pPr>
+            <w:r>
+              <w:t xml:space="preserve">Replace time.Sleep polling in pkg/build with completion sync and add state-machine mutation tests</w:t>
+            </w:r>
+          </w:p>
+        </w:tc>
+      </w:tr>
+      <w:tr>
+        <w:tc>
+          <w:tcPr/>
+          <w:p>
+            <w:pPr>
+              <w:pStyle w:val="Compact"/>
+            </w:pPr>
+            <w:r>
+              <w:t xml:space="preserve">HXC-1025</w:t>
             </w:r>
           </w:p>
         </w:tc>
@@ -1000,39 +1783,99 @@
               <w:pStyle w:val="Compact"/>
             </w:pPr>
             <w:r>
-              <w:t xml:space="preserve">P1</w:t>
-            </w:r>
-          </w:p>
-        </w:tc>
-        <w:tc>
-          <w:tcPr/>
-          <w:p>
-            <w:pPr>
-              <w:pStyle w:val="Compact"/>
-            </w:pPr>
-            <w:r>
-              <w:t xml:space="preserve">Queued</w:t>
-            </w:r>
-          </w:p>
-        </w:tc>
-        <w:tc>
-          <w:tcPr/>
-          <w:p>
-            <w:pPr>
-              <w:pStyle w:val="Compact"/>
-            </w:pPr>
-          </w:p>
-        </w:tc>
-      </w:tr>
-      <w:tr>
-        <w:tc>
-          <w:tcPr/>
-          <w:p>
-            <w:pPr>
-              <w:pStyle w:val="Compact"/>
-            </w:pPr>
-            <w:r>
-              <w:t xml:space="preserve">HXC-017</w:t>
+              <w:t xml:space="preserve">P2</w:t>
+            </w:r>
+          </w:p>
+        </w:tc>
+        <w:tc>
+          <w:tcPr/>
+          <w:p>
+            <w:pPr>
+              <w:pStyle w:val="Compact"/>
+            </w:pPr>
+            <w:r>
+              <w:t xml:space="preserve">Queued</w:t>
+            </w:r>
+          </w:p>
+        </w:tc>
+        <w:tc>
+          <w:tcPr/>
+          <w:p>
+            <w:pPr>
+              <w:pStyle w:val="Compact"/>
+            </w:pPr>
+            <w:r>
+              <w:t xml:space="preserve">Cover pkg/build cancel-mid-flight branch sets StateCancelled</w:t>
+            </w:r>
+          </w:p>
+        </w:tc>
+      </w:tr>
+      <w:tr>
+        <w:tc>
+          <w:tcPr/>
+          <w:p>
+            <w:pPr>
+              <w:pStyle w:val="Compact"/>
+            </w:pPr>
+            <w:r>
+              <w:t xml:space="preserve">HXC-1047</w:t>
+            </w:r>
+          </w:p>
+        </w:tc>
+        <w:tc>
+          <w:tcPr/>
+          <w:p>
+            <w:pPr>
+              <w:pStyle w:val="Compact"/>
+            </w:pPr>
+            <w:r>
+              <w:t xml:space="preserve">Bug</w:t>
+            </w:r>
+          </w:p>
+        </w:tc>
+        <w:tc>
+          <w:tcPr/>
+          <w:p>
+            <w:pPr>
+              <w:pStyle w:val="Compact"/>
+            </w:pPr>
+            <w:r>
+              <w:t xml:space="preserve">P2</w:t>
+            </w:r>
+          </w:p>
+        </w:tc>
+        <w:tc>
+          <w:tcPr/>
+          <w:p>
+            <w:pPr>
+              <w:pStyle w:val="Compact"/>
+            </w:pPr>
+            <w:r>
+              <w:t xml:space="preserve">Queued</w:t>
+            </w:r>
+          </w:p>
+        </w:tc>
+        <w:tc>
+          <w:tcPr/>
+          <w:p>
+            <w:pPr>
+              <w:pStyle w:val="Compact"/>
+            </w:pPr>
+            <w:r>
+              <w:t xml:space="preserve">Complete pkg/metrics Prometheus exposition assertions (+Inf, _sum, ordering)</w:t>
+            </w:r>
+          </w:p>
+        </w:tc>
+      </w:tr>
+      <w:tr>
+        <w:tc>
+          <w:tcPr/>
+          <w:p>
+            <w:pPr>
+              <w:pStyle w:val="Compact"/>
+            </w:pPr>
+            <w:r>
+              <w:t xml:space="preserve">HXC-1048</w:t>
             </w:r>
           </w:p>
         </w:tc>
@@ -1054,39 +1897,99 @@
               <w:pStyle w:val="Compact"/>
             </w:pPr>
             <w:r>
-              <w:t xml:space="preserve">P1</w:t>
-            </w:r>
-          </w:p>
-        </w:tc>
-        <w:tc>
-          <w:tcPr/>
-          <w:p>
-            <w:pPr>
-              <w:pStyle w:val="Compact"/>
-            </w:pPr>
-            <w:r>
-              <w:t xml:space="preserve">Queued</w:t>
-            </w:r>
-          </w:p>
-        </w:tc>
-        <w:tc>
-          <w:tcPr/>
-          <w:p>
-            <w:pPr>
-              <w:pStyle w:val="Compact"/>
-            </w:pPr>
-          </w:p>
-        </w:tc>
-      </w:tr>
-      <w:tr>
-        <w:tc>
-          <w:tcPr/>
-          <w:p>
-            <w:pPr>
-              <w:pStyle w:val="Compact"/>
-            </w:pPr>
-            <w:r>
-              <w:t xml:space="preserve">HXC-018</w:t>
+              <w:t xml:space="preserve">P2</w:t>
+            </w:r>
+          </w:p>
+        </w:tc>
+        <w:tc>
+          <w:tcPr/>
+          <w:p>
+            <w:pPr>
+              <w:pStyle w:val="Compact"/>
+            </w:pPr>
+            <w:r>
+              <w:t xml:space="preserve">Queued</w:t>
+            </w:r>
+          </w:p>
+        </w:tc>
+        <w:tc>
+          <w:tcPr/>
+          <w:p>
+            <w:pPr>
+              <w:pStyle w:val="Compact"/>
+            </w:pPr>
+            <w:r>
+              <w:t xml:space="preserve">Add pkg/metrics duplicate-registration and histogram edge tests</w:t>
+            </w:r>
+          </w:p>
+        </w:tc>
+      </w:tr>
+      <w:tr>
+        <w:tc>
+          <w:tcPr/>
+          <w:p>
+            <w:pPr>
+              <w:pStyle w:val="Compact"/>
+            </w:pPr>
+            <w:r>
+              <w:t xml:space="preserve">HXC-1051</w:t>
+            </w:r>
+          </w:p>
+        </w:tc>
+        <w:tc>
+          <w:tcPr/>
+          <w:p>
+            <w:pPr>
+              <w:pStyle w:val="Compact"/>
+            </w:pPr>
+            <w:r>
+              <w:t xml:space="preserve">Bug</w:t>
+            </w:r>
+          </w:p>
+        </w:tc>
+        <w:tc>
+          <w:tcPr/>
+          <w:p>
+            <w:pPr>
+              <w:pStyle w:val="Compact"/>
+            </w:pPr>
+            <w:r>
+              <w:t xml:space="preserve">P2</w:t>
+            </w:r>
+          </w:p>
+        </w:tc>
+        <w:tc>
+          <w:tcPr/>
+          <w:p>
+            <w:pPr>
+              <w:pStyle w:val="Compact"/>
+            </w:pPr>
+            <w:r>
+              <w:t xml:space="preserve">Queued</w:t>
+            </w:r>
+          </w:p>
+        </w:tc>
+        <w:tc>
+          <w:tcPr/>
+          <w:p>
+            <w:pPr>
+              <w:pStyle w:val="Compact"/>
+            </w:pPr>
+            <w:r>
+              <w:t xml:space="preserve">Strengthen pkg/grpcutil log assertions to dynamic behavior-dependent fields</w:t>
+            </w:r>
+          </w:p>
+        </w:tc>
+      </w:tr>
+      <w:tr>
+        <w:tc>
+          <w:tcPr/>
+          <w:p>
+            <w:pPr>
+              <w:pStyle w:val="Compact"/>
+            </w:pPr>
+            <w:r>
+              <w:t xml:space="preserve">HXC-1052</w:t>
             </w:r>
           </w:p>
         </w:tc>
@@ -1108,39 +2011,99 @@
               <w:pStyle w:val="Compact"/>
             </w:pPr>
             <w:r>
-              <w:t xml:space="preserve">P1</w:t>
-            </w:r>
-          </w:p>
-        </w:tc>
-        <w:tc>
-          <w:tcPr/>
-          <w:p>
-            <w:pPr>
-              <w:pStyle w:val="Compact"/>
-            </w:pPr>
-            <w:r>
-              <w:t xml:space="preserve">Queued</w:t>
-            </w:r>
-          </w:p>
-        </w:tc>
-        <w:tc>
-          <w:tcPr/>
-          <w:p>
-            <w:pPr>
-              <w:pStyle w:val="Compact"/>
-            </w:pPr>
-          </w:p>
-        </w:tc>
-      </w:tr>
-      <w:tr>
-        <w:tc>
-          <w:tcPr/>
-          <w:p>
-            <w:pPr>
-              <w:pStyle w:val="Compact"/>
-            </w:pPr>
-            <w:r>
-              <w:t xml:space="preserve">HXC-019</w:t>
+              <w:t xml:space="preserve">P2</w:t>
+            </w:r>
+          </w:p>
+        </w:tc>
+        <w:tc>
+          <w:tcPr/>
+          <w:p>
+            <w:pPr>
+              <w:pStyle w:val="Compact"/>
+            </w:pPr>
+            <w:r>
+              <w:t xml:space="preserve">Queued</w:t>
+            </w:r>
+          </w:p>
+        </w:tc>
+        <w:tc>
+          <w:tcPr/>
+          <w:p>
+            <w:pPr>
+              <w:pStyle w:val="Compact"/>
+            </w:pPr>
+            <w:r>
+              <w:t xml:space="preserve">Cover pkg/grpcutil status.FromError code extraction for handler errors</w:t>
+            </w:r>
+          </w:p>
+        </w:tc>
+      </w:tr>
+      <w:tr>
+        <w:tc>
+          <w:tcPr/>
+          <w:p>
+            <w:pPr>
+              <w:pStyle w:val="Compact"/>
+            </w:pPr>
+            <w:r>
+              <w:t xml:space="preserve">HXC-1054</w:t>
+            </w:r>
+          </w:p>
+        </w:tc>
+        <w:tc>
+          <w:tcPr/>
+          <w:p>
+            <w:pPr>
+              <w:pStyle w:val="Compact"/>
+            </w:pPr>
+            <w:r>
+              <w:t xml:space="preserve">Bug</w:t>
+            </w:r>
+          </w:p>
+        </w:tc>
+        <w:tc>
+          <w:tcPr/>
+          <w:p>
+            <w:pPr>
+              <w:pStyle w:val="Compact"/>
+            </w:pPr>
+            <w:r>
+              <w:t xml:space="preserve">P2</w:t>
+            </w:r>
+          </w:p>
+        </w:tc>
+        <w:tc>
+          <w:tcPr/>
+          <w:p>
+            <w:pPr>
+              <w:pStyle w:val="Compact"/>
+            </w:pPr>
+            <w:r>
+              <w:t xml:space="preserve">Queued</w:t>
+            </w:r>
+          </w:p>
+        </w:tc>
+        <w:tc>
+          <w:tcPr/>
+          <w:p>
+            <w:pPr>
+              <w:pStyle w:val="Compact"/>
+            </w:pPr>
+            <w:r>
+              <w:t xml:space="preserve">Strengthen pkg/context WithTimeout deadline and expiry assertions</w:t>
+            </w:r>
+          </w:p>
+        </w:tc>
+      </w:tr>
+      <w:tr>
+        <w:tc>
+          <w:tcPr/>
+          <w:p>
+            <w:pPr>
+              <w:pStyle w:val="Compact"/>
+            </w:pPr>
+            <w:r>
+              <w:t xml:space="preserve">HXC-1058</w:t>
             </w:r>
           </w:p>
         </w:tc>
@@ -1162,39 +2125,270 @@
               <w:pStyle w:val="Compact"/>
             </w:pPr>
             <w:r>
-              <w:t xml:space="preserve">P1</w:t>
-            </w:r>
-          </w:p>
-        </w:tc>
-        <w:tc>
-          <w:tcPr/>
-          <w:p>
-            <w:pPr>
-              <w:pStyle w:val="Compact"/>
-            </w:pPr>
-            <w:r>
-              <w:t xml:space="preserve">Queued</w:t>
-            </w:r>
-          </w:p>
-        </w:tc>
-        <w:tc>
-          <w:tcPr/>
-          <w:p>
-            <w:pPr>
-              <w:pStyle w:val="Compact"/>
-            </w:pPr>
-          </w:p>
-        </w:tc>
-      </w:tr>
-      <w:tr>
-        <w:tc>
-          <w:tcPr/>
-          <w:p>
-            <w:pPr>
-              <w:pStyle w:val="Compact"/>
-            </w:pPr>
-            <w:r>
-              <w:t xml:space="preserve">HXC-020</w:t>
+              <w:t xml:space="preserve">P2</w:t>
+            </w:r>
+          </w:p>
+        </w:tc>
+        <w:tc>
+          <w:tcPr/>
+          <w:p>
+            <w:pPr>
+              <w:pStyle w:val="Compact"/>
+            </w:pPr>
+            <w:r>
+              <w:t xml:space="preserve">Queued</w:t>
+            </w:r>
+          </w:p>
+        </w:tc>
+        <w:tc>
+          <w:tcPr/>
+          <w:p>
+            <w:pPr>
+              <w:pStyle w:val="Compact"/>
+            </w:pPr>
+            <w:r>
+              <w:t xml:space="preserve">Pin pkg/errors Code enum exact values, distinctness, and WithFields nil receiver</w:t>
+            </w:r>
+          </w:p>
+        </w:tc>
+      </w:tr>
+      <w:tr>
+        <w:tc>
+          <w:tcPr/>
+          <w:p>
+            <w:pPr>
+              <w:pStyle w:val="Compact"/>
+            </w:pPr>
+            <w:r>
+              <w:t xml:space="preserve">HXC-1059</w:t>
+            </w:r>
+          </w:p>
+        </w:tc>
+        <w:tc>
+          <w:tcPr/>
+          <w:p>
+            <w:pPr>
+              <w:pStyle w:val="Compact"/>
+            </w:pPr>
+            <w:r>
+              <w:t xml:space="preserve">Bug</w:t>
+            </w:r>
+          </w:p>
+        </w:tc>
+        <w:tc>
+          <w:tcPr/>
+          <w:p>
+            <w:pPr>
+              <w:pStyle w:val="Compact"/>
+            </w:pPr>
+            <w:r>
+              <w:t xml:space="preserve">P2</w:t>
+            </w:r>
+          </w:p>
+        </w:tc>
+        <w:tc>
+          <w:tcPr/>
+          <w:p>
+            <w:pPr>
+              <w:pStyle w:val="Compact"/>
+            </w:pPr>
+            <w:r>
+              <w:t xml:space="preserve">Queued</w:t>
+            </w:r>
+          </w:p>
+        </w:tc>
+        <w:tc>
+          <w:tcPr/>
+          <w:p>
+            <w:pPr>
+              <w:pStyle w:val="Compact"/>
+            </w:pPr>
+            <w:r>
+              <w:t xml:space="preserve">Replace tautological pkg/backoff cap-mutation test and pin Default()</w:t>
+            </w:r>
+          </w:p>
+        </w:tc>
+      </w:tr>
+      <w:tr>
+        <w:tc>
+          <w:tcPr/>
+          <w:p>
+            <w:pPr>
+              <w:pStyle w:val="Compact"/>
+            </w:pPr>
+            <w:r>
+              <w:t xml:space="preserve">HXC-1060</w:t>
+            </w:r>
+          </w:p>
+        </w:tc>
+        <w:tc>
+          <w:tcPr/>
+          <w:p>
+            <w:pPr>
+              <w:pStyle w:val="Compact"/>
+            </w:pPr>
+            <w:r>
+              <w:t xml:space="preserve">Bug</w:t>
+            </w:r>
+          </w:p>
+        </w:tc>
+        <w:tc>
+          <w:tcPr/>
+          <w:p>
+            <w:pPr>
+              <w:pStyle w:val="Compact"/>
+            </w:pPr>
+            <w:r>
+              <w:t xml:space="preserve">P2</w:t>
+            </w:r>
+          </w:p>
+        </w:tc>
+        <w:tc>
+          <w:tcPr/>
+          <w:p>
+            <w:pPr>
+              <w:pStyle w:val="Compact"/>
+            </w:pPr>
+            <w:r>
+              <w:t xml:space="preserve">Queued</w:t>
+            </w:r>
+          </w:p>
+        </w:tc>
+        <w:tc>
+          <w:tcPr/>
+          <w:p>
+            <w:pPr>
+              <w:pStyle w:val="Compact"/>
+            </w:pPr>
+            <w:r>
+              <w:t xml:space="preserve">Assert pkg/classads parser AST Op per operator and paren precedence</w:t>
+            </w:r>
+          </w:p>
+        </w:tc>
+      </w:tr>
+      <w:tr>
+        <w:tc>
+          <w:tcPr/>
+          <w:p>
+            <w:pPr>
+              <w:pStyle w:val="Compact"/>
+            </w:pPr>
+            <w:r>
+              <w:t xml:space="preserve">HXC-1067</w:t>
+            </w:r>
+          </w:p>
+        </w:tc>
+        <w:tc>
+          <w:tcPr/>
+          <w:p>
+            <w:pPr>
+              <w:pStyle w:val="Compact"/>
+            </w:pPr>
+            <w:r>
+              <w:t xml:space="preserve">Feature</w:t>
+            </w:r>
+          </w:p>
+        </w:tc>
+        <w:tc>
+          <w:tcPr/>
+          <w:p>
+            <w:pPr>
+              <w:pStyle w:val="Compact"/>
+            </w:pPr>
+            <w:r>
+              <w:t xml:space="preserve">P2</w:t>
+            </w:r>
+          </w:p>
+        </w:tc>
+        <w:tc>
+          <w:tcPr/>
+          <w:p>
+            <w:pPr>
+              <w:pStyle w:val="Compact"/>
+            </w:pPr>
+            <w:r>
+              <w:t xml:space="preserve">Queued</w:t>
+            </w:r>
+          </w:p>
+        </w:tc>
+        <w:tc>
+          <w:tcPr/>
+          <w:p>
+            <w:pPr>
+              <w:pStyle w:val="Compact"/>
+            </w:pPr>
+            <w:r>
+              <w:t xml:space="preserve">Add pkg/pubsub -race concurrency test and explicit drop-boundary assertion</w:t>
+            </w:r>
+          </w:p>
+        </w:tc>
+      </w:tr>
+      <w:tr>
+        <w:tc>
+          <w:tcPr/>
+          <w:p>
+            <w:pPr>
+              <w:pStyle w:val="Compact"/>
+            </w:pPr>
+            <w:r>
+              <w:t xml:space="preserve">HXC-1068</w:t>
+            </w:r>
+          </w:p>
+        </w:tc>
+        <w:tc>
+          <w:tcPr/>
+          <w:p>
+            <w:pPr>
+              <w:pStyle w:val="Compact"/>
+            </w:pPr>
+            <w:r>
+              <w:t xml:space="preserve">Bug</w:t>
+            </w:r>
+          </w:p>
+        </w:tc>
+        <w:tc>
+          <w:tcPr/>
+          <w:p>
+            <w:pPr>
+              <w:pStyle w:val="Compact"/>
+            </w:pPr>
+            <w:r>
+              <w:t xml:space="preserve">P2</w:t>
+            </w:r>
+          </w:p>
+        </w:tc>
+        <w:tc>
+          <w:tcPr/>
+          <w:p>
+            <w:pPr>
+              <w:pStyle w:val="Compact"/>
+            </w:pPr>
+            <w:r>
+              <w:t xml:space="preserve">Queued</w:t>
+            </w:r>
+          </w:p>
+        </w:tc>
+        <w:tc>
+          <w:tcPr/>
+          <w:p>
+            <w:pPr>
+              <w:pStyle w:val="Compact"/>
+            </w:pPr>
+            <w:r>
+              <w:t xml:space="preserve">Prove pkg/ratelimit bucket starts full and add Limiter conformance + -race tests</w:t>
+            </w:r>
+          </w:p>
+        </w:tc>
+      </w:tr>
+      <w:tr>
+        <w:tc>
+          <w:tcPr/>
+          <w:p>
+            <w:pPr>
+              <w:pStyle w:val="Compact"/>
+            </w:pPr>
+            <w:r>
+              <w:t xml:space="preserve">HXC-1070</w:t>
             </w:r>
           </w:p>
         </w:tc>
@@ -1216,381 +2410,42 @@
               <w:pStyle w:val="Compact"/>
             </w:pPr>
             <w:r>
-              <w:t xml:space="preserve">P1</w:t>
-            </w:r>
-          </w:p>
-        </w:tc>
-        <w:tc>
-          <w:tcPr/>
-          <w:p>
-            <w:pPr>
-              <w:pStyle w:val="Compact"/>
-            </w:pPr>
-            <w:r>
-              <w:t xml:space="preserve">Queued</w:t>
-            </w:r>
-          </w:p>
-        </w:tc>
-        <w:tc>
-          <w:tcPr/>
-          <w:p>
-            <w:pPr>
-              <w:pStyle w:val="Compact"/>
-            </w:pPr>
-          </w:p>
-        </w:tc>
-      </w:tr>
-      <w:tr>
-        <w:tc>
-          <w:tcPr/>
-          <w:p>
-            <w:pPr>
-              <w:pStyle w:val="Compact"/>
-            </w:pPr>
-            <w:r>
-              <w:t xml:space="preserve">HXC-1003</w:t>
-            </w:r>
-          </w:p>
-        </w:tc>
-        <w:tc>
-          <w:tcPr/>
-          <w:p>
-            <w:pPr>
-              <w:pStyle w:val="Compact"/>
-            </w:pPr>
-            <w:r>
-              <w:t xml:space="preserve">Feature</w:t>
-            </w:r>
-          </w:p>
-        </w:tc>
-        <w:tc>
-          <w:tcPr/>
-          <w:p>
-            <w:pPr>
-              <w:pStyle w:val="Compact"/>
-            </w:pPr>
-            <w:r>
-              <w:t xml:space="preserve">P1</w:t>
-            </w:r>
-          </w:p>
-        </w:tc>
-        <w:tc>
-          <w:tcPr/>
-          <w:p>
-            <w:pPr>
-              <w:pStyle w:val="Compact"/>
-            </w:pPr>
-            <w:r>
-              <w:t xml:space="preserve">Queued</w:t>
-            </w:r>
-          </w:p>
-        </w:tc>
-        <w:tc>
-          <w:tcPr/>
-          <w:p>
-            <w:pPr>
-              <w:pStyle w:val="Compact"/>
-            </w:pPr>
-            <w:r>
-              <w:t xml:space="preserve">Prove etcd GetPrefix returns exactly matching multi-key set</w:t>
-            </w:r>
-          </w:p>
-        </w:tc>
-      </w:tr>
-      <w:tr>
-        <w:tc>
-          <w:tcPr/>
-          <w:p>
-            <w:pPr>
-              <w:pStyle w:val="Compact"/>
-            </w:pPr>
-            <w:r>
-              <w:t xml:space="preserve">HXC-1004</w:t>
-            </w:r>
-          </w:p>
-        </w:tc>
-        <w:tc>
-          <w:tcPr/>
-          <w:p>
-            <w:pPr>
-              <w:pStyle w:val="Compact"/>
-            </w:pPr>
-            <w:r>
-              <w:t xml:space="preserve">Feature</w:t>
-            </w:r>
-          </w:p>
-        </w:tc>
-        <w:tc>
-          <w:tcPr/>
-          <w:p>
-            <w:pPr>
-              <w:pStyle w:val="Compact"/>
-            </w:pPr>
-            <w:r>
-              <w:t xml:space="preserve">P1</w:t>
-            </w:r>
-          </w:p>
-        </w:tc>
-        <w:tc>
-          <w:tcPr/>
-          <w:p>
-            <w:pPr>
-              <w:pStyle w:val="Compact"/>
-            </w:pPr>
-            <w:r>
-              <w:t xml:space="preserve">Queued</w:t>
-            </w:r>
-          </w:p>
-        </w:tc>
-        <w:tc>
-          <w:tcPr/>
-          <w:p>
-            <w:pPr>
-              <w:pStyle w:val="Compact"/>
-            </w:pPr>
-            <w:r>
-              <w:t xml:space="preserve">Prove etcd Delete/DeletePrefix remove keys (sink-side absence)</w:t>
-            </w:r>
-          </w:p>
-        </w:tc>
-      </w:tr>
-      <w:tr>
-        <w:tc>
-          <w:tcPr/>
-          <w:p>
-            <w:pPr>
-              <w:pStyle w:val="Compact"/>
-            </w:pPr>
-            <w:r>
-              <w:t xml:space="preserve">HXC-1006</w:t>
-            </w:r>
-          </w:p>
-        </w:tc>
-        <w:tc>
-          <w:tcPr/>
-          <w:p>
-            <w:pPr>
-              <w:pStyle w:val="Compact"/>
-            </w:pPr>
-            <w:r>
-              <w:t xml:space="preserve">Feature</w:t>
-            </w:r>
-          </w:p>
-        </w:tc>
-        <w:tc>
-          <w:tcPr/>
-          <w:p>
-            <w:pPr>
-              <w:pStyle w:val="Compact"/>
-            </w:pPr>
-            <w:r>
-              <w:t xml:space="preserve">P1</w:t>
-            </w:r>
-          </w:p>
-        </w:tc>
-        <w:tc>
-          <w:tcPr/>
-          <w:p>
-            <w:pPr>
-              <w:pStyle w:val="Compact"/>
-            </w:pPr>
-            <w:r>
-              <w:t xml:space="preserve">Queued</w:t>
-            </w:r>
-          </w:p>
-        </w:tc>
-        <w:tc>
-          <w:tcPr/>
-          <w:p>
-            <w:pPr>
-              <w:pStyle w:val="Compact"/>
-            </w:pPr>
-            <w:r>
-              <w:t xml:space="preserve">Prove etcd Lease/PutWithLease/RevokeLease/KeepAlive TTL behavior</w:t>
-            </w:r>
-          </w:p>
-        </w:tc>
-      </w:tr>
-      <w:tr>
-        <w:tc>
-          <w:tcPr/>
-          <w:p>
-            <w:pPr>
-              <w:pStyle w:val="Compact"/>
-            </w:pPr>
-            <w:r>
-              <w:t xml:space="preserve">HXC-1012</w:t>
-            </w:r>
-          </w:p>
-        </w:tc>
-        <w:tc>
-          <w:tcPr/>
-          <w:p>
-            <w:pPr>
-              <w:pStyle w:val="Compact"/>
-            </w:pPr>
-            <w:r>
-              <w:t xml:space="preserve">Feature</w:t>
-            </w:r>
-          </w:p>
-        </w:tc>
-        <w:tc>
-          <w:tcPr/>
-          <w:p>
-            <w:pPr>
-              <w:pStyle w:val="Compact"/>
-            </w:pPr>
-            <w:r>
-              <w:t xml:space="preserve">P1</w:t>
-            </w:r>
-          </w:p>
-        </w:tc>
-        <w:tc>
-          <w:tcPr/>
-          <w:p>
-            <w:pPr>
-              <w:pStyle w:val="Compact"/>
-            </w:pPr>
-            <w:r>
-              <w:t xml:space="preserve">Queued</w:t>
-            </w:r>
-          </w:p>
-        </w:tc>
-        <w:tc>
-          <w:tcPr/>
-          <w:p>
-            <w:pPr>
-              <w:pStyle w:val="Compact"/>
-            </w:pPr>
-            <w:r>
-              <w:t xml:space="preserve">Make pkg/infra Logs capture real sink-side output honoring tail/since/timestamps</w:t>
-            </w:r>
-          </w:p>
-        </w:tc>
-      </w:tr>
-      <w:tr>
-        <w:tc>
-          <w:tcPr/>
-          <w:p>
-            <w:pPr>
-              <w:pStyle w:val="Compact"/>
-            </w:pPr>
-            <w:r>
-              <w:t xml:space="preserve">HXC-1013</w:t>
-            </w:r>
-          </w:p>
-        </w:tc>
-        <w:tc>
-          <w:tcPr/>
-          <w:p>
-            <w:pPr>
-              <w:pStyle w:val="Compact"/>
-            </w:pPr>
-            <w:r>
-              <w:t xml:space="preserve">Feature</w:t>
-            </w:r>
-          </w:p>
-        </w:tc>
-        <w:tc>
-          <w:tcPr/>
-          <w:p>
-            <w:pPr>
-              <w:pStyle w:val="Compact"/>
-            </w:pPr>
-            <w:r>
-              <w:t xml:space="preserve">P1</w:t>
-            </w:r>
-          </w:p>
-        </w:tc>
-        <w:tc>
-          <w:tcPr/>
-          <w:p>
-            <w:pPr>
-              <w:pStyle w:val="Compact"/>
-            </w:pPr>
-            <w:r>
-              <w:t xml:space="preserve">Queued</w:t>
-            </w:r>
-          </w:p>
-        </w:tc>
-        <w:tc>
-          <w:tcPr/>
-          <w:p>
-            <w:pPr>
-              <w:pStyle w:val="Compact"/>
-            </w:pPr>
-            <w:r>
-              <w:t xml:space="preserve">Make pkg/infra Scale create real replicas verified via runtime query</w:t>
-            </w:r>
-          </w:p>
-        </w:tc>
-      </w:tr>
-      <w:tr>
-        <w:tc>
-          <w:tcPr/>
-          <w:p>
-            <w:pPr>
-              <w:pStyle w:val="Compact"/>
-            </w:pPr>
-            <w:r>
-              <w:t xml:space="preserve">HXC-1014</w:t>
-            </w:r>
-          </w:p>
-        </w:tc>
-        <w:tc>
-          <w:tcPr/>
-          <w:p>
-            <w:pPr>
-              <w:pStyle w:val="Compact"/>
-            </w:pPr>
-            <w:r>
-              <w:t xml:space="preserve">Feature</w:t>
-            </w:r>
-          </w:p>
-        </w:tc>
-        <w:tc>
-          <w:tcPr/>
-          <w:p>
-            <w:pPr>
-              <w:pStyle w:val="Compact"/>
-            </w:pPr>
-            <w:r>
-              <w:t xml:space="preserve">P1</w:t>
-            </w:r>
-          </w:p>
-        </w:tc>
-        <w:tc>
-          <w:tcPr/>
-          <w:p>
-            <w:pPr>
-              <w:pStyle w:val="Compact"/>
-            </w:pPr>
-            <w:r>
-              <w:t xml:space="preserve">Queued</w:t>
-            </w:r>
-          </w:p>
-        </w:tc>
-        <w:tc>
-          <w:tcPr/>
-          <w:p>
-            <w:pPr>
-              <w:pStyle w:val="Compact"/>
-            </w:pPr>
-            <w:r>
-              <w:t xml:space="preserve">Make pkg/infra VMSpawn/VMSSH establish a real session end-to-end</w:t>
-            </w:r>
-          </w:p>
-        </w:tc>
-      </w:tr>
-      <w:tr>
-        <w:tc>
-          <w:tcPr/>
-          <w:p>
-            <w:pPr>
-              <w:pStyle w:val="Compact"/>
-            </w:pPr>
-            <w:r>
-              <w:t xml:space="preserve">HXC-1021</w:t>
+              <w:t xml:space="preserve">P2</w:t>
+            </w:r>
+          </w:p>
+        </w:tc>
+        <w:tc>
+          <w:tcPr/>
+          <w:p>
+            <w:pPr>
+              <w:pStyle w:val="Compact"/>
+            </w:pPr>
+            <w:r>
+              <w:t xml:space="preserve">Queued</w:t>
+            </w:r>
+          </w:p>
+        </w:tc>
+        <w:tc>
+          <w:tcPr/>
+          <w:p>
+            <w:pPr>
+              <w:pStyle w:val="Compact"/>
+            </w:pPr>
+            <w:r>
+              <w:t xml:space="preserve">Add pkg/retry transient-recovery, jitter-bound, and computeDelay table tests</w:t>
+            </w:r>
+          </w:p>
+        </w:tc>
+      </w:tr>
+      <w:tr>
+        <w:tc>
+          <w:tcPr/>
+          <w:p>
+            <w:pPr>
+              <w:pStyle w:val="Compact"/>
+            </w:pPr>
+            <w:r>
+              <w:t xml:space="preserve">HXC-1072</w:t>
             </w:r>
           </w:p>
         </w:tc>
@@ -1612,225 +2467,42 @@
               <w:pStyle w:val="Compact"/>
             </w:pPr>
             <w:r>
-              <w:t xml:space="preserve">P1</w:t>
-            </w:r>
-          </w:p>
-        </w:tc>
-        <w:tc>
-          <w:tcPr/>
-          <w:p>
-            <w:pPr>
-              <w:pStyle w:val="Compact"/>
-            </w:pPr>
-            <w:r>
-              <w:t xml:space="preserve">Queued</w:t>
-            </w:r>
-          </w:p>
-        </w:tc>
-        <w:tc>
-          <w:tcPr/>
-          <w:p>
-            <w:pPr>
-              <w:pStyle w:val="Compact"/>
-            </w:pPr>
-            <w:r>
-              <w:t xml:space="preserve">Drive pkg/build StateFailed via a genuine build failure not the</w:t>
-            </w:r>
-            <w:r>
-              <w:t xml:space="preserve"> </w:t>
-            </w:r>
-            <w:r>
-              <w:t xml:space="preserve">‘fail’</w:t>
-            </w:r>
-            <w:r>
-              <w:t xml:space="preserve"> </w:t>
-            </w:r>
-            <w:r>
-              <w:t xml:space="preserve">sentinel</w:t>
-            </w:r>
-          </w:p>
-        </w:tc>
-      </w:tr>
-      <w:tr>
-        <w:tc>
-          <w:tcPr/>
-          <w:p>
-            <w:pPr>
-              <w:pStyle w:val="Compact"/>
-            </w:pPr>
-            <w:r>
-              <w:t xml:space="preserve">HXC-1022</w:t>
-            </w:r>
-          </w:p>
-        </w:tc>
-        <w:tc>
-          <w:tcPr/>
-          <w:p>
-            <w:pPr>
-              <w:pStyle w:val="Compact"/>
-            </w:pPr>
-            <w:r>
-              <w:t xml:space="preserve">Bug</w:t>
-            </w:r>
-          </w:p>
-        </w:tc>
-        <w:tc>
-          <w:tcPr/>
-          <w:p>
-            <w:pPr>
-              <w:pStyle w:val="Compact"/>
-            </w:pPr>
-            <w:r>
-              <w:t xml:space="preserve">P1</w:t>
-            </w:r>
-          </w:p>
-        </w:tc>
-        <w:tc>
-          <w:tcPr/>
-          <w:p>
-            <w:pPr>
-              <w:pStyle w:val="Compact"/>
-            </w:pPr>
-            <w:r>
-              <w:t xml:space="preserve">Queued</w:t>
-            </w:r>
-          </w:p>
-        </w:tc>
-        <w:tc>
-          <w:tcPr/>
-          <w:p>
-            <w:pPr>
-              <w:pStyle w:val="Compact"/>
-            </w:pPr>
-            <w:r>
-              <w:t xml:space="preserve">Make pkg/build List/Concurrent tests Start() the service and assert terminal states</w:t>
-            </w:r>
-          </w:p>
-        </w:tc>
-      </w:tr>
-      <w:tr>
-        <w:tc>
-          <w:tcPr/>
-          <w:p>
-            <w:pPr>
-              <w:pStyle w:val="Compact"/>
-            </w:pPr>
-            <w:r>
-              <w:t xml:space="preserve">HXC-1027</w:t>
-            </w:r>
-          </w:p>
-        </w:tc>
-        <w:tc>
-          <w:tcPr/>
-          <w:p>
-            <w:pPr>
-              <w:pStyle w:val="Compact"/>
-            </w:pPr>
-            <w:r>
-              <w:t xml:space="preserve">Bug</w:t>
-            </w:r>
-          </w:p>
-        </w:tc>
-        <w:tc>
-          <w:tcPr/>
-          <w:p>
-            <w:pPr>
-              <w:pStyle w:val="Compact"/>
-            </w:pPr>
-            <w:r>
-              <w:t xml:space="preserve">P1</w:t>
-            </w:r>
-          </w:p>
-        </w:tc>
-        <w:tc>
-          <w:tcPr/>
-          <w:p>
-            <w:pPr>
-              <w:pStyle w:val="Compact"/>
-            </w:pPr>
-            <w:r>
-              <w:t xml:space="preserve">Queued</w:t>
-            </w:r>
-          </w:p>
-        </w:tc>
-        <w:tc>
-          <w:tcPr/>
-          <w:p>
-            <w:pPr>
-              <w:pStyle w:val="Compact"/>
-            </w:pPr>
-            <w:r>
-              <w:t xml:space="preserve">Assert MinVersion==TLS13 on the client TLS path in pkg/security</w:t>
-            </w:r>
-          </w:p>
-        </w:tc>
-      </w:tr>
-      <w:tr>
-        <w:tc>
-          <w:tcPr/>
-          <w:p>
-            <w:pPr>
-              <w:pStyle w:val="Compact"/>
-            </w:pPr>
-            <w:r>
-              <w:t xml:space="preserve">HXC-1030</w:t>
-            </w:r>
-          </w:p>
-        </w:tc>
-        <w:tc>
-          <w:tcPr/>
-          <w:p>
-            <w:pPr>
-              <w:pStyle w:val="Compact"/>
-            </w:pPr>
-            <w:r>
-              <w:t xml:space="preserve">Bug</w:t>
-            </w:r>
-          </w:p>
-        </w:tc>
-        <w:tc>
-          <w:tcPr/>
-          <w:p>
-            <w:pPr>
-              <w:pStyle w:val="Compact"/>
-            </w:pPr>
-            <w:r>
-              <w:t xml:space="preserve">P1</w:t>
-            </w:r>
-          </w:p>
-        </w:tc>
-        <w:tc>
-          <w:tcPr/>
-          <w:p>
-            <w:pPr>
-              <w:pStyle w:val="Compact"/>
-            </w:pPr>
-            <w:r>
-              <w:t xml:space="preserve">Queued</w:t>
-            </w:r>
-          </w:p>
-        </w:tc>
-        <w:tc>
-          <w:tcPr/>
-          <w:p>
-            <w:pPr>
-              <w:pStyle w:val="Compact"/>
-            </w:pPr>
-            <w:r>
-              <w:t xml:space="preserve">Verify pkg/hxcregistry item_history audit-sink rows after Create/Update</w:t>
-            </w:r>
-          </w:p>
-        </w:tc>
-      </w:tr>
-      <w:tr>
-        <w:tc>
-          <w:tcPr/>
-          <w:p>
-            <w:pPr>
-              <w:pStyle w:val="Compact"/>
-            </w:pPr>
-            <w:r>
-              <w:t xml:space="preserve">HXC-1036</w:t>
+              <w:t xml:space="preserve">P2</w:t>
+            </w:r>
+          </w:p>
+        </w:tc>
+        <w:tc>
+          <w:tcPr/>
+          <w:p>
+            <w:pPr>
+              <w:pStyle w:val="Compact"/>
+            </w:pPr>
+            <w:r>
+              <w:t xml:space="preserve">Queued</w:t>
+            </w:r>
+          </w:p>
+        </w:tc>
+        <w:tc>
+          <w:tcPr/>
+          <w:p>
+            <w:pPr>
+              <w:pStyle w:val="Compact"/>
+            </w:pPr>
+            <w:r>
+              <w:t xml:space="preserve">Pin pkg/validator error contract via errors.Is and remove/wire unused sentinels</w:t>
+            </w:r>
+          </w:p>
+        </w:tc>
+      </w:tr>
+      <w:tr>
+        <w:tc>
+          <w:tcPr/>
+          <w:p>
+            <w:pPr>
+              <w:pStyle w:val="Compact"/>
+            </w:pPr>
+            <w:r>
+              <w:t xml:space="preserve">HXC-1029</w:t>
             </w:r>
           </w:p>
         </w:tc>
@@ -1852,726 +2524,42 @@
               <w:pStyle w:val="Compact"/>
             </w:pPr>
             <w:r>
-              <w:t xml:space="preserve">P1</w:t>
-            </w:r>
-          </w:p>
-        </w:tc>
-        <w:tc>
-          <w:tcPr/>
-          <w:p>
-            <w:pPr>
-              <w:pStyle w:val="Compact"/>
-            </w:pPr>
-            <w:r>
-              <w:t xml:space="preserve">Queued</w:t>
-            </w:r>
-          </w:p>
-        </w:tc>
-        <w:tc>
-          <w:tcPr/>
-          <w:p>
-            <w:pPr>
-              <w:pStyle w:val="Compact"/>
-            </w:pPr>
-            <w:r>
-              <w:t xml:space="preserve">Add pkg/wasm negative tests for missing execute export and corrupt module Init</w:t>
-            </w:r>
-          </w:p>
-        </w:tc>
-      </w:tr>
-      <w:tr>
-        <w:tc>
-          <w:tcPr/>
-          <w:p>
-            <w:pPr>
-              <w:pStyle w:val="Compact"/>
-            </w:pPr>
-            <w:r>
-              <w:t xml:space="preserve">HXC-1039</w:t>
-            </w:r>
-          </w:p>
-        </w:tc>
-        <w:tc>
-          <w:tcPr/>
-          <w:p>
-            <w:pPr>
-              <w:pStyle w:val="Compact"/>
-            </w:pPr>
-            <w:r>
-              <w:t xml:space="preserve">Bug</w:t>
-            </w:r>
-          </w:p>
-        </w:tc>
-        <w:tc>
-          <w:tcPr/>
-          <w:p>
-            <w:pPr>
-              <w:pStyle w:val="Compact"/>
-            </w:pPr>
-            <w:r>
-              <w:t xml:space="preserve">P1</w:t>
-            </w:r>
-          </w:p>
-        </w:tc>
-        <w:tc>
-          <w:tcPr/>
-          <w:p>
-            <w:pPr>
-              <w:pStyle w:val="Compact"/>
-            </w:pPr>
-            <w:r>
-              <w:t xml:space="preserve">Queued</w:t>
-            </w:r>
-          </w:p>
-        </w:tc>
-        <w:tc>
-          <w:tcPr/>
-          <w:p>
-            <w:pPr>
-              <w:pStyle w:val="Compact"/>
-            </w:pPr>
-            <w:r>
-              <w:t xml:space="preserve">Replace self-defeating pkg/semaphore TestSemaphore_ReleaseTooMany_Mutation</w:t>
-            </w:r>
-          </w:p>
-        </w:tc>
-      </w:tr>
-      <w:tr>
-        <w:tc>
-          <w:tcPr/>
-          <w:p>
-            <w:pPr>
-              <w:pStyle w:val="Compact"/>
-            </w:pPr>
-            <w:r>
-              <w:t xml:space="preserve">HXC-1040</w:t>
-            </w:r>
-          </w:p>
-        </w:tc>
-        <w:tc>
-          <w:tcPr/>
-          <w:p>
-            <w:pPr>
-              <w:pStyle w:val="Compact"/>
-            </w:pPr>
-            <w:r>
-              <w:t xml:space="preserve">Feature</w:t>
-            </w:r>
-          </w:p>
-        </w:tc>
-        <w:tc>
-          <w:tcPr/>
-          <w:p>
-            <w:pPr>
-              <w:pStyle w:val="Compact"/>
-            </w:pPr>
-            <w:r>
-              <w:t xml:space="preserve">P1</w:t>
-            </w:r>
-          </w:p>
-        </w:tc>
-        <w:tc>
-          <w:tcPr/>
-          <w:p>
-            <w:pPr>
-              <w:pStyle w:val="Compact"/>
-            </w:pPr>
-            <w:r>
-              <w:t xml:space="preserve">Queued</w:t>
-            </w:r>
-          </w:p>
-        </w:tc>
-        <w:tc>
-          <w:tcPr/>
-          <w:p>
-            <w:pPr>
-              <w:pStyle w:val="Compact"/>
-            </w:pPr>
-            <w:r>
-              <w:t xml:space="preserve">Add pkg/semaphore M&gt;&gt;N concurrency invariant test under -race</w:t>
-            </w:r>
-          </w:p>
-        </w:tc>
-      </w:tr>
-      <w:tr>
-        <w:tc>
-          <w:tcPr/>
-          <w:p>
-            <w:pPr>
-              <w:pStyle w:val="Compact"/>
-            </w:pPr>
-            <w:r>
-              <w:t xml:space="preserve">HXC-1042</w:t>
-            </w:r>
-          </w:p>
-        </w:tc>
-        <w:tc>
-          <w:tcPr/>
-          <w:p>
-            <w:pPr>
-              <w:pStyle w:val="Compact"/>
-            </w:pPr>
-            <w:r>
-              <w:t xml:space="preserve">Bug</w:t>
-            </w:r>
-          </w:p>
-        </w:tc>
-        <w:tc>
-          <w:tcPr/>
-          <w:p>
-            <w:pPr>
-              <w:pStyle w:val="Compact"/>
-            </w:pPr>
-            <w:r>
-              <w:t xml:space="preserve">P1</w:t>
-            </w:r>
-          </w:p>
-        </w:tc>
-        <w:tc>
-          <w:tcPr/>
-          <w:p>
-            <w:pPr>
-              <w:pStyle w:val="Compact"/>
-            </w:pPr>
-            <w:r>
-              <w:t xml:space="preserve">Queued</w:t>
-            </w:r>
-          </w:p>
-        </w:tc>
-        <w:tc>
-          <w:tcPr/>
-          <w:p>
-            <w:pPr>
-              <w:pStyle w:val="Compact"/>
-            </w:pPr>
-            <w:r>
-              <w:t xml:space="preserve">Convert pkg/storage error tests to errors.Is on exported sentinels</w:t>
-            </w:r>
-          </w:p>
-        </w:tc>
-      </w:tr>
-      <w:tr>
-        <w:tc>
-          <w:tcPr/>
-          <w:p>
-            <w:pPr>
-              <w:pStyle w:val="Compact"/>
-            </w:pPr>
-            <w:r>
-              <w:t xml:space="preserve">HXC-1045</w:t>
-            </w:r>
-          </w:p>
-        </w:tc>
-        <w:tc>
-          <w:tcPr/>
-          <w:p>
-            <w:pPr>
-              <w:pStyle w:val="Compact"/>
-            </w:pPr>
-            <w:r>
-              <w:t xml:space="preserve">Feature</w:t>
-            </w:r>
-          </w:p>
-        </w:tc>
-        <w:tc>
-          <w:tcPr/>
-          <w:p>
-            <w:pPr>
-              <w:pStyle w:val="Compact"/>
-            </w:pPr>
-            <w:r>
-              <w:t xml:space="preserve">P1</w:t>
-            </w:r>
-          </w:p>
-        </w:tc>
-        <w:tc>
-          <w:tcPr/>
-          <w:p>
-            <w:pPr>
-              <w:pStyle w:val="Compact"/>
-            </w:pPr>
-            <w:r>
-              <w:t xml:space="preserve">Queued</w:t>
-            </w:r>
-          </w:p>
-        </w:tc>
-        <w:tc>
-          <w:tcPr/>
-          <w:p>
-            <w:pPr>
-              <w:pStyle w:val="Compact"/>
-            </w:pPr>
-            <w:r>
-              <w:t xml:space="preserve">Add pkg/storage -race concurrent Put/Get/Delete test to prove RWMutex</w:t>
-            </w:r>
-          </w:p>
-        </w:tc>
-      </w:tr>
-      <w:tr>
-        <w:tc>
-          <w:tcPr/>
-          <w:p>
-            <w:pPr>
-              <w:pStyle w:val="Compact"/>
-            </w:pPr>
-            <w:r>
-              <w:t xml:space="preserve">HXC-1046</w:t>
-            </w:r>
-          </w:p>
-        </w:tc>
-        <w:tc>
-          <w:tcPr/>
-          <w:p>
-            <w:pPr>
-              <w:pStyle w:val="Compact"/>
-            </w:pPr>
-            <w:r>
-              <w:t xml:space="preserve">Bug</w:t>
-            </w:r>
-          </w:p>
-        </w:tc>
-        <w:tc>
-          <w:tcPr/>
-          <w:p>
-            <w:pPr>
-              <w:pStyle w:val="Compact"/>
-            </w:pPr>
-            <w:r>
-              <w:t xml:space="preserve">P1</w:t>
-            </w:r>
-          </w:p>
-        </w:tc>
-        <w:tc>
-          <w:tcPr/>
-          <w:p>
-            <w:pPr>
-              <w:pStyle w:val="Compact"/>
-            </w:pPr>
-            <w:r>
-              <w:t xml:space="preserve">Queued</w:t>
-            </w:r>
-          </w:p>
-        </w:tc>
-        <w:tc>
-          <w:tcPr/>
-          <w:p>
-            <w:pPr>
-              <w:pStyle w:val="Compact"/>
-            </w:pPr>
-            <w:r>
-              <w:t xml:space="preserve">Gate -race in CI for pkg/metrics concurrency mutation tests</w:t>
-            </w:r>
-          </w:p>
-        </w:tc>
-      </w:tr>
-      <w:tr>
-        <w:tc>
-          <w:tcPr/>
-          <w:p>
-            <w:pPr>
-              <w:pStyle w:val="Compact"/>
-            </w:pPr>
-            <w:r>
-              <w:t xml:space="preserve">HXC-1050</w:t>
-            </w:r>
-          </w:p>
-        </w:tc>
-        <w:tc>
-          <w:tcPr/>
-          <w:p>
-            <w:pPr>
-              <w:pStyle w:val="Compact"/>
-            </w:pPr>
-            <w:r>
-              <w:t xml:space="preserve">Bug</w:t>
-            </w:r>
-          </w:p>
-        </w:tc>
-        <w:tc>
-          <w:tcPr/>
-          <w:p>
-            <w:pPr>
-              <w:pStyle w:val="Compact"/>
-            </w:pPr>
-            <w:r>
-              <w:t xml:space="preserve">P1</w:t>
-            </w:r>
-          </w:p>
-        </w:tc>
-        <w:tc>
-          <w:tcPr/>
-          <w:p>
-            <w:pPr>
-              <w:pStyle w:val="Compact"/>
-            </w:pPr>
-            <w:r>
-              <w:t xml:space="preserve">Queued</w:t>
-            </w:r>
-          </w:p>
-        </w:tc>
-        <w:tc>
-          <w:tcPr/>
-          <w:p>
-            <w:pPr>
-              <w:pStyle w:val="Compact"/>
-            </w:pPr>
-            <w:r>
-              <w:t xml:space="preserve">Test pkg/grpcutil LoggingStreamInterceptor recv/send counters</w:t>
-            </w:r>
-          </w:p>
-        </w:tc>
-      </w:tr>
-      <w:tr>
-        <w:tc>
-          <w:tcPr/>
-          <w:p>
-            <w:pPr>
-              <w:pStyle w:val="Compact"/>
-            </w:pPr>
-            <w:r>
-              <w:t xml:space="preserve">HXC-1053</w:t>
-            </w:r>
-          </w:p>
-        </w:tc>
-        <w:tc>
-          <w:tcPr/>
-          <w:p>
-            <w:pPr>
-              <w:pStyle w:val="Compact"/>
-            </w:pPr>
-            <w:r>
-              <w:t xml:space="preserve">Bug</w:t>
-            </w:r>
-          </w:p>
-        </w:tc>
-        <w:tc>
-          <w:tcPr/>
-          <w:p>
-            <w:pPr>
-              <w:pStyle w:val="Compact"/>
-            </w:pPr>
-            <w:r>
-              <w:t xml:space="preserve">P1</w:t>
-            </w:r>
-          </w:p>
-        </w:tc>
-        <w:tc>
-          <w:tcPr/>
-          <w:p>
-            <w:pPr>
-              <w:pStyle w:val="Compact"/>
-            </w:pPr>
-            <w:r>
-              <w:t xml:space="preserve">Queued</w:t>
-            </w:r>
-          </w:p>
-        </w:tc>
-        <w:tc>
-          <w:tcPr/>
-          <w:p>
-            <w:pPr>
-              <w:pStyle w:val="Compact"/>
-            </w:pPr>
-            <w:r>
-              <w:t xml:space="preserve">Add pkg/context TestDetach_PreservesValues for the value-retention guarantee</w:t>
-            </w:r>
-          </w:p>
-        </w:tc>
-      </w:tr>
-      <w:tr>
-        <w:tc>
-          <w:tcPr/>
-          <w:p>
-            <w:pPr>
-              <w:pStyle w:val="Compact"/>
-            </w:pPr>
-            <w:r>
-              <w:t xml:space="preserve">HXC-1055</w:t>
-            </w:r>
-          </w:p>
-        </w:tc>
-        <w:tc>
-          <w:tcPr/>
-          <w:p>
-            <w:pPr>
-              <w:pStyle w:val="Compact"/>
-            </w:pPr>
-            <w:r>
-              <w:t xml:space="preserve">Bug</w:t>
-            </w:r>
-          </w:p>
-        </w:tc>
-        <w:tc>
-          <w:tcPr/>
-          <w:p>
-            <w:pPr>
-              <w:pStyle w:val="Compact"/>
-            </w:pPr>
-            <w:r>
-              <w:t xml:space="preserve">P1</w:t>
-            </w:r>
-          </w:p>
-        </w:tc>
-        <w:tc>
-          <w:tcPr/>
-          <w:p>
-            <w:pPr>
-              <w:pStyle w:val="Compact"/>
-            </w:pPr>
-            <w:r>
-              <w:t xml:space="preserve">Queued</w:t>
-            </w:r>
-          </w:p>
-        </w:tc>
-        <w:tc>
-          <w:tcPr/>
-          <w:p>
-            <w:pPr>
-              <w:pStyle w:val="Compact"/>
-            </w:pPr>
-            <w:r>
-              <w:t xml:space="preserve">Give pkg/workerpool TestPool_NilWorkSafe_Mutation a real sink</w:t>
-            </w:r>
-          </w:p>
-        </w:tc>
-      </w:tr>
-      <w:tr>
-        <w:tc>
-          <w:tcPr/>
-          <w:p>
-            <w:pPr>
-              <w:pStyle w:val="Compact"/>
-            </w:pPr>
-            <w:r>
-              <w:t xml:space="preserve">HXC-1056</w:t>
-            </w:r>
-          </w:p>
-        </w:tc>
-        <w:tc>
-          <w:tcPr/>
-          <w:p>
-            <w:pPr>
-              <w:pStyle w:val="Compact"/>
-            </w:pPr>
-            <w:r>
-              <w:t xml:space="preserve">Feature</w:t>
-            </w:r>
-          </w:p>
-        </w:tc>
-        <w:tc>
-          <w:tcPr/>
-          <w:p>
-            <w:pPr>
-              <w:pStyle w:val="Compact"/>
-            </w:pPr>
-            <w:r>
-              <w:t xml:space="preserve">P1</w:t>
-            </w:r>
-          </w:p>
-        </w:tc>
-        <w:tc>
-          <w:tcPr/>
-          <w:p>
-            <w:pPr>
-              <w:pStyle w:val="Compact"/>
-            </w:pPr>
-            <w:r>
-              <w:t xml:space="preserve">Queued</w:t>
-            </w:r>
-          </w:p>
-        </w:tc>
-        <w:tc>
-          <w:tcPr/>
-          <w:p>
-            <w:pPr>
-              <w:pStyle w:val="Compact"/>
-            </w:pPr>
-            <w:r>
-              <w:t xml:space="preserve">Add pkg/workerpool fan-in count==N, post-Stop Submit, panic-recovery, idempotent-Stop tests</w:t>
-            </w:r>
-          </w:p>
-        </w:tc>
-      </w:tr>
-      <w:tr>
-        <w:tc>
-          <w:tcPr/>
-          <w:p>
-            <w:pPr>
-              <w:pStyle w:val="Compact"/>
-            </w:pPr>
-            <w:r>
-              <w:t xml:space="preserve">HXC-1057</w:t>
-            </w:r>
-          </w:p>
-        </w:tc>
-        <w:tc>
-          <w:tcPr/>
-          <w:p>
-            <w:pPr>
-              <w:pStyle w:val="Compact"/>
-            </w:pPr>
-            <w:r>
-              <w:t xml:space="preserve">Bug</w:t>
-            </w:r>
-          </w:p>
-        </w:tc>
-        <w:tc>
-          <w:tcPr/>
-          <w:p>
-            <w:pPr>
-              <w:pStyle w:val="Compact"/>
-            </w:pPr>
-            <w:r>
-              <w:t xml:space="preserve">P1</w:t>
-            </w:r>
-          </w:p>
-        </w:tc>
-        <w:tc>
-          <w:tcPr/>
-          <w:p>
-            <w:pPr>
-              <w:pStyle w:val="Compact"/>
-            </w:pPr>
-            <w:r>
-              <w:t xml:space="preserve">Queued</w:t>
-            </w:r>
-          </w:p>
-        </w:tc>
-        <w:tc>
-          <w:tcPr/>
-          <w:p>
-            <w:pPr>
-              <w:pStyle w:val="Compact"/>
-            </w:pPr>
-            <w:r>
-              <w:t xml:space="preserve">Make pkg/errors concurrency test honest via locked GetFields path + -race</w:t>
-            </w:r>
-          </w:p>
-        </w:tc>
-      </w:tr>
-      <w:tr>
-        <w:tc>
-          <w:tcPr/>
-          <w:p>
-            <w:pPr>
-              <w:pStyle w:val="Compact"/>
-            </w:pPr>
-            <w:r>
-              <w:t xml:space="preserve">HXC-1064</w:t>
-            </w:r>
-          </w:p>
-        </w:tc>
-        <w:tc>
-          <w:tcPr/>
-          <w:p>
-            <w:pPr>
-              <w:pStyle w:val="Compact"/>
-            </w:pPr>
-            <w:r>
-              <w:t xml:space="preserve">Bug</w:t>
-            </w:r>
-          </w:p>
-        </w:tc>
-        <w:tc>
-          <w:tcPr/>
-          <w:p>
-            <w:pPr>
-              <w:pStyle w:val="Compact"/>
-            </w:pPr>
-            <w:r>
-              <w:t xml:space="preserve">P1</w:t>
-            </w:r>
-          </w:p>
-        </w:tc>
-        <w:tc>
-          <w:tcPr/>
-          <w:p>
-            <w:pPr>
-              <w:pStyle w:val="Compact"/>
-            </w:pPr>
-            <w:r>
-              <w:t xml:space="preserve">Queued</w:t>
-            </w:r>
-          </w:p>
-        </w:tc>
-        <w:tc>
-          <w:tcPr/>
-          <w:p>
-            <w:pPr>
-              <w:pStyle w:val="Compact"/>
-            </w:pPr>
-            <w:r>
-              <w:t xml:space="preserve">Add pkg/log prefix-field proof catching the SetLevel prefix-loss bug</w:t>
-            </w:r>
-          </w:p>
-        </w:tc>
-      </w:tr>
-      <w:tr>
-        <w:tc>
-          <w:tcPr/>
-          <w:p>
-            <w:pPr>
-              <w:pStyle w:val="Compact"/>
-            </w:pPr>
-            <w:r>
-              <w:t xml:space="preserve">HXC-1069</w:t>
-            </w:r>
-          </w:p>
-        </w:tc>
-        <w:tc>
-          <w:tcPr/>
-          <w:p>
-            <w:pPr>
-              <w:pStyle w:val="Compact"/>
-            </w:pPr>
-            <w:r>
-              <w:t xml:space="preserve">Bug</w:t>
-            </w:r>
-          </w:p>
-        </w:tc>
-        <w:tc>
-          <w:tcPr/>
-          <w:p>
-            <w:pPr>
-              <w:pStyle w:val="Compact"/>
-            </w:pPr>
-            <w:r>
-              <w:t xml:space="preserve">P1</w:t>
-            </w:r>
-          </w:p>
-        </w:tc>
-        <w:tc>
-          <w:tcPr/>
-          <w:p>
-            <w:pPr>
-              <w:pStyle w:val="Compact"/>
-            </w:pPr>
-            <w:r>
-              <w:t xml:space="preserve">Queued</w:t>
-            </w:r>
-          </w:p>
-        </w:tc>
-        <w:tc>
-          <w:tcPr/>
-          <w:p>
-            <w:pPr>
-              <w:pStyle w:val="Compact"/>
-            </w:pPr>
-            <w:r>
-              <w:t xml:space="preserve">Bring pkg/retry DoWithResult to behavioral parity with Do</w:t>
-            </w:r>
-          </w:p>
-        </w:tc>
-      </w:tr>
-      <w:tr>
-        <w:tc>
-          <w:tcPr/>
-          <w:p>
-            <w:pPr>
-              <w:pStyle w:val="Compact"/>
-            </w:pPr>
-            <w:r>
-              <w:t xml:space="preserve">HXC-1008</w:t>
+              <w:t xml:space="preserve">P3</w:t>
+            </w:r>
+          </w:p>
+        </w:tc>
+        <w:tc>
+          <w:tcPr/>
+          <w:p>
+            <w:pPr>
+              <w:pStyle w:val="Compact"/>
+            </w:pPr>
+            <w:r>
+              <w:t xml:space="preserve">Queued</w:t>
+            </w:r>
+          </w:p>
+        </w:tc>
+        <w:tc>
+          <w:tcPr/>
+          <w:p>
+            <w:pPr>
+              <w:pStyle w:val="Compact"/>
+            </w:pPr>
+            <w:r>
+              <w:t xml:space="preserve">Replace pkg/security non-nil-only TestNewTLSConfigBuilder with meaningful assertion</w:t>
+            </w:r>
+          </w:p>
+        </w:tc>
+      </w:tr>
+      <w:tr>
+        <w:tc>
+          <w:tcPr/>
+          <w:p>
+            <w:pPr>
+              <w:pStyle w:val="Compact"/>
+            </w:pPr>
+            <w:r>
+              <w:t xml:space="preserve">HXC-1038</w:t>
             </w:r>
           </w:p>
         </w:tc>
@@ -2593,42 +2581,42 @@
               <w:pStyle w:val="Compact"/>
             </w:pPr>
             <w:r>
-              <w:t xml:space="preserve">P2</w:t>
-            </w:r>
-          </w:p>
-        </w:tc>
-        <w:tc>
-          <w:tcPr/>
-          <w:p>
-            <w:pPr>
-              <w:pStyle w:val="Compact"/>
-            </w:pPr>
-            <w:r>
-              <w:t xml:space="preserve">Queued</w:t>
-            </w:r>
-          </w:p>
-        </w:tc>
-        <w:tc>
-          <w:tcPr/>
-          <w:p>
-            <w:pPr>
-              <w:pStyle w:val="Compact"/>
-            </w:pPr>
-            <w:r>
-              <w:t xml:space="preserve">Add mutation-paired etcd New() default-timeout injection test</w:t>
-            </w:r>
-          </w:p>
-        </w:tc>
-      </w:tr>
-      <w:tr>
-        <w:tc>
-          <w:tcPr/>
-          <w:p>
-            <w:pPr>
-              <w:pStyle w:val="Compact"/>
-            </w:pPr>
-            <w:r>
-              <w:t xml:space="preserve">HXC-1009</w:t>
+              <w:t xml:space="preserve">P3</w:t>
+            </w:r>
+          </w:p>
+        </w:tc>
+        <w:tc>
+          <w:tcPr/>
+          <w:p>
+            <w:pPr>
+              <w:pStyle w:val="Compact"/>
+            </w:pPr>
+            <w:r>
+              <w:t xml:space="preserve">Queued</w:t>
+            </w:r>
+          </w:p>
+        </w:tc>
+        <w:tc>
+          <w:tcPr/>
+          <w:p>
+            <w:pPr>
+              <w:pStyle w:val="Compact"/>
+            </w:pPr>
+            <w:r>
+              <w:t xml:space="preserve">Cover pkg/wasm Host.Call ErrUnexpectedResult branch</w:t>
+            </w:r>
+          </w:p>
+        </w:tc>
+      </w:tr>
+      <w:tr>
+        <w:tc>
+          <w:tcPr/>
+          <w:p>
+            <w:pPr>
+              <w:pStyle w:val="Compact"/>
+            </w:pPr>
+            <w:r>
+              <w:t xml:space="preserve">HXC-1041</w:t>
             </w:r>
           </w:p>
         </w:tc>
@@ -2650,99 +2638,42 @@
               <w:pStyle w:val="Compact"/>
             </w:pPr>
             <w:r>
-              <w:t xml:space="preserve">P2</w:t>
-            </w:r>
-          </w:p>
-        </w:tc>
-        <w:tc>
-          <w:tcPr/>
-          <w:p>
-            <w:pPr>
-              <w:pStyle w:val="Compact"/>
-            </w:pPr>
-            <w:r>
-              <w:t xml:space="preserve">Queued</w:t>
-            </w:r>
-          </w:p>
-        </w:tc>
-        <w:tc>
-          <w:tcPr/>
-          <w:p>
-            <w:pPr>
-              <w:pStyle w:val="Compact"/>
-            </w:pPr>
-            <w:r>
-              <w:t xml:space="preserve">Prove etcd error-wrapping on dead endpoint</w:t>
-            </w:r>
-          </w:p>
-        </w:tc>
-      </w:tr>
-      <w:tr>
-        <w:tc>
-          <w:tcPr/>
-          <w:p>
-            <w:pPr>
-              <w:pStyle w:val="Compact"/>
-            </w:pPr>
-            <w:r>
-              <w:t xml:space="preserve">HXC-1015</w:t>
-            </w:r>
-          </w:p>
-        </w:tc>
-        <w:tc>
-          <w:tcPr/>
-          <w:p>
-            <w:pPr>
-              <w:pStyle w:val="Compact"/>
-            </w:pPr>
-            <w:r>
-              <w:t xml:space="preserve">Feature</w:t>
-            </w:r>
-          </w:p>
-        </w:tc>
-        <w:tc>
-          <w:tcPr/>
-          <w:p>
-            <w:pPr>
-              <w:pStyle w:val="Compact"/>
-            </w:pPr>
-            <w:r>
-              <w:t xml:space="preserve">P2</w:t>
-            </w:r>
-          </w:p>
-        </w:tc>
-        <w:tc>
-          <w:tcPr/>
-          <w:p>
-            <w:pPr>
-              <w:pStyle w:val="Compact"/>
-            </w:pPr>
-            <w:r>
-              <w:t xml:space="preserve">Queued</w:t>
-            </w:r>
-          </w:p>
-        </w:tc>
-        <w:tc>
-          <w:tcPr/>
-          <w:p>
-            <w:pPr>
-              <w:pStyle w:val="Compact"/>
-            </w:pPr>
-            <w:r>
-              <w:t xml:space="preserve">Make pkg/infra VMSimulateFailure/VMSimulatePartition assert observable network effect</w:t>
-            </w:r>
-          </w:p>
-        </w:tc>
-      </w:tr>
-      <w:tr>
-        <w:tc>
-          <w:tcPr/>
-          <w:p>
-            <w:pPr>
-              <w:pStyle w:val="Compact"/>
-            </w:pPr>
-            <w:r>
-              <w:t xml:space="preserve">HXC-1018</w:t>
+              <w:t xml:space="preserve">P3</w:t>
+            </w:r>
+          </w:p>
+        </w:tc>
+        <w:tc>
+          <w:tcPr/>
+          <w:p>
+            <w:pPr>
+              <w:pStyle w:val="Compact"/>
+            </w:pPr>
+            <w:r>
+              <w:t xml:space="preserve">Queued</w:t>
+            </w:r>
+          </w:p>
+        </w:tc>
+        <w:tc>
+          <w:tcPr/>
+          <w:p>
+            <w:pPr>
+              <w:pStyle w:val="Compact"/>
+            </w:pPr>
+            <w:r>
+              <w:t xml:space="preserve">Add pkg/semaphore New(0) barrier and exact-capacity boundary tests</w:t>
+            </w:r>
+          </w:p>
+        </w:tc>
+      </w:tr>
+      <w:tr>
+        <w:tc>
+          <w:tcPr/>
+          <w:p>
+            <w:pPr>
+              <w:pStyle w:val="Compact"/>
+            </w:pPr>
+            <w:r>
+              <w:t xml:space="preserve">HXC-1049</w:t>
             </w:r>
           </w:p>
         </w:tc>
@@ -2764,99 +2695,42 @@
               <w:pStyle w:val="Compact"/>
             </w:pPr>
             <w:r>
-              <w:t xml:space="preserve">P2</w:t>
-            </w:r>
-          </w:p>
-        </w:tc>
-        <w:tc>
-          <w:tcPr/>
-          <w:p>
-            <w:pPr>
-              <w:pStyle w:val="Compact"/>
-            </w:pPr>
-            <w:r>
-              <w:t xml:space="preserve">Queued</w:t>
-            </w:r>
-          </w:p>
-        </w:tc>
-        <w:tc>
-          <w:tcPr/>
-          <w:p>
-            <w:pPr>
-              <w:pStyle w:val="Compact"/>
-            </w:pPr>
-            <w:r>
-              <w:t xml:space="preserve">Add explicit block-then-acquire ordering test for MemoryLocker</w:t>
-            </w:r>
-          </w:p>
-        </w:tc>
-      </w:tr>
-      <w:tr>
-        <w:tc>
-          <w:tcPr/>
-          <w:p>
-            <w:pPr>
-              <w:pStyle w:val="Compact"/>
-            </w:pPr>
-            <w:r>
-              <w:t xml:space="preserve">HXC-1019</w:t>
-            </w:r>
-          </w:p>
-        </w:tc>
-        <w:tc>
-          <w:tcPr/>
-          <w:p>
-            <w:pPr>
-              <w:pStyle w:val="Compact"/>
-            </w:pPr>
-            <w:r>
-              <w:t xml:space="preserve">Bug</w:t>
-            </w:r>
-          </w:p>
-        </w:tc>
-        <w:tc>
-          <w:tcPr/>
-          <w:p>
-            <w:pPr>
-              <w:pStyle w:val="Compact"/>
-            </w:pPr>
-            <w:r>
-              <w:t xml:space="preserve">P2</w:t>
-            </w:r>
-          </w:p>
-        </w:tc>
-        <w:tc>
-          <w:tcPr/>
-          <w:p>
-            <w:pPr>
-              <w:pStyle w:val="Compact"/>
-            </w:pPr>
-            <w:r>
-              <w:t xml:space="preserve">Queued</w:t>
-            </w:r>
-          </w:p>
-        </w:tc>
-        <w:tc>
-          <w:tcPr/>
-          <w:p>
-            <w:pPr>
-              <w:pStyle w:val="Compact"/>
-            </w:pPr>
-            <w:r>
-              <w:t xml:space="preserve">Characterize or fix MemoryLocker.Lock context-cancellation goroutine leak</w:t>
-            </w:r>
-          </w:p>
-        </w:tc>
-      </w:tr>
-      <w:tr>
-        <w:tc>
-          <w:tcPr/>
-          <w:p>
-            <w:pPr>
-              <w:pStyle w:val="Compact"/>
-            </w:pPr>
-            <w:r>
-              <w:t xml:space="preserve">HXC-1023</w:t>
+              <w:t xml:space="preserve">P3</w:t>
+            </w:r>
+          </w:p>
+        </w:tc>
+        <w:tc>
+          <w:tcPr/>
+          <w:p>
+            <w:pPr>
+              <w:pStyle w:val="Compact"/>
+            </w:pPr>
+            <w:r>
+              <w:t xml:space="preserve">Queued</w:t>
+            </w:r>
+          </w:p>
+        </w:tc>
+        <w:tc>
+          <w:tcPr/>
+          <w:p>
+            <w:pPr>
+              <w:pStyle w:val="Compact"/>
+            </w:pPr>
+            <w:r>
+              <w:t xml:space="preserve">Add pkg/metrics /metrics integration test via httptest.Server</w:t>
+            </w:r>
+          </w:p>
+        </w:tc>
+      </w:tr>
+      <w:tr>
+        <w:tc>
+          <w:tcPr/>
+          <w:p>
+            <w:pPr>
+              <w:pStyle w:val="Compact"/>
+            </w:pPr>
+            <w:r>
+              <w:t xml:space="preserve">HXC-1061</w:t>
             </w:r>
           </w:p>
         </w:tc>
@@ -2878,1260 +2752,6 @@
               <w:pStyle w:val="Compact"/>
             </w:pPr>
             <w:r>
-              <w:t xml:space="preserve">P2</w:t>
-            </w:r>
-          </w:p>
-        </w:tc>
-        <w:tc>
-          <w:tcPr/>
-          <w:p>
-            <w:pPr>
-              <w:pStyle w:val="Compact"/>
-            </w:pPr>
-            <w:r>
-              <w:t xml:space="preserve">Queued</w:t>
-            </w:r>
-          </w:p>
-        </w:tc>
-        <w:tc>
-          <w:tcPr/>
-          <w:p>
-            <w:pPr>
-              <w:pStyle w:val="Compact"/>
-            </w:pPr>
-            <w:r>
-              <w:t xml:space="preserve">Replace time.Sleep polling in pkg/build with completion sync and add state-machine mutation tests</w:t>
-            </w:r>
-          </w:p>
-        </w:tc>
-      </w:tr>
-      <w:tr>
-        <w:tc>
-          <w:tcPr/>
-          <w:p>
-            <w:pPr>
-              <w:pStyle w:val="Compact"/>
-            </w:pPr>
-            <w:r>
-              <w:t xml:space="preserve">HXC-1024</w:t>
-            </w:r>
-          </w:p>
-        </w:tc>
-        <w:tc>
-          <w:tcPr/>
-          <w:p>
-            <w:pPr>
-              <w:pStyle w:val="Compact"/>
-            </w:pPr>
-            <w:r>
-              <w:t xml:space="preserve">Bug</w:t>
-            </w:r>
-          </w:p>
-        </w:tc>
-        <w:tc>
-          <w:tcPr/>
-          <w:p>
-            <w:pPr>
-              <w:pStyle w:val="Compact"/>
-            </w:pPr>
-            <w:r>
-              <w:t xml:space="preserve">P2</w:t>
-            </w:r>
-          </w:p>
-        </w:tc>
-        <w:tc>
-          <w:tcPr/>
-          <w:p>
-            <w:pPr>
-              <w:pStyle w:val="Compact"/>
-            </w:pPr>
-            <w:r>
-              <w:t xml:space="preserve">Queued</w:t>
-            </w:r>
-          </w:p>
-        </w:tc>
-        <w:tc>
-          <w:tcPr/>
-          <w:p>
-            <w:pPr>
-              <w:pStyle w:val="Compact"/>
-            </w:pPr>
-            <w:r>
-              <w:t xml:space="preserve">Enforce or document pkg/build content-addressable cache digest integrity</w:t>
-            </w:r>
-          </w:p>
-        </w:tc>
-      </w:tr>
-      <w:tr>
-        <w:tc>
-          <w:tcPr/>
-          <w:p>
-            <w:pPr>
-              <w:pStyle w:val="Compact"/>
-            </w:pPr>
-            <w:r>
-              <w:t xml:space="preserve">HXC-1025</w:t>
-            </w:r>
-          </w:p>
-        </w:tc>
-        <w:tc>
-          <w:tcPr/>
-          <w:p>
-            <w:pPr>
-              <w:pStyle w:val="Compact"/>
-            </w:pPr>
-            <w:r>
-              <w:t xml:space="preserve">Task</w:t>
-            </w:r>
-          </w:p>
-        </w:tc>
-        <w:tc>
-          <w:tcPr/>
-          <w:p>
-            <w:pPr>
-              <w:pStyle w:val="Compact"/>
-            </w:pPr>
-            <w:r>
-              <w:t xml:space="preserve">P2</w:t>
-            </w:r>
-          </w:p>
-        </w:tc>
-        <w:tc>
-          <w:tcPr/>
-          <w:p>
-            <w:pPr>
-              <w:pStyle w:val="Compact"/>
-            </w:pPr>
-            <w:r>
-              <w:t xml:space="preserve">Queued</w:t>
-            </w:r>
-          </w:p>
-        </w:tc>
-        <w:tc>
-          <w:tcPr/>
-          <w:p>
-            <w:pPr>
-              <w:pStyle w:val="Compact"/>
-            </w:pPr>
-            <w:r>
-              <w:t xml:space="preserve">Cover pkg/build cancel-mid-flight branch sets StateCancelled</w:t>
-            </w:r>
-          </w:p>
-        </w:tc>
-      </w:tr>
-      <w:tr>
-        <w:tc>
-          <w:tcPr/>
-          <w:p>
-            <w:pPr>
-              <w:pStyle w:val="Compact"/>
-            </w:pPr>
-            <w:r>
-              <w:t xml:space="preserve">HXC-1031</w:t>
-            </w:r>
-          </w:p>
-        </w:tc>
-        <w:tc>
-          <w:tcPr/>
-          <w:p>
-            <w:pPr>
-              <w:pStyle w:val="Compact"/>
-            </w:pPr>
-            <w:r>
-              <w:t xml:space="preserve">Bug</w:t>
-            </w:r>
-          </w:p>
-        </w:tc>
-        <w:tc>
-          <w:tcPr/>
-          <w:p>
-            <w:pPr>
-              <w:pStyle w:val="Compact"/>
-            </w:pPr>
-            <w:r>
-              <w:t xml:space="preserve">P2</w:t>
-            </w:r>
-          </w:p>
-        </w:tc>
-        <w:tc>
-          <w:tcPr/>
-          <w:p>
-            <w:pPr>
-              <w:pStyle w:val="Compact"/>
-            </w:pPr>
-            <w:r>
-              <w:t xml:space="preserve">Queued</w:t>
-            </w:r>
-          </w:p>
-        </w:tc>
-        <w:tc>
-          <w:tcPr/>
-          <w:p>
-            <w:pPr>
-              <w:pStyle w:val="Compact"/>
-            </w:pPr>
-            <w:r>
-              <w:t xml:space="preserve">Assert exact and stable ComputeHeadingHash value in pkg/hxcregistry</w:t>
-            </w:r>
-          </w:p>
-        </w:tc>
-      </w:tr>
-      <w:tr>
-        <w:tc>
-          <w:tcPr/>
-          <w:p>
-            <w:pPr>
-              <w:pStyle w:val="Compact"/>
-            </w:pPr>
-            <w:r>
-              <w:t xml:space="preserve">HXC-1032</w:t>
-            </w:r>
-          </w:p>
-        </w:tc>
-        <w:tc>
-          <w:tcPr/>
-          <w:p>
-            <w:pPr>
-              <w:pStyle w:val="Compact"/>
-            </w:pPr>
-            <w:r>
-              <w:t xml:space="preserve">Task</w:t>
-            </w:r>
-          </w:p>
-        </w:tc>
-        <w:tc>
-          <w:tcPr/>
-          <w:p>
-            <w:pPr>
-              <w:pStyle w:val="Compact"/>
-            </w:pPr>
-            <w:r>
-              <w:t xml:space="preserve">P2</w:t>
-            </w:r>
-          </w:p>
-        </w:tc>
-        <w:tc>
-          <w:tcPr/>
-          <w:p>
-            <w:pPr>
-              <w:pStyle w:val="Compact"/>
-            </w:pPr>
-            <w:r>
-              <w:t xml:space="preserve">Queued</w:t>
-            </w:r>
-          </w:p>
-        </w:tc>
-        <w:tc>
-          <w:tcPr/>
-          <w:p>
-            <w:pPr>
-              <w:pStyle w:val="Compact"/>
-            </w:pPr>
-            <w:r>
-              <w:t xml:space="preserve">Add pkg/hxcregistry failure-path tests (dup PK, missing-id Get/Update)</w:t>
-            </w:r>
-          </w:p>
-        </w:tc>
-      </w:tr>
-      <w:tr>
-        <w:tc>
-          <w:tcPr/>
-          <w:p>
-            <w:pPr>
-              <w:pStyle w:val="Compact"/>
-            </w:pPr>
-            <w:r>
-              <w:t xml:space="preserve">HXC-1033</w:t>
-            </w:r>
-          </w:p>
-        </w:tc>
-        <w:tc>
-          <w:tcPr/>
-          <w:p>
-            <w:pPr>
-              <w:pStyle w:val="Compact"/>
-            </w:pPr>
-            <w:r>
-              <w:t xml:space="preserve">Bug</w:t>
-            </w:r>
-          </w:p>
-        </w:tc>
-        <w:tc>
-          <w:tcPr/>
-          <w:p>
-            <w:pPr>
-              <w:pStyle w:val="Compact"/>
-            </w:pPr>
-            <w:r>
-              <w:t xml:space="preserve">P2</w:t>
-            </w:r>
-          </w:p>
-        </w:tc>
-        <w:tc>
-          <w:tcPr/>
-          <w:p>
-            <w:pPr>
-              <w:pStyle w:val="Compact"/>
-            </w:pPr>
-            <w:r>
-              <w:t xml:space="preserve">Queued</w:t>
-            </w:r>
-          </w:p>
-        </w:tc>
-        <w:tc>
-          <w:tcPr/>
-          <w:p>
-            <w:pPr>
-              <w:pStyle w:val="Compact"/>
-            </w:pPr>
-            <w:r>
-              <w:t xml:space="preserve">Make pkg/hxcregistry concurrent test do concurrent writes (or rename)</w:t>
-            </w:r>
-          </w:p>
-        </w:tc>
-      </w:tr>
-      <w:tr>
-        <w:tc>
-          <w:tcPr/>
-          <w:p>
-            <w:pPr>
-              <w:pStyle w:val="Compact"/>
-            </w:pPr>
-            <w:r>
-              <w:t xml:space="preserve">HXC-1037</w:t>
-            </w:r>
-          </w:p>
-        </w:tc>
-        <w:tc>
-          <w:tcPr/>
-          <w:p>
-            <w:pPr>
-              <w:pStyle w:val="Compact"/>
-            </w:pPr>
-            <w:r>
-              <w:t xml:space="preserve">Bug</w:t>
-            </w:r>
-          </w:p>
-        </w:tc>
-        <w:tc>
-          <w:tcPr/>
-          <w:p>
-            <w:pPr>
-              <w:pStyle w:val="Compact"/>
-            </w:pPr>
-            <w:r>
-              <w:t xml:space="preserve">P2</w:t>
-            </w:r>
-          </w:p>
-        </w:tc>
-        <w:tc>
-          <w:tcPr/>
-          <w:p>
-            <w:pPr>
-              <w:pStyle w:val="Compact"/>
-            </w:pPr>
-            <w:r>
-              <w:t xml:space="preserve">Queued</w:t>
-            </w:r>
-          </w:p>
-        </w:tc>
-        <w:tc>
-          <w:tcPr/>
-          <w:p>
-            <w:pPr>
-              <w:pStyle w:val="Compact"/>
-            </w:pPr>
-            <w:r>
-              <w:t xml:space="preserve">Prove pkg/wasm init/shutdown exports actually run via memory side-effect</w:t>
-            </w:r>
-          </w:p>
-        </w:tc>
-      </w:tr>
-      <w:tr>
-        <w:tc>
-          <w:tcPr/>
-          <w:p>
-            <w:pPr>
-              <w:pStyle w:val="Compact"/>
-            </w:pPr>
-            <w:r>
-              <w:t xml:space="preserve">HXC-1043</w:t>
-            </w:r>
-          </w:p>
-        </w:tc>
-        <w:tc>
-          <w:tcPr/>
-          <w:p>
-            <w:pPr>
-              <w:pStyle w:val="Compact"/>
-            </w:pPr>
-            <w:r>
-              <w:t xml:space="preserve">Bug</w:t>
-            </w:r>
-          </w:p>
-        </w:tc>
-        <w:tc>
-          <w:tcPr/>
-          <w:p>
-            <w:pPr>
-              <w:pStyle w:val="Compact"/>
-            </w:pPr>
-            <w:r>
-              <w:t xml:space="preserve">P2</w:t>
-            </w:r>
-          </w:p>
-        </w:tc>
-        <w:tc>
-          <w:tcPr/>
-          <w:p>
-            <w:pPr>
-              <w:pStyle w:val="Compact"/>
-            </w:pPr>
-            <w:r>
-              <w:t xml:space="preserve">Queued</w:t>
-            </w:r>
-          </w:p>
-        </w:tc>
-        <w:tc>
-          <w:tcPr/>
-          <w:p>
-            <w:pPr>
-              <w:pStyle w:val="Compact"/>
-            </w:pPr>
-            <w:r>
-              <w:t xml:space="preserve">Reconcile and test pkg/storage FileStore vs MemoryStore copy semantics</w:t>
-            </w:r>
-          </w:p>
-        </w:tc>
-      </w:tr>
-      <w:tr>
-        <w:tc>
-          <w:tcPr/>
-          <w:p>
-            <w:pPr>
-              <w:pStyle w:val="Compact"/>
-            </w:pPr>
-            <w:r>
-              <w:t xml:space="preserve">HXC-1044</w:t>
-            </w:r>
-          </w:p>
-        </w:tc>
-        <w:tc>
-          <w:tcPr/>
-          <w:p>
-            <w:pPr>
-              <w:pStyle w:val="Compact"/>
-            </w:pPr>
-            <w:r>
-              <w:t xml:space="preserve">Task</w:t>
-            </w:r>
-          </w:p>
-        </w:tc>
-        <w:tc>
-          <w:tcPr/>
-          <w:p>
-            <w:pPr>
-              <w:pStyle w:val="Compact"/>
-            </w:pPr>
-            <w:r>
-              <w:t xml:space="preserve">P2</w:t>
-            </w:r>
-          </w:p>
-        </w:tc>
-        <w:tc>
-          <w:tcPr/>
-          <w:p>
-            <w:pPr>
-              <w:pStyle w:val="Compact"/>
-            </w:pPr>
-            <w:r>
-              <w:t xml:space="preserve">Queued</w:t>
-            </w:r>
-          </w:p>
-        </w:tc>
-        <w:tc>
-          <w:tcPr/>
-          <w:p>
-            <w:pPr>
-              <w:pStyle w:val="Compact"/>
-            </w:pPr>
-            <w:r>
-              <w:t xml:space="preserve">Add pkg/storage overwrite, missing-delete, and List edge tests for both stores</w:t>
-            </w:r>
-          </w:p>
-        </w:tc>
-      </w:tr>
-      <w:tr>
-        <w:tc>
-          <w:tcPr/>
-          <w:p>
-            <w:pPr>
-              <w:pStyle w:val="Compact"/>
-            </w:pPr>
-            <w:r>
-              <w:t xml:space="preserve">HXC-1047</w:t>
-            </w:r>
-          </w:p>
-        </w:tc>
-        <w:tc>
-          <w:tcPr/>
-          <w:p>
-            <w:pPr>
-              <w:pStyle w:val="Compact"/>
-            </w:pPr>
-            <w:r>
-              <w:t xml:space="preserve">Bug</w:t>
-            </w:r>
-          </w:p>
-        </w:tc>
-        <w:tc>
-          <w:tcPr/>
-          <w:p>
-            <w:pPr>
-              <w:pStyle w:val="Compact"/>
-            </w:pPr>
-            <w:r>
-              <w:t xml:space="preserve">P2</w:t>
-            </w:r>
-          </w:p>
-        </w:tc>
-        <w:tc>
-          <w:tcPr/>
-          <w:p>
-            <w:pPr>
-              <w:pStyle w:val="Compact"/>
-            </w:pPr>
-            <w:r>
-              <w:t xml:space="preserve">Queued</w:t>
-            </w:r>
-          </w:p>
-        </w:tc>
-        <w:tc>
-          <w:tcPr/>
-          <w:p>
-            <w:pPr>
-              <w:pStyle w:val="Compact"/>
-            </w:pPr>
-            <w:r>
-              <w:t xml:space="preserve">Complete pkg/metrics Prometheus exposition assertions (+Inf, _sum, ordering)</w:t>
-            </w:r>
-          </w:p>
-        </w:tc>
-      </w:tr>
-      <w:tr>
-        <w:tc>
-          <w:tcPr/>
-          <w:p>
-            <w:pPr>
-              <w:pStyle w:val="Compact"/>
-            </w:pPr>
-            <w:r>
-              <w:t xml:space="preserve">HXC-1048</w:t>
-            </w:r>
-          </w:p>
-        </w:tc>
-        <w:tc>
-          <w:tcPr/>
-          <w:p>
-            <w:pPr>
-              <w:pStyle w:val="Compact"/>
-            </w:pPr>
-            <w:r>
-              <w:t xml:space="preserve">Task</w:t>
-            </w:r>
-          </w:p>
-        </w:tc>
-        <w:tc>
-          <w:tcPr/>
-          <w:p>
-            <w:pPr>
-              <w:pStyle w:val="Compact"/>
-            </w:pPr>
-            <w:r>
-              <w:t xml:space="preserve">P2</w:t>
-            </w:r>
-          </w:p>
-        </w:tc>
-        <w:tc>
-          <w:tcPr/>
-          <w:p>
-            <w:pPr>
-              <w:pStyle w:val="Compact"/>
-            </w:pPr>
-            <w:r>
-              <w:t xml:space="preserve">Queued</w:t>
-            </w:r>
-          </w:p>
-        </w:tc>
-        <w:tc>
-          <w:tcPr/>
-          <w:p>
-            <w:pPr>
-              <w:pStyle w:val="Compact"/>
-            </w:pPr>
-            <w:r>
-              <w:t xml:space="preserve">Add pkg/metrics duplicate-registration and histogram edge tests</w:t>
-            </w:r>
-          </w:p>
-        </w:tc>
-      </w:tr>
-      <w:tr>
-        <w:tc>
-          <w:tcPr/>
-          <w:p>
-            <w:pPr>
-              <w:pStyle w:val="Compact"/>
-            </w:pPr>
-            <w:r>
-              <w:t xml:space="preserve">HXC-1051</w:t>
-            </w:r>
-          </w:p>
-        </w:tc>
-        <w:tc>
-          <w:tcPr/>
-          <w:p>
-            <w:pPr>
-              <w:pStyle w:val="Compact"/>
-            </w:pPr>
-            <w:r>
-              <w:t xml:space="preserve">Bug</w:t>
-            </w:r>
-          </w:p>
-        </w:tc>
-        <w:tc>
-          <w:tcPr/>
-          <w:p>
-            <w:pPr>
-              <w:pStyle w:val="Compact"/>
-            </w:pPr>
-            <w:r>
-              <w:t xml:space="preserve">P2</w:t>
-            </w:r>
-          </w:p>
-        </w:tc>
-        <w:tc>
-          <w:tcPr/>
-          <w:p>
-            <w:pPr>
-              <w:pStyle w:val="Compact"/>
-            </w:pPr>
-            <w:r>
-              <w:t xml:space="preserve">Queued</w:t>
-            </w:r>
-          </w:p>
-        </w:tc>
-        <w:tc>
-          <w:tcPr/>
-          <w:p>
-            <w:pPr>
-              <w:pStyle w:val="Compact"/>
-            </w:pPr>
-            <w:r>
-              <w:t xml:space="preserve">Strengthen pkg/grpcutil log assertions to dynamic behavior-dependent fields</w:t>
-            </w:r>
-          </w:p>
-        </w:tc>
-      </w:tr>
-      <w:tr>
-        <w:tc>
-          <w:tcPr/>
-          <w:p>
-            <w:pPr>
-              <w:pStyle w:val="Compact"/>
-            </w:pPr>
-            <w:r>
-              <w:t xml:space="preserve">HXC-1052</w:t>
-            </w:r>
-          </w:p>
-        </w:tc>
-        <w:tc>
-          <w:tcPr/>
-          <w:p>
-            <w:pPr>
-              <w:pStyle w:val="Compact"/>
-            </w:pPr>
-            <w:r>
-              <w:t xml:space="preserve">Task</w:t>
-            </w:r>
-          </w:p>
-        </w:tc>
-        <w:tc>
-          <w:tcPr/>
-          <w:p>
-            <w:pPr>
-              <w:pStyle w:val="Compact"/>
-            </w:pPr>
-            <w:r>
-              <w:t xml:space="preserve">P2</w:t>
-            </w:r>
-          </w:p>
-        </w:tc>
-        <w:tc>
-          <w:tcPr/>
-          <w:p>
-            <w:pPr>
-              <w:pStyle w:val="Compact"/>
-            </w:pPr>
-            <w:r>
-              <w:t xml:space="preserve">Queued</w:t>
-            </w:r>
-          </w:p>
-        </w:tc>
-        <w:tc>
-          <w:tcPr/>
-          <w:p>
-            <w:pPr>
-              <w:pStyle w:val="Compact"/>
-            </w:pPr>
-            <w:r>
-              <w:t xml:space="preserve">Cover pkg/grpcutil status.FromError code extraction for handler errors</w:t>
-            </w:r>
-          </w:p>
-        </w:tc>
-      </w:tr>
-      <w:tr>
-        <w:tc>
-          <w:tcPr/>
-          <w:p>
-            <w:pPr>
-              <w:pStyle w:val="Compact"/>
-            </w:pPr>
-            <w:r>
-              <w:t xml:space="preserve">HXC-1054</w:t>
-            </w:r>
-          </w:p>
-        </w:tc>
-        <w:tc>
-          <w:tcPr/>
-          <w:p>
-            <w:pPr>
-              <w:pStyle w:val="Compact"/>
-            </w:pPr>
-            <w:r>
-              <w:t xml:space="preserve">Bug</w:t>
-            </w:r>
-          </w:p>
-        </w:tc>
-        <w:tc>
-          <w:tcPr/>
-          <w:p>
-            <w:pPr>
-              <w:pStyle w:val="Compact"/>
-            </w:pPr>
-            <w:r>
-              <w:t xml:space="preserve">P2</w:t>
-            </w:r>
-          </w:p>
-        </w:tc>
-        <w:tc>
-          <w:tcPr/>
-          <w:p>
-            <w:pPr>
-              <w:pStyle w:val="Compact"/>
-            </w:pPr>
-            <w:r>
-              <w:t xml:space="preserve">Queued</w:t>
-            </w:r>
-          </w:p>
-        </w:tc>
-        <w:tc>
-          <w:tcPr/>
-          <w:p>
-            <w:pPr>
-              <w:pStyle w:val="Compact"/>
-            </w:pPr>
-            <w:r>
-              <w:t xml:space="preserve">Strengthen pkg/context WithTimeout deadline and expiry assertions</w:t>
-            </w:r>
-          </w:p>
-        </w:tc>
-      </w:tr>
-      <w:tr>
-        <w:tc>
-          <w:tcPr/>
-          <w:p>
-            <w:pPr>
-              <w:pStyle w:val="Compact"/>
-            </w:pPr>
-            <w:r>
-              <w:t xml:space="preserve">HXC-1058</w:t>
-            </w:r>
-          </w:p>
-        </w:tc>
-        <w:tc>
-          <w:tcPr/>
-          <w:p>
-            <w:pPr>
-              <w:pStyle w:val="Compact"/>
-            </w:pPr>
-            <w:r>
-              <w:t xml:space="preserve">Task</w:t>
-            </w:r>
-          </w:p>
-        </w:tc>
-        <w:tc>
-          <w:tcPr/>
-          <w:p>
-            <w:pPr>
-              <w:pStyle w:val="Compact"/>
-            </w:pPr>
-            <w:r>
-              <w:t xml:space="preserve">P2</w:t>
-            </w:r>
-          </w:p>
-        </w:tc>
-        <w:tc>
-          <w:tcPr/>
-          <w:p>
-            <w:pPr>
-              <w:pStyle w:val="Compact"/>
-            </w:pPr>
-            <w:r>
-              <w:t xml:space="preserve">Queued</w:t>
-            </w:r>
-          </w:p>
-        </w:tc>
-        <w:tc>
-          <w:tcPr/>
-          <w:p>
-            <w:pPr>
-              <w:pStyle w:val="Compact"/>
-            </w:pPr>
-            <w:r>
-              <w:t xml:space="preserve">Pin pkg/errors Code enum exact values, distinctness, and WithFields nil receiver</w:t>
-            </w:r>
-          </w:p>
-        </w:tc>
-      </w:tr>
-      <w:tr>
-        <w:tc>
-          <w:tcPr/>
-          <w:p>
-            <w:pPr>
-              <w:pStyle w:val="Compact"/>
-            </w:pPr>
-            <w:r>
-              <w:t xml:space="preserve">HXC-1059</w:t>
-            </w:r>
-          </w:p>
-        </w:tc>
-        <w:tc>
-          <w:tcPr/>
-          <w:p>
-            <w:pPr>
-              <w:pStyle w:val="Compact"/>
-            </w:pPr>
-            <w:r>
-              <w:t xml:space="preserve">Bug</w:t>
-            </w:r>
-          </w:p>
-        </w:tc>
-        <w:tc>
-          <w:tcPr/>
-          <w:p>
-            <w:pPr>
-              <w:pStyle w:val="Compact"/>
-            </w:pPr>
-            <w:r>
-              <w:t xml:space="preserve">P2</w:t>
-            </w:r>
-          </w:p>
-        </w:tc>
-        <w:tc>
-          <w:tcPr/>
-          <w:p>
-            <w:pPr>
-              <w:pStyle w:val="Compact"/>
-            </w:pPr>
-            <w:r>
-              <w:t xml:space="preserve">Queued</w:t>
-            </w:r>
-          </w:p>
-        </w:tc>
-        <w:tc>
-          <w:tcPr/>
-          <w:p>
-            <w:pPr>
-              <w:pStyle w:val="Compact"/>
-            </w:pPr>
-            <w:r>
-              <w:t xml:space="preserve">Replace tautological pkg/backoff cap-mutation test and pin Default()</w:t>
-            </w:r>
-          </w:p>
-        </w:tc>
-      </w:tr>
-      <w:tr>
-        <w:tc>
-          <w:tcPr/>
-          <w:p>
-            <w:pPr>
-              <w:pStyle w:val="Compact"/>
-            </w:pPr>
-            <w:r>
-              <w:t xml:space="preserve">HXC-1060</w:t>
-            </w:r>
-          </w:p>
-        </w:tc>
-        <w:tc>
-          <w:tcPr/>
-          <w:p>
-            <w:pPr>
-              <w:pStyle w:val="Compact"/>
-            </w:pPr>
-            <w:r>
-              <w:t xml:space="preserve">Bug</w:t>
-            </w:r>
-          </w:p>
-        </w:tc>
-        <w:tc>
-          <w:tcPr/>
-          <w:p>
-            <w:pPr>
-              <w:pStyle w:val="Compact"/>
-            </w:pPr>
-            <w:r>
-              <w:t xml:space="preserve">P2</w:t>
-            </w:r>
-          </w:p>
-        </w:tc>
-        <w:tc>
-          <w:tcPr/>
-          <w:p>
-            <w:pPr>
-              <w:pStyle w:val="Compact"/>
-            </w:pPr>
-            <w:r>
-              <w:t xml:space="preserve">Queued</w:t>
-            </w:r>
-          </w:p>
-        </w:tc>
-        <w:tc>
-          <w:tcPr/>
-          <w:p>
-            <w:pPr>
-              <w:pStyle w:val="Compact"/>
-            </w:pPr>
-            <w:r>
-              <w:t xml:space="preserve">Assert pkg/classads parser AST Op per operator and paren precedence</w:t>
-            </w:r>
-          </w:p>
-        </w:tc>
-      </w:tr>
-      <w:tr>
-        <w:tc>
-          <w:tcPr/>
-          <w:p>
-            <w:pPr>
-              <w:pStyle w:val="Compact"/>
-            </w:pPr>
-            <w:r>
-              <w:t xml:space="preserve">HXC-1062</w:t>
-            </w:r>
-          </w:p>
-        </w:tc>
-        <w:tc>
-          <w:tcPr/>
-          <w:p>
-            <w:pPr>
-              <w:pStyle w:val="Compact"/>
-            </w:pPr>
-            <w:r>
-              <w:t xml:space="preserve">Bug</w:t>
-            </w:r>
-          </w:p>
-        </w:tc>
-        <w:tc>
-          <w:tcPr/>
-          <w:p>
-            <w:pPr>
-              <w:pStyle w:val="Compact"/>
-            </w:pPr>
-            <w:r>
-              <w:t xml:space="preserve">P2</w:t>
-            </w:r>
-          </w:p>
-        </w:tc>
-        <w:tc>
-          <w:tcPr/>
-          <w:p>
-            <w:pPr>
-              <w:pStyle w:val="Compact"/>
-            </w:pPr>
-            <w:r>
-              <w:t xml:space="preserve">Queued</w:t>
-            </w:r>
-          </w:p>
-        </w:tc>
-        <w:tc>
-          <w:tcPr/>
-          <w:p>
-            <w:pPr>
-              <w:pStyle w:val="Compact"/>
-            </w:pPr>
-            <w:r>
-              <w:t xml:space="preserve">Add pkg/crypto SHA-256 known-answer vectors and sentinel errors.Is checks</w:t>
-            </w:r>
-          </w:p>
-        </w:tc>
-      </w:tr>
-      <w:tr>
-        <w:tc>
-          <w:tcPr/>
-          <w:p>
-            <w:pPr>
-              <w:pStyle w:val="Compact"/>
-            </w:pPr>
-            <w:r>
-              <w:t xml:space="preserve">HXC-1067</w:t>
-            </w:r>
-          </w:p>
-        </w:tc>
-        <w:tc>
-          <w:tcPr/>
-          <w:p>
-            <w:pPr>
-              <w:pStyle w:val="Compact"/>
-            </w:pPr>
-            <w:r>
-              <w:t xml:space="preserve">Feature</w:t>
-            </w:r>
-          </w:p>
-        </w:tc>
-        <w:tc>
-          <w:tcPr/>
-          <w:p>
-            <w:pPr>
-              <w:pStyle w:val="Compact"/>
-            </w:pPr>
-            <w:r>
-              <w:t xml:space="preserve">P2</w:t>
-            </w:r>
-          </w:p>
-        </w:tc>
-        <w:tc>
-          <w:tcPr/>
-          <w:p>
-            <w:pPr>
-              <w:pStyle w:val="Compact"/>
-            </w:pPr>
-            <w:r>
-              <w:t xml:space="preserve">Queued</w:t>
-            </w:r>
-          </w:p>
-        </w:tc>
-        <w:tc>
-          <w:tcPr/>
-          <w:p>
-            <w:pPr>
-              <w:pStyle w:val="Compact"/>
-            </w:pPr>
-            <w:r>
-              <w:t xml:space="preserve">Add pkg/pubsub -race concurrency test and explicit drop-boundary assertion</w:t>
-            </w:r>
-          </w:p>
-        </w:tc>
-      </w:tr>
-      <w:tr>
-        <w:tc>
-          <w:tcPr/>
-          <w:p>
-            <w:pPr>
-              <w:pStyle w:val="Compact"/>
-            </w:pPr>
-            <w:r>
-              <w:t xml:space="preserve">HXC-1068</w:t>
-            </w:r>
-          </w:p>
-        </w:tc>
-        <w:tc>
-          <w:tcPr/>
-          <w:p>
-            <w:pPr>
-              <w:pStyle w:val="Compact"/>
-            </w:pPr>
-            <w:r>
-              <w:t xml:space="preserve">Bug</w:t>
-            </w:r>
-          </w:p>
-        </w:tc>
-        <w:tc>
-          <w:tcPr/>
-          <w:p>
-            <w:pPr>
-              <w:pStyle w:val="Compact"/>
-            </w:pPr>
-            <w:r>
-              <w:t xml:space="preserve">P2</w:t>
-            </w:r>
-          </w:p>
-        </w:tc>
-        <w:tc>
-          <w:tcPr/>
-          <w:p>
-            <w:pPr>
-              <w:pStyle w:val="Compact"/>
-            </w:pPr>
-            <w:r>
-              <w:t xml:space="preserve">Queued</w:t>
-            </w:r>
-          </w:p>
-        </w:tc>
-        <w:tc>
-          <w:tcPr/>
-          <w:p>
-            <w:pPr>
-              <w:pStyle w:val="Compact"/>
-            </w:pPr>
-            <w:r>
-              <w:t xml:space="preserve">Prove pkg/ratelimit bucket starts full and add Limiter conformance + -race tests</w:t>
-            </w:r>
-          </w:p>
-        </w:tc>
-      </w:tr>
-      <w:tr>
-        <w:tc>
-          <w:tcPr/>
-          <w:p>
-            <w:pPr>
-              <w:pStyle w:val="Compact"/>
-            </w:pPr>
-            <w:r>
-              <w:t xml:space="preserve">HXC-1070</w:t>
-            </w:r>
-          </w:p>
-        </w:tc>
-        <w:tc>
-          <w:tcPr/>
-          <w:p>
-            <w:pPr>
-              <w:pStyle w:val="Compact"/>
-            </w:pPr>
-            <w:r>
-              <w:t xml:space="preserve">Task</w:t>
-            </w:r>
-          </w:p>
-        </w:tc>
-        <w:tc>
-          <w:tcPr/>
-          <w:p>
-            <w:pPr>
-              <w:pStyle w:val="Compact"/>
-            </w:pPr>
-            <w:r>
-              <w:t xml:space="preserve">P2</w:t>
-            </w:r>
-          </w:p>
-        </w:tc>
-        <w:tc>
-          <w:tcPr/>
-          <w:p>
-            <w:pPr>
-              <w:pStyle w:val="Compact"/>
-            </w:pPr>
-            <w:r>
-              <w:t xml:space="preserve">Queued</w:t>
-            </w:r>
-          </w:p>
-        </w:tc>
-        <w:tc>
-          <w:tcPr/>
-          <w:p>
-            <w:pPr>
-              <w:pStyle w:val="Compact"/>
-            </w:pPr>
-            <w:r>
-              <w:t xml:space="preserve">Add pkg/retry transient-recovery, jitter-bound, and computeDelay table tests</w:t>
-            </w:r>
-          </w:p>
-        </w:tc>
-      </w:tr>
-      <w:tr>
-        <w:tc>
-          <w:tcPr/>
-          <w:p>
-            <w:pPr>
-              <w:pStyle w:val="Compact"/>
-            </w:pPr>
-            <w:r>
-              <w:t xml:space="preserve">HXC-1072</w:t>
-            </w:r>
-          </w:p>
-        </w:tc>
-        <w:tc>
-          <w:tcPr/>
-          <w:p>
-            <w:pPr>
-              <w:pStyle w:val="Compact"/>
-            </w:pPr>
-            <w:r>
-              <w:t xml:space="preserve">Bug</w:t>
-            </w:r>
-          </w:p>
-        </w:tc>
-        <w:tc>
-          <w:tcPr/>
-          <w:p>
-            <w:pPr>
-              <w:pStyle w:val="Compact"/>
-            </w:pPr>
-            <w:r>
-              <w:t xml:space="preserve">P2</w:t>
-            </w:r>
-          </w:p>
-        </w:tc>
-        <w:tc>
-          <w:tcPr/>
-          <w:p>
-            <w:pPr>
-              <w:pStyle w:val="Compact"/>
-            </w:pPr>
-            <w:r>
-              <w:t xml:space="preserve">Queued</w:t>
-            </w:r>
-          </w:p>
-        </w:tc>
-        <w:tc>
-          <w:tcPr/>
-          <w:p>
-            <w:pPr>
-              <w:pStyle w:val="Compact"/>
-            </w:pPr>
-            <w:r>
-              <w:t xml:space="preserve">Pin pkg/validator error contract via errors.Is and remove/wire unused sentinels</w:t>
-            </w:r>
-          </w:p>
-        </w:tc>
-      </w:tr>
-      <w:tr>
-        <w:tc>
-          <w:tcPr/>
-          <w:p>
-            <w:pPr>
-              <w:pStyle w:val="Compact"/>
-            </w:pPr>
-            <w:r>
-              <w:t xml:space="preserve">HXC-1029</w:t>
-            </w:r>
-          </w:p>
-        </w:tc>
-        <w:tc>
-          <w:tcPr/>
-          <w:p>
-            <w:pPr>
-              <w:pStyle w:val="Compact"/>
-            </w:pPr>
-            <w:r>
-              <w:t xml:space="preserve">Task</w:t>
-            </w:r>
-          </w:p>
-        </w:tc>
-        <w:tc>
-          <w:tcPr/>
-          <w:p>
-            <w:pPr>
-              <w:pStyle w:val="Compact"/>
-            </w:pPr>
-            <w:r>
               <w:t xml:space="preserve">P3</w:t>
             </w:r>
           </w:p>
@@ -4154,349 +2774,7 @@
               <w:pStyle w:val="Compact"/>
             </w:pPr>
             <w:r>
-              <w:t xml:space="preserve">Replace pkg/security non-nil-only TestNewTLSConfigBuilder with meaningful assertion</w:t>
-            </w:r>
-          </w:p>
-        </w:tc>
-      </w:tr>
-      <w:tr>
-        <w:tc>
-          <w:tcPr/>
-          <w:p>
-            <w:pPr>
-              <w:pStyle w:val="Compact"/>
-            </w:pPr>
-            <w:r>
-              <w:t xml:space="preserve">HXC-1034</w:t>
-            </w:r>
-          </w:p>
-        </w:tc>
-        <w:tc>
-          <w:tcPr/>
-          <w:p>
-            <w:pPr>
-              <w:pStyle w:val="Compact"/>
-            </w:pPr>
-            <w:r>
-              <w:t xml:space="preserve">Task</w:t>
-            </w:r>
-          </w:p>
-        </w:tc>
-        <w:tc>
-          <w:tcPr/>
-          <w:p>
-            <w:pPr>
-              <w:pStyle w:val="Compact"/>
-            </w:pPr>
-            <w:r>
-              <w:t xml:space="preserve">P3</w:t>
-            </w:r>
-          </w:p>
-        </w:tc>
-        <w:tc>
-          <w:tcPr/>
-          <w:p>
-            <w:pPr>
-              <w:pStyle w:val="Compact"/>
-            </w:pPr>
-            <w:r>
-              <w:t xml:space="preserve">Queued</w:t>
-            </w:r>
-          </w:p>
-        </w:tc>
-        <w:tc>
-          <w:tcPr/>
-          <w:p>
-            <w:pPr>
-              <w:pStyle w:val="Compact"/>
-            </w:pPr>
-            <w:r>
-              <w:t xml:space="preserve">Prove pkg/hxcregistry timestamp round-trip and DB CHECK-constraint enforcement</w:t>
-            </w:r>
-          </w:p>
-        </w:tc>
-      </w:tr>
-      <w:tr>
-        <w:tc>
-          <w:tcPr/>
-          <w:p>
-            <w:pPr>
-              <w:pStyle w:val="Compact"/>
-            </w:pPr>
-            <w:r>
-              <w:t xml:space="preserve">HXC-1038</w:t>
-            </w:r>
-          </w:p>
-        </w:tc>
-        <w:tc>
-          <w:tcPr/>
-          <w:p>
-            <w:pPr>
-              <w:pStyle w:val="Compact"/>
-            </w:pPr>
-            <w:r>
-              <w:t xml:space="preserve">Task</w:t>
-            </w:r>
-          </w:p>
-        </w:tc>
-        <w:tc>
-          <w:tcPr/>
-          <w:p>
-            <w:pPr>
-              <w:pStyle w:val="Compact"/>
-            </w:pPr>
-            <w:r>
-              <w:t xml:space="preserve">P3</w:t>
-            </w:r>
-          </w:p>
-        </w:tc>
-        <w:tc>
-          <w:tcPr/>
-          <w:p>
-            <w:pPr>
-              <w:pStyle w:val="Compact"/>
-            </w:pPr>
-            <w:r>
-              <w:t xml:space="preserve">Queued</w:t>
-            </w:r>
-          </w:p>
-        </w:tc>
-        <w:tc>
-          <w:tcPr/>
-          <w:p>
-            <w:pPr>
-              <w:pStyle w:val="Compact"/>
-            </w:pPr>
-            <w:r>
-              <w:t xml:space="preserve">Cover pkg/wasm Host.Call ErrUnexpectedResult branch</w:t>
-            </w:r>
-          </w:p>
-        </w:tc>
-      </w:tr>
-      <w:tr>
-        <w:tc>
-          <w:tcPr/>
-          <w:p>
-            <w:pPr>
-              <w:pStyle w:val="Compact"/>
-            </w:pPr>
-            <w:r>
-              <w:t xml:space="preserve">HXC-1041</w:t>
-            </w:r>
-          </w:p>
-        </w:tc>
-        <w:tc>
-          <w:tcPr/>
-          <w:p>
-            <w:pPr>
-              <w:pStyle w:val="Compact"/>
-            </w:pPr>
-            <w:r>
-              <w:t xml:space="preserve">Task</w:t>
-            </w:r>
-          </w:p>
-        </w:tc>
-        <w:tc>
-          <w:tcPr/>
-          <w:p>
-            <w:pPr>
-              <w:pStyle w:val="Compact"/>
-            </w:pPr>
-            <w:r>
-              <w:t xml:space="preserve">P3</w:t>
-            </w:r>
-          </w:p>
-        </w:tc>
-        <w:tc>
-          <w:tcPr/>
-          <w:p>
-            <w:pPr>
-              <w:pStyle w:val="Compact"/>
-            </w:pPr>
-            <w:r>
-              <w:t xml:space="preserve">Queued</w:t>
-            </w:r>
-          </w:p>
-        </w:tc>
-        <w:tc>
-          <w:tcPr/>
-          <w:p>
-            <w:pPr>
-              <w:pStyle w:val="Compact"/>
-            </w:pPr>
-            <w:r>
-              <w:t xml:space="preserve">Add pkg/semaphore New(0) barrier and exact-capacity boundary tests</w:t>
-            </w:r>
-          </w:p>
-        </w:tc>
-      </w:tr>
-      <w:tr>
-        <w:tc>
-          <w:tcPr/>
-          <w:p>
-            <w:pPr>
-              <w:pStyle w:val="Compact"/>
-            </w:pPr>
-            <w:r>
-              <w:t xml:space="preserve">HXC-1049</w:t>
-            </w:r>
-          </w:p>
-        </w:tc>
-        <w:tc>
-          <w:tcPr/>
-          <w:p>
-            <w:pPr>
-              <w:pStyle w:val="Compact"/>
-            </w:pPr>
-            <w:r>
-              <w:t xml:space="preserve">Task</w:t>
-            </w:r>
-          </w:p>
-        </w:tc>
-        <w:tc>
-          <w:tcPr/>
-          <w:p>
-            <w:pPr>
-              <w:pStyle w:val="Compact"/>
-            </w:pPr>
-            <w:r>
-              <w:t xml:space="preserve">P3</w:t>
-            </w:r>
-          </w:p>
-        </w:tc>
-        <w:tc>
-          <w:tcPr/>
-          <w:p>
-            <w:pPr>
-              <w:pStyle w:val="Compact"/>
-            </w:pPr>
-            <w:r>
-              <w:t xml:space="preserve">Queued</w:t>
-            </w:r>
-          </w:p>
-        </w:tc>
-        <w:tc>
-          <w:tcPr/>
-          <w:p>
-            <w:pPr>
-              <w:pStyle w:val="Compact"/>
-            </w:pPr>
-            <w:r>
-              <w:t xml:space="preserve">Add pkg/metrics /metrics integration test via httptest.Server</w:t>
-            </w:r>
-          </w:p>
-        </w:tc>
-      </w:tr>
-      <w:tr>
-        <w:tc>
-          <w:tcPr/>
-          <w:p>
-            <w:pPr>
-              <w:pStyle w:val="Compact"/>
-            </w:pPr>
-            <w:r>
-              <w:t xml:space="preserve">HXC-1061</w:t>
-            </w:r>
-          </w:p>
-        </w:tc>
-        <w:tc>
-          <w:tcPr/>
-          <w:p>
-            <w:pPr>
-              <w:pStyle w:val="Compact"/>
-            </w:pPr>
-            <w:r>
-              <w:t xml:space="preserve">Task</w:t>
-            </w:r>
-          </w:p>
-        </w:tc>
-        <w:tc>
-          <w:tcPr/>
-          <w:p>
-            <w:pPr>
-              <w:pStyle w:val="Compact"/>
-            </w:pPr>
-            <w:r>
-              <w:t xml:space="preserve">P3</w:t>
-            </w:r>
-          </w:p>
-        </w:tc>
-        <w:tc>
-          <w:tcPr/>
-          <w:p>
-            <w:pPr>
-              <w:pStyle w:val="Compact"/>
-            </w:pPr>
-            <w:r>
-              <w:t xml:space="preserve">Queued</w:t>
-            </w:r>
-          </w:p>
-        </w:tc>
-        <w:tc>
-          <w:tcPr/>
-          <w:p>
-            <w:pPr>
-              <w:pStyle w:val="Compact"/>
-            </w:pPr>
-            <w:r>
               <w:t xml:space="preserve">Add pkg/classads eval failure-path and regexp non-match tests</w:t>
-            </w:r>
-          </w:p>
-        </w:tc>
-      </w:tr>
-      <w:tr>
-        <w:tc>
-          <w:tcPr/>
-          <w:p>
-            <w:pPr>
-              <w:pStyle w:val="Compact"/>
-            </w:pPr>
-            <w:r>
-              <w:t xml:space="preserve">HXC-1063</w:t>
-            </w:r>
-          </w:p>
-        </w:tc>
-        <w:tc>
-          <w:tcPr/>
-          <w:p>
-            <w:pPr>
-              <w:pStyle w:val="Compact"/>
-            </w:pPr>
-            <w:r>
-              <w:t xml:space="preserve">Task</w:t>
-            </w:r>
-          </w:p>
-        </w:tc>
-        <w:tc>
-          <w:tcPr/>
-          <w:p>
-            <w:pPr>
-              <w:pStyle w:val="Compact"/>
-            </w:pPr>
-            <w:r>
-              <w:t xml:space="preserve">P3</w:t>
-            </w:r>
-          </w:p>
-        </w:tc>
-        <w:tc>
-          <w:tcPr/>
-          <w:p>
-            <w:pPr>
-              <w:pStyle w:val="Compact"/>
-            </w:pPr>
-            <w:r>
-              <w:t xml:space="preserve">Queued</w:t>
-            </w:r>
-          </w:p>
-        </w:tc>
-        <w:tc>
-          <w:tcPr/>
-          <w:p>
-            <w:pPr>
-              <w:pStyle w:val="Compact"/>
-            </w:pPr>
-            <w:r>
-              <w:t xml:space="preserve">Add pkg/crypto AES-128/192, wrong-key decrypt, short-ciphertext, PBKDF2 vector tests</w:t>
             </w:r>
           </w:p>
         </w:tc>

--- a/docs/export/issues.docx
+++ b/docs/export/issues.docx
@@ -34,7 +34,7 @@
         <w:t xml:space="preserve"> </w:t>
       </w:r>
       <w:r>
-        <w:t xml:space="preserve">8</w:t>
+        <w:t xml:space="preserve">9</w:t>
       </w:r>
       <w:r>
         <w:t xml:space="preserve"> </w:t>
@@ -50,7 +50,7 @@
         <w:t xml:space="preserve"> </w:t>
       </w:r>
       <w:r>
-        <w:t xml:space="preserve">2026-06-01T10:29:18Z</w:t>
+        <w:t xml:space="preserve">2026-06-01T11:05:59Z</w:t>
       </w:r>
       <w:r>
         <w:t xml:space="preserve"> </w:t>
@@ -116,7 +116,7 @@
           <w:b/>
           <w:bCs/>
         </w:rPr>
-        <w:t xml:space="preserve">593</w:t>
+        <w:t xml:space="preserve">563</w:t>
       </w:r>
       <w:r>
         <w:t xml:space="preserve">. Canonical source:</w:t>
@@ -146,13 +146,13 @@
         <w:t xml:space="preserve">.</w:t>
       </w:r>
     </w:p>
-    <w:bookmarkStart w:id="9" w:name="foundation-anti-bluff-49-active"/>
+    <w:bookmarkStart w:id="9" w:name="foundation-anti-bluff-19-active"/>
     <w:p>
       <w:pPr>
         <w:pStyle w:val="Heading2"/>
       </w:pPr>
       <w:r>
-        <w:t xml:space="preserve">Foundation (anti-bluff) (49 active)</w:t>
+        <w:t xml:space="preserve">Foundation (anti-bluff) (19 active)</w:t>
       </w:r>
     </w:p>
     <w:tbl>
@@ -465,7 +465,7 @@
               <w:pStyle w:val="Compact"/>
             </w:pPr>
             <w:r>
-              <w:t xml:space="preserve">HXC-1074</w:t>
+              <w:t xml:space="preserve">HXC-016</w:t>
             </w:r>
           </w:p>
         </w:tc>
@@ -487,42 +487,39 @@
               <w:pStyle w:val="Compact"/>
             </w:pPr>
             <w:r>
-              <w:t xml:space="preserve">P0</w:t>
-            </w:r>
-          </w:p>
-        </w:tc>
-        <w:tc>
-          <w:tcPr/>
-          <w:p>
-            <w:pPr>
-              <w:pStyle w:val="Compact"/>
-            </w:pPr>
-            <w:r>
-              <w:t xml:space="preserve">Queued</w:t>
-            </w:r>
-          </w:p>
-        </w:tc>
-        <w:tc>
-          <w:tcPr/>
-          <w:p>
-            <w:pPr>
-              <w:pStyle w:val="Compact"/>
-            </w:pPr>
-            <w:r>
-              <w:t xml:space="preserve">Establish fleet-wide -race CI gate across concurrency-sensitive packages</w:t>
-            </w:r>
-          </w:p>
-        </w:tc>
-      </w:tr>
-      <w:tr>
-        <w:tc>
-          <w:tcPr/>
-          <w:p>
-            <w:pPr>
-              <w:pStyle w:val="Compact"/>
-            </w:pPr>
-            <w:r>
-              <w:t xml:space="preserve">HXC-016</w:t>
+              <w:t xml:space="preserve">P1</w:t>
+            </w:r>
+          </w:p>
+        </w:tc>
+        <w:tc>
+          <w:tcPr/>
+          <w:p>
+            <w:pPr>
+              <w:pStyle w:val="Compact"/>
+            </w:pPr>
+            <w:r>
+              <w:t xml:space="preserve">Queued</w:t>
+            </w:r>
+          </w:p>
+        </w:tc>
+        <w:tc>
+          <w:tcPr/>
+          <w:p>
+            <w:pPr>
+              <w:pStyle w:val="Compact"/>
+            </w:pPr>
+          </w:p>
+        </w:tc>
+      </w:tr>
+      <w:tr>
+        <w:tc>
+          <w:tcPr/>
+          <w:p>
+            <w:pPr>
+              <w:pStyle w:val="Compact"/>
+            </w:pPr>
+            <w:r>
+              <w:t xml:space="preserve">HXC-017</w:t>
             </w:r>
           </w:p>
         </w:tc>
@@ -576,7 +573,7 @@
               <w:pStyle w:val="Compact"/>
             </w:pPr>
             <w:r>
-              <w:t xml:space="preserve">HXC-017</w:t>
+              <w:t xml:space="preserve">HXC-018</w:t>
             </w:r>
           </w:p>
         </w:tc>
@@ -630,7 +627,7 @@
               <w:pStyle w:val="Compact"/>
             </w:pPr>
             <w:r>
-              <w:t xml:space="preserve">HXC-018</w:t>
+              <w:t xml:space="preserve">HXC-019</w:t>
             </w:r>
           </w:p>
         </w:tc>
@@ -684,7 +681,7 @@
               <w:pStyle w:val="Compact"/>
             </w:pPr>
             <w:r>
-              <w:t xml:space="preserve">HXC-019</w:t>
+              <w:t xml:space="preserve">HXC-020</w:t>
             </w:r>
           </w:p>
         </w:tc>
@@ -738,7 +735,349 @@
               <w:pStyle w:val="Compact"/>
             </w:pPr>
             <w:r>
-              <w:t xml:space="preserve">HXC-020</w:t>
+              <w:t xml:space="preserve">HXC-1012</w:t>
+            </w:r>
+          </w:p>
+        </w:tc>
+        <w:tc>
+          <w:tcPr/>
+          <w:p>
+            <w:pPr>
+              <w:pStyle w:val="Compact"/>
+            </w:pPr>
+            <w:r>
+              <w:t xml:space="preserve">Feature</w:t>
+            </w:r>
+          </w:p>
+        </w:tc>
+        <w:tc>
+          <w:tcPr/>
+          <w:p>
+            <w:pPr>
+              <w:pStyle w:val="Compact"/>
+            </w:pPr>
+            <w:r>
+              <w:t xml:space="preserve">P1</w:t>
+            </w:r>
+          </w:p>
+        </w:tc>
+        <w:tc>
+          <w:tcPr/>
+          <w:p>
+            <w:pPr>
+              <w:pStyle w:val="Compact"/>
+            </w:pPr>
+            <w:r>
+              <w:t xml:space="preserve">Queued</w:t>
+            </w:r>
+          </w:p>
+        </w:tc>
+        <w:tc>
+          <w:tcPr/>
+          <w:p>
+            <w:pPr>
+              <w:pStyle w:val="Compact"/>
+            </w:pPr>
+            <w:r>
+              <w:t xml:space="preserve">Make pkg/infra Logs capture real sink-side output honoring tail/since/timestamps</w:t>
+            </w:r>
+          </w:p>
+        </w:tc>
+      </w:tr>
+      <w:tr>
+        <w:tc>
+          <w:tcPr/>
+          <w:p>
+            <w:pPr>
+              <w:pStyle w:val="Compact"/>
+            </w:pPr>
+            <w:r>
+              <w:t xml:space="preserve">HXC-1013</w:t>
+            </w:r>
+          </w:p>
+        </w:tc>
+        <w:tc>
+          <w:tcPr/>
+          <w:p>
+            <w:pPr>
+              <w:pStyle w:val="Compact"/>
+            </w:pPr>
+            <w:r>
+              <w:t xml:space="preserve">Feature</w:t>
+            </w:r>
+          </w:p>
+        </w:tc>
+        <w:tc>
+          <w:tcPr/>
+          <w:p>
+            <w:pPr>
+              <w:pStyle w:val="Compact"/>
+            </w:pPr>
+            <w:r>
+              <w:t xml:space="preserve">P1</w:t>
+            </w:r>
+          </w:p>
+        </w:tc>
+        <w:tc>
+          <w:tcPr/>
+          <w:p>
+            <w:pPr>
+              <w:pStyle w:val="Compact"/>
+            </w:pPr>
+            <w:r>
+              <w:t xml:space="preserve">Queued</w:t>
+            </w:r>
+          </w:p>
+        </w:tc>
+        <w:tc>
+          <w:tcPr/>
+          <w:p>
+            <w:pPr>
+              <w:pStyle w:val="Compact"/>
+            </w:pPr>
+            <w:r>
+              <w:t xml:space="preserve">Make pkg/infra Scale create real replicas verified via runtime query</w:t>
+            </w:r>
+          </w:p>
+        </w:tc>
+      </w:tr>
+      <w:tr>
+        <w:tc>
+          <w:tcPr/>
+          <w:p>
+            <w:pPr>
+              <w:pStyle w:val="Compact"/>
+            </w:pPr>
+            <w:r>
+              <w:t xml:space="preserve">HXC-1014</w:t>
+            </w:r>
+          </w:p>
+        </w:tc>
+        <w:tc>
+          <w:tcPr/>
+          <w:p>
+            <w:pPr>
+              <w:pStyle w:val="Compact"/>
+            </w:pPr>
+            <w:r>
+              <w:t xml:space="preserve">Feature</w:t>
+            </w:r>
+          </w:p>
+        </w:tc>
+        <w:tc>
+          <w:tcPr/>
+          <w:p>
+            <w:pPr>
+              <w:pStyle w:val="Compact"/>
+            </w:pPr>
+            <w:r>
+              <w:t xml:space="preserve">P1</w:t>
+            </w:r>
+          </w:p>
+        </w:tc>
+        <w:tc>
+          <w:tcPr/>
+          <w:p>
+            <w:pPr>
+              <w:pStyle w:val="Compact"/>
+            </w:pPr>
+            <w:r>
+              <w:t xml:space="preserve">Queued</w:t>
+            </w:r>
+          </w:p>
+        </w:tc>
+        <w:tc>
+          <w:tcPr/>
+          <w:p>
+            <w:pPr>
+              <w:pStyle w:val="Compact"/>
+            </w:pPr>
+            <w:r>
+              <w:t xml:space="preserve">Make pkg/infra VMSpawn/VMSSH establish a real session end-to-end</w:t>
+            </w:r>
+          </w:p>
+        </w:tc>
+      </w:tr>
+      <w:tr>
+        <w:tc>
+          <w:tcPr/>
+          <w:p>
+            <w:pPr>
+              <w:pStyle w:val="Compact"/>
+            </w:pPr>
+            <w:r>
+              <w:t xml:space="preserve">HXC-1022</w:t>
+            </w:r>
+          </w:p>
+        </w:tc>
+        <w:tc>
+          <w:tcPr/>
+          <w:p>
+            <w:pPr>
+              <w:pStyle w:val="Compact"/>
+            </w:pPr>
+            <w:r>
+              <w:t xml:space="preserve">Bug</w:t>
+            </w:r>
+          </w:p>
+        </w:tc>
+        <w:tc>
+          <w:tcPr/>
+          <w:p>
+            <w:pPr>
+              <w:pStyle w:val="Compact"/>
+            </w:pPr>
+            <w:r>
+              <w:t xml:space="preserve">P1</w:t>
+            </w:r>
+          </w:p>
+        </w:tc>
+        <w:tc>
+          <w:tcPr/>
+          <w:p>
+            <w:pPr>
+              <w:pStyle w:val="Compact"/>
+            </w:pPr>
+            <w:r>
+              <w:t xml:space="preserve">Queued</w:t>
+            </w:r>
+          </w:p>
+        </w:tc>
+        <w:tc>
+          <w:tcPr/>
+          <w:p>
+            <w:pPr>
+              <w:pStyle w:val="Compact"/>
+            </w:pPr>
+            <w:r>
+              <w:t xml:space="preserve">Make pkg/build List/Concurrent tests Start() the service and assert terminal states</w:t>
+            </w:r>
+          </w:p>
+        </w:tc>
+      </w:tr>
+      <w:tr>
+        <w:tc>
+          <w:tcPr/>
+          <w:p>
+            <w:pPr>
+              <w:pStyle w:val="Compact"/>
+            </w:pPr>
+            <w:r>
+              <w:t xml:space="preserve">HXC-1015</w:t>
+            </w:r>
+          </w:p>
+        </w:tc>
+        <w:tc>
+          <w:tcPr/>
+          <w:p>
+            <w:pPr>
+              <w:pStyle w:val="Compact"/>
+            </w:pPr>
+            <w:r>
+              <w:t xml:space="preserve">Feature</w:t>
+            </w:r>
+          </w:p>
+        </w:tc>
+        <w:tc>
+          <w:tcPr/>
+          <w:p>
+            <w:pPr>
+              <w:pStyle w:val="Compact"/>
+            </w:pPr>
+            <w:r>
+              <w:t xml:space="preserve">P2</w:t>
+            </w:r>
+          </w:p>
+        </w:tc>
+        <w:tc>
+          <w:tcPr/>
+          <w:p>
+            <w:pPr>
+              <w:pStyle w:val="Compact"/>
+            </w:pPr>
+            <w:r>
+              <w:t xml:space="preserve">Queued</w:t>
+            </w:r>
+          </w:p>
+        </w:tc>
+        <w:tc>
+          <w:tcPr/>
+          <w:p>
+            <w:pPr>
+              <w:pStyle w:val="Compact"/>
+            </w:pPr>
+            <w:r>
+              <w:t xml:space="preserve">Make pkg/infra VMSimulateFailure/VMSimulatePartition assert observable network effect</w:t>
+            </w:r>
+          </w:p>
+        </w:tc>
+      </w:tr>
+      <w:tr>
+        <w:tc>
+          <w:tcPr/>
+          <w:p>
+            <w:pPr>
+              <w:pStyle w:val="Compact"/>
+            </w:pPr>
+            <w:r>
+              <w:t xml:space="preserve">HXC-1019</w:t>
+            </w:r>
+          </w:p>
+        </w:tc>
+        <w:tc>
+          <w:tcPr/>
+          <w:p>
+            <w:pPr>
+              <w:pStyle w:val="Compact"/>
+            </w:pPr>
+            <w:r>
+              <w:t xml:space="preserve">Bug</w:t>
+            </w:r>
+          </w:p>
+        </w:tc>
+        <w:tc>
+          <w:tcPr/>
+          <w:p>
+            <w:pPr>
+              <w:pStyle w:val="Compact"/>
+            </w:pPr>
+            <w:r>
+              <w:t xml:space="preserve">P2</w:t>
+            </w:r>
+          </w:p>
+        </w:tc>
+        <w:tc>
+          <w:tcPr/>
+          <w:p>
+            <w:pPr>
+              <w:pStyle w:val="Compact"/>
+            </w:pPr>
+            <w:r>
+              <w:t xml:space="preserve">Queued</w:t>
+            </w:r>
+          </w:p>
+        </w:tc>
+        <w:tc>
+          <w:tcPr/>
+          <w:p>
+            <w:pPr>
+              <w:pStyle w:val="Compact"/>
+            </w:pPr>
+            <w:r>
+              <w:t xml:space="preserve">Characterize or fix MemoryLocker.Lock context-cancellation goroutine leak</w:t>
+            </w:r>
+          </w:p>
+        </w:tc>
+      </w:tr>
+      <w:tr>
+        <w:tc>
+          <w:tcPr/>
+          <w:p>
+            <w:pPr>
+              <w:pStyle w:val="Compact"/>
+            </w:pPr>
+            <w:r>
+              <w:t xml:space="preserve">HXC-1023</w:t>
             </w:r>
           </w:p>
         </w:tc>
@@ -760,858 +1099,6 @@
               <w:pStyle w:val="Compact"/>
             </w:pPr>
             <w:r>
-              <w:t xml:space="preserve">P1</w:t>
-            </w:r>
-          </w:p>
-        </w:tc>
-        <w:tc>
-          <w:tcPr/>
-          <w:p>
-            <w:pPr>
-              <w:pStyle w:val="Compact"/>
-            </w:pPr>
-            <w:r>
-              <w:t xml:space="preserve">Queued</w:t>
-            </w:r>
-          </w:p>
-        </w:tc>
-        <w:tc>
-          <w:tcPr/>
-          <w:p>
-            <w:pPr>
-              <w:pStyle w:val="Compact"/>
-            </w:pPr>
-          </w:p>
-        </w:tc>
-      </w:tr>
-      <w:tr>
-        <w:tc>
-          <w:tcPr/>
-          <w:p>
-            <w:pPr>
-              <w:pStyle w:val="Compact"/>
-            </w:pPr>
-            <w:r>
-              <w:t xml:space="preserve">HXC-1012</w:t>
-            </w:r>
-          </w:p>
-        </w:tc>
-        <w:tc>
-          <w:tcPr/>
-          <w:p>
-            <w:pPr>
-              <w:pStyle w:val="Compact"/>
-            </w:pPr>
-            <w:r>
-              <w:t xml:space="preserve">Feature</w:t>
-            </w:r>
-          </w:p>
-        </w:tc>
-        <w:tc>
-          <w:tcPr/>
-          <w:p>
-            <w:pPr>
-              <w:pStyle w:val="Compact"/>
-            </w:pPr>
-            <w:r>
-              <w:t xml:space="preserve">P1</w:t>
-            </w:r>
-          </w:p>
-        </w:tc>
-        <w:tc>
-          <w:tcPr/>
-          <w:p>
-            <w:pPr>
-              <w:pStyle w:val="Compact"/>
-            </w:pPr>
-            <w:r>
-              <w:t xml:space="preserve">Queued</w:t>
-            </w:r>
-          </w:p>
-        </w:tc>
-        <w:tc>
-          <w:tcPr/>
-          <w:p>
-            <w:pPr>
-              <w:pStyle w:val="Compact"/>
-            </w:pPr>
-            <w:r>
-              <w:t xml:space="preserve">Make pkg/infra Logs capture real sink-side output honoring tail/since/timestamps</w:t>
-            </w:r>
-          </w:p>
-        </w:tc>
-      </w:tr>
-      <w:tr>
-        <w:tc>
-          <w:tcPr/>
-          <w:p>
-            <w:pPr>
-              <w:pStyle w:val="Compact"/>
-            </w:pPr>
-            <w:r>
-              <w:t xml:space="preserve">HXC-1013</w:t>
-            </w:r>
-          </w:p>
-        </w:tc>
-        <w:tc>
-          <w:tcPr/>
-          <w:p>
-            <w:pPr>
-              <w:pStyle w:val="Compact"/>
-            </w:pPr>
-            <w:r>
-              <w:t xml:space="preserve">Feature</w:t>
-            </w:r>
-          </w:p>
-        </w:tc>
-        <w:tc>
-          <w:tcPr/>
-          <w:p>
-            <w:pPr>
-              <w:pStyle w:val="Compact"/>
-            </w:pPr>
-            <w:r>
-              <w:t xml:space="preserve">P1</w:t>
-            </w:r>
-          </w:p>
-        </w:tc>
-        <w:tc>
-          <w:tcPr/>
-          <w:p>
-            <w:pPr>
-              <w:pStyle w:val="Compact"/>
-            </w:pPr>
-            <w:r>
-              <w:t xml:space="preserve">Queued</w:t>
-            </w:r>
-          </w:p>
-        </w:tc>
-        <w:tc>
-          <w:tcPr/>
-          <w:p>
-            <w:pPr>
-              <w:pStyle w:val="Compact"/>
-            </w:pPr>
-            <w:r>
-              <w:t xml:space="preserve">Make pkg/infra Scale create real replicas verified via runtime query</w:t>
-            </w:r>
-          </w:p>
-        </w:tc>
-      </w:tr>
-      <w:tr>
-        <w:tc>
-          <w:tcPr/>
-          <w:p>
-            <w:pPr>
-              <w:pStyle w:val="Compact"/>
-            </w:pPr>
-            <w:r>
-              <w:t xml:space="preserve">HXC-1014</w:t>
-            </w:r>
-          </w:p>
-        </w:tc>
-        <w:tc>
-          <w:tcPr/>
-          <w:p>
-            <w:pPr>
-              <w:pStyle w:val="Compact"/>
-            </w:pPr>
-            <w:r>
-              <w:t xml:space="preserve">Feature</w:t>
-            </w:r>
-          </w:p>
-        </w:tc>
-        <w:tc>
-          <w:tcPr/>
-          <w:p>
-            <w:pPr>
-              <w:pStyle w:val="Compact"/>
-            </w:pPr>
-            <w:r>
-              <w:t xml:space="preserve">P1</w:t>
-            </w:r>
-          </w:p>
-        </w:tc>
-        <w:tc>
-          <w:tcPr/>
-          <w:p>
-            <w:pPr>
-              <w:pStyle w:val="Compact"/>
-            </w:pPr>
-            <w:r>
-              <w:t xml:space="preserve">Queued</w:t>
-            </w:r>
-          </w:p>
-        </w:tc>
-        <w:tc>
-          <w:tcPr/>
-          <w:p>
-            <w:pPr>
-              <w:pStyle w:val="Compact"/>
-            </w:pPr>
-            <w:r>
-              <w:t xml:space="preserve">Make pkg/infra VMSpawn/VMSSH establish a real session end-to-end</w:t>
-            </w:r>
-          </w:p>
-        </w:tc>
-      </w:tr>
-      <w:tr>
-        <w:tc>
-          <w:tcPr/>
-          <w:p>
-            <w:pPr>
-              <w:pStyle w:val="Compact"/>
-            </w:pPr>
-            <w:r>
-              <w:t xml:space="preserve">HXC-1022</w:t>
-            </w:r>
-          </w:p>
-        </w:tc>
-        <w:tc>
-          <w:tcPr/>
-          <w:p>
-            <w:pPr>
-              <w:pStyle w:val="Compact"/>
-            </w:pPr>
-            <w:r>
-              <w:t xml:space="preserve">Bug</w:t>
-            </w:r>
-          </w:p>
-        </w:tc>
-        <w:tc>
-          <w:tcPr/>
-          <w:p>
-            <w:pPr>
-              <w:pStyle w:val="Compact"/>
-            </w:pPr>
-            <w:r>
-              <w:t xml:space="preserve">P1</w:t>
-            </w:r>
-          </w:p>
-        </w:tc>
-        <w:tc>
-          <w:tcPr/>
-          <w:p>
-            <w:pPr>
-              <w:pStyle w:val="Compact"/>
-            </w:pPr>
-            <w:r>
-              <w:t xml:space="preserve">Queued</w:t>
-            </w:r>
-          </w:p>
-        </w:tc>
-        <w:tc>
-          <w:tcPr/>
-          <w:p>
-            <w:pPr>
-              <w:pStyle w:val="Compact"/>
-            </w:pPr>
-            <w:r>
-              <w:t xml:space="preserve">Make pkg/build List/Concurrent tests Start() the service and assert terminal states</w:t>
-            </w:r>
-          </w:p>
-        </w:tc>
-      </w:tr>
-      <w:tr>
-        <w:tc>
-          <w:tcPr/>
-          <w:p>
-            <w:pPr>
-              <w:pStyle w:val="Compact"/>
-            </w:pPr>
-            <w:r>
-              <w:t xml:space="preserve">HXC-1039</w:t>
-            </w:r>
-          </w:p>
-        </w:tc>
-        <w:tc>
-          <w:tcPr/>
-          <w:p>
-            <w:pPr>
-              <w:pStyle w:val="Compact"/>
-            </w:pPr>
-            <w:r>
-              <w:t xml:space="preserve">Bug</w:t>
-            </w:r>
-          </w:p>
-        </w:tc>
-        <w:tc>
-          <w:tcPr/>
-          <w:p>
-            <w:pPr>
-              <w:pStyle w:val="Compact"/>
-            </w:pPr>
-            <w:r>
-              <w:t xml:space="preserve">P1</w:t>
-            </w:r>
-          </w:p>
-        </w:tc>
-        <w:tc>
-          <w:tcPr/>
-          <w:p>
-            <w:pPr>
-              <w:pStyle w:val="Compact"/>
-            </w:pPr>
-            <w:r>
-              <w:t xml:space="preserve">Queued</w:t>
-            </w:r>
-          </w:p>
-        </w:tc>
-        <w:tc>
-          <w:tcPr/>
-          <w:p>
-            <w:pPr>
-              <w:pStyle w:val="Compact"/>
-            </w:pPr>
-            <w:r>
-              <w:t xml:space="preserve">Replace self-defeating pkg/semaphore TestSemaphore_ReleaseTooMany_Mutation</w:t>
-            </w:r>
-          </w:p>
-        </w:tc>
-      </w:tr>
-      <w:tr>
-        <w:tc>
-          <w:tcPr/>
-          <w:p>
-            <w:pPr>
-              <w:pStyle w:val="Compact"/>
-            </w:pPr>
-            <w:r>
-              <w:t xml:space="preserve">HXC-1040</w:t>
-            </w:r>
-          </w:p>
-        </w:tc>
-        <w:tc>
-          <w:tcPr/>
-          <w:p>
-            <w:pPr>
-              <w:pStyle w:val="Compact"/>
-            </w:pPr>
-            <w:r>
-              <w:t xml:space="preserve">Feature</w:t>
-            </w:r>
-          </w:p>
-        </w:tc>
-        <w:tc>
-          <w:tcPr/>
-          <w:p>
-            <w:pPr>
-              <w:pStyle w:val="Compact"/>
-            </w:pPr>
-            <w:r>
-              <w:t xml:space="preserve">P1</w:t>
-            </w:r>
-          </w:p>
-        </w:tc>
-        <w:tc>
-          <w:tcPr/>
-          <w:p>
-            <w:pPr>
-              <w:pStyle w:val="Compact"/>
-            </w:pPr>
-            <w:r>
-              <w:t xml:space="preserve">Queued</w:t>
-            </w:r>
-          </w:p>
-        </w:tc>
-        <w:tc>
-          <w:tcPr/>
-          <w:p>
-            <w:pPr>
-              <w:pStyle w:val="Compact"/>
-            </w:pPr>
-            <w:r>
-              <w:t xml:space="preserve">Add pkg/semaphore M&gt;&gt;N concurrency invariant test under -race</w:t>
-            </w:r>
-          </w:p>
-        </w:tc>
-      </w:tr>
-      <w:tr>
-        <w:tc>
-          <w:tcPr/>
-          <w:p>
-            <w:pPr>
-              <w:pStyle w:val="Compact"/>
-            </w:pPr>
-            <w:r>
-              <w:t xml:space="preserve">HXC-1046</w:t>
-            </w:r>
-          </w:p>
-        </w:tc>
-        <w:tc>
-          <w:tcPr/>
-          <w:p>
-            <w:pPr>
-              <w:pStyle w:val="Compact"/>
-            </w:pPr>
-            <w:r>
-              <w:t xml:space="preserve">Bug</w:t>
-            </w:r>
-          </w:p>
-        </w:tc>
-        <w:tc>
-          <w:tcPr/>
-          <w:p>
-            <w:pPr>
-              <w:pStyle w:val="Compact"/>
-            </w:pPr>
-            <w:r>
-              <w:t xml:space="preserve">P1</w:t>
-            </w:r>
-          </w:p>
-        </w:tc>
-        <w:tc>
-          <w:tcPr/>
-          <w:p>
-            <w:pPr>
-              <w:pStyle w:val="Compact"/>
-            </w:pPr>
-            <w:r>
-              <w:t xml:space="preserve">Queued</w:t>
-            </w:r>
-          </w:p>
-        </w:tc>
-        <w:tc>
-          <w:tcPr/>
-          <w:p>
-            <w:pPr>
-              <w:pStyle w:val="Compact"/>
-            </w:pPr>
-            <w:r>
-              <w:t xml:space="preserve">Gate -race in CI for pkg/metrics concurrency mutation tests</w:t>
-            </w:r>
-          </w:p>
-        </w:tc>
-      </w:tr>
-      <w:tr>
-        <w:tc>
-          <w:tcPr/>
-          <w:p>
-            <w:pPr>
-              <w:pStyle w:val="Compact"/>
-            </w:pPr>
-            <w:r>
-              <w:t xml:space="preserve">HXC-1050</w:t>
-            </w:r>
-          </w:p>
-        </w:tc>
-        <w:tc>
-          <w:tcPr/>
-          <w:p>
-            <w:pPr>
-              <w:pStyle w:val="Compact"/>
-            </w:pPr>
-            <w:r>
-              <w:t xml:space="preserve">Bug</w:t>
-            </w:r>
-          </w:p>
-        </w:tc>
-        <w:tc>
-          <w:tcPr/>
-          <w:p>
-            <w:pPr>
-              <w:pStyle w:val="Compact"/>
-            </w:pPr>
-            <w:r>
-              <w:t xml:space="preserve">P1</w:t>
-            </w:r>
-          </w:p>
-        </w:tc>
-        <w:tc>
-          <w:tcPr/>
-          <w:p>
-            <w:pPr>
-              <w:pStyle w:val="Compact"/>
-            </w:pPr>
-            <w:r>
-              <w:t xml:space="preserve">Queued</w:t>
-            </w:r>
-          </w:p>
-        </w:tc>
-        <w:tc>
-          <w:tcPr/>
-          <w:p>
-            <w:pPr>
-              <w:pStyle w:val="Compact"/>
-            </w:pPr>
-            <w:r>
-              <w:t xml:space="preserve">Test pkg/grpcutil LoggingStreamInterceptor recv/send counters</w:t>
-            </w:r>
-          </w:p>
-        </w:tc>
-      </w:tr>
-      <w:tr>
-        <w:tc>
-          <w:tcPr/>
-          <w:p>
-            <w:pPr>
-              <w:pStyle w:val="Compact"/>
-            </w:pPr>
-            <w:r>
-              <w:t xml:space="preserve">HXC-1053</w:t>
-            </w:r>
-          </w:p>
-        </w:tc>
-        <w:tc>
-          <w:tcPr/>
-          <w:p>
-            <w:pPr>
-              <w:pStyle w:val="Compact"/>
-            </w:pPr>
-            <w:r>
-              <w:t xml:space="preserve">Bug</w:t>
-            </w:r>
-          </w:p>
-        </w:tc>
-        <w:tc>
-          <w:tcPr/>
-          <w:p>
-            <w:pPr>
-              <w:pStyle w:val="Compact"/>
-            </w:pPr>
-            <w:r>
-              <w:t xml:space="preserve">P1</w:t>
-            </w:r>
-          </w:p>
-        </w:tc>
-        <w:tc>
-          <w:tcPr/>
-          <w:p>
-            <w:pPr>
-              <w:pStyle w:val="Compact"/>
-            </w:pPr>
-            <w:r>
-              <w:t xml:space="preserve">Queued</w:t>
-            </w:r>
-          </w:p>
-        </w:tc>
-        <w:tc>
-          <w:tcPr/>
-          <w:p>
-            <w:pPr>
-              <w:pStyle w:val="Compact"/>
-            </w:pPr>
-            <w:r>
-              <w:t xml:space="preserve">Add pkg/context TestDetach_PreservesValues for the value-retention guarantee</w:t>
-            </w:r>
-          </w:p>
-        </w:tc>
-      </w:tr>
-      <w:tr>
-        <w:tc>
-          <w:tcPr/>
-          <w:p>
-            <w:pPr>
-              <w:pStyle w:val="Compact"/>
-            </w:pPr>
-            <w:r>
-              <w:t xml:space="preserve">HXC-1055</w:t>
-            </w:r>
-          </w:p>
-        </w:tc>
-        <w:tc>
-          <w:tcPr/>
-          <w:p>
-            <w:pPr>
-              <w:pStyle w:val="Compact"/>
-            </w:pPr>
-            <w:r>
-              <w:t xml:space="preserve">Bug</w:t>
-            </w:r>
-          </w:p>
-        </w:tc>
-        <w:tc>
-          <w:tcPr/>
-          <w:p>
-            <w:pPr>
-              <w:pStyle w:val="Compact"/>
-            </w:pPr>
-            <w:r>
-              <w:t xml:space="preserve">P1</w:t>
-            </w:r>
-          </w:p>
-        </w:tc>
-        <w:tc>
-          <w:tcPr/>
-          <w:p>
-            <w:pPr>
-              <w:pStyle w:val="Compact"/>
-            </w:pPr>
-            <w:r>
-              <w:t xml:space="preserve">Queued</w:t>
-            </w:r>
-          </w:p>
-        </w:tc>
-        <w:tc>
-          <w:tcPr/>
-          <w:p>
-            <w:pPr>
-              <w:pStyle w:val="Compact"/>
-            </w:pPr>
-            <w:r>
-              <w:t xml:space="preserve">Give pkg/workerpool TestPool_NilWorkSafe_Mutation a real sink</w:t>
-            </w:r>
-          </w:p>
-        </w:tc>
-      </w:tr>
-      <w:tr>
-        <w:tc>
-          <w:tcPr/>
-          <w:p>
-            <w:pPr>
-              <w:pStyle w:val="Compact"/>
-            </w:pPr>
-            <w:r>
-              <w:t xml:space="preserve">HXC-1056</w:t>
-            </w:r>
-          </w:p>
-        </w:tc>
-        <w:tc>
-          <w:tcPr/>
-          <w:p>
-            <w:pPr>
-              <w:pStyle w:val="Compact"/>
-            </w:pPr>
-            <w:r>
-              <w:t xml:space="preserve">Feature</w:t>
-            </w:r>
-          </w:p>
-        </w:tc>
-        <w:tc>
-          <w:tcPr/>
-          <w:p>
-            <w:pPr>
-              <w:pStyle w:val="Compact"/>
-            </w:pPr>
-            <w:r>
-              <w:t xml:space="preserve">P1</w:t>
-            </w:r>
-          </w:p>
-        </w:tc>
-        <w:tc>
-          <w:tcPr/>
-          <w:p>
-            <w:pPr>
-              <w:pStyle w:val="Compact"/>
-            </w:pPr>
-            <w:r>
-              <w:t xml:space="preserve">Queued</w:t>
-            </w:r>
-          </w:p>
-        </w:tc>
-        <w:tc>
-          <w:tcPr/>
-          <w:p>
-            <w:pPr>
-              <w:pStyle w:val="Compact"/>
-            </w:pPr>
-            <w:r>
-              <w:t xml:space="preserve">Add pkg/workerpool fan-in count==N, post-Stop Submit, panic-recovery, idempotent-Stop tests</w:t>
-            </w:r>
-          </w:p>
-        </w:tc>
-      </w:tr>
-      <w:tr>
-        <w:tc>
-          <w:tcPr/>
-          <w:p>
-            <w:pPr>
-              <w:pStyle w:val="Compact"/>
-            </w:pPr>
-            <w:r>
-              <w:t xml:space="preserve">HXC-1057</w:t>
-            </w:r>
-          </w:p>
-        </w:tc>
-        <w:tc>
-          <w:tcPr/>
-          <w:p>
-            <w:pPr>
-              <w:pStyle w:val="Compact"/>
-            </w:pPr>
-            <w:r>
-              <w:t xml:space="preserve">Bug</w:t>
-            </w:r>
-          </w:p>
-        </w:tc>
-        <w:tc>
-          <w:tcPr/>
-          <w:p>
-            <w:pPr>
-              <w:pStyle w:val="Compact"/>
-            </w:pPr>
-            <w:r>
-              <w:t xml:space="preserve">P1</w:t>
-            </w:r>
-          </w:p>
-        </w:tc>
-        <w:tc>
-          <w:tcPr/>
-          <w:p>
-            <w:pPr>
-              <w:pStyle w:val="Compact"/>
-            </w:pPr>
-            <w:r>
-              <w:t xml:space="preserve">Queued</w:t>
-            </w:r>
-          </w:p>
-        </w:tc>
-        <w:tc>
-          <w:tcPr/>
-          <w:p>
-            <w:pPr>
-              <w:pStyle w:val="Compact"/>
-            </w:pPr>
-            <w:r>
-              <w:t xml:space="preserve">Make pkg/errors concurrency test honest via locked GetFields path + -race</w:t>
-            </w:r>
-          </w:p>
-        </w:tc>
-      </w:tr>
-      <w:tr>
-        <w:tc>
-          <w:tcPr/>
-          <w:p>
-            <w:pPr>
-              <w:pStyle w:val="Compact"/>
-            </w:pPr>
-            <w:r>
-              <w:t xml:space="preserve">HXC-1064</w:t>
-            </w:r>
-          </w:p>
-        </w:tc>
-        <w:tc>
-          <w:tcPr/>
-          <w:p>
-            <w:pPr>
-              <w:pStyle w:val="Compact"/>
-            </w:pPr>
-            <w:r>
-              <w:t xml:space="preserve">Bug</w:t>
-            </w:r>
-          </w:p>
-        </w:tc>
-        <w:tc>
-          <w:tcPr/>
-          <w:p>
-            <w:pPr>
-              <w:pStyle w:val="Compact"/>
-            </w:pPr>
-            <w:r>
-              <w:t xml:space="preserve">P1</w:t>
-            </w:r>
-          </w:p>
-        </w:tc>
-        <w:tc>
-          <w:tcPr/>
-          <w:p>
-            <w:pPr>
-              <w:pStyle w:val="Compact"/>
-            </w:pPr>
-            <w:r>
-              <w:t xml:space="preserve">Queued</w:t>
-            </w:r>
-          </w:p>
-        </w:tc>
-        <w:tc>
-          <w:tcPr/>
-          <w:p>
-            <w:pPr>
-              <w:pStyle w:val="Compact"/>
-            </w:pPr>
-            <w:r>
-              <w:t xml:space="preserve">Add pkg/log prefix-field proof catching the SetLevel prefix-loss bug</w:t>
-            </w:r>
-          </w:p>
-        </w:tc>
-      </w:tr>
-      <w:tr>
-        <w:tc>
-          <w:tcPr/>
-          <w:p>
-            <w:pPr>
-              <w:pStyle w:val="Compact"/>
-            </w:pPr>
-            <w:r>
-              <w:t xml:space="preserve">HXC-1069</w:t>
-            </w:r>
-          </w:p>
-        </w:tc>
-        <w:tc>
-          <w:tcPr/>
-          <w:p>
-            <w:pPr>
-              <w:pStyle w:val="Compact"/>
-            </w:pPr>
-            <w:r>
-              <w:t xml:space="preserve">Bug</w:t>
-            </w:r>
-          </w:p>
-        </w:tc>
-        <w:tc>
-          <w:tcPr/>
-          <w:p>
-            <w:pPr>
-              <w:pStyle w:val="Compact"/>
-            </w:pPr>
-            <w:r>
-              <w:t xml:space="preserve">P1</w:t>
-            </w:r>
-          </w:p>
-        </w:tc>
-        <w:tc>
-          <w:tcPr/>
-          <w:p>
-            <w:pPr>
-              <w:pStyle w:val="Compact"/>
-            </w:pPr>
-            <w:r>
-              <w:t xml:space="preserve">Queued</w:t>
-            </w:r>
-          </w:p>
-        </w:tc>
-        <w:tc>
-          <w:tcPr/>
-          <w:p>
-            <w:pPr>
-              <w:pStyle w:val="Compact"/>
-            </w:pPr>
-            <w:r>
-              <w:t xml:space="preserve">Bring pkg/retry DoWithResult to behavioral parity with Do</w:t>
-            </w:r>
-          </w:p>
-        </w:tc>
-      </w:tr>
-      <w:tr>
-        <w:tc>
-          <w:tcPr/>
-          <w:p>
-            <w:pPr>
-              <w:pStyle w:val="Compact"/>
-            </w:pPr>
-            <w:r>
-              <w:t xml:space="preserve">HXC-1015</w:t>
-            </w:r>
-          </w:p>
-        </w:tc>
-        <w:tc>
-          <w:tcPr/>
-          <w:p>
-            <w:pPr>
-              <w:pStyle w:val="Compact"/>
-            </w:pPr>
-            <w:r>
-              <w:t xml:space="preserve">Feature</w:t>
-            </w:r>
-          </w:p>
-        </w:tc>
-        <w:tc>
-          <w:tcPr/>
-          <w:p>
-            <w:pPr>
-              <w:pStyle w:val="Compact"/>
-            </w:pPr>
-            <w:r>
               <w:t xml:space="preserve">P2</w:t>
             </w:r>
           </w:p>
@@ -1634,31 +1121,31 @@
               <w:pStyle w:val="Compact"/>
             </w:pPr>
             <w:r>
-              <w:t xml:space="preserve">Make pkg/infra VMSimulateFailure/VMSimulatePartition assert observable network effect</w:t>
-            </w:r>
-          </w:p>
-        </w:tc>
-      </w:tr>
-      <w:tr>
-        <w:tc>
-          <w:tcPr/>
-          <w:p>
-            <w:pPr>
-              <w:pStyle w:val="Compact"/>
-            </w:pPr>
-            <w:r>
-              <w:t xml:space="preserve">HXC-1019</w:t>
-            </w:r>
-          </w:p>
-        </w:tc>
-        <w:tc>
-          <w:tcPr/>
-          <w:p>
-            <w:pPr>
-              <w:pStyle w:val="Compact"/>
-            </w:pPr>
-            <w:r>
-              <w:t xml:space="preserve">Bug</w:t>
+              <w:t xml:space="preserve">Replace time.Sleep polling in pkg/build with completion sync and add state-machine mutation tests</w:t>
+            </w:r>
+          </w:p>
+        </w:tc>
+      </w:tr>
+      <w:tr>
+        <w:tc>
+          <w:tcPr/>
+          <w:p>
+            <w:pPr>
+              <w:pStyle w:val="Compact"/>
+            </w:pPr>
+            <w:r>
+              <w:t xml:space="preserve">HXC-1025</w:t>
+            </w:r>
+          </w:p>
+        </w:tc>
+        <w:tc>
+          <w:tcPr/>
+          <w:p>
+            <w:pPr>
+              <w:pStyle w:val="Compact"/>
+            </w:pPr>
+            <w:r>
+              <w:t xml:space="preserve">Task</w:t>
             </w:r>
           </w:p>
         </w:tc>
@@ -1691,20 +1178,20 @@
               <w:pStyle w:val="Compact"/>
             </w:pPr>
             <w:r>
-              <w:t xml:space="preserve">Characterize or fix MemoryLocker.Lock context-cancellation goroutine leak</w:t>
-            </w:r>
-          </w:p>
-        </w:tc>
-      </w:tr>
-      <w:tr>
-        <w:tc>
-          <w:tcPr/>
-          <w:p>
-            <w:pPr>
-              <w:pStyle w:val="Compact"/>
-            </w:pPr>
-            <w:r>
-              <w:t xml:space="preserve">HXC-1023</w:t>
+              <w:t xml:space="preserve">Cover pkg/build cancel-mid-flight branch sets StateCancelled</w:t>
+            </w:r>
+          </w:p>
+        </w:tc>
+      </w:tr>
+      <w:tr>
+        <w:tc>
+          <w:tcPr/>
+          <w:p>
+            <w:pPr>
+              <w:pStyle w:val="Compact"/>
+            </w:pPr>
+            <w:r>
+              <w:t xml:space="preserve">HXC-1029</w:t>
             </w:r>
           </w:p>
         </w:tc>
@@ -1726,42 +1213,42 @@
               <w:pStyle w:val="Compact"/>
             </w:pPr>
             <w:r>
-              <w:t xml:space="preserve">P2</w:t>
-            </w:r>
-          </w:p>
-        </w:tc>
-        <w:tc>
-          <w:tcPr/>
-          <w:p>
-            <w:pPr>
-              <w:pStyle w:val="Compact"/>
-            </w:pPr>
-            <w:r>
-              <w:t xml:space="preserve">Queued</w:t>
-            </w:r>
-          </w:p>
-        </w:tc>
-        <w:tc>
-          <w:tcPr/>
-          <w:p>
-            <w:pPr>
-              <w:pStyle w:val="Compact"/>
-            </w:pPr>
-            <w:r>
-              <w:t xml:space="preserve">Replace time.Sleep polling in pkg/build with completion sync and add state-machine mutation tests</w:t>
-            </w:r>
-          </w:p>
-        </w:tc>
-      </w:tr>
-      <w:tr>
-        <w:tc>
-          <w:tcPr/>
-          <w:p>
-            <w:pPr>
-              <w:pStyle w:val="Compact"/>
-            </w:pPr>
-            <w:r>
-              <w:t xml:space="preserve">HXC-1025</w:t>
+              <w:t xml:space="preserve">P3</w:t>
+            </w:r>
+          </w:p>
+        </w:tc>
+        <w:tc>
+          <w:tcPr/>
+          <w:p>
+            <w:pPr>
+              <w:pStyle w:val="Compact"/>
+            </w:pPr>
+            <w:r>
+              <w:t xml:space="preserve">Queued</w:t>
+            </w:r>
+          </w:p>
+        </w:tc>
+        <w:tc>
+          <w:tcPr/>
+          <w:p>
+            <w:pPr>
+              <w:pStyle w:val="Compact"/>
+            </w:pPr>
+            <w:r>
+              <w:t xml:space="preserve">Replace pkg/security non-nil-only TestNewTLSConfigBuilder with meaningful assertion</w:t>
+            </w:r>
+          </w:p>
+        </w:tc>
+      </w:tr>
+      <w:tr>
+        <w:tc>
+          <w:tcPr/>
+          <w:p>
+            <w:pPr>
+              <w:pStyle w:val="Compact"/>
+            </w:pPr>
+            <w:r>
+              <w:t xml:space="preserve">HXC-1038</w:t>
             </w:r>
           </w:p>
         </w:tc>
@@ -1783,747 +1270,6 @@
               <w:pStyle w:val="Compact"/>
             </w:pPr>
             <w:r>
-              <w:t xml:space="preserve">P2</w:t>
-            </w:r>
-          </w:p>
-        </w:tc>
-        <w:tc>
-          <w:tcPr/>
-          <w:p>
-            <w:pPr>
-              <w:pStyle w:val="Compact"/>
-            </w:pPr>
-            <w:r>
-              <w:t xml:space="preserve">Queued</w:t>
-            </w:r>
-          </w:p>
-        </w:tc>
-        <w:tc>
-          <w:tcPr/>
-          <w:p>
-            <w:pPr>
-              <w:pStyle w:val="Compact"/>
-            </w:pPr>
-            <w:r>
-              <w:t xml:space="preserve">Cover pkg/build cancel-mid-flight branch sets StateCancelled</w:t>
-            </w:r>
-          </w:p>
-        </w:tc>
-      </w:tr>
-      <w:tr>
-        <w:tc>
-          <w:tcPr/>
-          <w:p>
-            <w:pPr>
-              <w:pStyle w:val="Compact"/>
-            </w:pPr>
-            <w:r>
-              <w:t xml:space="preserve">HXC-1047</w:t>
-            </w:r>
-          </w:p>
-        </w:tc>
-        <w:tc>
-          <w:tcPr/>
-          <w:p>
-            <w:pPr>
-              <w:pStyle w:val="Compact"/>
-            </w:pPr>
-            <w:r>
-              <w:t xml:space="preserve">Bug</w:t>
-            </w:r>
-          </w:p>
-        </w:tc>
-        <w:tc>
-          <w:tcPr/>
-          <w:p>
-            <w:pPr>
-              <w:pStyle w:val="Compact"/>
-            </w:pPr>
-            <w:r>
-              <w:t xml:space="preserve">P2</w:t>
-            </w:r>
-          </w:p>
-        </w:tc>
-        <w:tc>
-          <w:tcPr/>
-          <w:p>
-            <w:pPr>
-              <w:pStyle w:val="Compact"/>
-            </w:pPr>
-            <w:r>
-              <w:t xml:space="preserve">Queued</w:t>
-            </w:r>
-          </w:p>
-        </w:tc>
-        <w:tc>
-          <w:tcPr/>
-          <w:p>
-            <w:pPr>
-              <w:pStyle w:val="Compact"/>
-            </w:pPr>
-            <w:r>
-              <w:t xml:space="preserve">Complete pkg/metrics Prometheus exposition assertions (+Inf, _sum, ordering)</w:t>
-            </w:r>
-          </w:p>
-        </w:tc>
-      </w:tr>
-      <w:tr>
-        <w:tc>
-          <w:tcPr/>
-          <w:p>
-            <w:pPr>
-              <w:pStyle w:val="Compact"/>
-            </w:pPr>
-            <w:r>
-              <w:t xml:space="preserve">HXC-1048</w:t>
-            </w:r>
-          </w:p>
-        </w:tc>
-        <w:tc>
-          <w:tcPr/>
-          <w:p>
-            <w:pPr>
-              <w:pStyle w:val="Compact"/>
-            </w:pPr>
-            <w:r>
-              <w:t xml:space="preserve">Task</w:t>
-            </w:r>
-          </w:p>
-        </w:tc>
-        <w:tc>
-          <w:tcPr/>
-          <w:p>
-            <w:pPr>
-              <w:pStyle w:val="Compact"/>
-            </w:pPr>
-            <w:r>
-              <w:t xml:space="preserve">P2</w:t>
-            </w:r>
-          </w:p>
-        </w:tc>
-        <w:tc>
-          <w:tcPr/>
-          <w:p>
-            <w:pPr>
-              <w:pStyle w:val="Compact"/>
-            </w:pPr>
-            <w:r>
-              <w:t xml:space="preserve">Queued</w:t>
-            </w:r>
-          </w:p>
-        </w:tc>
-        <w:tc>
-          <w:tcPr/>
-          <w:p>
-            <w:pPr>
-              <w:pStyle w:val="Compact"/>
-            </w:pPr>
-            <w:r>
-              <w:t xml:space="preserve">Add pkg/metrics duplicate-registration and histogram edge tests</w:t>
-            </w:r>
-          </w:p>
-        </w:tc>
-      </w:tr>
-      <w:tr>
-        <w:tc>
-          <w:tcPr/>
-          <w:p>
-            <w:pPr>
-              <w:pStyle w:val="Compact"/>
-            </w:pPr>
-            <w:r>
-              <w:t xml:space="preserve">HXC-1051</w:t>
-            </w:r>
-          </w:p>
-        </w:tc>
-        <w:tc>
-          <w:tcPr/>
-          <w:p>
-            <w:pPr>
-              <w:pStyle w:val="Compact"/>
-            </w:pPr>
-            <w:r>
-              <w:t xml:space="preserve">Bug</w:t>
-            </w:r>
-          </w:p>
-        </w:tc>
-        <w:tc>
-          <w:tcPr/>
-          <w:p>
-            <w:pPr>
-              <w:pStyle w:val="Compact"/>
-            </w:pPr>
-            <w:r>
-              <w:t xml:space="preserve">P2</w:t>
-            </w:r>
-          </w:p>
-        </w:tc>
-        <w:tc>
-          <w:tcPr/>
-          <w:p>
-            <w:pPr>
-              <w:pStyle w:val="Compact"/>
-            </w:pPr>
-            <w:r>
-              <w:t xml:space="preserve">Queued</w:t>
-            </w:r>
-          </w:p>
-        </w:tc>
-        <w:tc>
-          <w:tcPr/>
-          <w:p>
-            <w:pPr>
-              <w:pStyle w:val="Compact"/>
-            </w:pPr>
-            <w:r>
-              <w:t xml:space="preserve">Strengthen pkg/grpcutil log assertions to dynamic behavior-dependent fields</w:t>
-            </w:r>
-          </w:p>
-        </w:tc>
-      </w:tr>
-      <w:tr>
-        <w:tc>
-          <w:tcPr/>
-          <w:p>
-            <w:pPr>
-              <w:pStyle w:val="Compact"/>
-            </w:pPr>
-            <w:r>
-              <w:t xml:space="preserve">HXC-1052</w:t>
-            </w:r>
-          </w:p>
-        </w:tc>
-        <w:tc>
-          <w:tcPr/>
-          <w:p>
-            <w:pPr>
-              <w:pStyle w:val="Compact"/>
-            </w:pPr>
-            <w:r>
-              <w:t xml:space="preserve">Task</w:t>
-            </w:r>
-          </w:p>
-        </w:tc>
-        <w:tc>
-          <w:tcPr/>
-          <w:p>
-            <w:pPr>
-              <w:pStyle w:val="Compact"/>
-            </w:pPr>
-            <w:r>
-              <w:t xml:space="preserve">P2</w:t>
-            </w:r>
-          </w:p>
-        </w:tc>
-        <w:tc>
-          <w:tcPr/>
-          <w:p>
-            <w:pPr>
-              <w:pStyle w:val="Compact"/>
-            </w:pPr>
-            <w:r>
-              <w:t xml:space="preserve">Queued</w:t>
-            </w:r>
-          </w:p>
-        </w:tc>
-        <w:tc>
-          <w:tcPr/>
-          <w:p>
-            <w:pPr>
-              <w:pStyle w:val="Compact"/>
-            </w:pPr>
-            <w:r>
-              <w:t xml:space="preserve">Cover pkg/grpcutil status.FromError code extraction for handler errors</w:t>
-            </w:r>
-          </w:p>
-        </w:tc>
-      </w:tr>
-      <w:tr>
-        <w:tc>
-          <w:tcPr/>
-          <w:p>
-            <w:pPr>
-              <w:pStyle w:val="Compact"/>
-            </w:pPr>
-            <w:r>
-              <w:t xml:space="preserve">HXC-1054</w:t>
-            </w:r>
-          </w:p>
-        </w:tc>
-        <w:tc>
-          <w:tcPr/>
-          <w:p>
-            <w:pPr>
-              <w:pStyle w:val="Compact"/>
-            </w:pPr>
-            <w:r>
-              <w:t xml:space="preserve">Bug</w:t>
-            </w:r>
-          </w:p>
-        </w:tc>
-        <w:tc>
-          <w:tcPr/>
-          <w:p>
-            <w:pPr>
-              <w:pStyle w:val="Compact"/>
-            </w:pPr>
-            <w:r>
-              <w:t xml:space="preserve">P2</w:t>
-            </w:r>
-          </w:p>
-        </w:tc>
-        <w:tc>
-          <w:tcPr/>
-          <w:p>
-            <w:pPr>
-              <w:pStyle w:val="Compact"/>
-            </w:pPr>
-            <w:r>
-              <w:t xml:space="preserve">Queued</w:t>
-            </w:r>
-          </w:p>
-        </w:tc>
-        <w:tc>
-          <w:tcPr/>
-          <w:p>
-            <w:pPr>
-              <w:pStyle w:val="Compact"/>
-            </w:pPr>
-            <w:r>
-              <w:t xml:space="preserve">Strengthen pkg/context WithTimeout deadline and expiry assertions</w:t>
-            </w:r>
-          </w:p>
-        </w:tc>
-      </w:tr>
-      <w:tr>
-        <w:tc>
-          <w:tcPr/>
-          <w:p>
-            <w:pPr>
-              <w:pStyle w:val="Compact"/>
-            </w:pPr>
-            <w:r>
-              <w:t xml:space="preserve">HXC-1058</w:t>
-            </w:r>
-          </w:p>
-        </w:tc>
-        <w:tc>
-          <w:tcPr/>
-          <w:p>
-            <w:pPr>
-              <w:pStyle w:val="Compact"/>
-            </w:pPr>
-            <w:r>
-              <w:t xml:space="preserve">Task</w:t>
-            </w:r>
-          </w:p>
-        </w:tc>
-        <w:tc>
-          <w:tcPr/>
-          <w:p>
-            <w:pPr>
-              <w:pStyle w:val="Compact"/>
-            </w:pPr>
-            <w:r>
-              <w:t xml:space="preserve">P2</w:t>
-            </w:r>
-          </w:p>
-        </w:tc>
-        <w:tc>
-          <w:tcPr/>
-          <w:p>
-            <w:pPr>
-              <w:pStyle w:val="Compact"/>
-            </w:pPr>
-            <w:r>
-              <w:t xml:space="preserve">Queued</w:t>
-            </w:r>
-          </w:p>
-        </w:tc>
-        <w:tc>
-          <w:tcPr/>
-          <w:p>
-            <w:pPr>
-              <w:pStyle w:val="Compact"/>
-            </w:pPr>
-            <w:r>
-              <w:t xml:space="preserve">Pin pkg/errors Code enum exact values, distinctness, and WithFields nil receiver</w:t>
-            </w:r>
-          </w:p>
-        </w:tc>
-      </w:tr>
-      <w:tr>
-        <w:tc>
-          <w:tcPr/>
-          <w:p>
-            <w:pPr>
-              <w:pStyle w:val="Compact"/>
-            </w:pPr>
-            <w:r>
-              <w:t xml:space="preserve">HXC-1059</w:t>
-            </w:r>
-          </w:p>
-        </w:tc>
-        <w:tc>
-          <w:tcPr/>
-          <w:p>
-            <w:pPr>
-              <w:pStyle w:val="Compact"/>
-            </w:pPr>
-            <w:r>
-              <w:t xml:space="preserve">Bug</w:t>
-            </w:r>
-          </w:p>
-        </w:tc>
-        <w:tc>
-          <w:tcPr/>
-          <w:p>
-            <w:pPr>
-              <w:pStyle w:val="Compact"/>
-            </w:pPr>
-            <w:r>
-              <w:t xml:space="preserve">P2</w:t>
-            </w:r>
-          </w:p>
-        </w:tc>
-        <w:tc>
-          <w:tcPr/>
-          <w:p>
-            <w:pPr>
-              <w:pStyle w:val="Compact"/>
-            </w:pPr>
-            <w:r>
-              <w:t xml:space="preserve">Queued</w:t>
-            </w:r>
-          </w:p>
-        </w:tc>
-        <w:tc>
-          <w:tcPr/>
-          <w:p>
-            <w:pPr>
-              <w:pStyle w:val="Compact"/>
-            </w:pPr>
-            <w:r>
-              <w:t xml:space="preserve">Replace tautological pkg/backoff cap-mutation test and pin Default()</w:t>
-            </w:r>
-          </w:p>
-        </w:tc>
-      </w:tr>
-      <w:tr>
-        <w:tc>
-          <w:tcPr/>
-          <w:p>
-            <w:pPr>
-              <w:pStyle w:val="Compact"/>
-            </w:pPr>
-            <w:r>
-              <w:t xml:space="preserve">HXC-1060</w:t>
-            </w:r>
-          </w:p>
-        </w:tc>
-        <w:tc>
-          <w:tcPr/>
-          <w:p>
-            <w:pPr>
-              <w:pStyle w:val="Compact"/>
-            </w:pPr>
-            <w:r>
-              <w:t xml:space="preserve">Bug</w:t>
-            </w:r>
-          </w:p>
-        </w:tc>
-        <w:tc>
-          <w:tcPr/>
-          <w:p>
-            <w:pPr>
-              <w:pStyle w:val="Compact"/>
-            </w:pPr>
-            <w:r>
-              <w:t xml:space="preserve">P2</w:t>
-            </w:r>
-          </w:p>
-        </w:tc>
-        <w:tc>
-          <w:tcPr/>
-          <w:p>
-            <w:pPr>
-              <w:pStyle w:val="Compact"/>
-            </w:pPr>
-            <w:r>
-              <w:t xml:space="preserve">Queued</w:t>
-            </w:r>
-          </w:p>
-        </w:tc>
-        <w:tc>
-          <w:tcPr/>
-          <w:p>
-            <w:pPr>
-              <w:pStyle w:val="Compact"/>
-            </w:pPr>
-            <w:r>
-              <w:t xml:space="preserve">Assert pkg/classads parser AST Op per operator and paren precedence</w:t>
-            </w:r>
-          </w:p>
-        </w:tc>
-      </w:tr>
-      <w:tr>
-        <w:tc>
-          <w:tcPr/>
-          <w:p>
-            <w:pPr>
-              <w:pStyle w:val="Compact"/>
-            </w:pPr>
-            <w:r>
-              <w:t xml:space="preserve">HXC-1067</w:t>
-            </w:r>
-          </w:p>
-        </w:tc>
-        <w:tc>
-          <w:tcPr/>
-          <w:p>
-            <w:pPr>
-              <w:pStyle w:val="Compact"/>
-            </w:pPr>
-            <w:r>
-              <w:t xml:space="preserve">Feature</w:t>
-            </w:r>
-          </w:p>
-        </w:tc>
-        <w:tc>
-          <w:tcPr/>
-          <w:p>
-            <w:pPr>
-              <w:pStyle w:val="Compact"/>
-            </w:pPr>
-            <w:r>
-              <w:t xml:space="preserve">P2</w:t>
-            </w:r>
-          </w:p>
-        </w:tc>
-        <w:tc>
-          <w:tcPr/>
-          <w:p>
-            <w:pPr>
-              <w:pStyle w:val="Compact"/>
-            </w:pPr>
-            <w:r>
-              <w:t xml:space="preserve">Queued</w:t>
-            </w:r>
-          </w:p>
-        </w:tc>
-        <w:tc>
-          <w:tcPr/>
-          <w:p>
-            <w:pPr>
-              <w:pStyle w:val="Compact"/>
-            </w:pPr>
-            <w:r>
-              <w:t xml:space="preserve">Add pkg/pubsub -race concurrency test and explicit drop-boundary assertion</w:t>
-            </w:r>
-          </w:p>
-        </w:tc>
-      </w:tr>
-      <w:tr>
-        <w:tc>
-          <w:tcPr/>
-          <w:p>
-            <w:pPr>
-              <w:pStyle w:val="Compact"/>
-            </w:pPr>
-            <w:r>
-              <w:t xml:space="preserve">HXC-1068</w:t>
-            </w:r>
-          </w:p>
-        </w:tc>
-        <w:tc>
-          <w:tcPr/>
-          <w:p>
-            <w:pPr>
-              <w:pStyle w:val="Compact"/>
-            </w:pPr>
-            <w:r>
-              <w:t xml:space="preserve">Bug</w:t>
-            </w:r>
-          </w:p>
-        </w:tc>
-        <w:tc>
-          <w:tcPr/>
-          <w:p>
-            <w:pPr>
-              <w:pStyle w:val="Compact"/>
-            </w:pPr>
-            <w:r>
-              <w:t xml:space="preserve">P2</w:t>
-            </w:r>
-          </w:p>
-        </w:tc>
-        <w:tc>
-          <w:tcPr/>
-          <w:p>
-            <w:pPr>
-              <w:pStyle w:val="Compact"/>
-            </w:pPr>
-            <w:r>
-              <w:t xml:space="preserve">Queued</w:t>
-            </w:r>
-          </w:p>
-        </w:tc>
-        <w:tc>
-          <w:tcPr/>
-          <w:p>
-            <w:pPr>
-              <w:pStyle w:val="Compact"/>
-            </w:pPr>
-            <w:r>
-              <w:t xml:space="preserve">Prove pkg/ratelimit bucket starts full and add Limiter conformance + -race tests</w:t>
-            </w:r>
-          </w:p>
-        </w:tc>
-      </w:tr>
-      <w:tr>
-        <w:tc>
-          <w:tcPr/>
-          <w:p>
-            <w:pPr>
-              <w:pStyle w:val="Compact"/>
-            </w:pPr>
-            <w:r>
-              <w:t xml:space="preserve">HXC-1070</w:t>
-            </w:r>
-          </w:p>
-        </w:tc>
-        <w:tc>
-          <w:tcPr/>
-          <w:p>
-            <w:pPr>
-              <w:pStyle w:val="Compact"/>
-            </w:pPr>
-            <w:r>
-              <w:t xml:space="preserve">Task</w:t>
-            </w:r>
-          </w:p>
-        </w:tc>
-        <w:tc>
-          <w:tcPr/>
-          <w:p>
-            <w:pPr>
-              <w:pStyle w:val="Compact"/>
-            </w:pPr>
-            <w:r>
-              <w:t xml:space="preserve">P2</w:t>
-            </w:r>
-          </w:p>
-        </w:tc>
-        <w:tc>
-          <w:tcPr/>
-          <w:p>
-            <w:pPr>
-              <w:pStyle w:val="Compact"/>
-            </w:pPr>
-            <w:r>
-              <w:t xml:space="preserve">Queued</w:t>
-            </w:r>
-          </w:p>
-        </w:tc>
-        <w:tc>
-          <w:tcPr/>
-          <w:p>
-            <w:pPr>
-              <w:pStyle w:val="Compact"/>
-            </w:pPr>
-            <w:r>
-              <w:t xml:space="preserve">Add pkg/retry transient-recovery, jitter-bound, and computeDelay table tests</w:t>
-            </w:r>
-          </w:p>
-        </w:tc>
-      </w:tr>
-      <w:tr>
-        <w:tc>
-          <w:tcPr/>
-          <w:p>
-            <w:pPr>
-              <w:pStyle w:val="Compact"/>
-            </w:pPr>
-            <w:r>
-              <w:t xml:space="preserve">HXC-1072</w:t>
-            </w:r>
-          </w:p>
-        </w:tc>
-        <w:tc>
-          <w:tcPr/>
-          <w:p>
-            <w:pPr>
-              <w:pStyle w:val="Compact"/>
-            </w:pPr>
-            <w:r>
-              <w:t xml:space="preserve">Bug</w:t>
-            </w:r>
-          </w:p>
-        </w:tc>
-        <w:tc>
-          <w:tcPr/>
-          <w:p>
-            <w:pPr>
-              <w:pStyle w:val="Compact"/>
-            </w:pPr>
-            <w:r>
-              <w:t xml:space="preserve">P2</w:t>
-            </w:r>
-          </w:p>
-        </w:tc>
-        <w:tc>
-          <w:tcPr/>
-          <w:p>
-            <w:pPr>
-              <w:pStyle w:val="Compact"/>
-            </w:pPr>
-            <w:r>
-              <w:t xml:space="preserve">Queued</w:t>
-            </w:r>
-          </w:p>
-        </w:tc>
-        <w:tc>
-          <w:tcPr/>
-          <w:p>
-            <w:pPr>
-              <w:pStyle w:val="Compact"/>
-            </w:pPr>
-            <w:r>
-              <w:t xml:space="preserve">Pin pkg/validator error contract via errors.Is and remove/wire unused sentinels</w:t>
-            </w:r>
-          </w:p>
-        </w:tc>
-      </w:tr>
-      <w:tr>
-        <w:tc>
-          <w:tcPr/>
-          <w:p>
-            <w:pPr>
-              <w:pStyle w:val="Compact"/>
-            </w:pPr>
-            <w:r>
-              <w:t xml:space="preserve">HXC-1029</w:t>
-            </w:r>
-          </w:p>
-        </w:tc>
-        <w:tc>
-          <w:tcPr/>
-          <w:p>
-            <w:pPr>
-              <w:pStyle w:val="Compact"/>
-            </w:pPr>
-            <w:r>
-              <w:t xml:space="preserve">Task</w:t>
-            </w:r>
-          </w:p>
-        </w:tc>
-        <w:tc>
-          <w:tcPr/>
-          <w:p>
-            <w:pPr>
-              <w:pStyle w:val="Compact"/>
-            </w:pPr>
-            <w:r>
               <w:t xml:space="preserve">P3</w:t>
             </w:r>
           </w:p>
@@ -2546,463 +1292,7 @@
               <w:pStyle w:val="Compact"/>
             </w:pPr>
             <w:r>
-              <w:t xml:space="preserve">Replace pkg/security non-nil-only TestNewTLSConfigBuilder with meaningful assertion</w:t>
-            </w:r>
-          </w:p>
-        </w:tc>
-      </w:tr>
-      <w:tr>
-        <w:tc>
-          <w:tcPr/>
-          <w:p>
-            <w:pPr>
-              <w:pStyle w:val="Compact"/>
-            </w:pPr>
-            <w:r>
-              <w:t xml:space="preserve">HXC-1038</w:t>
-            </w:r>
-          </w:p>
-        </w:tc>
-        <w:tc>
-          <w:tcPr/>
-          <w:p>
-            <w:pPr>
-              <w:pStyle w:val="Compact"/>
-            </w:pPr>
-            <w:r>
-              <w:t xml:space="preserve">Task</w:t>
-            </w:r>
-          </w:p>
-        </w:tc>
-        <w:tc>
-          <w:tcPr/>
-          <w:p>
-            <w:pPr>
-              <w:pStyle w:val="Compact"/>
-            </w:pPr>
-            <w:r>
-              <w:t xml:space="preserve">P3</w:t>
-            </w:r>
-          </w:p>
-        </w:tc>
-        <w:tc>
-          <w:tcPr/>
-          <w:p>
-            <w:pPr>
-              <w:pStyle w:val="Compact"/>
-            </w:pPr>
-            <w:r>
-              <w:t xml:space="preserve">Queued</w:t>
-            </w:r>
-          </w:p>
-        </w:tc>
-        <w:tc>
-          <w:tcPr/>
-          <w:p>
-            <w:pPr>
-              <w:pStyle w:val="Compact"/>
-            </w:pPr>
-            <w:r>
               <w:t xml:space="preserve">Cover pkg/wasm Host.Call ErrUnexpectedResult branch</w:t>
-            </w:r>
-          </w:p>
-        </w:tc>
-      </w:tr>
-      <w:tr>
-        <w:tc>
-          <w:tcPr/>
-          <w:p>
-            <w:pPr>
-              <w:pStyle w:val="Compact"/>
-            </w:pPr>
-            <w:r>
-              <w:t xml:space="preserve">HXC-1041</w:t>
-            </w:r>
-          </w:p>
-        </w:tc>
-        <w:tc>
-          <w:tcPr/>
-          <w:p>
-            <w:pPr>
-              <w:pStyle w:val="Compact"/>
-            </w:pPr>
-            <w:r>
-              <w:t xml:space="preserve">Task</w:t>
-            </w:r>
-          </w:p>
-        </w:tc>
-        <w:tc>
-          <w:tcPr/>
-          <w:p>
-            <w:pPr>
-              <w:pStyle w:val="Compact"/>
-            </w:pPr>
-            <w:r>
-              <w:t xml:space="preserve">P3</w:t>
-            </w:r>
-          </w:p>
-        </w:tc>
-        <w:tc>
-          <w:tcPr/>
-          <w:p>
-            <w:pPr>
-              <w:pStyle w:val="Compact"/>
-            </w:pPr>
-            <w:r>
-              <w:t xml:space="preserve">Queued</w:t>
-            </w:r>
-          </w:p>
-        </w:tc>
-        <w:tc>
-          <w:tcPr/>
-          <w:p>
-            <w:pPr>
-              <w:pStyle w:val="Compact"/>
-            </w:pPr>
-            <w:r>
-              <w:t xml:space="preserve">Add pkg/semaphore New(0) barrier and exact-capacity boundary tests</w:t>
-            </w:r>
-          </w:p>
-        </w:tc>
-      </w:tr>
-      <w:tr>
-        <w:tc>
-          <w:tcPr/>
-          <w:p>
-            <w:pPr>
-              <w:pStyle w:val="Compact"/>
-            </w:pPr>
-            <w:r>
-              <w:t xml:space="preserve">HXC-1049</w:t>
-            </w:r>
-          </w:p>
-        </w:tc>
-        <w:tc>
-          <w:tcPr/>
-          <w:p>
-            <w:pPr>
-              <w:pStyle w:val="Compact"/>
-            </w:pPr>
-            <w:r>
-              <w:t xml:space="preserve">Task</w:t>
-            </w:r>
-          </w:p>
-        </w:tc>
-        <w:tc>
-          <w:tcPr/>
-          <w:p>
-            <w:pPr>
-              <w:pStyle w:val="Compact"/>
-            </w:pPr>
-            <w:r>
-              <w:t xml:space="preserve">P3</w:t>
-            </w:r>
-          </w:p>
-        </w:tc>
-        <w:tc>
-          <w:tcPr/>
-          <w:p>
-            <w:pPr>
-              <w:pStyle w:val="Compact"/>
-            </w:pPr>
-            <w:r>
-              <w:t xml:space="preserve">Queued</w:t>
-            </w:r>
-          </w:p>
-        </w:tc>
-        <w:tc>
-          <w:tcPr/>
-          <w:p>
-            <w:pPr>
-              <w:pStyle w:val="Compact"/>
-            </w:pPr>
-            <w:r>
-              <w:t xml:space="preserve">Add pkg/metrics /metrics integration test via httptest.Server</w:t>
-            </w:r>
-          </w:p>
-        </w:tc>
-      </w:tr>
-      <w:tr>
-        <w:tc>
-          <w:tcPr/>
-          <w:p>
-            <w:pPr>
-              <w:pStyle w:val="Compact"/>
-            </w:pPr>
-            <w:r>
-              <w:t xml:space="preserve">HXC-1061</w:t>
-            </w:r>
-          </w:p>
-        </w:tc>
-        <w:tc>
-          <w:tcPr/>
-          <w:p>
-            <w:pPr>
-              <w:pStyle w:val="Compact"/>
-            </w:pPr>
-            <w:r>
-              <w:t xml:space="preserve">Task</w:t>
-            </w:r>
-          </w:p>
-        </w:tc>
-        <w:tc>
-          <w:tcPr/>
-          <w:p>
-            <w:pPr>
-              <w:pStyle w:val="Compact"/>
-            </w:pPr>
-            <w:r>
-              <w:t xml:space="preserve">P3</w:t>
-            </w:r>
-          </w:p>
-        </w:tc>
-        <w:tc>
-          <w:tcPr/>
-          <w:p>
-            <w:pPr>
-              <w:pStyle w:val="Compact"/>
-            </w:pPr>
-            <w:r>
-              <w:t xml:space="preserve">Queued</w:t>
-            </w:r>
-          </w:p>
-        </w:tc>
-        <w:tc>
-          <w:tcPr/>
-          <w:p>
-            <w:pPr>
-              <w:pStyle w:val="Compact"/>
-            </w:pPr>
-            <w:r>
-              <w:t xml:space="preserve">Add pkg/classads eval failure-path and regexp non-match tests</w:t>
-            </w:r>
-          </w:p>
-        </w:tc>
-      </w:tr>
-      <w:tr>
-        <w:tc>
-          <w:tcPr/>
-          <w:p>
-            <w:pPr>
-              <w:pStyle w:val="Compact"/>
-            </w:pPr>
-            <w:r>
-              <w:t xml:space="preserve">HXC-1065</w:t>
-            </w:r>
-          </w:p>
-        </w:tc>
-        <w:tc>
-          <w:tcPr/>
-          <w:p>
-            <w:pPr>
-              <w:pStyle w:val="Compact"/>
-            </w:pPr>
-            <w:r>
-              <w:t xml:space="preserve">Task</w:t>
-            </w:r>
-          </w:p>
-        </w:tc>
-        <w:tc>
-          <w:tcPr/>
-          <w:p>
-            <w:pPr>
-              <w:pStyle w:val="Compact"/>
-            </w:pPr>
-            <w:r>
-              <w:t xml:space="preserve">P3</w:t>
-            </w:r>
-          </w:p>
-        </w:tc>
-        <w:tc>
-          <w:tcPr/>
-          <w:p>
-            <w:pPr>
-              <w:pStyle w:val="Compact"/>
-            </w:pPr>
-            <w:r>
-              <w:t xml:space="preserve">Queued</w:t>
-            </w:r>
-          </w:p>
-        </w:tc>
-        <w:tc>
-          <w:tcPr/>
-          <w:p>
-            <w:pPr>
-              <w:pStyle w:val="Compact"/>
-            </w:pPr>
-            <w:r>
-              <w:t xml:space="preserve">Strengthen pkg/log Warn test, add Debug-suppression, remove dead captureOutput scaffolding</w:t>
-            </w:r>
-          </w:p>
-        </w:tc>
-      </w:tr>
-      <w:tr>
-        <w:tc>
-          <w:tcPr/>
-          <w:p>
-            <w:pPr>
-              <w:pStyle w:val="Compact"/>
-            </w:pPr>
-            <w:r>
-              <w:t xml:space="preserve">HXC-1066</w:t>
-            </w:r>
-          </w:p>
-        </w:tc>
-        <w:tc>
-          <w:tcPr/>
-          <w:p>
-            <w:pPr>
-              <w:pStyle w:val="Compact"/>
-            </w:pPr>
-            <w:r>
-              <w:t xml:space="preserve">Task</w:t>
-            </w:r>
-          </w:p>
-        </w:tc>
-        <w:tc>
-          <w:tcPr/>
-          <w:p>
-            <w:pPr>
-              <w:pStyle w:val="Compact"/>
-            </w:pPr>
-            <w:r>
-              <w:t xml:space="preserve">P3</w:t>
-            </w:r>
-          </w:p>
-        </w:tc>
-        <w:tc>
-          <w:tcPr/>
-          <w:p>
-            <w:pPr>
-              <w:pStyle w:val="Compact"/>
-            </w:pPr>
-            <w:r>
-              <w:t xml:space="preserve">Queued</w:t>
-            </w:r>
-          </w:p>
-        </w:tc>
-        <w:tc>
-          <w:tcPr/>
-          <w:p>
-            <w:pPr>
-              <w:pStyle w:val="Compact"/>
-            </w:pPr>
-            <w:r>
-              <w:t xml:space="preserve">Add pkg/lru boundary, cold-miss, and struct-value round-trip tests</w:t>
-            </w:r>
-          </w:p>
-        </w:tc>
-      </w:tr>
-      <w:tr>
-        <w:tc>
-          <w:tcPr/>
-          <w:p>
-            <w:pPr>
-              <w:pStyle w:val="Compact"/>
-            </w:pPr>
-            <w:r>
-              <w:t xml:space="preserve">HXC-1071</w:t>
-            </w:r>
-          </w:p>
-        </w:tc>
-        <w:tc>
-          <w:tcPr/>
-          <w:p>
-            <w:pPr>
-              <w:pStyle w:val="Compact"/>
-            </w:pPr>
-            <w:r>
-              <w:t xml:space="preserve">Task</w:t>
-            </w:r>
-          </w:p>
-        </w:tc>
-        <w:tc>
-          <w:tcPr/>
-          <w:p>
-            <w:pPr>
-              <w:pStyle w:val="Compact"/>
-            </w:pPr>
-            <w:r>
-              <w:t xml:space="preserve">P3</w:t>
-            </w:r>
-          </w:p>
-        </w:tc>
-        <w:tc>
-          <w:tcPr/>
-          <w:p>
-            <w:pPr>
-              <w:pStyle w:val="Compact"/>
-            </w:pPr>
-            <w:r>
-              <w:t xml:space="preserve">Queued</w:t>
-            </w:r>
-          </w:p>
-        </w:tc>
-        <w:tc>
-          <w:tcPr/>
-          <w:p>
-            <w:pPr>
-              <w:pStyle w:val="Compact"/>
-            </w:pPr>
-            <w:r>
-              <w:t xml:space="preserve">Strengthen pkg/serde MustMarshal exact-content and add Unmarshal failure tests</w:t>
-            </w:r>
-          </w:p>
-        </w:tc>
-      </w:tr>
-      <w:tr>
-        <w:tc>
-          <w:tcPr/>
-          <w:p>
-            <w:pPr>
-              <w:pStyle w:val="Compact"/>
-            </w:pPr>
-            <w:r>
-              <w:t xml:space="preserve">HXC-1073</w:t>
-            </w:r>
-          </w:p>
-        </w:tc>
-        <w:tc>
-          <w:tcPr/>
-          <w:p>
-            <w:pPr>
-              <w:pStyle w:val="Compact"/>
-            </w:pPr>
-            <w:r>
-              <w:t xml:space="preserve">Task</w:t>
-            </w:r>
-          </w:p>
-        </w:tc>
-        <w:tc>
-          <w:tcPr/>
-          <w:p>
-            <w:pPr>
-              <w:pStyle w:val="Compact"/>
-            </w:pPr>
-            <w:r>
-              <w:t xml:space="preserve">P3</w:t>
-            </w:r>
-          </w:p>
-        </w:tc>
-        <w:tc>
-          <w:tcPr/>
-          <w:p>
-            <w:pPr>
-              <w:pStyle w:val="Compact"/>
-            </w:pPr>
-            <w:r>
-              <w:t xml:space="preserve">Queued</w:t>
-            </w:r>
-          </w:p>
-        </w:tc>
-        <w:tc>
-          <w:tcPr/>
-          <w:p>
-            <w:pPr>
-              <w:pStyle w:val="Compact"/>
-            </w:pPr>
-            <w:r>
-              <w:t xml:space="preserve">Add pkg/validator uint min/max, IsValidID empty, oneof/email boundary tests</w:t>
             </w:r>
           </w:p>
         </w:tc>

--- a/docs/export/issues.docx
+++ b/docs/export/issues.docx
@@ -34,7 +34,7 @@
         <w:t xml:space="preserve"> </w:t>
       </w:r>
       <w:r>
-        <w:t xml:space="preserve">9</w:t>
+        <w:t xml:space="preserve">10</w:t>
       </w:r>
       <w:r>
         <w:t xml:space="preserve"> </w:t>
@@ -50,7 +50,7 @@
         <w:t xml:space="preserve"> </w:t>
       </w:r>
       <w:r>
-        <w:t xml:space="preserve">2026-06-01T11:05:59Z</w:t>
+        <w:t xml:space="preserve">2026-06-01T11:23:56Z</w:t>
       </w:r>
       <w:r>
         <w:t xml:space="preserve"> </w:t>
@@ -116,7 +116,7 @@
           <w:b/>
           <w:bCs/>
         </w:rPr>
-        <w:t xml:space="preserve">563</w:t>
+        <w:t xml:space="preserve">557</w:t>
       </w:r>
       <w:r>
         <w:t xml:space="preserve">. Canonical source:</w:t>
@@ -146,13 +146,13 @@
         <w:t xml:space="preserve">.</w:t>
       </w:r>
     </w:p>
-    <w:bookmarkStart w:id="9" w:name="foundation-anti-bluff-19-active"/>
+    <w:bookmarkStart w:id="9" w:name="foundation-anti-bluff-13-active"/>
     <w:p>
       <w:pPr>
         <w:pStyle w:val="Heading2"/>
       </w:pPr>
       <w:r>
-        <w:t xml:space="preserve">Foundation (anti-bluff) (19 active)</w:t>
+        <w:t xml:space="preserve">Foundation (anti-bluff) (13 active)</w:t>
       </w:r>
     </w:p>
     <w:tbl>
@@ -906,63 +906,6 @@
               <w:pStyle w:val="Compact"/>
             </w:pPr>
             <w:r>
-              <w:t xml:space="preserve">HXC-1022</w:t>
-            </w:r>
-          </w:p>
-        </w:tc>
-        <w:tc>
-          <w:tcPr/>
-          <w:p>
-            <w:pPr>
-              <w:pStyle w:val="Compact"/>
-            </w:pPr>
-            <w:r>
-              <w:t xml:space="preserve">Bug</w:t>
-            </w:r>
-          </w:p>
-        </w:tc>
-        <w:tc>
-          <w:tcPr/>
-          <w:p>
-            <w:pPr>
-              <w:pStyle w:val="Compact"/>
-            </w:pPr>
-            <w:r>
-              <w:t xml:space="preserve">P1</w:t>
-            </w:r>
-          </w:p>
-        </w:tc>
-        <w:tc>
-          <w:tcPr/>
-          <w:p>
-            <w:pPr>
-              <w:pStyle w:val="Compact"/>
-            </w:pPr>
-            <w:r>
-              <w:t xml:space="preserve">Queued</w:t>
-            </w:r>
-          </w:p>
-        </w:tc>
-        <w:tc>
-          <w:tcPr/>
-          <w:p>
-            <w:pPr>
-              <w:pStyle w:val="Compact"/>
-            </w:pPr>
-            <w:r>
-              <w:t xml:space="preserve">Make pkg/build List/Concurrent tests Start() the service and assert terminal states</w:t>
-            </w:r>
-          </w:p>
-        </w:tc>
-      </w:tr>
-      <w:tr>
-        <w:tc>
-          <w:tcPr/>
-          <w:p>
-            <w:pPr>
-              <w:pStyle w:val="Compact"/>
-            </w:pPr>
-            <w:r>
               <w:t xml:space="preserve">HXC-1015</w:t>
             </w:r>
           </w:p>
@@ -1008,291 +951,6 @@
             </w:pPr>
             <w:r>
               <w:t xml:space="preserve">Make pkg/infra VMSimulateFailure/VMSimulatePartition assert observable network effect</w:t>
-            </w:r>
-          </w:p>
-        </w:tc>
-      </w:tr>
-      <w:tr>
-        <w:tc>
-          <w:tcPr/>
-          <w:p>
-            <w:pPr>
-              <w:pStyle w:val="Compact"/>
-            </w:pPr>
-            <w:r>
-              <w:t xml:space="preserve">HXC-1019</w:t>
-            </w:r>
-          </w:p>
-        </w:tc>
-        <w:tc>
-          <w:tcPr/>
-          <w:p>
-            <w:pPr>
-              <w:pStyle w:val="Compact"/>
-            </w:pPr>
-            <w:r>
-              <w:t xml:space="preserve">Bug</w:t>
-            </w:r>
-          </w:p>
-        </w:tc>
-        <w:tc>
-          <w:tcPr/>
-          <w:p>
-            <w:pPr>
-              <w:pStyle w:val="Compact"/>
-            </w:pPr>
-            <w:r>
-              <w:t xml:space="preserve">P2</w:t>
-            </w:r>
-          </w:p>
-        </w:tc>
-        <w:tc>
-          <w:tcPr/>
-          <w:p>
-            <w:pPr>
-              <w:pStyle w:val="Compact"/>
-            </w:pPr>
-            <w:r>
-              <w:t xml:space="preserve">Queued</w:t>
-            </w:r>
-          </w:p>
-        </w:tc>
-        <w:tc>
-          <w:tcPr/>
-          <w:p>
-            <w:pPr>
-              <w:pStyle w:val="Compact"/>
-            </w:pPr>
-            <w:r>
-              <w:t xml:space="preserve">Characterize or fix MemoryLocker.Lock context-cancellation goroutine leak</w:t>
-            </w:r>
-          </w:p>
-        </w:tc>
-      </w:tr>
-      <w:tr>
-        <w:tc>
-          <w:tcPr/>
-          <w:p>
-            <w:pPr>
-              <w:pStyle w:val="Compact"/>
-            </w:pPr>
-            <w:r>
-              <w:t xml:space="preserve">HXC-1023</w:t>
-            </w:r>
-          </w:p>
-        </w:tc>
-        <w:tc>
-          <w:tcPr/>
-          <w:p>
-            <w:pPr>
-              <w:pStyle w:val="Compact"/>
-            </w:pPr>
-            <w:r>
-              <w:t xml:space="preserve">Task</w:t>
-            </w:r>
-          </w:p>
-        </w:tc>
-        <w:tc>
-          <w:tcPr/>
-          <w:p>
-            <w:pPr>
-              <w:pStyle w:val="Compact"/>
-            </w:pPr>
-            <w:r>
-              <w:t xml:space="preserve">P2</w:t>
-            </w:r>
-          </w:p>
-        </w:tc>
-        <w:tc>
-          <w:tcPr/>
-          <w:p>
-            <w:pPr>
-              <w:pStyle w:val="Compact"/>
-            </w:pPr>
-            <w:r>
-              <w:t xml:space="preserve">Queued</w:t>
-            </w:r>
-          </w:p>
-        </w:tc>
-        <w:tc>
-          <w:tcPr/>
-          <w:p>
-            <w:pPr>
-              <w:pStyle w:val="Compact"/>
-            </w:pPr>
-            <w:r>
-              <w:t xml:space="preserve">Replace time.Sleep polling in pkg/build with completion sync and add state-machine mutation tests</w:t>
-            </w:r>
-          </w:p>
-        </w:tc>
-      </w:tr>
-      <w:tr>
-        <w:tc>
-          <w:tcPr/>
-          <w:p>
-            <w:pPr>
-              <w:pStyle w:val="Compact"/>
-            </w:pPr>
-            <w:r>
-              <w:t xml:space="preserve">HXC-1025</w:t>
-            </w:r>
-          </w:p>
-        </w:tc>
-        <w:tc>
-          <w:tcPr/>
-          <w:p>
-            <w:pPr>
-              <w:pStyle w:val="Compact"/>
-            </w:pPr>
-            <w:r>
-              <w:t xml:space="preserve">Task</w:t>
-            </w:r>
-          </w:p>
-        </w:tc>
-        <w:tc>
-          <w:tcPr/>
-          <w:p>
-            <w:pPr>
-              <w:pStyle w:val="Compact"/>
-            </w:pPr>
-            <w:r>
-              <w:t xml:space="preserve">P2</w:t>
-            </w:r>
-          </w:p>
-        </w:tc>
-        <w:tc>
-          <w:tcPr/>
-          <w:p>
-            <w:pPr>
-              <w:pStyle w:val="Compact"/>
-            </w:pPr>
-            <w:r>
-              <w:t xml:space="preserve">Queued</w:t>
-            </w:r>
-          </w:p>
-        </w:tc>
-        <w:tc>
-          <w:tcPr/>
-          <w:p>
-            <w:pPr>
-              <w:pStyle w:val="Compact"/>
-            </w:pPr>
-            <w:r>
-              <w:t xml:space="preserve">Cover pkg/build cancel-mid-flight branch sets StateCancelled</w:t>
-            </w:r>
-          </w:p>
-        </w:tc>
-      </w:tr>
-      <w:tr>
-        <w:tc>
-          <w:tcPr/>
-          <w:p>
-            <w:pPr>
-              <w:pStyle w:val="Compact"/>
-            </w:pPr>
-            <w:r>
-              <w:t xml:space="preserve">HXC-1029</w:t>
-            </w:r>
-          </w:p>
-        </w:tc>
-        <w:tc>
-          <w:tcPr/>
-          <w:p>
-            <w:pPr>
-              <w:pStyle w:val="Compact"/>
-            </w:pPr>
-            <w:r>
-              <w:t xml:space="preserve">Task</w:t>
-            </w:r>
-          </w:p>
-        </w:tc>
-        <w:tc>
-          <w:tcPr/>
-          <w:p>
-            <w:pPr>
-              <w:pStyle w:val="Compact"/>
-            </w:pPr>
-            <w:r>
-              <w:t xml:space="preserve">P3</w:t>
-            </w:r>
-          </w:p>
-        </w:tc>
-        <w:tc>
-          <w:tcPr/>
-          <w:p>
-            <w:pPr>
-              <w:pStyle w:val="Compact"/>
-            </w:pPr>
-            <w:r>
-              <w:t xml:space="preserve">Queued</w:t>
-            </w:r>
-          </w:p>
-        </w:tc>
-        <w:tc>
-          <w:tcPr/>
-          <w:p>
-            <w:pPr>
-              <w:pStyle w:val="Compact"/>
-            </w:pPr>
-            <w:r>
-              <w:t xml:space="preserve">Replace pkg/security non-nil-only TestNewTLSConfigBuilder with meaningful assertion</w:t>
-            </w:r>
-          </w:p>
-        </w:tc>
-      </w:tr>
-      <w:tr>
-        <w:tc>
-          <w:tcPr/>
-          <w:p>
-            <w:pPr>
-              <w:pStyle w:val="Compact"/>
-            </w:pPr>
-            <w:r>
-              <w:t xml:space="preserve">HXC-1038</w:t>
-            </w:r>
-          </w:p>
-        </w:tc>
-        <w:tc>
-          <w:tcPr/>
-          <w:p>
-            <w:pPr>
-              <w:pStyle w:val="Compact"/>
-            </w:pPr>
-            <w:r>
-              <w:t xml:space="preserve">Task</w:t>
-            </w:r>
-          </w:p>
-        </w:tc>
-        <w:tc>
-          <w:tcPr/>
-          <w:p>
-            <w:pPr>
-              <w:pStyle w:val="Compact"/>
-            </w:pPr>
-            <w:r>
-              <w:t xml:space="preserve">P3</w:t>
-            </w:r>
-          </w:p>
-        </w:tc>
-        <w:tc>
-          <w:tcPr/>
-          <w:p>
-            <w:pPr>
-              <w:pStyle w:val="Compact"/>
-            </w:pPr>
-            <w:r>
-              <w:t xml:space="preserve">Queued</w:t>
-            </w:r>
-          </w:p>
-        </w:tc>
-        <w:tc>
-          <w:tcPr/>
-          <w:p>
-            <w:pPr>
-              <w:pStyle w:val="Compact"/>
-            </w:pPr>
-            <w:r>
-              <w:t xml:space="preserve">Cover pkg/wasm Host.Call ErrUnexpectedResult branch</w:t>
             </w:r>
           </w:p>
         </w:tc>

--- a/docs/export/issues.docx
+++ b/docs/export/issues.docx
@@ -34,7 +34,7 @@
         <w:t xml:space="preserve"> </w:t>
       </w:r>
       <w:r>
-        <w:t xml:space="preserve">10</w:t>
+        <w:t xml:space="preserve">11</w:t>
       </w:r>
       <w:r>
         <w:t xml:space="preserve"> </w:t>
@@ -50,7 +50,7 @@
         <w:t xml:space="preserve"> </w:t>
       </w:r>
       <w:r>
-        <w:t xml:space="preserve">2026-06-01T11:23:56Z</w:t>
+        <w:t xml:space="preserve">2026-06-01T11:29:04Z</w:t>
       </w:r>
       <w:r>
         <w:t xml:space="preserve"> </w:t>

--- a/docs/export/issues.docx
+++ b/docs/export/issues.docx
@@ -34,7 +34,7 @@
         <w:t xml:space="preserve"> </w:t>
       </w:r>
       <w:r>
-        <w:t xml:space="preserve">11</w:t>
+        <w:t xml:space="preserve">12</w:t>
       </w:r>
       <w:r>
         <w:t xml:space="preserve"> </w:t>
@@ -50,7 +50,7 @@
         <w:t xml:space="preserve"> </w:t>
       </w:r>
       <w:r>
-        <w:t xml:space="preserve">2026-06-01T11:29:04Z</w:t>
+        <w:t xml:space="preserve">2026-06-01T12:11:50Z</w:t>
       </w:r>
       <w:r>
         <w:t xml:space="preserve"> </w:t>
@@ -116,7 +116,7 @@
           <w:b/>
           <w:bCs/>
         </w:rPr>
-        <w:t xml:space="preserve">557</w:t>
+        <w:t xml:space="preserve">550</w:t>
       </w:r>
       <w:r>
         <w:t xml:space="preserve">. Canonical source:</w:t>
@@ -146,13 +146,13 @@
         <w:t xml:space="preserve">.</w:t>
       </w:r>
     </w:p>
-    <w:bookmarkStart w:id="9" w:name="foundation-anti-bluff-13-active"/>
+    <w:bookmarkStart w:id="9" w:name="foundation-anti-bluff-6-active"/>
     <w:p>
       <w:pPr>
         <w:pStyle w:val="Heading2"/>
       </w:pPr>
       <w:r>
-        <w:t xml:space="preserve">Foundation (anti-bluff) (13 active)</w:t>
+        <w:t xml:space="preserve">Foundation (anti-bluff) (6 active)</w:t>
       </w:r>
     </w:p>
     <w:tbl>
@@ -237,234 +237,6 @@
               <w:pStyle w:val="Compact"/>
             </w:pPr>
             <w:r>
-              <w:t xml:space="preserve">HXC-1010</w:t>
-            </w:r>
-          </w:p>
-        </w:tc>
-        <w:tc>
-          <w:tcPr/>
-          <w:p>
-            <w:pPr>
-              <w:pStyle w:val="Compact"/>
-            </w:pPr>
-            <w:r>
-              <w:t xml:space="preserve">Feature</w:t>
-            </w:r>
-          </w:p>
-        </w:tc>
-        <w:tc>
-          <w:tcPr/>
-          <w:p>
-            <w:pPr>
-              <w:pStyle w:val="Compact"/>
-            </w:pPr>
-            <w:r>
-              <w:t xml:space="preserve">P0</w:t>
-            </w:r>
-          </w:p>
-        </w:tc>
-        <w:tc>
-          <w:tcPr/>
-          <w:p>
-            <w:pPr>
-              <w:pStyle w:val="Compact"/>
-            </w:pPr>
-            <w:r>
-              <w:t xml:space="preserve">Queued</w:t>
-            </w:r>
-          </w:p>
-        </w:tc>
-        <w:tc>
-          <w:tcPr/>
-          <w:p>
-            <w:pPr>
-              <w:pStyle w:val="Compact"/>
-            </w:pPr>
-            <w:r>
-              <w:t xml:space="preserve">Replace pkg/infra map-echo orchestrator with real service Boot via testcontainers</w:t>
-            </w:r>
-          </w:p>
-        </w:tc>
-      </w:tr>
-      <w:tr>
-        <w:tc>
-          <w:tcPr/>
-          <w:p>
-            <w:pPr>
-              <w:pStyle w:val="Compact"/>
-            </w:pPr>
-            <w:r>
-              <w:t xml:space="preserve">HXC-1011</w:t>
-            </w:r>
-          </w:p>
-        </w:tc>
-        <w:tc>
-          <w:tcPr/>
-          <w:p>
-            <w:pPr>
-              <w:pStyle w:val="Compact"/>
-            </w:pPr>
-            <w:r>
-              <w:t xml:space="preserve">Feature</w:t>
-            </w:r>
-          </w:p>
-        </w:tc>
-        <w:tc>
-          <w:tcPr/>
-          <w:p>
-            <w:pPr>
-              <w:pStyle w:val="Compact"/>
-            </w:pPr>
-            <w:r>
-              <w:t xml:space="preserve">P0</w:t>
-            </w:r>
-          </w:p>
-        </w:tc>
-        <w:tc>
-          <w:tcPr/>
-          <w:p>
-            <w:pPr>
-              <w:pStyle w:val="Compact"/>
-            </w:pPr>
-            <w:r>
-              <w:t xml:space="preserve">Queued</w:t>
-            </w:r>
-          </w:p>
-        </w:tc>
-        <w:tc>
-          <w:tcPr/>
-          <w:p>
-            <w:pPr>
-              <w:pStyle w:val="Compact"/>
-            </w:pPr>
-            <w:r>
-              <w:t xml:space="preserve">Make pkg/infra Health probe real services and report false on failure</w:t>
-            </w:r>
-          </w:p>
-        </w:tc>
-      </w:tr>
-      <w:tr>
-        <w:tc>
-          <w:tcPr/>
-          <w:p>
-            <w:pPr>
-              <w:pStyle w:val="Compact"/>
-            </w:pPr>
-            <w:r>
-              <w:t xml:space="preserve">HXC-1020</w:t>
-            </w:r>
-          </w:p>
-        </w:tc>
-        <w:tc>
-          <w:tcPr/>
-          <w:p>
-            <w:pPr>
-              <w:pStyle w:val="Compact"/>
-            </w:pPr>
-            <w:r>
-              <w:t xml:space="preserve">Feature</w:t>
-            </w:r>
-          </w:p>
-        </w:tc>
-        <w:tc>
-          <w:tcPr/>
-          <w:p>
-            <w:pPr>
-              <w:pStyle w:val="Compact"/>
-            </w:pPr>
-            <w:r>
-              <w:t xml:space="preserve">P0</w:t>
-            </w:r>
-          </w:p>
-        </w:tc>
-        <w:tc>
-          <w:tcPr/>
-          <w:p>
-            <w:pPr>
-              <w:pStyle w:val="Compact"/>
-            </w:pPr>
-            <w:r>
-              <w:t xml:space="preserve">Queued</w:t>
-            </w:r>
-          </w:p>
-        </w:tc>
-        <w:tc>
-          <w:tcPr/>
-          <w:p>
-            <w:pPr>
-              <w:pStyle w:val="Compact"/>
-            </w:pPr>
-            <w:r>
-              <w:t xml:space="preserve">Wire a real Builder behind pkg/build Service and prove image is pullable</w:t>
-            </w:r>
-          </w:p>
-        </w:tc>
-      </w:tr>
-      <w:tr>
-        <w:tc>
-          <w:tcPr/>
-          <w:p>
-            <w:pPr>
-              <w:pStyle w:val="Compact"/>
-            </w:pPr>
-            <w:r>
-              <w:t xml:space="preserve">HXC-1028</w:t>
-            </w:r>
-          </w:p>
-        </w:tc>
-        <w:tc>
-          <w:tcPr/>
-          <w:p>
-            <w:pPr>
-              <w:pStyle w:val="Compact"/>
-            </w:pPr>
-            <w:r>
-              <w:t xml:space="preserve">Feature</w:t>
-            </w:r>
-          </w:p>
-        </w:tc>
-        <w:tc>
-          <w:tcPr/>
-          <w:p>
-            <w:pPr>
-              <w:pStyle w:val="Compact"/>
-            </w:pPr>
-            <w:r>
-              <w:t xml:space="preserve">P0</w:t>
-            </w:r>
-          </w:p>
-        </w:tc>
-        <w:tc>
-          <w:tcPr/>
-          <w:p>
-            <w:pPr>
-              <w:pStyle w:val="Compact"/>
-            </w:pPr>
-            <w:r>
-              <w:t xml:space="preserve">Queued</w:t>
-            </w:r>
-          </w:p>
-        </w:tc>
-        <w:tc>
-          <w:tcPr/>
-          <w:p>
-            <w:pPr>
-              <w:pStyle w:val="Compact"/>
-            </w:pPr>
-            <w:r>
-              <w:t xml:space="preserve">Locate/build production Vault client and add dev-Vault integration test (KVv2 + PKI)</w:t>
-            </w:r>
-          </w:p>
-        </w:tc>
-      </w:tr>
-      <w:tr>
-        <w:tc>
-          <w:tcPr/>
-          <w:p>
-            <w:pPr>
-              <w:pStyle w:val="Compact"/>
-            </w:pPr>
-            <w:r>
               <w:t xml:space="preserve">HXC-016</w:t>
             </w:r>
           </w:p>
@@ -735,7 +507,7 @@
               <w:pStyle w:val="Compact"/>
             </w:pPr>
             <w:r>
-              <w:t xml:space="preserve">HXC-1012</w:t>
+              <w:t xml:space="preserve">HXC-1014</w:t>
             </w:r>
           </w:p>
         </w:tc>
@@ -779,178 +551,7 @@
               <w:pStyle w:val="Compact"/>
             </w:pPr>
             <w:r>
-              <w:t xml:space="preserve">Make pkg/infra Logs capture real sink-side output honoring tail/since/timestamps</w:t>
-            </w:r>
-          </w:p>
-        </w:tc>
-      </w:tr>
-      <w:tr>
-        <w:tc>
-          <w:tcPr/>
-          <w:p>
-            <w:pPr>
-              <w:pStyle w:val="Compact"/>
-            </w:pPr>
-            <w:r>
-              <w:t xml:space="preserve">HXC-1013</w:t>
-            </w:r>
-          </w:p>
-        </w:tc>
-        <w:tc>
-          <w:tcPr/>
-          <w:p>
-            <w:pPr>
-              <w:pStyle w:val="Compact"/>
-            </w:pPr>
-            <w:r>
-              <w:t xml:space="preserve">Feature</w:t>
-            </w:r>
-          </w:p>
-        </w:tc>
-        <w:tc>
-          <w:tcPr/>
-          <w:p>
-            <w:pPr>
-              <w:pStyle w:val="Compact"/>
-            </w:pPr>
-            <w:r>
-              <w:t xml:space="preserve">P1</w:t>
-            </w:r>
-          </w:p>
-        </w:tc>
-        <w:tc>
-          <w:tcPr/>
-          <w:p>
-            <w:pPr>
-              <w:pStyle w:val="Compact"/>
-            </w:pPr>
-            <w:r>
-              <w:t xml:space="preserve">Queued</w:t>
-            </w:r>
-          </w:p>
-        </w:tc>
-        <w:tc>
-          <w:tcPr/>
-          <w:p>
-            <w:pPr>
-              <w:pStyle w:val="Compact"/>
-            </w:pPr>
-            <w:r>
-              <w:t xml:space="preserve">Make pkg/infra Scale create real replicas verified via runtime query</w:t>
-            </w:r>
-          </w:p>
-        </w:tc>
-      </w:tr>
-      <w:tr>
-        <w:tc>
-          <w:tcPr/>
-          <w:p>
-            <w:pPr>
-              <w:pStyle w:val="Compact"/>
-            </w:pPr>
-            <w:r>
-              <w:t xml:space="preserve">HXC-1014</w:t>
-            </w:r>
-          </w:p>
-        </w:tc>
-        <w:tc>
-          <w:tcPr/>
-          <w:p>
-            <w:pPr>
-              <w:pStyle w:val="Compact"/>
-            </w:pPr>
-            <w:r>
-              <w:t xml:space="preserve">Feature</w:t>
-            </w:r>
-          </w:p>
-        </w:tc>
-        <w:tc>
-          <w:tcPr/>
-          <w:p>
-            <w:pPr>
-              <w:pStyle w:val="Compact"/>
-            </w:pPr>
-            <w:r>
-              <w:t xml:space="preserve">P1</w:t>
-            </w:r>
-          </w:p>
-        </w:tc>
-        <w:tc>
-          <w:tcPr/>
-          <w:p>
-            <w:pPr>
-              <w:pStyle w:val="Compact"/>
-            </w:pPr>
-            <w:r>
-              <w:t xml:space="preserve">Queued</w:t>
-            </w:r>
-          </w:p>
-        </w:tc>
-        <w:tc>
-          <w:tcPr/>
-          <w:p>
-            <w:pPr>
-              <w:pStyle w:val="Compact"/>
-            </w:pPr>
-            <w:r>
               <w:t xml:space="preserve">Make pkg/infra VMSpawn/VMSSH establish a real session end-to-end</w:t>
-            </w:r>
-          </w:p>
-        </w:tc>
-      </w:tr>
-      <w:tr>
-        <w:tc>
-          <w:tcPr/>
-          <w:p>
-            <w:pPr>
-              <w:pStyle w:val="Compact"/>
-            </w:pPr>
-            <w:r>
-              <w:t xml:space="preserve">HXC-1015</w:t>
-            </w:r>
-          </w:p>
-        </w:tc>
-        <w:tc>
-          <w:tcPr/>
-          <w:p>
-            <w:pPr>
-              <w:pStyle w:val="Compact"/>
-            </w:pPr>
-            <w:r>
-              <w:t xml:space="preserve">Feature</w:t>
-            </w:r>
-          </w:p>
-        </w:tc>
-        <w:tc>
-          <w:tcPr/>
-          <w:p>
-            <w:pPr>
-              <w:pStyle w:val="Compact"/>
-            </w:pPr>
-            <w:r>
-              <w:t xml:space="preserve">P2</w:t>
-            </w:r>
-          </w:p>
-        </w:tc>
-        <w:tc>
-          <w:tcPr/>
-          <w:p>
-            <w:pPr>
-              <w:pStyle w:val="Compact"/>
-            </w:pPr>
-            <w:r>
-              <w:t xml:space="preserve">Queued</w:t>
-            </w:r>
-          </w:p>
-        </w:tc>
-        <w:tc>
-          <w:tcPr/>
-          <w:p>
-            <w:pPr>
-              <w:pStyle w:val="Compact"/>
-            </w:pPr>
-            <w:r>
-              <w:t xml:space="preserve">Make pkg/infra VMSimulateFailure/VMSimulatePartition assert observable network effect</w:t>
             </w:r>
           </w:p>
         </w:tc>

--- a/docs/export/issues.docx
+++ b/docs/export/issues.docx
@@ -34,7 +34,7 @@
         <w:t xml:space="preserve"> </w:t>
       </w:r>
       <w:r>
-        <w:t xml:space="preserve">12</w:t>
+        <w:t xml:space="preserve">13</w:t>
       </w:r>
       <w:r>
         <w:t xml:space="preserve"> </w:t>
@@ -50,7 +50,7 @@
         <w:t xml:space="preserve"> </w:t>
       </w:r>
       <w:r>
-        <w:t xml:space="preserve">2026-06-01T12:11:50Z</w:t>
+        <w:t xml:space="preserve">2026-06-01T13:04:05Z</w:t>
       </w:r>
       <w:r>
         <w:t xml:space="preserve"> </w:t>
@@ -116,7 +116,7 @@
           <w:b/>
           <w:bCs/>
         </w:rPr>
-        <w:t xml:space="preserve">550</w:t>
+        <w:t xml:space="preserve">540</w:t>
       </w:r>
       <w:r>
         <w:t xml:space="preserve">. Canonical source:</w:t>
@@ -146,13 +146,367 @@
         <w:t xml:space="preserve">.</w:t>
       </w:r>
     </w:p>
-    <w:bookmarkStart w:id="9" w:name="foundation-anti-bluff-6-active"/>
+    <w:bookmarkStart w:id="9" w:name="foundation-anti-bluff-5-active"/>
     <w:p>
       <w:pPr>
         <w:pStyle w:val="Heading2"/>
       </w:pPr>
       <w:r>
-        <w:t xml:space="preserve">Foundation (anti-bluff) (6 active)</w:t>
+        <w:t xml:space="preserve">Foundation (anti-bluff) (5 active)</w:t>
+      </w:r>
+    </w:p>
+    <w:tbl>
+      <w:tblPr>
+        <w:tblStyle w:val="Table"/>
+        <w:tblW w:type="auto" w:w="0"/>
+        <w:tblLook w:firstRow="1" w:lastRow="0" w:firstColumn="0" w:lastColumn="0" w:noHBand="0" w:noVBand="0" w:val="0020"/>
+      </w:tblPr>
+      <w:tblGrid>
+        <w:gridCol w:w="1584"/>
+        <w:gridCol w:w="1584"/>
+        <w:gridCol w:w="1584"/>
+        <w:gridCol w:w="1584"/>
+        <w:gridCol w:w="1584"/>
+      </w:tblGrid>
+      <w:tr>
+        <w:trPr>
+          <w:tblHeader w:val="on"/>
+        </w:trPr>
+        <w:tc>
+          <w:tcPr/>
+          <w:p>
+            <w:pPr>
+              <w:pStyle w:val="Compact"/>
+            </w:pPr>
+            <w:r>
+              <w:t xml:space="preserve">HXC</w:t>
+            </w:r>
+          </w:p>
+        </w:tc>
+        <w:tc>
+          <w:tcPr/>
+          <w:p>
+            <w:pPr>
+              <w:pStyle w:val="Compact"/>
+            </w:pPr>
+            <w:r>
+              <w:t xml:space="preserve">Type</w:t>
+            </w:r>
+          </w:p>
+        </w:tc>
+        <w:tc>
+          <w:tcPr/>
+          <w:p>
+            <w:pPr>
+              <w:pStyle w:val="Compact"/>
+            </w:pPr>
+            <w:r>
+              <w:t xml:space="preserve">Pri</w:t>
+            </w:r>
+          </w:p>
+        </w:tc>
+        <w:tc>
+          <w:tcPr/>
+          <w:p>
+            <w:pPr>
+              <w:pStyle w:val="Compact"/>
+            </w:pPr>
+            <w:r>
+              <w:t xml:space="preserve">Status</w:t>
+            </w:r>
+          </w:p>
+        </w:tc>
+        <w:tc>
+          <w:tcPr/>
+          <w:p>
+            <w:pPr>
+              <w:pStyle w:val="Compact"/>
+            </w:pPr>
+            <w:r>
+              <w:t xml:space="preserve">Title</w:t>
+            </w:r>
+          </w:p>
+        </w:tc>
+      </w:tr>
+      <w:tr>
+        <w:tc>
+          <w:tcPr/>
+          <w:p>
+            <w:pPr>
+              <w:pStyle w:val="Compact"/>
+            </w:pPr>
+            <w:r>
+              <w:t xml:space="preserve">HXC-016</w:t>
+            </w:r>
+          </w:p>
+        </w:tc>
+        <w:tc>
+          <w:tcPr/>
+          <w:p>
+            <w:pPr>
+              <w:pStyle w:val="Compact"/>
+            </w:pPr>
+            <w:r>
+              <w:t xml:space="preserve">Task</w:t>
+            </w:r>
+          </w:p>
+        </w:tc>
+        <w:tc>
+          <w:tcPr/>
+          <w:p>
+            <w:pPr>
+              <w:pStyle w:val="Compact"/>
+            </w:pPr>
+            <w:r>
+              <w:t xml:space="preserve">P1</w:t>
+            </w:r>
+          </w:p>
+        </w:tc>
+        <w:tc>
+          <w:tcPr/>
+          <w:p>
+            <w:pPr>
+              <w:pStyle w:val="Compact"/>
+            </w:pPr>
+            <w:r>
+              <w:t xml:space="preserve">Queued</w:t>
+            </w:r>
+          </w:p>
+        </w:tc>
+        <w:tc>
+          <w:tcPr/>
+          <w:p>
+            <w:pPr>
+              <w:pStyle w:val="Compact"/>
+            </w:pPr>
+          </w:p>
+        </w:tc>
+      </w:tr>
+      <w:tr>
+        <w:tc>
+          <w:tcPr/>
+          <w:p>
+            <w:pPr>
+              <w:pStyle w:val="Compact"/>
+            </w:pPr>
+            <w:r>
+              <w:t xml:space="preserve">HXC-017</w:t>
+            </w:r>
+          </w:p>
+        </w:tc>
+        <w:tc>
+          <w:tcPr/>
+          <w:p>
+            <w:pPr>
+              <w:pStyle w:val="Compact"/>
+            </w:pPr>
+            <w:r>
+              <w:t xml:space="preserve">Task</w:t>
+            </w:r>
+          </w:p>
+        </w:tc>
+        <w:tc>
+          <w:tcPr/>
+          <w:p>
+            <w:pPr>
+              <w:pStyle w:val="Compact"/>
+            </w:pPr>
+            <w:r>
+              <w:t xml:space="preserve">P1</w:t>
+            </w:r>
+          </w:p>
+        </w:tc>
+        <w:tc>
+          <w:tcPr/>
+          <w:p>
+            <w:pPr>
+              <w:pStyle w:val="Compact"/>
+            </w:pPr>
+            <w:r>
+              <w:t xml:space="preserve">Queued</w:t>
+            </w:r>
+          </w:p>
+        </w:tc>
+        <w:tc>
+          <w:tcPr/>
+          <w:p>
+            <w:pPr>
+              <w:pStyle w:val="Compact"/>
+            </w:pPr>
+          </w:p>
+        </w:tc>
+      </w:tr>
+      <w:tr>
+        <w:tc>
+          <w:tcPr/>
+          <w:p>
+            <w:pPr>
+              <w:pStyle w:val="Compact"/>
+            </w:pPr>
+            <w:r>
+              <w:t xml:space="preserve">HXC-018</w:t>
+            </w:r>
+          </w:p>
+        </w:tc>
+        <w:tc>
+          <w:tcPr/>
+          <w:p>
+            <w:pPr>
+              <w:pStyle w:val="Compact"/>
+            </w:pPr>
+            <w:r>
+              <w:t xml:space="preserve">Task</w:t>
+            </w:r>
+          </w:p>
+        </w:tc>
+        <w:tc>
+          <w:tcPr/>
+          <w:p>
+            <w:pPr>
+              <w:pStyle w:val="Compact"/>
+            </w:pPr>
+            <w:r>
+              <w:t xml:space="preserve">P1</w:t>
+            </w:r>
+          </w:p>
+        </w:tc>
+        <w:tc>
+          <w:tcPr/>
+          <w:p>
+            <w:pPr>
+              <w:pStyle w:val="Compact"/>
+            </w:pPr>
+            <w:r>
+              <w:t xml:space="preserve">Queued</w:t>
+            </w:r>
+          </w:p>
+        </w:tc>
+        <w:tc>
+          <w:tcPr/>
+          <w:p>
+            <w:pPr>
+              <w:pStyle w:val="Compact"/>
+            </w:pPr>
+          </w:p>
+        </w:tc>
+      </w:tr>
+      <w:tr>
+        <w:tc>
+          <w:tcPr/>
+          <w:p>
+            <w:pPr>
+              <w:pStyle w:val="Compact"/>
+            </w:pPr>
+            <w:r>
+              <w:t xml:space="preserve">HXC-019</w:t>
+            </w:r>
+          </w:p>
+        </w:tc>
+        <w:tc>
+          <w:tcPr/>
+          <w:p>
+            <w:pPr>
+              <w:pStyle w:val="Compact"/>
+            </w:pPr>
+            <w:r>
+              <w:t xml:space="preserve">Task</w:t>
+            </w:r>
+          </w:p>
+        </w:tc>
+        <w:tc>
+          <w:tcPr/>
+          <w:p>
+            <w:pPr>
+              <w:pStyle w:val="Compact"/>
+            </w:pPr>
+            <w:r>
+              <w:t xml:space="preserve">P1</w:t>
+            </w:r>
+          </w:p>
+        </w:tc>
+        <w:tc>
+          <w:tcPr/>
+          <w:p>
+            <w:pPr>
+              <w:pStyle w:val="Compact"/>
+            </w:pPr>
+            <w:r>
+              <w:t xml:space="preserve">Queued</w:t>
+            </w:r>
+          </w:p>
+        </w:tc>
+        <w:tc>
+          <w:tcPr/>
+          <w:p>
+            <w:pPr>
+              <w:pStyle w:val="Compact"/>
+            </w:pPr>
+          </w:p>
+        </w:tc>
+      </w:tr>
+      <w:tr>
+        <w:tc>
+          <w:tcPr/>
+          <w:p>
+            <w:pPr>
+              <w:pStyle w:val="Compact"/>
+            </w:pPr>
+            <w:r>
+              <w:t xml:space="preserve">HXC-020</w:t>
+            </w:r>
+          </w:p>
+        </w:tc>
+        <w:tc>
+          <w:tcPr/>
+          <w:p>
+            <w:pPr>
+              <w:pStyle w:val="Compact"/>
+            </w:pPr>
+            <w:r>
+              <w:t xml:space="preserve">Task</w:t>
+            </w:r>
+          </w:p>
+        </w:tc>
+        <w:tc>
+          <w:tcPr/>
+          <w:p>
+            <w:pPr>
+              <w:pStyle w:val="Compact"/>
+            </w:pPr>
+            <w:r>
+              <w:t xml:space="preserve">P1</w:t>
+            </w:r>
+          </w:p>
+        </w:tc>
+        <w:tc>
+          <w:tcPr/>
+          <w:p>
+            <w:pPr>
+              <w:pStyle w:val="Compact"/>
+            </w:pPr>
+            <w:r>
+              <w:t xml:space="preserve">Queued</w:t>
+            </w:r>
+          </w:p>
+        </w:tc>
+        <w:tc>
+          <w:tcPr/>
+          <w:p>
+            <w:pPr>
+              <w:pStyle w:val="Compact"/>
+            </w:pPr>
+          </w:p>
+        </w:tc>
+      </w:tr>
+    </w:tbl>
+    <w:bookmarkEnd w:id="9"/>
+    <w:bookmarkStart w:id="10" w:name="mvp-62-active"/>
+    <w:p>
+      <w:pPr>
+        <w:pStyle w:val="Heading2"/>
+      </w:pPr>
+      <w:r>
+        <w:t xml:space="preserve">MVP (62 active)</w:t>
       </w:r>
     </w:p>
     <w:tbl>
@@ -237,7 +591,919 @@
               <w:pStyle w:val="Compact"/>
             </w:pPr>
             <w:r>
-              <w:t xml:space="preserve">HXC-016</w:t>
+              <w:t xml:space="preserve">HXC-1084</w:t>
+            </w:r>
+          </w:p>
+        </w:tc>
+        <w:tc>
+          <w:tcPr/>
+          <w:p>
+            <w:pPr>
+              <w:pStyle w:val="Compact"/>
+            </w:pPr>
+            <w:r>
+              <w:t xml:space="preserve">Feature</w:t>
+            </w:r>
+          </w:p>
+        </w:tc>
+        <w:tc>
+          <w:tcPr/>
+          <w:p>
+            <w:pPr>
+              <w:pStyle w:val="Compact"/>
+            </w:pPr>
+            <w:r>
+              <w:t xml:space="preserve">P0</w:t>
+            </w:r>
+          </w:p>
+        </w:tc>
+        <w:tc>
+          <w:tcPr/>
+          <w:p>
+            <w:pPr>
+              <w:pStyle w:val="Compact"/>
+            </w:pPr>
+            <w:r>
+              <w:t xml:space="preserve">Queued</w:t>
+            </w:r>
+          </w:p>
+        </w:tc>
+        <w:tc>
+          <w:tcPr/>
+          <w:p>
+            <w:pPr>
+              <w:pStyle w:val="Compact"/>
+            </w:pPr>
+            <w:r>
+              <w:t xml:space="preserve">Upgrade tmux backend to control-mode (-CC) with streaming I/O (pkg/session)</w:t>
+            </w:r>
+          </w:p>
+        </w:tc>
+      </w:tr>
+      <w:tr>
+        <w:tc>
+          <w:tcPr/>
+          <w:p>
+            <w:pPr>
+              <w:pStyle w:val="Compact"/>
+            </w:pPr>
+            <w:r>
+              <w:t xml:space="preserve">HXC-1085</w:t>
+            </w:r>
+          </w:p>
+        </w:tc>
+        <w:tc>
+          <w:tcPr/>
+          <w:p>
+            <w:pPr>
+              <w:pStyle w:val="Compact"/>
+            </w:pPr>
+            <w:r>
+              <w:t xml:space="preserve">Feature</w:t>
+            </w:r>
+          </w:p>
+        </w:tc>
+        <w:tc>
+          <w:tcPr/>
+          <w:p>
+            <w:pPr>
+              <w:pStyle w:val="Compact"/>
+            </w:pPr>
+            <w:r>
+              <w:t xml:space="preserve">P0</w:t>
+            </w:r>
+          </w:p>
+        </w:tc>
+        <w:tc>
+          <w:tcPr/>
+          <w:p>
+            <w:pPr>
+              <w:pStyle w:val="Compact"/>
+            </w:pPr>
+            <w:r>
+              <w:t xml:space="preserve">Queued</w:t>
+            </w:r>
+          </w:p>
+        </w:tc>
+        <w:tc>
+          <w:tcPr/>
+          <w:p>
+            <w:pPr>
+              <w:pStyle w:val="Compact"/>
+            </w:pPr>
+            <w:r>
+              <w:t xml:space="preserve">Implement CRDT session state and lifecycle (create/attach/migrate)</w:t>
+            </w:r>
+          </w:p>
+        </w:tc>
+      </w:tr>
+      <w:tr>
+        <w:tc>
+          <w:tcPr/>
+          <w:p>
+            <w:pPr>
+              <w:pStyle w:val="Compact"/>
+            </w:pPr>
+            <w:r>
+              <w:t xml:space="preserve">HXC-1086</w:t>
+            </w:r>
+          </w:p>
+        </w:tc>
+        <w:tc>
+          <w:tcPr/>
+          <w:p>
+            <w:pPr>
+              <w:pStyle w:val="Compact"/>
+            </w:pPr>
+            <w:r>
+              <w:t xml:space="preserve">Feature</w:t>
+            </w:r>
+          </w:p>
+        </w:tc>
+        <w:tc>
+          <w:tcPr/>
+          <w:p>
+            <w:pPr>
+              <w:pStyle w:val="Compact"/>
+            </w:pPr>
+            <w:r>
+              <w:t xml:space="preserve">P0</w:t>
+            </w:r>
+          </w:p>
+        </w:tc>
+        <w:tc>
+          <w:tcPr/>
+          <w:p>
+            <w:pPr>
+              <w:pStyle w:val="Compact"/>
+            </w:pPr>
+            <w:r>
+              <w:t xml:space="preserve">Queued</w:t>
+            </w:r>
+          </w:p>
+        </w:tc>
+        <w:tc>
+          <w:tcPr/>
+          <w:p>
+            <w:pPr>
+              <w:pStyle w:val="Compact"/>
+            </w:pPr>
+            <w:r>
+              <w:t xml:space="preserve">Implement real Node gRPC handlers serving helixv1 Node API (internal/node)</w:t>
+            </w:r>
+          </w:p>
+        </w:tc>
+      </w:tr>
+      <w:tr>
+        <w:tc>
+          <w:tcPr/>
+          <w:p>
+            <w:pPr>
+              <w:pStyle w:val="Compact"/>
+            </w:pPr>
+            <w:r>
+              <w:t xml:space="preserve">HXC-1087</w:t>
+            </w:r>
+          </w:p>
+        </w:tc>
+        <w:tc>
+          <w:tcPr/>
+          <w:p>
+            <w:pPr>
+              <w:pStyle w:val="Compact"/>
+            </w:pPr>
+            <w:r>
+              <w:t xml:space="preserve">Feature</w:t>
+            </w:r>
+          </w:p>
+        </w:tc>
+        <w:tc>
+          <w:tcPr/>
+          <w:p>
+            <w:pPr>
+              <w:pStyle w:val="Compact"/>
+            </w:pPr>
+            <w:r>
+              <w:t xml:space="preserve">P0</w:t>
+            </w:r>
+          </w:p>
+        </w:tc>
+        <w:tc>
+          <w:tcPr/>
+          <w:p>
+            <w:pPr>
+              <w:pStyle w:val="Compact"/>
+            </w:pPr>
+            <w:r>
+              <w:t xml:space="preserve">Queued</w:t>
+            </w:r>
+          </w:p>
+        </w:tc>
+        <w:tc>
+          <w:tcPr/>
+          <w:p>
+            <w:pPr>
+              <w:pStyle w:val="Compact"/>
+            </w:pPr>
+            <w:r>
+              <w:t xml:space="preserve">Make node registry etcd-backed and cross-process shared (internal/node)</w:t>
+            </w:r>
+          </w:p>
+        </w:tc>
+      </w:tr>
+      <w:tr>
+        <w:tc>
+          <w:tcPr/>
+          <w:p>
+            <w:pPr>
+              <w:pStyle w:val="Compact"/>
+            </w:pPr>
+            <w:r>
+              <w:t xml:space="preserve">HXC-1088</w:t>
+            </w:r>
+          </w:p>
+        </w:tc>
+        <w:tc>
+          <w:tcPr/>
+          <w:p>
+            <w:pPr>
+              <w:pStyle w:val="Compact"/>
+            </w:pPr>
+            <w:r>
+              <w:t xml:space="preserve">Feature</w:t>
+            </w:r>
+          </w:p>
+        </w:tc>
+        <w:tc>
+          <w:tcPr/>
+          <w:p>
+            <w:pPr>
+              <w:pStyle w:val="Compact"/>
+            </w:pPr>
+            <w:r>
+              <w:t xml:space="preserve">P0</w:t>
+            </w:r>
+          </w:p>
+        </w:tc>
+        <w:tc>
+          <w:tcPr/>
+          <w:p>
+            <w:pPr>
+              <w:pStyle w:val="Compact"/>
+            </w:pPr>
+            <w:r>
+              <w:t xml:space="preserve">Queued</w:t>
+            </w:r>
+          </w:p>
+        </w:tc>
+        <w:tc>
+          <w:tcPr/>
+          <w:p>
+            <w:pPr>
+              <w:pStyle w:val="Compact"/>
+            </w:pPr>
+            <w:r>
+              <w:t xml:space="preserve">Implement SWIM gossip membership and failure detection (pkg/swim)</w:t>
+            </w:r>
+          </w:p>
+        </w:tc>
+      </w:tr>
+      <w:tr>
+        <w:tc>
+          <w:tcPr/>
+          <w:p>
+            <w:pPr>
+              <w:pStyle w:val="Compact"/>
+            </w:pPr>
+            <w:r>
+              <w:t xml:space="preserve">HXC-1089</w:t>
+            </w:r>
+          </w:p>
+        </w:tc>
+        <w:tc>
+          <w:tcPr/>
+          <w:p>
+            <w:pPr>
+              <w:pStyle w:val="Compact"/>
+            </w:pPr>
+            <w:r>
+              <w:t xml:space="preserve">Feature</w:t>
+            </w:r>
+          </w:p>
+        </w:tc>
+        <w:tc>
+          <w:tcPr/>
+          <w:p>
+            <w:pPr>
+              <w:pStyle w:val="Compact"/>
+            </w:pPr>
+            <w:r>
+              <w:t xml:space="preserve">P0</w:t>
+            </w:r>
+          </w:p>
+        </w:tc>
+        <w:tc>
+          <w:tcPr/>
+          <w:p>
+            <w:pPr>
+              <w:pStyle w:val="Compact"/>
+            </w:pPr>
+            <w:r>
+              <w:t xml:space="preserve">Queued</w:t>
+            </w:r>
+          </w:p>
+        </w:tc>
+        <w:tc>
+          <w:tcPr/>
+          <w:p>
+            <w:pPr>
+              <w:pStyle w:val="Compact"/>
+            </w:pPr>
+            <w:r>
+              <w:t xml:space="preserve">Implement WireGuard mesh config-gen and key rotation (pkg/wireguard)</w:t>
+            </w:r>
+          </w:p>
+        </w:tc>
+      </w:tr>
+      <w:tr>
+        <w:tc>
+          <w:tcPr/>
+          <w:p>
+            <w:pPr>
+              <w:pStyle w:val="Compact"/>
+            </w:pPr>
+            <w:r>
+              <w:t xml:space="preserve">HXC-1091</w:t>
+            </w:r>
+          </w:p>
+        </w:tc>
+        <w:tc>
+          <w:tcPr/>
+          <w:p>
+            <w:pPr>
+              <w:pStyle w:val="Compact"/>
+            </w:pPr>
+            <w:r>
+              <w:t xml:space="preserve">Feature</w:t>
+            </w:r>
+          </w:p>
+        </w:tc>
+        <w:tc>
+          <w:tcPr/>
+          <w:p>
+            <w:pPr>
+              <w:pStyle w:val="Compact"/>
+            </w:pPr>
+            <w:r>
+              <w:t xml:space="preserve">P0</w:t>
+            </w:r>
+          </w:p>
+        </w:tc>
+        <w:tc>
+          <w:tcPr/>
+          <w:p>
+            <w:pPr>
+              <w:pStyle w:val="Compact"/>
+            </w:pPr>
+            <w:r>
+              <w:t xml:space="preserve">Queued</w:t>
+            </w:r>
+          </w:p>
+        </w:tc>
+        <w:tc>
+          <w:tcPr/>
+          <w:p>
+            <w:pPr>
+              <w:pStyle w:val="Compact"/>
+            </w:pPr>
+            <w:r>
+              <w:t xml:space="preserve">Wire API gateway reverse proxy with prefix routing and /health (internal/gateway)</w:t>
+            </w:r>
+          </w:p>
+        </w:tc>
+      </w:tr>
+      <w:tr>
+        <w:tc>
+          <w:tcPr/>
+          <w:p>
+            <w:pPr>
+              <w:pStyle w:val="Compact"/>
+            </w:pPr>
+            <w:r>
+              <w:t xml:space="preserve">HXC-1092</w:t>
+            </w:r>
+          </w:p>
+        </w:tc>
+        <w:tc>
+          <w:tcPr/>
+          <w:p>
+            <w:pPr>
+              <w:pStyle w:val="Compact"/>
+            </w:pPr>
+            <w:r>
+              <w:t xml:space="preserve">Feature</w:t>
+            </w:r>
+          </w:p>
+        </w:tc>
+        <w:tc>
+          <w:tcPr/>
+          <w:p>
+            <w:pPr>
+              <w:pStyle w:val="Compact"/>
+            </w:pPr>
+            <w:r>
+              <w:t xml:space="preserve">P0</w:t>
+            </w:r>
+          </w:p>
+        </w:tc>
+        <w:tc>
+          <w:tcPr/>
+          <w:p>
+            <w:pPr>
+              <w:pStyle w:val="Compact"/>
+            </w:pPr>
+            <w:r>
+              <w:t xml:space="preserve">Queued</w:t>
+            </w:r>
+          </w:p>
+        </w:tc>
+        <w:tc>
+          <w:tcPr/>
+          <w:p>
+            <w:pPr>
+              <w:pStyle w:val="Compact"/>
+            </w:pPr>
+            <w:r>
+              <w:t xml:space="preserve">Add JWT/RBAC auth middleware to API gateway (internal/gateway)</w:t>
+            </w:r>
+          </w:p>
+        </w:tc>
+      </w:tr>
+      <w:tr>
+        <w:tc>
+          <w:tcPr/>
+          <w:p>
+            <w:pPr>
+              <w:pStyle w:val="Compact"/>
+            </w:pPr>
+            <w:r>
+              <w:t xml:space="preserve">HXC-1093</w:t>
+            </w:r>
+          </w:p>
+        </w:tc>
+        <w:tc>
+          <w:tcPr/>
+          <w:p>
+            <w:pPr>
+              <w:pStyle w:val="Compact"/>
+            </w:pPr>
+            <w:r>
+              <w:t xml:space="preserve">Feature</w:t>
+            </w:r>
+          </w:p>
+        </w:tc>
+        <w:tc>
+          <w:tcPr/>
+          <w:p>
+            <w:pPr>
+              <w:pStyle w:val="Compact"/>
+            </w:pPr>
+            <w:r>
+              <w:t xml:space="preserve">P0</w:t>
+            </w:r>
+          </w:p>
+        </w:tc>
+        <w:tc>
+          <w:tcPr/>
+          <w:p>
+            <w:pPr>
+              <w:pStyle w:val="Compact"/>
+            </w:pPr>
+            <w:r>
+              <w:t xml:space="preserve">Queued</w:t>
+            </w:r>
+          </w:p>
+        </w:tc>
+        <w:tc>
+          <w:tcPr/>
+          <w:p>
+            <w:pPr>
+              <w:pStyle w:val="Compact"/>
+            </w:pPr>
+            <w:r>
+              <w:t xml:space="preserve">Implement leader election with fencing tokens (pkg/leader)</w:t>
+            </w:r>
+          </w:p>
+        </w:tc>
+      </w:tr>
+      <w:tr>
+        <w:tc>
+          <w:tcPr/>
+          <w:p>
+            <w:pPr>
+              <w:pStyle w:val="Compact"/>
+            </w:pPr>
+            <w:r>
+              <w:t xml:space="preserve">HXC-1094</w:t>
+            </w:r>
+          </w:p>
+        </w:tc>
+        <w:tc>
+          <w:tcPr/>
+          <w:p>
+            <w:pPr>
+              <w:pStyle w:val="Compact"/>
+            </w:pPr>
+            <w:r>
+              <w:t xml:space="preserve">Feature</w:t>
+            </w:r>
+          </w:p>
+        </w:tc>
+        <w:tc>
+          <w:tcPr/>
+          <w:p>
+            <w:pPr>
+              <w:pStyle w:val="Compact"/>
+            </w:pPr>
+            <w:r>
+              <w:t xml:space="preserve">P0</w:t>
+            </w:r>
+          </w:p>
+        </w:tc>
+        <w:tc>
+          <w:tcPr/>
+          <w:p>
+            <w:pPr>
+              <w:pStyle w:val="Compact"/>
+            </w:pPr>
+            <w:r>
+              <w:t xml:space="preserve">Queued</w:t>
+            </w:r>
+          </w:p>
+        </w:tc>
+        <w:tc>
+          <w:tcPr/>
+          <w:p>
+            <w:pPr>
+              <w:pStyle w:val="Compact"/>
+            </w:pPr>
+            <w:r>
+              <w:t xml:space="preserve">Implement distributed lock primitives over etcd (pkg/lock)</w:t>
+            </w:r>
+          </w:p>
+        </w:tc>
+      </w:tr>
+      <w:tr>
+        <w:tc>
+          <w:tcPr/>
+          <w:p>
+            <w:pPr>
+              <w:pStyle w:val="Compact"/>
+            </w:pPr>
+            <w:r>
+              <w:t xml:space="preserve">HXC-1101</w:t>
+            </w:r>
+          </w:p>
+        </w:tc>
+        <w:tc>
+          <w:tcPr/>
+          <w:p>
+            <w:pPr>
+              <w:pStyle w:val="Compact"/>
+            </w:pPr>
+            <w:r>
+              <w:t xml:space="preserve">Feature</w:t>
+            </w:r>
+          </w:p>
+        </w:tc>
+        <w:tc>
+          <w:tcPr/>
+          <w:p>
+            <w:pPr>
+              <w:pStyle w:val="Compact"/>
+            </w:pPr>
+            <w:r>
+              <w:t xml:space="preserve">P0</w:t>
+            </w:r>
+          </w:p>
+        </w:tc>
+        <w:tc>
+          <w:tcPr/>
+          <w:p>
+            <w:pPr>
+              <w:pStyle w:val="Compact"/>
+            </w:pPr>
+            <w:r>
+              <w:t xml:space="preserve">Queued</w:t>
+            </w:r>
+          </w:p>
+        </w:tc>
+        <w:tc>
+          <w:tcPr/>
+          <w:p>
+            <w:pPr>
+              <w:pStyle w:val="Compact"/>
+            </w:pPr>
+            <w:r>
+              <w:t xml:space="preserve">Implement e2ee transport record protocol (security/pkg/e2ee)</w:t>
+            </w:r>
+          </w:p>
+        </w:tc>
+      </w:tr>
+      <w:tr>
+        <w:tc>
+          <w:tcPr/>
+          <w:p>
+            <w:pPr>
+              <w:pStyle w:val="Compact"/>
+            </w:pPr>
+            <w:r>
+              <w:t xml:space="preserve">HXC-1103</w:t>
+            </w:r>
+          </w:p>
+        </w:tc>
+        <w:tc>
+          <w:tcPr/>
+          <w:p>
+            <w:pPr>
+              <w:pStyle w:val="Compact"/>
+            </w:pPr>
+            <w:r>
+              <w:t xml:space="preserve">Feature</w:t>
+            </w:r>
+          </w:p>
+        </w:tc>
+        <w:tc>
+          <w:tcPr/>
+          <w:p>
+            <w:pPr>
+              <w:pStyle w:val="Compact"/>
+            </w:pPr>
+            <w:r>
+              <w:t xml:space="preserve">P0</w:t>
+            </w:r>
+          </w:p>
+        </w:tc>
+        <w:tc>
+          <w:tcPr/>
+          <w:p>
+            <w:pPr>
+              <w:pStyle w:val="Compact"/>
+            </w:pPr>
+            <w:r>
+              <w:t xml:space="preserve">Queued</w:t>
+            </w:r>
+          </w:p>
+        </w:tc>
+        <w:tc>
+          <w:tcPr/>
+          <w:p>
+            <w:pPr>
+              <w:pStyle w:val="Compact"/>
+            </w:pPr>
+            <w:r>
+              <w:t xml:space="preserve">Implement RBAC scopes and identity bindings (internal/security)</w:t>
+            </w:r>
+          </w:p>
+        </w:tc>
+      </w:tr>
+      <w:tr>
+        <w:tc>
+          <w:tcPr/>
+          <w:p>
+            <w:pPr>
+              <w:pStyle w:val="Compact"/>
+            </w:pPr>
+            <w:r>
+              <w:t xml:space="preserve">HXC-1105</w:t>
+            </w:r>
+          </w:p>
+        </w:tc>
+        <w:tc>
+          <w:tcPr/>
+          <w:p>
+            <w:pPr>
+              <w:pStyle w:val="Compact"/>
+            </w:pPr>
+            <w:r>
+              <w:t xml:space="preserve">Feature</w:t>
+            </w:r>
+          </w:p>
+        </w:tc>
+        <w:tc>
+          <w:tcPr/>
+          <w:p>
+            <w:pPr>
+              <w:pStyle w:val="Compact"/>
+            </w:pPr>
+            <w:r>
+              <w:t xml:space="preserve">P0</w:t>
+            </w:r>
+          </w:p>
+        </w:tc>
+        <w:tc>
+          <w:tcPr/>
+          <w:p>
+            <w:pPr>
+              <w:pStyle w:val="Compact"/>
+            </w:pPr>
+            <w:r>
+              <w:t xml:space="preserve">Queued</w:t>
+            </w:r>
+          </w:p>
+        </w:tc>
+        <w:tc>
+          <w:tcPr/>
+          <w:p>
+            <w:pPr>
+              <w:pStyle w:val="Compact"/>
+            </w:pPr>
+            <w:r>
+              <w:t xml:space="preserve">Implement htmux CLI raw-mode terminal client (cmd/htmux)</w:t>
+            </w:r>
+          </w:p>
+        </w:tc>
+      </w:tr>
+      <w:tr>
+        <w:tc>
+          <w:tcPr/>
+          <w:p>
+            <w:pPr>
+              <w:pStyle w:val="Compact"/>
+            </w:pPr>
+            <w:r>
+              <w:t xml:space="preserve">HXC-1106</w:t>
+            </w:r>
+          </w:p>
+        </w:tc>
+        <w:tc>
+          <w:tcPr/>
+          <w:p>
+            <w:pPr>
+              <w:pStyle w:val="Compact"/>
+            </w:pPr>
+            <w:r>
+              <w:t xml:space="preserve">Feature</w:t>
+            </w:r>
+          </w:p>
+        </w:tc>
+        <w:tc>
+          <w:tcPr/>
+          <w:p>
+            <w:pPr>
+              <w:pStyle w:val="Compact"/>
+            </w:pPr>
+            <w:r>
+              <w:t xml:space="preserve">P0</w:t>
+            </w:r>
+          </w:p>
+        </w:tc>
+        <w:tc>
+          <w:tcPr/>
+          <w:p>
+            <w:pPr>
+              <w:pStyle w:val="Compact"/>
+            </w:pPr>
+            <w:r>
+              <w:t xml:space="preserve">Queued</w:t>
+            </w:r>
+          </w:p>
+        </w:tc>
+        <w:tc>
+          <w:tcPr/>
+          <w:p>
+            <w:pPr>
+              <w:pStyle w:val="Compact"/>
+            </w:pPr>
+            <w:r>
+              <w:t xml:space="preserve">Implement session I/O PTY-over-WebSocket forwarding (cmd/helix-session)</w:t>
+            </w:r>
+          </w:p>
+        </w:tc>
+      </w:tr>
+      <w:tr>
+        <w:tc>
+          <w:tcPr/>
+          <w:p>
+            <w:pPr>
+              <w:pStyle w:val="Compact"/>
+            </w:pPr>
+            <w:r>
+              <w:t xml:space="preserve">HXC-1107</w:t>
+            </w:r>
+          </w:p>
+        </w:tc>
+        <w:tc>
+          <w:tcPr/>
+          <w:p>
+            <w:pPr>
+              <w:pStyle w:val="Compact"/>
+            </w:pPr>
+            <w:r>
+              <w:t xml:space="preserve">Feature</w:t>
+            </w:r>
+          </w:p>
+        </w:tc>
+        <w:tc>
+          <w:tcPr/>
+          <w:p>
+            <w:pPr>
+              <w:pStyle w:val="Compact"/>
+            </w:pPr>
+            <w:r>
+              <w:t xml:space="preserve">P0</w:t>
+            </w:r>
+          </w:p>
+        </w:tc>
+        <w:tc>
+          <w:tcPr/>
+          <w:p>
+            <w:pPr>
+              <w:pStyle w:val="Compact"/>
+            </w:pPr>
+            <w:r>
+              <w:t xml:space="preserve">Queued</w:t>
+            </w:r>
+          </w:p>
+        </w:tc>
+        <w:tc>
+          <w:tcPr/>
+          <w:p>
+            <w:pPr>
+              <w:pStyle w:val="Compact"/>
+            </w:pPr>
+            <w:r>
+              <w:t xml:space="preserve">Implement WebSocket envelope and MessagePack framing (pkg/websocket)</w:t>
+            </w:r>
+          </w:p>
+        </w:tc>
+      </w:tr>
+      <w:tr>
+        <w:tc>
+          <w:tcPr/>
+          <w:p>
+            <w:pPr>
+              <w:pStyle w:val="Compact"/>
+            </w:pPr>
+            <w:r>
+              <w:t xml:space="preserve">HXC-1114</w:t>
+            </w:r>
+          </w:p>
+        </w:tc>
+        <w:tc>
+          <w:tcPr/>
+          <w:p>
+            <w:pPr>
+              <w:pStyle w:val="Compact"/>
+            </w:pPr>
+            <w:r>
+              <w:t xml:space="preserve">Feature</w:t>
+            </w:r>
+          </w:p>
+        </w:tc>
+        <w:tc>
+          <w:tcPr/>
+          <w:p>
+            <w:pPr>
+              <w:pStyle w:val="Compact"/>
+            </w:pPr>
+            <w:r>
+              <w:t xml:space="preserve">P0</w:t>
+            </w:r>
+          </w:p>
+        </w:tc>
+        <w:tc>
+          <w:tcPr/>
+          <w:p>
+            <w:pPr>
+              <w:pStyle w:val="Compact"/>
+            </w:pPr>
+            <w:r>
+              <w:t xml:space="preserve">Queued</w:t>
+            </w:r>
+          </w:p>
+        </w:tc>
+        <w:tc>
+          <w:tcPr/>
+          <w:p>
+            <w:pPr>
+              <w:pStyle w:val="Compact"/>
+            </w:pPr>
+            <w:r>
+              <w:t xml:space="preserve">Provision PostgreSQL primary schema with 15 tables, indexes, and triggers</w:t>
+            </w:r>
+          </w:p>
+        </w:tc>
+      </w:tr>
+      <w:tr>
+        <w:tc>
+          <w:tcPr/>
+          <w:p>
+            <w:pPr>
+              <w:pStyle w:val="Compact"/>
+            </w:pPr>
+            <w:r>
+              <w:t xml:space="preserve">HXC-1115</w:t>
             </w:r>
           </w:p>
         </w:tc>
@@ -259,39 +1525,42 @@
               <w:pStyle w:val="Compact"/>
             </w:pPr>
             <w:r>
-              <w:t xml:space="preserve">P1</w:t>
-            </w:r>
-          </w:p>
-        </w:tc>
-        <w:tc>
-          <w:tcPr/>
-          <w:p>
-            <w:pPr>
-              <w:pStyle w:val="Compact"/>
-            </w:pPr>
-            <w:r>
-              <w:t xml:space="preserve">Queued</w:t>
-            </w:r>
-          </w:p>
-        </w:tc>
-        <w:tc>
-          <w:tcPr/>
-          <w:p>
-            <w:pPr>
-              <w:pStyle w:val="Compact"/>
-            </w:pPr>
-          </w:p>
-        </w:tc>
-      </w:tr>
-      <w:tr>
-        <w:tc>
-          <w:tcPr/>
-          <w:p>
-            <w:pPr>
-              <w:pStyle w:val="Compact"/>
-            </w:pPr>
-            <w:r>
-              <w:t xml:space="preserve">HXC-017</w:t>
+              <w:t xml:space="preserve">P0</w:t>
+            </w:r>
+          </w:p>
+        </w:tc>
+        <w:tc>
+          <w:tcPr/>
+          <w:p>
+            <w:pPr>
+              <w:pStyle w:val="Compact"/>
+            </w:pPr>
+            <w:r>
+              <w:t xml:space="preserve">Queued</w:t>
+            </w:r>
+          </w:p>
+        </w:tc>
+        <w:tc>
+          <w:tcPr/>
+          <w:p>
+            <w:pPr>
+              <w:pStyle w:val="Compact"/>
+            </w:pPr>
+            <w:r>
+              <w:t xml:space="preserve">Define etcd key namespace and key-builder constants (pkg/etcd)</w:t>
+            </w:r>
+          </w:p>
+        </w:tc>
+      </w:tr>
+      <w:tr>
+        <w:tc>
+          <w:tcPr/>
+          <w:p>
+            <w:pPr>
+              <w:pStyle w:val="Compact"/>
+            </w:pPr>
+            <w:r>
+              <w:t xml:space="preserve">HXC-1117</w:t>
             </w:r>
           </w:p>
         </w:tc>
@@ -313,39 +1582,42 @@
               <w:pStyle w:val="Compact"/>
             </w:pPr>
             <w:r>
-              <w:t xml:space="preserve">P1</w:t>
-            </w:r>
-          </w:p>
-        </w:tc>
-        <w:tc>
-          <w:tcPr/>
-          <w:p>
-            <w:pPr>
-              <w:pStyle w:val="Compact"/>
-            </w:pPr>
-            <w:r>
-              <w:t xml:space="preserve">Queued</w:t>
-            </w:r>
-          </w:p>
-        </w:tc>
-        <w:tc>
-          <w:tcPr/>
-          <w:p>
-            <w:pPr>
-              <w:pStyle w:val="Compact"/>
-            </w:pPr>
-          </w:p>
-        </w:tc>
-      </w:tr>
-      <w:tr>
-        <w:tc>
-          <w:tcPr/>
-          <w:p>
-            <w:pPr>
-              <w:pStyle w:val="Compact"/>
-            </w:pPr>
-            <w:r>
-              <w:t xml:space="preserve">HXC-018</w:t>
+              <w:t xml:space="preserve">P0</w:t>
+            </w:r>
+          </w:p>
+        </w:tc>
+        <w:tc>
+          <w:tcPr/>
+          <w:p>
+            <w:pPr>
+              <w:pStyle w:val="Compact"/>
+            </w:pPr>
+            <w:r>
+              <w:t xml:space="preserve">Queued</w:t>
+            </w:r>
+          </w:p>
+        </w:tc>
+        <w:tc>
+          <w:tcPr/>
+          <w:p>
+            <w:pPr>
+              <w:pStyle w:val="Compact"/>
+            </w:pPr>
+            <w:r>
+              <w:t xml:space="preserve">Define and generate proto service stubs (node/session/scheduler/health/auth)</w:t>
+            </w:r>
+          </w:p>
+        </w:tc>
+      </w:tr>
+      <w:tr>
+        <w:tc>
+          <w:tcPr/>
+          <w:p>
+            <w:pPr>
+              <w:pStyle w:val="Compact"/>
+            </w:pPr>
+            <w:r>
+              <w:t xml:space="preserve">HXC-1121</w:t>
             </w:r>
           </w:p>
         </w:tc>
@@ -367,310 +1639,6 @@
               <w:pStyle w:val="Compact"/>
             </w:pPr>
             <w:r>
-              <w:t xml:space="preserve">P1</w:t>
-            </w:r>
-          </w:p>
-        </w:tc>
-        <w:tc>
-          <w:tcPr/>
-          <w:p>
-            <w:pPr>
-              <w:pStyle w:val="Compact"/>
-            </w:pPr>
-            <w:r>
-              <w:t xml:space="preserve">Queued</w:t>
-            </w:r>
-          </w:p>
-        </w:tc>
-        <w:tc>
-          <w:tcPr/>
-          <w:p>
-            <w:pPr>
-              <w:pStyle w:val="Compact"/>
-            </w:pPr>
-          </w:p>
-        </w:tc>
-      </w:tr>
-      <w:tr>
-        <w:tc>
-          <w:tcPr/>
-          <w:p>
-            <w:pPr>
-              <w:pStyle w:val="Compact"/>
-            </w:pPr>
-            <w:r>
-              <w:t xml:space="preserve">HXC-019</w:t>
-            </w:r>
-          </w:p>
-        </w:tc>
-        <w:tc>
-          <w:tcPr/>
-          <w:p>
-            <w:pPr>
-              <w:pStyle w:val="Compact"/>
-            </w:pPr>
-            <w:r>
-              <w:t xml:space="preserve">Task</w:t>
-            </w:r>
-          </w:p>
-        </w:tc>
-        <w:tc>
-          <w:tcPr/>
-          <w:p>
-            <w:pPr>
-              <w:pStyle w:val="Compact"/>
-            </w:pPr>
-            <w:r>
-              <w:t xml:space="preserve">P1</w:t>
-            </w:r>
-          </w:p>
-        </w:tc>
-        <w:tc>
-          <w:tcPr/>
-          <w:p>
-            <w:pPr>
-              <w:pStyle w:val="Compact"/>
-            </w:pPr>
-            <w:r>
-              <w:t xml:space="preserve">Queued</w:t>
-            </w:r>
-          </w:p>
-        </w:tc>
-        <w:tc>
-          <w:tcPr/>
-          <w:p>
-            <w:pPr>
-              <w:pStyle w:val="Compact"/>
-            </w:pPr>
-          </w:p>
-        </w:tc>
-      </w:tr>
-      <w:tr>
-        <w:tc>
-          <w:tcPr/>
-          <w:p>
-            <w:pPr>
-              <w:pStyle w:val="Compact"/>
-            </w:pPr>
-            <w:r>
-              <w:t xml:space="preserve">HXC-020</w:t>
-            </w:r>
-          </w:p>
-        </w:tc>
-        <w:tc>
-          <w:tcPr/>
-          <w:p>
-            <w:pPr>
-              <w:pStyle w:val="Compact"/>
-            </w:pPr>
-            <w:r>
-              <w:t xml:space="preserve">Task</w:t>
-            </w:r>
-          </w:p>
-        </w:tc>
-        <w:tc>
-          <w:tcPr/>
-          <w:p>
-            <w:pPr>
-              <w:pStyle w:val="Compact"/>
-            </w:pPr>
-            <w:r>
-              <w:t xml:space="preserve">P1</w:t>
-            </w:r>
-          </w:p>
-        </w:tc>
-        <w:tc>
-          <w:tcPr/>
-          <w:p>
-            <w:pPr>
-              <w:pStyle w:val="Compact"/>
-            </w:pPr>
-            <w:r>
-              <w:t xml:space="preserve">Queued</w:t>
-            </w:r>
-          </w:p>
-        </w:tc>
-        <w:tc>
-          <w:tcPr/>
-          <w:p>
-            <w:pPr>
-              <w:pStyle w:val="Compact"/>
-            </w:pPr>
-          </w:p>
-        </w:tc>
-      </w:tr>
-      <w:tr>
-        <w:tc>
-          <w:tcPr/>
-          <w:p>
-            <w:pPr>
-              <w:pStyle w:val="Compact"/>
-            </w:pPr>
-            <w:r>
-              <w:t xml:space="preserve">HXC-1014</w:t>
-            </w:r>
-          </w:p>
-        </w:tc>
-        <w:tc>
-          <w:tcPr/>
-          <w:p>
-            <w:pPr>
-              <w:pStyle w:val="Compact"/>
-            </w:pPr>
-            <w:r>
-              <w:t xml:space="preserve">Feature</w:t>
-            </w:r>
-          </w:p>
-        </w:tc>
-        <w:tc>
-          <w:tcPr/>
-          <w:p>
-            <w:pPr>
-              <w:pStyle w:val="Compact"/>
-            </w:pPr>
-            <w:r>
-              <w:t xml:space="preserve">P1</w:t>
-            </w:r>
-          </w:p>
-        </w:tc>
-        <w:tc>
-          <w:tcPr/>
-          <w:p>
-            <w:pPr>
-              <w:pStyle w:val="Compact"/>
-            </w:pPr>
-            <w:r>
-              <w:t xml:space="preserve">Queued</w:t>
-            </w:r>
-          </w:p>
-        </w:tc>
-        <w:tc>
-          <w:tcPr/>
-          <w:p>
-            <w:pPr>
-              <w:pStyle w:val="Compact"/>
-            </w:pPr>
-            <w:r>
-              <w:t xml:space="preserve">Make pkg/infra VMSpawn/VMSSH establish a real session end-to-end</w:t>
-            </w:r>
-          </w:p>
-        </w:tc>
-      </w:tr>
-    </w:tbl>
-    <w:bookmarkEnd w:id="9"/>
-    <w:bookmarkStart w:id="10" w:name="mvp-71-active"/>
-    <w:p>
-      <w:pPr>
-        <w:pStyle w:val="Heading2"/>
-      </w:pPr>
-      <w:r>
-        <w:t xml:space="preserve">MVP (71 active)</w:t>
-      </w:r>
-    </w:p>
-    <w:tbl>
-      <w:tblPr>
-        <w:tblStyle w:val="Table"/>
-        <w:tblW w:type="pct" w:w="5000"/>
-        <w:tblLayout w:type="fixed"/>
-        <w:tblLook w:firstRow="1" w:lastRow="0" w:firstColumn="0" w:lastColumn="0" w:noHBand="0" w:noVBand="0" w:val="0020"/>
-      </w:tblPr>
-      <w:tblGrid>
-        <w:gridCol w:w="1584"/>
-        <w:gridCol w:w="1584"/>
-        <w:gridCol w:w="1584"/>
-        <w:gridCol w:w="1584"/>
-        <w:gridCol w:w="1584"/>
-      </w:tblGrid>
-      <w:tr>
-        <w:trPr>
-          <w:tblHeader w:val="on"/>
-        </w:trPr>
-        <w:tc>
-          <w:tcPr/>
-          <w:p>
-            <w:pPr>
-              <w:pStyle w:val="Compact"/>
-            </w:pPr>
-            <w:r>
-              <w:t xml:space="preserve">HXC</w:t>
-            </w:r>
-          </w:p>
-        </w:tc>
-        <w:tc>
-          <w:tcPr/>
-          <w:p>
-            <w:pPr>
-              <w:pStyle w:val="Compact"/>
-            </w:pPr>
-            <w:r>
-              <w:t xml:space="preserve">Type</w:t>
-            </w:r>
-          </w:p>
-        </w:tc>
-        <w:tc>
-          <w:tcPr/>
-          <w:p>
-            <w:pPr>
-              <w:pStyle w:val="Compact"/>
-            </w:pPr>
-            <w:r>
-              <w:t xml:space="preserve">Pri</w:t>
-            </w:r>
-          </w:p>
-        </w:tc>
-        <w:tc>
-          <w:tcPr/>
-          <w:p>
-            <w:pPr>
-              <w:pStyle w:val="Compact"/>
-            </w:pPr>
-            <w:r>
-              <w:t xml:space="preserve">Status</w:t>
-            </w:r>
-          </w:p>
-        </w:tc>
-        <w:tc>
-          <w:tcPr/>
-          <w:p>
-            <w:pPr>
-              <w:pStyle w:val="Compact"/>
-            </w:pPr>
-            <w:r>
-              <w:t xml:space="preserve">Title</w:t>
-            </w:r>
-          </w:p>
-        </w:tc>
-      </w:tr>
-      <w:tr>
-        <w:tc>
-          <w:tcPr/>
-          <w:p>
-            <w:pPr>
-              <w:pStyle w:val="Compact"/>
-            </w:pPr>
-            <w:r>
-              <w:t xml:space="preserve">HXC-1075</w:t>
-            </w:r>
-          </w:p>
-        </w:tc>
-        <w:tc>
-          <w:tcPr/>
-          <w:p>
-            <w:pPr>
-              <w:pStyle w:val="Compact"/>
-            </w:pPr>
-            <w:r>
-              <w:t xml:space="preserve">Feature</w:t>
-            </w:r>
-          </w:p>
-        </w:tc>
-        <w:tc>
-          <w:tcPr/>
-          <w:p>
-            <w:pPr>
-              <w:pStyle w:val="Compact"/>
-            </w:pPr>
-            <w:r>
               <w:t xml:space="preserve">P0</w:t>
             </w:r>
           </w:p>
@@ -693,20 +1661,20 @@
               <w:pStyle w:val="Compact"/>
             </w:pPr>
             <w:r>
-              <w:t xml:space="preserve">Implement NATS/JetStream client wrapper (pkg/events)</w:t>
-            </w:r>
-          </w:p>
-        </w:tc>
-      </w:tr>
-      <w:tr>
-        <w:tc>
-          <w:tcPr/>
-          <w:p>
-            <w:pPr>
-              <w:pStyle w:val="Compact"/>
-            </w:pPr>
-            <w:r>
-              <w:t xml:space="preserve">HXC-1076</w:t>
+              <w:t xml:space="preserve">Configure NATS JetStream streams (HELIX_NODES/SESSIONS/SCHEDULER/HEALTH/ALERTS)</w:t>
+            </w:r>
+          </w:p>
+        </w:tc>
+      </w:tr>
+      <w:tr>
+        <w:tc>
+          <w:tcPr/>
+          <w:p>
+            <w:pPr>
+              <w:pStyle w:val="Compact"/>
+            </w:pPr>
+            <w:r>
+              <w:t xml:space="preserve">HXC-1135</w:t>
             </w:r>
           </w:p>
         </w:tc>
@@ -750,20 +1718,20 @@
               <w:pStyle w:val="Compact"/>
             </w:pPr>
             <w:r>
-              <w:t xml:space="preserve">Implement etcd client wrapper (pkg/etcd)</w:t>
-            </w:r>
-          </w:p>
-        </w:tc>
-      </w:tr>
-      <w:tr>
-        <w:tc>
-          <w:tcPr/>
-          <w:p>
-            <w:pPr>
-              <w:pStyle w:val="Compact"/>
-            </w:pPr>
-            <w:r>
-              <w:t xml:space="preserve">HXC-1077</w:t>
+              <w:t xml:space="preserve">Implement two-node cluster formation end-to-end (exit gate)</w:t>
+            </w:r>
+          </w:p>
+        </w:tc>
+      </w:tr>
+      <w:tr>
+        <w:tc>
+          <w:tcPr/>
+          <w:p>
+            <w:pPr>
+              <w:pStyle w:val="Compact"/>
+            </w:pPr>
+            <w:r>
+              <w:t xml:space="preserve">HXC-1136</w:t>
             </w:r>
           </w:p>
         </w:tc>
@@ -807,1546 +1775,7 @@
               <w:pStyle w:val="Compact"/>
             </w:pPr>
             <w:r>
-              <w:t xml:space="preserve">Implement etcd discovery backend (pkg/discovery)</w:t>
-            </w:r>
-          </w:p>
-        </w:tc>
-      </w:tr>
-      <w:tr>
-        <w:tc>
-          <w:tcPr/>
-          <w:p>
-            <w:pPr>
-              <w:pStyle w:val="Compact"/>
-            </w:pPr>
-            <w:r>
-              <w:t xml:space="preserve">HXC-1078</w:t>
-            </w:r>
-          </w:p>
-        </w:tc>
-        <w:tc>
-          <w:tcPr/>
-          <w:p>
-            <w:pPr>
-              <w:pStyle w:val="Compact"/>
-            </w:pPr>
-            <w:r>
-              <w:t xml:space="preserve">Feature</w:t>
-            </w:r>
-          </w:p>
-        </w:tc>
-        <w:tc>
-          <w:tcPr/>
-          <w:p>
-            <w:pPr>
-              <w:pStyle w:val="Compact"/>
-            </w:pPr>
-            <w:r>
-              <w:t xml:space="preserve">P0</w:t>
-            </w:r>
-          </w:p>
-        </w:tc>
-        <w:tc>
-          <w:tcPr/>
-          <w:p>
-            <w:pPr>
-              <w:pStyle w:val="Compact"/>
-            </w:pPr>
-            <w:r>
-              <w:t xml:space="preserve">Queued</w:t>
-            </w:r>
-          </w:p>
-        </w:tc>
-        <w:tc>
-          <w:tcPr/>
-          <w:p>
-            <w:pPr>
-              <w:pStyle w:val="Compact"/>
-            </w:pPr>
-            <w:r>
-              <w:t xml:space="preserve">Implement real Kafka producer/consumer (pkg/pubsub)</w:t>
-            </w:r>
-          </w:p>
-        </w:tc>
-      </w:tr>
-      <w:tr>
-        <w:tc>
-          <w:tcPr/>
-          <w:p>
-            <w:pPr>
-              <w:pStyle w:val="Compact"/>
-            </w:pPr>
-            <w:r>
-              <w:t xml:space="preserve">HXC-1079</w:t>
-            </w:r>
-          </w:p>
-        </w:tc>
-        <w:tc>
-          <w:tcPr/>
-          <w:p>
-            <w:pPr>
-              <w:pStyle w:val="Compact"/>
-            </w:pPr>
-            <w:r>
-              <w:t xml:space="preserve">Feature</w:t>
-            </w:r>
-          </w:p>
-        </w:tc>
-        <w:tc>
-          <w:tcPr/>
-          <w:p>
-            <w:pPr>
-              <w:pStyle w:val="Compact"/>
-            </w:pPr>
-            <w:r>
-              <w:t xml:space="preserve">P0</w:t>
-            </w:r>
-          </w:p>
-        </w:tc>
-        <w:tc>
-          <w:tcPr/>
-          <w:p>
-            <w:pPr>
-              <w:pStyle w:val="Compact"/>
-            </w:pPr>
-            <w:r>
-              <w:t xml:space="preserve">Queued</w:t>
-            </w:r>
-          </w:p>
-        </w:tc>
-        <w:tc>
-          <w:tcPr/>
-          <w:p>
-            <w:pPr>
-              <w:pStyle w:val="Compact"/>
-            </w:pPr>
-            <w:r>
-              <w:t xml:space="preserve">Implement cgroups v2 + /proc resource reader (pkg/resources)</w:t>
-            </w:r>
-          </w:p>
-        </w:tc>
-      </w:tr>
-      <w:tr>
-        <w:tc>
-          <w:tcPr/>
-          <w:p>
-            <w:pPr>
-              <w:pStyle w:val="Compact"/>
-            </w:pPr>
-            <w:r>
-              <w:t xml:space="preserve">HXC-1080</w:t>
-            </w:r>
-          </w:p>
-        </w:tc>
-        <w:tc>
-          <w:tcPr/>
-          <w:p>
-            <w:pPr>
-              <w:pStyle w:val="Compact"/>
-            </w:pPr>
-            <w:r>
-              <w:t xml:space="preserve">Feature</w:t>
-            </w:r>
-          </w:p>
-        </w:tc>
-        <w:tc>
-          <w:tcPr/>
-          <w:p>
-            <w:pPr>
-              <w:pStyle w:val="Compact"/>
-            </w:pPr>
-            <w:r>
-              <w:t xml:space="preserve">P0</w:t>
-            </w:r>
-          </w:p>
-        </w:tc>
-        <w:tc>
-          <w:tcPr/>
-          <w:p>
-            <w:pPr>
-              <w:pStyle w:val="Compact"/>
-            </w:pPr>
-            <w:r>
-              <w:t xml:space="preserve">Queued</w:t>
-            </w:r>
-          </w:p>
-        </w:tc>
-        <w:tc>
-          <w:tcPr/>
-          <w:p>
-            <w:pPr>
-              <w:pStyle w:val="Compact"/>
-            </w:pPr>
-            <w:r>
-              <w:t xml:space="preserve">Implement Omega-model scheduler core (pkg/scheduler, internal/scheduler)</w:t>
-            </w:r>
-          </w:p>
-        </w:tc>
-      </w:tr>
-      <w:tr>
-        <w:tc>
-          <w:tcPr/>
-          <w:p>
-            <w:pPr>
-              <w:pStyle w:val="Compact"/>
-            </w:pPr>
-            <w:r>
-              <w:t xml:space="preserve">HXC-1081</w:t>
-            </w:r>
-          </w:p>
-        </w:tc>
-        <w:tc>
-          <w:tcPr/>
-          <w:p>
-            <w:pPr>
-              <w:pStyle w:val="Compact"/>
-            </w:pPr>
-            <w:r>
-              <w:t xml:space="preserve">Feature</w:t>
-            </w:r>
-          </w:p>
-        </w:tc>
-        <w:tc>
-          <w:tcPr/>
-          <w:p>
-            <w:pPr>
-              <w:pStyle w:val="Compact"/>
-            </w:pPr>
-            <w:r>
-              <w:t xml:space="preserve">P0</w:t>
-            </w:r>
-          </w:p>
-        </w:tc>
-        <w:tc>
-          <w:tcPr/>
-          <w:p>
-            <w:pPr>
-              <w:pStyle w:val="Compact"/>
-            </w:pPr>
-            <w:r>
-              <w:t xml:space="preserve">Queued</w:t>
-            </w:r>
-          </w:p>
-        </w:tc>
-        <w:tc>
-          <w:tcPr/>
-          <w:p>
-            <w:pPr>
-              <w:pStyle w:val="Compact"/>
-            </w:pPr>
-            <w:r>
-              <w:t xml:space="preserve">Implement optimistic-concurrency versioning for scheduler pool</w:t>
-            </w:r>
-          </w:p>
-        </w:tc>
-      </w:tr>
-      <w:tr>
-        <w:tc>
-          <w:tcPr/>
-          <w:p>
-            <w:pPr>
-              <w:pStyle w:val="Compact"/>
-            </w:pPr>
-            <w:r>
-              <w:t xml:space="preserve">HXC-1084</w:t>
-            </w:r>
-          </w:p>
-        </w:tc>
-        <w:tc>
-          <w:tcPr/>
-          <w:p>
-            <w:pPr>
-              <w:pStyle w:val="Compact"/>
-            </w:pPr>
-            <w:r>
-              <w:t xml:space="preserve">Feature</w:t>
-            </w:r>
-          </w:p>
-        </w:tc>
-        <w:tc>
-          <w:tcPr/>
-          <w:p>
-            <w:pPr>
-              <w:pStyle w:val="Compact"/>
-            </w:pPr>
-            <w:r>
-              <w:t xml:space="preserve">P0</w:t>
-            </w:r>
-          </w:p>
-        </w:tc>
-        <w:tc>
-          <w:tcPr/>
-          <w:p>
-            <w:pPr>
-              <w:pStyle w:val="Compact"/>
-            </w:pPr>
-            <w:r>
-              <w:t xml:space="preserve">Queued</w:t>
-            </w:r>
-          </w:p>
-        </w:tc>
-        <w:tc>
-          <w:tcPr/>
-          <w:p>
-            <w:pPr>
-              <w:pStyle w:val="Compact"/>
-            </w:pPr>
-            <w:r>
-              <w:t xml:space="preserve">Upgrade tmux backend to control-mode (-CC) with streaming I/O (pkg/session)</w:t>
-            </w:r>
-          </w:p>
-        </w:tc>
-      </w:tr>
-      <w:tr>
-        <w:tc>
-          <w:tcPr/>
-          <w:p>
-            <w:pPr>
-              <w:pStyle w:val="Compact"/>
-            </w:pPr>
-            <w:r>
-              <w:t xml:space="preserve">HXC-1085</w:t>
-            </w:r>
-          </w:p>
-        </w:tc>
-        <w:tc>
-          <w:tcPr/>
-          <w:p>
-            <w:pPr>
-              <w:pStyle w:val="Compact"/>
-            </w:pPr>
-            <w:r>
-              <w:t xml:space="preserve">Feature</w:t>
-            </w:r>
-          </w:p>
-        </w:tc>
-        <w:tc>
-          <w:tcPr/>
-          <w:p>
-            <w:pPr>
-              <w:pStyle w:val="Compact"/>
-            </w:pPr>
-            <w:r>
-              <w:t xml:space="preserve">P0</w:t>
-            </w:r>
-          </w:p>
-        </w:tc>
-        <w:tc>
-          <w:tcPr/>
-          <w:p>
-            <w:pPr>
-              <w:pStyle w:val="Compact"/>
-            </w:pPr>
-            <w:r>
-              <w:t xml:space="preserve">Queued</w:t>
-            </w:r>
-          </w:p>
-        </w:tc>
-        <w:tc>
-          <w:tcPr/>
-          <w:p>
-            <w:pPr>
-              <w:pStyle w:val="Compact"/>
-            </w:pPr>
-            <w:r>
-              <w:t xml:space="preserve">Implement CRDT session state and lifecycle (create/attach/migrate)</w:t>
-            </w:r>
-          </w:p>
-        </w:tc>
-      </w:tr>
-      <w:tr>
-        <w:tc>
-          <w:tcPr/>
-          <w:p>
-            <w:pPr>
-              <w:pStyle w:val="Compact"/>
-            </w:pPr>
-            <w:r>
-              <w:t xml:space="preserve">HXC-1086</w:t>
-            </w:r>
-          </w:p>
-        </w:tc>
-        <w:tc>
-          <w:tcPr/>
-          <w:p>
-            <w:pPr>
-              <w:pStyle w:val="Compact"/>
-            </w:pPr>
-            <w:r>
-              <w:t xml:space="preserve">Feature</w:t>
-            </w:r>
-          </w:p>
-        </w:tc>
-        <w:tc>
-          <w:tcPr/>
-          <w:p>
-            <w:pPr>
-              <w:pStyle w:val="Compact"/>
-            </w:pPr>
-            <w:r>
-              <w:t xml:space="preserve">P0</w:t>
-            </w:r>
-          </w:p>
-        </w:tc>
-        <w:tc>
-          <w:tcPr/>
-          <w:p>
-            <w:pPr>
-              <w:pStyle w:val="Compact"/>
-            </w:pPr>
-            <w:r>
-              <w:t xml:space="preserve">Queued</w:t>
-            </w:r>
-          </w:p>
-        </w:tc>
-        <w:tc>
-          <w:tcPr/>
-          <w:p>
-            <w:pPr>
-              <w:pStyle w:val="Compact"/>
-            </w:pPr>
-            <w:r>
-              <w:t xml:space="preserve">Implement real Node gRPC handlers serving helixv1 Node API (internal/node)</w:t>
-            </w:r>
-          </w:p>
-        </w:tc>
-      </w:tr>
-      <w:tr>
-        <w:tc>
-          <w:tcPr/>
-          <w:p>
-            <w:pPr>
-              <w:pStyle w:val="Compact"/>
-            </w:pPr>
-            <w:r>
-              <w:t xml:space="preserve">HXC-1087</w:t>
-            </w:r>
-          </w:p>
-        </w:tc>
-        <w:tc>
-          <w:tcPr/>
-          <w:p>
-            <w:pPr>
-              <w:pStyle w:val="Compact"/>
-            </w:pPr>
-            <w:r>
-              <w:t xml:space="preserve">Feature</w:t>
-            </w:r>
-          </w:p>
-        </w:tc>
-        <w:tc>
-          <w:tcPr/>
-          <w:p>
-            <w:pPr>
-              <w:pStyle w:val="Compact"/>
-            </w:pPr>
-            <w:r>
-              <w:t xml:space="preserve">P0</w:t>
-            </w:r>
-          </w:p>
-        </w:tc>
-        <w:tc>
-          <w:tcPr/>
-          <w:p>
-            <w:pPr>
-              <w:pStyle w:val="Compact"/>
-            </w:pPr>
-            <w:r>
-              <w:t xml:space="preserve">Queued</w:t>
-            </w:r>
-          </w:p>
-        </w:tc>
-        <w:tc>
-          <w:tcPr/>
-          <w:p>
-            <w:pPr>
-              <w:pStyle w:val="Compact"/>
-            </w:pPr>
-            <w:r>
-              <w:t xml:space="preserve">Make node registry etcd-backed and cross-process shared (internal/node)</w:t>
-            </w:r>
-          </w:p>
-        </w:tc>
-      </w:tr>
-      <w:tr>
-        <w:tc>
-          <w:tcPr/>
-          <w:p>
-            <w:pPr>
-              <w:pStyle w:val="Compact"/>
-            </w:pPr>
-            <w:r>
-              <w:t xml:space="preserve">HXC-1088</w:t>
-            </w:r>
-          </w:p>
-        </w:tc>
-        <w:tc>
-          <w:tcPr/>
-          <w:p>
-            <w:pPr>
-              <w:pStyle w:val="Compact"/>
-            </w:pPr>
-            <w:r>
-              <w:t xml:space="preserve">Feature</w:t>
-            </w:r>
-          </w:p>
-        </w:tc>
-        <w:tc>
-          <w:tcPr/>
-          <w:p>
-            <w:pPr>
-              <w:pStyle w:val="Compact"/>
-            </w:pPr>
-            <w:r>
-              <w:t xml:space="preserve">P0</w:t>
-            </w:r>
-          </w:p>
-        </w:tc>
-        <w:tc>
-          <w:tcPr/>
-          <w:p>
-            <w:pPr>
-              <w:pStyle w:val="Compact"/>
-            </w:pPr>
-            <w:r>
-              <w:t xml:space="preserve">Queued</w:t>
-            </w:r>
-          </w:p>
-        </w:tc>
-        <w:tc>
-          <w:tcPr/>
-          <w:p>
-            <w:pPr>
-              <w:pStyle w:val="Compact"/>
-            </w:pPr>
-            <w:r>
-              <w:t xml:space="preserve">Implement SWIM gossip membership and failure detection (pkg/swim)</w:t>
-            </w:r>
-          </w:p>
-        </w:tc>
-      </w:tr>
-      <w:tr>
-        <w:tc>
-          <w:tcPr/>
-          <w:p>
-            <w:pPr>
-              <w:pStyle w:val="Compact"/>
-            </w:pPr>
-            <w:r>
-              <w:t xml:space="preserve">HXC-1089</w:t>
-            </w:r>
-          </w:p>
-        </w:tc>
-        <w:tc>
-          <w:tcPr/>
-          <w:p>
-            <w:pPr>
-              <w:pStyle w:val="Compact"/>
-            </w:pPr>
-            <w:r>
-              <w:t xml:space="preserve">Feature</w:t>
-            </w:r>
-          </w:p>
-        </w:tc>
-        <w:tc>
-          <w:tcPr/>
-          <w:p>
-            <w:pPr>
-              <w:pStyle w:val="Compact"/>
-            </w:pPr>
-            <w:r>
-              <w:t xml:space="preserve">P0</w:t>
-            </w:r>
-          </w:p>
-        </w:tc>
-        <w:tc>
-          <w:tcPr/>
-          <w:p>
-            <w:pPr>
-              <w:pStyle w:val="Compact"/>
-            </w:pPr>
-            <w:r>
-              <w:t xml:space="preserve">Queued</w:t>
-            </w:r>
-          </w:p>
-        </w:tc>
-        <w:tc>
-          <w:tcPr/>
-          <w:p>
-            <w:pPr>
-              <w:pStyle w:val="Compact"/>
-            </w:pPr>
-            <w:r>
-              <w:t xml:space="preserve">Implement WireGuard mesh config-gen and key rotation (pkg/wireguard)</w:t>
-            </w:r>
-          </w:p>
-        </w:tc>
-      </w:tr>
-      <w:tr>
-        <w:tc>
-          <w:tcPr/>
-          <w:p>
-            <w:pPr>
-              <w:pStyle w:val="Compact"/>
-            </w:pPr>
-            <w:r>
-              <w:t xml:space="preserve">HXC-1091</w:t>
-            </w:r>
-          </w:p>
-        </w:tc>
-        <w:tc>
-          <w:tcPr/>
-          <w:p>
-            <w:pPr>
-              <w:pStyle w:val="Compact"/>
-            </w:pPr>
-            <w:r>
-              <w:t xml:space="preserve">Feature</w:t>
-            </w:r>
-          </w:p>
-        </w:tc>
-        <w:tc>
-          <w:tcPr/>
-          <w:p>
-            <w:pPr>
-              <w:pStyle w:val="Compact"/>
-            </w:pPr>
-            <w:r>
-              <w:t xml:space="preserve">P0</w:t>
-            </w:r>
-          </w:p>
-        </w:tc>
-        <w:tc>
-          <w:tcPr/>
-          <w:p>
-            <w:pPr>
-              <w:pStyle w:val="Compact"/>
-            </w:pPr>
-            <w:r>
-              <w:t xml:space="preserve">Queued</w:t>
-            </w:r>
-          </w:p>
-        </w:tc>
-        <w:tc>
-          <w:tcPr/>
-          <w:p>
-            <w:pPr>
-              <w:pStyle w:val="Compact"/>
-            </w:pPr>
-            <w:r>
-              <w:t xml:space="preserve">Wire API gateway reverse proxy with prefix routing and /health (internal/gateway)</w:t>
-            </w:r>
-          </w:p>
-        </w:tc>
-      </w:tr>
-      <w:tr>
-        <w:tc>
-          <w:tcPr/>
-          <w:p>
-            <w:pPr>
-              <w:pStyle w:val="Compact"/>
-            </w:pPr>
-            <w:r>
-              <w:t xml:space="preserve">HXC-1092</w:t>
-            </w:r>
-          </w:p>
-        </w:tc>
-        <w:tc>
-          <w:tcPr/>
-          <w:p>
-            <w:pPr>
-              <w:pStyle w:val="Compact"/>
-            </w:pPr>
-            <w:r>
-              <w:t xml:space="preserve">Feature</w:t>
-            </w:r>
-          </w:p>
-        </w:tc>
-        <w:tc>
-          <w:tcPr/>
-          <w:p>
-            <w:pPr>
-              <w:pStyle w:val="Compact"/>
-            </w:pPr>
-            <w:r>
-              <w:t xml:space="preserve">P0</w:t>
-            </w:r>
-          </w:p>
-        </w:tc>
-        <w:tc>
-          <w:tcPr/>
-          <w:p>
-            <w:pPr>
-              <w:pStyle w:val="Compact"/>
-            </w:pPr>
-            <w:r>
-              <w:t xml:space="preserve">Queued</w:t>
-            </w:r>
-          </w:p>
-        </w:tc>
-        <w:tc>
-          <w:tcPr/>
-          <w:p>
-            <w:pPr>
-              <w:pStyle w:val="Compact"/>
-            </w:pPr>
-            <w:r>
-              <w:t xml:space="preserve">Add JWT/RBAC auth middleware to API gateway (internal/gateway)</w:t>
-            </w:r>
-          </w:p>
-        </w:tc>
-      </w:tr>
-      <w:tr>
-        <w:tc>
-          <w:tcPr/>
-          <w:p>
-            <w:pPr>
-              <w:pStyle w:val="Compact"/>
-            </w:pPr>
-            <w:r>
-              <w:t xml:space="preserve">HXC-1093</w:t>
-            </w:r>
-          </w:p>
-        </w:tc>
-        <w:tc>
-          <w:tcPr/>
-          <w:p>
-            <w:pPr>
-              <w:pStyle w:val="Compact"/>
-            </w:pPr>
-            <w:r>
-              <w:t xml:space="preserve">Feature</w:t>
-            </w:r>
-          </w:p>
-        </w:tc>
-        <w:tc>
-          <w:tcPr/>
-          <w:p>
-            <w:pPr>
-              <w:pStyle w:val="Compact"/>
-            </w:pPr>
-            <w:r>
-              <w:t xml:space="preserve">P0</w:t>
-            </w:r>
-          </w:p>
-        </w:tc>
-        <w:tc>
-          <w:tcPr/>
-          <w:p>
-            <w:pPr>
-              <w:pStyle w:val="Compact"/>
-            </w:pPr>
-            <w:r>
-              <w:t xml:space="preserve">Queued</w:t>
-            </w:r>
-          </w:p>
-        </w:tc>
-        <w:tc>
-          <w:tcPr/>
-          <w:p>
-            <w:pPr>
-              <w:pStyle w:val="Compact"/>
-            </w:pPr>
-            <w:r>
-              <w:t xml:space="preserve">Implement leader election with fencing tokens (pkg/leader)</w:t>
-            </w:r>
-          </w:p>
-        </w:tc>
-      </w:tr>
-      <w:tr>
-        <w:tc>
-          <w:tcPr/>
-          <w:p>
-            <w:pPr>
-              <w:pStyle w:val="Compact"/>
-            </w:pPr>
-            <w:r>
-              <w:t xml:space="preserve">HXC-1094</w:t>
-            </w:r>
-          </w:p>
-        </w:tc>
-        <w:tc>
-          <w:tcPr/>
-          <w:p>
-            <w:pPr>
-              <w:pStyle w:val="Compact"/>
-            </w:pPr>
-            <w:r>
-              <w:t xml:space="preserve">Feature</w:t>
-            </w:r>
-          </w:p>
-        </w:tc>
-        <w:tc>
-          <w:tcPr/>
-          <w:p>
-            <w:pPr>
-              <w:pStyle w:val="Compact"/>
-            </w:pPr>
-            <w:r>
-              <w:t xml:space="preserve">P0</w:t>
-            </w:r>
-          </w:p>
-        </w:tc>
-        <w:tc>
-          <w:tcPr/>
-          <w:p>
-            <w:pPr>
-              <w:pStyle w:val="Compact"/>
-            </w:pPr>
-            <w:r>
-              <w:t xml:space="preserve">Queued</w:t>
-            </w:r>
-          </w:p>
-        </w:tc>
-        <w:tc>
-          <w:tcPr/>
-          <w:p>
-            <w:pPr>
-              <w:pStyle w:val="Compact"/>
-            </w:pPr>
-            <w:r>
-              <w:t xml:space="preserve">Implement distributed lock primitives over etcd (pkg/lock)</w:t>
-            </w:r>
-          </w:p>
-        </w:tc>
-      </w:tr>
-      <w:tr>
-        <w:tc>
-          <w:tcPr/>
-          <w:p>
-            <w:pPr>
-              <w:pStyle w:val="Compact"/>
-            </w:pPr>
-            <w:r>
-              <w:t xml:space="preserve">HXC-1101</w:t>
-            </w:r>
-          </w:p>
-        </w:tc>
-        <w:tc>
-          <w:tcPr/>
-          <w:p>
-            <w:pPr>
-              <w:pStyle w:val="Compact"/>
-            </w:pPr>
-            <w:r>
-              <w:t xml:space="preserve">Feature</w:t>
-            </w:r>
-          </w:p>
-        </w:tc>
-        <w:tc>
-          <w:tcPr/>
-          <w:p>
-            <w:pPr>
-              <w:pStyle w:val="Compact"/>
-            </w:pPr>
-            <w:r>
-              <w:t xml:space="preserve">P0</w:t>
-            </w:r>
-          </w:p>
-        </w:tc>
-        <w:tc>
-          <w:tcPr/>
-          <w:p>
-            <w:pPr>
-              <w:pStyle w:val="Compact"/>
-            </w:pPr>
-            <w:r>
-              <w:t xml:space="preserve">Queued</w:t>
-            </w:r>
-          </w:p>
-        </w:tc>
-        <w:tc>
-          <w:tcPr/>
-          <w:p>
-            <w:pPr>
-              <w:pStyle w:val="Compact"/>
-            </w:pPr>
-            <w:r>
-              <w:t xml:space="preserve">Implement e2ee transport record protocol (security/pkg/e2ee)</w:t>
-            </w:r>
-          </w:p>
-        </w:tc>
-      </w:tr>
-      <w:tr>
-        <w:tc>
-          <w:tcPr/>
-          <w:p>
-            <w:pPr>
-              <w:pStyle w:val="Compact"/>
-            </w:pPr>
-            <w:r>
-              <w:t xml:space="preserve">HXC-1103</w:t>
-            </w:r>
-          </w:p>
-        </w:tc>
-        <w:tc>
-          <w:tcPr/>
-          <w:p>
-            <w:pPr>
-              <w:pStyle w:val="Compact"/>
-            </w:pPr>
-            <w:r>
-              <w:t xml:space="preserve">Feature</w:t>
-            </w:r>
-          </w:p>
-        </w:tc>
-        <w:tc>
-          <w:tcPr/>
-          <w:p>
-            <w:pPr>
-              <w:pStyle w:val="Compact"/>
-            </w:pPr>
-            <w:r>
-              <w:t xml:space="preserve">P0</w:t>
-            </w:r>
-          </w:p>
-        </w:tc>
-        <w:tc>
-          <w:tcPr/>
-          <w:p>
-            <w:pPr>
-              <w:pStyle w:val="Compact"/>
-            </w:pPr>
-            <w:r>
-              <w:t xml:space="preserve">Queued</w:t>
-            </w:r>
-          </w:p>
-        </w:tc>
-        <w:tc>
-          <w:tcPr/>
-          <w:p>
-            <w:pPr>
-              <w:pStyle w:val="Compact"/>
-            </w:pPr>
-            <w:r>
-              <w:t xml:space="preserve">Implement RBAC scopes and identity bindings (internal/security)</w:t>
-            </w:r>
-          </w:p>
-        </w:tc>
-      </w:tr>
-      <w:tr>
-        <w:tc>
-          <w:tcPr/>
-          <w:p>
-            <w:pPr>
-              <w:pStyle w:val="Compact"/>
-            </w:pPr>
-            <w:r>
-              <w:t xml:space="preserve">HXC-1105</w:t>
-            </w:r>
-          </w:p>
-        </w:tc>
-        <w:tc>
-          <w:tcPr/>
-          <w:p>
-            <w:pPr>
-              <w:pStyle w:val="Compact"/>
-            </w:pPr>
-            <w:r>
-              <w:t xml:space="preserve">Feature</w:t>
-            </w:r>
-          </w:p>
-        </w:tc>
-        <w:tc>
-          <w:tcPr/>
-          <w:p>
-            <w:pPr>
-              <w:pStyle w:val="Compact"/>
-            </w:pPr>
-            <w:r>
-              <w:t xml:space="preserve">P0</w:t>
-            </w:r>
-          </w:p>
-        </w:tc>
-        <w:tc>
-          <w:tcPr/>
-          <w:p>
-            <w:pPr>
-              <w:pStyle w:val="Compact"/>
-            </w:pPr>
-            <w:r>
-              <w:t xml:space="preserve">Queued</w:t>
-            </w:r>
-          </w:p>
-        </w:tc>
-        <w:tc>
-          <w:tcPr/>
-          <w:p>
-            <w:pPr>
-              <w:pStyle w:val="Compact"/>
-            </w:pPr>
-            <w:r>
-              <w:t xml:space="preserve">Implement htmux CLI raw-mode terminal client (cmd/htmux)</w:t>
-            </w:r>
-          </w:p>
-        </w:tc>
-      </w:tr>
-      <w:tr>
-        <w:tc>
-          <w:tcPr/>
-          <w:p>
-            <w:pPr>
-              <w:pStyle w:val="Compact"/>
-            </w:pPr>
-            <w:r>
-              <w:t xml:space="preserve">HXC-1106</w:t>
-            </w:r>
-          </w:p>
-        </w:tc>
-        <w:tc>
-          <w:tcPr/>
-          <w:p>
-            <w:pPr>
-              <w:pStyle w:val="Compact"/>
-            </w:pPr>
-            <w:r>
-              <w:t xml:space="preserve">Feature</w:t>
-            </w:r>
-          </w:p>
-        </w:tc>
-        <w:tc>
-          <w:tcPr/>
-          <w:p>
-            <w:pPr>
-              <w:pStyle w:val="Compact"/>
-            </w:pPr>
-            <w:r>
-              <w:t xml:space="preserve">P0</w:t>
-            </w:r>
-          </w:p>
-        </w:tc>
-        <w:tc>
-          <w:tcPr/>
-          <w:p>
-            <w:pPr>
-              <w:pStyle w:val="Compact"/>
-            </w:pPr>
-            <w:r>
-              <w:t xml:space="preserve">Queued</w:t>
-            </w:r>
-          </w:p>
-        </w:tc>
-        <w:tc>
-          <w:tcPr/>
-          <w:p>
-            <w:pPr>
-              <w:pStyle w:val="Compact"/>
-            </w:pPr>
-            <w:r>
-              <w:t xml:space="preserve">Implement session I/O PTY-over-WebSocket forwarding (cmd/helix-session)</w:t>
-            </w:r>
-          </w:p>
-        </w:tc>
-      </w:tr>
-      <w:tr>
-        <w:tc>
-          <w:tcPr/>
-          <w:p>
-            <w:pPr>
-              <w:pStyle w:val="Compact"/>
-            </w:pPr>
-            <w:r>
-              <w:t xml:space="preserve">HXC-1107</w:t>
-            </w:r>
-          </w:p>
-        </w:tc>
-        <w:tc>
-          <w:tcPr/>
-          <w:p>
-            <w:pPr>
-              <w:pStyle w:val="Compact"/>
-            </w:pPr>
-            <w:r>
-              <w:t xml:space="preserve">Feature</w:t>
-            </w:r>
-          </w:p>
-        </w:tc>
-        <w:tc>
-          <w:tcPr/>
-          <w:p>
-            <w:pPr>
-              <w:pStyle w:val="Compact"/>
-            </w:pPr>
-            <w:r>
-              <w:t xml:space="preserve">P0</w:t>
-            </w:r>
-          </w:p>
-        </w:tc>
-        <w:tc>
-          <w:tcPr/>
-          <w:p>
-            <w:pPr>
-              <w:pStyle w:val="Compact"/>
-            </w:pPr>
-            <w:r>
-              <w:t xml:space="preserve">Queued</w:t>
-            </w:r>
-          </w:p>
-        </w:tc>
-        <w:tc>
-          <w:tcPr/>
-          <w:p>
-            <w:pPr>
-              <w:pStyle w:val="Compact"/>
-            </w:pPr>
-            <w:r>
-              <w:t xml:space="preserve">Implement WebSocket envelope and MessagePack framing (pkg/websocket)</w:t>
-            </w:r>
-          </w:p>
-        </w:tc>
-      </w:tr>
-      <w:tr>
-        <w:tc>
-          <w:tcPr/>
-          <w:p>
-            <w:pPr>
-              <w:pStyle w:val="Compact"/>
-            </w:pPr>
-            <w:r>
-              <w:t xml:space="preserve">HXC-1114</w:t>
-            </w:r>
-          </w:p>
-        </w:tc>
-        <w:tc>
-          <w:tcPr/>
-          <w:p>
-            <w:pPr>
-              <w:pStyle w:val="Compact"/>
-            </w:pPr>
-            <w:r>
-              <w:t xml:space="preserve">Feature</w:t>
-            </w:r>
-          </w:p>
-        </w:tc>
-        <w:tc>
-          <w:tcPr/>
-          <w:p>
-            <w:pPr>
-              <w:pStyle w:val="Compact"/>
-            </w:pPr>
-            <w:r>
-              <w:t xml:space="preserve">P0</w:t>
-            </w:r>
-          </w:p>
-        </w:tc>
-        <w:tc>
-          <w:tcPr/>
-          <w:p>
-            <w:pPr>
-              <w:pStyle w:val="Compact"/>
-            </w:pPr>
-            <w:r>
-              <w:t xml:space="preserve">Queued</w:t>
-            </w:r>
-          </w:p>
-        </w:tc>
-        <w:tc>
-          <w:tcPr/>
-          <w:p>
-            <w:pPr>
-              <w:pStyle w:val="Compact"/>
-            </w:pPr>
-            <w:r>
-              <w:t xml:space="preserve">Provision PostgreSQL primary schema with 15 tables, indexes, and triggers</w:t>
-            </w:r>
-          </w:p>
-        </w:tc>
-      </w:tr>
-      <w:tr>
-        <w:tc>
-          <w:tcPr/>
-          <w:p>
-            <w:pPr>
-              <w:pStyle w:val="Compact"/>
-            </w:pPr>
-            <w:r>
-              <w:t xml:space="preserve">HXC-1115</w:t>
-            </w:r>
-          </w:p>
-        </w:tc>
-        <w:tc>
-          <w:tcPr/>
-          <w:p>
-            <w:pPr>
-              <w:pStyle w:val="Compact"/>
-            </w:pPr>
-            <w:r>
-              <w:t xml:space="preserve">Task</w:t>
-            </w:r>
-          </w:p>
-        </w:tc>
-        <w:tc>
-          <w:tcPr/>
-          <w:p>
-            <w:pPr>
-              <w:pStyle w:val="Compact"/>
-            </w:pPr>
-            <w:r>
-              <w:t xml:space="preserve">P0</w:t>
-            </w:r>
-          </w:p>
-        </w:tc>
-        <w:tc>
-          <w:tcPr/>
-          <w:p>
-            <w:pPr>
-              <w:pStyle w:val="Compact"/>
-            </w:pPr>
-            <w:r>
-              <w:t xml:space="preserve">Queued</w:t>
-            </w:r>
-          </w:p>
-        </w:tc>
-        <w:tc>
-          <w:tcPr/>
-          <w:p>
-            <w:pPr>
-              <w:pStyle w:val="Compact"/>
-            </w:pPr>
-            <w:r>
-              <w:t xml:space="preserve">Define etcd key namespace and key-builder constants (pkg/etcd)</w:t>
-            </w:r>
-          </w:p>
-        </w:tc>
-      </w:tr>
-      <w:tr>
-        <w:tc>
-          <w:tcPr/>
-          <w:p>
-            <w:pPr>
-              <w:pStyle w:val="Compact"/>
-            </w:pPr>
-            <w:r>
-              <w:t xml:space="preserve">HXC-1117</w:t>
-            </w:r>
-          </w:p>
-        </w:tc>
-        <w:tc>
-          <w:tcPr/>
-          <w:p>
-            <w:pPr>
-              <w:pStyle w:val="Compact"/>
-            </w:pPr>
-            <w:r>
-              <w:t xml:space="preserve">Task</w:t>
-            </w:r>
-          </w:p>
-        </w:tc>
-        <w:tc>
-          <w:tcPr/>
-          <w:p>
-            <w:pPr>
-              <w:pStyle w:val="Compact"/>
-            </w:pPr>
-            <w:r>
-              <w:t xml:space="preserve">P0</w:t>
-            </w:r>
-          </w:p>
-        </w:tc>
-        <w:tc>
-          <w:tcPr/>
-          <w:p>
-            <w:pPr>
-              <w:pStyle w:val="Compact"/>
-            </w:pPr>
-            <w:r>
-              <w:t xml:space="preserve">Queued</w:t>
-            </w:r>
-          </w:p>
-        </w:tc>
-        <w:tc>
-          <w:tcPr/>
-          <w:p>
-            <w:pPr>
-              <w:pStyle w:val="Compact"/>
-            </w:pPr>
-            <w:r>
-              <w:t xml:space="preserve">Define and generate proto service stubs (node/session/scheduler/health/auth)</w:t>
-            </w:r>
-          </w:p>
-        </w:tc>
-      </w:tr>
-      <w:tr>
-        <w:tc>
-          <w:tcPr/>
-          <w:p>
-            <w:pPr>
-              <w:pStyle w:val="Compact"/>
-            </w:pPr>
-            <w:r>
-              <w:t xml:space="preserve">HXC-1121</w:t>
-            </w:r>
-          </w:p>
-        </w:tc>
-        <w:tc>
-          <w:tcPr/>
-          <w:p>
-            <w:pPr>
-              <w:pStyle w:val="Compact"/>
-            </w:pPr>
-            <w:r>
-              <w:t xml:space="preserve">Task</w:t>
-            </w:r>
-          </w:p>
-        </w:tc>
-        <w:tc>
-          <w:tcPr/>
-          <w:p>
-            <w:pPr>
-              <w:pStyle w:val="Compact"/>
-            </w:pPr>
-            <w:r>
-              <w:t xml:space="preserve">P0</w:t>
-            </w:r>
-          </w:p>
-        </w:tc>
-        <w:tc>
-          <w:tcPr/>
-          <w:p>
-            <w:pPr>
-              <w:pStyle w:val="Compact"/>
-            </w:pPr>
-            <w:r>
-              <w:t xml:space="preserve">Queued</w:t>
-            </w:r>
-          </w:p>
-        </w:tc>
-        <w:tc>
-          <w:tcPr/>
-          <w:p>
-            <w:pPr>
-              <w:pStyle w:val="Compact"/>
-            </w:pPr>
-            <w:r>
-              <w:t xml:space="preserve">Configure NATS JetStream streams (HELIX_NODES/SESSIONS/SCHEDULER/HEALTH/ALERTS)</w:t>
-            </w:r>
-          </w:p>
-        </w:tc>
-      </w:tr>
-      <w:tr>
-        <w:tc>
-          <w:tcPr/>
-          <w:p>
-            <w:pPr>
-              <w:pStyle w:val="Compact"/>
-            </w:pPr>
-            <w:r>
-              <w:t xml:space="preserve">HXC-1135</w:t>
-            </w:r>
-          </w:p>
-        </w:tc>
-        <w:tc>
-          <w:tcPr/>
-          <w:p>
-            <w:pPr>
-              <w:pStyle w:val="Compact"/>
-            </w:pPr>
-            <w:r>
-              <w:t xml:space="preserve">Feature</w:t>
-            </w:r>
-          </w:p>
-        </w:tc>
-        <w:tc>
-          <w:tcPr/>
-          <w:p>
-            <w:pPr>
-              <w:pStyle w:val="Compact"/>
-            </w:pPr>
-            <w:r>
-              <w:t xml:space="preserve">P0</w:t>
-            </w:r>
-          </w:p>
-        </w:tc>
-        <w:tc>
-          <w:tcPr/>
-          <w:p>
-            <w:pPr>
-              <w:pStyle w:val="Compact"/>
-            </w:pPr>
-            <w:r>
-              <w:t xml:space="preserve">Queued</w:t>
-            </w:r>
-          </w:p>
-        </w:tc>
-        <w:tc>
-          <w:tcPr/>
-          <w:p>
-            <w:pPr>
-              <w:pStyle w:val="Compact"/>
-            </w:pPr>
-            <w:r>
-              <w:t xml:space="preserve">Implement two-node cluster formation end-to-end (exit gate)</w:t>
-            </w:r>
-          </w:p>
-        </w:tc>
-      </w:tr>
-      <w:tr>
-        <w:tc>
-          <w:tcPr/>
-          <w:p>
-            <w:pPr>
-              <w:pStyle w:val="Compact"/>
-            </w:pPr>
-            <w:r>
-              <w:t xml:space="preserve">HXC-1136</w:t>
-            </w:r>
-          </w:p>
-        </w:tc>
-        <w:tc>
-          <w:tcPr/>
-          <w:p>
-            <w:pPr>
-              <w:pStyle w:val="Compact"/>
-            </w:pPr>
-            <w:r>
-              <w:t xml:space="preserve">Feature</w:t>
-            </w:r>
-          </w:p>
-        </w:tc>
-        <w:tc>
-          <w:tcPr/>
-          <w:p>
-            <w:pPr>
-              <w:pStyle w:val="Compact"/>
-            </w:pPr>
-            <w:r>
-              <w:t xml:space="preserve">P0</w:t>
-            </w:r>
-          </w:p>
-        </w:tc>
-        <w:tc>
-          <w:tcPr/>
-          <w:p>
-            <w:pPr>
-              <w:pStyle w:val="Compact"/>
-            </w:pPr>
-            <w:r>
-              <w:t xml:space="preserve">Queued</w:t>
-            </w:r>
-          </w:p>
-        </w:tc>
-        <w:tc>
-          <w:tcPr/>
-          <w:p>
-            <w:pPr>
-              <w:pStyle w:val="Compact"/>
-            </w:pPr>
-            <w:r>
               <w:t xml:space="preserve">Implement session-create end-to-end path (htmux new exit gate)</w:t>
-            </w:r>
-          </w:p>
-        </w:tc>
-      </w:tr>
-      <w:tr>
-        <w:tc>
-          <w:tcPr/>
-          <w:p>
-            <w:pPr>
-              <w:pStyle w:val="Compact"/>
-            </w:pPr>
-            <w:r>
-              <w:t xml:space="preserve">HXC-1082</w:t>
-            </w:r>
-          </w:p>
-        </w:tc>
-        <w:tc>
-          <w:tcPr/>
-          <w:p>
-            <w:pPr>
-              <w:pStyle w:val="Compact"/>
-            </w:pPr>
-            <w:r>
-              <w:t xml:space="preserve">Feature</w:t>
-            </w:r>
-          </w:p>
-        </w:tc>
-        <w:tc>
-          <w:tcPr/>
-          <w:p>
-            <w:pPr>
-              <w:pStyle w:val="Compact"/>
-            </w:pPr>
-            <w:r>
-              <w:t xml:space="preserve">P1</w:t>
-            </w:r>
-          </w:p>
-        </w:tc>
-        <w:tc>
-          <w:tcPr/>
-          <w:p>
-            <w:pPr>
-              <w:pStyle w:val="Compact"/>
-            </w:pPr>
-            <w:r>
-              <w:t xml:space="preserve">Queued</w:t>
-            </w:r>
-          </w:p>
-        </w:tc>
-        <w:tc>
-          <w:tcPr/>
-          <w:p>
-            <w:pPr>
-              <w:pStyle w:val="Compact"/>
-            </w:pPr>
-            <w:r>
-              <w:t xml:space="preserve">Implement HTCondor ClassAds matching in scheduler (pkg/classads)</w:t>
-            </w:r>
-          </w:p>
-        </w:tc>
-      </w:tr>
-      <w:tr>
-        <w:tc>
-          <w:tcPr/>
-          <w:p>
-            <w:pPr>
-              <w:pStyle w:val="Compact"/>
-            </w:pPr>
-            <w:r>
-              <w:t xml:space="preserve">HXC-1083</w:t>
-            </w:r>
-          </w:p>
-        </w:tc>
-        <w:tc>
-          <w:tcPr/>
-          <w:p>
-            <w:pPr>
-              <w:pStyle w:val="Compact"/>
-            </w:pPr>
-            <w:r>
-              <w:t xml:space="preserve">Feature</w:t>
-            </w:r>
-          </w:p>
-        </w:tc>
-        <w:tc>
-          <w:tcPr/>
-          <w:p>
-            <w:pPr>
-              <w:pStyle w:val="Compact"/>
-            </w:pPr>
-            <w:r>
-              <w:t xml:space="preserve">P1</w:t>
-            </w:r>
-          </w:p>
-        </w:tc>
-        <w:tc>
-          <w:tcPr/>
-          <w:p>
-            <w:pPr>
-              <w:pStyle w:val="Compact"/>
-            </w:pPr>
-            <w:r>
-              <w:t xml:space="preserve">Queued</w:t>
-            </w:r>
-          </w:p>
-        </w:tc>
-        <w:tc>
-          <w:tcPr/>
-          <w:p>
-            <w:pPr>
-              <w:pStyle w:val="Compact"/>
-            </w:pPr>
-            <w:r>
-              <w:t xml:space="preserve">Implement gang scheduling and preemption in scheduler</w:t>
             </w:r>
           </w:p>
         </w:tc>

--- a/docs/export/issues.docx
+++ b/docs/export/issues.docx
@@ -34,7 +34,7 @@
         <w:t xml:space="preserve"> </w:t>
       </w:r>
       <w:r>
-        <w:t xml:space="preserve">13</w:t>
+        <w:t xml:space="preserve">14</w:t>
       </w:r>
       <w:r>
         <w:t xml:space="preserve"> </w:t>
@@ -50,7 +50,7 @@
         <w:t xml:space="preserve"> </w:t>
       </w:r>
       <w:r>
-        <w:t xml:space="preserve">2026-06-01T13:04:05Z</w:t>
+        <w:t xml:space="preserve">2026-06-01T13:53:26Z</w:t>
       </w:r>
       <w:r>
         <w:t xml:space="preserve"> </w:t>
@@ -116,7 +116,7 @@
           <w:b/>
           <w:bCs/>
         </w:rPr>
-        <w:t xml:space="preserve">540</w:t>
+        <w:t xml:space="preserve">535</w:t>
       </w:r>
       <w:r>
         <w:t xml:space="preserve">. Canonical source:</w:t>
@@ -500,13 +500,13 @@
       </w:tr>
     </w:tbl>
     <w:bookmarkEnd w:id="9"/>
-    <w:bookmarkStart w:id="10" w:name="mvp-62-active"/>
+    <w:bookmarkStart w:id="10" w:name="mvp-57-active"/>
     <w:p>
       <w:pPr>
         <w:pStyle w:val="Heading2"/>
       </w:pPr>
       <w:r>
-        <w:t xml:space="preserve">MVP (62 active)</w:t>
+        <w:t xml:space="preserve">MVP (57 active)</w:t>
       </w:r>
     </w:p>
     <w:tbl>
@@ -762,7 +762,7 @@
               <w:pStyle w:val="Compact"/>
             </w:pPr>
             <w:r>
-              <w:t xml:space="preserve">HXC-1087</w:t>
+              <w:t xml:space="preserve">HXC-1088</w:t>
             </w:r>
           </w:p>
         </w:tc>
@@ -806,20 +806,20 @@
               <w:pStyle w:val="Compact"/>
             </w:pPr>
             <w:r>
-              <w:t xml:space="preserve">Make node registry etcd-backed and cross-process shared (internal/node)</w:t>
-            </w:r>
-          </w:p>
-        </w:tc>
-      </w:tr>
-      <w:tr>
-        <w:tc>
-          <w:tcPr/>
-          <w:p>
-            <w:pPr>
-              <w:pStyle w:val="Compact"/>
-            </w:pPr>
-            <w:r>
-              <w:t xml:space="preserve">HXC-1088</w:t>
+              <w:t xml:space="preserve">Implement SWIM gossip membership and failure detection (pkg/swim)</w:t>
+            </w:r>
+          </w:p>
+        </w:tc>
+      </w:tr>
+      <w:tr>
+        <w:tc>
+          <w:tcPr/>
+          <w:p>
+            <w:pPr>
+              <w:pStyle w:val="Compact"/>
+            </w:pPr>
+            <w:r>
+              <w:t xml:space="preserve">HXC-1093</w:t>
             </w:r>
           </w:p>
         </w:tc>
@@ -863,292 +863,7 @@
               <w:pStyle w:val="Compact"/>
             </w:pPr>
             <w:r>
-              <w:t xml:space="preserve">Implement SWIM gossip membership and failure detection (pkg/swim)</w:t>
-            </w:r>
-          </w:p>
-        </w:tc>
-      </w:tr>
-      <w:tr>
-        <w:tc>
-          <w:tcPr/>
-          <w:p>
-            <w:pPr>
-              <w:pStyle w:val="Compact"/>
-            </w:pPr>
-            <w:r>
-              <w:t xml:space="preserve">HXC-1089</w:t>
-            </w:r>
-          </w:p>
-        </w:tc>
-        <w:tc>
-          <w:tcPr/>
-          <w:p>
-            <w:pPr>
-              <w:pStyle w:val="Compact"/>
-            </w:pPr>
-            <w:r>
-              <w:t xml:space="preserve">Feature</w:t>
-            </w:r>
-          </w:p>
-        </w:tc>
-        <w:tc>
-          <w:tcPr/>
-          <w:p>
-            <w:pPr>
-              <w:pStyle w:val="Compact"/>
-            </w:pPr>
-            <w:r>
-              <w:t xml:space="preserve">P0</w:t>
-            </w:r>
-          </w:p>
-        </w:tc>
-        <w:tc>
-          <w:tcPr/>
-          <w:p>
-            <w:pPr>
-              <w:pStyle w:val="Compact"/>
-            </w:pPr>
-            <w:r>
-              <w:t xml:space="preserve">Queued</w:t>
-            </w:r>
-          </w:p>
-        </w:tc>
-        <w:tc>
-          <w:tcPr/>
-          <w:p>
-            <w:pPr>
-              <w:pStyle w:val="Compact"/>
-            </w:pPr>
-            <w:r>
-              <w:t xml:space="preserve">Implement WireGuard mesh config-gen and key rotation (pkg/wireguard)</w:t>
-            </w:r>
-          </w:p>
-        </w:tc>
-      </w:tr>
-      <w:tr>
-        <w:tc>
-          <w:tcPr/>
-          <w:p>
-            <w:pPr>
-              <w:pStyle w:val="Compact"/>
-            </w:pPr>
-            <w:r>
-              <w:t xml:space="preserve">HXC-1091</w:t>
-            </w:r>
-          </w:p>
-        </w:tc>
-        <w:tc>
-          <w:tcPr/>
-          <w:p>
-            <w:pPr>
-              <w:pStyle w:val="Compact"/>
-            </w:pPr>
-            <w:r>
-              <w:t xml:space="preserve">Feature</w:t>
-            </w:r>
-          </w:p>
-        </w:tc>
-        <w:tc>
-          <w:tcPr/>
-          <w:p>
-            <w:pPr>
-              <w:pStyle w:val="Compact"/>
-            </w:pPr>
-            <w:r>
-              <w:t xml:space="preserve">P0</w:t>
-            </w:r>
-          </w:p>
-        </w:tc>
-        <w:tc>
-          <w:tcPr/>
-          <w:p>
-            <w:pPr>
-              <w:pStyle w:val="Compact"/>
-            </w:pPr>
-            <w:r>
-              <w:t xml:space="preserve">Queued</w:t>
-            </w:r>
-          </w:p>
-        </w:tc>
-        <w:tc>
-          <w:tcPr/>
-          <w:p>
-            <w:pPr>
-              <w:pStyle w:val="Compact"/>
-            </w:pPr>
-            <w:r>
-              <w:t xml:space="preserve">Wire API gateway reverse proxy with prefix routing and /health (internal/gateway)</w:t>
-            </w:r>
-          </w:p>
-        </w:tc>
-      </w:tr>
-      <w:tr>
-        <w:tc>
-          <w:tcPr/>
-          <w:p>
-            <w:pPr>
-              <w:pStyle w:val="Compact"/>
-            </w:pPr>
-            <w:r>
-              <w:t xml:space="preserve">HXC-1092</w:t>
-            </w:r>
-          </w:p>
-        </w:tc>
-        <w:tc>
-          <w:tcPr/>
-          <w:p>
-            <w:pPr>
-              <w:pStyle w:val="Compact"/>
-            </w:pPr>
-            <w:r>
-              <w:t xml:space="preserve">Feature</w:t>
-            </w:r>
-          </w:p>
-        </w:tc>
-        <w:tc>
-          <w:tcPr/>
-          <w:p>
-            <w:pPr>
-              <w:pStyle w:val="Compact"/>
-            </w:pPr>
-            <w:r>
-              <w:t xml:space="preserve">P0</w:t>
-            </w:r>
-          </w:p>
-        </w:tc>
-        <w:tc>
-          <w:tcPr/>
-          <w:p>
-            <w:pPr>
-              <w:pStyle w:val="Compact"/>
-            </w:pPr>
-            <w:r>
-              <w:t xml:space="preserve">Queued</w:t>
-            </w:r>
-          </w:p>
-        </w:tc>
-        <w:tc>
-          <w:tcPr/>
-          <w:p>
-            <w:pPr>
-              <w:pStyle w:val="Compact"/>
-            </w:pPr>
-            <w:r>
-              <w:t xml:space="preserve">Add JWT/RBAC auth middleware to API gateway (internal/gateway)</w:t>
-            </w:r>
-          </w:p>
-        </w:tc>
-      </w:tr>
-      <w:tr>
-        <w:tc>
-          <w:tcPr/>
-          <w:p>
-            <w:pPr>
-              <w:pStyle w:val="Compact"/>
-            </w:pPr>
-            <w:r>
-              <w:t xml:space="preserve">HXC-1093</w:t>
-            </w:r>
-          </w:p>
-        </w:tc>
-        <w:tc>
-          <w:tcPr/>
-          <w:p>
-            <w:pPr>
-              <w:pStyle w:val="Compact"/>
-            </w:pPr>
-            <w:r>
-              <w:t xml:space="preserve">Feature</w:t>
-            </w:r>
-          </w:p>
-        </w:tc>
-        <w:tc>
-          <w:tcPr/>
-          <w:p>
-            <w:pPr>
-              <w:pStyle w:val="Compact"/>
-            </w:pPr>
-            <w:r>
-              <w:t xml:space="preserve">P0</w:t>
-            </w:r>
-          </w:p>
-        </w:tc>
-        <w:tc>
-          <w:tcPr/>
-          <w:p>
-            <w:pPr>
-              <w:pStyle w:val="Compact"/>
-            </w:pPr>
-            <w:r>
-              <w:t xml:space="preserve">Queued</w:t>
-            </w:r>
-          </w:p>
-        </w:tc>
-        <w:tc>
-          <w:tcPr/>
-          <w:p>
-            <w:pPr>
-              <w:pStyle w:val="Compact"/>
-            </w:pPr>
-            <w:r>
               <w:t xml:space="preserve">Implement leader election with fencing tokens (pkg/leader)</w:t>
-            </w:r>
-          </w:p>
-        </w:tc>
-      </w:tr>
-      <w:tr>
-        <w:tc>
-          <w:tcPr/>
-          <w:p>
-            <w:pPr>
-              <w:pStyle w:val="Compact"/>
-            </w:pPr>
-            <w:r>
-              <w:t xml:space="preserve">HXC-1094</w:t>
-            </w:r>
-          </w:p>
-        </w:tc>
-        <w:tc>
-          <w:tcPr/>
-          <w:p>
-            <w:pPr>
-              <w:pStyle w:val="Compact"/>
-            </w:pPr>
-            <w:r>
-              <w:t xml:space="preserve">Feature</w:t>
-            </w:r>
-          </w:p>
-        </w:tc>
-        <w:tc>
-          <w:tcPr/>
-          <w:p>
-            <w:pPr>
-              <w:pStyle w:val="Compact"/>
-            </w:pPr>
-            <w:r>
-              <w:t xml:space="preserve">P0</w:t>
-            </w:r>
-          </w:p>
-        </w:tc>
-        <w:tc>
-          <w:tcPr/>
-          <w:p>
-            <w:pPr>
-              <w:pStyle w:val="Compact"/>
-            </w:pPr>
-            <w:r>
-              <w:t xml:space="preserve">Queued</w:t>
-            </w:r>
-          </w:p>
-        </w:tc>
-        <w:tc>
-          <w:tcPr/>
-          <w:p>
-            <w:pPr>
-              <w:pStyle w:val="Compact"/>
-            </w:pPr>
-            <w:r>
-              <w:t xml:space="preserve">Implement distributed lock primitives over etcd (pkg/lock)</w:t>
             </w:r>
           </w:p>
         </w:tc>

--- a/docs/export/issues.docx
+++ b/docs/export/issues.docx
@@ -34,7 +34,7 @@
         <w:t xml:space="preserve"> </w:t>
       </w:r>
       <w:r>
-        <w:t xml:space="preserve">14</w:t>
+        <w:t xml:space="preserve">15</w:t>
       </w:r>
       <w:r>
         <w:t xml:space="preserve"> </w:t>
@@ -50,7 +50,7 @@
         <w:t xml:space="preserve"> </w:t>
       </w:r>
       <w:r>
-        <w:t xml:space="preserve">2026-06-01T13:53:26Z</w:t>
+        <w:t xml:space="preserve">2026-06-01T14:11:33Z</w:t>
       </w:r>
       <w:r>
         <w:t xml:space="preserve"> </w:t>
@@ -116,7 +116,7 @@
           <w:b/>
           <w:bCs/>
         </w:rPr>
-        <w:t xml:space="preserve">535</w:t>
+        <w:t xml:space="preserve">532</w:t>
       </w:r>
       <w:r>
         <w:t xml:space="preserve">. Canonical source:</w:t>
@@ -500,13 +500,13 @@
       </w:tr>
     </w:tbl>
     <w:bookmarkEnd w:id="9"/>
-    <w:bookmarkStart w:id="10" w:name="mvp-57-active"/>
+    <w:bookmarkStart w:id="10" w:name="mvp-54-active"/>
     <w:p>
       <w:pPr>
         <w:pStyle w:val="Heading2"/>
       </w:pPr>
       <w:r>
-        <w:t xml:space="preserve">MVP (57 active)</w:t>
+        <w:t xml:space="preserve">MVP (54 active)</w:t>
       </w:r>
     </w:p>
     <w:tbl>
@@ -693,177 +693,6 @@
             </w:pPr>
             <w:r>
               <w:t xml:space="preserve">Implement CRDT session state and lifecycle (create/attach/migrate)</w:t>
-            </w:r>
-          </w:p>
-        </w:tc>
-      </w:tr>
-      <w:tr>
-        <w:tc>
-          <w:tcPr/>
-          <w:p>
-            <w:pPr>
-              <w:pStyle w:val="Compact"/>
-            </w:pPr>
-            <w:r>
-              <w:t xml:space="preserve">HXC-1086</w:t>
-            </w:r>
-          </w:p>
-        </w:tc>
-        <w:tc>
-          <w:tcPr/>
-          <w:p>
-            <w:pPr>
-              <w:pStyle w:val="Compact"/>
-            </w:pPr>
-            <w:r>
-              <w:t xml:space="preserve">Feature</w:t>
-            </w:r>
-          </w:p>
-        </w:tc>
-        <w:tc>
-          <w:tcPr/>
-          <w:p>
-            <w:pPr>
-              <w:pStyle w:val="Compact"/>
-            </w:pPr>
-            <w:r>
-              <w:t xml:space="preserve">P0</w:t>
-            </w:r>
-          </w:p>
-        </w:tc>
-        <w:tc>
-          <w:tcPr/>
-          <w:p>
-            <w:pPr>
-              <w:pStyle w:val="Compact"/>
-            </w:pPr>
-            <w:r>
-              <w:t xml:space="preserve">Queued</w:t>
-            </w:r>
-          </w:p>
-        </w:tc>
-        <w:tc>
-          <w:tcPr/>
-          <w:p>
-            <w:pPr>
-              <w:pStyle w:val="Compact"/>
-            </w:pPr>
-            <w:r>
-              <w:t xml:space="preserve">Implement real Node gRPC handlers serving helixv1 Node API (internal/node)</w:t>
-            </w:r>
-          </w:p>
-        </w:tc>
-      </w:tr>
-      <w:tr>
-        <w:tc>
-          <w:tcPr/>
-          <w:p>
-            <w:pPr>
-              <w:pStyle w:val="Compact"/>
-            </w:pPr>
-            <w:r>
-              <w:t xml:space="preserve">HXC-1088</w:t>
-            </w:r>
-          </w:p>
-        </w:tc>
-        <w:tc>
-          <w:tcPr/>
-          <w:p>
-            <w:pPr>
-              <w:pStyle w:val="Compact"/>
-            </w:pPr>
-            <w:r>
-              <w:t xml:space="preserve">Feature</w:t>
-            </w:r>
-          </w:p>
-        </w:tc>
-        <w:tc>
-          <w:tcPr/>
-          <w:p>
-            <w:pPr>
-              <w:pStyle w:val="Compact"/>
-            </w:pPr>
-            <w:r>
-              <w:t xml:space="preserve">P0</w:t>
-            </w:r>
-          </w:p>
-        </w:tc>
-        <w:tc>
-          <w:tcPr/>
-          <w:p>
-            <w:pPr>
-              <w:pStyle w:val="Compact"/>
-            </w:pPr>
-            <w:r>
-              <w:t xml:space="preserve">Queued</w:t>
-            </w:r>
-          </w:p>
-        </w:tc>
-        <w:tc>
-          <w:tcPr/>
-          <w:p>
-            <w:pPr>
-              <w:pStyle w:val="Compact"/>
-            </w:pPr>
-            <w:r>
-              <w:t xml:space="preserve">Implement SWIM gossip membership and failure detection (pkg/swim)</w:t>
-            </w:r>
-          </w:p>
-        </w:tc>
-      </w:tr>
-      <w:tr>
-        <w:tc>
-          <w:tcPr/>
-          <w:p>
-            <w:pPr>
-              <w:pStyle w:val="Compact"/>
-            </w:pPr>
-            <w:r>
-              <w:t xml:space="preserve">HXC-1093</w:t>
-            </w:r>
-          </w:p>
-        </w:tc>
-        <w:tc>
-          <w:tcPr/>
-          <w:p>
-            <w:pPr>
-              <w:pStyle w:val="Compact"/>
-            </w:pPr>
-            <w:r>
-              <w:t xml:space="preserve">Feature</w:t>
-            </w:r>
-          </w:p>
-        </w:tc>
-        <w:tc>
-          <w:tcPr/>
-          <w:p>
-            <w:pPr>
-              <w:pStyle w:val="Compact"/>
-            </w:pPr>
-            <w:r>
-              <w:t xml:space="preserve">P0</w:t>
-            </w:r>
-          </w:p>
-        </w:tc>
-        <w:tc>
-          <w:tcPr/>
-          <w:p>
-            <w:pPr>
-              <w:pStyle w:val="Compact"/>
-            </w:pPr>
-            <w:r>
-              <w:t xml:space="preserve">Queued</w:t>
-            </w:r>
-          </w:p>
-        </w:tc>
-        <w:tc>
-          <w:tcPr/>
-          <w:p>
-            <w:pPr>
-              <w:pStyle w:val="Compact"/>
-            </w:pPr>
-            <w:r>
-              <w:t xml:space="preserve">Implement leader election with fencing tokens (pkg/leader)</w:t>
             </w:r>
           </w:p>
         </w:tc>

--- a/docs/export/issues.docx
+++ b/docs/export/issues.docx
@@ -34,7 +34,7 @@
         <w:t xml:space="preserve"> </w:t>
       </w:r>
       <w:r>
-        <w:t xml:space="preserve">15</w:t>
+        <w:t xml:space="preserve">16</w:t>
       </w:r>
       <w:r>
         <w:t xml:space="preserve"> </w:t>
@@ -50,7 +50,7 @@
         <w:t xml:space="preserve"> </w:t>
       </w:r>
       <w:r>
-        <w:t xml:space="preserve">2026-06-01T14:11:33Z</w:t>
+        <w:t xml:space="preserve">2026-06-01T15:15:45Z</w:t>
       </w:r>
       <w:r>
         <w:t xml:space="preserve"> </w:t>
@@ -116,7 +116,7 @@
           <w:b/>
           <w:bCs/>
         </w:rPr>
-        <w:t xml:space="preserve">532</w:t>
+        <w:t xml:space="preserve">527</w:t>
       </w:r>
       <w:r>
         <w:t xml:space="preserve">. Canonical source:</w:t>
@@ -500,13 +500,13 @@
       </w:tr>
     </w:tbl>
     <w:bookmarkEnd w:id="9"/>
-    <w:bookmarkStart w:id="10" w:name="mvp-54-active"/>
+    <w:bookmarkStart w:id="10" w:name="mvp-49-active"/>
     <w:p>
       <w:pPr>
         <w:pStyle w:val="Heading2"/>
       </w:pPr>
       <w:r>
-        <w:t xml:space="preserve">MVP (54 active)</w:t>
+        <w:t xml:space="preserve">MVP (49 active)</w:t>
       </w:r>
     </w:p>
     <w:tbl>
@@ -591,7 +591,7 @@
               <w:pStyle w:val="Compact"/>
             </w:pPr>
             <w:r>
-              <w:t xml:space="preserve">HXC-1084</w:t>
+              <w:t xml:space="preserve">HXC-1101</w:t>
             </w:r>
           </w:p>
         </w:tc>
@@ -635,20 +635,20 @@
               <w:pStyle w:val="Compact"/>
             </w:pPr>
             <w:r>
-              <w:t xml:space="preserve">Upgrade tmux backend to control-mode (-CC) with streaming I/O (pkg/session)</w:t>
-            </w:r>
-          </w:p>
-        </w:tc>
-      </w:tr>
-      <w:tr>
-        <w:tc>
-          <w:tcPr/>
-          <w:p>
-            <w:pPr>
-              <w:pStyle w:val="Compact"/>
-            </w:pPr>
-            <w:r>
-              <w:t xml:space="preserve">HXC-1085</w:t>
+              <w:t xml:space="preserve">Implement e2ee transport record protocol (security/pkg/e2ee)</w:t>
+            </w:r>
+          </w:p>
+        </w:tc>
+      </w:tr>
+      <w:tr>
+        <w:tc>
+          <w:tcPr/>
+          <w:p>
+            <w:pPr>
+              <w:pStyle w:val="Compact"/>
+            </w:pPr>
+            <w:r>
+              <w:t xml:space="preserve">HXC-1103</w:t>
             </w:r>
           </w:p>
         </w:tc>
@@ -692,20 +692,20 @@
               <w:pStyle w:val="Compact"/>
             </w:pPr>
             <w:r>
-              <w:t xml:space="preserve">Implement CRDT session state and lifecycle (create/attach/migrate)</w:t>
-            </w:r>
-          </w:p>
-        </w:tc>
-      </w:tr>
-      <w:tr>
-        <w:tc>
-          <w:tcPr/>
-          <w:p>
-            <w:pPr>
-              <w:pStyle w:val="Compact"/>
-            </w:pPr>
-            <w:r>
-              <w:t xml:space="preserve">HXC-1101</w:t>
+              <w:t xml:space="preserve">Implement RBAC scopes and identity bindings (internal/security)</w:t>
+            </w:r>
+          </w:p>
+        </w:tc>
+      </w:tr>
+      <w:tr>
+        <w:tc>
+          <w:tcPr/>
+          <w:p>
+            <w:pPr>
+              <w:pStyle w:val="Compact"/>
+            </w:pPr>
+            <w:r>
+              <w:t xml:space="preserve">HXC-1105</w:t>
             </w:r>
           </w:p>
         </w:tc>
@@ -749,20 +749,20 @@
               <w:pStyle w:val="Compact"/>
             </w:pPr>
             <w:r>
-              <w:t xml:space="preserve">Implement e2ee transport record protocol (security/pkg/e2ee)</w:t>
-            </w:r>
-          </w:p>
-        </w:tc>
-      </w:tr>
-      <w:tr>
-        <w:tc>
-          <w:tcPr/>
-          <w:p>
-            <w:pPr>
-              <w:pStyle w:val="Compact"/>
-            </w:pPr>
-            <w:r>
-              <w:t xml:space="preserve">HXC-1103</w:t>
+              <w:t xml:space="preserve">Implement htmux CLI raw-mode terminal client (cmd/htmux)</w:t>
+            </w:r>
+          </w:p>
+        </w:tc>
+      </w:tr>
+      <w:tr>
+        <w:tc>
+          <w:tcPr/>
+          <w:p>
+            <w:pPr>
+              <w:pStyle w:val="Compact"/>
+            </w:pPr>
+            <w:r>
+              <w:t xml:space="preserve">HXC-1106</w:t>
             </w:r>
           </w:p>
         </w:tc>
@@ -806,20 +806,20 @@
               <w:pStyle w:val="Compact"/>
             </w:pPr>
             <w:r>
-              <w:t xml:space="preserve">Implement RBAC scopes and identity bindings (internal/security)</w:t>
-            </w:r>
-          </w:p>
-        </w:tc>
-      </w:tr>
-      <w:tr>
-        <w:tc>
-          <w:tcPr/>
-          <w:p>
-            <w:pPr>
-              <w:pStyle w:val="Compact"/>
-            </w:pPr>
-            <w:r>
-              <w:t xml:space="preserve">HXC-1105</w:t>
+              <w:t xml:space="preserve">Implement session I/O PTY-over-WebSocket forwarding (cmd/helix-session)</w:t>
+            </w:r>
+          </w:p>
+        </w:tc>
+      </w:tr>
+      <w:tr>
+        <w:tc>
+          <w:tcPr/>
+          <w:p>
+            <w:pPr>
+              <w:pStyle w:val="Compact"/>
+            </w:pPr>
+            <w:r>
+              <w:t xml:space="preserve">HXC-1107</w:t>
             </w:r>
           </w:p>
         </w:tc>
@@ -863,20 +863,20 @@
               <w:pStyle w:val="Compact"/>
             </w:pPr>
             <w:r>
-              <w:t xml:space="preserve">Implement htmux CLI raw-mode terminal client (cmd/htmux)</w:t>
-            </w:r>
-          </w:p>
-        </w:tc>
-      </w:tr>
-      <w:tr>
-        <w:tc>
-          <w:tcPr/>
-          <w:p>
-            <w:pPr>
-              <w:pStyle w:val="Compact"/>
-            </w:pPr>
-            <w:r>
-              <w:t xml:space="preserve">HXC-1106</w:t>
+              <w:t xml:space="preserve">Implement WebSocket envelope and MessagePack framing (pkg/websocket)</w:t>
+            </w:r>
+          </w:p>
+        </w:tc>
+      </w:tr>
+      <w:tr>
+        <w:tc>
+          <w:tcPr/>
+          <w:p>
+            <w:pPr>
+              <w:pStyle w:val="Compact"/>
+            </w:pPr>
+            <w:r>
+              <w:t xml:space="preserve">HXC-1114</w:t>
             </w:r>
           </w:p>
         </w:tc>
@@ -920,31 +920,31 @@
               <w:pStyle w:val="Compact"/>
             </w:pPr>
             <w:r>
-              <w:t xml:space="preserve">Implement session I/O PTY-over-WebSocket forwarding (cmd/helix-session)</w:t>
-            </w:r>
-          </w:p>
-        </w:tc>
-      </w:tr>
-      <w:tr>
-        <w:tc>
-          <w:tcPr/>
-          <w:p>
-            <w:pPr>
-              <w:pStyle w:val="Compact"/>
-            </w:pPr>
-            <w:r>
-              <w:t xml:space="preserve">HXC-1107</w:t>
-            </w:r>
-          </w:p>
-        </w:tc>
-        <w:tc>
-          <w:tcPr/>
-          <w:p>
-            <w:pPr>
-              <w:pStyle w:val="Compact"/>
-            </w:pPr>
-            <w:r>
-              <w:t xml:space="preserve">Feature</w:t>
+              <w:t xml:space="preserve">Provision PostgreSQL primary schema with 15 tables, indexes, and triggers</w:t>
+            </w:r>
+          </w:p>
+        </w:tc>
+      </w:tr>
+      <w:tr>
+        <w:tc>
+          <w:tcPr/>
+          <w:p>
+            <w:pPr>
+              <w:pStyle w:val="Compact"/>
+            </w:pPr>
+            <w:r>
+              <w:t xml:space="preserve">HXC-1115</w:t>
+            </w:r>
+          </w:p>
+        </w:tc>
+        <w:tc>
+          <w:tcPr/>
+          <w:p>
+            <w:pPr>
+              <w:pStyle w:val="Compact"/>
+            </w:pPr>
+            <w:r>
+              <w:t xml:space="preserve">Task</w:t>
             </w:r>
           </w:p>
         </w:tc>
@@ -977,31 +977,31 @@
               <w:pStyle w:val="Compact"/>
             </w:pPr>
             <w:r>
-              <w:t xml:space="preserve">Implement WebSocket envelope and MessagePack framing (pkg/websocket)</w:t>
-            </w:r>
-          </w:p>
-        </w:tc>
-      </w:tr>
-      <w:tr>
-        <w:tc>
-          <w:tcPr/>
-          <w:p>
-            <w:pPr>
-              <w:pStyle w:val="Compact"/>
-            </w:pPr>
-            <w:r>
-              <w:t xml:space="preserve">HXC-1114</w:t>
-            </w:r>
-          </w:p>
-        </w:tc>
-        <w:tc>
-          <w:tcPr/>
-          <w:p>
-            <w:pPr>
-              <w:pStyle w:val="Compact"/>
-            </w:pPr>
-            <w:r>
-              <w:t xml:space="preserve">Feature</w:t>
+              <w:t xml:space="preserve">Define etcd key namespace and key-builder constants (pkg/etcd)</w:t>
+            </w:r>
+          </w:p>
+        </w:tc>
+      </w:tr>
+      <w:tr>
+        <w:tc>
+          <w:tcPr/>
+          <w:p>
+            <w:pPr>
+              <w:pStyle w:val="Compact"/>
+            </w:pPr>
+            <w:r>
+              <w:t xml:space="preserve">HXC-1117</w:t>
+            </w:r>
+          </w:p>
+        </w:tc>
+        <w:tc>
+          <w:tcPr/>
+          <w:p>
+            <w:pPr>
+              <w:pStyle w:val="Compact"/>
+            </w:pPr>
+            <w:r>
+              <w:t xml:space="preserve">Task</w:t>
             </w:r>
           </w:p>
         </w:tc>
@@ -1034,20 +1034,20 @@
               <w:pStyle w:val="Compact"/>
             </w:pPr>
             <w:r>
-              <w:t xml:space="preserve">Provision PostgreSQL primary schema with 15 tables, indexes, and triggers</w:t>
-            </w:r>
-          </w:p>
-        </w:tc>
-      </w:tr>
-      <w:tr>
-        <w:tc>
-          <w:tcPr/>
-          <w:p>
-            <w:pPr>
-              <w:pStyle w:val="Compact"/>
-            </w:pPr>
-            <w:r>
-              <w:t xml:space="preserve">HXC-1115</w:t>
+              <w:t xml:space="preserve">Define and generate proto service stubs (node/session/scheduler/health/auth)</w:t>
+            </w:r>
+          </w:p>
+        </w:tc>
+      </w:tr>
+      <w:tr>
+        <w:tc>
+          <w:tcPr/>
+          <w:p>
+            <w:pPr>
+              <w:pStyle w:val="Compact"/>
+            </w:pPr>
+            <w:r>
+              <w:t xml:space="preserve">HXC-1121</w:t>
             </w:r>
           </w:p>
         </w:tc>
@@ -1091,31 +1091,31 @@
               <w:pStyle w:val="Compact"/>
             </w:pPr>
             <w:r>
-              <w:t xml:space="preserve">Define etcd key namespace and key-builder constants (pkg/etcd)</w:t>
-            </w:r>
-          </w:p>
-        </w:tc>
-      </w:tr>
-      <w:tr>
-        <w:tc>
-          <w:tcPr/>
-          <w:p>
-            <w:pPr>
-              <w:pStyle w:val="Compact"/>
-            </w:pPr>
-            <w:r>
-              <w:t xml:space="preserve">HXC-1117</w:t>
-            </w:r>
-          </w:p>
-        </w:tc>
-        <w:tc>
-          <w:tcPr/>
-          <w:p>
-            <w:pPr>
-              <w:pStyle w:val="Compact"/>
-            </w:pPr>
-            <w:r>
-              <w:t xml:space="preserve">Task</w:t>
+              <w:t xml:space="preserve">Configure NATS JetStream streams (HELIX_NODES/SESSIONS/SCHEDULER/HEALTH/ALERTS)</w:t>
+            </w:r>
+          </w:p>
+        </w:tc>
+      </w:tr>
+      <w:tr>
+        <w:tc>
+          <w:tcPr/>
+          <w:p>
+            <w:pPr>
+              <w:pStyle w:val="Compact"/>
+            </w:pPr>
+            <w:r>
+              <w:t xml:space="preserve">HXC-1135</w:t>
+            </w:r>
+          </w:p>
+        </w:tc>
+        <w:tc>
+          <w:tcPr/>
+          <w:p>
+            <w:pPr>
+              <w:pStyle w:val="Compact"/>
+            </w:pPr>
+            <w:r>
+              <w:t xml:space="preserve">Feature</w:t>
             </w:r>
           </w:p>
         </w:tc>
@@ -1148,31 +1148,31 @@
               <w:pStyle w:val="Compact"/>
             </w:pPr>
             <w:r>
-              <w:t xml:space="preserve">Define and generate proto service stubs (node/session/scheduler/health/auth)</w:t>
-            </w:r>
-          </w:p>
-        </w:tc>
-      </w:tr>
-      <w:tr>
-        <w:tc>
-          <w:tcPr/>
-          <w:p>
-            <w:pPr>
-              <w:pStyle w:val="Compact"/>
-            </w:pPr>
-            <w:r>
-              <w:t xml:space="preserve">HXC-1121</w:t>
-            </w:r>
-          </w:p>
-        </w:tc>
-        <w:tc>
-          <w:tcPr/>
-          <w:p>
-            <w:pPr>
-              <w:pStyle w:val="Compact"/>
-            </w:pPr>
-            <w:r>
-              <w:t xml:space="preserve">Task</w:t>
+              <w:t xml:space="preserve">Implement two-node cluster formation end-to-end (exit gate)</w:t>
+            </w:r>
+          </w:p>
+        </w:tc>
+      </w:tr>
+      <w:tr>
+        <w:tc>
+          <w:tcPr/>
+          <w:p>
+            <w:pPr>
+              <w:pStyle w:val="Compact"/>
+            </w:pPr>
+            <w:r>
+              <w:t xml:space="preserve">HXC-1136</w:t>
+            </w:r>
+          </w:p>
+        </w:tc>
+        <w:tc>
+          <w:tcPr/>
+          <w:p>
+            <w:pPr>
+              <w:pStyle w:val="Compact"/>
+            </w:pPr>
+            <w:r>
+              <w:t xml:space="preserve">Feature</w:t>
             </w:r>
           </w:p>
         </w:tc>
@@ -1205,120 +1205,6 @@
               <w:pStyle w:val="Compact"/>
             </w:pPr>
             <w:r>
-              <w:t xml:space="preserve">Configure NATS JetStream streams (HELIX_NODES/SESSIONS/SCHEDULER/HEALTH/ALERTS)</w:t>
-            </w:r>
-          </w:p>
-        </w:tc>
-      </w:tr>
-      <w:tr>
-        <w:tc>
-          <w:tcPr/>
-          <w:p>
-            <w:pPr>
-              <w:pStyle w:val="Compact"/>
-            </w:pPr>
-            <w:r>
-              <w:t xml:space="preserve">HXC-1135</w:t>
-            </w:r>
-          </w:p>
-        </w:tc>
-        <w:tc>
-          <w:tcPr/>
-          <w:p>
-            <w:pPr>
-              <w:pStyle w:val="Compact"/>
-            </w:pPr>
-            <w:r>
-              <w:t xml:space="preserve">Feature</w:t>
-            </w:r>
-          </w:p>
-        </w:tc>
-        <w:tc>
-          <w:tcPr/>
-          <w:p>
-            <w:pPr>
-              <w:pStyle w:val="Compact"/>
-            </w:pPr>
-            <w:r>
-              <w:t xml:space="preserve">P0</w:t>
-            </w:r>
-          </w:p>
-        </w:tc>
-        <w:tc>
-          <w:tcPr/>
-          <w:p>
-            <w:pPr>
-              <w:pStyle w:val="Compact"/>
-            </w:pPr>
-            <w:r>
-              <w:t xml:space="preserve">Queued</w:t>
-            </w:r>
-          </w:p>
-        </w:tc>
-        <w:tc>
-          <w:tcPr/>
-          <w:p>
-            <w:pPr>
-              <w:pStyle w:val="Compact"/>
-            </w:pPr>
-            <w:r>
-              <w:t xml:space="preserve">Implement two-node cluster formation end-to-end (exit gate)</w:t>
-            </w:r>
-          </w:p>
-        </w:tc>
-      </w:tr>
-      <w:tr>
-        <w:tc>
-          <w:tcPr/>
-          <w:p>
-            <w:pPr>
-              <w:pStyle w:val="Compact"/>
-            </w:pPr>
-            <w:r>
-              <w:t xml:space="preserve">HXC-1136</w:t>
-            </w:r>
-          </w:p>
-        </w:tc>
-        <w:tc>
-          <w:tcPr/>
-          <w:p>
-            <w:pPr>
-              <w:pStyle w:val="Compact"/>
-            </w:pPr>
-            <w:r>
-              <w:t xml:space="preserve">Feature</w:t>
-            </w:r>
-          </w:p>
-        </w:tc>
-        <w:tc>
-          <w:tcPr/>
-          <w:p>
-            <w:pPr>
-              <w:pStyle w:val="Compact"/>
-            </w:pPr>
-            <w:r>
-              <w:t xml:space="preserve">P0</w:t>
-            </w:r>
-          </w:p>
-        </w:tc>
-        <w:tc>
-          <w:tcPr/>
-          <w:p>
-            <w:pPr>
-              <w:pStyle w:val="Compact"/>
-            </w:pPr>
-            <w:r>
-              <w:t xml:space="preserve">Queued</w:t>
-            </w:r>
-          </w:p>
-        </w:tc>
-        <w:tc>
-          <w:tcPr/>
-          <w:p>
-            <w:pPr>
-              <w:pStyle w:val="Compact"/>
-            </w:pPr>
-            <w:r>
               <w:t xml:space="preserve">Implement session-create end-to-end path (htmux new exit gate)</w:t>
             </w:r>
           </w:p>
@@ -1332,7 +1218,7 @@
               <w:pStyle w:val="Compact"/>
             </w:pPr>
             <w:r>
-              <w:t xml:space="preserve">HXC-1090</w:t>
+              <w:t xml:space="preserve">HXC-1096</w:t>
             </w:r>
           </w:p>
         </w:tc>
@@ -1376,20 +1262,20 @@
               <w:pStyle w:val="Compact"/>
             </w:pPr>
             <w:r>
-              <w:t xml:space="preserve">Implement WireGuard NAT traversal / STUN hole-punch (pkg/wireguard)</w:t>
-            </w:r>
-          </w:p>
-        </w:tc>
-      </w:tr>
-      <w:tr>
-        <w:tc>
-          <w:tcPr/>
-          <w:p>
-            <w:pPr>
-              <w:pStyle w:val="Compact"/>
-            </w:pPr>
-            <w:r>
-              <w:t xml:space="preserve">HXC-1095</w:t>
+              <w:t xml:space="preserve">Implement GPU resource probe with /proc parser (internal/gpu)</w:t>
+            </w:r>
+          </w:p>
+        </w:tc>
+      </w:tr>
+      <w:tr>
+        <w:tc>
+          <w:tcPr/>
+          <w:p>
+            <w:pPr>
+              <w:pStyle w:val="Compact"/>
+            </w:pPr>
+            <w:r>
+              <w:t xml:space="preserve">HXC-1097</w:t>
             </w:r>
           </w:p>
         </w:tc>
@@ -1433,178 +1319,7 @@
               <w:pStyle w:val="Compact"/>
             </w:pPr>
             <w:r>
-              <w:t xml:space="preserve">Implement Postgres-backed internal artifact registry (pkg/hxcregistry)</w:t>
-            </w:r>
-          </w:p>
-        </w:tc>
-      </w:tr>
-      <w:tr>
-        <w:tc>
-          <w:tcPr/>
-          <w:p>
-            <w:pPr>
-              <w:pStyle w:val="Compact"/>
-            </w:pPr>
-            <w:r>
-              <w:t xml:space="preserve">HXC-1096</w:t>
-            </w:r>
-          </w:p>
-        </w:tc>
-        <w:tc>
-          <w:tcPr/>
-          <w:p>
-            <w:pPr>
-              <w:pStyle w:val="Compact"/>
-            </w:pPr>
-            <w:r>
-              <w:t xml:space="preserve">Feature</w:t>
-            </w:r>
-          </w:p>
-        </w:tc>
-        <w:tc>
-          <w:tcPr/>
-          <w:p>
-            <w:pPr>
-              <w:pStyle w:val="Compact"/>
-            </w:pPr>
-            <w:r>
-              <w:t xml:space="preserve">P1</w:t>
-            </w:r>
-          </w:p>
-        </w:tc>
-        <w:tc>
-          <w:tcPr/>
-          <w:p>
-            <w:pPr>
-              <w:pStyle w:val="Compact"/>
-            </w:pPr>
-            <w:r>
-              <w:t xml:space="preserve">Queued</w:t>
-            </w:r>
-          </w:p>
-        </w:tc>
-        <w:tc>
-          <w:tcPr/>
-          <w:p>
-            <w:pPr>
-              <w:pStyle w:val="Compact"/>
-            </w:pPr>
-            <w:r>
-              <w:t xml:space="preserve">Implement GPU resource probe with /proc parser (internal/gpu)</w:t>
-            </w:r>
-          </w:p>
-        </w:tc>
-      </w:tr>
-      <w:tr>
-        <w:tc>
-          <w:tcPr/>
-          <w:p>
-            <w:pPr>
-              <w:pStyle w:val="Compact"/>
-            </w:pPr>
-            <w:r>
-              <w:t xml:space="preserve">HXC-1097</w:t>
-            </w:r>
-          </w:p>
-        </w:tc>
-        <w:tc>
-          <w:tcPr/>
-          <w:p>
-            <w:pPr>
-              <w:pStyle w:val="Compact"/>
-            </w:pPr>
-            <w:r>
-              <w:t xml:space="preserve">Feature</w:t>
-            </w:r>
-          </w:p>
-        </w:tc>
-        <w:tc>
-          <w:tcPr/>
-          <w:p>
-            <w:pPr>
-              <w:pStyle w:val="Compact"/>
-            </w:pPr>
-            <w:r>
-              <w:t xml:space="preserve">P1</w:t>
-            </w:r>
-          </w:p>
-        </w:tc>
-        <w:tc>
-          <w:tcPr/>
-          <w:p>
-            <w:pPr>
-              <w:pStyle w:val="Compact"/>
-            </w:pPr>
-            <w:r>
-              <w:t xml:space="preserve">Queued</w:t>
-            </w:r>
-          </w:p>
-        </w:tc>
-        <w:tc>
-          <w:tcPr/>
-          <w:p>
-            <w:pPr>
-              <w:pStyle w:val="Compact"/>
-            </w:pPr>
-            <w:r>
               <w:t xml:space="preserve">Define vendor-agnostic GPUBackend interface and registry (internal/gpu)</w:t>
-            </w:r>
-          </w:p>
-        </w:tc>
-      </w:tr>
-      <w:tr>
-        <w:tc>
-          <w:tcPr/>
-          <w:p>
-            <w:pPr>
-              <w:pStyle w:val="Compact"/>
-            </w:pPr>
-            <w:r>
-              <w:t xml:space="preserve">HXC-1099</w:t>
-            </w:r>
-          </w:p>
-        </w:tc>
-        <w:tc>
-          <w:tcPr/>
-          <w:p>
-            <w:pPr>
-              <w:pStyle w:val="Compact"/>
-            </w:pPr>
-            <w:r>
-              <w:t xml:space="preserve">Feature</w:t>
-            </w:r>
-          </w:p>
-        </w:tc>
-        <w:tc>
-          <w:tcPr/>
-          <w:p>
-            <w:pPr>
-              <w:pStyle w:val="Compact"/>
-            </w:pPr>
-            <w:r>
-              <w:t xml:space="preserve">P1</w:t>
-            </w:r>
-          </w:p>
-        </w:tc>
-        <w:tc>
-          <w:tcPr/>
-          <w:p>
-            <w:pPr>
-              <w:pStyle w:val="Compact"/>
-            </w:pPr>
-            <w:r>
-              <w:t xml:space="preserve">Queued</w:t>
-            </w:r>
-          </w:p>
-        </w:tc>
-        <w:tc>
-          <w:tcPr/>
-          <w:p>
-            <w:pPr>
-              <w:pStyle w:val="Compact"/>
-            </w:pPr>
-            <w:r>
-              <w:t xml:space="preserve">Implement Build Service orchestrator and worker pool (internal/build)</w:t>
             </w:r>
           </w:p>
         </w:tc>

--- a/docs/export/issues.docx
+++ b/docs/export/issues.docx
@@ -34,7 +34,7 @@
         <w:t xml:space="preserve"> </w:t>
       </w:r>
       <w:r>
-        <w:t xml:space="preserve">16</w:t>
+        <w:t xml:space="preserve">17</w:t>
       </w:r>
       <w:r>
         <w:t xml:space="preserve"> </w:t>
@@ -50,7 +50,7 @@
         <w:t xml:space="preserve"> </w:t>
       </w:r>
       <w:r>
-        <w:t xml:space="preserve">2026-06-01T15:15:45Z</w:t>
+        <w:t xml:space="preserve">2026-06-01T16:14:38Z</w:t>
       </w:r>
       <w:r>
         <w:t xml:space="preserve"> </w:t>
@@ -116,7 +116,7 @@
           <w:b/>
           <w:bCs/>
         </w:rPr>
-        <w:t xml:space="preserve">527</w:t>
+        <w:t xml:space="preserve">518</w:t>
       </w:r>
       <w:r>
         <w:t xml:space="preserve">. Canonical source:</w:t>
@@ -500,13 +500,13 @@
       </w:tr>
     </w:tbl>
     <w:bookmarkEnd w:id="9"/>
-    <w:bookmarkStart w:id="10" w:name="mvp-49-active"/>
+    <w:bookmarkStart w:id="10" w:name="mvp-40-active"/>
     <w:p>
       <w:pPr>
         <w:pStyle w:val="Heading2"/>
       </w:pPr>
       <w:r>
-        <w:t xml:space="preserve">MVP (49 active)</w:t>
+        <w:t xml:space="preserve">MVP (40 active)</w:t>
       </w:r>
     </w:p>
     <w:tbl>
@@ -591,18 +591,18 @@
               <w:pStyle w:val="Compact"/>
             </w:pPr>
             <w:r>
-              <w:t xml:space="preserve">HXC-1101</w:t>
-            </w:r>
-          </w:p>
-        </w:tc>
-        <w:tc>
-          <w:tcPr/>
-          <w:p>
-            <w:pPr>
-              <w:pStyle w:val="Compact"/>
-            </w:pPr>
-            <w:r>
-              <w:t xml:space="preserve">Feature</w:t>
+              <w:t xml:space="preserve">HXC-1117</w:t>
+            </w:r>
+          </w:p>
+        </w:tc>
+        <w:tc>
+          <w:tcPr/>
+          <w:p>
+            <w:pPr>
+              <w:pStyle w:val="Compact"/>
+            </w:pPr>
+            <w:r>
+              <w:t xml:space="preserve">Task</w:t>
             </w:r>
           </w:p>
         </w:tc>
@@ -635,31 +635,31 @@
               <w:pStyle w:val="Compact"/>
             </w:pPr>
             <w:r>
-              <w:t xml:space="preserve">Implement e2ee transport record protocol (security/pkg/e2ee)</w:t>
-            </w:r>
-          </w:p>
-        </w:tc>
-      </w:tr>
-      <w:tr>
-        <w:tc>
-          <w:tcPr/>
-          <w:p>
-            <w:pPr>
-              <w:pStyle w:val="Compact"/>
-            </w:pPr>
-            <w:r>
-              <w:t xml:space="preserve">HXC-1103</w:t>
-            </w:r>
-          </w:p>
-        </w:tc>
-        <w:tc>
-          <w:tcPr/>
-          <w:p>
-            <w:pPr>
-              <w:pStyle w:val="Compact"/>
-            </w:pPr>
-            <w:r>
-              <w:t xml:space="preserve">Feature</w:t>
+              <w:t xml:space="preserve">Define and generate proto service stubs (node/session/scheduler/health/auth)</w:t>
+            </w:r>
+          </w:p>
+        </w:tc>
+      </w:tr>
+      <w:tr>
+        <w:tc>
+          <w:tcPr/>
+          <w:p>
+            <w:pPr>
+              <w:pStyle w:val="Compact"/>
+            </w:pPr>
+            <w:r>
+              <w:t xml:space="preserve">HXC-1121</w:t>
+            </w:r>
+          </w:p>
+        </w:tc>
+        <w:tc>
+          <w:tcPr/>
+          <w:p>
+            <w:pPr>
+              <w:pStyle w:val="Compact"/>
+            </w:pPr>
+            <w:r>
+              <w:t xml:space="preserve">Task</w:t>
             </w:r>
           </w:p>
         </w:tc>
@@ -692,20 +692,20 @@
               <w:pStyle w:val="Compact"/>
             </w:pPr>
             <w:r>
-              <w:t xml:space="preserve">Implement RBAC scopes and identity bindings (internal/security)</w:t>
-            </w:r>
-          </w:p>
-        </w:tc>
-      </w:tr>
-      <w:tr>
-        <w:tc>
-          <w:tcPr/>
-          <w:p>
-            <w:pPr>
-              <w:pStyle w:val="Compact"/>
-            </w:pPr>
-            <w:r>
-              <w:t xml:space="preserve">HXC-1105</w:t>
+              <w:t xml:space="preserve">Configure NATS JetStream streams (HELIX_NODES/SESSIONS/SCHEDULER/HEALTH/ALERTS)</w:t>
+            </w:r>
+          </w:p>
+        </w:tc>
+      </w:tr>
+      <w:tr>
+        <w:tc>
+          <w:tcPr/>
+          <w:p>
+            <w:pPr>
+              <w:pStyle w:val="Compact"/>
+            </w:pPr>
+            <w:r>
+              <w:t xml:space="preserve">HXC-1135</w:t>
             </w:r>
           </w:p>
         </w:tc>
@@ -749,20 +749,20 @@
               <w:pStyle w:val="Compact"/>
             </w:pPr>
             <w:r>
-              <w:t xml:space="preserve">Implement htmux CLI raw-mode terminal client (cmd/htmux)</w:t>
-            </w:r>
-          </w:p>
-        </w:tc>
-      </w:tr>
-      <w:tr>
-        <w:tc>
-          <w:tcPr/>
-          <w:p>
-            <w:pPr>
-              <w:pStyle w:val="Compact"/>
-            </w:pPr>
-            <w:r>
-              <w:t xml:space="preserve">HXC-1106</w:t>
+              <w:t xml:space="preserve">Implement two-node cluster formation end-to-end (exit gate)</w:t>
+            </w:r>
+          </w:p>
+        </w:tc>
+      </w:tr>
+      <w:tr>
+        <w:tc>
+          <w:tcPr/>
+          <w:p>
+            <w:pPr>
+              <w:pStyle w:val="Compact"/>
+            </w:pPr>
+            <w:r>
+              <w:t xml:space="preserve">HXC-1136</w:t>
             </w:r>
           </w:p>
         </w:tc>
@@ -806,134 +806,362 @@
               <w:pStyle w:val="Compact"/>
             </w:pPr>
             <w:r>
-              <w:t xml:space="preserve">Implement session I/O PTY-over-WebSocket forwarding (cmd/helix-session)</w:t>
-            </w:r>
-          </w:p>
-        </w:tc>
-      </w:tr>
-      <w:tr>
-        <w:tc>
-          <w:tcPr/>
-          <w:p>
-            <w:pPr>
-              <w:pStyle w:val="Compact"/>
-            </w:pPr>
-            <w:r>
-              <w:t xml:space="preserve">HXC-1107</w:t>
-            </w:r>
-          </w:p>
-        </w:tc>
-        <w:tc>
-          <w:tcPr/>
-          <w:p>
-            <w:pPr>
-              <w:pStyle w:val="Compact"/>
-            </w:pPr>
-            <w:r>
-              <w:t xml:space="preserve">Feature</w:t>
-            </w:r>
-          </w:p>
-        </w:tc>
-        <w:tc>
-          <w:tcPr/>
-          <w:p>
-            <w:pPr>
-              <w:pStyle w:val="Compact"/>
-            </w:pPr>
-            <w:r>
-              <w:t xml:space="preserve">P0</w:t>
-            </w:r>
-          </w:p>
-        </w:tc>
-        <w:tc>
-          <w:tcPr/>
-          <w:p>
-            <w:pPr>
-              <w:pStyle w:val="Compact"/>
-            </w:pPr>
-            <w:r>
-              <w:t xml:space="preserve">Queued</w:t>
-            </w:r>
-          </w:p>
-        </w:tc>
-        <w:tc>
-          <w:tcPr/>
-          <w:p>
-            <w:pPr>
-              <w:pStyle w:val="Compact"/>
-            </w:pPr>
-            <w:r>
-              <w:t xml:space="preserve">Implement WebSocket envelope and MessagePack framing (pkg/websocket)</w:t>
-            </w:r>
-          </w:p>
-        </w:tc>
-      </w:tr>
-      <w:tr>
-        <w:tc>
-          <w:tcPr/>
-          <w:p>
-            <w:pPr>
-              <w:pStyle w:val="Compact"/>
-            </w:pPr>
-            <w:r>
-              <w:t xml:space="preserve">HXC-1114</w:t>
-            </w:r>
-          </w:p>
-        </w:tc>
-        <w:tc>
-          <w:tcPr/>
-          <w:p>
-            <w:pPr>
-              <w:pStyle w:val="Compact"/>
-            </w:pPr>
-            <w:r>
-              <w:t xml:space="preserve">Feature</w:t>
-            </w:r>
-          </w:p>
-        </w:tc>
-        <w:tc>
-          <w:tcPr/>
-          <w:p>
-            <w:pPr>
-              <w:pStyle w:val="Compact"/>
-            </w:pPr>
-            <w:r>
-              <w:t xml:space="preserve">P0</w:t>
-            </w:r>
-          </w:p>
-        </w:tc>
-        <w:tc>
-          <w:tcPr/>
-          <w:p>
-            <w:pPr>
-              <w:pStyle w:val="Compact"/>
-            </w:pPr>
-            <w:r>
-              <w:t xml:space="preserve">Queued</w:t>
-            </w:r>
-          </w:p>
-        </w:tc>
-        <w:tc>
-          <w:tcPr/>
-          <w:p>
-            <w:pPr>
-              <w:pStyle w:val="Compact"/>
-            </w:pPr>
-            <w:r>
-              <w:t xml:space="preserve">Provision PostgreSQL primary schema with 15 tables, indexes, and triggers</w:t>
-            </w:r>
-          </w:p>
-        </w:tc>
-      </w:tr>
-      <w:tr>
-        <w:tc>
-          <w:tcPr/>
-          <w:p>
-            <w:pPr>
-              <w:pStyle w:val="Compact"/>
-            </w:pPr>
-            <w:r>
-              <w:t xml:space="preserve">HXC-1115</w:t>
+              <w:t xml:space="preserve">Implement session-create end-to-end path (htmux new exit gate)</w:t>
+            </w:r>
+          </w:p>
+        </w:tc>
+      </w:tr>
+      <w:tr>
+        <w:tc>
+          <w:tcPr/>
+          <w:p>
+            <w:pPr>
+              <w:pStyle w:val="Compact"/>
+            </w:pPr>
+            <w:r>
+              <w:t xml:space="preserve">HXC-1096</w:t>
+            </w:r>
+          </w:p>
+        </w:tc>
+        <w:tc>
+          <w:tcPr/>
+          <w:p>
+            <w:pPr>
+              <w:pStyle w:val="Compact"/>
+            </w:pPr>
+            <w:r>
+              <w:t xml:space="preserve">Feature</w:t>
+            </w:r>
+          </w:p>
+        </w:tc>
+        <w:tc>
+          <w:tcPr/>
+          <w:p>
+            <w:pPr>
+              <w:pStyle w:val="Compact"/>
+            </w:pPr>
+            <w:r>
+              <w:t xml:space="preserve">P1</w:t>
+            </w:r>
+          </w:p>
+        </w:tc>
+        <w:tc>
+          <w:tcPr/>
+          <w:p>
+            <w:pPr>
+              <w:pStyle w:val="Compact"/>
+            </w:pPr>
+            <w:r>
+              <w:t xml:space="preserve">Queued</w:t>
+            </w:r>
+          </w:p>
+        </w:tc>
+        <w:tc>
+          <w:tcPr/>
+          <w:p>
+            <w:pPr>
+              <w:pStyle w:val="Compact"/>
+            </w:pPr>
+            <w:r>
+              <w:t xml:space="preserve">Implement GPU resource probe with /proc parser (internal/gpu)</w:t>
+            </w:r>
+          </w:p>
+        </w:tc>
+      </w:tr>
+      <w:tr>
+        <w:tc>
+          <w:tcPr/>
+          <w:p>
+            <w:pPr>
+              <w:pStyle w:val="Compact"/>
+            </w:pPr>
+            <w:r>
+              <w:t xml:space="preserve">HXC-1097</w:t>
+            </w:r>
+          </w:p>
+        </w:tc>
+        <w:tc>
+          <w:tcPr/>
+          <w:p>
+            <w:pPr>
+              <w:pStyle w:val="Compact"/>
+            </w:pPr>
+            <w:r>
+              <w:t xml:space="preserve">Feature</w:t>
+            </w:r>
+          </w:p>
+        </w:tc>
+        <w:tc>
+          <w:tcPr/>
+          <w:p>
+            <w:pPr>
+              <w:pStyle w:val="Compact"/>
+            </w:pPr>
+            <w:r>
+              <w:t xml:space="preserve">P1</w:t>
+            </w:r>
+          </w:p>
+        </w:tc>
+        <w:tc>
+          <w:tcPr/>
+          <w:p>
+            <w:pPr>
+              <w:pStyle w:val="Compact"/>
+            </w:pPr>
+            <w:r>
+              <w:t xml:space="preserve">Queued</w:t>
+            </w:r>
+          </w:p>
+        </w:tc>
+        <w:tc>
+          <w:tcPr/>
+          <w:p>
+            <w:pPr>
+              <w:pStyle w:val="Compact"/>
+            </w:pPr>
+            <w:r>
+              <w:t xml:space="preserve">Define vendor-agnostic GPUBackend interface and registry (internal/gpu)</w:t>
+            </w:r>
+          </w:p>
+        </w:tc>
+      </w:tr>
+      <w:tr>
+        <w:tc>
+          <w:tcPr/>
+          <w:p>
+            <w:pPr>
+              <w:pStyle w:val="Compact"/>
+            </w:pPr>
+            <w:r>
+              <w:t xml:space="preserve">HXC-1100</w:t>
+            </w:r>
+          </w:p>
+        </w:tc>
+        <w:tc>
+          <w:tcPr/>
+          <w:p>
+            <w:pPr>
+              <w:pStyle w:val="Compact"/>
+            </w:pPr>
+            <w:r>
+              <w:t xml:space="preserve">Feature</w:t>
+            </w:r>
+          </w:p>
+        </w:tc>
+        <w:tc>
+          <w:tcPr/>
+          <w:p>
+            <w:pPr>
+              <w:pStyle w:val="Compact"/>
+            </w:pPr>
+            <w:r>
+              <w:t xml:space="preserve">P1</w:t>
+            </w:r>
+          </w:p>
+        </w:tc>
+        <w:tc>
+          <w:tcPr/>
+          <w:p>
+            <w:pPr>
+              <w:pStyle w:val="Compact"/>
+            </w:pPr>
+            <w:r>
+              <w:t xml:space="preserve">Queued</w:t>
+            </w:r>
+          </w:p>
+        </w:tc>
+        <w:tc>
+          <w:tcPr/>
+          <w:p>
+            <w:pPr>
+              <w:pStyle w:val="Compact"/>
+            </w:pPr>
+            <w:r>
+              <w:t xml:space="preserve">Implement real Bazel RBE build execution (internal/build)</w:t>
+            </w:r>
+          </w:p>
+        </w:tc>
+      </w:tr>
+      <w:tr>
+        <w:tc>
+          <w:tcPr/>
+          <w:p>
+            <w:pPr>
+              <w:pStyle w:val="Compact"/>
+            </w:pPr>
+            <w:r>
+              <w:t xml:space="preserve">HXC-1104</w:t>
+            </w:r>
+          </w:p>
+        </w:tc>
+        <w:tc>
+          <w:tcPr/>
+          <w:p>
+            <w:pPr>
+              <w:pStyle w:val="Compact"/>
+            </w:pPr>
+            <w:r>
+              <w:t xml:space="preserve">Feature</w:t>
+            </w:r>
+          </w:p>
+        </w:tc>
+        <w:tc>
+          <w:tcPr/>
+          <w:p>
+            <w:pPr>
+              <w:pStyle w:val="Compact"/>
+            </w:pPr>
+            <w:r>
+              <w:t xml:space="preserve">P1</w:t>
+            </w:r>
+          </w:p>
+        </w:tc>
+        <w:tc>
+          <w:tcPr/>
+          <w:p>
+            <w:pPr>
+              <w:pStyle w:val="Compact"/>
+            </w:pPr>
+            <w:r>
+              <w:t xml:space="preserve">Queued</w:t>
+            </w:r>
+          </w:p>
+        </w:tc>
+        <w:tc>
+          <w:tcPr/>
+          <w:p>
+            <w:pPr>
+              <w:pStyle w:val="Compact"/>
+            </w:pPr>
+            <w:r>
+              <w:t xml:space="preserve">Implement SPIFFE/SPIRE SVID issuance and mTLS identity (internal/security)</w:t>
+            </w:r>
+          </w:p>
+        </w:tc>
+      </w:tr>
+      <w:tr>
+        <w:tc>
+          <w:tcPr/>
+          <w:p>
+            <w:pPr>
+              <w:pStyle w:val="Compact"/>
+            </w:pPr>
+            <w:r>
+              <w:t xml:space="preserve">HXC-1108</w:t>
+            </w:r>
+          </w:p>
+        </w:tc>
+        <w:tc>
+          <w:tcPr/>
+          <w:p>
+            <w:pPr>
+              <w:pStyle w:val="Compact"/>
+            </w:pPr>
+            <w:r>
+              <w:t xml:space="preserve">Feature</w:t>
+            </w:r>
+          </w:p>
+        </w:tc>
+        <w:tc>
+          <w:tcPr/>
+          <w:p>
+            <w:pPr>
+              <w:pStyle w:val="Compact"/>
+            </w:pPr>
+            <w:r>
+              <w:t xml:space="preserve">P1</w:t>
+            </w:r>
+          </w:p>
+        </w:tc>
+        <w:tc>
+          <w:tcPr/>
+          <w:p>
+            <w:pPr>
+              <w:pStyle w:val="Compact"/>
+            </w:pPr>
+            <w:r>
+              <w:t xml:space="preserve">Queued</w:t>
+            </w:r>
+          </w:p>
+        </w:tc>
+        <w:tc>
+          <w:tcPr/>
+          <w:p>
+            <w:pPr>
+              <w:pStyle w:val="Compact"/>
+            </w:pPr>
+            <w:r>
+              <w:t xml:space="preserve">Implement HelixQA live-service Challenge runner (cmd/helix-test)</w:t>
+            </w:r>
+          </w:p>
+        </w:tc>
+      </w:tr>
+      <w:tr>
+        <w:tc>
+          <w:tcPr/>
+          <w:p>
+            <w:pPr>
+              <w:pStyle w:val="Compact"/>
+            </w:pPr>
+            <w:r>
+              <w:t xml:space="preserve">HXC-1109</w:t>
+            </w:r>
+          </w:p>
+        </w:tc>
+        <w:tc>
+          <w:tcPr/>
+          <w:p>
+            <w:pPr>
+              <w:pStyle w:val="Compact"/>
+            </w:pPr>
+            <w:r>
+              <w:t xml:space="preserve">Feature</w:t>
+            </w:r>
+          </w:p>
+        </w:tc>
+        <w:tc>
+          <w:tcPr/>
+          <w:p>
+            <w:pPr>
+              <w:pStyle w:val="Compact"/>
+            </w:pPr>
+            <w:r>
+              <w:t xml:space="preserve">P1</w:t>
+            </w:r>
+          </w:p>
+        </w:tc>
+        <w:tc>
+          <w:tcPr/>
+          <w:p>
+            <w:pPr>
+              <w:pStyle w:val="Compact"/>
+            </w:pPr>
+            <w:r>
+              <w:t xml:space="preserve">Queued</w:t>
+            </w:r>
+          </w:p>
+        </w:tc>
+        <w:tc>
+          <w:tcPr/>
+          <w:p>
+            <w:pPr>
+              <w:pStyle w:val="Compact"/>
+            </w:pPr>
+            <w:r>
+              <w:t xml:space="preserve">Implement deterministic-sim, chaos, and device-sim test harness (cmd/helix-test)</w:t>
+            </w:r>
+          </w:p>
+        </w:tc>
+      </w:tr>
+      <w:tr>
+        <w:tc>
+          <w:tcPr/>
+          <w:p>
+            <w:pPr>
+              <w:pStyle w:val="Compact"/>
+            </w:pPr>
+            <w:r>
+              <w:t xml:space="preserve">HXC-1110</w:t>
             </w:r>
           </w:p>
         </w:tc>
@@ -955,42 +1183,42 @@
               <w:pStyle w:val="Compact"/>
             </w:pPr>
             <w:r>
-              <w:t xml:space="preserve">P0</w:t>
-            </w:r>
-          </w:p>
-        </w:tc>
-        <w:tc>
-          <w:tcPr/>
-          <w:p>
-            <w:pPr>
-              <w:pStyle w:val="Compact"/>
-            </w:pPr>
-            <w:r>
-              <w:t xml:space="preserve">Queued</w:t>
-            </w:r>
-          </w:p>
-        </w:tc>
-        <w:tc>
-          <w:tcPr/>
-          <w:p>
-            <w:pPr>
-              <w:pStyle w:val="Compact"/>
-            </w:pPr>
-            <w:r>
-              <w:t xml:space="preserve">Define etcd key namespace and key-builder constants (pkg/etcd)</w:t>
-            </w:r>
-          </w:p>
-        </w:tc>
-      </w:tr>
-      <w:tr>
-        <w:tc>
-          <w:tcPr/>
-          <w:p>
-            <w:pPr>
-              <w:pStyle w:val="Compact"/>
-            </w:pPr>
-            <w:r>
-              <w:t xml:space="preserve">HXC-1117</w:t>
+              <w:t xml:space="preserve">P1</w:t>
+            </w:r>
+          </w:p>
+        </w:tc>
+        <w:tc>
+          <w:tcPr/>
+          <w:p>
+            <w:pPr>
+              <w:pStyle w:val="Compact"/>
+            </w:pPr>
+            <w:r>
+              <w:t xml:space="preserve">Queued</w:t>
+            </w:r>
+          </w:p>
+        </w:tc>
+        <w:tc>
+          <w:tcPr/>
+          <w:p>
+            <w:pPr>
+              <w:pStyle w:val="Compact"/>
+            </w:pPr>
+            <w:r>
+              <w:t xml:space="preserve">Wire Prometheus /metrics endpoint uniformly across all services (cmd/helix-*)</w:t>
+            </w:r>
+          </w:p>
+        </w:tc>
+      </w:tr>
+      <w:tr>
+        <w:tc>
+          <w:tcPr/>
+          <w:p>
+            <w:pPr>
+              <w:pStyle w:val="Compact"/>
+            </w:pPr>
+            <w:r>
+              <w:t xml:space="preserve">HXC-1111</w:t>
             </w:r>
           </w:p>
         </w:tc>
@@ -1012,42 +1240,42 @@
               <w:pStyle w:val="Compact"/>
             </w:pPr>
             <w:r>
-              <w:t xml:space="preserve">P0</w:t>
-            </w:r>
-          </w:p>
-        </w:tc>
-        <w:tc>
-          <w:tcPr/>
-          <w:p>
-            <w:pPr>
-              <w:pStyle w:val="Compact"/>
-            </w:pPr>
-            <w:r>
-              <w:t xml:space="preserve">Queued</w:t>
-            </w:r>
-          </w:p>
-        </w:tc>
-        <w:tc>
-          <w:tcPr/>
-          <w:p>
-            <w:pPr>
-              <w:pStyle w:val="Compact"/>
-            </w:pPr>
-            <w:r>
-              <w:t xml:space="preserve">Define and generate proto service stubs (node/session/scheduler/health/auth)</w:t>
-            </w:r>
-          </w:p>
-        </w:tc>
-      </w:tr>
-      <w:tr>
-        <w:tc>
-          <w:tcPr/>
-          <w:p>
-            <w:pPr>
-              <w:pStyle w:val="Compact"/>
-            </w:pPr>
-            <w:r>
-              <w:t xml:space="preserve">HXC-1121</w:t>
+              <w:t xml:space="preserve">P1</w:t>
+            </w:r>
+          </w:p>
+        </w:tc>
+        <w:tc>
+          <w:tcPr/>
+          <w:p>
+            <w:pPr>
+              <w:pStyle w:val="Compact"/>
+            </w:pPr>
+            <w:r>
+              <w:t xml:space="preserve">Queued</w:t>
+            </w:r>
+          </w:p>
+        </w:tc>
+        <w:tc>
+          <w:tcPr/>
+          <w:p>
+            <w:pPr>
+              <w:pStyle w:val="Compact"/>
+            </w:pPr>
+            <w:r>
+              <w:t xml:space="preserve">Wire Jaeger/OTel trace-ID propagation across services (pkg/tracing)</w:t>
+            </w:r>
+          </w:p>
+        </w:tc>
+      </w:tr>
+      <w:tr>
+        <w:tc>
+          <w:tcPr/>
+          <w:p>
+            <w:pPr>
+              <w:pStyle w:val="Compact"/>
+            </w:pPr>
+            <w:r>
+              <w:t xml:space="preserve">HXC-1112</w:t>
             </w:r>
           </w:p>
         </w:tc>
@@ -1069,177 +1297,6 @@
               <w:pStyle w:val="Compact"/>
             </w:pPr>
             <w:r>
-              <w:t xml:space="preserve">P0</w:t>
-            </w:r>
-          </w:p>
-        </w:tc>
-        <w:tc>
-          <w:tcPr/>
-          <w:p>
-            <w:pPr>
-              <w:pStyle w:val="Compact"/>
-            </w:pPr>
-            <w:r>
-              <w:t xml:space="preserve">Queued</w:t>
-            </w:r>
-          </w:p>
-        </w:tc>
-        <w:tc>
-          <w:tcPr/>
-          <w:p>
-            <w:pPr>
-              <w:pStyle w:val="Compact"/>
-            </w:pPr>
-            <w:r>
-              <w:t xml:space="preserve">Configure NATS JetStream streams (HELIX_NODES/SESSIONS/SCHEDULER/HEALTH/ALERTS)</w:t>
-            </w:r>
-          </w:p>
-        </w:tc>
-      </w:tr>
-      <w:tr>
-        <w:tc>
-          <w:tcPr/>
-          <w:p>
-            <w:pPr>
-              <w:pStyle w:val="Compact"/>
-            </w:pPr>
-            <w:r>
-              <w:t xml:space="preserve">HXC-1135</w:t>
-            </w:r>
-          </w:p>
-        </w:tc>
-        <w:tc>
-          <w:tcPr/>
-          <w:p>
-            <w:pPr>
-              <w:pStyle w:val="Compact"/>
-            </w:pPr>
-            <w:r>
-              <w:t xml:space="preserve">Feature</w:t>
-            </w:r>
-          </w:p>
-        </w:tc>
-        <w:tc>
-          <w:tcPr/>
-          <w:p>
-            <w:pPr>
-              <w:pStyle w:val="Compact"/>
-            </w:pPr>
-            <w:r>
-              <w:t xml:space="preserve">P0</w:t>
-            </w:r>
-          </w:p>
-        </w:tc>
-        <w:tc>
-          <w:tcPr/>
-          <w:p>
-            <w:pPr>
-              <w:pStyle w:val="Compact"/>
-            </w:pPr>
-            <w:r>
-              <w:t xml:space="preserve">Queued</w:t>
-            </w:r>
-          </w:p>
-        </w:tc>
-        <w:tc>
-          <w:tcPr/>
-          <w:p>
-            <w:pPr>
-              <w:pStyle w:val="Compact"/>
-            </w:pPr>
-            <w:r>
-              <w:t xml:space="preserve">Implement two-node cluster formation end-to-end (exit gate)</w:t>
-            </w:r>
-          </w:p>
-        </w:tc>
-      </w:tr>
-      <w:tr>
-        <w:tc>
-          <w:tcPr/>
-          <w:p>
-            <w:pPr>
-              <w:pStyle w:val="Compact"/>
-            </w:pPr>
-            <w:r>
-              <w:t xml:space="preserve">HXC-1136</w:t>
-            </w:r>
-          </w:p>
-        </w:tc>
-        <w:tc>
-          <w:tcPr/>
-          <w:p>
-            <w:pPr>
-              <w:pStyle w:val="Compact"/>
-            </w:pPr>
-            <w:r>
-              <w:t xml:space="preserve">Feature</w:t>
-            </w:r>
-          </w:p>
-        </w:tc>
-        <w:tc>
-          <w:tcPr/>
-          <w:p>
-            <w:pPr>
-              <w:pStyle w:val="Compact"/>
-            </w:pPr>
-            <w:r>
-              <w:t xml:space="preserve">P0</w:t>
-            </w:r>
-          </w:p>
-        </w:tc>
-        <w:tc>
-          <w:tcPr/>
-          <w:p>
-            <w:pPr>
-              <w:pStyle w:val="Compact"/>
-            </w:pPr>
-            <w:r>
-              <w:t xml:space="preserve">Queued</w:t>
-            </w:r>
-          </w:p>
-        </w:tc>
-        <w:tc>
-          <w:tcPr/>
-          <w:p>
-            <w:pPr>
-              <w:pStyle w:val="Compact"/>
-            </w:pPr>
-            <w:r>
-              <w:t xml:space="preserve">Implement session-create end-to-end path (htmux new exit gate)</w:t>
-            </w:r>
-          </w:p>
-        </w:tc>
-      </w:tr>
-      <w:tr>
-        <w:tc>
-          <w:tcPr/>
-          <w:p>
-            <w:pPr>
-              <w:pStyle w:val="Compact"/>
-            </w:pPr>
-            <w:r>
-              <w:t xml:space="preserve">HXC-1096</w:t>
-            </w:r>
-          </w:p>
-        </w:tc>
-        <w:tc>
-          <w:tcPr/>
-          <w:p>
-            <w:pPr>
-              <w:pStyle w:val="Compact"/>
-            </w:pPr>
-            <w:r>
-              <w:t xml:space="preserve">Feature</w:t>
-            </w:r>
-          </w:p>
-        </w:tc>
-        <w:tc>
-          <w:tcPr/>
-          <w:p>
-            <w:pPr>
-              <w:pStyle w:val="Compact"/>
-            </w:pPr>
-            <w:r>
               <w:t xml:space="preserve">P1</w:t>
             </w:r>
           </w:p>
@@ -1262,20 +1319,20 @@
               <w:pStyle w:val="Compact"/>
             </w:pPr>
             <w:r>
-              <w:t xml:space="preserve">Implement GPU resource probe with /proc parser (internal/gpu)</w:t>
-            </w:r>
-          </w:p>
-        </w:tc>
-      </w:tr>
-      <w:tr>
-        <w:tc>
-          <w:tcPr/>
-          <w:p>
-            <w:pPr>
-              <w:pStyle w:val="Compact"/>
-            </w:pPr>
-            <w:r>
-              <w:t xml:space="preserve">HXC-1097</w:t>
+              <w:t xml:space="preserve">Wire pkg/health gRPC health protocol on every service (pkg/health, cmd/helix-*)</w:t>
+            </w:r>
+          </w:p>
+        </w:tc>
+      </w:tr>
+      <w:tr>
+        <w:tc>
+          <w:tcPr/>
+          <w:p>
+            <w:pPr>
+              <w:pStyle w:val="Compact"/>
+            </w:pPr>
+            <w:r>
+              <w:t xml:space="preserve">HXC-1116</w:t>
             </w:r>
           </w:p>
         </w:tc>
@@ -1319,20 +1376,20 @@
               <w:pStyle w:val="Compact"/>
             </w:pPr>
             <w:r>
-              <w:t xml:space="preserve">Define vendor-agnostic GPUBackend interface and registry (internal/gpu)</w:t>
-            </w:r>
-          </w:p>
-        </w:tc>
-      </w:tr>
-      <w:tr>
-        <w:tc>
-          <w:tcPr/>
-          <w:p>
-            <w:pPr>
-              <w:pStyle w:val="Compact"/>
-            </w:pPr>
-            <w:r>
-              <w:t xml:space="preserve">HXC-1100</w:t>
+              <w:t xml:space="preserve">Define Redis cache, routing, and rate-limit key structure (pkg/storage)</w:t>
+            </w:r>
+          </w:p>
+        </w:tc>
+      </w:tr>
+      <w:tr>
+        <w:tc>
+          <w:tcPr/>
+          <w:p>
+            <w:pPr>
+              <w:pStyle w:val="Compact"/>
+            </w:pPr>
+            <w:r>
+              <w:t xml:space="preserve">HXC-1118</w:t>
             </w:r>
           </w:p>
         </w:tc>
@@ -1376,20 +1433,20 @@
               <w:pStyle w:val="Compact"/>
             </w:pPr>
             <w:r>
-              <w:t xml:space="preserve">Implement real Bazel RBE build execution (internal/build)</w:t>
-            </w:r>
-          </w:p>
-        </w:tc>
-      </w:tr>
-      <w:tr>
-        <w:tc>
-          <w:tcPr/>
-          <w:p>
-            <w:pPr>
-              <w:pStyle w:val="Compact"/>
-            </w:pPr>
-            <w:r>
-              <w:t xml:space="preserve">HXC-1102</w:t>
+              <w:t xml:space="preserve">Implement REST API surface on API Gateway with OpenAPI 3.0</w:t>
+            </w:r>
+          </w:p>
+        </w:tc>
+      </w:tr>
+      <w:tr>
+        <w:tc>
+          <w:tcPr/>
+          <w:p>
+            <w:pPr>
+              <w:pStyle w:val="Compact"/>
+            </w:pPr>
+            <w:r>
+              <w:t xml:space="preserve">HXC-1119</w:t>
             </w:r>
           </w:p>
         </w:tc>
@@ -1433,31 +1490,31 @@
               <w:pStyle w:val="Compact"/>
             </w:pPr>
             <w:r>
-              <w:t xml:space="preserve">Implement software-rooted attestation (security/pkg/attestation)</w:t>
-            </w:r>
-          </w:p>
-        </w:tc>
-      </w:tr>
-      <w:tr>
-        <w:tc>
-          <w:tcPr/>
-          <w:p>
-            <w:pPr>
-              <w:pStyle w:val="Compact"/>
-            </w:pPr>
-            <w:r>
-              <w:t xml:space="preserve">HXC-1104</w:t>
-            </w:r>
-          </w:p>
-        </w:tc>
-        <w:tc>
-          <w:tcPr/>
-          <w:p>
-            <w:pPr>
-              <w:pStyle w:val="Compact"/>
-            </w:pPr>
-            <w:r>
-              <w:t xml:space="preserve">Feature</w:t>
+              <w:t xml:space="preserve">Implement Avro event schemas and schema-validated routing (Event Bus)</w:t>
+            </w:r>
+          </w:p>
+        </w:tc>
+      </w:tr>
+      <w:tr>
+        <w:tc>
+          <w:tcPr/>
+          <w:p>
+            <w:pPr>
+              <w:pStyle w:val="Compact"/>
+            </w:pPr>
+            <w:r>
+              <w:t xml:space="preserve">HXC-1120</w:t>
+            </w:r>
+          </w:p>
+        </w:tc>
+        <w:tc>
+          <w:tcPr/>
+          <w:p>
+            <w:pPr>
+              <w:pStyle w:val="Compact"/>
+            </w:pPr>
+            <w:r>
+              <w:t xml:space="preserve">Task</w:t>
             </w:r>
           </w:p>
         </w:tc>
@@ -1490,20 +1547,20 @@
               <w:pStyle w:val="Compact"/>
             </w:pPr>
             <w:r>
-              <w:t xml:space="preserve">Implement SPIFFE/SPIRE SVID issuance and mTLS identity (internal/security)</w:t>
-            </w:r>
-          </w:p>
-        </w:tc>
-      </w:tr>
-      <w:tr>
-        <w:tc>
-          <w:tcPr/>
-          <w:p>
-            <w:pPr>
-              <w:pStyle w:val="Compact"/>
-            </w:pPr>
-            <w:r>
-              <w:t xml:space="preserve">HXC-1108</w:t>
+              <w:t xml:space="preserve">Configure Kafka topics with partitions/replication/retention</w:t>
+            </w:r>
+          </w:p>
+        </w:tc>
+      </w:tr>
+      <w:tr>
+        <w:tc>
+          <w:tcPr/>
+          <w:p>
+            <w:pPr>
+              <w:pStyle w:val="Compact"/>
+            </w:pPr>
+            <w:r>
+              <w:t xml:space="preserve">HXC-1125</w:t>
             </w:r>
           </w:p>
         </w:tc>
@@ -1547,20 +1604,20 @@
               <w:pStyle w:val="Compact"/>
             </w:pPr>
             <w:r>
-              <w:t xml:space="preserve">Implement HelixQA live-service Challenge runner (cmd/helix-test)</w:t>
-            </w:r>
-          </w:p>
-        </w:tc>
-      </w:tr>
-      <w:tr>
-        <w:tc>
-          <w:tcPr/>
-          <w:p>
-            <w:pPr>
-              <w:pStyle w:val="Compact"/>
-            </w:pPr>
-            <w:r>
-              <w:t xml:space="preserve">HXC-1109</w:t>
+              <w:t xml:space="preserve">Implement Setup Wizard single-command node onboarding (cmd, BASH+Go)</w:t>
+            </w:r>
+          </w:p>
+        </w:tc>
+      </w:tr>
+      <w:tr>
+        <w:tc>
+          <w:tcPr/>
+          <w:p>
+            <w:pPr>
+              <w:pStyle w:val="Compact"/>
+            </w:pPr>
+            <w:r>
+              <w:t xml:space="preserve">HXC-1127</w:t>
             </w:r>
           </w:p>
         </w:tc>
@@ -1604,31 +1661,31 @@
               <w:pStyle w:val="Compact"/>
             </w:pPr>
             <w:r>
-              <w:t xml:space="preserve">Implement deterministic-sim, chaos, and device-sim test harness (cmd/helix-test)</w:t>
-            </w:r>
-          </w:p>
-        </w:tc>
-      </w:tr>
-      <w:tr>
-        <w:tc>
-          <w:tcPr/>
-          <w:p>
-            <w:pPr>
-              <w:pStyle w:val="Compact"/>
-            </w:pPr>
-            <w:r>
-              <w:t xml:space="preserve">HXC-1110</w:t>
-            </w:r>
-          </w:p>
-        </w:tc>
-        <w:tc>
-          <w:tcPr/>
-          <w:p>
-            <w:pPr>
-              <w:pStyle w:val="Compact"/>
-            </w:pPr>
-            <w:r>
-              <w:t xml:space="preserve">Task</w:t>
+              <w:t xml:space="preserve">Implement OPA/WASM Policy Engine with HelixConstitution enforcement</w:t>
+            </w:r>
+          </w:p>
+        </w:tc>
+      </w:tr>
+      <w:tr>
+        <w:tc>
+          <w:tcPr/>
+          <w:p>
+            <w:pPr>
+              <w:pStyle w:val="Compact"/>
+            </w:pPr>
+            <w:r>
+              <w:t xml:space="preserve">HXC-1132</w:t>
+            </w:r>
+          </w:p>
+        </w:tc>
+        <w:tc>
+          <w:tcPr/>
+          <w:p>
+            <w:pPr>
+              <w:pStyle w:val="Compact"/>
+            </w:pPr>
+            <w:r>
+              <w:t xml:space="preserve">Feature</w:t>
             </w:r>
           </w:p>
         </w:tc>
@@ -1661,577 +1718,7 @@
               <w:pStyle w:val="Compact"/>
             </w:pPr>
             <w:r>
-              <w:t xml:space="preserve">Wire Prometheus /metrics endpoint uniformly across all services (cmd/helix-*)</w:t>
-            </w:r>
-          </w:p>
-        </w:tc>
-      </w:tr>
-      <w:tr>
-        <w:tc>
-          <w:tcPr/>
-          <w:p>
-            <w:pPr>
-              <w:pStyle w:val="Compact"/>
-            </w:pPr>
-            <w:r>
-              <w:t xml:space="preserve">HXC-1111</w:t>
-            </w:r>
-          </w:p>
-        </w:tc>
-        <w:tc>
-          <w:tcPr/>
-          <w:p>
-            <w:pPr>
-              <w:pStyle w:val="Compact"/>
-            </w:pPr>
-            <w:r>
-              <w:t xml:space="preserve">Task</w:t>
-            </w:r>
-          </w:p>
-        </w:tc>
-        <w:tc>
-          <w:tcPr/>
-          <w:p>
-            <w:pPr>
-              <w:pStyle w:val="Compact"/>
-            </w:pPr>
-            <w:r>
-              <w:t xml:space="preserve">P1</w:t>
-            </w:r>
-          </w:p>
-        </w:tc>
-        <w:tc>
-          <w:tcPr/>
-          <w:p>
-            <w:pPr>
-              <w:pStyle w:val="Compact"/>
-            </w:pPr>
-            <w:r>
-              <w:t xml:space="preserve">Queued</w:t>
-            </w:r>
-          </w:p>
-        </w:tc>
-        <w:tc>
-          <w:tcPr/>
-          <w:p>
-            <w:pPr>
-              <w:pStyle w:val="Compact"/>
-            </w:pPr>
-            <w:r>
-              <w:t xml:space="preserve">Wire Jaeger/OTel trace-ID propagation across services (pkg/tracing)</w:t>
-            </w:r>
-          </w:p>
-        </w:tc>
-      </w:tr>
-      <w:tr>
-        <w:tc>
-          <w:tcPr/>
-          <w:p>
-            <w:pPr>
-              <w:pStyle w:val="Compact"/>
-            </w:pPr>
-            <w:r>
-              <w:t xml:space="preserve">HXC-1112</w:t>
-            </w:r>
-          </w:p>
-        </w:tc>
-        <w:tc>
-          <w:tcPr/>
-          <w:p>
-            <w:pPr>
-              <w:pStyle w:val="Compact"/>
-            </w:pPr>
-            <w:r>
-              <w:t xml:space="preserve">Task</w:t>
-            </w:r>
-          </w:p>
-        </w:tc>
-        <w:tc>
-          <w:tcPr/>
-          <w:p>
-            <w:pPr>
-              <w:pStyle w:val="Compact"/>
-            </w:pPr>
-            <w:r>
-              <w:t xml:space="preserve">P1</w:t>
-            </w:r>
-          </w:p>
-        </w:tc>
-        <w:tc>
-          <w:tcPr/>
-          <w:p>
-            <w:pPr>
-              <w:pStyle w:val="Compact"/>
-            </w:pPr>
-            <w:r>
-              <w:t xml:space="preserve">Queued</w:t>
-            </w:r>
-          </w:p>
-        </w:tc>
-        <w:tc>
-          <w:tcPr/>
-          <w:p>
-            <w:pPr>
-              <w:pStyle w:val="Compact"/>
-            </w:pPr>
-            <w:r>
-              <w:t xml:space="preserve">Wire pkg/health gRPC health protocol on every service (pkg/health, cmd/helix-*)</w:t>
-            </w:r>
-          </w:p>
-        </w:tc>
-      </w:tr>
-      <w:tr>
-        <w:tc>
-          <w:tcPr/>
-          <w:p>
-            <w:pPr>
-              <w:pStyle w:val="Compact"/>
-            </w:pPr>
-            <w:r>
-              <w:t xml:space="preserve">HXC-1116</w:t>
-            </w:r>
-          </w:p>
-        </w:tc>
-        <w:tc>
-          <w:tcPr/>
-          <w:p>
-            <w:pPr>
-              <w:pStyle w:val="Compact"/>
-            </w:pPr>
-            <w:r>
-              <w:t xml:space="preserve">Feature</w:t>
-            </w:r>
-          </w:p>
-        </w:tc>
-        <w:tc>
-          <w:tcPr/>
-          <w:p>
-            <w:pPr>
-              <w:pStyle w:val="Compact"/>
-            </w:pPr>
-            <w:r>
-              <w:t xml:space="preserve">P1</w:t>
-            </w:r>
-          </w:p>
-        </w:tc>
-        <w:tc>
-          <w:tcPr/>
-          <w:p>
-            <w:pPr>
-              <w:pStyle w:val="Compact"/>
-            </w:pPr>
-            <w:r>
-              <w:t xml:space="preserve">Queued</w:t>
-            </w:r>
-          </w:p>
-        </w:tc>
-        <w:tc>
-          <w:tcPr/>
-          <w:p>
-            <w:pPr>
-              <w:pStyle w:val="Compact"/>
-            </w:pPr>
-            <w:r>
-              <w:t xml:space="preserve">Define Redis cache, routing, and rate-limit key structure (pkg/storage)</w:t>
-            </w:r>
-          </w:p>
-        </w:tc>
-      </w:tr>
-      <w:tr>
-        <w:tc>
-          <w:tcPr/>
-          <w:p>
-            <w:pPr>
-              <w:pStyle w:val="Compact"/>
-            </w:pPr>
-            <w:r>
-              <w:t xml:space="preserve">HXC-1118</w:t>
-            </w:r>
-          </w:p>
-        </w:tc>
-        <w:tc>
-          <w:tcPr/>
-          <w:p>
-            <w:pPr>
-              <w:pStyle w:val="Compact"/>
-            </w:pPr>
-            <w:r>
-              <w:t xml:space="preserve">Feature</w:t>
-            </w:r>
-          </w:p>
-        </w:tc>
-        <w:tc>
-          <w:tcPr/>
-          <w:p>
-            <w:pPr>
-              <w:pStyle w:val="Compact"/>
-            </w:pPr>
-            <w:r>
-              <w:t xml:space="preserve">P1</w:t>
-            </w:r>
-          </w:p>
-        </w:tc>
-        <w:tc>
-          <w:tcPr/>
-          <w:p>
-            <w:pPr>
-              <w:pStyle w:val="Compact"/>
-            </w:pPr>
-            <w:r>
-              <w:t xml:space="preserve">Queued</w:t>
-            </w:r>
-          </w:p>
-        </w:tc>
-        <w:tc>
-          <w:tcPr/>
-          <w:p>
-            <w:pPr>
-              <w:pStyle w:val="Compact"/>
-            </w:pPr>
-            <w:r>
-              <w:t xml:space="preserve">Implement REST API surface on API Gateway with OpenAPI 3.0</w:t>
-            </w:r>
-          </w:p>
-        </w:tc>
-      </w:tr>
-      <w:tr>
-        <w:tc>
-          <w:tcPr/>
-          <w:p>
-            <w:pPr>
-              <w:pStyle w:val="Compact"/>
-            </w:pPr>
-            <w:r>
-              <w:t xml:space="preserve">HXC-1119</w:t>
-            </w:r>
-          </w:p>
-        </w:tc>
-        <w:tc>
-          <w:tcPr/>
-          <w:p>
-            <w:pPr>
-              <w:pStyle w:val="Compact"/>
-            </w:pPr>
-            <w:r>
-              <w:t xml:space="preserve">Feature</w:t>
-            </w:r>
-          </w:p>
-        </w:tc>
-        <w:tc>
-          <w:tcPr/>
-          <w:p>
-            <w:pPr>
-              <w:pStyle w:val="Compact"/>
-            </w:pPr>
-            <w:r>
-              <w:t xml:space="preserve">P1</w:t>
-            </w:r>
-          </w:p>
-        </w:tc>
-        <w:tc>
-          <w:tcPr/>
-          <w:p>
-            <w:pPr>
-              <w:pStyle w:val="Compact"/>
-            </w:pPr>
-            <w:r>
-              <w:t xml:space="preserve">Queued</w:t>
-            </w:r>
-          </w:p>
-        </w:tc>
-        <w:tc>
-          <w:tcPr/>
-          <w:p>
-            <w:pPr>
-              <w:pStyle w:val="Compact"/>
-            </w:pPr>
-            <w:r>
-              <w:t xml:space="preserve">Implement Avro event schemas and schema-validated routing (Event Bus)</w:t>
-            </w:r>
-          </w:p>
-        </w:tc>
-      </w:tr>
-      <w:tr>
-        <w:tc>
-          <w:tcPr/>
-          <w:p>
-            <w:pPr>
-              <w:pStyle w:val="Compact"/>
-            </w:pPr>
-            <w:r>
-              <w:t xml:space="preserve">HXC-1120</w:t>
-            </w:r>
-          </w:p>
-        </w:tc>
-        <w:tc>
-          <w:tcPr/>
-          <w:p>
-            <w:pPr>
-              <w:pStyle w:val="Compact"/>
-            </w:pPr>
-            <w:r>
-              <w:t xml:space="preserve">Task</w:t>
-            </w:r>
-          </w:p>
-        </w:tc>
-        <w:tc>
-          <w:tcPr/>
-          <w:p>
-            <w:pPr>
-              <w:pStyle w:val="Compact"/>
-            </w:pPr>
-            <w:r>
-              <w:t xml:space="preserve">P1</w:t>
-            </w:r>
-          </w:p>
-        </w:tc>
-        <w:tc>
-          <w:tcPr/>
-          <w:p>
-            <w:pPr>
-              <w:pStyle w:val="Compact"/>
-            </w:pPr>
-            <w:r>
-              <w:t xml:space="preserve">Queued</w:t>
-            </w:r>
-          </w:p>
-        </w:tc>
-        <w:tc>
-          <w:tcPr/>
-          <w:p>
-            <w:pPr>
-              <w:pStyle w:val="Compact"/>
-            </w:pPr>
-            <w:r>
-              <w:t xml:space="preserve">Configure Kafka topics with partitions/replication/retention</w:t>
-            </w:r>
-          </w:p>
-        </w:tc>
-      </w:tr>
-      <w:tr>
-        <w:tc>
-          <w:tcPr/>
-          <w:p>
-            <w:pPr>
-              <w:pStyle w:val="Compact"/>
-            </w:pPr>
-            <w:r>
-              <w:t xml:space="preserve">HXC-1125</w:t>
-            </w:r>
-          </w:p>
-        </w:tc>
-        <w:tc>
-          <w:tcPr/>
-          <w:p>
-            <w:pPr>
-              <w:pStyle w:val="Compact"/>
-            </w:pPr>
-            <w:r>
-              <w:t xml:space="preserve">Feature</w:t>
-            </w:r>
-          </w:p>
-        </w:tc>
-        <w:tc>
-          <w:tcPr/>
-          <w:p>
-            <w:pPr>
-              <w:pStyle w:val="Compact"/>
-            </w:pPr>
-            <w:r>
-              <w:t xml:space="preserve">P1</w:t>
-            </w:r>
-          </w:p>
-        </w:tc>
-        <w:tc>
-          <w:tcPr/>
-          <w:p>
-            <w:pPr>
-              <w:pStyle w:val="Compact"/>
-            </w:pPr>
-            <w:r>
-              <w:t xml:space="preserve">Queued</w:t>
-            </w:r>
-          </w:p>
-        </w:tc>
-        <w:tc>
-          <w:tcPr/>
-          <w:p>
-            <w:pPr>
-              <w:pStyle w:val="Compact"/>
-            </w:pPr>
-            <w:r>
-              <w:t xml:space="preserve">Implement Setup Wizard single-command node onboarding (cmd, BASH+Go)</w:t>
-            </w:r>
-          </w:p>
-        </w:tc>
-      </w:tr>
-      <w:tr>
-        <w:tc>
-          <w:tcPr/>
-          <w:p>
-            <w:pPr>
-              <w:pStyle w:val="Compact"/>
-            </w:pPr>
-            <w:r>
-              <w:t xml:space="preserve">HXC-1127</w:t>
-            </w:r>
-          </w:p>
-        </w:tc>
-        <w:tc>
-          <w:tcPr/>
-          <w:p>
-            <w:pPr>
-              <w:pStyle w:val="Compact"/>
-            </w:pPr>
-            <w:r>
-              <w:t xml:space="preserve">Feature</w:t>
-            </w:r>
-          </w:p>
-        </w:tc>
-        <w:tc>
-          <w:tcPr/>
-          <w:p>
-            <w:pPr>
-              <w:pStyle w:val="Compact"/>
-            </w:pPr>
-            <w:r>
-              <w:t xml:space="preserve">P1</w:t>
-            </w:r>
-          </w:p>
-        </w:tc>
-        <w:tc>
-          <w:tcPr/>
-          <w:p>
-            <w:pPr>
-              <w:pStyle w:val="Compact"/>
-            </w:pPr>
-            <w:r>
-              <w:t xml:space="preserve">Queued</w:t>
-            </w:r>
-          </w:p>
-        </w:tc>
-        <w:tc>
-          <w:tcPr/>
-          <w:p>
-            <w:pPr>
-              <w:pStyle w:val="Compact"/>
-            </w:pPr>
-            <w:r>
-              <w:t xml:space="preserve">Implement OPA/WASM Policy Engine with HelixConstitution enforcement</w:t>
-            </w:r>
-          </w:p>
-        </w:tc>
-      </w:tr>
-      <w:tr>
-        <w:tc>
-          <w:tcPr/>
-          <w:p>
-            <w:pPr>
-              <w:pStyle w:val="Compact"/>
-            </w:pPr>
-            <w:r>
-              <w:t xml:space="preserve">HXC-1132</w:t>
-            </w:r>
-          </w:p>
-        </w:tc>
-        <w:tc>
-          <w:tcPr/>
-          <w:p>
-            <w:pPr>
-              <w:pStyle w:val="Compact"/>
-            </w:pPr>
-            <w:r>
-              <w:t xml:space="preserve">Feature</w:t>
-            </w:r>
-          </w:p>
-        </w:tc>
-        <w:tc>
-          <w:tcPr/>
-          <w:p>
-            <w:pPr>
-              <w:pStyle w:val="Compact"/>
-            </w:pPr>
-            <w:r>
-              <w:t xml:space="preserve">P1</w:t>
-            </w:r>
-          </w:p>
-        </w:tc>
-        <w:tc>
-          <w:tcPr/>
-          <w:p>
-            <w:pPr>
-              <w:pStyle w:val="Compact"/>
-            </w:pPr>
-            <w:r>
-              <w:t xml:space="preserve">Queued</w:t>
-            </w:r>
-          </w:p>
-        </w:tc>
-        <w:tc>
-          <w:tcPr/>
-          <w:p>
-            <w:pPr>
-              <w:pStyle w:val="Compact"/>
-            </w:pPr>
-            <w:r>
               <w:t xml:space="preserve">Implement Metrics Collector node scrape endpoint and GPU metrics aggregation</w:t>
-            </w:r>
-          </w:p>
-        </w:tc>
-      </w:tr>
-      <w:tr>
-        <w:tc>
-          <w:tcPr/>
-          <w:p>
-            <w:pPr>
-              <w:pStyle w:val="Compact"/>
-            </w:pPr>
-            <w:r>
-              <w:t xml:space="preserve">HXC-1133</w:t>
-            </w:r>
-          </w:p>
-        </w:tc>
-        <w:tc>
-          <w:tcPr/>
-          <w:p>
-            <w:pPr>
-              <w:pStyle w:val="Compact"/>
-            </w:pPr>
-            <w:r>
-              <w:t xml:space="preserve">Feature</w:t>
-            </w:r>
-          </w:p>
-        </w:tc>
-        <w:tc>
-          <w:tcPr/>
-          <w:p>
-            <w:pPr>
-              <w:pStyle w:val="Compact"/>
-            </w:pPr>
-            <w:r>
-              <w:t xml:space="preserve">P1</w:t>
-            </w:r>
-          </w:p>
-        </w:tc>
-        <w:tc>
-          <w:tcPr/>
-          <w:p>
-            <w:pPr>
-              <w:pStyle w:val="Compact"/>
-            </w:pPr>
-            <w:r>
-              <w:t xml:space="preserve">Queued</w:t>
-            </w:r>
-          </w:p>
-        </w:tc>
-        <w:tc>
-          <w:tcPr/>
-          <w:p>
-            <w:pPr>
-              <w:pStyle w:val="Compact"/>
-            </w:pPr>
-            <w:r>
-              <w:t xml:space="preserve">Implement token-bucket rate limiter for API gateway (pkg/ratelimit)</w:t>
             </w:r>
           </w:p>
         </w:tc>

--- a/docs/export/issues.docx
+++ b/docs/export/issues.docx
@@ -34,7 +34,7 @@
         <w:t xml:space="preserve"> </w:t>
       </w:r>
       <w:r>
-        <w:t xml:space="preserve">17</w:t>
+        <w:t xml:space="preserve">18</w:t>
       </w:r>
       <w:r>
         <w:t xml:space="preserve"> </w:t>
@@ -50,7 +50,7 @@
         <w:t xml:space="preserve"> </w:t>
       </w:r>
       <w:r>
-        <w:t xml:space="preserve">2026-06-01T16:14:38Z</w:t>
+        <w:t xml:space="preserve">2026-06-01T16:33:22Z</w:t>
       </w:r>
       <w:r>
         <w:t xml:space="preserve"> </w:t>
@@ -116,7 +116,7 @@
           <w:b/>
           <w:bCs/>
         </w:rPr>
-        <w:t xml:space="preserve">518</w:t>
+        <w:t xml:space="preserve">513</w:t>
       </w:r>
       <w:r>
         <w:t xml:space="preserve">. Canonical source:</w:t>
@@ -500,13 +500,13 @@
       </w:tr>
     </w:tbl>
     <w:bookmarkEnd w:id="9"/>
-    <w:bookmarkStart w:id="10" w:name="mvp-40-active"/>
+    <w:bookmarkStart w:id="10" w:name="mvp-35-active"/>
     <w:p>
       <w:pPr>
         <w:pStyle w:val="Heading2"/>
       </w:pPr>
       <w:r>
-        <w:t xml:space="preserve">MVP (40 active)</w:t>
+        <w:t xml:space="preserve">MVP (35 active)</w:t>
       </w:r>
     </w:p>
     <w:tbl>
@@ -648,7 +648,349 @@
               <w:pStyle w:val="Compact"/>
             </w:pPr>
             <w:r>
-              <w:t xml:space="preserve">HXC-1121</w:t>
+              <w:t xml:space="preserve">HXC-1135</w:t>
+            </w:r>
+          </w:p>
+        </w:tc>
+        <w:tc>
+          <w:tcPr/>
+          <w:p>
+            <w:pPr>
+              <w:pStyle w:val="Compact"/>
+            </w:pPr>
+            <w:r>
+              <w:t xml:space="preserve">Feature</w:t>
+            </w:r>
+          </w:p>
+        </w:tc>
+        <w:tc>
+          <w:tcPr/>
+          <w:p>
+            <w:pPr>
+              <w:pStyle w:val="Compact"/>
+            </w:pPr>
+            <w:r>
+              <w:t xml:space="preserve">P0</w:t>
+            </w:r>
+          </w:p>
+        </w:tc>
+        <w:tc>
+          <w:tcPr/>
+          <w:p>
+            <w:pPr>
+              <w:pStyle w:val="Compact"/>
+            </w:pPr>
+            <w:r>
+              <w:t xml:space="preserve">Queued</w:t>
+            </w:r>
+          </w:p>
+        </w:tc>
+        <w:tc>
+          <w:tcPr/>
+          <w:p>
+            <w:pPr>
+              <w:pStyle w:val="Compact"/>
+            </w:pPr>
+            <w:r>
+              <w:t xml:space="preserve">Implement two-node cluster formation end-to-end (exit gate)</w:t>
+            </w:r>
+          </w:p>
+        </w:tc>
+      </w:tr>
+      <w:tr>
+        <w:tc>
+          <w:tcPr/>
+          <w:p>
+            <w:pPr>
+              <w:pStyle w:val="Compact"/>
+            </w:pPr>
+            <w:r>
+              <w:t xml:space="preserve">HXC-1136</w:t>
+            </w:r>
+          </w:p>
+        </w:tc>
+        <w:tc>
+          <w:tcPr/>
+          <w:p>
+            <w:pPr>
+              <w:pStyle w:val="Compact"/>
+            </w:pPr>
+            <w:r>
+              <w:t xml:space="preserve">Feature</w:t>
+            </w:r>
+          </w:p>
+        </w:tc>
+        <w:tc>
+          <w:tcPr/>
+          <w:p>
+            <w:pPr>
+              <w:pStyle w:val="Compact"/>
+            </w:pPr>
+            <w:r>
+              <w:t xml:space="preserve">P0</w:t>
+            </w:r>
+          </w:p>
+        </w:tc>
+        <w:tc>
+          <w:tcPr/>
+          <w:p>
+            <w:pPr>
+              <w:pStyle w:val="Compact"/>
+            </w:pPr>
+            <w:r>
+              <w:t xml:space="preserve">Queued</w:t>
+            </w:r>
+          </w:p>
+        </w:tc>
+        <w:tc>
+          <w:tcPr/>
+          <w:p>
+            <w:pPr>
+              <w:pStyle w:val="Compact"/>
+            </w:pPr>
+            <w:r>
+              <w:t xml:space="preserve">Implement session-create end-to-end path (htmux new exit gate)</w:t>
+            </w:r>
+          </w:p>
+        </w:tc>
+      </w:tr>
+      <w:tr>
+        <w:tc>
+          <w:tcPr/>
+          <w:p>
+            <w:pPr>
+              <w:pStyle w:val="Compact"/>
+            </w:pPr>
+            <w:r>
+              <w:t xml:space="preserve">HXC-1096</w:t>
+            </w:r>
+          </w:p>
+        </w:tc>
+        <w:tc>
+          <w:tcPr/>
+          <w:p>
+            <w:pPr>
+              <w:pStyle w:val="Compact"/>
+            </w:pPr>
+            <w:r>
+              <w:t xml:space="preserve">Feature</w:t>
+            </w:r>
+          </w:p>
+        </w:tc>
+        <w:tc>
+          <w:tcPr/>
+          <w:p>
+            <w:pPr>
+              <w:pStyle w:val="Compact"/>
+            </w:pPr>
+            <w:r>
+              <w:t xml:space="preserve">P1</w:t>
+            </w:r>
+          </w:p>
+        </w:tc>
+        <w:tc>
+          <w:tcPr/>
+          <w:p>
+            <w:pPr>
+              <w:pStyle w:val="Compact"/>
+            </w:pPr>
+            <w:r>
+              <w:t xml:space="preserve">Queued</w:t>
+            </w:r>
+          </w:p>
+        </w:tc>
+        <w:tc>
+          <w:tcPr/>
+          <w:p>
+            <w:pPr>
+              <w:pStyle w:val="Compact"/>
+            </w:pPr>
+            <w:r>
+              <w:t xml:space="preserve">Implement GPU resource probe with /proc parser (internal/gpu)</w:t>
+            </w:r>
+          </w:p>
+        </w:tc>
+      </w:tr>
+      <w:tr>
+        <w:tc>
+          <w:tcPr/>
+          <w:p>
+            <w:pPr>
+              <w:pStyle w:val="Compact"/>
+            </w:pPr>
+            <w:r>
+              <w:t xml:space="preserve">HXC-1097</w:t>
+            </w:r>
+          </w:p>
+        </w:tc>
+        <w:tc>
+          <w:tcPr/>
+          <w:p>
+            <w:pPr>
+              <w:pStyle w:val="Compact"/>
+            </w:pPr>
+            <w:r>
+              <w:t xml:space="preserve">Feature</w:t>
+            </w:r>
+          </w:p>
+        </w:tc>
+        <w:tc>
+          <w:tcPr/>
+          <w:p>
+            <w:pPr>
+              <w:pStyle w:val="Compact"/>
+            </w:pPr>
+            <w:r>
+              <w:t xml:space="preserve">P1</w:t>
+            </w:r>
+          </w:p>
+        </w:tc>
+        <w:tc>
+          <w:tcPr/>
+          <w:p>
+            <w:pPr>
+              <w:pStyle w:val="Compact"/>
+            </w:pPr>
+            <w:r>
+              <w:t xml:space="preserve">Queued</w:t>
+            </w:r>
+          </w:p>
+        </w:tc>
+        <w:tc>
+          <w:tcPr/>
+          <w:p>
+            <w:pPr>
+              <w:pStyle w:val="Compact"/>
+            </w:pPr>
+            <w:r>
+              <w:t xml:space="preserve">Define vendor-agnostic GPUBackend interface and registry (internal/gpu)</w:t>
+            </w:r>
+          </w:p>
+        </w:tc>
+      </w:tr>
+      <w:tr>
+        <w:tc>
+          <w:tcPr/>
+          <w:p>
+            <w:pPr>
+              <w:pStyle w:val="Compact"/>
+            </w:pPr>
+            <w:r>
+              <w:t xml:space="preserve">HXC-1100</w:t>
+            </w:r>
+          </w:p>
+        </w:tc>
+        <w:tc>
+          <w:tcPr/>
+          <w:p>
+            <w:pPr>
+              <w:pStyle w:val="Compact"/>
+            </w:pPr>
+            <w:r>
+              <w:t xml:space="preserve">Feature</w:t>
+            </w:r>
+          </w:p>
+        </w:tc>
+        <w:tc>
+          <w:tcPr/>
+          <w:p>
+            <w:pPr>
+              <w:pStyle w:val="Compact"/>
+            </w:pPr>
+            <w:r>
+              <w:t xml:space="preserve">P1</w:t>
+            </w:r>
+          </w:p>
+        </w:tc>
+        <w:tc>
+          <w:tcPr/>
+          <w:p>
+            <w:pPr>
+              <w:pStyle w:val="Compact"/>
+            </w:pPr>
+            <w:r>
+              <w:t xml:space="preserve">Queued</w:t>
+            </w:r>
+          </w:p>
+        </w:tc>
+        <w:tc>
+          <w:tcPr/>
+          <w:p>
+            <w:pPr>
+              <w:pStyle w:val="Compact"/>
+            </w:pPr>
+            <w:r>
+              <w:t xml:space="preserve">Implement real Bazel RBE build execution (internal/build)</w:t>
+            </w:r>
+          </w:p>
+        </w:tc>
+      </w:tr>
+      <w:tr>
+        <w:tc>
+          <w:tcPr/>
+          <w:p>
+            <w:pPr>
+              <w:pStyle w:val="Compact"/>
+            </w:pPr>
+            <w:r>
+              <w:t xml:space="preserve">HXC-1104</w:t>
+            </w:r>
+          </w:p>
+        </w:tc>
+        <w:tc>
+          <w:tcPr/>
+          <w:p>
+            <w:pPr>
+              <w:pStyle w:val="Compact"/>
+            </w:pPr>
+            <w:r>
+              <w:t xml:space="preserve">Feature</w:t>
+            </w:r>
+          </w:p>
+        </w:tc>
+        <w:tc>
+          <w:tcPr/>
+          <w:p>
+            <w:pPr>
+              <w:pStyle w:val="Compact"/>
+            </w:pPr>
+            <w:r>
+              <w:t xml:space="preserve">P1</w:t>
+            </w:r>
+          </w:p>
+        </w:tc>
+        <w:tc>
+          <w:tcPr/>
+          <w:p>
+            <w:pPr>
+              <w:pStyle w:val="Compact"/>
+            </w:pPr>
+            <w:r>
+              <w:t xml:space="preserve">Queued</w:t>
+            </w:r>
+          </w:p>
+        </w:tc>
+        <w:tc>
+          <w:tcPr/>
+          <w:p>
+            <w:pPr>
+              <w:pStyle w:val="Compact"/>
+            </w:pPr>
+            <w:r>
+              <w:t xml:space="preserve">Implement SPIFFE/SPIRE SVID issuance and mTLS identity (internal/security)</w:t>
+            </w:r>
+          </w:p>
+        </w:tc>
+      </w:tr>
+      <w:tr>
+        <w:tc>
+          <w:tcPr/>
+          <w:p>
+            <w:pPr>
+              <w:pStyle w:val="Compact"/>
+            </w:pPr>
+            <w:r>
+              <w:t xml:space="preserve">HXC-1110</w:t>
             </w:r>
           </w:p>
         </w:tc>
@@ -670,177 +1012,6 @@
               <w:pStyle w:val="Compact"/>
             </w:pPr>
             <w:r>
-              <w:t xml:space="preserve">P0</w:t>
-            </w:r>
-          </w:p>
-        </w:tc>
-        <w:tc>
-          <w:tcPr/>
-          <w:p>
-            <w:pPr>
-              <w:pStyle w:val="Compact"/>
-            </w:pPr>
-            <w:r>
-              <w:t xml:space="preserve">Queued</w:t>
-            </w:r>
-          </w:p>
-        </w:tc>
-        <w:tc>
-          <w:tcPr/>
-          <w:p>
-            <w:pPr>
-              <w:pStyle w:val="Compact"/>
-            </w:pPr>
-            <w:r>
-              <w:t xml:space="preserve">Configure NATS JetStream streams (HELIX_NODES/SESSIONS/SCHEDULER/HEALTH/ALERTS)</w:t>
-            </w:r>
-          </w:p>
-        </w:tc>
-      </w:tr>
-      <w:tr>
-        <w:tc>
-          <w:tcPr/>
-          <w:p>
-            <w:pPr>
-              <w:pStyle w:val="Compact"/>
-            </w:pPr>
-            <w:r>
-              <w:t xml:space="preserve">HXC-1135</w:t>
-            </w:r>
-          </w:p>
-        </w:tc>
-        <w:tc>
-          <w:tcPr/>
-          <w:p>
-            <w:pPr>
-              <w:pStyle w:val="Compact"/>
-            </w:pPr>
-            <w:r>
-              <w:t xml:space="preserve">Feature</w:t>
-            </w:r>
-          </w:p>
-        </w:tc>
-        <w:tc>
-          <w:tcPr/>
-          <w:p>
-            <w:pPr>
-              <w:pStyle w:val="Compact"/>
-            </w:pPr>
-            <w:r>
-              <w:t xml:space="preserve">P0</w:t>
-            </w:r>
-          </w:p>
-        </w:tc>
-        <w:tc>
-          <w:tcPr/>
-          <w:p>
-            <w:pPr>
-              <w:pStyle w:val="Compact"/>
-            </w:pPr>
-            <w:r>
-              <w:t xml:space="preserve">Queued</w:t>
-            </w:r>
-          </w:p>
-        </w:tc>
-        <w:tc>
-          <w:tcPr/>
-          <w:p>
-            <w:pPr>
-              <w:pStyle w:val="Compact"/>
-            </w:pPr>
-            <w:r>
-              <w:t xml:space="preserve">Implement two-node cluster formation end-to-end (exit gate)</w:t>
-            </w:r>
-          </w:p>
-        </w:tc>
-      </w:tr>
-      <w:tr>
-        <w:tc>
-          <w:tcPr/>
-          <w:p>
-            <w:pPr>
-              <w:pStyle w:val="Compact"/>
-            </w:pPr>
-            <w:r>
-              <w:t xml:space="preserve">HXC-1136</w:t>
-            </w:r>
-          </w:p>
-        </w:tc>
-        <w:tc>
-          <w:tcPr/>
-          <w:p>
-            <w:pPr>
-              <w:pStyle w:val="Compact"/>
-            </w:pPr>
-            <w:r>
-              <w:t xml:space="preserve">Feature</w:t>
-            </w:r>
-          </w:p>
-        </w:tc>
-        <w:tc>
-          <w:tcPr/>
-          <w:p>
-            <w:pPr>
-              <w:pStyle w:val="Compact"/>
-            </w:pPr>
-            <w:r>
-              <w:t xml:space="preserve">P0</w:t>
-            </w:r>
-          </w:p>
-        </w:tc>
-        <w:tc>
-          <w:tcPr/>
-          <w:p>
-            <w:pPr>
-              <w:pStyle w:val="Compact"/>
-            </w:pPr>
-            <w:r>
-              <w:t xml:space="preserve">Queued</w:t>
-            </w:r>
-          </w:p>
-        </w:tc>
-        <w:tc>
-          <w:tcPr/>
-          <w:p>
-            <w:pPr>
-              <w:pStyle w:val="Compact"/>
-            </w:pPr>
-            <w:r>
-              <w:t xml:space="preserve">Implement session-create end-to-end path (htmux new exit gate)</w:t>
-            </w:r>
-          </w:p>
-        </w:tc>
-      </w:tr>
-      <w:tr>
-        <w:tc>
-          <w:tcPr/>
-          <w:p>
-            <w:pPr>
-              <w:pStyle w:val="Compact"/>
-            </w:pPr>
-            <w:r>
-              <w:t xml:space="preserve">HXC-1096</w:t>
-            </w:r>
-          </w:p>
-        </w:tc>
-        <w:tc>
-          <w:tcPr/>
-          <w:p>
-            <w:pPr>
-              <w:pStyle w:val="Compact"/>
-            </w:pPr>
-            <w:r>
-              <w:t xml:space="preserve">Feature</w:t>
-            </w:r>
-          </w:p>
-        </w:tc>
-        <w:tc>
-          <w:tcPr/>
-          <w:p>
-            <w:pPr>
-              <w:pStyle w:val="Compact"/>
-            </w:pPr>
-            <w:r>
               <w:t xml:space="preserve">P1</w:t>
             </w:r>
           </w:p>
@@ -863,31 +1034,31 @@
               <w:pStyle w:val="Compact"/>
             </w:pPr>
             <w:r>
-              <w:t xml:space="preserve">Implement GPU resource probe with /proc parser (internal/gpu)</w:t>
-            </w:r>
-          </w:p>
-        </w:tc>
-      </w:tr>
-      <w:tr>
-        <w:tc>
-          <w:tcPr/>
-          <w:p>
-            <w:pPr>
-              <w:pStyle w:val="Compact"/>
-            </w:pPr>
-            <w:r>
-              <w:t xml:space="preserve">HXC-1097</w:t>
-            </w:r>
-          </w:p>
-        </w:tc>
-        <w:tc>
-          <w:tcPr/>
-          <w:p>
-            <w:pPr>
-              <w:pStyle w:val="Compact"/>
-            </w:pPr>
-            <w:r>
-              <w:t xml:space="preserve">Feature</w:t>
+              <w:t xml:space="preserve">Wire Prometheus /metrics endpoint uniformly across all services (cmd/helix-*)</w:t>
+            </w:r>
+          </w:p>
+        </w:tc>
+      </w:tr>
+      <w:tr>
+        <w:tc>
+          <w:tcPr/>
+          <w:p>
+            <w:pPr>
+              <w:pStyle w:val="Compact"/>
+            </w:pPr>
+            <w:r>
+              <w:t xml:space="preserve">HXC-1111</w:t>
+            </w:r>
+          </w:p>
+        </w:tc>
+        <w:tc>
+          <w:tcPr/>
+          <w:p>
+            <w:pPr>
+              <w:pStyle w:val="Compact"/>
+            </w:pPr>
+            <w:r>
+              <w:t xml:space="preserve">Task</w:t>
             </w:r>
           </w:p>
         </w:tc>
@@ -920,31 +1091,31 @@
               <w:pStyle w:val="Compact"/>
             </w:pPr>
             <w:r>
-              <w:t xml:space="preserve">Define vendor-agnostic GPUBackend interface and registry (internal/gpu)</w:t>
-            </w:r>
-          </w:p>
-        </w:tc>
-      </w:tr>
-      <w:tr>
-        <w:tc>
-          <w:tcPr/>
-          <w:p>
-            <w:pPr>
-              <w:pStyle w:val="Compact"/>
-            </w:pPr>
-            <w:r>
-              <w:t xml:space="preserve">HXC-1100</w:t>
-            </w:r>
-          </w:p>
-        </w:tc>
-        <w:tc>
-          <w:tcPr/>
-          <w:p>
-            <w:pPr>
-              <w:pStyle w:val="Compact"/>
-            </w:pPr>
-            <w:r>
-              <w:t xml:space="preserve">Feature</w:t>
+              <w:t xml:space="preserve">Wire Jaeger/OTel trace-ID propagation across services (pkg/tracing)</w:t>
+            </w:r>
+          </w:p>
+        </w:tc>
+      </w:tr>
+      <w:tr>
+        <w:tc>
+          <w:tcPr/>
+          <w:p>
+            <w:pPr>
+              <w:pStyle w:val="Compact"/>
+            </w:pPr>
+            <w:r>
+              <w:t xml:space="preserve">HXC-1112</w:t>
+            </w:r>
+          </w:p>
+        </w:tc>
+        <w:tc>
+          <w:tcPr/>
+          <w:p>
+            <w:pPr>
+              <w:pStyle w:val="Compact"/>
+            </w:pPr>
+            <w:r>
+              <w:t xml:space="preserve">Task</w:t>
             </w:r>
           </w:p>
         </w:tc>
@@ -977,20 +1148,20 @@
               <w:pStyle w:val="Compact"/>
             </w:pPr>
             <w:r>
-              <w:t xml:space="preserve">Implement real Bazel RBE build execution (internal/build)</w:t>
-            </w:r>
-          </w:p>
-        </w:tc>
-      </w:tr>
-      <w:tr>
-        <w:tc>
-          <w:tcPr/>
-          <w:p>
-            <w:pPr>
-              <w:pStyle w:val="Compact"/>
-            </w:pPr>
-            <w:r>
-              <w:t xml:space="preserve">HXC-1104</w:t>
+              <w:t xml:space="preserve">Wire pkg/health gRPC health protocol on every service (pkg/health, cmd/helix-*)</w:t>
+            </w:r>
+          </w:p>
+        </w:tc>
+      </w:tr>
+      <w:tr>
+        <w:tc>
+          <w:tcPr/>
+          <w:p>
+            <w:pPr>
+              <w:pStyle w:val="Compact"/>
+            </w:pPr>
+            <w:r>
+              <w:t xml:space="preserve">HXC-1116</w:t>
             </w:r>
           </w:p>
         </w:tc>
@@ -1034,20 +1205,20 @@
               <w:pStyle w:val="Compact"/>
             </w:pPr>
             <w:r>
-              <w:t xml:space="preserve">Implement SPIFFE/SPIRE SVID issuance and mTLS identity (internal/security)</w:t>
-            </w:r>
-          </w:p>
-        </w:tc>
-      </w:tr>
-      <w:tr>
-        <w:tc>
-          <w:tcPr/>
-          <w:p>
-            <w:pPr>
-              <w:pStyle w:val="Compact"/>
-            </w:pPr>
-            <w:r>
-              <w:t xml:space="preserve">HXC-1108</w:t>
+              <w:t xml:space="preserve">Define Redis cache, routing, and rate-limit key structure (pkg/storage)</w:t>
+            </w:r>
+          </w:p>
+        </w:tc>
+      </w:tr>
+      <w:tr>
+        <w:tc>
+          <w:tcPr/>
+          <w:p>
+            <w:pPr>
+              <w:pStyle w:val="Compact"/>
+            </w:pPr>
+            <w:r>
+              <w:t xml:space="preserve">HXC-1119</w:t>
             </w:r>
           </w:p>
         </w:tc>
@@ -1091,463 +1262,7 @@
               <w:pStyle w:val="Compact"/>
             </w:pPr>
             <w:r>
-              <w:t xml:space="preserve">Implement HelixQA live-service Challenge runner (cmd/helix-test)</w:t>
-            </w:r>
-          </w:p>
-        </w:tc>
-      </w:tr>
-      <w:tr>
-        <w:tc>
-          <w:tcPr/>
-          <w:p>
-            <w:pPr>
-              <w:pStyle w:val="Compact"/>
-            </w:pPr>
-            <w:r>
-              <w:t xml:space="preserve">HXC-1109</w:t>
-            </w:r>
-          </w:p>
-        </w:tc>
-        <w:tc>
-          <w:tcPr/>
-          <w:p>
-            <w:pPr>
-              <w:pStyle w:val="Compact"/>
-            </w:pPr>
-            <w:r>
-              <w:t xml:space="preserve">Feature</w:t>
-            </w:r>
-          </w:p>
-        </w:tc>
-        <w:tc>
-          <w:tcPr/>
-          <w:p>
-            <w:pPr>
-              <w:pStyle w:val="Compact"/>
-            </w:pPr>
-            <w:r>
-              <w:t xml:space="preserve">P1</w:t>
-            </w:r>
-          </w:p>
-        </w:tc>
-        <w:tc>
-          <w:tcPr/>
-          <w:p>
-            <w:pPr>
-              <w:pStyle w:val="Compact"/>
-            </w:pPr>
-            <w:r>
-              <w:t xml:space="preserve">Queued</w:t>
-            </w:r>
-          </w:p>
-        </w:tc>
-        <w:tc>
-          <w:tcPr/>
-          <w:p>
-            <w:pPr>
-              <w:pStyle w:val="Compact"/>
-            </w:pPr>
-            <w:r>
-              <w:t xml:space="preserve">Implement deterministic-sim, chaos, and device-sim test harness (cmd/helix-test)</w:t>
-            </w:r>
-          </w:p>
-        </w:tc>
-      </w:tr>
-      <w:tr>
-        <w:tc>
-          <w:tcPr/>
-          <w:p>
-            <w:pPr>
-              <w:pStyle w:val="Compact"/>
-            </w:pPr>
-            <w:r>
-              <w:t xml:space="preserve">HXC-1110</w:t>
-            </w:r>
-          </w:p>
-        </w:tc>
-        <w:tc>
-          <w:tcPr/>
-          <w:p>
-            <w:pPr>
-              <w:pStyle w:val="Compact"/>
-            </w:pPr>
-            <w:r>
-              <w:t xml:space="preserve">Task</w:t>
-            </w:r>
-          </w:p>
-        </w:tc>
-        <w:tc>
-          <w:tcPr/>
-          <w:p>
-            <w:pPr>
-              <w:pStyle w:val="Compact"/>
-            </w:pPr>
-            <w:r>
-              <w:t xml:space="preserve">P1</w:t>
-            </w:r>
-          </w:p>
-        </w:tc>
-        <w:tc>
-          <w:tcPr/>
-          <w:p>
-            <w:pPr>
-              <w:pStyle w:val="Compact"/>
-            </w:pPr>
-            <w:r>
-              <w:t xml:space="preserve">Queued</w:t>
-            </w:r>
-          </w:p>
-        </w:tc>
-        <w:tc>
-          <w:tcPr/>
-          <w:p>
-            <w:pPr>
-              <w:pStyle w:val="Compact"/>
-            </w:pPr>
-            <w:r>
-              <w:t xml:space="preserve">Wire Prometheus /metrics endpoint uniformly across all services (cmd/helix-*)</w:t>
-            </w:r>
-          </w:p>
-        </w:tc>
-      </w:tr>
-      <w:tr>
-        <w:tc>
-          <w:tcPr/>
-          <w:p>
-            <w:pPr>
-              <w:pStyle w:val="Compact"/>
-            </w:pPr>
-            <w:r>
-              <w:t xml:space="preserve">HXC-1111</w:t>
-            </w:r>
-          </w:p>
-        </w:tc>
-        <w:tc>
-          <w:tcPr/>
-          <w:p>
-            <w:pPr>
-              <w:pStyle w:val="Compact"/>
-            </w:pPr>
-            <w:r>
-              <w:t xml:space="preserve">Task</w:t>
-            </w:r>
-          </w:p>
-        </w:tc>
-        <w:tc>
-          <w:tcPr/>
-          <w:p>
-            <w:pPr>
-              <w:pStyle w:val="Compact"/>
-            </w:pPr>
-            <w:r>
-              <w:t xml:space="preserve">P1</w:t>
-            </w:r>
-          </w:p>
-        </w:tc>
-        <w:tc>
-          <w:tcPr/>
-          <w:p>
-            <w:pPr>
-              <w:pStyle w:val="Compact"/>
-            </w:pPr>
-            <w:r>
-              <w:t xml:space="preserve">Queued</w:t>
-            </w:r>
-          </w:p>
-        </w:tc>
-        <w:tc>
-          <w:tcPr/>
-          <w:p>
-            <w:pPr>
-              <w:pStyle w:val="Compact"/>
-            </w:pPr>
-            <w:r>
-              <w:t xml:space="preserve">Wire Jaeger/OTel trace-ID propagation across services (pkg/tracing)</w:t>
-            </w:r>
-          </w:p>
-        </w:tc>
-      </w:tr>
-      <w:tr>
-        <w:tc>
-          <w:tcPr/>
-          <w:p>
-            <w:pPr>
-              <w:pStyle w:val="Compact"/>
-            </w:pPr>
-            <w:r>
-              <w:t xml:space="preserve">HXC-1112</w:t>
-            </w:r>
-          </w:p>
-        </w:tc>
-        <w:tc>
-          <w:tcPr/>
-          <w:p>
-            <w:pPr>
-              <w:pStyle w:val="Compact"/>
-            </w:pPr>
-            <w:r>
-              <w:t xml:space="preserve">Task</w:t>
-            </w:r>
-          </w:p>
-        </w:tc>
-        <w:tc>
-          <w:tcPr/>
-          <w:p>
-            <w:pPr>
-              <w:pStyle w:val="Compact"/>
-            </w:pPr>
-            <w:r>
-              <w:t xml:space="preserve">P1</w:t>
-            </w:r>
-          </w:p>
-        </w:tc>
-        <w:tc>
-          <w:tcPr/>
-          <w:p>
-            <w:pPr>
-              <w:pStyle w:val="Compact"/>
-            </w:pPr>
-            <w:r>
-              <w:t xml:space="preserve">Queued</w:t>
-            </w:r>
-          </w:p>
-        </w:tc>
-        <w:tc>
-          <w:tcPr/>
-          <w:p>
-            <w:pPr>
-              <w:pStyle w:val="Compact"/>
-            </w:pPr>
-            <w:r>
-              <w:t xml:space="preserve">Wire pkg/health gRPC health protocol on every service (pkg/health, cmd/helix-*)</w:t>
-            </w:r>
-          </w:p>
-        </w:tc>
-      </w:tr>
-      <w:tr>
-        <w:tc>
-          <w:tcPr/>
-          <w:p>
-            <w:pPr>
-              <w:pStyle w:val="Compact"/>
-            </w:pPr>
-            <w:r>
-              <w:t xml:space="preserve">HXC-1116</w:t>
-            </w:r>
-          </w:p>
-        </w:tc>
-        <w:tc>
-          <w:tcPr/>
-          <w:p>
-            <w:pPr>
-              <w:pStyle w:val="Compact"/>
-            </w:pPr>
-            <w:r>
-              <w:t xml:space="preserve">Feature</w:t>
-            </w:r>
-          </w:p>
-        </w:tc>
-        <w:tc>
-          <w:tcPr/>
-          <w:p>
-            <w:pPr>
-              <w:pStyle w:val="Compact"/>
-            </w:pPr>
-            <w:r>
-              <w:t xml:space="preserve">P1</w:t>
-            </w:r>
-          </w:p>
-        </w:tc>
-        <w:tc>
-          <w:tcPr/>
-          <w:p>
-            <w:pPr>
-              <w:pStyle w:val="Compact"/>
-            </w:pPr>
-            <w:r>
-              <w:t xml:space="preserve">Queued</w:t>
-            </w:r>
-          </w:p>
-        </w:tc>
-        <w:tc>
-          <w:tcPr/>
-          <w:p>
-            <w:pPr>
-              <w:pStyle w:val="Compact"/>
-            </w:pPr>
-            <w:r>
-              <w:t xml:space="preserve">Define Redis cache, routing, and rate-limit key structure (pkg/storage)</w:t>
-            </w:r>
-          </w:p>
-        </w:tc>
-      </w:tr>
-      <w:tr>
-        <w:tc>
-          <w:tcPr/>
-          <w:p>
-            <w:pPr>
-              <w:pStyle w:val="Compact"/>
-            </w:pPr>
-            <w:r>
-              <w:t xml:space="preserve">HXC-1118</w:t>
-            </w:r>
-          </w:p>
-        </w:tc>
-        <w:tc>
-          <w:tcPr/>
-          <w:p>
-            <w:pPr>
-              <w:pStyle w:val="Compact"/>
-            </w:pPr>
-            <w:r>
-              <w:t xml:space="preserve">Feature</w:t>
-            </w:r>
-          </w:p>
-        </w:tc>
-        <w:tc>
-          <w:tcPr/>
-          <w:p>
-            <w:pPr>
-              <w:pStyle w:val="Compact"/>
-            </w:pPr>
-            <w:r>
-              <w:t xml:space="preserve">P1</w:t>
-            </w:r>
-          </w:p>
-        </w:tc>
-        <w:tc>
-          <w:tcPr/>
-          <w:p>
-            <w:pPr>
-              <w:pStyle w:val="Compact"/>
-            </w:pPr>
-            <w:r>
-              <w:t xml:space="preserve">Queued</w:t>
-            </w:r>
-          </w:p>
-        </w:tc>
-        <w:tc>
-          <w:tcPr/>
-          <w:p>
-            <w:pPr>
-              <w:pStyle w:val="Compact"/>
-            </w:pPr>
-            <w:r>
-              <w:t xml:space="preserve">Implement REST API surface on API Gateway with OpenAPI 3.0</w:t>
-            </w:r>
-          </w:p>
-        </w:tc>
-      </w:tr>
-      <w:tr>
-        <w:tc>
-          <w:tcPr/>
-          <w:p>
-            <w:pPr>
-              <w:pStyle w:val="Compact"/>
-            </w:pPr>
-            <w:r>
-              <w:t xml:space="preserve">HXC-1119</w:t>
-            </w:r>
-          </w:p>
-        </w:tc>
-        <w:tc>
-          <w:tcPr/>
-          <w:p>
-            <w:pPr>
-              <w:pStyle w:val="Compact"/>
-            </w:pPr>
-            <w:r>
-              <w:t xml:space="preserve">Feature</w:t>
-            </w:r>
-          </w:p>
-        </w:tc>
-        <w:tc>
-          <w:tcPr/>
-          <w:p>
-            <w:pPr>
-              <w:pStyle w:val="Compact"/>
-            </w:pPr>
-            <w:r>
-              <w:t xml:space="preserve">P1</w:t>
-            </w:r>
-          </w:p>
-        </w:tc>
-        <w:tc>
-          <w:tcPr/>
-          <w:p>
-            <w:pPr>
-              <w:pStyle w:val="Compact"/>
-            </w:pPr>
-            <w:r>
-              <w:t xml:space="preserve">Queued</w:t>
-            </w:r>
-          </w:p>
-        </w:tc>
-        <w:tc>
-          <w:tcPr/>
-          <w:p>
-            <w:pPr>
-              <w:pStyle w:val="Compact"/>
-            </w:pPr>
-            <w:r>
               <w:t xml:space="preserve">Implement Avro event schemas and schema-validated routing (Event Bus)</w:t>
-            </w:r>
-          </w:p>
-        </w:tc>
-      </w:tr>
-      <w:tr>
-        <w:tc>
-          <w:tcPr/>
-          <w:p>
-            <w:pPr>
-              <w:pStyle w:val="Compact"/>
-            </w:pPr>
-            <w:r>
-              <w:t xml:space="preserve">HXC-1120</w:t>
-            </w:r>
-          </w:p>
-        </w:tc>
-        <w:tc>
-          <w:tcPr/>
-          <w:p>
-            <w:pPr>
-              <w:pStyle w:val="Compact"/>
-            </w:pPr>
-            <w:r>
-              <w:t xml:space="preserve">Task</w:t>
-            </w:r>
-          </w:p>
-        </w:tc>
-        <w:tc>
-          <w:tcPr/>
-          <w:p>
-            <w:pPr>
-              <w:pStyle w:val="Compact"/>
-            </w:pPr>
-            <w:r>
-              <w:t xml:space="preserve">P1</w:t>
-            </w:r>
-          </w:p>
-        </w:tc>
-        <w:tc>
-          <w:tcPr/>
-          <w:p>
-            <w:pPr>
-              <w:pStyle w:val="Compact"/>
-            </w:pPr>
-            <w:r>
-              <w:t xml:space="preserve">Queued</w:t>
-            </w:r>
-          </w:p>
-        </w:tc>
-        <w:tc>
-          <w:tcPr/>
-          <w:p>
-            <w:pPr>
-              <w:pStyle w:val="Compact"/>
-            </w:pPr>
-            <w:r>
-              <w:t xml:space="preserve">Configure Kafka topics with partitions/replication/retention</w:t>
             </w:r>
           </w:p>
         </w:tc>

--- a/docs/export/issues.docx
+++ b/docs/export/issues.docx
@@ -34,7 +34,7 @@
         <w:t xml:space="preserve"> </w:t>
       </w:r>
       <w:r>
-        <w:t xml:space="preserve">18</w:t>
+        <w:t xml:space="preserve">19</w:t>
       </w:r>
       <w:r>
         <w:t xml:space="preserve"> </w:t>
@@ -50,7 +50,7 @@
         <w:t xml:space="preserve"> </w:t>
       </w:r>
       <w:r>
-        <w:t xml:space="preserve">2026-06-01T16:33:22Z</w:t>
+        <w:t xml:space="preserve">2026-06-01T17:11:08Z</w:t>
       </w:r>
       <w:r>
         <w:t xml:space="preserve"> </w:t>
@@ -116,7 +116,7 @@
           <w:b/>
           <w:bCs/>
         </w:rPr>
-        <w:t xml:space="preserve">513</w:t>
+        <w:t xml:space="preserve">509</w:t>
       </w:r>
       <w:r>
         <w:t xml:space="preserve">. Canonical source:</w:t>
@@ -500,13 +500,13 @@
       </w:tr>
     </w:tbl>
     <w:bookmarkEnd w:id="9"/>
-    <w:bookmarkStart w:id="10" w:name="mvp-35-active"/>
+    <w:bookmarkStart w:id="10" w:name="mvp-31-active"/>
     <w:p>
       <w:pPr>
         <w:pStyle w:val="Heading2"/>
       </w:pPr>
       <w:r>
-        <w:t xml:space="preserve">MVP (35 active)</w:t>
+        <w:t xml:space="preserve">MVP (31 active)</w:t>
       </w:r>
     </w:p>
     <w:tbl>
@@ -933,18 +933,18 @@
               <w:pStyle w:val="Compact"/>
             </w:pPr>
             <w:r>
-              <w:t xml:space="preserve">HXC-1104</w:t>
-            </w:r>
-          </w:p>
-        </w:tc>
-        <w:tc>
-          <w:tcPr/>
-          <w:p>
-            <w:pPr>
-              <w:pStyle w:val="Compact"/>
-            </w:pPr>
-            <w:r>
-              <w:t xml:space="preserve">Feature</w:t>
+              <w:t xml:space="preserve">HXC-1110</w:t>
+            </w:r>
+          </w:p>
+        </w:tc>
+        <w:tc>
+          <w:tcPr/>
+          <w:p>
+            <w:pPr>
+              <w:pStyle w:val="Compact"/>
+            </w:pPr>
+            <w:r>
+              <w:t xml:space="preserve">Task</w:t>
             </w:r>
           </w:p>
         </w:tc>
@@ -977,20 +977,20 @@
               <w:pStyle w:val="Compact"/>
             </w:pPr>
             <w:r>
-              <w:t xml:space="preserve">Implement SPIFFE/SPIRE SVID issuance and mTLS identity (internal/security)</w:t>
-            </w:r>
-          </w:p>
-        </w:tc>
-      </w:tr>
-      <w:tr>
-        <w:tc>
-          <w:tcPr/>
-          <w:p>
-            <w:pPr>
-              <w:pStyle w:val="Compact"/>
-            </w:pPr>
-            <w:r>
-              <w:t xml:space="preserve">HXC-1110</w:t>
+              <w:t xml:space="preserve">Wire Prometheus /metrics endpoint uniformly across all services (cmd/helix-*)</w:t>
+            </w:r>
+          </w:p>
+        </w:tc>
+      </w:tr>
+      <w:tr>
+        <w:tc>
+          <w:tcPr/>
+          <w:p>
+            <w:pPr>
+              <w:pStyle w:val="Compact"/>
+            </w:pPr>
+            <w:r>
+              <w:t xml:space="preserve">HXC-1111</w:t>
             </w:r>
           </w:p>
         </w:tc>
@@ -1034,20 +1034,20 @@
               <w:pStyle w:val="Compact"/>
             </w:pPr>
             <w:r>
-              <w:t xml:space="preserve">Wire Prometheus /metrics endpoint uniformly across all services (cmd/helix-*)</w:t>
-            </w:r>
-          </w:p>
-        </w:tc>
-      </w:tr>
-      <w:tr>
-        <w:tc>
-          <w:tcPr/>
-          <w:p>
-            <w:pPr>
-              <w:pStyle w:val="Compact"/>
-            </w:pPr>
-            <w:r>
-              <w:t xml:space="preserve">HXC-1111</w:t>
+              <w:t xml:space="preserve">Wire Jaeger/OTel trace-ID propagation across services (pkg/tracing)</w:t>
+            </w:r>
+          </w:p>
+        </w:tc>
+      </w:tr>
+      <w:tr>
+        <w:tc>
+          <w:tcPr/>
+          <w:p>
+            <w:pPr>
+              <w:pStyle w:val="Compact"/>
+            </w:pPr>
+            <w:r>
+              <w:t xml:space="preserve">HXC-1112</w:t>
             </w:r>
           </w:p>
         </w:tc>
@@ -1091,31 +1091,31 @@
               <w:pStyle w:val="Compact"/>
             </w:pPr>
             <w:r>
-              <w:t xml:space="preserve">Wire Jaeger/OTel trace-ID propagation across services (pkg/tracing)</w:t>
-            </w:r>
-          </w:p>
-        </w:tc>
-      </w:tr>
-      <w:tr>
-        <w:tc>
-          <w:tcPr/>
-          <w:p>
-            <w:pPr>
-              <w:pStyle w:val="Compact"/>
-            </w:pPr>
-            <w:r>
-              <w:t xml:space="preserve">HXC-1112</w:t>
-            </w:r>
-          </w:p>
-        </w:tc>
-        <w:tc>
-          <w:tcPr/>
-          <w:p>
-            <w:pPr>
-              <w:pStyle w:val="Compact"/>
-            </w:pPr>
-            <w:r>
-              <w:t xml:space="preserve">Task</w:t>
+              <w:t xml:space="preserve">Wire pkg/health gRPC health protocol on every service (pkg/health, cmd/helix-*)</w:t>
+            </w:r>
+          </w:p>
+        </w:tc>
+      </w:tr>
+      <w:tr>
+        <w:tc>
+          <w:tcPr/>
+          <w:p>
+            <w:pPr>
+              <w:pStyle w:val="Compact"/>
+            </w:pPr>
+            <w:r>
+              <w:t xml:space="preserve">HXC-1119</w:t>
+            </w:r>
+          </w:p>
+        </w:tc>
+        <w:tc>
+          <w:tcPr/>
+          <w:p>
+            <w:pPr>
+              <w:pStyle w:val="Compact"/>
+            </w:pPr>
+            <w:r>
+              <w:t xml:space="preserve">Feature</w:t>
             </w:r>
           </w:p>
         </w:tc>
@@ -1148,20 +1148,20 @@
               <w:pStyle w:val="Compact"/>
             </w:pPr>
             <w:r>
-              <w:t xml:space="preserve">Wire pkg/health gRPC health protocol on every service (pkg/health, cmd/helix-*)</w:t>
-            </w:r>
-          </w:p>
-        </w:tc>
-      </w:tr>
-      <w:tr>
-        <w:tc>
-          <w:tcPr/>
-          <w:p>
-            <w:pPr>
-              <w:pStyle w:val="Compact"/>
-            </w:pPr>
-            <w:r>
-              <w:t xml:space="preserve">HXC-1116</w:t>
+              <w:t xml:space="preserve">Implement Avro event schemas and schema-validated routing (Event Bus)</w:t>
+            </w:r>
+          </w:p>
+        </w:tc>
+      </w:tr>
+      <w:tr>
+        <w:tc>
+          <w:tcPr/>
+          <w:p>
+            <w:pPr>
+              <w:pStyle w:val="Compact"/>
+            </w:pPr>
+            <w:r>
+              <w:t xml:space="preserve">HXC-1125</w:t>
             </w:r>
           </w:p>
         </w:tc>
@@ -1205,235 +1205,7 @@
               <w:pStyle w:val="Compact"/>
             </w:pPr>
             <w:r>
-              <w:t xml:space="preserve">Define Redis cache, routing, and rate-limit key structure (pkg/storage)</w:t>
-            </w:r>
-          </w:p>
-        </w:tc>
-      </w:tr>
-      <w:tr>
-        <w:tc>
-          <w:tcPr/>
-          <w:p>
-            <w:pPr>
-              <w:pStyle w:val="Compact"/>
-            </w:pPr>
-            <w:r>
-              <w:t xml:space="preserve">HXC-1119</w:t>
-            </w:r>
-          </w:p>
-        </w:tc>
-        <w:tc>
-          <w:tcPr/>
-          <w:p>
-            <w:pPr>
-              <w:pStyle w:val="Compact"/>
-            </w:pPr>
-            <w:r>
-              <w:t xml:space="preserve">Feature</w:t>
-            </w:r>
-          </w:p>
-        </w:tc>
-        <w:tc>
-          <w:tcPr/>
-          <w:p>
-            <w:pPr>
-              <w:pStyle w:val="Compact"/>
-            </w:pPr>
-            <w:r>
-              <w:t xml:space="preserve">P1</w:t>
-            </w:r>
-          </w:p>
-        </w:tc>
-        <w:tc>
-          <w:tcPr/>
-          <w:p>
-            <w:pPr>
-              <w:pStyle w:val="Compact"/>
-            </w:pPr>
-            <w:r>
-              <w:t xml:space="preserve">Queued</w:t>
-            </w:r>
-          </w:p>
-        </w:tc>
-        <w:tc>
-          <w:tcPr/>
-          <w:p>
-            <w:pPr>
-              <w:pStyle w:val="Compact"/>
-            </w:pPr>
-            <w:r>
-              <w:t xml:space="preserve">Implement Avro event schemas and schema-validated routing (Event Bus)</w:t>
-            </w:r>
-          </w:p>
-        </w:tc>
-      </w:tr>
-      <w:tr>
-        <w:tc>
-          <w:tcPr/>
-          <w:p>
-            <w:pPr>
-              <w:pStyle w:val="Compact"/>
-            </w:pPr>
-            <w:r>
-              <w:t xml:space="preserve">HXC-1125</w:t>
-            </w:r>
-          </w:p>
-        </w:tc>
-        <w:tc>
-          <w:tcPr/>
-          <w:p>
-            <w:pPr>
-              <w:pStyle w:val="Compact"/>
-            </w:pPr>
-            <w:r>
-              <w:t xml:space="preserve">Feature</w:t>
-            </w:r>
-          </w:p>
-        </w:tc>
-        <w:tc>
-          <w:tcPr/>
-          <w:p>
-            <w:pPr>
-              <w:pStyle w:val="Compact"/>
-            </w:pPr>
-            <w:r>
-              <w:t xml:space="preserve">P1</w:t>
-            </w:r>
-          </w:p>
-        </w:tc>
-        <w:tc>
-          <w:tcPr/>
-          <w:p>
-            <w:pPr>
-              <w:pStyle w:val="Compact"/>
-            </w:pPr>
-            <w:r>
-              <w:t xml:space="preserve">Queued</w:t>
-            </w:r>
-          </w:p>
-        </w:tc>
-        <w:tc>
-          <w:tcPr/>
-          <w:p>
-            <w:pPr>
-              <w:pStyle w:val="Compact"/>
-            </w:pPr>
-            <w:r>
               <w:t xml:space="preserve">Implement Setup Wizard single-command node onboarding (cmd, BASH+Go)</w:t>
-            </w:r>
-          </w:p>
-        </w:tc>
-      </w:tr>
-      <w:tr>
-        <w:tc>
-          <w:tcPr/>
-          <w:p>
-            <w:pPr>
-              <w:pStyle w:val="Compact"/>
-            </w:pPr>
-            <w:r>
-              <w:t xml:space="preserve">HXC-1127</w:t>
-            </w:r>
-          </w:p>
-        </w:tc>
-        <w:tc>
-          <w:tcPr/>
-          <w:p>
-            <w:pPr>
-              <w:pStyle w:val="Compact"/>
-            </w:pPr>
-            <w:r>
-              <w:t xml:space="preserve">Feature</w:t>
-            </w:r>
-          </w:p>
-        </w:tc>
-        <w:tc>
-          <w:tcPr/>
-          <w:p>
-            <w:pPr>
-              <w:pStyle w:val="Compact"/>
-            </w:pPr>
-            <w:r>
-              <w:t xml:space="preserve">P1</w:t>
-            </w:r>
-          </w:p>
-        </w:tc>
-        <w:tc>
-          <w:tcPr/>
-          <w:p>
-            <w:pPr>
-              <w:pStyle w:val="Compact"/>
-            </w:pPr>
-            <w:r>
-              <w:t xml:space="preserve">Queued</w:t>
-            </w:r>
-          </w:p>
-        </w:tc>
-        <w:tc>
-          <w:tcPr/>
-          <w:p>
-            <w:pPr>
-              <w:pStyle w:val="Compact"/>
-            </w:pPr>
-            <w:r>
-              <w:t xml:space="preserve">Implement OPA/WASM Policy Engine with HelixConstitution enforcement</w:t>
-            </w:r>
-          </w:p>
-        </w:tc>
-      </w:tr>
-      <w:tr>
-        <w:tc>
-          <w:tcPr/>
-          <w:p>
-            <w:pPr>
-              <w:pStyle w:val="Compact"/>
-            </w:pPr>
-            <w:r>
-              <w:t xml:space="preserve">HXC-1132</w:t>
-            </w:r>
-          </w:p>
-        </w:tc>
-        <w:tc>
-          <w:tcPr/>
-          <w:p>
-            <w:pPr>
-              <w:pStyle w:val="Compact"/>
-            </w:pPr>
-            <w:r>
-              <w:t xml:space="preserve">Feature</w:t>
-            </w:r>
-          </w:p>
-        </w:tc>
-        <w:tc>
-          <w:tcPr/>
-          <w:p>
-            <w:pPr>
-              <w:pStyle w:val="Compact"/>
-            </w:pPr>
-            <w:r>
-              <w:t xml:space="preserve">P1</w:t>
-            </w:r>
-          </w:p>
-        </w:tc>
-        <w:tc>
-          <w:tcPr/>
-          <w:p>
-            <w:pPr>
-              <w:pStyle w:val="Compact"/>
-            </w:pPr>
-            <w:r>
-              <w:t xml:space="preserve">Queued</w:t>
-            </w:r>
-          </w:p>
-        </w:tc>
-        <w:tc>
-          <w:tcPr/>
-          <w:p>
-            <w:pPr>
-              <w:pStyle w:val="Compact"/>
-            </w:pPr>
-            <w:r>
-              <w:t xml:space="preserve">Implement Metrics Collector node scrape endpoint and GPU metrics aggregation</w:t>
             </w:r>
           </w:p>
         </w:tc>

--- a/docs/export/issues.docx
+++ b/docs/export/issues.docx
@@ -34,7 +34,7 @@
         <w:t xml:space="preserve"> </w:t>
       </w:r>
       <w:r>
-        <w:t xml:space="preserve">19</w:t>
+        <w:t xml:space="preserve">20</w:t>
       </w:r>
       <w:r>
         <w:t xml:space="preserve"> </w:t>
@@ -50,7 +50,7 @@
         <w:t xml:space="preserve"> </w:t>
       </w:r>
       <w:r>
-        <w:t xml:space="preserve">2026-06-01T17:11:08Z</w:t>
+        <w:t xml:space="preserve">2026-06-01T17:28:43Z</w:t>
       </w:r>
       <w:r>
         <w:t xml:space="preserve"> </w:t>
@@ -116,7 +116,7 @@
           <w:b/>
           <w:bCs/>
         </w:rPr>
-        <w:t xml:space="preserve">509</w:t>
+        <w:t xml:space="preserve">506</w:t>
       </w:r>
       <w:r>
         <w:t xml:space="preserve">. Canonical source:</w:t>
@@ -500,13 +500,13 @@
       </w:tr>
     </w:tbl>
     <w:bookmarkEnd w:id="9"/>
-    <w:bookmarkStart w:id="10" w:name="mvp-31-active"/>
+    <w:bookmarkStart w:id="10" w:name="mvp-28-active"/>
     <w:p>
       <w:pPr>
         <w:pStyle w:val="Heading2"/>
       </w:pPr>
       <w:r>
-        <w:t xml:space="preserve">MVP (31 active)</w:t>
+        <w:t xml:space="preserve">MVP (28 active)</w:t>
       </w:r>
     </w:p>
     <w:tbl>
@@ -1902,18 +1902,18 @@
               <w:pStyle w:val="Compact"/>
             </w:pPr>
             <w:r>
-              <w:t xml:space="preserve">HXC-1131</w:t>
-            </w:r>
-          </w:p>
-        </w:tc>
-        <w:tc>
-          <w:tcPr/>
-          <w:p>
-            <w:pPr>
-              <w:pStyle w:val="Compact"/>
-            </w:pPr>
-            <w:r>
-              <w:t xml:space="preserve">Feature</w:t>
+              <w:t xml:space="preserve">HXC-1139</w:t>
+            </w:r>
+          </w:p>
+        </w:tc>
+        <w:tc>
+          <w:tcPr/>
+          <w:p>
+            <w:pPr>
+              <w:pStyle w:val="Compact"/>
+            </w:pPr>
+            <w:r>
+              <w:t xml:space="preserve">Research</w:t>
             </w:r>
           </w:p>
         </w:tc>
@@ -1946,20 +1946,20 @@
               <w:pStyle w:val="Compact"/>
             </w:pPr>
             <w:r>
-              <w:t xml:space="preserve">Implement Backup Service (etcd snapshots, WAL archival, Ceph checkpoints)</w:t>
-            </w:r>
-          </w:p>
-        </w:tc>
-      </w:tr>
-      <w:tr>
-        <w:tc>
-          <w:tcPr/>
-          <w:p>
-            <w:pPr>
-              <w:pStyle w:val="Compact"/>
-            </w:pPr>
-            <w:r>
-              <w:t xml:space="preserve">HXC-1134</w:t>
+              <w:t xml:space="preserve">Author TLA+ specifications for consensus and scheduling concurrency</w:t>
+            </w:r>
+          </w:p>
+        </w:tc>
+      </w:tr>
+      <w:tr>
+        <w:tc>
+          <w:tcPr/>
+          <w:p>
+            <w:pPr>
+              <w:pStyle w:val="Compact"/>
+            </w:pPr>
+            <w:r>
+              <w:t xml:space="preserve">HXC-1141</w:t>
             </w:r>
           </w:p>
         </w:tc>
@@ -2003,31 +2003,31 @@
               <w:pStyle w:val="Compact"/>
             </w:pPr>
             <w:r>
-              <w:t xml:space="preserve">Implement Vault secret injection and rotation for all services</w:t>
-            </w:r>
-          </w:p>
-        </w:tc>
-      </w:tr>
-      <w:tr>
-        <w:tc>
-          <w:tcPr/>
-          <w:p>
-            <w:pPr>
-              <w:pStyle w:val="Compact"/>
-            </w:pPr>
-            <w:r>
-              <w:t xml:space="preserve">HXC-1139</w:t>
-            </w:r>
-          </w:p>
-        </w:tc>
-        <w:tc>
-          <w:tcPr/>
-          <w:p>
-            <w:pPr>
-              <w:pStyle w:val="Compact"/>
-            </w:pPr>
-            <w:r>
-              <w:t xml:space="preserve">Research</w:t>
+              <w:t xml:space="preserve">Implement interactive-mode AI CLI agent resource provisioning</w:t>
+            </w:r>
+          </w:p>
+        </w:tc>
+      </w:tr>
+      <w:tr>
+        <w:tc>
+          <w:tcPr/>
+          <w:p>
+            <w:pPr>
+              <w:pStyle w:val="Compact"/>
+            </w:pPr>
+            <w:r>
+              <w:t xml:space="preserve">HXC-1142</w:t>
+            </w:r>
+          </w:p>
+        </w:tc>
+        <w:tc>
+          <w:tcPr/>
+          <w:p>
+            <w:pPr>
+              <w:pStyle w:val="Compact"/>
+            </w:pPr>
+            <w:r>
+              <w:t xml:space="preserve">Feature</w:t>
             </w:r>
           </w:p>
         </w:tc>
@@ -2060,20 +2060,20 @@
               <w:pStyle w:val="Compact"/>
             </w:pPr>
             <w:r>
-              <w:t xml:space="preserve">Author TLA+ specifications for consensus and scheduling concurrency</w:t>
-            </w:r>
-          </w:p>
-        </w:tc>
-      </w:tr>
-      <w:tr>
-        <w:tc>
-          <w:tcPr/>
-          <w:p>
-            <w:pPr>
-              <w:pStyle w:val="Compact"/>
-            </w:pPr>
-            <w:r>
-              <w:t xml:space="preserve">HXC-1141</w:t>
+              <w:t xml:space="preserve">Implement hybrid mode switching and batch/interactive resource sharing</w:t>
+            </w:r>
+          </w:p>
+        </w:tc>
+      </w:tr>
+      <w:tr>
+        <w:tc>
+          <w:tcPr/>
+          <w:p>
+            <w:pPr>
+              <w:pStyle w:val="Compact"/>
+            </w:pPr>
+            <w:r>
+              <w:t xml:space="preserve">HXC-1143</w:t>
             </w:r>
           </w:p>
         </w:tc>
@@ -2117,178 +2117,7 @@
               <w:pStyle w:val="Compact"/>
             </w:pPr>
             <w:r>
-              <w:t xml:space="preserve">Implement interactive-mode AI CLI agent resource provisioning</w:t>
-            </w:r>
-          </w:p>
-        </w:tc>
-      </w:tr>
-      <w:tr>
-        <w:tc>
-          <w:tcPr/>
-          <w:p>
-            <w:pPr>
-              <w:pStyle w:val="Compact"/>
-            </w:pPr>
-            <w:r>
-              <w:t xml:space="preserve">HXC-1142</w:t>
-            </w:r>
-          </w:p>
-        </w:tc>
-        <w:tc>
-          <w:tcPr/>
-          <w:p>
-            <w:pPr>
-              <w:pStyle w:val="Compact"/>
-            </w:pPr>
-            <w:r>
-              <w:t xml:space="preserve">Feature</w:t>
-            </w:r>
-          </w:p>
-        </w:tc>
-        <w:tc>
-          <w:tcPr/>
-          <w:p>
-            <w:pPr>
-              <w:pStyle w:val="Compact"/>
-            </w:pPr>
-            <w:r>
-              <w:t xml:space="preserve">P2</w:t>
-            </w:r>
-          </w:p>
-        </w:tc>
-        <w:tc>
-          <w:tcPr/>
-          <w:p>
-            <w:pPr>
-              <w:pStyle w:val="Compact"/>
-            </w:pPr>
-            <w:r>
-              <w:t xml:space="preserve">Queued</w:t>
-            </w:r>
-          </w:p>
-        </w:tc>
-        <w:tc>
-          <w:tcPr/>
-          <w:p>
-            <w:pPr>
-              <w:pStyle w:val="Compact"/>
-            </w:pPr>
-            <w:r>
-              <w:t xml:space="preserve">Implement hybrid mode switching and batch/interactive resource sharing</w:t>
-            </w:r>
-          </w:p>
-        </w:tc>
-      </w:tr>
-      <w:tr>
-        <w:tc>
-          <w:tcPr/>
-          <w:p>
-            <w:pPr>
-              <w:pStyle w:val="Compact"/>
-            </w:pPr>
-            <w:r>
-              <w:t xml:space="preserve">HXC-1143</w:t>
-            </w:r>
-          </w:p>
-        </w:tc>
-        <w:tc>
-          <w:tcPr/>
-          <w:p>
-            <w:pPr>
-              <w:pStyle w:val="Compact"/>
-            </w:pPr>
-            <w:r>
-              <w:t xml:space="preserve">Feature</w:t>
-            </w:r>
-          </w:p>
-        </w:tc>
-        <w:tc>
-          <w:tcPr/>
-          <w:p>
-            <w:pPr>
-              <w:pStyle w:val="Compact"/>
-            </w:pPr>
-            <w:r>
-              <w:t xml:space="preserve">P2</w:t>
-            </w:r>
-          </w:p>
-        </w:tc>
-        <w:tc>
-          <w:tcPr/>
-          <w:p>
-            <w:pPr>
-              <w:pStyle w:val="Compact"/>
-            </w:pPr>
-            <w:r>
-              <w:t xml:space="preserve">Queued</w:t>
-            </w:r>
-          </w:p>
-        </w:tc>
-        <w:tc>
-          <w:tcPr/>
-          <w:p>
-            <w:pPr>
-              <w:pStyle w:val="Compact"/>
-            </w:pPr>
-            <w:r>
               <w:t xml:space="preserve">Implement distcc/icecream distributed C/C++ compilation and ccache layer</w:t>
-            </w:r>
-          </w:p>
-        </w:tc>
-      </w:tr>
-      <w:tr>
-        <w:tc>
-          <w:tcPr/>
-          <w:p>
-            <w:pPr>
-              <w:pStyle w:val="Compact"/>
-            </w:pPr>
-            <w:r>
-              <w:t xml:space="preserve">HXC-1144</w:t>
-            </w:r>
-          </w:p>
-        </w:tc>
-        <w:tc>
-          <w:tcPr/>
-          <w:p>
-            <w:pPr>
-              <w:pStyle w:val="Compact"/>
-            </w:pPr>
-            <w:r>
-              <w:t xml:space="preserve">Feature</w:t>
-            </w:r>
-          </w:p>
-        </w:tc>
-        <w:tc>
-          <w:tcPr/>
-          <w:p>
-            <w:pPr>
-              <w:pStyle w:val="Compact"/>
-            </w:pPr>
-            <w:r>
-              <w:t xml:space="preserve">P2</w:t>
-            </w:r>
-          </w:p>
-        </w:tc>
-        <w:tc>
-          <w:tcPr/>
-          <w:p>
-            <w:pPr>
-              <w:pStyle w:val="Compact"/>
-            </w:pPr>
-            <w:r>
-              <w:t xml:space="preserve">Queued</w:t>
-            </w:r>
-          </w:p>
-        </w:tc>
-        <w:tc>
-          <w:tcPr/>
-          <w:p>
-            <w:pPr>
-              <w:pStyle w:val="Compact"/>
-            </w:pPr>
-            <w:r>
-              <w:t xml:space="preserve">Implement WireGuard mesh network policies (segmentation)</w:t>
             </w:r>
           </w:p>
         </w:tc>

--- a/docs/export/issues.docx
+++ b/docs/export/issues.docx
@@ -34,7 +34,7 @@
         <w:t xml:space="preserve"> </w:t>
       </w:r>
       <w:r>
-        <w:t xml:space="preserve">20</w:t>
+        <w:t xml:space="preserve">21</w:t>
       </w:r>
       <w:r>
         <w:t xml:space="preserve"> </w:t>
@@ -50,7 +50,7 @@
         <w:t xml:space="preserve"> </w:t>
       </w:r>
       <w:r>
-        <w:t xml:space="preserve">2026-06-01T17:28:43Z</w:t>
+        <w:t xml:space="preserve">2026-06-01T18:10:59Z</w:t>
       </w:r>
       <w:r>
         <w:t xml:space="preserve"> </w:t>
@@ -116,7 +116,7 @@
           <w:b/>
           <w:bCs/>
         </w:rPr>
-        <w:t xml:space="preserve">506</w:t>
+        <w:t xml:space="preserve">503</w:t>
       </w:r>
       <w:r>
         <w:t xml:space="preserve">. Canonical source:</w:t>
@@ -500,13 +500,13 @@
       </w:tr>
     </w:tbl>
     <w:bookmarkEnd w:id="9"/>
-    <w:bookmarkStart w:id="10" w:name="mvp-28-active"/>
+    <w:bookmarkStart w:id="10" w:name="mvp-25-active"/>
     <w:p>
       <w:pPr>
         <w:pStyle w:val="Heading2"/>
       </w:pPr>
       <w:r>
-        <w:t xml:space="preserve">MVP (28 active)</w:t>
+        <w:t xml:space="preserve">MVP (25 active)</w:t>
       </w:r>
     </w:p>
     <w:tbl>
@@ -1491,177 +1491,6 @@
             </w:pPr>
             <w:r>
               <w:t xml:space="preserve">Remove dangling pkg/gpuattest placeholder and reuse security/pkg/gpuattest</w:t>
-            </w:r>
-          </w:p>
-        </w:tc>
-      </w:tr>
-      <w:tr>
-        <w:tc>
-          <w:tcPr/>
-          <w:p>
-            <w:pPr>
-              <w:pStyle w:val="Compact"/>
-            </w:pPr>
-            <w:r>
-              <w:t xml:space="preserve">HXC-1122</w:t>
-            </w:r>
-          </w:p>
-        </w:tc>
-        <w:tc>
-          <w:tcPr/>
-          <w:p>
-            <w:pPr>
-              <w:pStyle w:val="Compact"/>
-            </w:pPr>
-            <w:r>
-              <w:t xml:space="preserve">Feature</w:t>
-            </w:r>
-          </w:p>
-        </w:tc>
-        <w:tc>
-          <w:tcPr/>
-          <w:p>
-            <w:pPr>
-              <w:pStyle w:val="Compact"/>
-            </w:pPr>
-            <w:r>
-              <w:t xml:space="preserve">P2</w:t>
-            </w:r>
-          </w:p>
-        </w:tc>
-        <w:tc>
-          <w:tcPr/>
-          <w:p>
-            <w:pPr>
-              <w:pStyle w:val="Compact"/>
-            </w:pPr>
-            <w:r>
-              <w:t xml:space="preserve">Queued</w:t>
-            </w:r>
-          </w:p>
-        </w:tc>
-        <w:tc>
-          <w:tcPr/>
-          <w:p>
-            <w:pPr>
-              <w:pStyle w:val="Compact"/>
-            </w:pPr>
-            <w:r>
-              <w:t xml:space="preserve">Implement Cap’n Proto zero-copy serialization for control-plane (pkg/serde)</w:t>
-            </w:r>
-          </w:p>
-        </w:tc>
-      </w:tr>
-      <w:tr>
-        <w:tc>
-          <w:tcPr/>
-          <w:p>
-            <w:pPr>
-              <w:pStyle w:val="Compact"/>
-            </w:pPr>
-            <w:r>
-              <w:t xml:space="preserve">HXC-1123</w:t>
-            </w:r>
-          </w:p>
-        </w:tc>
-        <w:tc>
-          <w:tcPr/>
-          <w:p>
-            <w:pPr>
-              <w:pStyle w:val="Compact"/>
-            </w:pPr>
-            <w:r>
-              <w:t xml:space="preserve">Feature</w:t>
-            </w:r>
-          </w:p>
-        </w:tc>
-        <w:tc>
-          <w:tcPr/>
-          <w:p>
-            <w:pPr>
-              <w:pStyle w:val="Compact"/>
-            </w:pPr>
-            <w:r>
-              <w:t xml:space="preserve">P2</w:t>
-            </w:r>
-          </w:p>
-        </w:tc>
-        <w:tc>
-          <w:tcPr/>
-          <w:p>
-            <w:pPr>
-              <w:pStyle w:val="Compact"/>
-            </w:pPr>
-            <w:r>
-              <w:t xml:space="preserve">Queued</w:t>
-            </w:r>
-          </w:p>
-        </w:tc>
-        <w:tc>
-          <w:tcPr/>
-          <w:p>
-            <w:pPr>
-              <w:pStyle w:val="Compact"/>
-            </w:pPr>
-            <w:r>
-              <w:t xml:space="preserve">Implement FlatBuffers serialization for GPU compute payloads</w:t>
-            </w:r>
-          </w:p>
-        </w:tc>
-      </w:tr>
-      <w:tr>
-        <w:tc>
-          <w:tcPr/>
-          <w:p>
-            <w:pPr>
-              <w:pStyle w:val="Compact"/>
-            </w:pPr>
-            <w:r>
-              <w:t xml:space="preserve">HXC-1124</w:t>
-            </w:r>
-          </w:p>
-        </w:tc>
-        <w:tc>
-          <w:tcPr/>
-          <w:p>
-            <w:pPr>
-              <w:pStyle w:val="Compact"/>
-            </w:pPr>
-            <w:r>
-              <w:t xml:space="preserve">Feature</w:t>
-            </w:r>
-          </w:p>
-        </w:tc>
-        <w:tc>
-          <w:tcPr/>
-          <w:p>
-            <w:pPr>
-              <w:pStyle w:val="Compact"/>
-            </w:pPr>
-            <w:r>
-              <w:t xml:space="preserve">P2</w:t>
-            </w:r>
-          </w:p>
-        </w:tc>
-        <w:tc>
-          <w:tcPr/>
-          <w:p>
-            <w:pPr>
-              <w:pStyle w:val="Compact"/>
-            </w:pPr>
-            <w:r>
-              <w:t xml:space="preserve">Queued</w:t>
-            </w:r>
-          </w:p>
-        </w:tc>
-        <w:tc>
-          <w:tcPr/>
-          <w:p>
-            <w:pPr>
-              <w:pStyle w:val="Compact"/>
-            </w:pPr>
-            <w:r>
-              <w:t xml:space="preserve">Implement ZeroMQ message patterns for internal data planes</w:t>
             </w:r>
           </w:p>
         </w:tc>

--- a/docs/export/issues.docx
+++ b/docs/export/issues.docx
@@ -34,7 +34,7 @@
         <w:t xml:space="preserve"> </w:t>
       </w:r>
       <w:r>
-        <w:t xml:space="preserve">21</w:t>
+        <w:t xml:space="preserve">22</w:t>
       </w:r>
       <w:r>
         <w:t xml:space="preserve"> </w:t>
@@ -50,7 +50,7 @@
         <w:t xml:space="preserve"> </w:t>
       </w:r>
       <w:r>
-        <w:t xml:space="preserve">2026-06-01T18:10:59Z</w:t>
+        <w:t xml:space="preserve">2026-06-01T18:47:21Z</w:t>
       </w:r>
       <w:r>
         <w:t xml:space="preserve"> </w:t>
@@ -116,7 +116,7 @@
           <w:b/>
           <w:bCs/>
         </w:rPr>
-        <w:t xml:space="preserve">503</w:t>
+        <w:t xml:space="preserve">489</w:t>
       </w:r>
       <w:r>
         <w:t xml:space="preserve">. Canonical source:</w:t>
@@ -2010,13 +2010,13 @@
       </w:tr>
     </w:tbl>
     <w:bookmarkEnd w:id="10"/>
-    <w:bookmarkStart w:id="11" w:name="phase-2-23-active"/>
+    <w:bookmarkStart w:id="11" w:name="phase-2-17-active"/>
     <w:p>
       <w:pPr>
         <w:pStyle w:val="Heading2"/>
       </w:pPr>
       <w:r>
-        <w:t xml:space="preserve">Phase 2 (23 active)</w:t>
+        <w:t xml:space="preserve">Phase 2 (17 active)</w:t>
       </w:r>
     </w:p>
     <w:tbl>
@@ -2272,7 +2272,7 @@
               <w:pStyle w:val="Compact"/>
             </w:pPr>
             <w:r>
-              <w:t xml:space="preserve">HXC-1148</w:t>
+              <w:t xml:space="preserve">HXC-1152</w:t>
             </w:r>
           </w:p>
         </w:tc>
@@ -2316,20 +2316,20 @@
               <w:pStyle w:val="Compact"/>
             </w:pPr>
             <w:r>
-              <w:t xml:space="preserve">Replace pkg/wireguard NAT discovery with RFC 5389 STUN client</w:t>
-            </w:r>
-          </w:p>
-        </w:tc>
-      </w:tr>
-      <w:tr>
-        <w:tc>
-          <w:tcPr/>
-          <w:p>
-            <w:pPr>
-              <w:pStyle w:val="Compact"/>
-            </w:pPr>
-            <w:r>
-              <w:t xml:space="preserve">HXC-1150</w:t>
+              <w:t xml:space="preserve">Implement pkg/session container-checkpoint migration strategy (CRDT + manifest)</w:t>
+            </w:r>
+          </w:p>
+        </w:tc>
+      </w:tr>
+      <w:tr>
+        <w:tc>
+          <w:tcPr/>
+          <w:p>
+            <w:pPr>
+              <w:pStyle w:val="Compact"/>
+            </w:pPr>
+            <w:r>
+              <w:t xml:space="preserve">HXC-1153</w:t>
             </w:r>
           </w:p>
         </w:tc>
@@ -2373,20 +2373,20 @@
               <w:pStyle w:val="Compact"/>
             </w:pPr>
             <w:r>
-              <w:t xml:space="preserve">Add WireGuard key-rotation grace/overlap window with ActiveKeys()</w:t>
-            </w:r>
-          </w:p>
-        </w:tc>
-      </w:tr>
-      <w:tr>
-        <w:tc>
-          <w:tcPr/>
-          <w:p>
-            <w:pPr>
-              <w:pStyle w:val="Compact"/>
-            </w:pPr>
-            <w:r>
-              <w:t xml:space="preserve">HXC-1151</w:t>
+              <w:t xml:space="preserve">Implement pkg/resources Linux GPU reader via /sys/class/drm (NVML-free)</w:t>
+            </w:r>
+          </w:p>
+        </w:tc>
+      </w:tr>
+      <w:tr>
+        <w:tc>
+          <w:tcPr/>
+          <w:p>
+            <w:pPr>
+              <w:pStyle w:val="Compact"/>
+            </w:pPr>
+            <w:r>
+              <w:t xml:space="preserve">HXC-1159</w:t>
             </w:r>
           </w:p>
         </w:tc>
@@ -2430,31 +2430,31 @@
               <w:pStyle w:val="Compact"/>
             </w:pPr>
             <w:r>
-              <w:t xml:space="preserve">Add pkg/discovery etcd-backed integration test against a real etcd</w:t>
-            </w:r>
-          </w:p>
-        </w:tc>
-      </w:tr>
-      <w:tr>
-        <w:tc>
-          <w:tcPr/>
-          <w:p>
-            <w:pPr>
-              <w:pStyle w:val="Compact"/>
-            </w:pPr>
-            <w:r>
-              <w:t xml:space="preserve">HXC-1152</w:t>
-            </w:r>
-          </w:p>
-        </w:tc>
-        <w:tc>
-          <w:tcPr/>
-          <w:p>
-            <w:pPr>
-              <w:pStyle w:val="Compact"/>
-            </w:pPr>
-            <w:r>
-              <w:t xml:space="preserve">Feature</w:t>
+              <w:t xml:space="preserve">E2E: a Linux node joins the cluster mesh and becomes schedulable</w:t>
+            </w:r>
+          </w:p>
+        </w:tc>
+      </w:tr>
+      <w:tr>
+        <w:tc>
+          <w:tcPr/>
+          <w:p>
+            <w:pPr>
+              <w:pStyle w:val="Compact"/>
+            </w:pPr>
+            <w:r>
+              <w:t xml:space="preserve">HXC-906</w:t>
+            </w:r>
+          </w:p>
+        </w:tc>
+        <w:tc>
+          <w:tcPr/>
+          <w:p>
+            <w:pPr>
+              <w:pStyle w:val="Compact"/>
+            </w:pPr>
+            <w:r>
+              <w:t xml:space="preserve">Docs</w:t>
             </w:r>
           </w:p>
         </w:tc>
@@ -2487,191 +2487,134 @@
               <w:pStyle w:val="Compact"/>
             </w:pPr>
             <w:r>
-              <w:t xml:space="preserve">Implement pkg/session container-checkpoint migration strategy (CRDT + manifest)</w:t>
-            </w:r>
-          </w:p>
-        </w:tc>
-      </w:tr>
-      <w:tr>
-        <w:tc>
-          <w:tcPr/>
-          <w:p>
-            <w:pPr>
-              <w:pStyle w:val="Compact"/>
-            </w:pPr>
-            <w:r>
-              <w:t xml:space="preserve">HXC-1153</w:t>
-            </w:r>
-          </w:p>
-        </w:tc>
-        <w:tc>
-          <w:tcPr/>
-          <w:p>
-            <w:pPr>
-              <w:pStyle w:val="Compact"/>
-            </w:pPr>
-            <w:r>
-              <w:t xml:space="preserve">Feature</w:t>
-            </w:r>
-          </w:p>
-        </w:tc>
-        <w:tc>
-          <w:tcPr/>
-          <w:p>
-            <w:pPr>
-              <w:pStyle w:val="Compact"/>
-            </w:pPr>
-            <w:r>
-              <w:t xml:space="preserve">P1</w:t>
-            </w:r>
-          </w:p>
-        </w:tc>
-        <w:tc>
-          <w:tcPr/>
-          <w:p>
-            <w:pPr>
-              <w:pStyle w:val="Compact"/>
-            </w:pPr>
-            <w:r>
-              <w:t xml:space="preserve">Queued</w:t>
-            </w:r>
-          </w:p>
-        </w:tc>
-        <w:tc>
-          <w:tcPr/>
-          <w:p>
-            <w:pPr>
-              <w:pStyle w:val="Compact"/>
-            </w:pPr>
-            <w:r>
-              <w:t xml:space="preserve">Implement pkg/resources Linux GPU reader via /sys/class/drm (NVML-free)</w:t>
-            </w:r>
-          </w:p>
-        </w:tc>
-      </w:tr>
-      <w:tr>
-        <w:tc>
-          <w:tcPr/>
-          <w:p>
-            <w:pPr>
-              <w:pStyle w:val="Compact"/>
-            </w:pPr>
-            <w:r>
-              <w:t xml:space="preserve">HXC-1156</w:t>
-            </w:r>
-          </w:p>
-        </w:tc>
-        <w:tc>
-          <w:tcPr/>
-          <w:p>
-            <w:pPr>
-              <w:pStyle w:val="Compact"/>
-            </w:pPr>
-            <w:r>
-              <w:t xml:space="preserve">Feature</w:t>
-            </w:r>
-          </w:p>
-        </w:tc>
-        <w:tc>
-          <w:tcPr/>
-          <w:p>
-            <w:pPr>
-              <w:pStyle w:val="Compact"/>
-            </w:pPr>
-            <w:r>
-              <w:t xml:space="preserve">P1</w:t>
-            </w:r>
-          </w:p>
-        </w:tc>
-        <w:tc>
-          <w:tcPr/>
-          <w:p>
-            <w:pPr>
-              <w:pStyle w:val="Compact"/>
-            </w:pPr>
-            <w:r>
-              <w:t xml:space="preserve">Queued</w:t>
-            </w:r>
-          </w:p>
-        </w:tc>
-        <w:tc>
-          <w:tcPr/>
-          <w:p>
-            <w:pPr>
-              <w:pStyle w:val="Compact"/>
-            </w:pPr>
-            <w:r>
-              <w:t xml:space="preserve">Implement thermal-aware scheduler plugin (throttle on overheat)</w:t>
-            </w:r>
-          </w:p>
-        </w:tc>
-      </w:tr>
-      <w:tr>
-        <w:tc>
-          <w:tcPr/>
-          <w:p>
-            <w:pPr>
-              <w:pStyle w:val="Compact"/>
-            </w:pPr>
-            <w:r>
-              <w:t xml:space="preserve">HXC-1157</w:t>
-            </w:r>
-          </w:p>
-        </w:tc>
-        <w:tc>
-          <w:tcPr/>
-          <w:p>
-            <w:pPr>
-              <w:pStyle w:val="Compact"/>
-            </w:pPr>
-            <w:r>
-              <w:t xml:space="preserve">Feature</w:t>
-            </w:r>
-          </w:p>
-        </w:tc>
-        <w:tc>
-          <w:tcPr/>
-          <w:p>
-            <w:pPr>
-              <w:pStyle w:val="Compact"/>
-            </w:pPr>
-            <w:r>
-              <w:t xml:space="preserve">P1</w:t>
-            </w:r>
-          </w:p>
-        </w:tc>
-        <w:tc>
-          <w:tcPr/>
-          <w:p>
-            <w:pPr>
-              <w:pStyle w:val="Compact"/>
-            </w:pPr>
-            <w:r>
-              <w:t xml:space="preserve">Queued</w:t>
-            </w:r>
-          </w:p>
-        </w:tc>
-        <w:tc>
-          <w:tcPr/>
-          <w:p>
-            <w:pPr>
-              <w:pStyle w:val="Compact"/>
-            </w:pPr>
-            <w:r>
-              <w:t xml:space="preserve">Implement semi-trusted node output verification (redundant-compute/checksum)</w:t>
-            </w:r>
-          </w:p>
-        </w:tc>
-      </w:tr>
-      <w:tr>
-        <w:tc>
-          <w:tcPr/>
-          <w:p>
-            <w:pPr>
-              <w:pStyle w:val="Compact"/>
-            </w:pPr>
-            <w:r>
-              <w:t xml:space="preserve">HXC-1159</w:t>
+              <w:t xml:space="preserve">PHASE_2_ROADMAP.md</w:t>
+            </w:r>
+          </w:p>
+        </w:tc>
+      </w:tr>
+      <w:tr>
+        <w:tc>
+          <w:tcPr/>
+          <w:p>
+            <w:pPr>
+              <w:pStyle w:val="Compact"/>
+            </w:pPr>
+            <w:r>
+              <w:t xml:space="preserve">HXC-1154</w:t>
+            </w:r>
+          </w:p>
+        </w:tc>
+        <w:tc>
+          <w:tcPr/>
+          <w:p>
+            <w:pPr>
+              <w:pStyle w:val="Compact"/>
+            </w:pPr>
+            <w:r>
+              <w:t xml:space="preserve">Feature</w:t>
+            </w:r>
+          </w:p>
+        </w:tc>
+        <w:tc>
+          <w:tcPr/>
+          <w:p>
+            <w:pPr>
+              <w:pStyle w:val="Compact"/>
+            </w:pPr>
+            <w:r>
+              <w:t xml:space="preserve">P2</w:t>
+            </w:r>
+          </w:p>
+        </w:tc>
+        <w:tc>
+          <w:tcPr/>
+          <w:p>
+            <w:pPr>
+              <w:pStyle w:val="Compact"/>
+            </w:pPr>
+            <w:r>
+              <w:t xml:space="preserve">Queued</w:t>
+            </w:r>
+          </w:p>
+        </w:tc>
+        <w:tc>
+          <w:tcPr/>
+          <w:p>
+            <w:pPr>
+              <w:pStyle w:val="Compact"/>
+            </w:pPr>
+            <w:r>
+              <w:t xml:space="preserve">Integrate universal Vulkan compute backend (vendor-neutral, no device-specific code)</w:t>
+            </w:r>
+          </w:p>
+        </w:tc>
+      </w:tr>
+      <w:tr>
+        <w:tc>
+          <w:tcPr/>
+          <w:p>
+            <w:pPr>
+              <w:pStyle w:val="Compact"/>
+            </w:pPr>
+            <w:r>
+              <w:t xml:space="preserve">HXC-1155</w:t>
+            </w:r>
+          </w:p>
+        </w:tc>
+        <w:tc>
+          <w:tcPr/>
+          <w:p>
+            <w:pPr>
+              <w:pStyle w:val="Compact"/>
+            </w:pPr>
+            <w:r>
+              <w:t xml:space="preserve">Feature</w:t>
+            </w:r>
+          </w:p>
+        </w:tc>
+        <w:tc>
+          <w:tcPr/>
+          <w:p>
+            <w:pPr>
+              <w:pStyle w:val="Compact"/>
+            </w:pPr>
+            <w:r>
+              <w:t xml:space="preserve">P2</w:t>
+            </w:r>
+          </w:p>
+        </w:tc>
+        <w:tc>
+          <w:tcPr/>
+          <w:p>
+            <w:pPr>
+              <w:pStyle w:val="Compact"/>
+            </w:pPr>
+            <w:r>
+              <w:t xml:space="preserve">Queued</w:t>
+            </w:r>
+          </w:p>
+        </w:tc>
+        <w:tc>
+          <w:tcPr/>
+          <w:p>
+            <w:pPr>
+              <w:pStyle w:val="Compact"/>
+            </w:pPr>
+            <w:r>
+              <w:t xml:space="preserve">Implement console/node thermal sink reader via /sys/class/thermal</w:t>
+            </w:r>
+          </w:p>
+        </w:tc>
+      </w:tr>
+      <w:tr>
+        <w:tc>
+          <w:tcPr/>
+          <w:p>
+            <w:pPr>
+              <w:pStyle w:val="Compact"/>
+            </w:pPr>
+            <w:r>
+              <w:t xml:space="preserve">HXC-1158</w:t>
             </w:r>
           </w:p>
         </w:tc>
@@ -2693,42 +2636,270 @@
               <w:pStyle w:val="Compact"/>
             </w:pPr>
             <w:r>
-              <w:t xml:space="preserve">P1</w:t>
-            </w:r>
-          </w:p>
-        </w:tc>
-        <w:tc>
-          <w:tcPr/>
-          <w:p>
-            <w:pPr>
-              <w:pStyle w:val="Compact"/>
-            </w:pPr>
-            <w:r>
-              <w:t xml:space="preserve">Queued</w:t>
-            </w:r>
-          </w:p>
-        </w:tc>
-        <w:tc>
-          <w:tcPr/>
-          <w:p>
-            <w:pPr>
-              <w:pStyle w:val="Compact"/>
-            </w:pPr>
-            <w:r>
-              <w:t xml:space="preserve">E2E: a Linux node joins the cluster mesh and becomes schedulable</w:t>
-            </w:r>
-          </w:p>
-        </w:tc>
-      </w:tr>
-      <w:tr>
-        <w:tc>
-          <w:tcPr/>
-          <w:p>
-            <w:pPr>
-              <w:pStyle w:val="Compact"/>
-            </w:pPr>
-            <w:r>
-              <w:t xml:space="preserve">HXC-906</w:t>
+              <w:t xml:space="preserve">P2</w:t>
+            </w:r>
+          </w:p>
+        </w:tc>
+        <w:tc>
+          <w:tcPr/>
+          <w:p>
+            <w:pPr>
+              <w:pStyle w:val="Compact"/>
+            </w:pPr>
+            <w:r>
+              <w:t xml:space="preserve">Queued</w:t>
+            </w:r>
+          </w:p>
+        </w:tc>
+        <w:tc>
+          <w:tcPr/>
+          <w:p>
+            <w:pPr>
+              <w:pStyle w:val="Compact"/>
+            </w:pPr>
+            <w:r>
+              <w:t xml:space="preserve">Harden device hardware-identification in internal/console/detector.go (generic, fixture-tested)</w:t>
+            </w:r>
+          </w:p>
+        </w:tc>
+      </w:tr>
+      <w:tr>
+        <w:tc>
+          <w:tcPr/>
+          <w:p>
+            <w:pPr>
+              <w:pStyle w:val="Compact"/>
+            </w:pPr>
+            <w:r>
+              <w:t xml:space="preserve">HXC-1160</w:t>
+            </w:r>
+          </w:p>
+        </w:tc>
+        <w:tc>
+          <w:tcPr/>
+          <w:p>
+            <w:pPr>
+              <w:pStyle w:val="Compact"/>
+            </w:pPr>
+            <w:r>
+              <w:t xml:space="preserve">Feature</w:t>
+            </w:r>
+          </w:p>
+        </w:tc>
+        <w:tc>
+          <w:tcPr/>
+          <w:p>
+            <w:pPr>
+              <w:pStyle w:val="Compact"/>
+            </w:pPr>
+            <w:r>
+              <w:t xml:space="preserve">P2</w:t>
+            </w:r>
+          </w:p>
+        </w:tc>
+        <w:tc>
+          <w:tcPr/>
+          <w:p>
+            <w:pPr>
+              <w:pStyle w:val="Compact"/>
+            </w:pPr>
+            <w:r>
+              <w:t xml:space="preserve">Queued</w:t>
+            </w:r>
+          </w:p>
+        </w:tc>
+        <w:tc>
+          <w:tcPr/>
+          <w:p>
+            <w:pPr>
+              <w:pStyle w:val="Compact"/>
+            </w:pPr>
+            <w:r>
+              <w:t xml:space="preserve">Improve tmux session backend to full PTY wrap on Attach</w:t>
+            </w:r>
+          </w:p>
+        </w:tc>
+      </w:tr>
+      <w:tr>
+        <w:tc>
+          <w:tcPr/>
+          <w:p>
+            <w:pPr>
+              <w:pStyle w:val="Compact"/>
+            </w:pPr>
+            <w:r>
+              <w:t xml:space="preserve">HXC-1161</w:t>
+            </w:r>
+          </w:p>
+        </w:tc>
+        <w:tc>
+          <w:tcPr/>
+          <w:p>
+            <w:pPr>
+              <w:pStyle w:val="Compact"/>
+            </w:pPr>
+            <w:r>
+              <w:t xml:space="preserve">Feature</w:t>
+            </w:r>
+          </w:p>
+        </w:tc>
+        <w:tc>
+          <w:tcPr/>
+          <w:p>
+            <w:pPr>
+              <w:pStyle w:val="Compact"/>
+            </w:pPr>
+            <w:r>
+              <w:t xml:space="preserve">P2</w:t>
+            </w:r>
+          </w:p>
+        </w:tc>
+        <w:tc>
+          <w:tcPr/>
+          <w:p>
+            <w:pPr>
+              <w:pStyle w:val="Compact"/>
+            </w:pPr>
+            <w:r>
+              <w:t xml:space="preserve">Queued</w:t>
+            </w:r>
+          </w:p>
+        </w:tc>
+        <w:tc>
+          <w:tcPr/>
+          <w:p>
+            <w:pPr>
+              <w:pStyle w:val="Compact"/>
+            </w:pPr>
+            <w:r>
+              <w:t xml:space="preserve">E2E: aggregate GPU pool runs llama.cpp inference across heterogeneous nodes</w:t>
+            </w:r>
+          </w:p>
+        </w:tc>
+      </w:tr>
+      <w:tr>
+        <w:tc>
+          <w:tcPr/>
+          <w:p>
+            <w:pPr>
+              <w:pStyle w:val="Compact"/>
+            </w:pPr>
+            <w:r>
+              <w:t xml:space="preserve">HXC-1162</w:t>
+            </w:r>
+          </w:p>
+        </w:tc>
+        <w:tc>
+          <w:tcPr/>
+          <w:p>
+            <w:pPr>
+              <w:pStyle w:val="Compact"/>
+            </w:pPr>
+            <w:r>
+              <w:t xml:space="preserve">Task</w:t>
+            </w:r>
+          </w:p>
+        </w:tc>
+        <w:tc>
+          <w:tcPr/>
+          <w:p>
+            <w:pPr>
+              <w:pStyle w:val="Compact"/>
+            </w:pPr>
+            <w:r>
+              <w:t xml:space="preserve">P2</w:t>
+            </w:r>
+          </w:p>
+        </w:tc>
+        <w:tc>
+          <w:tcPr/>
+          <w:p>
+            <w:pPr>
+              <w:pStyle w:val="Compact"/>
+            </w:pPr>
+            <w:r>
+              <w:t xml:space="preserve">Queued</w:t>
+            </w:r>
+          </w:p>
+        </w:tc>
+        <w:tc>
+          <w:tcPr/>
+          <w:p>
+            <w:pPr>
+              <w:pStyle w:val="Compact"/>
+            </w:pPr>
+            <w:r>
+              <w:t xml:space="preserve">E2E: multi-node session CRDT convergence</w:t>
+            </w:r>
+          </w:p>
+        </w:tc>
+      </w:tr>
+      <w:tr>
+        <w:tc>
+          <w:tcPr/>
+          <w:p>
+            <w:pPr>
+              <w:pStyle w:val="Compact"/>
+            </w:pPr>
+            <w:r>
+              <w:t xml:space="preserve">HXC-1163</w:t>
+            </w:r>
+          </w:p>
+        </w:tc>
+        <w:tc>
+          <w:tcPr/>
+          <w:p>
+            <w:pPr>
+              <w:pStyle w:val="Compact"/>
+            </w:pPr>
+            <w:r>
+              <w:t xml:space="preserve">Task</w:t>
+            </w:r>
+          </w:p>
+        </w:tc>
+        <w:tc>
+          <w:tcPr/>
+          <w:p>
+            <w:pPr>
+              <w:pStyle w:val="Compact"/>
+            </w:pPr>
+            <w:r>
+              <w:t xml:space="preserve">P2</w:t>
+            </w:r>
+          </w:p>
+        </w:tc>
+        <w:tc>
+          <w:tcPr/>
+          <w:p>
+            <w:pPr>
+              <w:pStyle w:val="Compact"/>
+            </w:pPr>
+            <w:r>
+              <w:t xml:space="preserve">Queued</w:t>
+            </w:r>
+          </w:p>
+        </w:tc>
+        <w:tc>
+          <w:tcPr/>
+          <w:p>
+            <w:pPr>
+              <w:pStyle w:val="Compact"/>
+            </w:pPr>
+            <w:r>
+              <w:t xml:space="preserve">Validate cross-NAT WireGuard mesh hole-punching across real hosts</w:t>
+            </w:r>
+          </w:p>
+        </w:tc>
+      </w:tr>
+      <w:tr>
+        <w:tc>
+          <w:tcPr/>
+          <w:p>
+            <w:pPr>
+              <w:pStyle w:val="Compact"/>
+            </w:pPr>
+            <w:r>
+              <w:t xml:space="preserve">HXC-1164</w:t>
             </w:r>
           </w:p>
         </w:tc>
@@ -2750,63 +2921,6 @@
               <w:pStyle w:val="Compact"/>
             </w:pPr>
             <w:r>
-              <w:t xml:space="preserve">P1</w:t>
-            </w:r>
-          </w:p>
-        </w:tc>
-        <w:tc>
-          <w:tcPr/>
-          <w:p>
-            <w:pPr>
-              <w:pStyle w:val="Compact"/>
-            </w:pPr>
-            <w:r>
-              <w:t xml:space="preserve">Queued</w:t>
-            </w:r>
-          </w:p>
-        </w:tc>
-        <w:tc>
-          <w:tcPr/>
-          <w:p>
-            <w:pPr>
-              <w:pStyle w:val="Compact"/>
-            </w:pPr>
-            <w:r>
-              <w:t xml:space="preserve">PHASE_2_ROADMAP.md</w:t>
-            </w:r>
-          </w:p>
-        </w:tc>
-      </w:tr>
-      <w:tr>
-        <w:tc>
-          <w:tcPr/>
-          <w:p>
-            <w:pPr>
-              <w:pStyle w:val="Compact"/>
-            </w:pPr>
-            <w:r>
-              <w:t xml:space="preserve">HXC-1154</w:t>
-            </w:r>
-          </w:p>
-        </w:tc>
-        <w:tc>
-          <w:tcPr/>
-          <w:p>
-            <w:pPr>
-              <w:pStyle w:val="Compact"/>
-            </w:pPr>
-            <w:r>
-              <w:t xml:space="preserve">Feature</w:t>
-            </w:r>
-          </w:p>
-        </w:tc>
-        <w:tc>
-          <w:tcPr/>
-          <w:p>
-            <w:pPr>
-              <w:pStyle w:val="Compact"/>
-            </w:pPr>
-            <w:r>
               <w:t xml:space="preserve">P2</w:t>
             </w:r>
           </w:p>
@@ -2829,31 +2943,31 @@
               <w:pStyle w:val="Compact"/>
             </w:pPr>
             <w:r>
-              <w:t xml:space="preserve">Integrate universal Vulkan compute backend (vendor-neutral, no device-specific code)</w:t>
-            </w:r>
-          </w:p>
-        </w:tc>
-      </w:tr>
-      <w:tr>
-        <w:tc>
-          <w:tcPr/>
-          <w:p>
-            <w:pPr>
-              <w:pStyle w:val="Compact"/>
-            </w:pPr>
-            <w:r>
-              <w:t xml:space="preserve">HXC-1155</w:t>
-            </w:r>
-          </w:p>
-        </w:tc>
-        <w:tc>
-          <w:tcPr/>
-          <w:p>
-            <w:pPr>
-              <w:pStyle w:val="Compact"/>
-            </w:pPr>
-            <w:r>
-              <w:t xml:space="preserve">Feature</w:t>
+              <w:t xml:space="preserve">Author phase_02 architecture diagram (operator console + mesh + node integration)</w:t>
+            </w:r>
+          </w:p>
+        </w:tc>
+      </w:tr>
+      <w:tr>
+        <w:tc>
+          <w:tcPr/>
+          <w:p>
+            <w:pPr>
+              <w:pStyle w:val="Compact"/>
+            </w:pPr>
+            <w:r>
+              <w:t xml:space="preserve">HXC-1165</w:t>
+            </w:r>
+          </w:p>
+        </w:tc>
+        <w:tc>
+          <w:tcPr/>
+          <w:p>
+            <w:pPr>
+              <w:pStyle w:val="Compact"/>
+            </w:pPr>
+            <w:r>
+              <w:t xml:space="preserve">Task</w:t>
             </w:r>
           </w:p>
         </w:tc>
@@ -2886,463 +3000,7 @@
               <w:pStyle w:val="Compact"/>
             </w:pPr>
             <w:r>
-              <w:t xml:space="preserve">Implement console/node thermal sink reader via /sys/class/thermal</w:t>
-            </w:r>
-          </w:p>
-        </w:tc>
-      </w:tr>
-      <w:tr>
-        <w:tc>
-          <w:tcPr/>
-          <w:p>
-            <w:pPr>
-              <w:pStyle w:val="Compact"/>
-            </w:pPr>
-            <w:r>
-              <w:t xml:space="preserve">HXC-1158</w:t>
-            </w:r>
-          </w:p>
-        </w:tc>
-        <w:tc>
-          <w:tcPr/>
-          <w:p>
-            <w:pPr>
-              <w:pStyle w:val="Compact"/>
-            </w:pPr>
-            <w:r>
-              <w:t xml:space="preserve">Task</w:t>
-            </w:r>
-          </w:p>
-        </w:tc>
-        <w:tc>
-          <w:tcPr/>
-          <w:p>
-            <w:pPr>
-              <w:pStyle w:val="Compact"/>
-            </w:pPr>
-            <w:r>
-              <w:t xml:space="preserve">P2</w:t>
-            </w:r>
-          </w:p>
-        </w:tc>
-        <w:tc>
-          <w:tcPr/>
-          <w:p>
-            <w:pPr>
-              <w:pStyle w:val="Compact"/>
-            </w:pPr>
-            <w:r>
-              <w:t xml:space="preserve">Queued</w:t>
-            </w:r>
-          </w:p>
-        </w:tc>
-        <w:tc>
-          <w:tcPr/>
-          <w:p>
-            <w:pPr>
-              <w:pStyle w:val="Compact"/>
-            </w:pPr>
-            <w:r>
-              <w:t xml:space="preserve">Harden device hardware-identification in internal/console/detector.go (generic, fixture-tested)</w:t>
-            </w:r>
-          </w:p>
-        </w:tc>
-      </w:tr>
-      <w:tr>
-        <w:tc>
-          <w:tcPr/>
-          <w:p>
-            <w:pPr>
-              <w:pStyle w:val="Compact"/>
-            </w:pPr>
-            <w:r>
-              <w:t xml:space="preserve">HXC-1160</w:t>
-            </w:r>
-          </w:p>
-        </w:tc>
-        <w:tc>
-          <w:tcPr/>
-          <w:p>
-            <w:pPr>
-              <w:pStyle w:val="Compact"/>
-            </w:pPr>
-            <w:r>
-              <w:t xml:space="preserve">Feature</w:t>
-            </w:r>
-          </w:p>
-        </w:tc>
-        <w:tc>
-          <w:tcPr/>
-          <w:p>
-            <w:pPr>
-              <w:pStyle w:val="Compact"/>
-            </w:pPr>
-            <w:r>
-              <w:t xml:space="preserve">P2</w:t>
-            </w:r>
-          </w:p>
-        </w:tc>
-        <w:tc>
-          <w:tcPr/>
-          <w:p>
-            <w:pPr>
-              <w:pStyle w:val="Compact"/>
-            </w:pPr>
-            <w:r>
-              <w:t xml:space="preserve">Queued</w:t>
-            </w:r>
-          </w:p>
-        </w:tc>
-        <w:tc>
-          <w:tcPr/>
-          <w:p>
-            <w:pPr>
-              <w:pStyle w:val="Compact"/>
-            </w:pPr>
-            <w:r>
-              <w:t xml:space="preserve">Improve tmux session backend to full PTY wrap on Attach</w:t>
-            </w:r>
-          </w:p>
-        </w:tc>
-      </w:tr>
-      <w:tr>
-        <w:tc>
-          <w:tcPr/>
-          <w:p>
-            <w:pPr>
-              <w:pStyle w:val="Compact"/>
-            </w:pPr>
-            <w:r>
-              <w:t xml:space="preserve">HXC-1161</w:t>
-            </w:r>
-          </w:p>
-        </w:tc>
-        <w:tc>
-          <w:tcPr/>
-          <w:p>
-            <w:pPr>
-              <w:pStyle w:val="Compact"/>
-            </w:pPr>
-            <w:r>
-              <w:t xml:space="preserve">Feature</w:t>
-            </w:r>
-          </w:p>
-        </w:tc>
-        <w:tc>
-          <w:tcPr/>
-          <w:p>
-            <w:pPr>
-              <w:pStyle w:val="Compact"/>
-            </w:pPr>
-            <w:r>
-              <w:t xml:space="preserve">P2</w:t>
-            </w:r>
-          </w:p>
-        </w:tc>
-        <w:tc>
-          <w:tcPr/>
-          <w:p>
-            <w:pPr>
-              <w:pStyle w:val="Compact"/>
-            </w:pPr>
-            <w:r>
-              <w:t xml:space="preserve">Queued</w:t>
-            </w:r>
-          </w:p>
-        </w:tc>
-        <w:tc>
-          <w:tcPr/>
-          <w:p>
-            <w:pPr>
-              <w:pStyle w:val="Compact"/>
-            </w:pPr>
-            <w:r>
-              <w:t xml:space="preserve">E2E: aggregate GPU pool runs llama.cpp inference across heterogeneous nodes</w:t>
-            </w:r>
-          </w:p>
-        </w:tc>
-      </w:tr>
-      <w:tr>
-        <w:tc>
-          <w:tcPr/>
-          <w:p>
-            <w:pPr>
-              <w:pStyle w:val="Compact"/>
-            </w:pPr>
-            <w:r>
-              <w:t xml:space="preserve">HXC-1162</w:t>
-            </w:r>
-          </w:p>
-        </w:tc>
-        <w:tc>
-          <w:tcPr/>
-          <w:p>
-            <w:pPr>
-              <w:pStyle w:val="Compact"/>
-            </w:pPr>
-            <w:r>
-              <w:t xml:space="preserve">Task</w:t>
-            </w:r>
-          </w:p>
-        </w:tc>
-        <w:tc>
-          <w:tcPr/>
-          <w:p>
-            <w:pPr>
-              <w:pStyle w:val="Compact"/>
-            </w:pPr>
-            <w:r>
-              <w:t xml:space="preserve">P2</w:t>
-            </w:r>
-          </w:p>
-        </w:tc>
-        <w:tc>
-          <w:tcPr/>
-          <w:p>
-            <w:pPr>
-              <w:pStyle w:val="Compact"/>
-            </w:pPr>
-            <w:r>
-              <w:t xml:space="preserve">Queued</w:t>
-            </w:r>
-          </w:p>
-        </w:tc>
-        <w:tc>
-          <w:tcPr/>
-          <w:p>
-            <w:pPr>
-              <w:pStyle w:val="Compact"/>
-            </w:pPr>
-            <w:r>
-              <w:t xml:space="preserve">E2E: multi-node session CRDT convergence</w:t>
-            </w:r>
-          </w:p>
-        </w:tc>
-      </w:tr>
-      <w:tr>
-        <w:tc>
-          <w:tcPr/>
-          <w:p>
-            <w:pPr>
-              <w:pStyle w:val="Compact"/>
-            </w:pPr>
-            <w:r>
-              <w:t xml:space="preserve">HXC-1163</w:t>
-            </w:r>
-          </w:p>
-        </w:tc>
-        <w:tc>
-          <w:tcPr/>
-          <w:p>
-            <w:pPr>
-              <w:pStyle w:val="Compact"/>
-            </w:pPr>
-            <w:r>
-              <w:t xml:space="preserve">Task</w:t>
-            </w:r>
-          </w:p>
-        </w:tc>
-        <w:tc>
-          <w:tcPr/>
-          <w:p>
-            <w:pPr>
-              <w:pStyle w:val="Compact"/>
-            </w:pPr>
-            <w:r>
-              <w:t xml:space="preserve">P2</w:t>
-            </w:r>
-          </w:p>
-        </w:tc>
-        <w:tc>
-          <w:tcPr/>
-          <w:p>
-            <w:pPr>
-              <w:pStyle w:val="Compact"/>
-            </w:pPr>
-            <w:r>
-              <w:t xml:space="preserve">Queued</w:t>
-            </w:r>
-          </w:p>
-        </w:tc>
-        <w:tc>
-          <w:tcPr/>
-          <w:p>
-            <w:pPr>
-              <w:pStyle w:val="Compact"/>
-            </w:pPr>
-            <w:r>
-              <w:t xml:space="preserve">Validate cross-NAT WireGuard mesh hole-punching across real hosts</w:t>
-            </w:r>
-          </w:p>
-        </w:tc>
-      </w:tr>
-      <w:tr>
-        <w:tc>
-          <w:tcPr/>
-          <w:p>
-            <w:pPr>
-              <w:pStyle w:val="Compact"/>
-            </w:pPr>
-            <w:r>
-              <w:t xml:space="preserve">HXC-1164</w:t>
-            </w:r>
-          </w:p>
-        </w:tc>
-        <w:tc>
-          <w:tcPr/>
-          <w:p>
-            <w:pPr>
-              <w:pStyle w:val="Compact"/>
-            </w:pPr>
-            <w:r>
-              <w:t xml:space="preserve">Docs</w:t>
-            </w:r>
-          </w:p>
-        </w:tc>
-        <w:tc>
-          <w:tcPr/>
-          <w:p>
-            <w:pPr>
-              <w:pStyle w:val="Compact"/>
-            </w:pPr>
-            <w:r>
-              <w:t xml:space="preserve">P2</w:t>
-            </w:r>
-          </w:p>
-        </w:tc>
-        <w:tc>
-          <w:tcPr/>
-          <w:p>
-            <w:pPr>
-              <w:pStyle w:val="Compact"/>
-            </w:pPr>
-            <w:r>
-              <w:t xml:space="preserve">Queued</w:t>
-            </w:r>
-          </w:p>
-        </w:tc>
-        <w:tc>
-          <w:tcPr/>
-          <w:p>
-            <w:pPr>
-              <w:pStyle w:val="Compact"/>
-            </w:pPr>
-            <w:r>
-              <w:t xml:space="preserve">Author phase_02 architecture diagram (operator console + mesh + node integration)</w:t>
-            </w:r>
-          </w:p>
-        </w:tc>
-      </w:tr>
-      <w:tr>
-        <w:tc>
-          <w:tcPr/>
-          <w:p>
-            <w:pPr>
-              <w:pStyle w:val="Compact"/>
-            </w:pPr>
-            <w:r>
-              <w:t xml:space="preserve">HXC-1165</w:t>
-            </w:r>
-          </w:p>
-        </w:tc>
-        <w:tc>
-          <w:tcPr/>
-          <w:p>
-            <w:pPr>
-              <w:pStyle w:val="Compact"/>
-            </w:pPr>
-            <w:r>
-              <w:t xml:space="preserve">Task</w:t>
-            </w:r>
-          </w:p>
-        </w:tc>
-        <w:tc>
-          <w:tcPr/>
-          <w:p>
-            <w:pPr>
-              <w:pStyle w:val="Compact"/>
-            </w:pPr>
-            <w:r>
-              <w:t xml:space="preserve">P2</w:t>
-            </w:r>
-          </w:p>
-        </w:tc>
-        <w:tc>
-          <w:tcPr/>
-          <w:p>
-            <w:pPr>
-              <w:pStyle w:val="Compact"/>
-            </w:pPr>
-            <w:r>
-              <w:t xml:space="preserve">Queued</w:t>
-            </w:r>
-          </w:p>
-        </w:tc>
-        <w:tc>
-          <w:tcPr/>
-          <w:p>
-            <w:pPr>
-              <w:pStyle w:val="Compact"/>
-            </w:pPr>
-            <w:r>
               <w:t xml:space="preserve">Ensure api/v1/node.proto carries trust_level + thermal fields consumed end-to-end</w:t>
-            </w:r>
-          </w:p>
-        </w:tc>
-      </w:tr>
-      <w:tr>
-        <w:tc>
-          <w:tcPr/>
-          <w:p>
-            <w:pPr>
-              <w:pStyle w:val="Compact"/>
-            </w:pPr>
-            <w:r>
-              <w:t xml:space="preserve">HXC-1149</w:t>
-            </w:r>
-          </w:p>
-        </w:tc>
-        <w:tc>
-          <w:tcPr/>
-          <w:p>
-            <w:pPr>
-              <w:pStyle w:val="Compact"/>
-            </w:pPr>
-            <w:r>
-              <w:t xml:space="preserve">Task</w:t>
-            </w:r>
-          </w:p>
-        </w:tc>
-        <w:tc>
-          <w:tcPr/>
-          <w:p>
-            <w:pPr>
-              <w:pStyle w:val="Compact"/>
-            </w:pPr>
-            <w:r>
-              <w:t xml:space="preserve">P3</w:t>
-            </w:r>
-          </w:p>
-        </w:tc>
-        <w:tc>
-          <w:tcPr/>
-          <w:p>
-            <w:pPr>
-              <w:pStyle w:val="Compact"/>
-            </w:pPr>
-            <w:r>
-              <w:t xml:space="preserve">Queued</w:t>
-            </w:r>
-          </w:p>
-        </w:tc>
-        <w:tc>
-          <w:tcPr/>
-          <w:p>
-            <w:pPr>
-              <w:pStyle w:val="Compact"/>
-            </w:pPr>
-            <w:r>
-              <w:t xml:space="preserve">Return typed ErrUnsupported for UPnP/NAT-PMP in pkg/wireguard</w:t>
             </w:r>
           </w:p>
         </w:tc>
@@ -3406,13 +3064,13 @@
       </w:tr>
     </w:tbl>
     <w:bookmarkEnd w:id="11"/>
-    <w:bookmarkStart w:id="12" w:name="phase-3-55-active"/>
+    <w:bookmarkStart w:id="12" w:name="phase-3-47-active"/>
     <w:p>
       <w:pPr>
         <w:pStyle w:val="Heading2"/>
       </w:pPr>
       <w:r>
-        <w:t xml:space="preserve">Phase 3 (55 active)</w:t>
+        <w:t xml:space="preserve">Phase 3 (47 active)</w:t>
       </w:r>
     </w:p>
     <w:tbl>
@@ -4181,7 +3839,7 @@
               <w:pStyle w:val="Compact"/>
             </w:pPr>
             <w:r>
-              <w:t xml:space="preserve">HXC-1188</w:t>
+              <w:t xml:space="preserve">HXC-1189</w:t>
             </w:r>
           </w:p>
         </w:tc>
@@ -4225,20 +3883,20 @@
               <w:pStyle w:val="Compact"/>
             </w:pPr>
             <w:r>
-              <w:t xml:space="preserve">Enforce work-unit resource limits (duration/memory/CPU) on edge devices</w:t>
-            </w:r>
-          </w:p>
-        </w:tc>
-      </w:tr>
-      <w:tr>
-        <w:tc>
-          <w:tcPr/>
-          <w:p>
-            <w:pPr>
-              <w:pStyle w:val="Compact"/>
-            </w:pPr>
-            <w:r>
-              <w:t xml:space="preserve">HXC-1189</w:t>
+              <w:t xml:space="preserve">Implement EdgeAwarePlugin scheduler Filter stage</w:t>
+            </w:r>
+          </w:p>
+        </w:tc>
+      </w:tr>
+      <w:tr>
+        <w:tc>
+          <w:tcPr/>
+          <w:p>
+            <w:pPr>
+              <w:pStyle w:val="Compact"/>
+            </w:pPr>
+            <w:r>
+              <w:t xml:space="preserve">HXC-1197</w:t>
             </w:r>
           </w:p>
         </w:tc>
@@ -4282,20 +3940,20 @@
               <w:pStyle w:val="Compact"/>
             </w:pPr>
             <w:r>
-              <w:t xml:space="preserve">Implement EdgeAwarePlugin scheduler Filter stage</w:t>
-            </w:r>
-          </w:p>
-        </w:tc>
-      </w:tr>
-      <w:tr>
-        <w:tc>
-          <w:tcPr/>
-          <w:p>
-            <w:pPr>
-              <w:pStyle w:val="Compact"/>
-            </w:pPr>
-            <w:r>
-              <w:t xml:space="preserve">HXC-1195</w:t>
+              <w:t xml:space="preserve">Implement edge output verification (LLMsVerifier/redundant/checksum)</w:t>
+            </w:r>
+          </w:p>
+        </w:tc>
+      </w:tr>
+      <w:tr>
+        <w:tc>
+          <w:tcPr/>
+          <w:p>
+            <w:pPr>
+              <w:pStyle w:val="Compact"/>
+            </w:pPr>
+            <w:r>
+              <w:t xml:space="preserve">HXC-1205</w:t>
             </w:r>
           </w:p>
         </w:tc>
@@ -4339,31 +3997,31 @@
               <w:pStyle w:val="Compact"/>
             </w:pPr>
             <w:r>
-              <w:t xml:space="preserve">Implement edge trust-level model (STANDARD/SEMI/EDGE_DONOR)</w:t>
-            </w:r>
-          </w:p>
-        </w:tc>
-      </w:tr>
-      <w:tr>
-        <w:tc>
-          <w:tcPr/>
-          <w:p>
-            <w:pPr>
-              <w:pStyle w:val="Compact"/>
-            </w:pPr>
-            <w:r>
-              <w:t xml:space="preserve">HXC-1196</w:t>
-            </w:r>
-          </w:p>
-        </w:tc>
-        <w:tc>
-          <w:tcPr/>
-          <w:p>
-            <w:pPr>
-              <w:pStyle w:val="Compact"/>
-            </w:pPr>
-            <w:r>
-              <w:t xml:space="preserve">Feature</w:t>
+              <w:t xml:space="preserve">Build edge setup wizard for device onboarding</w:t>
+            </w:r>
+          </w:p>
+        </w:tc>
+      </w:tr>
+      <w:tr>
+        <w:tc>
+          <w:tcPr/>
+          <w:p>
+            <w:pPr>
+              <w:pStyle w:val="Compact"/>
+            </w:pPr>
+            <w:r>
+              <w:t xml:space="preserve">HXC-1207</w:t>
+            </w:r>
+          </w:p>
+        </w:tc>
+        <w:tc>
+          <w:tcPr/>
+          <w:p>
+            <w:pPr>
+              <w:pStyle w:val="Compact"/>
+            </w:pPr>
+            <w:r>
+              <w:t xml:space="preserve">Task</w:t>
             </w:r>
           </w:p>
         </w:tc>
@@ -4396,31 +4054,31 @@
               <w:pStyle w:val="Compact"/>
             </w:pPr>
             <w:r>
-              <w:t xml:space="preserve">Enforce workload restriction matrix by trust level</w:t>
-            </w:r>
-          </w:p>
-        </w:tc>
-      </w:tr>
-      <w:tr>
-        <w:tc>
-          <w:tcPr/>
-          <w:p>
-            <w:pPr>
-              <w:pStyle w:val="Compact"/>
-            </w:pPr>
-            <w:r>
-              <w:t xml:space="preserve">HXC-1197</w:t>
-            </w:r>
-          </w:p>
-        </w:tc>
-        <w:tc>
-          <w:tcPr/>
-          <w:p>
-            <w:pPr>
-              <w:pStyle w:val="Compact"/>
-            </w:pPr>
-            <w:r>
-              <w:t xml:space="preserve">Feature</w:t>
+              <w:t xml:space="preserve">Implement edge device chaos test suite</w:t>
+            </w:r>
+          </w:p>
+        </w:tc>
+      </w:tr>
+      <w:tr>
+        <w:tc>
+          <w:tcPr/>
+          <w:p>
+            <w:pPr>
+              <w:pStyle w:val="Compact"/>
+            </w:pPr>
+            <w:r>
+              <w:t xml:space="preserve">HXC-1208</w:t>
+            </w:r>
+          </w:p>
+        </w:tc>
+        <w:tc>
+          <w:tcPr/>
+          <w:p>
+            <w:pPr>
+              <w:pStyle w:val="Compact"/>
+            </w:pPr>
+            <w:r>
+              <w:t xml:space="preserve">Task</w:t>
             </w:r>
           </w:p>
         </w:tc>
@@ -4453,31 +4111,31 @@
               <w:pStyle w:val="Compact"/>
             </w:pPr>
             <w:r>
-              <w:t xml:space="preserve">Implement edge output verification (LLMsVerifier/redundant/checksum)</w:t>
-            </w:r>
-          </w:p>
-        </w:tc>
-      </w:tr>
-      <w:tr>
-        <w:tc>
-          <w:tcPr/>
-          <w:p>
-            <w:pPr>
-              <w:pStyle w:val="Compact"/>
-            </w:pPr>
-            <w:r>
-              <w:t xml:space="preserve">HXC-1205</w:t>
-            </w:r>
-          </w:p>
-        </w:tc>
-        <w:tc>
-          <w:tcPr/>
-          <w:p>
-            <w:pPr>
-              <w:pStyle w:val="Compact"/>
-            </w:pPr>
-            <w:r>
-              <w:t xml:space="preserve">Feature</w:t>
+              <w:t xml:space="preserve">Implement battery/thermal stress testing for edge devices</w:t>
+            </w:r>
+          </w:p>
+        </w:tc>
+      </w:tr>
+      <w:tr>
+        <w:tc>
+          <w:tcPr/>
+          <w:p>
+            <w:pPr>
+              <w:pStyle w:val="Compact"/>
+            </w:pPr>
+            <w:r>
+              <w:t xml:space="preserve">HXC-1210</w:t>
+            </w:r>
+          </w:p>
+        </w:tc>
+        <w:tc>
+          <w:tcPr/>
+          <w:p>
+            <w:pPr>
+              <w:pStyle w:val="Compact"/>
+            </w:pPr>
+            <w:r>
+              <w:t xml:space="preserve">Bug</w:t>
             </w:r>
           </w:p>
         </w:tc>
@@ -4510,20 +4168,875 @@
               <w:pStyle w:val="Compact"/>
             </w:pPr>
             <w:r>
-              <w:t xml:space="preserve">Build edge setup wizard for device onboarding</w:t>
-            </w:r>
-          </w:p>
-        </w:tc>
-      </w:tr>
-      <w:tr>
-        <w:tc>
-          <w:tcPr/>
-          <w:p>
-            <w:pPr>
-              <w:pStyle w:val="Compact"/>
-            </w:pPr>
-            <w:r>
-              <w:t xml:space="preserve">HXC-1207</w:t>
+              <w:t xml:space="preserve">Wire EtcdBackend into the node agent for cluster-wide discovery</w:t>
+            </w:r>
+          </w:p>
+        </w:tc>
+      </w:tr>
+      <w:tr>
+        <w:tc>
+          <w:tcPr/>
+          <w:p>
+            <w:pPr>
+              <w:pStyle w:val="Compact"/>
+            </w:pPr>
+            <w:r>
+              <w:t xml:space="preserve">HXC-1213</w:t>
+            </w:r>
+          </w:p>
+        </w:tc>
+        <w:tc>
+          <w:tcPr/>
+          <w:p>
+            <w:pPr>
+              <w:pStyle w:val="Compact"/>
+            </w:pPr>
+            <w:r>
+              <w:t xml:space="preserve">Feature</w:t>
+            </w:r>
+          </w:p>
+        </w:tc>
+        <w:tc>
+          <w:tcPr/>
+          <w:p>
+            <w:pPr>
+              <w:pStyle w:val="Compact"/>
+            </w:pPr>
+            <w:r>
+              <w:t xml:space="preserve">P0</w:t>
+            </w:r>
+          </w:p>
+        </w:tc>
+        <w:tc>
+          <w:tcPr/>
+          <w:p>
+            <w:pPr>
+              <w:pStyle w:val="Compact"/>
+            </w:pPr>
+            <w:r>
+              <w:t xml:space="preserve">Queued</w:t>
+            </w:r>
+          </w:p>
+        </w:tc>
+        <w:tc>
+          <w:tcPr/>
+          <w:p>
+            <w:pPr>
+              <w:pStyle w:val="Compact"/>
+            </w:pPr>
+            <w:r>
+              <w:t xml:space="preserve">Add auth + RBAC enforcement to the gateway</w:t>
+            </w:r>
+          </w:p>
+        </w:tc>
+      </w:tr>
+      <w:tr>
+        <w:tc>
+          <w:tcPr/>
+          <w:p>
+            <w:pPr>
+              <w:pStyle w:val="Compact"/>
+            </w:pPr>
+            <w:r>
+              <w:t xml:space="preserve">HXC-1169</w:t>
+            </w:r>
+          </w:p>
+        </w:tc>
+        <w:tc>
+          <w:tcPr/>
+          <w:p>
+            <w:pPr>
+              <w:pStyle w:val="Compact"/>
+            </w:pPr>
+            <w:r>
+              <w:t xml:space="preserve">Feature</w:t>
+            </w:r>
+          </w:p>
+        </w:tc>
+        <w:tc>
+          <w:tcPr/>
+          <w:p>
+            <w:pPr>
+              <w:pStyle w:val="Compact"/>
+            </w:pPr>
+            <w:r>
+              <w:t xml:space="preserve">P1</w:t>
+            </w:r>
+          </w:p>
+        </w:tc>
+        <w:tc>
+          <w:tcPr/>
+          <w:p>
+            <w:pPr>
+              <w:pStyle w:val="Compact"/>
+            </w:pPr>
+            <w:r>
+              <w:t xml:space="preserve">Queued</w:t>
+            </w:r>
+          </w:p>
+        </w:tc>
+        <w:tc>
+          <w:tcPr/>
+          <w:p>
+            <w:pPr>
+              <w:pStyle w:val="Compact"/>
+            </w:pPr>
+            <w:r>
+              <w:t xml:space="preserve">Implement SBCAdapter for SBC-specific hardware monitoring</w:t>
+            </w:r>
+          </w:p>
+        </w:tc>
+      </w:tr>
+      <w:tr>
+        <w:tc>
+          <w:tcPr/>
+          <w:p>
+            <w:pPr>
+              <w:pStyle w:val="Compact"/>
+            </w:pPr>
+            <w:r>
+              <w:t xml:space="preserve">HXC-1170</w:t>
+            </w:r>
+          </w:p>
+        </w:tc>
+        <w:tc>
+          <w:tcPr/>
+          <w:p>
+            <w:pPr>
+              <w:pStyle w:val="Compact"/>
+            </w:pPr>
+            <w:r>
+              <w:t xml:space="preserve">Feature</w:t>
+            </w:r>
+          </w:p>
+        </w:tc>
+        <w:tc>
+          <w:tcPr/>
+          <w:p>
+            <w:pPr>
+              <w:pStyle w:val="Compact"/>
+            </w:pPr>
+            <w:r>
+              <w:t xml:space="preserve">P1</w:t>
+            </w:r>
+          </w:p>
+        </w:tc>
+        <w:tc>
+          <w:tcPr/>
+          <w:p>
+            <w:pPr>
+              <w:pStyle w:val="Compact"/>
+            </w:pPr>
+            <w:r>
+              <w:t xml:space="preserve">Queued</w:t>
+            </w:r>
+          </w:p>
+        </w:tc>
+        <w:tc>
+          <w:tcPr/>
+          <w:p>
+            <w:pPr>
+              <w:pStyle w:val="Compact"/>
+            </w:pPr>
+            <w:r>
+              <w:t xml:space="preserve">Integrate RK3588 NPU via RKNN Toolkit2 C API</w:t>
+            </w:r>
+          </w:p>
+        </w:tc>
+      </w:tr>
+      <w:tr>
+        <w:tc>
+          <w:tcPr/>
+          <w:p>
+            <w:pPr>
+              <w:pStyle w:val="Compact"/>
+            </w:pPr>
+            <w:r>
+              <w:t xml:space="preserve">HXC-1176</w:t>
+            </w:r>
+          </w:p>
+        </w:tc>
+        <w:tc>
+          <w:tcPr/>
+          <w:p>
+            <w:pPr>
+              <w:pStyle w:val="Compact"/>
+            </w:pPr>
+            <w:r>
+              <w:t xml:space="preserve">Feature</w:t>
+            </w:r>
+          </w:p>
+        </w:tc>
+        <w:tc>
+          <w:tcPr/>
+          <w:p>
+            <w:pPr>
+              <w:pStyle w:val="Compact"/>
+            </w:pPr>
+            <w:r>
+              <w:t xml:space="preserve">P1</w:t>
+            </w:r>
+          </w:p>
+        </w:tc>
+        <w:tc>
+          <w:tcPr/>
+          <w:p>
+            <w:pPr>
+              <w:pStyle w:val="Compact"/>
+            </w:pPr>
+            <w:r>
+              <w:t xml:space="preserve">Queued</w:t>
+            </w:r>
+          </w:p>
+        </w:tc>
+        <w:tc>
+          <w:tcPr/>
+          <w:p>
+            <w:pPr>
+              <w:pStyle w:val="Compact"/>
+            </w:pPr>
+            <w:r>
+              <w:t xml:space="preserve">Implement Android Vulkan/NNAPI compute backend</w:t>
+            </w:r>
+          </w:p>
+        </w:tc>
+      </w:tr>
+      <w:tr>
+        <w:tc>
+          <w:tcPr/>
+          <w:p>
+            <w:pPr>
+              <w:pStyle w:val="Compact"/>
+            </w:pPr>
+            <w:r>
+              <w:t xml:space="preserve">HXC-1177</w:t>
+            </w:r>
+          </w:p>
+        </w:tc>
+        <w:tc>
+          <w:tcPr/>
+          <w:p>
+            <w:pPr>
+              <w:pStyle w:val="Compact"/>
+            </w:pPr>
+            <w:r>
+              <w:t xml:space="preserve">Feature</w:t>
+            </w:r>
+          </w:p>
+        </w:tc>
+        <w:tc>
+          <w:tcPr/>
+          <w:p>
+            <w:pPr>
+              <w:pStyle w:val="Compact"/>
+            </w:pPr>
+            <w:r>
+              <w:t xml:space="preserve">P1</w:t>
+            </w:r>
+          </w:p>
+        </w:tc>
+        <w:tc>
+          <w:tcPr/>
+          <w:p>
+            <w:pPr>
+              <w:pStyle w:val="Compact"/>
+            </w:pPr>
+            <w:r>
+              <w:t xml:space="preserve">Queued</w:t>
+            </w:r>
+          </w:p>
+        </w:tc>
+        <w:tc>
+          <w:tcPr/>
+          <w:p>
+            <w:pPr>
+              <w:pStyle w:val="Compact"/>
+            </w:pPr>
+            <w:r>
+              <w:t xml:space="preserve">Implement QUIC transport client for Android (Tier T6)</w:t>
+            </w:r>
+          </w:p>
+        </w:tc>
+      </w:tr>
+      <w:tr>
+        <w:tc>
+          <w:tcPr/>
+          <w:p>
+            <w:pPr>
+              <w:pStyle w:val="Compact"/>
+            </w:pPr>
+            <w:r>
+              <w:t xml:space="preserve">HXC-1179</w:t>
+            </w:r>
+          </w:p>
+        </w:tc>
+        <w:tc>
+          <w:tcPr/>
+          <w:p>
+            <w:pPr>
+              <w:pStyle w:val="Compact"/>
+            </w:pPr>
+            <w:r>
+              <w:t xml:space="preserve">Feature</w:t>
+            </w:r>
+          </w:p>
+        </w:tc>
+        <w:tc>
+          <w:tcPr/>
+          <w:p>
+            <w:pPr>
+              <w:pStyle w:val="Compact"/>
+            </w:pPr>
+            <w:r>
+              <w:t xml:space="preserve">P1</w:t>
+            </w:r>
+          </w:p>
+        </w:tc>
+        <w:tc>
+          <w:tcPr/>
+          <w:p>
+            <w:pPr>
+              <w:pStyle w:val="Compact"/>
+            </w:pPr>
+            <w:r>
+              <w:t xml:space="preserve">Queued</w:t>
+            </w:r>
+          </w:p>
+        </w:tc>
+        <w:tc>
+          <w:tcPr/>
+          <w:p>
+            <w:pPr>
+              <w:pStyle w:val="Compact"/>
+            </w:pPr>
+            <w:r>
+              <w:t xml:space="preserve">Scaffold iOS Agent app (Swift, Tier T7 EDGE_DONOR)</w:t>
+            </w:r>
+          </w:p>
+        </w:tc>
+      </w:tr>
+      <w:tr>
+        <w:tc>
+          <w:tcPr/>
+          <w:p>
+            <w:pPr>
+              <w:pStyle w:val="Compact"/>
+            </w:pPr>
+            <w:r>
+              <w:t xml:space="preserve">HXC-1180</w:t>
+            </w:r>
+          </w:p>
+        </w:tc>
+        <w:tc>
+          <w:tcPr/>
+          <w:p>
+            <w:pPr>
+              <w:pStyle w:val="Compact"/>
+            </w:pPr>
+            <w:r>
+              <w:t xml:space="preserve">Feature</w:t>
+            </w:r>
+          </w:p>
+        </w:tc>
+        <w:tc>
+          <w:tcPr/>
+          <w:p>
+            <w:pPr>
+              <w:pStyle w:val="Compact"/>
+            </w:pPr>
+            <w:r>
+              <w:t xml:space="preserve">P1</w:t>
+            </w:r>
+          </w:p>
+        </w:tc>
+        <w:tc>
+          <w:tcPr/>
+          <w:p>
+            <w:pPr>
+              <w:pStyle w:val="Compact"/>
+            </w:pPr>
+            <w:r>
+              <w:t xml:space="preserve">Queued</w:t>
+            </w:r>
+          </w:p>
+        </w:tc>
+        <w:tc>
+          <w:tcPr/>
+          <w:p>
+            <w:pPr>
+              <w:pStyle w:val="Compact"/>
+            </w:pPr>
+            <w:r>
+              <w:t xml:space="preserve">Implement iOS Metal compute integration</w:t>
+            </w:r>
+          </w:p>
+        </w:tc>
+      </w:tr>
+      <w:tr>
+        <w:tc>
+          <w:tcPr/>
+          <w:p>
+            <w:pPr>
+              <w:pStyle w:val="Compact"/>
+            </w:pPr>
+            <w:r>
+              <w:t xml:space="preserve">HXC-1182</w:t>
+            </w:r>
+          </w:p>
+        </w:tc>
+        <w:tc>
+          <w:tcPr/>
+          <w:p>
+            <w:pPr>
+              <w:pStyle w:val="Compact"/>
+            </w:pPr>
+            <w:r>
+              <w:t xml:space="preserve">Feature</w:t>
+            </w:r>
+          </w:p>
+        </w:tc>
+        <w:tc>
+          <w:tcPr/>
+          <w:p>
+            <w:pPr>
+              <w:pStyle w:val="Compact"/>
+            </w:pPr>
+            <w:r>
+              <w:t xml:space="preserve">P1</w:t>
+            </w:r>
+          </w:p>
+        </w:tc>
+        <w:tc>
+          <w:tcPr/>
+          <w:p>
+            <w:pPr>
+              <w:pStyle w:val="Compact"/>
+            </w:pPr>
+            <w:r>
+              <w:t xml:space="preserve">Queued</w:t>
+            </w:r>
+          </w:p>
+        </w:tc>
+        <w:tc>
+          <w:tcPr/>
+          <w:p>
+            <w:pPr>
+              <w:pStyle w:val="Compact"/>
+            </w:pPr>
+            <w:r>
+              <w:t xml:space="preserve">Implement iOS background execution scheduling (BGAppRefresh/BGProcessing)</w:t>
+            </w:r>
+          </w:p>
+        </w:tc>
+      </w:tr>
+      <w:tr>
+        <w:tc>
+          <w:tcPr/>
+          <w:p>
+            <w:pPr>
+              <w:pStyle w:val="Compact"/>
+            </w:pPr>
+            <w:r>
+              <w:t xml:space="preserve">HXC-1190</w:t>
+            </w:r>
+          </w:p>
+        </w:tc>
+        <w:tc>
+          <w:tcPr/>
+          <w:p>
+            <w:pPr>
+              <w:pStyle w:val="Compact"/>
+            </w:pPr>
+            <w:r>
+              <w:t xml:space="preserve">Feature</w:t>
+            </w:r>
+          </w:p>
+        </w:tc>
+        <w:tc>
+          <w:tcPr/>
+          <w:p>
+            <w:pPr>
+              <w:pStyle w:val="Compact"/>
+            </w:pPr>
+            <w:r>
+              <w:t xml:space="preserve">P1</w:t>
+            </w:r>
+          </w:p>
+        </w:tc>
+        <w:tc>
+          <w:tcPr/>
+          <w:p>
+            <w:pPr>
+              <w:pStyle w:val="Compact"/>
+            </w:pPr>
+            <w:r>
+              <w:t xml:space="preserve">Queued</w:t>
+            </w:r>
+          </w:p>
+        </w:tc>
+        <w:tc>
+          <w:tcPr/>
+          <w:p>
+            <w:pPr>
+              <w:pStyle w:val="Compact"/>
+            </w:pPr>
+            <w:r>
+              <w:t xml:space="preserve">Implement EdgeAwarePlugin scheduler Score stage</w:t>
+            </w:r>
+          </w:p>
+        </w:tc>
+      </w:tr>
+      <w:tr>
+        <w:tc>
+          <w:tcPr/>
+          <w:p>
+            <w:pPr>
+              <w:pStyle w:val="Compact"/>
+            </w:pPr>
+            <w:r>
+              <w:t xml:space="preserve">HXC-1192</w:t>
+            </w:r>
+          </w:p>
+        </w:tc>
+        <w:tc>
+          <w:tcPr/>
+          <w:p>
+            <w:pPr>
+              <w:pStyle w:val="Compact"/>
+            </w:pPr>
+            <w:r>
+              <w:t xml:space="preserve">Feature</w:t>
+            </w:r>
+          </w:p>
+        </w:tc>
+        <w:tc>
+          <w:tcPr/>
+          <w:p>
+            <w:pPr>
+              <w:pStyle w:val="Compact"/>
+            </w:pPr>
+            <w:r>
+              <w:t xml:space="preserve">P1</w:t>
+            </w:r>
+          </w:p>
+        </w:tc>
+        <w:tc>
+          <w:tcPr/>
+          <w:p>
+            <w:pPr>
+              <w:pStyle w:val="Compact"/>
+            </w:pPr>
+            <w:r>
+              <w:t xml:space="preserve">Queued</w:t>
+            </w:r>
+          </w:p>
+        </w:tc>
+        <w:tc>
+          <w:tcPr/>
+          <w:p>
+            <w:pPr>
+              <w:pStyle w:val="Compact"/>
+            </w:pPr>
+            <w:r>
+              <w:t xml:space="preserve">Implement unified NPU backend with ONNX model converter</w:t>
+            </w:r>
+          </w:p>
+        </w:tc>
+      </w:tr>
+      <w:tr>
+        <w:tc>
+          <w:tcPr/>
+          <w:p>
+            <w:pPr>
+              <w:pStyle w:val="Compact"/>
+            </w:pPr>
+            <w:r>
+              <w:t xml:space="preserve">HXC-1193</w:t>
+            </w:r>
+          </w:p>
+        </w:tc>
+        <w:tc>
+          <w:tcPr/>
+          <w:p>
+            <w:pPr>
+              <w:pStyle w:val="Compact"/>
+            </w:pPr>
+            <w:r>
+              <w:t xml:space="preserve">Feature</w:t>
+            </w:r>
+          </w:p>
+        </w:tc>
+        <w:tc>
+          <w:tcPr/>
+          <w:p>
+            <w:pPr>
+              <w:pStyle w:val="Compact"/>
+            </w:pPr>
+            <w:r>
+              <w:t xml:space="preserve">P1</w:t>
+            </w:r>
+          </w:p>
+        </w:tc>
+        <w:tc>
+          <w:tcPr/>
+          <w:p>
+            <w:pPr>
+              <w:pStyle w:val="Compact"/>
+            </w:pPr>
+            <w:r>
+              <w:t xml:space="preserve">Queued</w:t>
+            </w:r>
+          </w:p>
+        </w:tc>
+        <w:tc>
+          <w:tcPr/>
+          <w:p>
+            <w:pPr>
+              <w:pStyle w:val="Compact"/>
+            </w:pPr>
+            <w:r>
+              <w:t xml:space="preserve">Implement per-tier workload quantization selection</w:t>
+            </w:r>
+          </w:p>
+        </w:tc>
+      </w:tr>
+      <w:tr>
+        <w:tc>
+          <w:tcPr/>
+          <w:p>
+            <w:pPr>
+              <w:pStyle w:val="Compact"/>
+            </w:pPr>
+            <w:r>
+              <w:t xml:space="preserve">HXC-1194</w:t>
+            </w:r>
+          </w:p>
+        </w:tc>
+        <w:tc>
+          <w:tcPr/>
+          <w:p>
+            <w:pPr>
+              <w:pStyle w:val="Compact"/>
+            </w:pPr>
+            <w:r>
+              <w:t xml:space="preserve">Feature</w:t>
+            </w:r>
+          </w:p>
+        </w:tc>
+        <w:tc>
+          <w:tcPr/>
+          <w:p>
+            <w:pPr>
+              <w:pStyle w:val="Compact"/>
+            </w:pPr>
+            <w:r>
+              <w:t xml:space="preserve">P1</w:t>
+            </w:r>
+          </w:p>
+        </w:tc>
+        <w:tc>
+          <w:tcPr/>
+          <w:p>
+            <w:pPr>
+              <w:pStyle w:val="Compact"/>
+            </w:pPr>
+            <w:r>
+              <w:t xml:space="preserve">Queued</w:t>
+            </w:r>
+          </w:p>
+        </w:tc>
+        <w:tc>
+          <w:tcPr/>
+          <w:p>
+            <w:pPr>
+              <w:pStyle w:val="Compact"/>
+            </w:pPr>
+            <w:r>
+              <w:t xml:space="preserve">Integrate MLC LLM universal engine for mobile inference</w:t>
+            </w:r>
+          </w:p>
+        </w:tc>
+      </w:tr>
+      <w:tr>
+        <w:tc>
+          <w:tcPr/>
+          <w:p>
+            <w:pPr>
+              <w:pStyle w:val="Compact"/>
+            </w:pPr>
+            <w:r>
+              <w:t xml:space="preserve">HXC-1198</w:t>
+            </w:r>
+          </w:p>
+        </w:tc>
+        <w:tc>
+          <w:tcPr/>
+          <w:p>
+            <w:pPr>
+              <w:pStyle w:val="Compact"/>
+            </w:pPr>
+            <w:r>
+              <w:t xml:space="preserve">Feature</w:t>
+            </w:r>
+          </w:p>
+        </w:tc>
+        <w:tc>
+          <w:tcPr/>
+          <w:p>
+            <w:pPr>
+              <w:pStyle w:val="Compact"/>
+            </w:pPr>
+            <w:r>
+              <w:t xml:space="preserve">P1</w:t>
+            </w:r>
+          </w:p>
+        </w:tc>
+        <w:tc>
+          <w:tcPr/>
+          <w:p>
+            <w:pPr>
+              <w:pStyle w:val="Compact"/>
+            </w:pPr>
+            <w:r>
+              <w:t xml:space="preserve">Queued</w:t>
+            </w:r>
+          </w:p>
+        </w:tc>
+        <w:tc>
+          <w:tcPr/>
+          <w:p>
+            <w:pPr>
+              <w:pStyle w:val="Compact"/>
+            </w:pPr>
+            <w:r>
+              <w:t xml:space="preserve">Implement offline sync protocol with delta compression</w:t>
+            </w:r>
+          </w:p>
+        </w:tc>
+      </w:tr>
+      <w:tr>
+        <w:tc>
+          <w:tcPr/>
+          <w:p>
+            <w:pPr>
+              <w:pStyle w:val="Compact"/>
+            </w:pPr>
+            <w:r>
+              <w:t xml:space="preserve">HXC-1199</w:t>
+            </w:r>
+          </w:p>
+        </w:tc>
+        <w:tc>
+          <w:tcPr/>
+          <w:p>
+            <w:pPr>
+              <w:pStyle w:val="Compact"/>
+            </w:pPr>
+            <w:r>
+              <w:t xml:space="preserve">Feature</w:t>
+            </w:r>
+          </w:p>
+        </w:tc>
+        <w:tc>
+          <w:tcPr/>
+          <w:p>
+            <w:pPr>
+              <w:pStyle w:val="Compact"/>
+            </w:pPr>
+            <w:r>
+              <w:t xml:space="preserve">P1</w:t>
+            </w:r>
+          </w:p>
+        </w:tc>
+        <w:tc>
+          <w:tcPr/>
+          <w:p>
+            <w:pPr>
+              <w:pStyle w:val="Compact"/>
+            </w:pPr>
+            <w:r>
+              <w:t xml:space="preserve">Queued</w:t>
+            </w:r>
+          </w:p>
+        </w:tc>
+        <w:tc>
+          <w:tcPr/>
+          <w:p>
+            <w:pPr>
+              <w:pStyle w:val="Compact"/>
+            </w:pPr>
+            <w:r>
+              <w:t xml:space="preserve">Implement edge sensor-fusion framework and stream workload type</w:t>
+            </w:r>
+          </w:p>
+        </w:tc>
+      </w:tr>
+      <w:tr>
+        <w:tc>
+          <w:tcPr/>
+          <w:p>
+            <w:pPr>
+              <w:pStyle w:val="Compact"/>
+            </w:pPr>
+            <w:r>
+              <w:t xml:space="preserve">HXC-1200</w:t>
+            </w:r>
+          </w:p>
+        </w:tc>
+        <w:tc>
+          <w:tcPr/>
+          <w:p>
+            <w:pPr>
+              <w:pStyle w:val="Compact"/>
+            </w:pPr>
+            <w:r>
+              <w:t xml:space="preserve">Feature</w:t>
+            </w:r>
+          </w:p>
+        </w:tc>
+        <w:tc>
+          <w:tcPr/>
+          <w:p>
+            <w:pPr>
+              <w:pStyle w:val="Compact"/>
+            </w:pPr>
+            <w:r>
+              <w:t xml:space="preserve">P1</w:t>
+            </w:r>
+          </w:p>
+        </w:tc>
+        <w:tc>
+          <w:tcPr/>
+          <w:p>
+            <w:pPr>
+              <w:pStyle w:val="Compact"/>
+            </w:pPr>
+            <w:r>
+              <w:t xml:space="preserve">Queued</w:t>
+            </w:r>
+          </w:p>
+        </w:tc>
+        <w:tc>
+          <w:tcPr/>
+          <w:p>
+            <w:pPr>
+              <w:pStyle w:val="Compact"/>
+            </w:pPr>
+            <w:r>
+              <w:t xml:space="preserve">Implement Jetson CUDA-on-ARM GPU backend</w:t>
+            </w:r>
+          </w:p>
+        </w:tc>
+      </w:tr>
+      <w:tr>
+        <w:tc>
+          <w:tcPr/>
+          <w:p>
+            <w:pPr>
+              <w:pStyle w:val="Compact"/>
+            </w:pPr>
+            <w:r>
+              <w:t xml:space="preserve">HXC-1203</w:t>
             </w:r>
           </w:p>
         </w:tc>
@@ -4545,42 +5058,42 @@
               <w:pStyle w:val="Compact"/>
             </w:pPr>
             <w:r>
-              <w:t xml:space="preserve">P0</w:t>
-            </w:r>
-          </w:p>
-        </w:tc>
-        <w:tc>
-          <w:tcPr/>
-          <w:p>
-            <w:pPr>
-              <w:pStyle w:val="Compact"/>
-            </w:pPr>
-            <w:r>
-              <w:t xml:space="preserve">Queued</w:t>
-            </w:r>
-          </w:p>
-        </w:tc>
-        <w:tc>
-          <w:tcPr/>
-          <w:p>
-            <w:pPr>
-              <w:pStyle w:val="Compact"/>
-            </w:pPr>
-            <w:r>
-              <w:t xml:space="preserve">Implement edge device chaos test suite</w:t>
-            </w:r>
-          </w:p>
-        </w:tc>
-      </w:tr>
-      <w:tr>
-        <w:tc>
-          <w:tcPr/>
-          <w:p>
-            <w:pPr>
-              <w:pStyle w:val="Compact"/>
-            </w:pPr>
-            <w:r>
-              <w:t xml:space="preserve">HXC-1208</w:t>
+              <w:t xml:space="preserve">P1</w:t>
+            </w:r>
+          </w:p>
+        </w:tc>
+        <w:tc>
+          <w:tcPr/>
+          <w:p>
+            <w:pPr>
+              <w:pStyle w:val="Compact"/>
+            </w:pPr>
+            <w:r>
+              <w:t xml:space="preserve">Queued</w:t>
+            </w:r>
+          </w:p>
+        </w:tc>
+        <w:tc>
+          <w:tcPr/>
+          <w:p>
+            <w:pPr>
+              <w:pStyle w:val="Compact"/>
+            </w:pPr>
+            <w:r>
+              <w:t xml:space="preserve">Implement Armbian TV-box provisioning path (RK3588/Amlogic)</w:t>
+            </w:r>
+          </w:p>
+        </w:tc>
+      </w:tr>
+      <w:tr>
+        <w:tc>
+          <w:tcPr/>
+          <w:p>
+            <w:pPr>
+              <w:pStyle w:val="Compact"/>
+            </w:pPr>
+            <w:r>
+              <w:t xml:space="preserve">HXC-1204</w:t>
             </w:r>
           </w:p>
         </w:tc>
@@ -4602,291 +5115,6 @@
               <w:pStyle w:val="Compact"/>
             </w:pPr>
             <w:r>
-              <w:t xml:space="preserve">P0</w:t>
-            </w:r>
-          </w:p>
-        </w:tc>
-        <w:tc>
-          <w:tcPr/>
-          <w:p>
-            <w:pPr>
-              <w:pStyle w:val="Compact"/>
-            </w:pPr>
-            <w:r>
-              <w:t xml:space="preserve">Queued</w:t>
-            </w:r>
-          </w:p>
-        </w:tc>
-        <w:tc>
-          <w:tcPr/>
-          <w:p>
-            <w:pPr>
-              <w:pStyle w:val="Compact"/>
-            </w:pPr>
-            <w:r>
-              <w:t xml:space="preserve">Implement battery/thermal stress testing for edge devices</w:t>
-            </w:r>
-          </w:p>
-        </w:tc>
-      </w:tr>
-      <w:tr>
-        <w:tc>
-          <w:tcPr/>
-          <w:p>
-            <w:pPr>
-              <w:pStyle w:val="Compact"/>
-            </w:pPr>
-            <w:r>
-              <w:t xml:space="preserve">HXC-1210</w:t>
-            </w:r>
-          </w:p>
-        </w:tc>
-        <w:tc>
-          <w:tcPr/>
-          <w:p>
-            <w:pPr>
-              <w:pStyle w:val="Compact"/>
-            </w:pPr>
-            <w:r>
-              <w:t xml:space="preserve">Bug</w:t>
-            </w:r>
-          </w:p>
-        </w:tc>
-        <w:tc>
-          <w:tcPr/>
-          <w:p>
-            <w:pPr>
-              <w:pStyle w:val="Compact"/>
-            </w:pPr>
-            <w:r>
-              <w:t xml:space="preserve">P0</w:t>
-            </w:r>
-          </w:p>
-        </w:tc>
-        <w:tc>
-          <w:tcPr/>
-          <w:p>
-            <w:pPr>
-              <w:pStyle w:val="Compact"/>
-            </w:pPr>
-            <w:r>
-              <w:t xml:space="preserve">Queued</w:t>
-            </w:r>
-          </w:p>
-        </w:tc>
-        <w:tc>
-          <w:tcPr/>
-          <w:p>
-            <w:pPr>
-              <w:pStyle w:val="Compact"/>
-            </w:pPr>
-            <w:r>
-              <w:t xml:space="preserve">Wire EtcdBackend into the node agent for cluster-wide discovery</w:t>
-            </w:r>
-          </w:p>
-        </w:tc>
-      </w:tr>
-      <w:tr>
-        <w:tc>
-          <w:tcPr/>
-          <w:p>
-            <w:pPr>
-              <w:pStyle w:val="Compact"/>
-            </w:pPr>
-            <w:r>
-              <w:t xml:space="preserve">HXC-1211</w:t>
-            </w:r>
-          </w:p>
-        </w:tc>
-        <w:tc>
-          <w:tcPr/>
-          <w:p>
-            <w:pPr>
-              <w:pStyle w:val="Compact"/>
-            </w:pPr>
-            <w:r>
-              <w:t xml:space="preserve">Bug</w:t>
-            </w:r>
-          </w:p>
-        </w:tc>
-        <w:tc>
-          <w:tcPr/>
-          <w:p>
-            <w:pPr>
-              <w:pStyle w:val="Compact"/>
-            </w:pPr>
-            <w:r>
-              <w:t xml:space="preserve">P0</w:t>
-            </w:r>
-          </w:p>
-        </w:tc>
-        <w:tc>
-          <w:tcPr/>
-          <w:p>
-            <w:pPr>
-              <w:pStyle w:val="Compact"/>
-            </w:pPr>
-            <w:r>
-              <w:t xml:space="preserve">Queued</w:t>
-            </w:r>
-          </w:p>
-        </w:tc>
-        <w:tc>
-          <w:tcPr/>
-          <w:p>
-            <w:pPr>
-              <w:pStyle w:val="Compact"/>
-            </w:pPr>
-            <w:r>
-              <w:t xml:space="preserve">Make internal/scheduler.StreamJobEvents a real event stream</w:t>
-            </w:r>
-          </w:p>
-        </w:tc>
-      </w:tr>
-      <w:tr>
-        <w:tc>
-          <w:tcPr/>
-          <w:p>
-            <w:pPr>
-              <w:pStyle w:val="Compact"/>
-            </w:pPr>
-            <w:r>
-              <w:t xml:space="preserve">HXC-1212</w:t>
-            </w:r>
-          </w:p>
-        </w:tc>
-        <w:tc>
-          <w:tcPr/>
-          <w:p>
-            <w:pPr>
-              <w:pStyle w:val="Compact"/>
-            </w:pPr>
-            <w:r>
-              <w:t xml:space="preserve">Feature</w:t>
-            </w:r>
-          </w:p>
-        </w:tc>
-        <w:tc>
-          <w:tcPr/>
-          <w:p>
-            <w:pPr>
-              <w:pStyle w:val="Compact"/>
-            </w:pPr>
-            <w:r>
-              <w:t xml:space="preserve">P0</w:t>
-            </w:r>
-          </w:p>
-        </w:tc>
-        <w:tc>
-          <w:tcPr/>
-          <w:p>
-            <w:pPr>
-              <w:pStyle w:val="Compact"/>
-            </w:pPr>
-            <w:r>
-              <w:t xml:space="preserve">Queued</w:t>
-            </w:r>
-          </w:p>
-        </w:tc>
-        <w:tc>
-          <w:tcPr/>
-          <w:p>
-            <w:pPr>
-              <w:pStyle w:val="Compact"/>
-            </w:pPr>
-            <w:r>
-              <w:t xml:space="preserve">Connect pkg/classads to scheduler Filter/Score stages</w:t>
-            </w:r>
-          </w:p>
-        </w:tc>
-      </w:tr>
-      <w:tr>
-        <w:tc>
-          <w:tcPr/>
-          <w:p>
-            <w:pPr>
-              <w:pStyle w:val="Compact"/>
-            </w:pPr>
-            <w:r>
-              <w:t xml:space="preserve">HXC-1213</w:t>
-            </w:r>
-          </w:p>
-        </w:tc>
-        <w:tc>
-          <w:tcPr/>
-          <w:p>
-            <w:pPr>
-              <w:pStyle w:val="Compact"/>
-            </w:pPr>
-            <w:r>
-              <w:t xml:space="preserve">Feature</w:t>
-            </w:r>
-          </w:p>
-        </w:tc>
-        <w:tc>
-          <w:tcPr/>
-          <w:p>
-            <w:pPr>
-              <w:pStyle w:val="Compact"/>
-            </w:pPr>
-            <w:r>
-              <w:t xml:space="preserve">P0</w:t>
-            </w:r>
-          </w:p>
-        </w:tc>
-        <w:tc>
-          <w:tcPr/>
-          <w:p>
-            <w:pPr>
-              <w:pStyle w:val="Compact"/>
-            </w:pPr>
-            <w:r>
-              <w:t xml:space="preserve">Queued</w:t>
-            </w:r>
-          </w:p>
-        </w:tc>
-        <w:tc>
-          <w:tcPr/>
-          <w:p>
-            <w:pPr>
-              <w:pStyle w:val="Compact"/>
-            </w:pPr>
-            <w:r>
-              <w:t xml:space="preserve">Add auth + RBAC enforcement to the gateway</w:t>
-            </w:r>
-          </w:p>
-        </w:tc>
-      </w:tr>
-      <w:tr>
-        <w:tc>
-          <w:tcPr/>
-          <w:p>
-            <w:pPr>
-              <w:pStyle w:val="Compact"/>
-            </w:pPr>
-            <w:r>
-              <w:t xml:space="preserve">HXC-1169</w:t>
-            </w:r>
-          </w:p>
-        </w:tc>
-        <w:tc>
-          <w:tcPr/>
-          <w:p>
-            <w:pPr>
-              <w:pStyle w:val="Compact"/>
-            </w:pPr>
-            <w:r>
-              <w:t xml:space="preserve">Feature</w:t>
-            </w:r>
-          </w:p>
-        </w:tc>
-        <w:tc>
-          <w:tcPr/>
-          <w:p>
-            <w:pPr>
-              <w:pStyle w:val="Compact"/>
-            </w:pPr>
-            <w:r>
               <w:t xml:space="preserve">P1</w:t>
             </w:r>
           </w:p>
@@ -4909,20 +5137,20 @@
               <w:pStyle w:val="Compact"/>
             </w:pPr>
             <w:r>
-              <w:t xml:space="preserve">Implement SBCAdapter for SBC-specific hardware monitoring</w:t>
-            </w:r>
-          </w:p>
-        </w:tc>
-      </w:tr>
-      <w:tr>
-        <w:tc>
-          <w:tcPr/>
-          <w:p>
-            <w:pPr>
-              <w:pStyle w:val="Compact"/>
-            </w:pPr>
-            <w:r>
-              <w:t xml:space="preserve">HXC-1170</w:t>
+              <w:t xml:space="preserve">Implement ADB-over-WiFi fleet provisioning for Android cluster</w:t>
+            </w:r>
+          </w:p>
+        </w:tc>
+      </w:tr>
+      <w:tr>
+        <w:tc>
+          <w:tcPr/>
+          <w:p>
+            <w:pPr>
+              <w:pStyle w:val="Compact"/>
+            </w:pPr>
+            <w:r>
+              <w:t xml:space="preserve">HXC-1206</w:t>
             </w:r>
           </w:p>
         </w:tc>
@@ -4966,31 +5194,31 @@
               <w:pStyle w:val="Compact"/>
             </w:pPr>
             <w:r>
-              <w:t xml:space="preserve">Integrate RK3588 NPU via RKNN Toolkit2 C API</w:t>
-            </w:r>
-          </w:p>
-        </w:tc>
-      </w:tr>
-      <w:tr>
-        <w:tc>
-          <w:tcPr/>
-          <w:p>
-            <w:pPr>
-              <w:pStyle w:val="Compact"/>
-            </w:pPr>
-            <w:r>
-              <w:t xml:space="preserve">HXC-1176</w:t>
-            </w:r>
-          </w:p>
-        </w:tc>
-        <w:tc>
-          <w:tcPr/>
-          <w:p>
-            <w:pPr>
-              <w:pStyle w:val="Compact"/>
-            </w:pPr>
-            <w:r>
-              <w:t xml:space="preserve">Feature</w:t>
+              <w:t xml:space="preserve">Build APK/IPA distribution system</w:t>
+            </w:r>
+          </w:p>
+        </w:tc>
+      </w:tr>
+      <w:tr>
+        <w:tc>
+          <w:tcPr/>
+          <w:p>
+            <w:pPr>
+              <w:pStyle w:val="Compact"/>
+            </w:pPr>
+            <w:r>
+              <w:t xml:space="preserve">HXC-1209</w:t>
+            </w:r>
+          </w:p>
+        </w:tc>
+        <w:tc>
+          <w:tcPr/>
+          <w:p>
+            <w:pPr>
+              <w:pStyle w:val="Compact"/>
+            </w:pPr>
+            <w:r>
+              <w:t xml:space="preserve">Task</w:t>
             </w:r>
           </w:p>
         </w:tc>
@@ -5023,1033 +5251,7 @@
               <w:pStyle w:val="Compact"/>
             </w:pPr>
             <w:r>
-              <w:t xml:space="preserve">Implement Android Vulkan/NNAPI compute backend</w:t>
-            </w:r>
-          </w:p>
-        </w:tc>
-      </w:tr>
-      <w:tr>
-        <w:tc>
-          <w:tcPr/>
-          <w:p>
-            <w:pPr>
-              <w:pStyle w:val="Compact"/>
-            </w:pPr>
-            <w:r>
-              <w:t xml:space="preserve">HXC-1177</w:t>
-            </w:r>
-          </w:p>
-        </w:tc>
-        <w:tc>
-          <w:tcPr/>
-          <w:p>
-            <w:pPr>
-              <w:pStyle w:val="Compact"/>
-            </w:pPr>
-            <w:r>
-              <w:t xml:space="preserve">Feature</w:t>
-            </w:r>
-          </w:p>
-        </w:tc>
-        <w:tc>
-          <w:tcPr/>
-          <w:p>
-            <w:pPr>
-              <w:pStyle w:val="Compact"/>
-            </w:pPr>
-            <w:r>
-              <w:t xml:space="preserve">P1</w:t>
-            </w:r>
-          </w:p>
-        </w:tc>
-        <w:tc>
-          <w:tcPr/>
-          <w:p>
-            <w:pPr>
-              <w:pStyle w:val="Compact"/>
-            </w:pPr>
-            <w:r>
-              <w:t xml:space="preserve">Queued</w:t>
-            </w:r>
-          </w:p>
-        </w:tc>
-        <w:tc>
-          <w:tcPr/>
-          <w:p>
-            <w:pPr>
-              <w:pStyle w:val="Compact"/>
-            </w:pPr>
-            <w:r>
-              <w:t xml:space="preserve">Implement QUIC transport client for Android (Tier T6)</w:t>
-            </w:r>
-          </w:p>
-        </w:tc>
-      </w:tr>
-      <w:tr>
-        <w:tc>
-          <w:tcPr/>
-          <w:p>
-            <w:pPr>
-              <w:pStyle w:val="Compact"/>
-            </w:pPr>
-            <w:r>
-              <w:t xml:space="preserve">HXC-1179</w:t>
-            </w:r>
-          </w:p>
-        </w:tc>
-        <w:tc>
-          <w:tcPr/>
-          <w:p>
-            <w:pPr>
-              <w:pStyle w:val="Compact"/>
-            </w:pPr>
-            <w:r>
-              <w:t xml:space="preserve">Feature</w:t>
-            </w:r>
-          </w:p>
-        </w:tc>
-        <w:tc>
-          <w:tcPr/>
-          <w:p>
-            <w:pPr>
-              <w:pStyle w:val="Compact"/>
-            </w:pPr>
-            <w:r>
-              <w:t xml:space="preserve">P1</w:t>
-            </w:r>
-          </w:p>
-        </w:tc>
-        <w:tc>
-          <w:tcPr/>
-          <w:p>
-            <w:pPr>
-              <w:pStyle w:val="Compact"/>
-            </w:pPr>
-            <w:r>
-              <w:t xml:space="preserve">Queued</w:t>
-            </w:r>
-          </w:p>
-        </w:tc>
-        <w:tc>
-          <w:tcPr/>
-          <w:p>
-            <w:pPr>
-              <w:pStyle w:val="Compact"/>
-            </w:pPr>
-            <w:r>
-              <w:t xml:space="preserve">Scaffold iOS Agent app (Swift, Tier T7 EDGE_DONOR)</w:t>
-            </w:r>
-          </w:p>
-        </w:tc>
-      </w:tr>
-      <w:tr>
-        <w:tc>
-          <w:tcPr/>
-          <w:p>
-            <w:pPr>
-              <w:pStyle w:val="Compact"/>
-            </w:pPr>
-            <w:r>
-              <w:t xml:space="preserve">HXC-1180</w:t>
-            </w:r>
-          </w:p>
-        </w:tc>
-        <w:tc>
-          <w:tcPr/>
-          <w:p>
-            <w:pPr>
-              <w:pStyle w:val="Compact"/>
-            </w:pPr>
-            <w:r>
-              <w:t xml:space="preserve">Feature</w:t>
-            </w:r>
-          </w:p>
-        </w:tc>
-        <w:tc>
-          <w:tcPr/>
-          <w:p>
-            <w:pPr>
-              <w:pStyle w:val="Compact"/>
-            </w:pPr>
-            <w:r>
-              <w:t xml:space="preserve">P1</w:t>
-            </w:r>
-          </w:p>
-        </w:tc>
-        <w:tc>
-          <w:tcPr/>
-          <w:p>
-            <w:pPr>
-              <w:pStyle w:val="Compact"/>
-            </w:pPr>
-            <w:r>
-              <w:t xml:space="preserve">Queued</w:t>
-            </w:r>
-          </w:p>
-        </w:tc>
-        <w:tc>
-          <w:tcPr/>
-          <w:p>
-            <w:pPr>
-              <w:pStyle w:val="Compact"/>
-            </w:pPr>
-            <w:r>
-              <w:t xml:space="preserve">Implement iOS Metal compute integration</w:t>
-            </w:r>
-          </w:p>
-        </w:tc>
-      </w:tr>
-      <w:tr>
-        <w:tc>
-          <w:tcPr/>
-          <w:p>
-            <w:pPr>
-              <w:pStyle w:val="Compact"/>
-            </w:pPr>
-            <w:r>
-              <w:t xml:space="preserve">HXC-1182</w:t>
-            </w:r>
-          </w:p>
-        </w:tc>
-        <w:tc>
-          <w:tcPr/>
-          <w:p>
-            <w:pPr>
-              <w:pStyle w:val="Compact"/>
-            </w:pPr>
-            <w:r>
-              <w:t xml:space="preserve">Feature</w:t>
-            </w:r>
-          </w:p>
-        </w:tc>
-        <w:tc>
-          <w:tcPr/>
-          <w:p>
-            <w:pPr>
-              <w:pStyle w:val="Compact"/>
-            </w:pPr>
-            <w:r>
-              <w:t xml:space="preserve">P1</w:t>
-            </w:r>
-          </w:p>
-        </w:tc>
-        <w:tc>
-          <w:tcPr/>
-          <w:p>
-            <w:pPr>
-              <w:pStyle w:val="Compact"/>
-            </w:pPr>
-            <w:r>
-              <w:t xml:space="preserve">Queued</w:t>
-            </w:r>
-          </w:p>
-        </w:tc>
-        <w:tc>
-          <w:tcPr/>
-          <w:p>
-            <w:pPr>
-              <w:pStyle w:val="Compact"/>
-            </w:pPr>
-            <w:r>
-              <w:t xml:space="preserve">Implement iOS background execution scheduling (BGAppRefresh/BGProcessing)</w:t>
-            </w:r>
-          </w:p>
-        </w:tc>
-      </w:tr>
-      <w:tr>
-        <w:tc>
-          <w:tcPr/>
-          <w:p>
-            <w:pPr>
-              <w:pStyle w:val="Compact"/>
-            </w:pPr>
-            <w:r>
-              <w:t xml:space="preserve">HXC-1190</w:t>
-            </w:r>
-          </w:p>
-        </w:tc>
-        <w:tc>
-          <w:tcPr/>
-          <w:p>
-            <w:pPr>
-              <w:pStyle w:val="Compact"/>
-            </w:pPr>
-            <w:r>
-              <w:t xml:space="preserve">Feature</w:t>
-            </w:r>
-          </w:p>
-        </w:tc>
-        <w:tc>
-          <w:tcPr/>
-          <w:p>
-            <w:pPr>
-              <w:pStyle w:val="Compact"/>
-            </w:pPr>
-            <w:r>
-              <w:t xml:space="preserve">P1</w:t>
-            </w:r>
-          </w:p>
-        </w:tc>
-        <w:tc>
-          <w:tcPr/>
-          <w:p>
-            <w:pPr>
-              <w:pStyle w:val="Compact"/>
-            </w:pPr>
-            <w:r>
-              <w:t xml:space="preserve">Queued</w:t>
-            </w:r>
-          </w:p>
-        </w:tc>
-        <w:tc>
-          <w:tcPr/>
-          <w:p>
-            <w:pPr>
-              <w:pStyle w:val="Compact"/>
-            </w:pPr>
-            <w:r>
-              <w:t xml:space="preserve">Implement EdgeAwarePlugin scheduler Score stage</w:t>
-            </w:r>
-          </w:p>
-        </w:tc>
-      </w:tr>
-      <w:tr>
-        <w:tc>
-          <w:tcPr/>
-          <w:p>
-            <w:pPr>
-              <w:pStyle w:val="Compact"/>
-            </w:pPr>
-            <w:r>
-              <w:t xml:space="preserve">HXC-1191</w:t>
-            </w:r>
-          </w:p>
-        </w:tc>
-        <w:tc>
-          <w:tcPr/>
-          <w:p>
-            <w:pPr>
-              <w:pStyle w:val="Compact"/>
-            </w:pPr>
-            <w:r>
-              <w:t xml:space="preserve">Feature</w:t>
-            </w:r>
-          </w:p>
-        </w:tc>
-        <w:tc>
-          <w:tcPr/>
-          <w:p>
-            <w:pPr>
-              <w:pStyle w:val="Compact"/>
-            </w:pPr>
-            <w:r>
-              <w:t xml:space="preserve">P1</w:t>
-            </w:r>
-          </w:p>
-        </w:tc>
-        <w:tc>
-          <w:tcPr/>
-          <w:p>
-            <w:pPr>
-              <w:pStyle w:val="Compact"/>
-            </w:pPr>
-            <w:r>
-              <w:t xml:space="preserve">Queued</w:t>
-            </w:r>
-          </w:p>
-        </w:tc>
-        <w:tc>
-          <w:tcPr/>
-          <w:p>
-            <w:pPr>
-              <w:pStyle w:val="Compact"/>
-            </w:pPr>
-            <w:r>
-              <w:t xml:space="preserve">Implement declarative per-tier ScheduleRule engine</w:t>
-            </w:r>
-          </w:p>
-        </w:tc>
-      </w:tr>
-      <w:tr>
-        <w:tc>
-          <w:tcPr/>
-          <w:p>
-            <w:pPr>
-              <w:pStyle w:val="Compact"/>
-            </w:pPr>
-            <w:r>
-              <w:t xml:space="preserve">HXC-1192</w:t>
-            </w:r>
-          </w:p>
-        </w:tc>
-        <w:tc>
-          <w:tcPr/>
-          <w:p>
-            <w:pPr>
-              <w:pStyle w:val="Compact"/>
-            </w:pPr>
-            <w:r>
-              <w:t xml:space="preserve">Feature</w:t>
-            </w:r>
-          </w:p>
-        </w:tc>
-        <w:tc>
-          <w:tcPr/>
-          <w:p>
-            <w:pPr>
-              <w:pStyle w:val="Compact"/>
-            </w:pPr>
-            <w:r>
-              <w:t xml:space="preserve">P1</w:t>
-            </w:r>
-          </w:p>
-        </w:tc>
-        <w:tc>
-          <w:tcPr/>
-          <w:p>
-            <w:pPr>
-              <w:pStyle w:val="Compact"/>
-            </w:pPr>
-            <w:r>
-              <w:t xml:space="preserve">Queued</w:t>
-            </w:r>
-          </w:p>
-        </w:tc>
-        <w:tc>
-          <w:tcPr/>
-          <w:p>
-            <w:pPr>
-              <w:pStyle w:val="Compact"/>
-            </w:pPr>
-            <w:r>
-              <w:t xml:space="preserve">Implement unified NPU backend with ONNX model converter</w:t>
-            </w:r>
-          </w:p>
-        </w:tc>
-      </w:tr>
-      <w:tr>
-        <w:tc>
-          <w:tcPr/>
-          <w:p>
-            <w:pPr>
-              <w:pStyle w:val="Compact"/>
-            </w:pPr>
-            <w:r>
-              <w:t xml:space="preserve">HXC-1193</w:t>
-            </w:r>
-          </w:p>
-        </w:tc>
-        <w:tc>
-          <w:tcPr/>
-          <w:p>
-            <w:pPr>
-              <w:pStyle w:val="Compact"/>
-            </w:pPr>
-            <w:r>
-              <w:t xml:space="preserve">Feature</w:t>
-            </w:r>
-          </w:p>
-        </w:tc>
-        <w:tc>
-          <w:tcPr/>
-          <w:p>
-            <w:pPr>
-              <w:pStyle w:val="Compact"/>
-            </w:pPr>
-            <w:r>
-              <w:t xml:space="preserve">P1</w:t>
-            </w:r>
-          </w:p>
-        </w:tc>
-        <w:tc>
-          <w:tcPr/>
-          <w:p>
-            <w:pPr>
-              <w:pStyle w:val="Compact"/>
-            </w:pPr>
-            <w:r>
-              <w:t xml:space="preserve">Queued</w:t>
-            </w:r>
-          </w:p>
-        </w:tc>
-        <w:tc>
-          <w:tcPr/>
-          <w:p>
-            <w:pPr>
-              <w:pStyle w:val="Compact"/>
-            </w:pPr>
-            <w:r>
-              <w:t xml:space="preserve">Implement per-tier workload quantization selection</w:t>
-            </w:r>
-          </w:p>
-        </w:tc>
-      </w:tr>
-      <w:tr>
-        <w:tc>
-          <w:tcPr/>
-          <w:p>
-            <w:pPr>
-              <w:pStyle w:val="Compact"/>
-            </w:pPr>
-            <w:r>
-              <w:t xml:space="preserve">HXC-1194</w:t>
-            </w:r>
-          </w:p>
-        </w:tc>
-        <w:tc>
-          <w:tcPr/>
-          <w:p>
-            <w:pPr>
-              <w:pStyle w:val="Compact"/>
-            </w:pPr>
-            <w:r>
-              <w:t xml:space="preserve">Feature</w:t>
-            </w:r>
-          </w:p>
-        </w:tc>
-        <w:tc>
-          <w:tcPr/>
-          <w:p>
-            <w:pPr>
-              <w:pStyle w:val="Compact"/>
-            </w:pPr>
-            <w:r>
-              <w:t xml:space="preserve">P1</w:t>
-            </w:r>
-          </w:p>
-        </w:tc>
-        <w:tc>
-          <w:tcPr/>
-          <w:p>
-            <w:pPr>
-              <w:pStyle w:val="Compact"/>
-            </w:pPr>
-            <w:r>
-              <w:t xml:space="preserve">Queued</w:t>
-            </w:r>
-          </w:p>
-        </w:tc>
-        <w:tc>
-          <w:tcPr/>
-          <w:p>
-            <w:pPr>
-              <w:pStyle w:val="Compact"/>
-            </w:pPr>
-            <w:r>
-              <w:t xml:space="preserve">Integrate MLC LLM universal engine for mobile inference</w:t>
-            </w:r>
-          </w:p>
-        </w:tc>
-      </w:tr>
-      <w:tr>
-        <w:tc>
-          <w:tcPr/>
-          <w:p>
-            <w:pPr>
-              <w:pStyle w:val="Compact"/>
-            </w:pPr>
-            <w:r>
-              <w:t xml:space="preserve">HXC-1198</w:t>
-            </w:r>
-          </w:p>
-        </w:tc>
-        <w:tc>
-          <w:tcPr/>
-          <w:p>
-            <w:pPr>
-              <w:pStyle w:val="Compact"/>
-            </w:pPr>
-            <w:r>
-              <w:t xml:space="preserve">Feature</w:t>
-            </w:r>
-          </w:p>
-        </w:tc>
-        <w:tc>
-          <w:tcPr/>
-          <w:p>
-            <w:pPr>
-              <w:pStyle w:val="Compact"/>
-            </w:pPr>
-            <w:r>
-              <w:t xml:space="preserve">P1</w:t>
-            </w:r>
-          </w:p>
-        </w:tc>
-        <w:tc>
-          <w:tcPr/>
-          <w:p>
-            <w:pPr>
-              <w:pStyle w:val="Compact"/>
-            </w:pPr>
-            <w:r>
-              <w:t xml:space="preserve">Queued</w:t>
-            </w:r>
-          </w:p>
-        </w:tc>
-        <w:tc>
-          <w:tcPr/>
-          <w:p>
-            <w:pPr>
-              <w:pStyle w:val="Compact"/>
-            </w:pPr>
-            <w:r>
-              <w:t xml:space="preserve">Implement offline sync protocol with delta compression</w:t>
-            </w:r>
-          </w:p>
-        </w:tc>
-      </w:tr>
-      <w:tr>
-        <w:tc>
-          <w:tcPr/>
-          <w:p>
-            <w:pPr>
-              <w:pStyle w:val="Compact"/>
-            </w:pPr>
-            <w:r>
-              <w:t xml:space="preserve">HXC-1199</w:t>
-            </w:r>
-          </w:p>
-        </w:tc>
-        <w:tc>
-          <w:tcPr/>
-          <w:p>
-            <w:pPr>
-              <w:pStyle w:val="Compact"/>
-            </w:pPr>
-            <w:r>
-              <w:t xml:space="preserve">Feature</w:t>
-            </w:r>
-          </w:p>
-        </w:tc>
-        <w:tc>
-          <w:tcPr/>
-          <w:p>
-            <w:pPr>
-              <w:pStyle w:val="Compact"/>
-            </w:pPr>
-            <w:r>
-              <w:t xml:space="preserve">P1</w:t>
-            </w:r>
-          </w:p>
-        </w:tc>
-        <w:tc>
-          <w:tcPr/>
-          <w:p>
-            <w:pPr>
-              <w:pStyle w:val="Compact"/>
-            </w:pPr>
-            <w:r>
-              <w:t xml:space="preserve">Queued</w:t>
-            </w:r>
-          </w:p>
-        </w:tc>
-        <w:tc>
-          <w:tcPr/>
-          <w:p>
-            <w:pPr>
-              <w:pStyle w:val="Compact"/>
-            </w:pPr>
-            <w:r>
-              <w:t xml:space="preserve">Implement edge sensor-fusion framework and stream workload type</w:t>
-            </w:r>
-          </w:p>
-        </w:tc>
-      </w:tr>
-      <w:tr>
-        <w:tc>
-          <w:tcPr/>
-          <w:p>
-            <w:pPr>
-              <w:pStyle w:val="Compact"/>
-            </w:pPr>
-            <w:r>
-              <w:t xml:space="preserve">HXC-1200</w:t>
-            </w:r>
-          </w:p>
-        </w:tc>
-        <w:tc>
-          <w:tcPr/>
-          <w:p>
-            <w:pPr>
-              <w:pStyle w:val="Compact"/>
-            </w:pPr>
-            <w:r>
-              <w:t xml:space="preserve">Feature</w:t>
-            </w:r>
-          </w:p>
-        </w:tc>
-        <w:tc>
-          <w:tcPr/>
-          <w:p>
-            <w:pPr>
-              <w:pStyle w:val="Compact"/>
-            </w:pPr>
-            <w:r>
-              <w:t xml:space="preserve">P1</w:t>
-            </w:r>
-          </w:p>
-        </w:tc>
-        <w:tc>
-          <w:tcPr/>
-          <w:p>
-            <w:pPr>
-              <w:pStyle w:val="Compact"/>
-            </w:pPr>
-            <w:r>
-              <w:t xml:space="preserve">Queued</w:t>
-            </w:r>
-          </w:p>
-        </w:tc>
-        <w:tc>
-          <w:tcPr/>
-          <w:p>
-            <w:pPr>
-              <w:pStyle w:val="Compact"/>
-            </w:pPr>
-            <w:r>
-              <w:t xml:space="preserve">Implement Jetson CUDA-on-ARM GPU backend</w:t>
-            </w:r>
-          </w:p>
-        </w:tc>
-      </w:tr>
-      <w:tr>
-        <w:tc>
-          <w:tcPr/>
-          <w:p>
-            <w:pPr>
-              <w:pStyle w:val="Compact"/>
-            </w:pPr>
-            <w:r>
-              <w:t xml:space="preserve">HXC-1203</w:t>
-            </w:r>
-          </w:p>
-        </w:tc>
-        <w:tc>
-          <w:tcPr/>
-          <w:p>
-            <w:pPr>
-              <w:pStyle w:val="Compact"/>
-            </w:pPr>
-            <w:r>
-              <w:t xml:space="preserve">Task</w:t>
-            </w:r>
-          </w:p>
-        </w:tc>
-        <w:tc>
-          <w:tcPr/>
-          <w:p>
-            <w:pPr>
-              <w:pStyle w:val="Compact"/>
-            </w:pPr>
-            <w:r>
-              <w:t xml:space="preserve">P1</w:t>
-            </w:r>
-          </w:p>
-        </w:tc>
-        <w:tc>
-          <w:tcPr/>
-          <w:p>
-            <w:pPr>
-              <w:pStyle w:val="Compact"/>
-            </w:pPr>
-            <w:r>
-              <w:t xml:space="preserve">Queued</w:t>
-            </w:r>
-          </w:p>
-        </w:tc>
-        <w:tc>
-          <w:tcPr/>
-          <w:p>
-            <w:pPr>
-              <w:pStyle w:val="Compact"/>
-            </w:pPr>
-            <w:r>
-              <w:t xml:space="preserve">Implement Armbian TV-box provisioning path (RK3588/Amlogic)</w:t>
-            </w:r>
-          </w:p>
-        </w:tc>
-      </w:tr>
-      <w:tr>
-        <w:tc>
-          <w:tcPr/>
-          <w:p>
-            <w:pPr>
-              <w:pStyle w:val="Compact"/>
-            </w:pPr>
-            <w:r>
-              <w:t xml:space="preserve">HXC-1204</w:t>
-            </w:r>
-          </w:p>
-        </w:tc>
-        <w:tc>
-          <w:tcPr/>
-          <w:p>
-            <w:pPr>
-              <w:pStyle w:val="Compact"/>
-            </w:pPr>
-            <w:r>
-              <w:t xml:space="preserve">Task</w:t>
-            </w:r>
-          </w:p>
-        </w:tc>
-        <w:tc>
-          <w:tcPr/>
-          <w:p>
-            <w:pPr>
-              <w:pStyle w:val="Compact"/>
-            </w:pPr>
-            <w:r>
-              <w:t xml:space="preserve">P1</w:t>
-            </w:r>
-          </w:p>
-        </w:tc>
-        <w:tc>
-          <w:tcPr/>
-          <w:p>
-            <w:pPr>
-              <w:pStyle w:val="Compact"/>
-            </w:pPr>
-            <w:r>
-              <w:t xml:space="preserve">Queued</w:t>
-            </w:r>
-          </w:p>
-        </w:tc>
-        <w:tc>
-          <w:tcPr/>
-          <w:p>
-            <w:pPr>
-              <w:pStyle w:val="Compact"/>
-            </w:pPr>
-            <w:r>
-              <w:t xml:space="preserve">Implement ADB-over-WiFi fleet provisioning for Android cluster</w:t>
-            </w:r>
-          </w:p>
-        </w:tc>
-      </w:tr>
-      <w:tr>
-        <w:tc>
-          <w:tcPr/>
-          <w:p>
-            <w:pPr>
-              <w:pStyle w:val="Compact"/>
-            </w:pPr>
-            <w:r>
-              <w:t xml:space="preserve">HXC-1206</w:t>
-            </w:r>
-          </w:p>
-        </w:tc>
-        <w:tc>
-          <w:tcPr/>
-          <w:p>
-            <w:pPr>
-              <w:pStyle w:val="Compact"/>
-            </w:pPr>
-            <w:r>
-              <w:t xml:space="preserve">Feature</w:t>
-            </w:r>
-          </w:p>
-        </w:tc>
-        <w:tc>
-          <w:tcPr/>
-          <w:p>
-            <w:pPr>
-              <w:pStyle w:val="Compact"/>
-            </w:pPr>
-            <w:r>
-              <w:t xml:space="preserve">P1</w:t>
-            </w:r>
-          </w:p>
-        </w:tc>
-        <w:tc>
-          <w:tcPr/>
-          <w:p>
-            <w:pPr>
-              <w:pStyle w:val="Compact"/>
-            </w:pPr>
-            <w:r>
-              <w:t xml:space="preserve">Queued</w:t>
-            </w:r>
-          </w:p>
-        </w:tc>
-        <w:tc>
-          <w:tcPr/>
-          <w:p>
-            <w:pPr>
-              <w:pStyle w:val="Compact"/>
-            </w:pPr>
-            <w:r>
-              <w:t xml:space="preserve">Build APK/IPA distribution system</w:t>
-            </w:r>
-          </w:p>
-        </w:tc>
-      </w:tr>
-      <w:tr>
-        <w:tc>
-          <w:tcPr/>
-          <w:p>
-            <w:pPr>
-              <w:pStyle w:val="Compact"/>
-            </w:pPr>
-            <w:r>
-              <w:t xml:space="preserve">HXC-1209</w:t>
-            </w:r>
-          </w:p>
-        </w:tc>
-        <w:tc>
-          <w:tcPr/>
-          <w:p>
-            <w:pPr>
-              <w:pStyle w:val="Compact"/>
-            </w:pPr>
-            <w:r>
-              <w:t xml:space="preserve">Task</w:t>
-            </w:r>
-          </w:p>
-        </w:tc>
-        <w:tc>
-          <w:tcPr/>
-          <w:p>
-            <w:pPr>
-              <w:pStyle w:val="Compact"/>
-            </w:pPr>
-            <w:r>
-              <w:t xml:space="preserve">P1</w:t>
-            </w:r>
-          </w:p>
-        </w:tc>
-        <w:tc>
-          <w:tcPr/>
-          <w:p>
-            <w:pPr>
-              <w:pStyle w:val="Compact"/>
-            </w:pPr>
-            <w:r>
-              <w:t xml:space="preserve">Queued</w:t>
-            </w:r>
-          </w:p>
-        </w:tc>
-        <w:tc>
-          <w:tcPr/>
-          <w:p>
-            <w:pPr>
-              <w:pStyle w:val="Compact"/>
-            </w:pPr>
-            <w:r>
               <w:t xml:space="preserve">Validate ARM SBC per-watt performance &gt;=80% of x86</w:t>
-            </w:r>
-          </w:p>
-        </w:tc>
-      </w:tr>
-      <w:tr>
-        <w:tc>
-          <w:tcPr/>
-          <w:p>
-            <w:pPr>
-              <w:pStyle w:val="Compact"/>
-            </w:pPr>
-            <w:r>
-              <w:t xml:space="preserve">HXC-1214</w:t>
-            </w:r>
-          </w:p>
-        </w:tc>
-        <w:tc>
-          <w:tcPr/>
-          <w:p>
-            <w:pPr>
-              <w:pStyle w:val="Compact"/>
-            </w:pPr>
-            <w:r>
-              <w:t xml:space="preserve">Feature</w:t>
-            </w:r>
-          </w:p>
-        </w:tc>
-        <w:tc>
-          <w:tcPr/>
-          <w:p>
-            <w:pPr>
-              <w:pStyle w:val="Compact"/>
-            </w:pPr>
-            <w:r>
-              <w:t xml:space="preserve">P1</w:t>
-            </w:r>
-          </w:p>
-        </w:tc>
-        <w:tc>
-          <w:tcPr/>
-          <w:p>
-            <w:pPr>
-              <w:pStyle w:val="Compact"/>
-            </w:pPr>
-            <w:r>
-              <w:t xml:space="preserve">Queued</w:t>
-            </w:r>
-          </w:p>
-        </w:tc>
-        <w:tc>
-          <w:tcPr/>
-          <w:p>
-            <w:pPr>
-              <w:pStyle w:val="Compact"/>
-            </w:pPr>
-            <w:r>
-              <w:t xml:space="preserve">Add S3-compatible (minio) backend to pkg/storage</w:t>
-            </w:r>
-          </w:p>
-        </w:tc>
-      </w:tr>
-      <w:tr>
-        <w:tc>
-          <w:tcPr/>
-          <w:p>
-            <w:pPr>
-              <w:pStyle w:val="Compact"/>
-            </w:pPr>
-            <w:r>
-              <w:t xml:space="preserve">HXC-1215</w:t>
-            </w:r>
-          </w:p>
-        </w:tc>
-        <w:tc>
-          <w:tcPr/>
-          <w:p>
-            <w:pPr>
-              <w:pStyle w:val="Compact"/>
-            </w:pPr>
-            <w:r>
-              <w:t xml:space="preserve">Feature</w:t>
-            </w:r>
-          </w:p>
-        </w:tc>
-        <w:tc>
-          <w:tcPr/>
-          <w:p>
-            <w:pPr>
-              <w:pStyle w:val="Compact"/>
-            </w:pPr>
-            <w:r>
-              <w:t xml:space="preserve">P1</w:t>
-            </w:r>
-          </w:p>
-        </w:tc>
-        <w:tc>
-          <w:tcPr/>
-          <w:p>
-            <w:pPr>
-              <w:pStyle w:val="Compact"/>
-            </w:pPr>
-            <w:r>
-              <w:t xml:space="preserve">Queued</w:t>
-            </w:r>
-          </w:p>
-        </w:tc>
-        <w:tc>
-          <w:tcPr/>
-          <w:p>
-            <w:pPr>
-              <w:pStyle w:val="Compact"/>
-            </w:pPr>
-            <w:r>
-              <w:t xml:space="preserve">Add OTLP/Jaeger export shim for pkg/tracing</w:t>
             </w:r>
           </w:p>
         </w:tc>

--- a/docs/export/issues.docx
+++ b/docs/export/issues.docx
@@ -34,7 +34,7 @@
         <w:t xml:space="preserve"> </w:t>
       </w:r>
       <w:r>
-        <w:t xml:space="preserve">22</w:t>
+        <w:t xml:space="preserve">23</w:t>
       </w:r>
       <w:r>
         <w:t xml:space="preserve"> </w:t>
@@ -50,7 +50,7 @@
         <w:t xml:space="preserve"> </w:t>
       </w:r>
       <w:r>
-        <w:t xml:space="preserve">2026-06-01T18:47:21Z</w:t>
+        <w:t xml:space="preserve">2026-06-01T19:08:03Z</w:t>
       </w:r>
       <w:r>
         <w:t xml:space="preserve"> </w:t>
@@ -116,7 +116,7 @@
           <w:b/>
           <w:bCs/>
         </w:rPr>
-        <w:t xml:space="preserve">489</w:t>
+        <w:t xml:space="preserve">483</w:t>
       </w:r>
       <w:r>
         <w:t xml:space="preserve">. Canonical source:</w:t>
@@ -3064,13 +3064,13 @@
       </w:tr>
     </w:tbl>
     <w:bookmarkEnd w:id="11"/>
-    <w:bookmarkStart w:id="12" w:name="phase-3-47-active"/>
+    <w:bookmarkStart w:id="12" w:name="phase-3-41-active"/>
     <w:p>
       <w:pPr>
         <w:pStyle w:val="Heading2"/>
       </w:pPr>
       <w:r>
-        <w:t xml:space="preserve">Phase 3 (47 active)</w:t>
+        <w:t xml:space="preserve">Phase 3 (41 active)</w:t>
       </w:r>
     </w:p>
     <w:tbl>
@@ -3839,7 +3839,7 @@
               <w:pStyle w:val="Compact"/>
             </w:pPr>
             <w:r>
-              <w:t xml:space="preserve">HXC-1189</w:t>
+              <w:t xml:space="preserve">HXC-1197</w:t>
             </w:r>
           </w:p>
         </w:tc>
@@ -3883,20 +3883,20 @@
               <w:pStyle w:val="Compact"/>
             </w:pPr>
             <w:r>
-              <w:t xml:space="preserve">Implement EdgeAwarePlugin scheduler Filter stage</w:t>
-            </w:r>
-          </w:p>
-        </w:tc>
-      </w:tr>
-      <w:tr>
-        <w:tc>
-          <w:tcPr/>
-          <w:p>
-            <w:pPr>
-              <w:pStyle w:val="Compact"/>
-            </w:pPr>
-            <w:r>
-              <w:t xml:space="preserve">HXC-1197</w:t>
+              <w:t xml:space="preserve">Implement edge output verification (LLMsVerifier/redundant/checksum)</w:t>
+            </w:r>
+          </w:p>
+        </w:tc>
+      </w:tr>
+      <w:tr>
+        <w:tc>
+          <w:tcPr/>
+          <w:p>
+            <w:pPr>
+              <w:pStyle w:val="Compact"/>
+            </w:pPr>
+            <w:r>
+              <w:t xml:space="preserve">HXC-1205</w:t>
             </w:r>
           </w:p>
         </w:tc>
@@ -3940,31 +3940,31 @@
               <w:pStyle w:val="Compact"/>
             </w:pPr>
             <w:r>
-              <w:t xml:space="preserve">Implement edge output verification (LLMsVerifier/redundant/checksum)</w:t>
-            </w:r>
-          </w:p>
-        </w:tc>
-      </w:tr>
-      <w:tr>
-        <w:tc>
-          <w:tcPr/>
-          <w:p>
-            <w:pPr>
-              <w:pStyle w:val="Compact"/>
-            </w:pPr>
-            <w:r>
-              <w:t xml:space="preserve">HXC-1205</w:t>
-            </w:r>
-          </w:p>
-        </w:tc>
-        <w:tc>
-          <w:tcPr/>
-          <w:p>
-            <w:pPr>
-              <w:pStyle w:val="Compact"/>
-            </w:pPr>
-            <w:r>
-              <w:t xml:space="preserve">Feature</w:t>
+              <w:t xml:space="preserve">Build edge setup wizard for device onboarding</w:t>
+            </w:r>
+          </w:p>
+        </w:tc>
+      </w:tr>
+      <w:tr>
+        <w:tc>
+          <w:tcPr/>
+          <w:p>
+            <w:pPr>
+              <w:pStyle w:val="Compact"/>
+            </w:pPr>
+            <w:r>
+              <w:t xml:space="preserve">HXC-1207</w:t>
+            </w:r>
+          </w:p>
+        </w:tc>
+        <w:tc>
+          <w:tcPr/>
+          <w:p>
+            <w:pPr>
+              <w:pStyle w:val="Compact"/>
+            </w:pPr>
+            <w:r>
+              <w:t xml:space="preserve">Task</w:t>
             </w:r>
           </w:p>
         </w:tc>
@@ -3997,20 +3997,20 @@
               <w:pStyle w:val="Compact"/>
             </w:pPr>
             <w:r>
-              <w:t xml:space="preserve">Build edge setup wizard for device onboarding</w:t>
-            </w:r>
-          </w:p>
-        </w:tc>
-      </w:tr>
-      <w:tr>
-        <w:tc>
-          <w:tcPr/>
-          <w:p>
-            <w:pPr>
-              <w:pStyle w:val="Compact"/>
-            </w:pPr>
-            <w:r>
-              <w:t xml:space="preserve">HXC-1207</w:t>
+              <w:t xml:space="preserve">Implement edge device chaos test suite</w:t>
+            </w:r>
+          </w:p>
+        </w:tc>
+      </w:tr>
+      <w:tr>
+        <w:tc>
+          <w:tcPr/>
+          <w:p>
+            <w:pPr>
+              <w:pStyle w:val="Compact"/>
+            </w:pPr>
+            <w:r>
+              <w:t xml:space="preserve">HXC-1208</w:t>
             </w:r>
           </w:p>
         </w:tc>
@@ -4054,20 +4054,704 @@
               <w:pStyle w:val="Compact"/>
             </w:pPr>
             <w:r>
-              <w:t xml:space="preserve">Implement edge device chaos test suite</w:t>
-            </w:r>
-          </w:p>
-        </w:tc>
-      </w:tr>
-      <w:tr>
-        <w:tc>
-          <w:tcPr/>
-          <w:p>
-            <w:pPr>
-              <w:pStyle w:val="Compact"/>
-            </w:pPr>
-            <w:r>
-              <w:t xml:space="preserve">HXC-1208</w:t>
+              <w:t xml:space="preserve">Implement battery/thermal stress testing for edge devices</w:t>
+            </w:r>
+          </w:p>
+        </w:tc>
+      </w:tr>
+      <w:tr>
+        <w:tc>
+          <w:tcPr/>
+          <w:p>
+            <w:pPr>
+              <w:pStyle w:val="Compact"/>
+            </w:pPr>
+            <w:r>
+              <w:t xml:space="preserve">HXC-1169</w:t>
+            </w:r>
+          </w:p>
+        </w:tc>
+        <w:tc>
+          <w:tcPr/>
+          <w:p>
+            <w:pPr>
+              <w:pStyle w:val="Compact"/>
+            </w:pPr>
+            <w:r>
+              <w:t xml:space="preserve">Feature</w:t>
+            </w:r>
+          </w:p>
+        </w:tc>
+        <w:tc>
+          <w:tcPr/>
+          <w:p>
+            <w:pPr>
+              <w:pStyle w:val="Compact"/>
+            </w:pPr>
+            <w:r>
+              <w:t xml:space="preserve">P1</w:t>
+            </w:r>
+          </w:p>
+        </w:tc>
+        <w:tc>
+          <w:tcPr/>
+          <w:p>
+            <w:pPr>
+              <w:pStyle w:val="Compact"/>
+            </w:pPr>
+            <w:r>
+              <w:t xml:space="preserve">Queued</w:t>
+            </w:r>
+          </w:p>
+        </w:tc>
+        <w:tc>
+          <w:tcPr/>
+          <w:p>
+            <w:pPr>
+              <w:pStyle w:val="Compact"/>
+            </w:pPr>
+            <w:r>
+              <w:t xml:space="preserve">Implement SBCAdapter for SBC-specific hardware monitoring</w:t>
+            </w:r>
+          </w:p>
+        </w:tc>
+      </w:tr>
+      <w:tr>
+        <w:tc>
+          <w:tcPr/>
+          <w:p>
+            <w:pPr>
+              <w:pStyle w:val="Compact"/>
+            </w:pPr>
+            <w:r>
+              <w:t xml:space="preserve">HXC-1170</w:t>
+            </w:r>
+          </w:p>
+        </w:tc>
+        <w:tc>
+          <w:tcPr/>
+          <w:p>
+            <w:pPr>
+              <w:pStyle w:val="Compact"/>
+            </w:pPr>
+            <w:r>
+              <w:t xml:space="preserve">Feature</w:t>
+            </w:r>
+          </w:p>
+        </w:tc>
+        <w:tc>
+          <w:tcPr/>
+          <w:p>
+            <w:pPr>
+              <w:pStyle w:val="Compact"/>
+            </w:pPr>
+            <w:r>
+              <w:t xml:space="preserve">P1</w:t>
+            </w:r>
+          </w:p>
+        </w:tc>
+        <w:tc>
+          <w:tcPr/>
+          <w:p>
+            <w:pPr>
+              <w:pStyle w:val="Compact"/>
+            </w:pPr>
+            <w:r>
+              <w:t xml:space="preserve">Queued</w:t>
+            </w:r>
+          </w:p>
+        </w:tc>
+        <w:tc>
+          <w:tcPr/>
+          <w:p>
+            <w:pPr>
+              <w:pStyle w:val="Compact"/>
+            </w:pPr>
+            <w:r>
+              <w:t xml:space="preserve">Integrate RK3588 NPU via RKNN Toolkit2 C API</w:t>
+            </w:r>
+          </w:p>
+        </w:tc>
+      </w:tr>
+      <w:tr>
+        <w:tc>
+          <w:tcPr/>
+          <w:p>
+            <w:pPr>
+              <w:pStyle w:val="Compact"/>
+            </w:pPr>
+            <w:r>
+              <w:t xml:space="preserve">HXC-1176</w:t>
+            </w:r>
+          </w:p>
+        </w:tc>
+        <w:tc>
+          <w:tcPr/>
+          <w:p>
+            <w:pPr>
+              <w:pStyle w:val="Compact"/>
+            </w:pPr>
+            <w:r>
+              <w:t xml:space="preserve">Feature</w:t>
+            </w:r>
+          </w:p>
+        </w:tc>
+        <w:tc>
+          <w:tcPr/>
+          <w:p>
+            <w:pPr>
+              <w:pStyle w:val="Compact"/>
+            </w:pPr>
+            <w:r>
+              <w:t xml:space="preserve">P1</w:t>
+            </w:r>
+          </w:p>
+        </w:tc>
+        <w:tc>
+          <w:tcPr/>
+          <w:p>
+            <w:pPr>
+              <w:pStyle w:val="Compact"/>
+            </w:pPr>
+            <w:r>
+              <w:t xml:space="preserve">Queued</w:t>
+            </w:r>
+          </w:p>
+        </w:tc>
+        <w:tc>
+          <w:tcPr/>
+          <w:p>
+            <w:pPr>
+              <w:pStyle w:val="Compact"/>
+            </w:pPr>
+            <w:r>
+              <w:t xml:space="preserve">Implement Android Vulkan/NNAPI compute backend</w:t>
+            </w:r>
+          </w:p>
+        </w:tc>
+      </w:tr>
+      <w:tr>
+        <w:tc>
+          <w:tcPr/>
+          <w:p>
+            <w:pPr>
+              <w:pStyle w:val="Compact"/>
+            </w:pPr>
+            <w:r>
+              <w:t xml:space="preserve">HXC-1177</w:t>
+            </w:r>
+          </w:p>
+        </w:tc>
+        <w:tc>
+          <w:tcPr/>
+          <w:p>
+            <w:pPr>
+              <w:pStyle w:val="Compact"/>
+            </w:pPr>
+            <w:r>
+              <w:t xml:space="preserve">Feature</w:t>
+            </w:r>
+          </w:p>
+        </w:tc>
+        <w:tc>
+          <w:tcPr/>
+          <w:p>
+            <w:pPr>
+              <w:pStyle w:val="Compact"/>
+            </w:pPr>
+            <w:r>
+              <w:t xml:space="preserve">P1</w:t>
+            </w:r>
+          </w:p>
+        </w:tc>
+        <w:tc>
+          <w:tcPr/>
+          <w:p>
+            <w:pPr>
+              <w:pStyle w:val="Compact"/>
+            </w:pPr>
+            <w:r>
+              <w:t xml:space="preserve">Queued</w:t>
+            </w:r>
+          </w:p>
+        </w:tc>
+        <w:tc>
+          <w:tcPr/>
+          <w:p>
+            <w:pPr>
+              <w:pStyle w:val="Compact"/>
+            </w:pPr>
+            <w:r>
+              <w:t xml:space="preserve">Implement QUIC transport client for Android (Tier T6)</w:t>
+            </w:r>
+          </w:p>
+        </w:tc>
+      </w:tr>
+      <w:tr>
+        <w:tc>
+          <w:tcPr/>
+          <w:p>
+            <w:pPr>
+              <w:pStyle w:val="Compact"/>
+            </w:pPr>
+            <w:r>
+              <w:t xml:space="preserve">HXC-1179</w:t>
+            </w:r>
+          </w:p>
+        </w:tc>
+        <w:tc>
+          <w:tcPr/>
+          <w:p>
+            <w:pPr>
+              <w:pStyle w:val="Compact"/>
+            </w:pPr>
+            <w:r>
+              <w:t xml:space="preserve">Feature</w:t>
+            </w:r>
+          </w:p>
+        </w:tc>
+        <w:tc>
+          <w:tcPr/>
+          <w:p>
+            <w:pPr>
+              <w:pStyle w:val="Compact"/>
+            </w:pPr>
+            <w:r>
+              <w:t xml:space="preserve">P1</w:t>
+            </w:r>
+          </w:p>
+        </w:tc>
+        <w:tc>
+          <w:tcPr/>
+          <w:p>
+            <w:pPr>
+              <w:pStyle w:val="Compact"/>
+            </w:pPr>
+            <w:r>
+              <w:t xml:space="preserve">Queued</w:t>
+            </w:r>
+          </w:p>
+        </w:tc>
+        <w:tc>
+          <w:tcPr/>
+          <w:p>
+            <w:pPr>
+              <w:pStyle w:val="Compact"/>
+            </w:pPr>
+            <w:r>
+              <w:t xml:space="preserve">Scaffold iOS Agent app (Swift, Tier T7 EDGE_DONOR)</w:t>
+            </w:r>
+          </w:p>
+        </w:tc>
+      </w:tr>
+      <w:tr>
+        <w:tc>
+          <w:tcPr/>
+          <w:p>
+            <w:pPr>
+              <w:pStyle w:val="Compact"/>
+            </w:pPr>
+            <w:r>
+              <w:t xml:space="preserve">HXC-1180</w:t>
+            </w:r>
+          </w:p>
+        </w:tc>
+        <w:tc>
+          <w:tcPr/>
+          <w:p>
+            <w:pPr>
+              <w:pStyle w:val="Compact"/>
+            </w:pPr>
+            <w:r>
+              <w:t xml:space="preserve">Feature</w:t>
+            </w:r>
+          </w:p>
+        </w:tc>
+        <w:tc>
+          <w:tcPr/>
+          <w:p>
+            <w:pPr>
+              <w:pStyle w:val="Compact"/>
+            </w:pPr>
+            <w:r>
+              <w:t xml:space="preserve">P1</w:t>
+            </w:r>
+          </w:p>
+        </w:tc>
+        <w:tc>
+          <w:tcPr/>
+          <w:p>
+            <w:pPr>
+              <w:pStyle w:val="Compact"/>
+            </w:pPr>
+            <w:r>
+              <w:t xml:space="preserve">Queued</w:t>
+            </w:r>
+          </w:p>
+        </w:tc>
+        <w:tc>
+          <w:tcPr/>
+          <w:p>
+            <w:pPr>
+              <w:pStyle w:val="Compact"/>
+            </w:pPr>
+            <w:r>
+              <w:t xml:space="preserve">Implement iOS Metal compute integration</w:t>
+            </w:r>
+          </w:p>
+        </w:tc>
+      </w:tr>
+      <w:tr>
+        <w:tc>
+          <w:tcPr/>
+          <w:p>
+            <w:pPr>
+              <w:pStyle w:val="Compact"/>
+            </w:pPr>
+            <w:r>
+              <w:t xml:space="preserve">HXC-1182</w:t>
+            </w:r>
+          </w:p>
+        </w:tc>
+        <w:tc>
+          <w:tcPr/>
+          <w:p>
+            <w:pPr>
+              <w:pStyle w:val="Compact"/>
+            </w:pPr>
+            <w:r>
+              <w:t xml:space="preserve">Feature</w:t>
+            </w:r>
+          </w:p>
+        </w:tc>
+        <w:tc>
+          <w:tcPr/>
+          <w:p>
+            <w:pPr>
+              <w:pStyle w:val="Compact"/>
+            </w:pPr>
+            <w:r>
+              <w:t xml:space="preserve">P1</w:t>
+            </w:r>
+          </w:p>
+        </w:tc>
+        <w:tc>
+          <w:tcPr/>
+          <w:p>
+            <w:pPr>
+              <w:pStyle w:val="Compact"/>
+            </w:pPr>
+            <w:r>
+              <w:t xml:space="preserve">Queued</w:t>
+            </w:r>
+          </w:p>
+        </w:tc>
+        <w:tc>
+          <w:tcPr/>
+          <w:p>
+            <w:pPr>
+              <w:pStyle w:val="Compact"/>
+            </w:pPr>
+            <w:r>
+              <w:t xml:space="preserve">Implement iOS background execution scheduling (BGAppRefresh/BGProcessing)</w:t>
+            </w:r>
+          </w:p>
+        </w:tc>
+      </w:tr>
+      <w:tr>
+        <w:tc>
+          <w:tcPr/>
+          <w:p>
+            <w:pPr>
+              <w:pStyle w:val="Compact"/>
+            </w:pPr>
+            <w:r>
+              <w:t xml:space="preserve">HXC-1192</w:t>
+            </w:r>
+          </w:p>
+        </w:tc>
+        <w:tc>
+          <w:tcPr/>
+          <w:p>
+            <w:pPr>
+              <w:pStyle w:val="Compact"/>
+            </w:pPr>
+            <w:r>
+              <w:t xml:space="preserve">Feature</w:t>
+            </w:r>
+          </w:p>
+        </w:tc>
+        <w:tc>
+          <w:tcPr/>
+          <w:p>
+            <w:pPr>
+              <w:pStyle w:val="Compact"/>
+            </w:pPr>
+            <w:r>
+              <w:t xml:space="preserve">P1</w:t>
+            </w:r>
+          </w:p>
+        </w:tc>
+        <w:tc>
+          <w:tcPr/>
+          <w:p>
+            <w:pPr>
+              <w:pStyle w:val="Compact"/>
+            </w:pPr>
+            <w:r>
+              <w:t xml:space="preserve">Queued</w:t>
+            </w:r>
+          </w:p>
+        </w:tc>
+        <w:tc>
+          <w:tcPr/>
+          <w:p>
+            <w:pPr>
+              <w:pStyle w:val="Compact"/>
+            </w:pPr>
+            <w:r>
+              <w:t xml:space="preserve">Implement unified NPU backend with ONNX model converter</w:t>
+            </w:r>
+          </w:p>
+        </w:tc>
+      </w:tr>
+      <w:tr>
+        <w:tc>
+          <w:tcPr/>
+          <w:p>
+            <w:pPr>
+              <w:pStyle w:val="Compact"/>
+            </w:pPr>
+            <w:r>
+              <w:t xml:space="preserve">HXC-1193</w:t>
+            </w:r>
+          </w:p>
+        </w:tc>
+        <w:tc>
+          <w:tcPr/>
+          <w:p>
+            <w:pPr>
+              <w:pStyle w:val="Compact"/>
+            </w:pPr>
+            <w:r>
+              <w:t xml:space="preserve">Feature</w:t>
+            </w:r>
+          </w:p>
+        </w:tc>
+        <w:tc>
+          <w:tcPr/>
+          <w:p>
+            <w:pPr>
+              <w:pStyle w:val="Compact"/>
+            </w:pPr>
+            <w:r>
+              <w:t xml:space="preserve">P1</w:t>
+            </w:r>
+          </w:p>
+        </w:tc>
+        <w:tc>
+          <w:tcPr/>
+          <w:p>
+            <w:pPr>
+              <w:pStyle w:val="Compact"/>
+            </w:pPr>
+            <w:r>
+              <w:t xml:space="preserve">Queued</w:t>
+            </w:r>
+          </w:p>
+        </w:tc>
+        <w:tc>
+          <w:tcPr/>
+          <w:p>
+            <w:pPr>
+              <w:pStyle w:val="Compact"/>
+            </w:pPr>
+            <w:r>
+              <w:t xml:space="preserve">Implement per-tier workload quantization selection</w:t>
+            </w:r>
+          </w:p>
+        </w:tc>
+      </w:tr>
+      <w:tr>
+        <w:tc>
+          <w:tcPr/>
+          <w:p>
+            <w:pPr>
+              <w:pStyle w:val="Compact"/>
+            </w:pPr>
+            <w:r>
+              <w:t xml:space="preserve">HXC-1194</w:t>
+            </w:r>
+          </w:p>
+        </w:tc>
+        <w:tc>
+          <w:tcPr/>
+          <w:p>
+            <w:pPr>
+              <w:pStyle w:val="Compact"/>
+            </w:pPr>
+            <w:r>
+              <w:t xml:space="preserve">Feature</w:t>
+            </w:r>
+          </w:p>
+        </w:tc>
+        <w:tc>
+          <w:tcPr/>
+          <w:p>
+            <w:pPr>
+              <w:pStyle w:val="Compact"/>
+            </w:pPr>
+            <w:r>
+              <w:t xml:space="preserve">P1</w:t>
+            </w:r>
+          </w:p>
+        </w:tc>
+        <w:tc>
+          <w:tcPr/>
+          <w:p>
+            <w:pPr>
+              <w:pStyle w:val="Compact"/>
+            </w:pPr>
+            <w:r>
+              <w:t xml:space="preserve">Queued</w:t>
+            </w:r>
+          </w:p>
+        </w:tc>
+        <w:tc>
+          <w:tcPr/>
+          <w:p>
+            <w:pPr>
+              <w:pStyle w:val="Compact"/>
+            </w:pPr>
+            <w:r>
+              <w:t xml:space="preserve">Integrate MLC LLM universal engine for mobile inference</w:t>
+            </w:r>
+          </w:p>
+        </w:tc>
+      </w:tr>
+      <w:tr>
+        <w:tc>
+          <w:tcPr/>
+          <w:p>
+            <w:pPr>
+              <w:pStyle w:val="Compact"/>
+            </w:pPr>
+            <w:r>
+              <w:t xml:space="preserve">HXC-1199</w:t>
+            </w:r>
+          </w:p>
+        </w:tc>
+        <w:tc>
+          <w:tcPr/>
+          <w:p>
+            <w:pPr>
+              <w:pStyle w:val="Compact"/>
+            </w:pPr>
+            <w:r>
+              <w:t xml:space="preserve">Feature</w:t>
+            </w:r>
+          </w:p>
+        </w:tc>
+        <w:tc>
+          <w:tcPr/>
+          <w:p>
+            <w:pPr>
+              <w:pStyle w:val="Compact"/>
+            </w:pPr>
+            <w:r>
+              <w:t xml:space="preserve">P1</w:t>
+            </w:r>
+          </w:p>
+        </w:tc>
+        <w:tc>
+          <w:tcPr/>
+          <w:p>
+            <w:pPr>
+              <w:pStyle w:val="Compact"/>
+            </w:pPr>
+            <w:r>
+              <w:t xml:space="preserve">Queued</w:t>
+            </w:r>
+          </w:p>
+        </w:tc>
+        <w:tc>
+          <w:tcPr/>
+          <w:p>
+            <w:pPr>
+              <w:pStyle w:val="Compact"/>
+            </w:pPr>
+            <w:r>
+              <w:t xml:space="preserve">Implement edge sensor-fusion framework and stream workload type</w:t>
+            </w:r>
+          </w:p>
+        </w:tc>
+      </w:tr>
+      <w:tr>
+        <w:tc>
+          <w:tcPr/>
+          <w:p>
+            <w:pPr>
+              <w:pStyle w:val="Compact"/>
+            </w:pPr>
+            <w:r>
+              <w:t xml:space="preserve">HXC-1200</w:t>
+            </w:r>
+          </w:p>
+        </w:tc>
+        <w:tc>
+          <w:tcPr/>
+          <w:p>
+            <w:pPr>
+              <w:pStyle w:val="Compact"/>
+            </w:pPr>
+            <w:r>
+              <w:t xml:space="preserve">Feature</w:t>
+            </w:r>
+          </w:p>
+        </w:tc>
+        <w:tc>
+          <w:tcPr/>
+          <w:p>
+            <w:pPr>
+              <w:pStyle w:val="Compact"/>
+            </w:pPr>
+            <w:r>
+              <w:t xml:space="preserve">P1</w:t>
+            </w:r>
+          </w:p>
+        </w:tc>
+        <w:tc>
+          <w:tcPr/>
+          <w:p>
+            <w:pPr>
+              <w:pStyle w:val="Compact"/>
+            </w:pPr>
+            <w:r>
+              <w:t xml:space="preserve">Queued</w:t>
+            </w:r>
+          </w:p>
+        </w:tc>
+        <w:tc>
+          <w:tcPr/>
+          <w:p>
+            <w:pPr>
+              <w:pStyle w:val="Compact"/>
+            </w:pPr>
+            <w:r>
+              <w:t xml:space="preserve">Implement Jetson CUDA-on-ARM GPU backend</w:t>
+            </w:r>
+          </w:p>
+        </w:tc>
+      </w:tr>
+      <w:tr>
+        <w:tc>
+          <w:tcPr/>
+          <w:p>
+            <w:pPr>
+              <w:pStyle w:val="Compact"/>
+            </w:pPr>
+            <w:r>
+              <w:t xml:space="preserve">HXC-1203</w:t>
             </w:r>
           </w:p>
         </w:tc>
@@ -4089,177 +4773,6 @@
               <w:pStyle w:val="Compact"/>
             </w:pPr>
             <w:r>
-              <w:t xml:space="preserve">P0</w:t>
-            </w:r>
-          </w:p>
-        </w:tc>
-        <w:tc>
-          <w:tcPr/>
-          <w:p>
-            <w:pPr>
-              <w:pStyle w:val="Compact"/>
-            </w:pPr>
-            <w:r>
-              <w:t xml:space="preserve">Queued</w:t>
-            </w:r>
-          </w:p>
-        </w:tc>
-        <w:tc>
-          <w:tcPr/>
-          <w:p>
-            <w:pPr>
-              <w:pStyle w:val="Compact"/>
-            </w:pPr>
-            <w:r>
-              <w:t xml:space="preserve">Implement battery/thermal stress testing for edge devices</w:t>
-            </w:r>
-          </w:p>
-        </w:tc>
-      </w:tr>
-      <w:tr>
-        <w:tc>
-          <w:tcPr/>
-          <w:p>
-            <w:pPr>
-              <w:pStyle w:val="Compact"/>
-            </w:pPr>
-            <w:r>
-              <w:t xml:space="preserve">HXC-1210</w:t>
-            </w:r>
-          </w:p>
-        </w:tc>
-        <w:tc>
-          <w:tcPr/>
-          <w:p>
-            <w:pPr>
-              <w:pStyle w:val="Compact"/>
-            </w:pPr>
-            <w:r>
-              <w:t xml:space="preserve">Bug</w:t>
-            </w:r>
-          </w:p>
-        </w:tc>
-        <w:tc>
-          <w:tcPr/>
-          <w:p>
-            <w:pPr>
-              <w:pStyle w:val="Compact"/>
-            </w:pPr>
-            <w:r>
-              <w:t xml:space="preserve">P0</w:t>
-            </w:r>
-          </w:p>
-        </w:tc>
-        <w:tc>
-          <w:tcPr/>
-          <w:p>
-            <w:pPr>
-              <w:pStyle w:val="Compact"/>
-            </w:pPr>
-            <w:r>
-              <w:t xml:space="preserve">Queued</w:t>
-            </w:r>
-          </w:p>
-        </w:tc>
-        <w:tc>
-          <w:tcPr/>
-          <w:p>
-            <w:pPr>
-              <w:pStyle w:val="Compact"/>
-            </w:pPr>
-            <w:r>
-              <w:t xml:space="preserve">Wire EtcdBackend into the node agent for cluster-wide discovery</w:t>
-            </w:r>
-          </w:p>
-        </w:tc>
-      </w:tr>
-      <w:tr>
-        <w:tc>
-          <w:tcPr/>
-          <w:p>
-            <w:pPr>
-              <w:pStyle w:val="Compact"/>
-            </w:pPr>
-            <w:r>
-              <w:t xml:space="preserve">HXC-1213</w:t>
-            </w:r>
-          </w:p>
-        </w:tc>
-        <w:tc>
-          <w:tcPr/>
-          <w:p>
-            <w:pPr>
-              <w:pStyle w:val="Compact"/>
-            </w:pPr>
-            <w:r>
-              <w:t xml:space="preserve">Feature</w:t>
-            </w:r>
-          </w:p>
-        </w:tc>
-        <w:tc>
-          <w:tcPr/>
-          <w:p>
-            <w:pPr>
-              <w:pStyle w:val="Compact"/>
-            </w:pPr>
-            <w:r>
-              <w:t xml:space="preserve">P0</w:t>
-            </w:r>
-          </w:p>
-        </w:tc>
-        <w:tc>
-          <w:tcPr/>
-          <w:p>
-            <w:pPr>
-              <w:pStyle w:val="Compact"/>
-            </w:pPr>
-            <w:r>
-              <w:t xml:space="preserve">Queued</w:t>
-            </w:r>
-          </w:p>
-        </w:tc>
-        <w:tc>
-          <w:tcPr/>
-          <w:p>
-            <w:pPr>
-              <w:pStyle w:val="Compact"/>
-            </w:pPr>
-            <w:r>
-              <w:t xml:space="preserve">Add auth + RBAC enforcement to the gateway</w:t>
-            </w:r>
-          </w:p>
-        </w:tc>
-      </w:tr>
-      <w:tr>
-        <w:tc>
-          <w:tcPr/>
-          <w:p>
-            <w:pPr>
-              <w:pStyle w:val="Compact"/>
-            </w:pPr>
-            <w:r>
-              <w:t xml:space="preserve">HXC-1169</w:t>
-            </w:r>
-          </w:p>
-        </w:tc>
-        <w:tc>
-          <w:tcPr/>
-          <w:p>
-            <w:pPr>
-              <w:pStyle w:val="Compact"/>
-            </w:pPr>
-            <w:r>
-              <w:t xml:space="preserve">Feature</w:t>
-            </w:r>
-          </w:p>
-        </w:tc>
-        <w:tc>
-          <w:tcPr/>
-          <w:p>
-            <w:pPr>
-              <w:pStyle w:val="Compact"/>
-            </w:pPr>
-            <w:r>
               <w:t xml:space="preserve">P1</w:t>
             </w:r>
           </w:p>
@@ -4282,31 +4795,31 @@
               <w:pStyle w:val="Compact"/>
             </w:pPr>
             <w:r>
-              <w:t xml:space="preserve">Implement SBCAdapter for SBC-specific hardware monitoring</w:t>
-            </w:r>
-          </w:p>
-        </w:tc>
-      </w:tr>
-      <w:tr>
-        <w:tc>
-          <w:tcPr/>
-          <w:p>
-            <w:pPr>
-              <w:pStyle w:val="Compact"/>
-            </w:pPr>
-            <w:r>
-              <w:t xml:space="preserve">HXC-1170</w:t>
-            </w:r>
-          </w:p>
-        </w:tc>
-        <w:tc>
-          <w:tcPr/>
-          <w:p>
-            <w:pPr>
-              <w:pStyle w:val="Compact"/>
-            </w:pPr>
-            <w:r>
-              <w:t xml:space="preserve">Feature</w:t>
+              <w:t xml:space="preserve">Implement Armbian TV-box provisioning path (RK3588/Amlogic)</w:t>
+            </w:r>
+          </w:p>
+        </w:tc>
+      </w:tr>
+      <w:tr>
+        <w:tc>
+          <w:tcPr/>
+          <w:p>
+            <w:pPr>
+              <w:pStyle w:val="Compact"/>
+            </w:pPr>
+            <w:r>
+              <w:t xml:space="preserve">HXC-1204</w:t>
+            </w:r>
+          </w:p>
+        </w:tc>
+        <w:tc>
+          <w:tcPr/>
+          <w:p>
+            <w:pPr>
+              <w:pStyle w:val="Compact"/>
+            </w:pPr>
+            <w:r>
+              <w:t xml:space="preserve">Task</w:t>
             </w:r>
           </w:p>
         </w:tc>
@@ -4339,20 +4852,20 @@
               <w:pStyle w:val="Compact"/>
             </w:pPr>
             <w:r>
-              <w:t xml:space="preserve">Integrate RK3588 NPU via RKNN Toolkit2 C API</w:t>
-            </w:r>
-          </w:p>
-        </w:tc>
-      </w:tr>
-      <w:tr>
-        <w:tc>
-          <w:tcPr/>
-          <w:p>
-            <w:pPr>
-              <w:pStyle w:val="Compact"/>
-            </w:pPr>
-            <w:r>
-              <w:t xml:space="preserve">HXC-1176</w:t>
+              <w:t xml:space="preserve">Implement ADB-over-WiFi fleet provisioning for Android cluster</w:t>
+            </w:r>
+          </w:p>
+        </w:tc>
+      </w:tr>
+      <w:tr>
+        <w:tc>
+          <w:tcPr/>
+          <w:p>
+            <w:pPr>
+              <w:pStyle w:val="Compact"/>
+            </w:pPr>
+            <w:r>
+              <w:t xml:space="preserve">HXC-1206</w:t>
             </w:r>
           </w:p>
         </w:tc>
@@ -4396,31 +4909,31 @@
               <w:pStyle w:val="Compact"/>
             </w:pPr>
             <w:r>
-              <w:t xml:space="preserve">Implement Android Vulkan/NNAPI compute backend</w:t>
-            </w:r>
-          </w:p>
-        </w:tc>
-      </w:tr>
-      <w:tr>
-        <w:tc>
-          <w:tcPr/>
-          <w:p>
-            <w:pPr>
-              <w:pStyle w:val="Compact"/>
-            </w:pPr>
-            <w:r>
-              <w:t xml:space="preserve">HXC-1177</w:t>
-            </w:r>
-          </w:p>
-        </w:tc>
-        <w:tc>
-          <w:tcPr/>
-          <w:p>
-            <w:pPr>
-              <w:pStyle w:val="Compact"/>
-            </w:pPr>
-            <w:r>
-              <w:t xml:space="preserve">Feature</w:t>
+              <w:t xml:space="preserve">Build APK/IPA distribution system</w:t>
+            </w:r>
+          </w:p>
+        </w:tc>
+      </w:tr>
+      <w:tr>
+        <w:tc>
+          <w:tcPr/>
+          <w:p>
+            <w:pPr>
+              <w:pStyle w:val="Compact"/>
+            </w:pPr>
+            <w:r>
+              <w:t xml:space="preserve">HXC-1209</w:t>
+            </w:r>
+          </w:p>
+        </w:tc>
+        <w:tc>
+          <w:tcPr/>
+          <w:p>
+            <w:pPr>
+              <w:pStyle w:val="Compact"/>
+            </w:pPr>
+            <w:r>
+              <w:t xml:space="preserve">Task</w:t>
             </w:r>
           </w:p>
         </w:tc>
@@ -4453,804 +4966,6 @@
               <w:pStyle w:val="Compact"/>
             </w:pPr>
             <w:r>
-              <w:t xml:space="preserve">Implement QUIC transport client for Android (Tier T6)</w:t>
-            </w:r>
-          </w:p>
-        </w:tc>
-      </w:tr>
-      <w:tr>
-        <w:tc>
-          <w:tcPr/>
-          <w:p>
-            <w:pPr>
-              <w:pStyle w:val="Compact"/>
-            </w:pPr>
-            <w:r>
-              <w:t xml:space="preserve">HXC-1179</w:t>
-            </w:r>
-          </w:p>
-        </w:tc>
-        <w:tc>
-          <w:tcPr/>
-          <w:p>
-            <w:pPr>
-              <w:pStyle w:val="Compact"/>
-            </w:pPr>
-            <w:r>
-              <w:t xml:space="preserve">Feature</w:t>
-            </w:r>
-          </w:p>
-        </w:tc>
-        <w:tc>
-          <w:tcPr/>
-          <w:p>
-            <w:pPr>
-              <w:pStyle w:val="Compact"/>
-            </w:pPr>
-            <w:r>
-              <w:t xml:space="preserve">P1</w:t>
-            </w:r>
-          </w:p>
-        </w:tc>
-        <w:tc>
-          <w:tcPr/>
-          <w:p>
-            <w:pPr>
-              <w:pStyle w:val="Compact"/>
-            </w:pPr>
-            <w:r>
-              <w:t xml:space="preserve">Queued</w:t>
-            </w:r>
-          </w:p>
-        </w:tc>
-        <w:tc>
-          <w:tcPr/>
-          <w:p>
-            <w:pPr>
-              <w:pStyle w:val="Compact"/>
-            </w:pPr>
-            <w:r>
-              <w:t xml:space="preserve">Scaffold iOS Agent app (Swift, Tier T7 EDGE_DONOR)</w:t>
-            </w:r>
-          </w:p>
-        </w:tc>
-      </w:tr>
-      <w:tr>
-        <w:tc>
-          <w:tcPr/>
-          <w:p>
-            <w:pPr>
-              <w:pStyle w:val="Compact"/>
-            </w:pPr>
-            <w:r>
-              <w:t xml:space="preserve">HXC-1180</w:t>
-            </w:r>
-          </w:p>
-        </w:tc>
-        <w:tc>
-          <w:tcPr/>
-          <w:p>
-            <w:pPr>
-              <w:pStyle w:val="Compact"/>
-            </w:pPr>
-            <w:r>
-              <w:t xml:space="preserve">Feature</w:t>
-            </w:r>
-          </w:p>
-        </w:tc>
-        <w:tc>
-          <w:tcPr/>
-          <w:p>
-            <w:pPr>
-              <w:pStyle w:val="Compact"/>
-            </w:pPr>
-            <w:r>
-              <w:t xml:space="preserve">P1</w:t>
-            </w:r>
-          </w:p>
-        </w:tc>
-        <w:tc>
-          <w:tcPr/>
-          <w:p>
-            <w:pPr>
-              <w:pStyle w:val="Compact"/>
-            </w:pPr>
-            <w:r>
-              <w:t xml:space="preserve">Queued</w:t>
-            </w:r>
-          </w:p>
-        </w:tc>
-        <w:tc>
-          <w:tcPr/>
-          <w:p>
-            <w:pPr>
-              <w:pStyle w:val="Compact"/>
-            </w:pPr>
-            <w:r>
-              <w:t xml:space="preserve">Implement iOS Metal compute integration</w:t>
-            </w:r>
-          </w:p>
-        </w:tc>
-      </w:tr>
-      <w:tr>
-        <w:tc>
-          <w:tcPr/>
-          <w:p>
-            <w:pPr>
-              <w:pStyle w:val="Compact"/>
-            </w:pPr>
-            <w:r>
-              <w:t xml:space="preserve">HXC-1182</w:t>
-            </w:r>
-          </w:p>
-        </w:tc>
-        <w:tc>
-          <w:tcPr/>
-          <w:p>
-            <w:pPr>
-              <w:pStyle w:val="Compact"/>
-            </w:pPr>
-            <w:r>
-              <w:t xml:space="preserve">Feature</w:t>
-            </w:r>
-          </w:p>
-        </w:tc>
-        <w:tc>
-          <w:tcPr/>
-          <w:p>
-            <w:pPr>
-              <w:pStyle w:val="Compact"/>
-            </w:pPr>
-            <w:r>
-              <w:t xml:space="preserve">P1</w:t>
-            </w:r>
-          </w:p>
-        </w:tc>
-        <w:tc>
-          <w:tcPr/>
-          <w:p>
-            <w:pPr>
-              <w:pStyle w:val="Compact"/>
-            </w:pPr>
-            <w:r>
-              <w:t xml:space="preserve">Queued</w:t>
-            </w:r>
-          </w:p>
-        </w:tc>
-        <w:tc>
-          <w:tcPr/>
-          <w:p>
-            <w:pPr>
-              <w:pStyle w:val="Compact"/>
-            </w:pPr>
-            <w:r>
-              <w:t xml:space="preserve">Implement iOS background execution scheduling (BGAppRefresh/BGProcessing)</w:t>
-            </w:r>
-          </w:p>
-        </w:tc>
-      </w:tr>
-      <w:tr>
-        <w:tc>
-          <w:tcPr/>
-          <w:p>
-            <w:pPr>
-              <w:pStyle w:val="Compact"/>
-            </w:pPr>
-            <w:r>
-              <w:t xml:space="preserve">HXC-1190</w:t>
-            </w:r>
-          </w:p>
-        </w:tc>
-        <w:tc>
-          <w:tcPr/>
-          <w:p>
-            <w:pPr>
-              <w:pStyle w:val="Compact"/>
-            </w:pPr>
-            <w:r>
-              <w:t xml:space="preserve">Feature</w:t>
-            </w:r>
-          </w:p>
-        </w:tc>
-        <w:tc>
-          <w:tcPr/>
-          <w:p>
-            <w:pPr>
-              <w:pStyle w:val="Compact"/>
-            </w:pPr>
-            <w:r>
-              <w:t xml:space="preserve">P1</w:t>
-            </w:r>
-          </w:p>
-        </w:tc>
-        <w:tc>
-          <w:tcPr/>
-          <w:p>
-            <w:pPr>
-              <w:pStyle w:val="Compact"/>
-            </w:pPr>
-            <w:r>
-              <w:t xml:space="preserve">Queued</w:t>
-            </w:r>
-          </w:p>
-        </w:tc>
-        <w:tc>
-          <w:tcPr/>
-          <w:p>
-            <w:pPr>
-              <w:pStyle w:val="Compact"/>
-            </w:pPr>
-            <w:r>
-              <w:t xml:space="preserve">Implement EdgeAwarePlugin scheduler Score stage</w:t>
-            </w:r>
-          </w:p>
-        </w:tc>
-      </w:tr>
-      <w:tr>
-        <w:tc>
-          <w:tcPr/>
-          <w:p>
-            <w:pPr>
-              <w:pStyle w:val="Compact"/>
-            </w:pPr>
-            <w:r>
-              <w:t xml:space="preserve">HXC-1192</w:t>
-            </w:r>
-          </w:p>
-        </w:tc>
-        <w:tc>
-          <w:tcPr/>
-          <w:p>
-            <w:pPr>
-              <w:pStyle w:val="Compact"/>
-            </w:pPr>
-            <w:r>
-              <w:t xml:space="preserve">Feature</w:t>
-            </w:r>
-          </w:p>
-        </w:tc>
-        <w:tc>
-          <w:tcPr/>
-          <w:p>
-            <w:pPr>
-              <w:pStyle w:val="Compact"/>
-            </w:pPr>
-            <w:r>
-              <w:t xml:space="preserve">P1</w:t>
-            </w:r>
-          </w:p>
-        </w:tc>
-        <w:tc>
-          <w:tcPr/>
-          <w:p>
-            <w:pPr>
-              <w:pStyle w:val="Compact"/>
-            </w:pPr>
-            <w:r>
-              <w:t xml:space="preserve">Queued</w:t>
-            </w:r>
-          </w:p>
-        </w:tc>
-        <w:tc>
-          <w:tcPr/>
-          <w:p>
-            <w:pPr>
-              <w:pStyle w:val="Compact"/>
-            </w:pPr>
-            <w:r>
-              <w:t xml:space="preserve">Implement unified NPU backend with ONNX model converter</w:t>
-            </w:r>
-          </w:p>
-        </w:tc>
-      </w:tr>
-      <w:tr>
-        <w:tc>
-          <w:tcPr/>
-          <w:p>
-            <w:pPr>
-              <w:pStyle w:val="Compact"/>
-            </w:pPr>
-            <w:r>
-              <w:t xml:space="preserve">HXC-1193</w:t>
-            </w:r>
-          </w:p>
-        </w:tc>
-        <w:tc>
-          <w:tcPr/>
-          <w:p>
-            <w:pPr>
-              <w:pStyle w:val="Compact"/>
-            </w:pPr>
-            <w:r>
-              <w:t xml:space="preserve">Feature</w:t>
-            </w:r>
-          </w:p>
-        </w:tc>
-        <w:tc>
-          <w:tcPr/>
-          <w:p>
-            <w:pPr>
-              <w:pStyle w:val="Compact"/>
-            </w:pPr>
-            <w:r>
-              <w:t xml:space="preserve">P1</w:t>
-            </w:r>
-          </w:p>
-        </w:tc>
-        <w:tc>
-          <w:tcPr/>
-          <w:p>
-            <w:pPr>
-              <w:pStyle w:val="Compact"/>
-            </w:pPr>
-            <w:r>
-              <w:t xml:space="preserve">Queued</w:t>
-            </w:r>
-          </w:p>
-        </w:tc>
-        <w:tc>
-          <w:tcPr/>
-          <w:p>
-            <w:pPr>
-              <w:pStyle w:val="Compact"/>
-            </w:pPr>
-            <w:r>
-              <w:t xml:space="preserve">Implement per-tier workload quantization selection</w:t>
-            </w:r>
-          </w:p>
-        </w:tc>
-      </w:tr>
-      <w:tr>
-        <w:tc>
-          <w:tcPr/>
-          <w:p>
-            <w:pPr>
-              <w:pStyle w:val="Compact"/>
-            </w:pPr>
-            <w:r>
-              <w:t xml:space="preserve">HXC-1194</w:t>
-            </w:r>
-          </w:p>
-        </w:tc>
-        <w:tc>
-          <w:tcPr/>
-          <w:p>
-            <w:pPr>
-              <w:pStyle w:val="Compact"/>
-            </w:pPr>
-            <w:r>
-              <w:t xml:space="preserve">Feature</w:t>
-            </w:r>
-          </w:p>
-        </w:tc>
-        <w:tc>
-          <w:tcPr/>
-          <w:p>
-            <w:pPr>
-              <w:pStyle w:val="Compact"/>
-            </w:pPr>
-            <w:r>
-              <w:t xml:space="preserve">P1</w:t>
-            </w:r>
-          </w:p>
-        </w:tc>
-        <w:tc>
-          <w:tcPr/>
-          <w:p>
-            <w:pPr>
-              <w:pStyle w:val="Compact"/>
-            </w:pPr>
-            <w:r>
-              <w:t xml:space="preserve">Queued</w:t>
-            </w:r>
-          </w:p>
-        </w:tc>
-        <w:tc>
-          <w:tcPr/>
-          <w:p>
-            <w:pPr>
-              <w:pStyle w:val="Compact"/>
-            </w:pPr>
-            <w:r>
-              <w:t xml:space="preserve">Integrate MLC LLM universal engine for mobile inference</w:t>
-            </w:r>
-          </w:p>
-        </w:tc>
-      </w:tr>
-      <w:tr>
-        <w:tc>
-          <w:tcPr/>
-          <w:p>
-            <w:pPr>
-              <w:pStyle w:val="Compact"/>
-            </w:pPr>
-            <w:r>
-              <w:t xml:space="preserve">HXC-1198</w:t>
-            </w:r>
-          </w:p>
-        </w:tc>
-        <w:tc>
-          <w:tcPr/>
-          <w:p>
-            <w:pPr>
-              <w:pStyle w:val="Compact"/>
-            </w:pPr>
-            <w:r>
-              <w:t xml:space="preserve">Feature</w:t>
-            </w:r>
-          </w:p>
-        </w:tc>
-        <w:tc>
-          <w:tcPr/>
-          <w:p>
-            <w:pPr>
-              <w:pStyle w:val="Compact"/>
-            </w:pPr>
-            <w:r>
-              <w:t xml:space="preserve">P1</w:t>
-            </w:r>
-          </w:p>
-        </w:tc>
-        <w:tc>
-          <w:tcPr/>
-          <w:p>
-            <w:pPr>
-              <w:pStyle w:val="Compact"/>
-            </w:pPr>
-            <w:r>
-              <w:t xml:space="preserve">Queued</w:t>
-            </w:r>
-          </w:p>
-        </w:tc>
-        <w:tc>
-          <w:tcPr/>
-          <w:p>
-            <w:pPr>
-              <w:pStyle w:val="Compact"/>
-            </w:pPr>
-            <w:r>
-              <w:t xml:space="preserve">Implement offline sync protocol with delta compression</w:t>
-            </w:r>
-          </w:p>
-        </w:tc>
-      </w:tr>
-      <w:tr>
-        <w:tc>
-          <w:tcPr/>
-          <w:p>
-            <w:pPr>
-              <w:pStyle w:val="Compact"/>
-            </w:pPr>
-            <w:r>
-              <w:t xml:space="preserve">HXC-1199</w:t>
-            </w:r>
-          </w:p>
-        </w:tc>
-        <w:tc>
-          <w:tcPr/>
-          <w:p>
-            <w:pPr>
-              <w:pStyle w:val="Compact"/>
-            </w:pPr>
-            <w:r>
-              <w:t xml:space="preserve">Feature</w:t>
-            </w:r>
-          </w:p>
-        </w:tc>
-        <w:tc>
-          <w:tcPr/>
-          <w:p>
-            <w:pPr>
-              <w:pStyle w:val="Compact"/>
-            </w:pPr>
-            <w:r>
-              <w:t xml:space="preserve">P1</w:t>
-            </w:r>
-          </w:p>
-        </w:tc>
-        <w:tc>
-          <w:tcPr/>
-          <w:p>
-            <w:pPr>
-              <w:pStyle w:val="Compact"/>
-            </w:pPr>
-            <w:r>
-              <w:t xml:space="preserve">Queued</w:t>
-            </w:r>
-          </w:p>
-        </w:tc>
-        <w:tc>
-          <w:tcPr/>
-          <w:p>
-            <w:pPr>
-              <w:pStyle w:val="Compact"/>
-            </w:pPr>
-            <w:r>
-              <w:t xml:space="preserve">Implement edge sensor-fusion framework and stream workload type</w:t>
-            </w:r>
-          </w:p>
-        </w:tc>
-      </w:tr>
-      <w:tr>
-        <w:tc>
-          <w:tcPr/>
-          <w:p>
-            <w:pPr>
-              <w:pStyle w:val="Compact"/>
-            </w:pPr>
-            <w:r>
-              <w:t xml:space="preserve">HXC-1200</w:t>
-            </w:r>
-          </w:p>
-        </w:tc>
-        <w:tc>
-          <w:tcPr/>
-          <w:p>
-            <w:pPr>
-              <w:pStyle w:val="Compact"/>
-            </w:pPr>
-            <w:r>
-              <w:t xml:space="preserve">Feature</w:t>
-            </w:r>
-          </w:p>
-        </w:tc>
-        <w:tc>
-          <w:tcPr/>
-          <w:p>
-            <w:pPr>
-              <w:pStyle w:val="Compact"/>
-            </w:pPr>
-            <w:r>
-              <w:t xml:space="preserve">P1</w:t>
-            </w:r>
-          </w:p>
-        </w:tc>
-        <w:tc>
-          <w:tcPr/>
-          <w:p>
-            <w:pPr>
-              <w:pStyle w:val="Compact"/>
-            </w:pPr>
-            <w:r>
-              <w:t xml:space="preserve">Queued</w:t>
-            </w:r>
-          </w:p>
-        </w:tc>
-        <w:tc>
-          <w:tcPr/>
-          <w:p>
-            <w:pPr>
-              <w:pStyle w:val="Compact"/>
-            </w:pPr>
-            <w:r>
-              <w:t xml:space="preserve">Implement Jetson CUDA-on-ARM GPU backend</w:t>
-            </w:r>
-          </w:p>
-        </w:tc>
-      </w:tr>
-      <w:tr>
-        <w:tc>
-          <w:tcPr/>
-          <w:p>
-            <w:pPr>
-              <w:pStyle w:val="Compact"/>
-            </w:pPr>
-            <w:r>
-              <w:t xml:space="preserve">HXC-1203</w:t>
-            </w:r>
-          </w:p>
-        </w:tc>
-        <w:tc>
-          <w:tcPr/>
-          <w:p>
-            <w:pPr>
-              <w:pStyle w:val="Compact"/>
-            </w:pPr>
-            <w:r>
-              <w:t xml:space="preserve">Task</w:t>
-            </w:r>
-          </w:p>
-        </w:tc>
-        <w:tc>
-          <w:tcPr/>
-          <w:p>
-            <w:pPr>
-              <w:pStyle w:val="Compact"/>
-            </w:pPr>
-            <w:r>
-              <w:t xml:space="preserve">P1</w:t>
-            </w:r>
-          </w:p>
-        </w:tc>
-        <w:tc>
-          <w:tcPr/>
-          <w:p>
-            <w:pPr>
-              <w:pStyle w:val="Compact"/>
-            </w:pPr>
-            <w:r>
-              <w:t xml:space="preserve">Queued</w:t>
-            </w:r>
-          </w:p>
-        </w:tc>
-        <w:tc>
-          <w:tcPr/>
-          <w:p>
-            <w:pPr>
-              <w:pStyle w:val="Compact"/>
-            </w:pPr>
-            <w:r>
-              <w:t xml:space="preserve">Implement Armbian TV-box provisioning path (RK3588/Amlogic)</w:t>
-            </w:r>
-          </w:p>
-        </w:tc>
-      </w:tr>
-      <w:tr>
-        <w:tc>
-          <w:tcPr/>
-          <w:p>
-            <w:pPr>
-              <w:pStyle w:val="Compact"/>
-            </w:pPr>
-            <w:r>
-              <w:t xml:space="preserve">HXC-1204</w:t>
-            </w:r>
-          </w:p>
-        </w:tc>
-        <w:tc>
-          <w:tcPr/>
-          <w:p>
-            <w:pPr>
-              <w:pStyle w:val="Compact"/>
-            </w:pPr>
-            <w:r>
-              <w:t xml:space="preserve">Task</w:t>
-            </w:r>
-          </w:p>
-        </w:tc>
-        <w:tc>
-          <w:tcPr/>
-          <w:p>
-            <w:pPr>
-              <w:pStyle w:val="Compact"/>
-            </w:pPr>
-            <w:r>
-              <w:t xml:space="preserve">P1</w:t>
-            </w:r>
-          </w:p>
-        </w:tc>
-        <w:tc>
-          <w:tcPr/>
-          <w:p>
-            <w:pPr>
-              <w:pStyle w:val="Compact"/>
-            </w:pPr>
-            <w:r>
-              <w:t xml:space="preserve">Queued</w:t>
-            </w:r>
-          </w:p>
-        </w:tc>
-        <w:tc>
-          <w:tcPr/>
-          <w:p>
-            <w:pPr>
-              <w:pStyle w:val="Compact"/>
-            </w:pPr>
-            <w:r>
-              <w:t xml:space="preserve">Implement ADB-over-WiFi fleet provisioning for Android cluster</w:t>
-            </w:r>
-          </w:p>
-        </w:tc>
-      </w:tr>
-      <w:tr>
-        <w:tc>
-          <w:tcPr/>
-          <w:p>
-            <w:pPr>
-              <w:pStyle w:val="Compact"/>
-            </w:pPr>
-            <w:r>
-              <w:t xml:space="preserve">HXC-1206</w:t>
-            </w:r>
-          </w:p>
-        </w:tc>
-        <w:tc>
-          <w:tcPr/>
-          <w:p>
-            <w:pPr>
-              <w:pStyle w:val="Compact"/>
-            </w:pPr>
-            <w:r>
-              <w:t xml:space="preserve">Feature</w:t>
-            </w:r>
-          </w:p>
-        </w:tc>
-        <w:tc>
-          <w:tcPr/>
-          <w:p>
-            <w:pPr>
-              <w:pStyle w:val="Compact"/>
-            </w:pPr>
-            <w:r>
-              <w:t xml:space="preserve">P1</w:t>
-            </w:r>
-          </w:p>
-        </w:tc>
-        <w:tc>
-          <w:tcPr/>
-          <w:p>
-            <w:pPr>
-              <w:pStyle w:val="Compact"/>
-            </w:pPr>
-            <w:r>
-              <w:t xml:space="preserve">Queued</w:t>
-            </w:r>
-          </w:p>
-        </w:tc>
-        <w:tc>
-          <w:tcPr/>
-          <w:p>
-            <w:pPr>
-              <w:pStyle w:val="Compact"/>
-            </w:pPr>
-            <w:r>
-              <w:t xml:space="preserve">Build APK/IPA distribution system</w:t>
-            </w:r>
-          </w:p>
-        </w:tc>
-      </w:tr>
-      <w:tr>
-        <w:tc>
-          <w:tcPr/>
-          <w:p>
-            <w:pPr>
-              <w:pStyle w:val="Compact"/>
-            </w:pPr>
-            <w:r>
-              <w:t xml:space="preserve">HXC-1209</w:t>
-            </w:r>
-          </w:p>
-        </w:tc>
-        <w:tc>
-          <w:tcPr/>
-          <w:p>
-            <w:pPr>
-              <w:pStyle w:val="Compact"/>
-            </w:pPr>
-            <w:r>
-              <w:t xml:space="preserve">Task</w:t>
-            </w:r>
-          </w:p>
-        </w:tc>
-        <w:tc>
-          <w:tcPr/>
-          <w:p>
-            <w:pPr>
-              <w:pStyle w:val="Compact"/>
-            </w:pPr>
-            <w:r>
-              <w:t xml:space="preserve">P1</w:t>
-            </w:r>
-          </w:p>
-        </w:tc>
-        <w:tc>
-          <w:tcPr/>
-          <w:p>
-            <w:pPr>
-              <w:pStyle w:val="Compact"/>
-            </w:pPr>
-            <w:r>
-              <w:t xml:space="preserve">Queued</w:t>
-            </w:r>
-          </w:p>
-        </w:tc>
-        <w:tc>
-          <w:tcPr/>
-          <w:p>
-            <w:pPr>
-              <w:pStyle w:val="Compact"/>
-            </w:pPr>
-            <w:r>
               <w:t xml:space="preserve">Validate ARM SBC per-watt performance &gt;=80% of x86</w:t>
             </w:r>
           </w:p>
@@ -5651,63 +5366,6 @@
             </w:pPr>
             <w:r>
               <w:t xml:space="preserve">Implement WireGuard UPnP/NAT-PMP NAT traversal</w:t>
-            </w:r>
-          </w:p>
-        </w:tc>
-      </w:tr>
-      <w:tr>
-        <w:tc>
-          <w:tcPr/>
-          <w:p>
-            <w:pPr>
-              <w:pStyle w:val="Compact"/>
-            </w:pPr>
-            <w:r>
-              <w:t xml:space="preserve">HXC-1220</w:t>
-            </w:r>
-          </w:p>
-        </w:tc>
-        <w:tc>
-          <w:tcPr/>
-          <w:p>
-            <w:pPr>
-              <w:pStyle w:val="Compact"/>
-            </w:pPr>
-            <w:r>
-              <w:t xml:space="preserve">Task</w:t>
-            </w:r>
-          </w:p>
-        </w:tc>
-        <w:tc>
-          <w:tcPr/>
-          <w:p>
-            <w:pPr>
-              <w:pStyle w:val="Compact"/>
-            </w:pPr>
-            <w:r>
-              <w:t xml:space="preserve">P2</w:t>
-            </w:r>
-          </w:p>
-        </w:tc>
-        <w:tc>
-          <w:tcPr/>
-          <w:p>
-            <w:pPr>
-              <w:pStyle w:val="Compact"/>
-            </w:pPr>
-            <w:r>
-              <w:t xml:space="preserve">Queued</w:t>
-            </w:r>
-          </w:p>
-        </w:tc>
-        <w:tc>
-          <w:tcPr/>
-          <w:p>
-            <w:pPr>
-              <w:pStyle w:val="Compact"/>
-            </w:pPr>
-            <w:r>
-              <w:t xml:space="preserve">Replace custom policy engine with OPA/Rego</w:t>
             </w:r>
           </w:p>
         </w:tc>

--- a/docs/export/issues.docx
+++ b/docs/export/issues.docx
@@ -34,7 +34,7 @@
         <w:t xml:space="preserve"> </w:t>
       </w:r>
       <w:r>
-        <w:t xml:space="preserve">23</w:t>
+        <w:t xml:space="preserve">24</w:t>
       </w:r>
       <w:r>
         <w:t xml:space="preserve"> </w:t>
@@ -50,7 +50,7 @@
         <w:t xml:space="preserve"> </w:t>
       </w:r>
       <w:r>
-        <w:t xml:space="preserve">2026-06-01T19:08:03Z</w:t>
+        <w:t xml:space="preserve">2026-06-01T19:30:54Z</w:t>
       </w:r>
       <w:r>
         <w:t xml:space="preserve"> </w:t>
@@ -116,7 +116,7 @@
           <w:b/>
           <w:bCs/>
         </w:rPr>
-        <w:t xml:space="preserve">483</w:t>
+        <w:t xml:space="preserve">479</w:t>
       </w:r>
       <w:r>
         <w:t xml:space="preserve">. Canonical source:</w:t>
@@ -500,13 +500,13 @@
       </w:tr>
     </w:tbl>
     <w:bookmarkEnd w:id="9"/>
-    <w:bookmarkStart w:id="10" w:name="mvp-25-active"/>
+    <w:bookmarkStart w:id="10" w:name="mvp-24-active"/>
     <w:p>
       <w:pPr>
         <w:pStyle w:val="Heading2"/>
       </w:pPr>
       <w:r>
-        <w:t xml:space="preserve">MVP (25 active)</w:t>
+        <w:t xml:space="preserve">MVP (24 active)</w:t>
       </w:r>
     </w:p>
     <w:tbl>
@@ -636,63 +636,6 @@
             </w:pPr>
             <w:r>
               <w:t xml:space="preserve">Define and generate proto service stubs (node/session/scheduler/health/auth)</w:t>
-            </w:r>
-          </w:p>
-        </w:tc>
-      </w:tr>
-      <w:tr>
-        <w:tc>
-          <w:tcPr/>
-          <w:p>
-            <w:pPr>
-              <w:pStyle w:val="Compact"/>
-            </w:pPr>
-            <w:r>
-              <w:t xml:space="preserve">HXC-1135</w:t>
-            </w:r>
-          </w:p>
-        </w:tc>
-        <w:tc>
-          <w:tcPr/>
-          <w:p>
-            <w:pPr>
-              <w:pStyle w:val="Compact"/>
-            </w:pPr>
-            <w:r>
-              <w:t xml:space="preserve">Feature</w:t>
-            </w:r>
-          </w:p>
-        </w:tc>
-        <w:tc>
-          <w:tcPr/>
-          <w:p>
-            <w:pPr>
-              <w:pStyle w:val="Compact"/>
-            </w:pPr>
-            <w:r>
-              <w:t xml:space="preserve">P0</w:t>
-            </w:r>
-          </w:p>
-        </w:tc>
-        <w:tc>
-          <w:tcPr/>
-          <w:p>
-            <w:pPr>
-              <w:pStyle w:val="Compact"/>
-            </w:pPr>
-            <w:r>
-              <w:t xml:space="preserve">Queued</w:t>
-            </w:r>
-          </w:p>
-        </w:tc>
-        <w:tc>
-          <w:tcPr/>
-          <w:p>
-            <w:pPr>
-              <w:pStyle w:val="Compact"/>
-            </w:pPr>
-            <w:r>
-              <w:t xml:space="preserve">Implement two-node cluster formation end-to-end (exit gate)</w:t>
             </w:r>
           </w:p>
         </w:tc>
@@ -5486,13 +5429,13 @@
       </w:tr>
     </w:tbl>
     <w:bookmarkEnd w:id="12"/>
-    <w:bookmarkStart w:id="13" w:name="phase-4-70-active"/>
+    <w:bookmarkStart w:id="13" w:name="phase-4-67-active"/>
     <w:p>
       <w:pPr>
         <w:pStyle w:val="Heading2"/>
       </w:pPr>
       <w:r>
-        <w:t xml:space="preserve">Phase 4 (70 active)</w:t>
+        <w:t xml:space="preserve">Phase 4 (67 active)</w:t>
       </w:r>
     </w:p>
     <w:tbl>
@@ -5748,18 +5691,18 @@
               <w:pStyle w:val="Compact"/>
             </w:pPr>
             <w:r>
-              <w:t xml:space="preserve">HXC-1229</w:t>
-            </w:r>
-          </w:p>
-        </w:tc>
-        <w:tc>
-          <w:tcPr/>
-          <w:p>
-            <w:pPr>
-              <w:pStyle w:val="Compact"/>
-            </w:pPr>
-            <w:r>
-              <w:t xml:space="preserve">Task</w:t>
+              <w:t xml:space="preserve">HXC-1232</w:t>
+            </w:r>
+          </w:p>
+        </w:tc>
+        <w:tc>
+          <w:tcPr/>
+          <w:p>
+            <w:pPr>
+              <w:pStyle w:val="Compact"/>
+            </w:pPr>
+            <w:r>
+              <w:t xml:space="preserve">Feature</w:t>
             </w:r>
           </w:p>
         </w:tc>
@@ -5792,20 +5735,20 @@
               <w:pStyle w:val="Compact"/>
             </w:pPr>
             <w:r>
-              <w:t xml:space="preserve">Build device profile registry with versioned YAML schema for T1-T8</w:t>
-            </w:r>
-          </w:p>
-        </w:tc>
-      </w:tr>
-      <w:tr>
-        <w:tc>
-          <w:tcPr/>
-          <w:p>
-            <w:pPr>
-              <w:pStyle w:val="Compact"/>
-            </w:pPr>
-            <w:r>
-              <w:t xml:space="preserve">HXC-1232</w:t>
+              <w:t xml:space="preserve">Implement unified golden snapshot + COW instant-reset across all simulator backends</w:t>
+            </w:r>
+          </w:p>
+        </w:tc>
+      </w:tr>
+      <w:tr>
+        <w:tc>
+          <w:tcPr/>
+          <w:p>
+            <w:pPr>
+              <w:pStyle w:val="Compact"/>
+            </w:pPr>
+            <w:r>
+              <w:t xml:space="preserve">HXC-1234</w:t>
             </w:r>
           </w:p>
         </w:tc>
@@ -5849,20 +5792,20 @@
               <w:pStyle w:val="Compact"/>
             </w:pPr>
             <w:r>
-              <w:t xml:space="preserve">Implement unified golden snapshot + COW instant-reset across all simulator backends</w:t>
-            </w:r>
-          </w:p>
-        </w:tc>
-      </w:tr>
-      <w:tr>
-        <w:tc>
-          <w:tcPr/>
-          <w:p>
-            <w:pPr>
-              <w:pStyle w:val="Compact"/>
-            </w:pPr>
-            <w:r>
-              <w:t xml:space="preserve">HXC-1234</w:t>
+              <w:t xml:space="preserve">Build Rust DST engine: single-threaded SimLoop with virtual clock and seeded PRNG</w:t>
+            </w:r>
+          </w:p>
+        </w:tc>
+      </w:tr>
+      <w:tr>
+        <w:tc>
+          <w:tcPr/>
+          <w:p>
+            <w:pPr>
+              <w:pStyle w:val="Compact"/>
+            </w:pPr>
+            <w:r>
+              <w:t xml:space="preserve">HXC-1235</w:t>
             </w:r>
           </w:p>
         </w:tc>
@@ -5906,20 +5849,20 @@
               <w:pStyle w:val="Compact"/>
             </w:pPr>
             <w:r>
-              <w:t xml:space="preserve">Build Rust DST engine: single-threaded SimLoop with virtual clock and seeded PRNG</w:t>
-            </w:r>
-          </w:p>
-        </w:tc>
-      </w:tr>
-      <w:tr>
-        <w:tc>
-          <w:tcPr/>
-          <w:p>
-            <w:pPr>
-              <w:pStyle w:val="Compact"/>
-            </w:pPr>
-            <w:r>
-              <w:t xml:space="preserve">HXC-1235</w:t>
+              <w:t xml:space="preserve">Integrate Rust turmoil for deterministic simulated TCP/UDP networking</w:t>
+            </w:r>
+          </w:p>
+        </w:tc>
+      </w:tr>
+      <w:tr>
+        <w:tc>
+          <w:tcPr/>
+          <w:p>
+            <w:pPr>
+              <w:pStyle w:val="Compact"/>
+            </w:pPr>
+            <w:r>
+              <w:t xml:space="preserve">HXC-1236</w:t>
             </w:r>
           </w:p>
         </w:tc>
@@ -5963,20 +5906,20 @@
               <w:pStyle w:val="Compact"/>
             </w:pPr>
             <w:r>
-              <w:t xml:space="preserve">Integrate Rust turmoil for deterministic simulated TCP/UDP networking</w:t>
-            </w:r>
-          </w:p>
-        </w:tc>
-      </w:tr>
-      <w:tr>
-        <w:tc>
-          <w:tcPr/>
-          <w:p>
-            <w:pPr>
-              <w:pStyle w:val="Compact"/>
-            </w:pPr>
-            <w:r>
-              <w:t xml:space="preserve">HXC-1236</w:t>
+              <w:t xml:space="preserve">Implement INetwork/HelixNetwork trait with production and simulation swappable impls</w:t>
+            </w:r>
+          </w:p>
+        </w:tc>
+      </w:tr>
+      <w:tr>
+        <w:tc>
+          <w:tcPr/>
+          <w:p>
+            <w:pPr>
+              <w:pStyle w:val="Compact"/>
+            </w:pPr>
+            <w:r>
+              <w:t xml:space="preserve">HXC-1237</w:t>
             </w:r>
           </w:p>
         </w:tc>
@@ -6020,20 +5963,20 @@
               <w:pStyle w:val="Compact"/>
             </w:pPr>
             <w:r>
-              <w:t xml:space="preserve">Implement INetwork/HelixNetwork trait with production and simulation swappable impls</w:t>
-            </w:r>
-          </w:p>
-        </w:tc>
-      </w:tr>
-      <w:tr>
-        <w:tc>
-          <w:tcPr/>
-          <w:p>
-            <w:pPr>
-              <w:pStyle w:val="Compact"/>
-            </w:pPr>
-            <w:r>
-              <w:t xml:space="preserve">HXC-1237</w:t>
+              <w:t xml:space="preserve">Wire DST sim transport seam into pkg/swim membership (prod+sim parity)</w:t>
+            </w:r>
+          </w:p>
+        </w:tc>
+      </w:tr>
+      <w:tr>
+        <w:tc>
+          <w:tcPr/>
+          <w:p>
+            <w:pPr>
+              <w:pStyle w:val="Compact"/>
+            </w:pPr>
+            <w:r>
+              <w:t xml:space="preserve">HXC-1242</w:t>
             </w:r>
           </w:p>
         </w:tc>
@@ -6077,20 +6020,20 @@
               <w:pStyle w:val="Compact"/>
             </w:pPr>
             <w:r>
-              <w:t xml:space="preserve">Wire DST sim transport seam into pkg/swim membership (prod+sim parity)</w:t>
-            </w:r>
-          </w:p>
-        </w:tc>
-      </w:tr>
-      <w:tr>
-        <w:tc>
-          <w:tcPr/>
-          <w:p>
-            <w:pPr>
-              <w:pStyle w:val="Compact"/>
-            </w:pPr>
-            <w:r>
-              <w:t xml:space="preserve">HXC-1242</w:t>
+              <w:t xml:space="preserve">Build Elixir/OTP Chaos Controller GenServer with supervision-tree isolation</w:t>
+            </w:r>
+          </w:p>
+        </w:tc>
+      </w:tr>
+      <w:tr>
+        <w:tc>
+          <w:tcPr/>
+          <w:p>
+            <w:pPr>
+              <w:pStyle w:val="Compact"/>
+            </w:pPr>
+            <w:r>
+              <w:t xml:space="preserve">HXC-1243</w:t>
             </w:r>
           </w:p>
         </w:tc>
@@ -6134,20 +6077,20 @@
               <w:pStyle w:val="Compact"/>
             </w:pPr>
             <w:r>
-              <w:t xml:space="preserve">Build Elixir/OTP Chaos Controller GenServer with supervision-tree isolation</w:t>
-            </w:r>
-          </w:p>
-        </w:tc>
-      </w:tr>
-      <w:tr>
-        <w:tc>
-          <w:tcPr/>
-          <w:p>
-            <w:pPr>
-              <w:pStyle w:val="Compact"/>
-            </w:pPr>
-            <w:r>
-              <w:t xml:space="preserve">HXC-1243</w:t>
+              <w:t xml:space="preserve">Implement 8 network fault injectors (latency, loss, corruption, reorder, dup, bandwidth, partition, DNS, TCP reset)</w:t>
+            </w:r>
+          </w:p>
+        </w:tc>
+      </w:tr>
+      <w:tr>
+        <w:tc>
+          <w:tcPr/>
+          <w:p>
+            <w:pPr>
+              <w:pStyle w:val="Compact"/>
+            </w:pPr>
+            <w:r>
+              <w:t xml:space="preserve">HXC-1244</w:t>
             </w:r>
           </w:p>
         </w:tc>
@@ -6191,20 +6134,20 @@
               <w:pStyle w:val="Compact"/>
             </w:pPr>
             <w:r>
-              <w:t xml:space="preserve">Implement 8 network fault injectors (latency, loss, corruption, reorder, dup, bandwidth, partition, DNS, TCP reset)</w:t>
-            </w:r>
-          </w:p>
-        </w:tc>
-      </w:tr>
-      <w:tr>
-        <w:tc>
-          <w:tcPr/>
-          <w:p>
-            <w:pPr>
-              <w:pStyle w:val="Compact"/>
-            </w:pPr>
-            <w:r>
-              <w:t xml:space="preserve">HXC-1244</w:t>
+              <w:t xml:space="preserve">Implement 8 node fault injectors (VM crash/restart/pause, CPU/mem/disk pressure, OOM kill, graceful shutdown)</w:t>
+            </w:r>
+          </w:p>
+        </w:tc>
+      </w:tr>
+      <w:tr>
+        <w:tc>
+          <w:tcPr/>
+          <w:p>
+            <w:pPr>
+              <w:pStyle w:val="Compact"/>
+            </w:pPr>
+            <w:r>
+              <w:t xml:space="preserve">HXC-1248</w:t>
             </w:r>
           </w:p>
         </w:tc>
@@ -6248,20 +6191,20 @@
               <w:pStyle w:val="Compact"/>
             </w:pPr>
             <w:r>
-              <w:t xml:space="preserve">Implement 8 node fault injectors (VM crash/restart/pause, CPU/mem/disk pressure, OOM kill, graceful shutdown)</w:t>
-            </w:r>
-          </w:p>
-        </w:tc>
-      </w:tr>
-      <w:tr>
-        <w:tc>
-          <w:tcPr/>
-          <w:p>
-            <w:pPr>
-              <w:pStyle w:val="Compact"/>
-            </w:pPr>
-            <w:r>
-              <w:t xml:space="preserve">HXC-1248</w:t>
+              <w:t xml:space="preserve">Build YAML chaos Scenario Engine with phases, blast radius and abort-on-SLO-breach</w:t>
+            </w:r>
+          </w:p>
+        </w:tc>
+      </w:tr>
+      <w:tr>
+        <w:tc>
+          <w:tcPr/>
+          <w:p>
+            <w:pPr>
+              <w:pStyle w:val="Compact"/>
+            </w:pPr>
+            <w:r>
+              <w:t xml:space="preserve">HXC-1249</w:t>
             </w:r>
           </w:p>
         </w:tc>
@@ -6305,20 +6248,20 @@
               <w:pStyle w:val="Compact"/>
             </w:pPr>
             <w:r>
-              <w:t xml:space="preserve">Build YAML chaos Scenario Engine with phases, blast radius and abort-on-SLO-breach</w:t>
-            </w:r>
-          </w:p>
-        </w:tc>
-      </w:tr>
-      <w:tr>
-        <w:tc>
-          <w:tcPr/>
-          <w:p>
-            <w:pPr>
-              <w:pStyle w:val="Compact"/>
-            </w:pPr>
-            <w:r>
-              <w:t xml:space="preserve">HXC-1249</w:t>
+              <w:t xml:space="preserve">Implement emergency-stop and auto-recovery with &lt;=2s halt latency</w:t>
+            </w:r>
+          </w:p>
+        </w:tc>
+      </w:tr>
+      <w:tr>
+        <w:tc>
+          <w:tcPr/>
+          <w:p>
+            <w:pPr>
+              <w:pStyle w:val="Compact"/>
+            </w:pPr>
+            <w:r>
+              <w:t xml:space="preserve">HXC-1251</w:t>
             </w:r>
           </w:p>
         </w:tc>
@@ -6362,20 +6305,20 @@
               <w:pStyle w:val="Compact"/>
             </w:pPr>
             <w:r>
-              <w:t xml:space="preserve">Implement emergency-stop and auto-recovery with &lt;=2s halt latency</w:t>
-            </w:r>
-          </w:p>
-        </w:tc>
-      </w:tr>
-      <w:tr>
-        <w:tc>
-          <w:tcPr/>
-          <w:p>
-            <w:pPr>
-              <w:pStyle w:val="Compact"/>
-            </w:pPr>
-            <w:r>
-              <w:t xml:space="preserve">HXC-1251</w:t>
+              <w:t xml:space="preserve">Build Virtual Testing Controller OTP supervision tree (one_for_all)</w:t>
+            </w:r>
+          </w:p>
+        </w:tc>
+      </w:tr>
+      <w:tr>
+        <w:tc>
+          <w:tcPr/>
+          <w:p>
+            <w:pPr>
+              <w:pStyle w:val="Compact"/>
+            </w:pPr>
+            <w:r>
+              <w:t xml:space="preserve">HXC-1252</w:t>
             </w:r>
           </w:p>
         </w:tc>
@@ -6419,20 +6362,20 @@
               <w:pStyle w:val="Compact"/>
             </w:pPr>
             <w:r>
-              <w:t xml:space="preserve">Build Virtual Testing Controller OTP supervision tree (one_for_all)</w:t>
-            </w:r>
-          </w:p>
-        </w:tc>
-      </w:tr>
-      <w:tr>
-        <w:tc>
-          <w:tcPr/>
-          <w:p>
-            <w:pPr>
-              <w:pStyle w:val="Compact"/>
-            </w:pPr>
-            <w:r>
-              <w:t xml:space="preserve">HXC-1252</w:t>
+              <w:t xml:space="preserve">Implement SessionManager with 50-session cap, 2h TTL, resource-quota enforcement</w:t>
+            </w:r>
+          </w:p>
+        </w:tc>
+      </w:tr>
+      <w:tr>
+        <w:tc>
+          <w:tcPr/>
+          <w:p>
+            <w:pPr>
+              <w:pStyle w:val="Compact"/>
+            </w:pPr>
+            <w:r>
+              <w:t xml:space="preserve">HXC-1253</w:t>
             </w:r>
           </w:p>
         </w:tc>
@@ -6476,20 +6419,20 @@
               <w:pStyle w:val="Compact"/>
             </w:pPr>
             <w:r>
-              <w:t xml:space="preserve">Implement SessionManager with 50-session cap, 2h TTL, resource-quota enforcement</w:t>
-            </w:r>
-          </w:p>
-        </w:tc>
-      </w:tr>
-      <w:tr>
-        <w:tc>
-          <w:tcPr/>
-          <w:p>
-            <w:pPr>
-              <w:pStyle w:val="Compact"/>
-            </w:pPr>
-            <w:r>
-              <w:t xml:space="preserve">HXC-1253</w:t>
+              <w:t xml:space="preserve">Implement DevicePool GenServer with tier-to-simulator dispatch and health checks</w:t>
+            </w:r>
+          </w:p>
+        </w:tc>
+      </w:tr>
+      <w:tr>
+        <w:tc>
+          <w:tcPr/>
+          <w:p>
+            <w:pPr>
+              <w:pStyle w:val="Compact"/>
+            </w:pPr>
+            <w:r>
+              <w:t xml:space="preserve">HXC-1256</w:t>
             </w:r>
           </w:p>
         </w:tc>
@@ -6533,20 +6476,20 @@
               <w:pStyle w:val="Compact"/>
             </w:pPr>
             <w:r>
-              <w:t xml:space="preserve">Implement DevicePool GenServer with tier-to-simulator dispatch and health checks</w:t>
-            </w:r>
-          </w:p>
-        </w:tc>
-      </w:tr>
-      <w:tr>
-        <w:tc>
-          <w:tcPr/>
-          <w:p>
-            <w:pPr>
-              <w:pStyle w:val="Compact"/>
-            </w:pPr>
-            <w:r>
-              <w:t xml:space="preserve">HXC-1256</w:t>
+              <w:t xml:space="preserve">Expose REST API for session CRUD, device provisioning and snapshot restore</w:t>
+            </w:r>
+          </w:p>
+        </w:tc>
+      </w:tr>
+      <w:tr>
+        <w:tc>
+          <w:tcPr/>
+          <w:p>
+            <w:pPr>
+              <w:pStyle w:val="Compact"/>
+            </w:pPr>
+            <w:r>
+              <w:t xml:space="preserve">HXC-1267</w:t>
             </w:r>
           </w:p>
         </w:tc>
@@ -6590,20 +6533,20 @@
               <w:pStyle w:val="Compact"/>
             </w:pPr>
             <w:r>
-              <w:t xml:space="preserve">Expose REST API for session CRUD, device provisioning and snapshot restore</w:t>
-            </w:r>
-          </w:p>
-        </w:tc>
-      </w:tr>
-      <w:tr>
-        <w:tc>
-          <w:tcPr/>
-          <w:p>
-            <w:pPr>
-              <w:pStyle w:val="Compact"/>
-            </w:pPr>
-            <w:r>
-              <w:t xml:space="preserve">HXC-1267</w:t>
+              <w:t xml:space="preserve">Implement cmd/helix-test CLI with dst/chaos/device/snapshot subcommands</w:t>
+            </w:r>
+          </w:p>
+        </w:tc>
+      </w:tr>
+      <w:tr>
+        <w:tc>
+          <w:tcPr/>
+          <w:p>
+            <w:pPr>
+              <w:pStyle w:val="Compact"/>
+            </w:pPr>
+            <w:r>
+              <w:t xml:space="preserve">HXC-904</w:t>
             </w:r>
           </w:p>
         </w:tc>
@@ -6636,63 +6579,6 @@
               <w:pStyle w:val="Compact"/>
             </w:pPr>
             <w:r>
-              <w:t xml:space="preserve">Queued</w:t>
-            </w:r>
-          </w:p>
-        </w:tc>
-        <w:tc>
-          <w:tcPr/>
-          <w:p>
-            <w:pPr>
-              <w:pStyle w:val="Compact"/>
-            </w:pPr>
-            <w:r>
-              <w:t xml:space="preserve">Implement cmd/helix-test CLI with dst/chaos/device/snapshot subcommands</w:t>
-            </w:r>
-          </w:p>
-        </w:tc>
-      </w:tr>
-      <w:tr>
-        <w:tc>
-          <w:tcPr/>
-          <w:p>
-            <w:pPr>
-              <w:pStyle w:val="Compact"/>
-            </w:pPr>
-            <w:r>
-              <w:t xml:space="preserve">HXC-904</w:t>
-            </w:r>
-          </w:p>
-        </w:tc>
-        <w:tc>
-          <w:tcPr/>
-          <w:p>
-            <w:pPr>
-              <w:pStyle w:val="Compact"/>
-            </w:pPr>
-            <w:r>
-              <w:t xml:space="preserve">Feature</w:t>
-            </w:r>
-          </w:p>
-        </w:tc>
-        <w:tc>
-          <w:tcPr/>
-          <w:p>
-            <w:pPr>
-              <w:pStyle w:val="Compact"/>
-            </w:pPr>
-            <w:r>
-              <w:t xml:space="preserve">P0</w:t>
-            </w:r>
-          </w:p>
-        </w:tc>
-        <w:tc>
-          <w:tcPr/>
-          <w:p>
-            <w:pPr>
-              <w:pStyle w:val="Compact"/>
-            </w:pPr>
-            <w:r>
               <w:t xml:space="preserve">In progress</w:t>
             </w:r>
           </w:p>
@@ -7344,7 +7230,7 @@
               <w:pStyle w:val="Compact"/>
             </w:pPr>
             <w:r>
-              <w:t xml:space="preserve">HXC-1247</w:t>
+              <w:t xml:space="preserve">HXC-1250</w:t>
             </w:r>
           </w:p>
         </w:tc>
@@ -7388,20 +7274,20 @@
               <w:pStyle w:val="Compact"/>
             </w:pPr>
             <w:r>
-              <w:t xml:space="preserve">Implement pure-Go in-sim chaos faults toward 25+ (ClockSkew, DiskFill, MessageReorder, Byzantine, etc.)</w:t>
-            </w:r>
-          </w:p>
-        </w:tc>
-      </w:tr>
-      <w:tr>
-        <w:tc>
-          <w:tcPr/>
-          <w:p>
-            <w:pPr>
-              <w:pStyle w:val="Compact"/>
-            </w:pPr>
-            <w:r>
-              <w:t xml:space="preserve">HXC-1250</w:t>
+              <w:t xml:space="preserve">Integrate Chaos Mesh CRDs (NetworkChaos, TimeChaos, StressChaos, DNSChaos)</w:t>
+            </w:r>
+          </w:p>
+        </w:tc>
+      </w:tr>
+      <w:tr>
+        <w:tc>
+          <w:tcPr/>
+          <w:p>
+            <w:pPr>
+              <w:pStyle w:val="Compact"/>
+            </w:pPr>
+            <w:r>
+              <w:t xml:space="preserve">HXC-1254</w:t>
             </w:r>
           </w:p>
         </w:tc>
@@ -7445,20 +7331,20 @@
               <w:pStyle w:val="Compact"/>
             </w:pPr>
             <w:r>
-              <w:t xml:space="preserve">Integrate Chaos Mesh CRDs (NetworkChaos, TimeChaos, StressChaos, DNSChaos)</w:t>
-            </w:r>
-          </w:p>
-        </w:tc>
-      </w:tr>
-      <w:tr>
-        <w:tc>
-          <w:tcPr/>
-          <w:p>
-            <w:pPr>
-              <w:pStyle w:val="Compact"/>
-            </w:pPr>
-            <w:r>
-              <w:t xml:space="preserve">HXC-1254</w:t>
+              <w:t xml:space="preserve">Implement TestRunner with parallel suite execution and result collection</w:t>
+            </w:r>
+          </w:p>
+        </w:tc>
+      </w:tr>
+      <w:tr>
+        <w:tc>
+          <w:tcPr/>
+          <w:p>
+            <w:pPr>
+              <w:pStyle w:val="Compact"/>
+            </w:pPr>
+            <w:r>
+              <w:t xml:space="preserve">HXC-1255</w:t>
             </w:r>
           </w:p>
         </w:tc>
@@ -7502,20 +7388,20 @@
               <w:pStyle w:val="Compact"/>
             </w:pPr>
             <w:r>
-              <w:t xml:space="preserve">Implement TestRunner with parallel suite execution and result collection</w:t>
-            </w:r>
-          </w:p>
-        </w:tc>
-      </w:tr>
-      <w:tr>
-        <w:tc>
-          <w:tcPr/>
-          <w:p>
-            <w:pPr>
-              <w:pStyle w:val="Compact"/>
-            </w:pPr>
-            <w:r>
-              <w:t xml:space="preserve">HXC-1255</w:t>
+              <w:t xml:space="preserve">Implement session test state machine (IDLE→SETUP→RUNNING→CHAOS_INJECT→VERIFY→RECOVERY→REPORT)</w:t>
+            </w:r>
+          </w:p>
+        </w:tc>
+      </w:tr>
+      <w:tr>
+        <w:tc>
+          <w:tcPr/>
+          <w:p>
+            <w:pPr>
+              <w:pStyle w:val="Compact"/>
+            </w:pPr>
+            <w:r>
+              <w:t xml:space="preserve">HXC-1257</w:t>
             </w:r>
           </w:p>
         </w:tc>
@@ -7559,20 +7445,20 @@
               <w:pStyle w:val="Compact"/>
             </w:pPr>
             <w:r>
-              <w:t xml:space="preserve">Implement session test state machine (IDLE→SETUP→RUNNING→CHAOS_INJECT→VERIFY→RECOVERY→REPORT)</w:t>
-            </w:r>
-          </w:p>
-        </w:tc>
-      </w:tr>
-      <w:tr>
-        <w:tc>
-          <w:tcPr/>
-          <w:p>
-            <w:pPr>
-              <w:pStyle w:val="Compact"/>
-            </w:pPr>
-            <w:r>
-              <w:t xml:space="preserve">HXC-1257</w:t>
+              <w:t xml:space="preserve">Build Phoenix LiveView real-time test dashboard</w:t>
+            </w:r>
+          </w:p>
+        </w:tc>
+      </w:tr>
+      <w:tr>
+        <w:tc>
+          <w:tcPr/>
+          <w:p>
+            <w:pPr>
+              <w:pStyle w:val="Compact"/>
+            </w:pPr>
+            <w:r>
+              <w:t xml:space="preserve">HXC-1258</w:t>
             </w:r>
           </w:p>
         </w:tc>
@@ -7616,20 +7502,20 @@
               <w:pStyle w:val="Compact"/>
             </w:pPr>
             <w:r>
-              <w:t xml:space="preserve">Build Phoenix LiveView real-time test dashboard</w:t>
-            </w:r>
-          </w:p>
-        </w:tc>
-      </w:tr>
-      <w:tr>
-        <w:tc>
-          <w:tcPr/>
-          <w:p>
-            <w:pPr>
-              <w:pStyle w:val="Compact"/>
-            </w:pPr>
-            <w:r>
-              <w:t xml:space="preserve">HXC-1258</w:t>
+              <w:t xml:space="preserve">Implement MetricsCollector exporting 15+ chaos Prometheus metric series with OpenTelemetry tracing</w:t>
+            </w:r>
+          </w:p>
+        </w:tc>
+      </w:tr>
+      <w:tr>
+        <w:tc>
+          <w:tcPr/>
+          <w:p>
+            <w:pPr>
+              <w:pStyle w:val="Compact"/>
+            </w:pPr>
+            <w:r>
+              <w:t xml:space="preserve">HXC-1259</w:t>
             </w:r>
           </w:p>
         </w:tc>
@@ -7673,20 +7559,20 @@
               <w:pStyle w:val="Compact"/>
             </w:pPr>
             <w:r>
-              <w:t xml:space="preserve">Implement MetricsCollector exporting 15+ chaos Prometheus metric series with OpenTelemetry tracing</w:t>
-            </w:r>
-          </w:p>
-        </w:tc>
-      </w:tr>
-      <w:tr>
-        <w:tc>
-          <w:tcPr/>
-          <w:p>
-            <w:pPr>
-              <w:pStyle w:val="Compact"/>
-            </w:pPr>
-            <w:r>
-              <w:t xml:space="preserve">HXC-1259</w:t>
+              <w:t xml:space="preserve">Implement HelixQA automatic challenge generation from test outcomes</w:t>
+            </w:r>
+          </w:p>
+        </w:tc>
+      </w:tr>
+      <w:tr>
+        <w:tc>
+          <w:tcPr/>
+          <w:p>
+            <w:pPr>
+              <w:pStyle w:val="Compact"/>
+            </w:pPr>
+            <w:r>
+              <w:t xml:space="preserve">HXC-1260</w:t>
             </w:r>
           </w:p>
         </w:tc>
@@ -7730,121 +7616,7 @@
               <w:pStyle w:val="Compact"/>
             </w:pPr>
             <w:r>
-              <w:t xml:space="preserve">Implement HelixQA automatic challenge generation from test outcomes</w:t>
-            </w:r>
-          </w:p>
-        </w:tc>
-      </w:tr>
-      <w:tr>
-        <w:tc>
-          <w:tcPr/>
-          <w:p>
-            <w:pPr>
-              <w:pStyle w:val="Compact"/>
-            </w:pPr>
-            <w:r>
-              <w:t xml:space="preserve">HXC-1260</w:t>
-            </w:r>
-          </w:p>
-        </w:tc>
-        <w:tc>
-          <w:tcPr/>
-          <w:p>
-            <w:pPr>
-              <w:pStyle w:val="Compact"/>
-            </w:pPr>
-            <w:r>
-              <w:t xml:space="preserve">Feature</w:t>
-            </w:r>
-          </w:p>
-        </w:tc>
-        <w:tc>
-          <w:tcPr/>
-          <w:p>
-            <w:pPr>
-              <w:pStyle w:val="Compact"/>
-            </w:pPr>
-            <w:r>
-              <w:t xml:space="preserve">P1</w:t>
-            </w:r>
-          </w:p>
-        </w:tc>
-        <w:tc>
-          <w:tcPr/>
-          <w:p>
-            <w:pPr>
-              <w:pStyle w:val="Compact"/>
-            </w:pPr>
-            <w:r>
-              <w:t xml:space="preserve">Queued</w:t>
-            </w:r>
-          </w:p>
-        </w:tc>
-        <w:tc>
-          <w:tcPr/>
-          <w:p>
-            <w:pPr>
-              <w:pStyle w:val="Compact"/>
-            </w:pPr>
-            <w:r>
               <w:t xml:space="preserve">Implement metrics validation against baseline KPI table with severity gating</w:t>
-            </w:r>
-          </w:p>
-        </w:tc>
-      </w:tr>
-      <w:tr>
-        <w:tc>
-          <w:tcPr/>
-          <w:p>
-            <w:pPr>
-              <w:pStyle w:val="Compact"/>
-            </w:pPr>
-            <w:r>
-              <w:t xml:space="preserve">HXC-1261</w:t>
-            </w:r>
-          </w:p>
-        </w:tc>
-        <w:tc>
-          <w:tcPr/>
-          <w:p>
-            <w:pPr>
-              <w:pStyle w:val="Compact"/>
-            </w:pPr>
-            <w:r>
-              <w:t xml:space="preserve">Feature</w:t>
-            </w:r>
-          </w:p>
-        </w:tc>
-        <w:tc>
-          <w:tcPr/>
-          <w:p>
-            <w:pPr>
-              <w:pStyle w:val="Compact"/>
-            </w:pPr>
-            <w:r>
-              <w:t xml:space="preserve">P1</w:t>
-            </w:r>
-          </w:p>
-        </w:tc>
-        <w:tc>
-          <w:tcPr/>
-          <w:p>
-            <w:pPr>
-              <w:pStyle w:val="Compact"/>
-            </w:pPr>
-            <w:r>
-              <w:t xml:space="preserve">Queued</w:t>
-            </w:r>
-          </w:p>
-        </w:tc>
-        <w:tc>
-          <w:tcPr/>
-          <w:p>
-            <w:pPr>
-              <w:pStyle w:val="Compact"/>
-            </w:pPr>
-            <w:r>
-              <w:t xml:space="preserve">Implement Welch’s t-test statistical regression detector for HelixQA</w:t>
             </w:r>
           </w:p>
         </w:tc>

--- a/docs/export/issues.docx
+++ b/docs/export/issues.docx
@@ -34,7 +34,7 @@
         <w:t xml:space="preserve"> </w:t>
       </w:r>
       <w:r>
-        <w:t xml:space="preserve">24</w:t>
+        <w:t xml:space="preserve">25</w:t>
       </w:r>
       <w:r>
         <w:t xml:space="preserve"> </w:t>
@@ -50,7 +50,7 @@
         <w:t xml:space="preserve"> </w:t>
       </w:r>
       <w:r>
-        <w:t xml:space="preserve">2026-06-01T19:30:54Z</w:t>
+        <w:t xml:space="preserve">2026-06-01T19:59:47Z</w:t>
       </w:r>
       <w:r>
         <w:t xml:space="preserve"> </w:t>
@@ -116,7 +116,7 @@
           <w:b/>
           <w:bCs/>
         </w:rPr>
-        <w:t xml:space="preserve">479</w:t>
+        <w:t xml:space="preserve">475</w:t>
       </w:r>
       <w:r>
         <w:t xml:space="preserve">. Canonical source:</w:t>
@@ -500,13 +500,13 @@
       </w:tr>
     </w:tbl>
     <w:bookmarkEnd w:id="9"/>
-    <w:bookmarkStart w:id="10" w:name="mvp-24-active"/>
+    <w:bookmarkStart w:id="10" w:name="mvp-22-active"/>
     <w:p>
       <w:pPr>
         <w:pStyle w:val="Heading2"/>
       </w:pPr>
       <w:r>
-        <w:t xml:space="preserve">MVP (24 active)</w:t>
+        <w:t xml:space="preserve">MVP (22 active)</w:t>
       </w:r>
     </w:p>
     <w:tbl>
@@ -648,63 +648,6 @@
               <w:pStyle w:val="Compact"/>
             </w:pPr>
             <w:r>
-              <w:t xml:space="preserve">HXC-1136</w:t>
-            </w:r>
-          </w:p>
-        </w:tc>
-        <w:tc>
-          <w:tcPr/>
-          <w:p>
-            <w:pPr>
-              <w:pStyle w:val="Compact"/>
-            </w:pPr>
-            <w:r>
-              <w:t xml:space="preserve">Feature</w:t>
-            </w:r>
-          </w:p>
-        </w:tc>
-        <w:tc>
-          <w:tcPr/>
-          <w:p>
-            <w:pPr>
-              <w:pStyle w:val="Compact"/>
-            </w:pPr>
-            <w:r>
-              <w:t xml:space="preserve">P0</w:t>
-            </w:r>
-          </w:p>
-        </w:tc>
-        <w:tc>
-          <w:tcPr/>
-          <w:p>
-            <w:pPr>
-              <w:pStyle w:val="Compact"/>
-            </w:pPr>
-            <w:r>
-              <w:t xml:space="preserve">Queued</w:t>
-            </w:r>
-          </w:p>
-        </w:tc>
-        <w:tc>
-          <w:tcPr/>
-          <w:p>
-            <w:pPr>
-              <w:pStyle w:val="Compact"/>
-            </w:pPr>
-            <w:r>
-              <w:t xml:space="preserve">Implement session-create end-to-end path (htmux new exit gate)</w:t>
-            </w:r>
-          </w:p>
-        </w:tc>
-      </w:tr>
-      <w:tr>
-        <w:tc>
-          <w:tcPr/>
-          <w:p>
-            <w:pPr>
-              <w:pStyle w:val="Compact"/>
-            </w:pPr>
-            <w:r>
               <w:t xml:space="preserve">HXC-1096</w:t>
             </w:r>
           </w:p>
@@ -1149,63 +1092,6 @@
             </w:pPr>
             <w:r>
               <w:t xml:space="preserve">Implement Setup Wizard single-command node onboarding (cmd, BASH+Go)</w:t>
-            </w:r>
-          </w:p>
-        </w:tc>
-      </w:tr>
-      <w:tr>
-        <w:tc>
-          <w:tcPr/>
-          <w:p>
-            <w:pPr>
-              <w:pStyle w:val="Compact"/>
-            </w:pPr>
-            <w:r>
-              <w:t xml:space="preserve">HXC-1137</w:t>
-            </w:r>
-          </w:p>
-        </w:tc>
-        <w:tc>
-          <w:tcPr/>
-          <w:p>
-            <w:pPr>
-              <w:pStyle w:val="Compact"/>
-            </w:pPr>
-            <w:r>
-              <w:t xml:space="preserve">Task</w:t>
-            </w:r>
-          </w:p>
-        </w:tc>
-        <w:tc>
-          <w:tcPr/>
-          <w:p>
-            <w:pPr>
-              <w:pStyle w:val="Compact"/>
-            </w:pPr>
-            <w:r>
-              <w:t xml:space="preserve">P1</w:t>
-            </w:r>
-          </w:p>
-        </w:tc>
-        <w:tc>
-          <w:tcPr/>
-          <w:p>
-            <w:pPr>
-              <w:pStyle w:val="Compact"/>
-            </w:pPr>
-            <w:r>
-              <w:t xml:space="preserve">Queued</w:t>
-            </w:r>
-          </w:p>
-        </w:tc>
-        <w:tc>
-          <w:tcPr/>
-          <w:p>
-            <w:pPr>
-              <w:pStyle w:val="Compact"/>
-            </w:pPr>
-            <w:r>
-              <w:t xml:space="preserve">Benchmark job scheduling decision latency under 100ms (exit gate)</w:t>
             </w:r>
           </w:p>
         </w:tc>
@@ -5429,13 +5315,13 @@
       </w:tr>
     </w:tbl>
     <w:bookmarkEnd w:id="12"/>
-    <w:bookmarkStart w:id="13" w:name="phase-4-67-active"/>
+    <w:bookmarkStart w:id="13" w:name="phase-4-65-active"/>
     <w:p>
       <w:pPr>
         <w:pStyle w:val="Heading2"/>
       </w:pPr>
       <w:r>
-        <w:t xml:space="preserve">Phase 4 (67 active)</w:t>
+        <w:t xml:space="preserve">Phase 4 (65 active)</w:t>
       </w:r>
     </w:p>
     <w:tbl>
@@ -6831,7 +6717,7 @@
               <w:pStyle w:val="Compact"/>
             </w:pPr>
             <w:r>
-              <w:t xml:space="preserve">HXC-1231</w:t>
+              <w:t xml:space="preserve">HXC-1233</w:t>
             </w:r>
           </w:p>
         </w:tc>
@@ -6875,20 +6761,20 @@
               <w:pStyle w:val="Compact"/>
             </w:pPr>
             <w:r>
-              <w:t xml:space="preserve">Implement device provisioning lifecycle abstraction (Provisioner/Instance state machine)</w:t>
-            </w:r>
-          </w:p>
-        </w:tc>
-      </w:tr>
-      <w:tr>
-        <w:tc>
-          <w:tcPr/>
-          <w:p>
-            <w:pPr>
-              <w:pStyle w:val="Compact"/>
-            </w:pPr>
-            <w:r>
-              <w:t xml:space="preserve">HXC-1233</w:t>
+              <w:t xml:space="preserve">Implement qcow2 copy-on-write overlay management with 10-deep chain limit</w:t>
+            </w:r>
+          </w:p>
+        </w:tc>
+      </w:tr>
+      <w:tr>
+        <w:tc>
+          <w:tcPr/>
+          <w:p>
+            <w:pPr>
+              <w:pStyle w:val="Compact"/>
+            </w:pPr>
+            <w:r>
+              <w:t xml:space="preserve">HXC-1238</w:t>
             </w:r>
           </w:p>
         </w:tc>
@@ -6932,20 +6818,20 @@
               <w:pStyle w:val="Compact"/>
             </w:pPr>
             <w:r>
-              <w:t xml:space="preserve">Implement qcow2 copy-on-write overlay management with 10-deep chain limit</w:t>
-            </w:r>
-          </w:p>
-        </w:tc>
-      </w:tr>
-      <w:tr>
-        <w:tc>
-          <w:tcPr/>
-          <w:p>
-            <w:pPr>
-              <w:pStyle w:val="Compact"/>
-            </w:pPr>
-            <w:r>
-              <w:t xml:space="preserve">HXC-1238</w:t>
+              <w:t xml:space="preserve">Implement BUGGIFY macro framework with ~25% deterministic fire rate</w:t>
+            </w:r>
+          </w:p>
+        </w:tc>
+      </w:tr>
+      <w:tr>
+        <w:tc>
+          <w:tcPr/>
+          <w:p>
+            <w:pPr>
+              <w:pStyle w:val="Compact"/>
+            </w:pPr>
+            <w:r>
+              <w:t xml:space="preserve">HXC-1239</w:t>
             </w:r>
           </w:p>
         </w:tc>
@@ -6989,20 +6875,20 @@
               <w:pStyle w:val="Compact"/>
             </w:pPr>
             <w:r>
-              <w:t xml:space="preserve">Implement BUGGIFY macro framework with ~25% deterministic fire rate</w:t>
-            </w:r>
-          </w:p>
-        </w:tc>
-      </w:tr>
-      <w:tr>
-        <w:tc>
-          <w:tcPr/>
-          <w:p>
-            <w:pPr>
-              <w:pStyle w:val="Compact"/>
-            </w:pPr>
-            <w:r>
-              <w:t xml:space="preserve">HXC-1239</w:t>
+              <w:t xml:space="preserve">Implement 10:1 DST virtual-time compression by fast-forwarding idle periods</w:t>
+            </w:r>
+          </w:p>
+        </w:tc>
+      </w:tr>
+      <w:tr>
+        <w:tc>
+          <w:tcPr/>
+          <w:p>
+            <w:pPr>
+              <w:pStyle w:val="Compact"/>
+            </w:pPr>
+            <w:r>
+              <w:t xml:space="preserve">HXC-1240</w:t>
             </w:r>
           </w:p>
         </w:tc>
@@ -7046,20 +6932,20 @@
               <w:pStyle w:val="Compact"/>
             </w:pPr>
             <w:r>
-              <w:t xml:space="preserve">Implement 10:1 DST virtual-time compression by fast-forwarding idle periods</w:t>
-            </w:r>
-          </w:p>
-        </w:tc>
-      </w:tr>
-      <w:tr>
-        <w:tc>
-          <w:tcPr/>
-          <w:p>
-            <w:pPr>
-              <w:pStyle w:val="Compact"/>
-            </w:pPr>
-            <w:r>
-              <w:t xml:space="preserve">HXC-1240</w:t>
+              <w:t xml:space="preserve">Achieve 1,000+ simulated nodes in a single DST process</w:t>
+            </w:r>
+          </w:p>
+        </w:tc>
+      </w:tr>
+      <w:tr>
+        <w:tc>
+          <w:tcPr/>
+          <w:p>
+            <w:pPr>
+              <w:pStyle w:val="Compact"/>
+            </w:pPr>
+            <w:r>
+              <w:t xml:space="preserve">HXC-1241</w:t>
             </w:r>
           </w:p>
         </w:tc>
@@ -7103,20 +6989,20 @@
               <w:pStyle w:val="Compact"/>
             </w:pPr>
             <w:r>
-              <w:t xml:space="preserve">Achieve 1,000+ simulated nodes in a single DST process</w:t>
-            </w:r>
-          </w:p>
-        </w:tc>
-      </w:tr>
-      <w:tr>
-        <w:tc>
-          <w:tcPr/>
-          <w:p>
-            <w:pPr>
-              <w:pStyle w:val="Compact"/>
-            </w:pPr>
-            <w:r>
-              <w:t xml:space="preserve">HXC-1241</w:t>
+              <w:t xml:space="preserve">Author DST consensus+gossip workloads using SETUP→EXECUTION→CHECK→METRICS pattern</w:t>
+            </w:r>
+          </w:p>
+        </w:tc>
+      </w:tr>
+      <w:tr>
+        <w:tc>
+          <w:tcPr/>
+          <w:p>
+            <w:pPr>
+              <w:pStyle w:val="Compact"/>
+            </w:pPr>
+            <w:r>
+              <w:t xml:space="preserve">HXC-1245</w:t>
             </w:r>
           </w:p>
         </w:tc>
@@ -7160,20 +7046,20 @@
               <w:pStyle w:val="Compact"/>
             </w:pPr>
             <w:r>
-              <w:t xml:space="preserve">Author DST consensus+gossip workloads using SETUP→EXECUTION→CHECK→METRICS pattern</w:t>
-            </w:r>
-          </w:p>
-        </w:tc>
-      </w:tr>
-      <w:tr>
-        <w:tc>
-          <w:tcPr/>
-          <w:p>
-            <w:pPr>
-              <w:pStyle w:val="Compact"/>
-            </w:pPr>
-            <w:r>
-              <w:t xml:space="preserve">HXC-1245</w:t>
+              <w:t xml:space="preserve">Implement 3 time fault injectors (clock skew, clock freeze, monotonic drift)</w:t>
+            </w:r>
+          </w:p>
+        </w:tc>
+      </w:tr>
+      <w:tr>
+        <w:tc>
+          <w:tcPr/>
+          <w:p>
+            <w:pPr>
+              <w:pStyle w:val="Compact"/>
+            </w:pPr>
+            <w:r>
+              <w:t xml:space="preserve">HXC-1250</w:t>
             </w:r>
           </w:p>
         </w:tc>
@@ -7217,20 +7103,20 @@
               <w:pStyle w:val="Compact"/>
             </w:pPr>
             <w:r>
-              <w:t xml:space="preserve">Implement 3 time fault injectors (clock skew, clock freeze, monotonic drift)</w:t>
-            </w:r>
-          </w:p>
-        </w:tc>
-      </w:tr>
-      <w:tr>
-        <w:tc>
-          <w:tcPr/>
-          <w:p>
-            <w:pPr>
-              <w:pStyle w:val="Compact"/>
-            </w:pPr>
-            <w:r>
-              <w:t xml:space="preserve">HXC-1250</w:t>
+              <w:t xml:space="preserve">Integrate Chaos Mesh CRDs (NetworkChaos, TimeChaos, StressChaos, DNSChaos)</w:t>
+            </w:r>
+          </w:p>
+        </w:tc>
+      </w:tr>
+      <w:tr>
+        <w:tc>
+          <w:tcPr/>
+          <w:p>
+            <w:pPr>
+              <w:pStyle w:val="Compact"/>
+            </w:pPr>
+            <w:r>
+              <w:t xml:space="preserve">HXC-1254</w:t>
             </w:r>
           </w:p>
         </w:tc>
@@ -7274,20 +7160,20 @@
               <w:pStyle w:val="Compact"/>
             </w:pPr>
             <w:r>
-              <w:t xml:space="preserve">Integrate Chaos Mesh CRDs (NetworkChaos, TimeChaos, StressChaos, DNSChaos)</w:t>
-            </w:r>
-          </w:p>
-        </w:tc>
-      </w:tr>
-      <w:tr>
-        <w:tc>
-          <w:tcPr/>
-          <w:p>
-            <w:pPr>
-              <w:pStyle w:val="Compact"/>
-            </w:pPr>
-            <w:r>
-              <w:t xml:space="preserve">HXC-1254</w:t>
+              <w:t xml:space="preserve">Implement TestRunner with parallel suite execution and result collection</w:t>
+            </w:r>
+          </w:p>
+        </w:tc>
+      </w:tr>
+      <w:tr>
+        <w:tc>
+          <w:tcPr/>
+          <w:p>
+            <w:pPr>
+              <w:pStyle w:val="Compact"/>
+            </w:pPr>
+            <w:r>
+              <w:t xml:space="preserve">HXC-1255</w:t>
             </w:r>
           </w:p>
         </w:tc>
@@ -7331,20 +7217,20 @@
               <w:pStyle w:val="Compact"/>
             </w:pPr>
             <w:r>
-              <w:t xml:space="preserve">Implement TestRunner with parallel suite execution and result collection</w:t>
-            </w:r>
-          </w:p>
-        </w:tc>
-      </w:tr>
-      <w:tr>
-        <w:tc>
-          <w:tcPr/>
-          <w:p>
-            <w:pPr>
-              <w:pStyle w:val="Compact"/>
-            </w:pPr>
-            <w:r>
-              <w:t xml:space="preserve">HXC-1255</w:t>
+              <w:t xml:space="preserve">Implement session test state machine (IDLE→SETUP→RUNNING→CHAOS_INJECT→VERIFY→RECOVERY→REPORT)</w:t>
+            </w:r>
+          </w:p>
+        </w:tc>
+      </w:tr>
+      <w:tr>
+        <w:tc>
+          <w:tcPr/>
+          <w:p>
+            <w:pPr>
+              <w:pStyle w:val="Compact"/>
+            </w:pPr>
+            <w:r>
+              <w:t xml:space="preserve">HXC-1257</w:t>
             </w:r>
           </w:p>
         </w:tc>
@@ -7388,20 +7274,20 @@
               <w:pStyle w:val="Compact"/>
             </w:pPr>
             <w:r>
-              <w:t xml:space="preserve">Implement session test state machine (IDLE→SETUP→RUNNING→CHAOS_INJECT→VERIFY→RECOVERY→REPORT)</w:t>
-            </w:r>
-          </w:p>
-        </w:tc>
-      </w:tr>
-      <w:tr>
-        <w:tc>
-          <w:tcPr/>
-          <w:p>
-            <w:pPr>
-              <w:pStyle w:val="Compact"/>
-            </w:pPr>
-            <w:r>
-              <w:t xml:space="preserve">HXC-1257</w:t>
+              <w:t xml:space="preserve">Build Phoenix LiveView real-time test dashboard</w:t>
+            </w:r>
+          </w:p>
+        </w:tc>
+      </w:tr>
+      <w:tr>
+        <w:tc>
+          <w:tcPr/>
+          <w:p>
+            <w:pPr>
+              <w:pStyle w:val="Compact"/>
+            </w:pPr>
+            <w:r>
+              <w:t xml:space="preserve">HXC-1258</w:t>
             </w:r>
           </w:p>
         </w:tc>
@@ -7445,20 +7331,20 @@
               <w:pStyle w:val="Compact"/>
             </w:pPr>
             <w:r>
-              <w:t xml:space="preserve">Build Phoenix LiveView real-time test dashboard</w:t>
-            </w:r>
-          </w:p>
-        </w:tc>
-      </w:tr>
-      <w:tr>
-        <w:tc>
-          <w:tcPr/>
-          <w:p>
-            <w:pPr>
-              <w:pStyle w:val="Compact"/>
-            </w:pPr>
-            <w:r>
-              <w:t xml:space="preserve">HXC-1258</w:t>
+              <w:t xml:space="preserve">Implement MetricsCollector exporting 15+ chaos Prometheus metric series with OpenTelemetry tracing</w:t>
+            </w:r>
+          </w:p>
+        </w:tc>
+      </w:tr>
+      <w:tr>
+        <w:tc>
+          <w:tcPr/>
+          <w:p>
+            <w:pPr>
+              <w:pStyle w:val="Compact"/>
+            </w:pPr>
+            <w:r>
+              <w:t xml:space="preserve">HXC-1259</w:t>
             </w:r>
           </w:p>
         </w:tc>
@@ -7502,121 +7388,7 @@
               <w:pStyle w:val="Compact"/>
             </w:pPr>
             <w:r>
-              <w:t xml:space="preserve">Implement MetricsCollector exporting 15+ chaos Prometheus metric series with OpenTelemetry tracing</w:t>
-            </w:r>
-          </w:p>
-        </w:tc>
-      </w:tr>
-      <w:tr>
-        <w:tc>
-          <w:tcPr/>
-          <w:p>
-            <w:pPr>
-              <w:pStyle w:val="Compact"/>
-            </w:pPr>
-            <w:r>
-              <w:t xml:space="preserve">HXC-1259</w:t>
-            </w:r>
-          </w:p>
-        </w:tc>
-        <w:tc>
-          <w:tcPr/>
-          <w:p>
-            <w:pPr>
-              <w:pStyle w:val="Compact"/>
-            </w:pPr>
-            <w:r>
-              <w:t xml:space="preserve">Feature</w:t>
-            </w:r>
-          </w:p>
-        </w:tc>
-        <w:tc>
-          <w:tcPr/>
-          <w:p>
-            <w:pPr>
-              <w:pStyle w:val="Compact"/>
-            </w:pPr>
-            <w:r>
-              <w:t xml:space="preserve">P1</w:t>
-            </w:r>
-          </w:p>
-        </w:tc>
-        <w:tc>
-          <w:tcPr/>
-          <w:p>
-            <w:pPr>
-              <w:pStyle w:val="Compact"/>
-            </w:pPr>
-            <w:r>
-              <w:t xml:space="preserve">Queued</w:t>
-            </w:r>
-          </w:p>
-        </w:tc>
-        <w:tc>
-          <w:tcPr/>
-          <w:p>
-            <w:pPr>
-              <w:pStyle w:val="Compact"/>
-            </w:pPr>
-            <w:r>
               <w:t xml:space="preserve">Implement HelixQA automatic challenge generation from test outcomes</w:t>
-            </w:r>
-          </w:p>
-        </w:tc>
-      </w:tr>
-      <w:tr>
-        <w:tc>
-          <w:tcPr/>
-          <w:p>
-            <w:pPr>
-              <w:pStyle w:val="Compact"/>
-            </w:pPr>
-            <w:r>
-              <w:t xml:space="preserve">HXC-1260</w:t>
-            </w:r>
-          </w:p>
-        </w:tc>
-        <w:tc>
-          <w:tcPr/>
-          <w:p>
-            <w:pPr>
-              <w:pStyle w:val="Compact"/>
-            </w:pPr>
-            <w:r>
-              <w:t xml:space="preserve">Feature</w:t>
-            </w:r>
-          </w:p>
-        </w:tc>
-        <w:tc>
-          <w:tcPr/>
-          <w:p>
-            <w:pPr>
-              <w:pStyle w:val="Compact"/>
-            </w:pPr>
-            <w:r>
-              <w:t xml:space="preserve">P1</w:t>
-            </w:r>
-          </w:p>
-        </w:tc>
-        <w:tc>
-          <w:tcPr/>
-          <w:p>
-            <w:pPr>
-              <w:pStyle w:val="Compact"/>
-            </w:pPr>
-            <w:r>
-              <w:t xml:space="preserve">Queued</w:t>
-            </w:r>
-          </w:p>
-        </w:tc>
-        <w:tc>
-          <w:tcPr/>
-          <w:p>
-            <w:pPr>
-              <w:pStyle w:val="Compact"/>
-            </w:pPr>
-            <w:r>
-              <w:t xml:space="preserve">Implement metrics validation against baseline KPI table with severity gating</w:t>
             </w:r>
           </w:p>
         </w:tc>

--- a/docs/export/issues.docx
+++ b/docs/export/issues.docx
@@ -34,7 +34,7 @@
         <w:t xml:space="preserve"> </w:t>
       </w:r>
       <w:r>
-        <w:t xml:space="preserve">25</w:t>
+        <w:t xml:space="preserve">26</w:t>
       </w:r>
       <w:r>
         <w:t xml:space="preserve"> </w:t>
@@ -50,7 +50,7 @@
         <w:t xml:space="preserve"> </w:t>
       </w:r>
       <w:r>
-        <w:t xml:space="preserve">2026-06-01T19:59:47Z</w:t>
+        <w:t xml:space="preserve">2026-06-01T20:58:23Z</w:t>
       </w:r>
       <w:r>
         <w:t xml:space="preserve"> </w:t>
@@ -116,7 +116,7 @@
           <w:b/>
           <w:bCs/>
         </w:rPr>
-        <w:t xml:space="preserve">475</w:t>
+        <w:t xml:space="preserve">469</w:t>
       </w:r>
       <w:r>
         <w:t xml:space="preserve">. Canonical source:</w:t>
@@ -500,13 +500,13 @@
       </w:tr>
     </w:tbl>
     <w:bookmarkEnd w:id="9"/>
-    <w:bookmarkStart w:id="10" w:name="mvp-22-active"/>
+    <w:bookmarkStart w:id="10" w:name="mvp-21-active"/>
     <w:p>
       <w:pPr>
         <w:pStyle w:val="Heading2"/>
       </w:pPr>
       <w:r>
-        <w:t xml:space="preserve">MVP (22 active)</w:t>
+        <w:t xml:space="preserve">MVP (21 active)</w:t>
       </w:r>
     </w:p>
     <w:tbl>
@@ -1092,63 +1092,6 @@
             </w:pPr>
             <w:r>
               <w:t xml:space="preserve">Implement Setup Wizard single-command node onboarding (cmd, BASH+Go)</w:t>
-            </w:r>
-          </w:p>
-        </w:tc>
-      </w:tr>
-      <w:tr>
-        <w:tc>
-          <w:tcPr/>
-          <w:p>
-            <w:pPr>
-              <w:pStyle w:val="Compact"/>
-            </w:pPr>
-            <w:r>
-              <w:t xml:space="preserve">HXC-1138</w:t>
-            </w:r>
-          </w:p>
-        </w:tc>
-        <w:tc>
-          <w:tcPr/>
-          <w:p>
-            <w:pPr>
-              <w:pStyle w:val="Compact"/>
-            </w:pPr>
-            <w:r>
-              <w:t xml:space="preserve">Task</w:t>
-            </w:r>
-          </w:p>
-        </w:tc>
-        <w:tc>
-          <w:tcPr/>
-          <w:p>
-            <w:pPr>
-              <w:pStyle w:val="Compact"/>
-            </w:pPr>
-            <w:r>
-              <w:t xml:space="preserve">P1</w:t>
-            </w:r>
-          </w:p>
-        </w:tc>
-        <w:tc>
-          <w:tcPr/>
-          <w:p>
-            <w:pPr>
-              <w:pStyle w:val="Compact"/>
-            </w:pPr>
-            <w:r>
-              <w:t xml:space="preserve">Queued</w:t>
-            </w:r>
-          </w:p>
-        </w:tc>
-        <w:tc>
-          <w:tcPr/>
-          <w:p>
-            <w:pPr>
-              <w:pStyle w:val="Compact"/>
-            </w:pPr>
-            <w:r>
-              <w:t xml:space="preserve">Enforce &gt;60% pkg/ line coverage and paired mutation tests (Constitution 1.1)</w:t>
             </w:r>
           </w:p>
         </w:tc>
@@ -2893,13 +2836,13 @@
       </w:tr>
     </w:tbl>
     <w:bookmarkEnd w:id="11"/>
-    <w:bookmarkStart w:id="12" w:name="phase-3-41-active"/>
+    <w:bookmarkStart w:id="12" w:name="phase-3-40-active"/>
     <w:p>
       <w:pPr>
         <w:pStyle w:val="Heading2"/>
       </w:pPr>
       <w:r>
-        <w:t xml:space="preserve">Phase 3 (41 active)</w:t>
+        <w:t xml:space="preserve">Phase 3 (40 active)</w:t>
       </w:r>
     </w:p>
     <w:tbl>
@@ -4466,63 +4409,6 @@
               <w:pStyle w:val="Compact"/>
             </w:pPr>
             <w:r>
-              <w:t xml:space="preserve">HXC-1199</w:t>
-            </w:r>
-          </w:p>
-        </w:tc>
-        <w:tc>
-          <w:tcPr/>
-          <w:p>
-            <w:pPr>
-              <w:pStyle w:val="Compact"/>
-            </w:pPr>
-            <w:r>
-              <w:t xml:space="preserve">Feature</w:t>
-            </w:r>
-          </w:p>
-        </w:tc>
-        <w:tc>
-          <w:tcPr/>
-          <w:p>
-            <w:pPr>
-              <w:pStyle w:val="Compact"/>
-            </w:pPr>
-            <w:r>
-              <w:t xml:space="preserve">P1</w:t>
-            </w:r>
-          </w:p>
-        </w:tc>
-        <w:tc>
-          <w:tcPr/>
-          <w:p>
-            <w:pPr>
-              <w:pStyle w:val="Compact"/>
-            </w:pPr>
-            <w:r>
-              <w:t xml:space="preserve">Queued</w:t>
-            </w:r>
-          </w:p>
-        </w:tc>
-        <w:tc>
-          <w:tcPr/>
-          <w:p>
-            <w:pPr>
-              <w:pStyle w:val="Compact"/>
-            </w:pPr>
-            <w:r>
-              <w:t xml:space="preserve">Implement edge sensor-fusion framework and stream workload type</w:t>
-            </w:r>
-          </w:p>
-        </w:tc>
-      </w:tr>
-      <w:tr>
-        <w:tc>
-          <w:tcPr/>
-          <w:p>
-            <w:pPr>
-              <w:pStyle w:val="Compact"/>
-            </w:pPr>
-            <w:r>
               <w:t xml:space="preserve">HXC-1200</w:t>
             </w:r>
           </w:p>
@@ -5315,13 +5201,13 @@
       </w:tr>
     </w:tbl>
     <w:bookmarkEnd w:id="12"/>
-    <w:bookmarkStart w:id="13" w:name="phase-4-65-active"/>
+    <w:bookmarkStart w:id="13" w:name="phase-4-61-active"/>
     <w:p>
       <w:pPr>
         <w:pStyle w:val="Heading2"/>
       </w:pPr>
       <w:r>
-        <w:t xml:space="preserve">Phase 4 (65 active)</w:t>
+        <w:t xml:space="preserve">Phase 4 (61 active)</w:t>
       </w:r>
     </w:p>
     <w:tbl>
@@ -6762,234 +6648,6 @@
             </w:pPr>
             <w:r>
               <w:t xml:space="preserve">Implement qcow2 copy-on-write overlay management with 10-deep chain limit</w:t>
-            </w:r>
-          </w:p>
-        </w:tc>
-      </w:tr>
-      <w:tr>
-        <w:tc>
-          <w:tcPr/>
-          <w:p>
-            <w:pPr>
-              <w:pStyle w:val="Compact"/>
-            </w:pPr>
-            <w:r>
-              <w:t xml:space="preserve">HXC-1238</w:t>
-            </w:r>
-          </w:p>
-        </w:tc>
-        <w:tc>
-          <w:tcPr/>
-          <w:p>
-            <w:pPr>
-              <w:pStyle w:val="Compact"/>
-            </w:pPr>
-            <w:r>
-              <w:t xml:space="preserve">Feature</w:t>
-            </w:r>
-          </w:p>
-        </w:tc>
-        <w:tc>
-          <w:tcPr/>
-          <w:p>
-            <w:pPr>
-              <w:pStyle w:val="Compact"/>
-            </w:pPr>
-            <w:r>
-              <w:t xml:space="preserve">P1</w:t>
-            </w:r>
-          </w:p>
-        </w:tc>
-        <w:tc>
-          <w:tcPr/>
-          <w:p>
-            <w:pPr>
-              <w:pStyle w:val="Compact"/>
-            </w:pPr>
-            <w:r>
-              <w:t xml:space="preserve">Queued</w:t>
-            </w:r>
-          </w:p>
-        </w:tc>
-        <w:tc>
-          <w:tcPr/>
-          <w:p>
-            <w:pPr>
-              <w:pStyle w:val="Compact"/>
-            </w:pPr>
-            <w:r>
-              <w:t xml:space="preserve">Implement BUGGIFY macro framework with ~25% deterministic fire rate</w:t>
-            </w:r>
-          </w:p>
-        </w:tc>
-      </w:tr>
-      <w:tr>
-        <w:tc>
-          <w:tcPr/>
-          <w:p>
-            <w:pPr>
-              <w:pStyle w:val="Compact"/>
-            </w:pPr>
-            <w:r>
-              <w:t xml:space="preserve">HXC-1239</w:t>
-            </w:r>
-          </w:p>
-        </w:tc>
-        <w:tc>
-          <w:tcPr/>
-          <w:p>
-            <w:pPr>
-              <w:pStyle w:val="Compact"/>
-            </w:pPr>
-            <w:r>
-              <w:t xml:space="preserve">Feature</w:t>
-            </w:r>
-          </w:p>
-        </w:tc>
-        <w:tc>
-          <w:tcPr/>
-          <w:p>
-            <w:pPr>
-              <w:pStyle w:val="Compact"/>
-            </w:pPr>
-            <w:r>
-              <w:t xml:space="preserve">P1</w:t>
-            </w:r>
-          </w:p>
-        </w:tc>
-        <w:tc>
-          <w:tcPr/>
-          <w:p>
-            <w:pPr>
-              <w:pStyle w:val="Compact"/>
-            </w:pPr>
-            <w:r>
-              <w:t xml:space="preserve">Queued</w:t>
-            </w:r>
-          </w:p>
-        </w:tc>
-        <w:tc>
-          <w:tcPr/>
-          <w:p>
-            <w:pPr>
-              <w:pStyle w:val="Compact"/>
-            </w:pPr>
-            <w:r>
-              <w:t xml:space="preserve">Implement 10:1 DST virtual-time compression by fast-forwarding idle periods</w:t>
-            </w:r>
-          </w:p>
-        </w:tc>
-      </w:tr>
-      <w:tr>
-        <w:tc>
-          <w:tcPr/>
-          <w:p>
-            <w:pPr>
-              <w:pStyle w:val="Compact"/>
-            </w:pPr>
-            <w:r>
-              <w:t xml:space="preserve">HXC-1240</w:t>
-            </w:r>
-          </w:p>
-        </w:tc>
-        <w:tc>
-          <w:tcPr/>
-          <w:p>
-            <w:pPr>
-              <w:pStyle w:val="Compact"/>
-            </w:pPr>
-            <w:r>
-              <w:t xml:space="preserve">Feature</w:t>
-            </w:r>
-          </w:p>
-        </w:tc>
-        <w:tc>
-          <w:tcPr/>
-          <w:p>
-            <w:pPr>
-              <w:pStyle w:val="Compact"/>
-            </w:pPr>
-            <w:r>
-              <w:t xml:space="preserve">P1</w:t>
-            </w:r>
-          </w:p>
-        </w:tc>
-        <w:tc>
-          <w:tcPr/>
-          <w:p>
-            <w:pPr>
-              <w:pStyle w:val="Compact"/>
-            </w:pPr>
-            <w:r>
-              <w:t xml:space="preserve">Queued</w:t>
-            </w:r>
-          </w:p>
-        </w:tc>
-        <w:tc>
-          <w:tcPr/>
-          <w:p>
-            <w:pPr>
-              <w:pStyle w:val="Compact"/>
-            </w:pPr>
-            <w:r>
-              <w:t xml:space="preserve">Achieve 1,000+ simulated nodes in a single DST process</w:t>
-            </w:r>
-          </w:p>
-        </w:tc>
-      </w:tr>
-      <w:tr>
-        <w:tc>
-          <w:tcPr/>
-          <w:p>
-            <w:pPr>
-              <w:pStyle w:val="Compact"/>
-            </w:pPr>
-            <w:r>
-              <w:t xml:space="preserve">HXC-1241</w:t>
-            </w:r>
-          </w:p>
-        </w:tc>
-        <w:tc>
-          <w:tcPr/>
-          <w:p>
-            <w:pPr>
-              <w:pStyle w:val="Compact"/>
-            </w:pPr>
-            <w:r>
-              <w:t xml:space="preserve">Feature</w:t>
-            </w:r>
-          </w:p>
-        </w:tc>
-        <w:tc>
-          <w:tcPr/>
-          <w:p>
-            <w:pPr>
-              <w:pStyle w:val="Compact"/>
-            </w:pPr>
-            <w:r>
-              <w:t xml:space="preserve">P1</w:t>
-            </w:r>
-          </w:p>
-        </w:tc>
-        <w:tc>
-          <w:tcPr/>
-          <w:p>
-            <w:pPr>
-              <w:pStyle w:val="Compact"/>
-            </w:pPr>
-            <w:r>
-              <w:t xml:space="preserve">Queued</w:t>
-            </w:r>
-          </w:p>
-        </w:tc>
-        <w:tc>
-          <w:tcPr/>
-          <w:p>
-            <w:pPr>
-              <w:pStyle w:val="Compact"/>
-            </w:pPr>
-            <w:r>
-              <w:t xml:space="preserve">Author DST consensus+gossip workloads using SETUP→EXECUTION→CHECK→METRICS pattern</w:t>
             </w:r>
           </w:p>
         </w:tc>

--- a/docs/export/issues.docx
+++ b/docs/export/issues.docx
@@ -34,7 +34,7 @@
         <w:t xml:space="preserve"> </w:t>
       </w:r>
       <w:r>
-        <w:t xml:space="preserve">26</w:t>
+        <w:t xml:space="preserve">27</w:t>
       </w:r>
       <w:r>
         <w:t xml:space="preserve"> </w:t>
@@ -50,7 +50,7 @@
         <w:t xml:space="preserve"> </w:t>
       </w:r>
       <w:r>
-        <w:t xml:space="preserve">2026-06-01T20:58:23Z</w:t>
+        <w:t xml:space="preserve">2026-06-01T21:17:59Z</w:t>
       </w:r>
       <w:r>
         <w:t xml:space="preserve"> </w:t>
@@ -116,7 +116,7 @@
           <w:b/>
           <w:bCs/>
         </w:rPr>
-        <w:t xml:space="preserve">469</w:t>
+        <w:t xml:space="preserve">466</w:t>
       </w:r>
       <w:r>
         <w:t xml:space="preserve">. Canonical source:</w:t>
@@ -500,13 +500,13 @@
       </w:tr>
     </w:tbl>
     <w:bookmarkEnd w:id="9"/>
-    <w:bookmarkStart w:id="10" w:name="mvp-21-active"/>
+    <w:bookmarkStart w:id="10" w:name="mvp-18-active"/>
     <w:p>
       <w:pPr>
         <w:pStyle w:val="Heading2"/>
       </w:pPr>
       <w:r>
-        <w:t xml:space="preserve">MVP (21 active)</w:t>
+        <w:t xml:space="preserve">MVP (18 active)</w:t>
       </w:r>
     </w:p>
     <w:tbl>
@@ -705,7 +705,7 @@
               <w:pStyle w:val="Compact"/>
             </w:pPr>
             <w:r>
-              <w:t xml:space="preserve">HXC-1097</w:t>
+              <w:t xml:space="preserve">HXC-1100</w:t>
             </w:r>
           </w:p>
         </w:tc>
@@ -749,31 +749,31 @@
               <w:pStyle w:val="Compact"/>
             </w:pPr>
             <w:r>
-              <w:t xml:space="preserve">Define vendor-agnostic GPUBackend interface and registry (internal/gpu)</w:t>
-            </w:r>
-          </w:p>
-        </w:tc>
-      </w:tr>
-      <w:tr>
-        <w:tc>
-          <w:tcPr/>
-          <w:p>
-            <w:pPr>
-              <w:pStyle w:val="Compact"/>
-            </w:pPr>
-            <w:r>
-              <w:t xml:space="preserve">HXC-1100</w:t>
-            </w:r>
-          </w:p>
-        </w:tc>
-        <w:tc>
-          <w:tcPr/>
-          <w:p>
-            <w:pPr>
-              <w:pStyle w:val="Compact"/>
-            </w:pPr>
-            <w:r>
-              <w:t xml:space="preserve">Feature</w:t>
+              <w:t xml:space="preserve">Implement real Bazel RBE build execution (internal/build)</w:t>
+            </w:r>
+          </w:p>
+        </w:tc>
+      </w:tr>
+      <w:tr>
+        <w:tc>
+          <w:tcPr/>
+          <w:p>
+            <w:pPr>
+              <w:pStyle w:val="Compact"/>
+            </w:pPr>
+            <w:r>
+              <w:t xml:space="preserve">HXC-1110</w:t>
+            </w:r>
+          </w:p>
+        </w:tc>
+        <w:tc>
+          <w:tcPr/>
+          <w:p>
+            <w:pPr>
+              <w:pStyle w:val="Compact"/>
+            </w:pPr>
+            <w:r>
+              <w:t xml:space="preserve">Task</w:t>
             </w:r>
           </w:p>
         </w:tc>
@@ -806,178 +806,7 @@
               <w:pStyle w:val="Compact"/>
             </w:pPr>
             <w:r>
-              <w:t xml:space="preserve">Implement real Bazel RBE build execution (internal/build)</w:t>
-            </w:r>
-          </w:p>
-        </w:tc>
-      </w:tr>
-      <w:tr>
-        <w:tc>
-          <w:tcPr/>
-          <w:p>
-            <w:pPr>
-              <w:pStyle w:val="Compact"/>
-            </w:pPr>
-            <w:r>
-              <w:t xml:space="preserve">HXC-1110</w:t>
-            </w:r>
-          </w:p>
-        </w:tc>
-        <w:tc>
-          <w:tcPr/>
-          <w:p>
-            <w:pPr>
-              <w:pStyle w:val="Compact"/>
-            </w:pPr>
-            <w:r>
-              <w:t xml:space="preserve">Task</w:t>
-            </w:r>
-          </w:p>
-        </w:tc>
-        <w:tc>
-          <w:tcPr/>
-          <w:p>
-            <w:pPr>
-              <w:pStyle w:val="Compact"/>
-            </w:pPr>
-            <w:r>
-              <w:t xml:space="preserve">P1</w:t>
-            </w:r>
-          </w:p>
-        </w:tc>
-        <w:tc>
-          <w:tcPr/>
-          <w:p>
-            <w:pPr>
-              <w:pStyle w:val="Compact"/>
-            </w:pPr>
-            <w:r>
-              <w:t xml:space="preserve">Queued</w:t>
-            </w:r>
-          </w:p>
-        </w:tc>
-        <w:tc>
-          <w:tcPr/>
-          <w:p>
-            <w:pPr>
-              <w:pStyle w:val="Compact"/>
-            </w:pPr>
-            <w:r>
               <w:t xml:space="preserve">Wire Prometheus /metrics endpoint uniformly across all services (cmd/helix-*)</w:t>
-            </w:r>
-          </w:p>
-        </w:tc>
-      </w:tr>
-      <w:tr>
-        <w:tc>
-          <w:tcPr/>
-          <w:p>
-            <w:pPr>
-              <w:pStyle w:val="Compact"/>
-            </w:pPr>
-            <w:r>
-              <w:t xml:space="preserve">HXC-1111</w:t>
-            </w:r>
-          </w:p>
-        </w:tc>
-        <w:tc>
-          <w:tcPr/>
-          <w:p>
-            <w:pPr>
-              <w:pStyle w:val="Compact"/>
-            </w:pPr>
-            <w:r>
-              <w:t xml:space="preserve">Task</w:t>
-            </w:r>
-          </w:p>
-        </w:tc>
-        <w:tc>
-          <w:tcPr/>
-          <w:p>
-            <w:pPr>
-              <w:pStyle w:val="Compact"/>
-            </w:pPr>
-            <w:r>
-              <w:t xml:space="preserve">P1</w:t>
-            </w:r>
-          </w:p>
-        </w:tc>
-        <w:tc>
-          <w:tcPr/>
-          <w:p>
-            <w:pPr>
-              <w:pStyle w:val="Compact"/>
-            </w:pPr>
-            <w:r>
-              <w:t xml:space="preserve">Queued</w:t>
-            </w:r>
-          </w:p>
-        </w:tc>
-        <w:tc>
-          <w:tcPr/>
-          <w:p>
-            <w:pPr>
-              <w:pStyle w:val="Compact"/>
-            </w:pPr>
-            <w:r>
-              <w:t xml:space="preserve">Wire Jaeger/OTel trace-ID propagation across services (pkg/tracing)</w:t>
-            </w:r>
-          </w:p>
-        </w:tc>
-      </w:tr>
-      <w:tr>
-        <w:tc>
-          <w:tcPr/>
-          <w:p>
-            <w:pPr>
-              <w:pStyle w:val="Compact"/>
-            </w:pPr>
-            <w:r>
-              <w:t xml:space="preserve">HXC-1112</w:t>
-            </w:r>
-          </w:p>
-        </w:tc>
-        <w:tc>
-          <w:tcPr/>
-          <w:p>
-            <w:pPr>
-              <w:pStyle w:val="Compact"/>
-            </w:pPr>
-            <w:r>
-              <w:t xml:space="preserve">Task</w:t>
-            </w:r>
-          </w:p>
-        </w:tc>
-        <w:tc>
-          <w:tcPr/>
-          <w:p>
-            <w:pPr>
-              <w:pStyle w:val="Compact"/>
-            </w:pPr>
-            <w:r>
-              <w:t xml:space="preserve">P1</w:t>
-            </w:r>
-          </w:p>
-        </w:tc>
-        <w:tc>
-          <w:tcPr/>
-          <w:p>
-            <w:pPr>
-              <w:pStyle w:val="Compact"/>
-            </w:pPr>
-            <w:r>
-              <w:t xml:space="preserve">Queued</w:t>
-            </w:r>
-          </w:p>
-        </w:tc>
-        <w:tc>
-          <w:tcPr/>
-          <w:p>
-            <w:pPr>
-              <w:pStyle w:val="Compact"/>
-            </w:pPr>
-            <w:r>
-              <w:t xml:space="preserve">Wire pkg/health gRPC health protocol on every service (pkg/health, cmd/helix-*)</w:t>
             </w:r>
           </w:p>
         </w:tc>

--- a/docs/export/issues.docx
+++ b/docs/export/issues.docx
@@ -34,7 +34,7 @@
         <w:t xml:space="preserve"> </w:t>
       </w:r>
       <w:r>
-        <w:t xml:space="preserve">27</w:t>
+        <w:t xml:space="preserve">28</w:t>
       </w:r>
       <w:r>
         <w:t xml:space="preserve"> </w:t>
@@ -50,7 +50,7 @@
         <w:t xml:space="preserve"> </w:t>
       </w:r>
       <w:r>
-        <w:t xml:space="preserve">2026-06-01T21:17:59Z</w:t>
+        <w:t xml:space="preserve">2026-06-01T21:35:03Z</w:t>
       </w:r>
       <w:r>
         <w:t xml:space="preserve"> </w:t>
@@ -116,7 +116,7 @@
           <w:b/>
           <w:bCs/>
         </w:rPr>
-        <w:t xml:space="preserve">466</w:t>
+        <w:t xml:space="preserve">463</w:t>
       </w:r>
       <w:r>
         <w:t xml:space="preserve">. Canonical source:</w:t>
@@ -500,13 +500,13 @@
       </w:tr>
     </w:tbl>
     <w:bookmarkEnd w:id="9"/>
-    <w:bookmarkStart w:id="10" w:name="mvp-18-active"/>
+    <w:bookmarkStart w:id="10" w:name="mvp-15-active"/>
     <w:p>
       <w:pPr>
         <w:pStyle w:val="Heading2"/>
       </w:pPr>
       <w:r>
-        <w:t xml:space="preserve">MVP (18 active)</w:t>
+        <w:t xml:space="preserve">MVP (15 active)</w:t>
       </w:r>
     </w:p>
     <w:tbl>
@@ -762,7 +762,121 @@
               <w:pStyle w:val="Compact"/>
             </w:pPr>
             <w:r>
-              <w:t xml:space="preserve">HXC-1110</w:t>
+              <w:t xml:space="preserve">HXC-1119</w:t>
+            </w:r>
+          </w:p>
+        </w:tc>
+        <w:tc>
+          <w:tcPr/>
+          <w:p>
+            <w:pPr>
+              <w:pStyle w:val="Compact"/>
+            </w:pPr>
+            <w:r>
+              <w:t xml:space="preserve">Feature</w:t>
+            </w:r>
+          </w:p>
+        </w:tc>
+        <w:tc>
+          <w:tcPr/>
+          <w:p>
+            <w:pPr>
+              <w:pStyle w:val="Compact"/>
+            </w:pPr>
+            <w:r>
+              <w:t xml:space="preserve">P1</w:t>
+            </w:r>
+          </w:p>
+        </w:tc>
+        <w:tc>
+          <w:tcPr/>
+          <w:p>
+            <w:pPr>
+              <w:pStyle w:val="Compact"/>
+            </w:pPr>
+            <w:r>
+              <w:t xml:space="preserve">Queued</w:t>
+            </w:r>
+          </w:p>
+        </w:tc>
+        <w:tc>
+          <w:tcPr/>
+          <w:p>
+            <w:pPr>
+              <w:pStyle w:val="Compact"/>
+            </w:pPr>
+            <w:r>
+              <w:t xml:space="preserve">Implement Avro event schemas and schema-validated routing (Event Bus)</w:t>
+            </w:r>
+          </w:p>
+        </w:tc>
+      </w:tr>
+      <w:tr>
+        <w:tc>
+          <w:tcPr/>
+          <w:p>
+            <w:pPr>
+              <w:pStyle w:val="Compact"/>
+            </w:pPr>
+            <w:r>
+              <w:t xml:space="preserve">HXC-1125</w:t>
+            </w:r>
+          </w:p>
+        </w:tc>
+        <w:tc>
+          <w:tcPr/>
+          <w:p>
+            <w:pPr>
+              <w:pStyle w:val="Compact"/>
+            </w:pPr>
+            <w:r>
+              <w:t xml:space="preserve">Feature</w:t>
+            </w:r>
+          </w:p>
+        </w:tc>
+        <w:tc>
+          <w:tcPr/>
+          <w:p>
+            <w:pPr>
+              <w:pStyle w:val="Compact"/>
+            </w:pPr>
+            <w:r>
+              <w:t xml:space="preserve">P1</w:t>
+            </w:r>
+          </w:p>
+        </w:tc>
+        <w:tc>
+          <w:tcPr/>
+          <w:p>
+            <w:pPr>
+              <w:pStyle w:val="Compact"/>
+            </w:pPr>
+            <w:r>
+              <w:t xml:space="preserve">Queued</w:t>
+            </w:r>
+          </w:p>
+        </w:tc>
+        <w:tc>
+          <w:tcPr/>
+          <w:p>
+            <w:pPr>
+              <w:pStyle w:val="Compact"/>
+            </w:pPr>
+            <w:r>
+              <w:t xml:space="preserve">Implement Setup Wizard single-command node onboarding (cmd, BASH+Go)</w:t>
+            </w:r>
+          </w:p>
+        </w:tc>
+      </w:tr>
+      <w:tr>
+        <w:tc>
+          <w:tcPr/>
+          <w:p>
+            <w:pPr>
+              <w:pStyle w:val="Compact"/>
+            </w:pPr>
+            <w:r>
+              <w:t xml:space="preserve">HXC-1140</w:t>
             </w:r>
           </w:p>
         </w:tc>
@@ -806,177 +920,6 @@
               <w:pStyle w:val="Compact"/>
             </w:pPr>
             <w:r>
-              <w:t xml:space="preserve">Wire Prometheus /metrics endpoint uniformly across all services (cmd/helix-*)</w:t>
-            </w:r>
-          </w:p>
-        </w:tc>
-      </w:tr>
-      <w:tr>
-        <w:tc>
-          <w:tcPr/>
-          <w:p>
-            <w:pPr>
-              <w:pStyle w:val="Compact"/>
-            </w:pPr>
-            <w:r>
-              <w:t xml:space="preserve">HXC-1119</w:t>
-            </w:r>
-          </w:p>
-        </w:tc>
-        <w:tc>
-          <w:tcPr/>
-          <w:p>
-            <w:pPr>
-              <w:pStyle w:val="Compact"/>
-            </w:pPr>
-            <w:r>
-              <w:t xml:space="preserve">Feature</w:t>
-            </w:r>
-          </w:p>
-        </w:tc>
-        <w:tc>
-          <w:tcPr/>
-          <w:p>
-            <w:pPr>
-              <w:pStyle w:val="Compact"/>
-            </w:pPr>
-            <w:r>
-              <w:t xml:space="preserve">P1</w:t>
-            </w:r>
-          </w:p>
-        </w:tc>
-        <w:tc>
-          <w:tcPr/>
-          <w:p>
-            <w:pPr>
-              <w:pStyle w:val="Compact"/>
-            </w:pPr>
-            <w:r>
-              <w:t xml:space="preserve">Queued</w:t>
-            </w:r>
-          </w:p>
-        </w:tc>
-        <w:tc>
-          <w:tcPr/>
-          <w:p>
-            <w:pPr>
-              <w:pStyle w:val="Compact"/>
-            </w:pPr>
-            <w:r>
-              <w:t xml:space="preserve">Implement Avro event schemas and schema-validated routing (Event Bus)</w:t>
-            </w:r>
-          </w:p>
-        </w:tc>
-      </w:tr>
-      <w:tr>
-        <w:tc>
-          <w:tcPr/>
-          <w:p>
-            <w:pPr>
-              <w:pStyle w:val="Compact"/>
-            </w:pPr>
-            <w:r>
-              <w:t xml:space="preserve">HXC-1125</w:t>
-            </w:r>
-          </w:p>
-        </w:tc>
-        <w:tc>
-          <w:tcPr/>
-          <w:p>
-            <w:pPr>
-              <w:pStyle w:val="Compact"/>
-            </w:pPr>
-            <w:r>
-              <w:t xml:space="preserve">Feature</w:t>
-            </w:r>
-          </w:p>
-        </w:tc>
-        <w:tc>
-          <w:tcPr/>
-          <w:p>
-            <w:pPr>
-              <w:pStyle w:val="Compact"/>
-            </w:pPr>
-            <w:r>
-              <w:t xml:space="preserve">P1</w:t>
-            </w:r>
-          </w:p>
-        </w:tc>
-        <w:tc>
-          <w:tcPr/>
-          <w:p>
-            <w:pPr>
-              <w:pStyle w:val="Compact"/>
-            </w:pPr>
-            <w:r>
-              <w:t xml:space="preserve">Queued</w:t>
-            </w:r>
-          </w:p>
-        </w:tc>
-        <w:tc>
-          <w:tcPr/>
-          <w:p>
-            <w:pPr>
-              <w:pStyle w:val="Compact"/>
-            </w:pPr>
-            <w:r>
-              <w:t xml:space="preserve">Implement Setup Wizard single-command node onboarding (cmd, BASH+Go)</w:t>
-            </w:r>
-          </w:p>
-        </w:tc>
-      </w:tr>
-      <w:tr>
-        <w:tc>
-          <w:tcPr/>
-          <w:p>
-            <w:pPr>
-              <w:pStyle w:val="Compact"/>
-            </w:pPr>
-            <w:r>
-              <w:t xml:space="preserve">HXC-1140</w:t>
-            </w:r>
-          </w:p>
-        </w:tc>
-        <w:tc>
-          <w:tcPr/>
-          <w:p>
-            <w:pPr>
-              <w:pStyle w:val="Compact"/>
-            </w:pPr>
-            <w:r>
-              <w:t xml:space="preserve">Task</w:t>
-            </w:r>
-          </w:p>
-        </w:tc>
-        <w:tc>
-          <w:tcPr/>
-          <w:p>
-            <w:pPr>
-              <w:pStyle w:val="Compact"/>
-            </w:pPr>
-            <w:r>
-              <w:t xml:space="preserve">P1</w:t>
-            </w:r>
-          </w:p>
-        </w:tc>
-        <w:tc>
-          <w:tcPr/>
-          <w:p>
-            <w:pPr>
-              <w:pStyle w:val="Compact"/>
-            </w:pPr>
-            <w:r>
-              <w:t xml:space="preserve">Queued</w:t>
-            </w:r>
-          </w:p>
-        </w:tc>
-        <w:tc>
-          <w:tcPr/>
-          <w:p>
-            <w:pPr>
-              <w:pStyle w:val="Compact"/>
-            </w:pPr>
-            <w:r>
               <w:t xml:space="preserve">Publish v1.0.0-dev-mvp release across all modules with packaging</w:t>
             </w:r>
           </w:p>
@@ -990,18 +933,18 @@
               <w:pStyle w:val="Compact"/>
             </w:pPr>
             <w:r>
-              <w:t xml:space="preserve">HXC-1098</w:t>
-            </w:r>
-          </w:p>
-        </w:tc>
-        <w:tc>
-          <w:tcPr/>
-          <w:p>
-            <w:pPr>
-              <w:pStyle w:val="Compact"/>
-            </w:pPr>
-            <w:r>
-              <w:t xml:space="preserve">Feature</w:t>
+              <w:t xml:space="preserve">HXC-1113</w:t>
+            </w:r>
+          </w:p>
+        </w:tc>
+        <w:tc>
+          <w:tcPr/>
+          <w:p>
+            <w:pPr>
+              <w:pStyle w:val="Compact"/>
+            </w:pPr>
+            <w:r>
+              <w:t xml:space="preserve">Bug</w:t>
             </w:r>
           </w:p>
         </w:tc>
@@ -1034,31 +977,31 @@
               <w:pStyle w:val="Compact"/>
             </w:pPr>
             <w:r>
-              <w:t xml:space="preserve">Implement GPU sharing modes (MPS, time-slice, MIG, exclusive)</w:t>
-            </w:r>
-          </w:p>
-        </w:tc>
-      </w:tr>
-      <w:tr>
-        <w:tc>
-          <w:tcPr/>
-          <w:p>
-            <w:pPr>
-              <w:pStyle w:val="Compact"/>
-            </w:pPr>
-            <w:r>
-              <w:t xml:space="preserve">HXC-1113</w:t>
-            </w:r>
-          </w:p>
-        </w:tc>
-        <w:tc>
-          <w:tcPr/>
-          <w:p>
-            <w:pPr>
-              <w:pStyle w:val="Compact"/>
-            </w:pPr>
-            <w:r>
-              <w:t xml:space="preserve">Bug</w:t>
+              <w:t xml:space="preserve">Remove dangling pkg/gpuattest placeholder and reuse security/pkg/gpuattest</w:t>
+            </w:r>
+          </w:p>
+        </w:tc>
+      </w:tr>
+      <w:tr>
+        <w:tc>
+          <w:tcPr/>
+          <w:p>
+            <w:pPr>
+              <w:pStyle w:val="Compact"/>
+            </w:pPr>
+            <w:r>
+              <w:t xml:space="preserve">HXC-1126</w:t>
+            </w:r>
+          </w:p>
+        </w:tc>
+        <w:tc>
+          <w:tcPr/>
+          <w:p>
+            <w:pPr>
+              <w:pStyle w:val="Compact"/>
+            </w:pPr>
+            <w:r>
+              <w:t xml:space="preserve">Feature</w:t>
             </w:r>
           </w:p>
         </w:tc>
@@ -1091,20 +1034,20 @@
               <w:pStyle w:val="Compact"/>
             </w:pPr>
             <w:r>
-              <w:t xml:space="preserve">Remove dangling pkg/gpuattest placeholder and reuse security/pkg/gpuattest</w:t>
-            </w:r>
-          </w:p>
-        </w:tc>
-      </w:tr>
-      <w:tr>
-        <w:tc>
-          <w:tcPr/>
-          <w:p>
-            <w:pPr>
-              <w:pStyle w:val="Compact"/>
-            </w:pPr>
-            <w:r>
-              <w:t xml:space="preserve">HXC-1126</w:t>
+              <w:t xml:space="preserve">Implement LLM Brain advisory engine with LLMsVerifier gate (internal/llm)</w:t>
+            </w:r>
+          </w:p>
+        </w:tc>
+      </w:tr>
+      <w:tr>
+        <w:tc>
+          <w:tcPr/>
+          <w:p>
+            <w:pPr>
+              <w:pStyle w:val="Compact"/>
+            </w:pPr>
+            <w:r>
+              <w:t xml:space="preserve">HXC-1128</w:t>
             </w:r>
           </w:p>
         </w:tc>
@@ -1148,20 +1091,20 @@
               <w:pStyle w:val="Compact"/>
             </w:pPr>
             <w:r>
-              <w:t xml:space="preserve">Implement LLM Brain advisory engine with LLMsVerifier gate (internal/llm)</w:t>
-            </w:r>
-          </w:p>
-        </w:tc>
-      </w:tr>
-      <w:tr>
-        <w:tc>
-          <w:tcPr/>
-          <w:p>
-            <w:pPr>
-              <w:pStyle w:val="Compact"/>
-            </w:pPr>
-            <w:r>
-              <w:t xml:space="preserve">HXC-1128</w:t>
+              <w:t xml:space="preserve">Implement Health Monitor with eBPF probes and LSTM failure prediction</w:t>
+            </w:r>
+          </w:p>
+        </w:tc>
+      </w:tr>
+      <w:tr>
+        <w:tc>
+          <w:tcPr/>
+          <w:p>
+            <w:pPr>
+              <w:pStyle w:val="Compact"/>
+            </w:pPr>
+            <w:r>
+              <w:t xml:space="preserve">HXC-1129</w:t>
             </w:r>
           </w:p>
         </w:tc>
@@ -1205,20 +1148,20 @@
               <w:pStyle w:val="Compact"/>
             </w:pPr>
             <w:r>
-              <w:t xml:space="preserve">Implement Health Monitor with eBPF probes and LSTM failure prediction</w:t>
-            </w:r>
-          </w:p>
-        </w:tc>
-      </w:tr>
-      <w:tr>
-        <w:tc>
-          <w:tcPr/>
-          <w:p>
-            <w:pPr>
-              <w:pStyle w:val="Compact"/>
-            </w:pPr>
-            <w:r>
-              <w:t xml:space="preserve">HXC-1129</w:t>
+              <w:t xml:space="preserve">Implement CRIU/DMTCP-based session live migration orchestration</w:t>
+            </w:r>
+          </w:p>
+        </w:tc>
+      </w:tr>
+      <w:tr>
+        <w:tc>
+          <w:tcPr/>
+          <w:p>
+            <w:pPr>
+              <w:pStyle w:val="Compact"/>
+            </w:pPr>
+            <w:r>
+              <w:t xml:space="preserve">HXC-1130</w:t>
             </w:r>
           </w:p>
         </w:tc>
@@ -1262,31 +1205,31 @@
               <w:pStyle w:val="Compact"/>
             </w:pPr>
             <w:r>
-              <w:t xml:space="preserve">Implement CRIU/DMTCP-based session live migration orchestration</w:t>
-            </w:r>
-          </w:p>
-        </w:tc>
-      </w:tr>
-      <w:tr>
-        <w:tc>
-          <w:tcPr/>
-          <w:p>
-            <w:pPr>
-              <w:pStyle w:val="Compact"/>
-            </w:pPr>
-            <w:r>
-              <w:t xml:space="preserve">HXC-1130</w:t>
-            </w:r>
-          </w:p>
-        </w:tc>
-        <w:tc>
-          <w:tcPr/>
-          <w:p>
-            <w:pPr>
-              <w:pStyle w:val="Compact"/>
-            </w:pPr>
-            <w:r>
-              <w:t xml:space="preserve">Feature</w:t>
+              <w:t xml:space="preserve">Implement Zellij and GNU screen session backends</w:t>
+            </w:r>
+          </w:p>
+        </w:tc>
+      </w:tr>
+      <w:tr>
+        <w:tc>
+          <w:tcPr/>
+          <w:p>
+            <w:pPr>
+              <w:pStyle w:val="Compact"/>
+            </w:pPr>
+            <w:r>
+              <w:t xml:space="preserve">HXC-1139</w:t>
+            </w:r>
+          </w:p>
+        </w:tc>
+        <w:tc>
+          <w:tcPr/>
+          <w:p>
+            <w:pPr>
+              <w:pStyle w:val="Compact"/>
+            </w:pPr>
+            <w:r>
+              <w:t xml:space="preserve">Research</w:t>
             </w:r>
           </w:p>
         </w:tc>
@@ -1319,121 +1262,7 @@
               <w:pStyle w:val="Compact"/>
             </w:pPr>
             <w:r>
-              <w:t xml:space="preserve">Implement Zellij and GNU screen session backends</w:t>
-            </w:r>
-          </w:p>
-        </w:tc>
-      </w:tr>
-      <w:tr>
-        <w:tc>
-          <w:tcPr/>
-          <w:p>
-            <w:pPr>
-              <w:pStyle w:val="Compact"/>
-            </w:pPr>
-            <w:r>
-              <w:t xml:space="preserve">HXC-1139</w:t>
-            </w:r>
-          </w:p>
-        </w:tc>
-        <w:tc>
-          <w:tcPr/>
-          <w:p>
-            <w:pPr>
-              <w:pStyle w:val="Compact"/>
-            </w:pPr>
-            <w:r>
-              <w:t xml:space="preserve">Research</w:t>
-            </w:r>
-          </w:p>
-        </w:tc>
-        <w:tc>
-          <w:tcPr/>
-          <w:p>
-            <w:pPr>
-              <w:pStyle w:val="Compact"/>
-            </w:pPr>
-            <w:r>
-              <w:t xml:space="preserve">P2</w:t>
-            </w:r>
-          </w:p>
-        </w:tc>
-        <w:tc>
-          <w:tcPr/>
-          <w:p>
-            <w:pPr>
-              <w:pStyle w:val="Compact"/>
-            </w:pPr>
-            <w:r>
-              <w:t xml:space="preserve">Queued</w:t>
-            </w:r>
-          </w:p>
-        </w:tc>
-        <w:tc>
-          <w:tcPr/>
-          <w:p>
-            <w:pPr>
-              <w:pStyle w:val="Compact"/>
-            </w:pPr>
-            <w:r>
               <w:t xml:space="preserve">Author TLA+ specifications for consensus and scheduling concurrency</w:t>
-            </w:r>
-          </w:p>
-        </w:tc>
-      </w:tr>
-      <w:tr>
-        <w:tc>
-          <w:tcPr/>
-          <w:p>
-            <w:pPr>
-              <w:pStyle w:val="Compact"/>
-            </w:pPr>
-            <w:r>
-              <w:t xml:space="preserve">HXC-1141</w:t>
-            </w:r>
-          </w:p>
-        </w:tc>
-        <w:tc>
-          <w:tcPr/>
-          <w:p>
-            <w:pPr>
-              <w:pStyle w:val="Compact"/>
-            </w:pPr>
-            <w:r>
-              <w:t xml:space="preserve">Feature</w:t>
-            </w:r>
-          </w:p>
-        </w:tc>
-        <w:tc>
-          <w:tcPr/>
-          <w:p>
-            <w:pPr>
-              <w:pStyle w:val="Compact"/>
-            </w:pPr>
-            <w:r>
-              <w:t xml:space="preserve">P2</w:t>
-            </w:r>
-          </w:p>
-        </w:tc>
-        <w:tc>
-          <w:tcPr/>
-          <w:p>
-            <w:pPr>
-              <w:pStyle w:val="Compact"/>
-            </w:pPr>
-            <w:r>
-              <w:t xml:space="preserve">Queued</w:t>
-            </w:r>
-          </w:p>
-        </w:tc>
-        <w:tc>
-          <w:tcPr/>
-          <w:p>
-            <w:pPr>
-              <w:pStyle w:val="Compact"/>
-            </w:pPr>
-            <w:r>
-              <w:t xml:space="preserve">Implement interactive-mode AI CLI agent resource provisioning</w:t>
             </w:r>
           </w:p>
         </w:tc>

--- a/docs/export/issues.docx
+++ b/docs/export/issues.docx
@@ -34,7 +34,7 @@
         <w:t xml:space="preserve"> </w:t>
       </w:r>
       <w:r>
-        <w:t xml:space="preserve">28</w:t>
+        <w:t xml:space="preserve">29</w:t>
       </w:r>
       <w:r>
         <w:t xml:space="preserve"> </w:t>
@@ -50,7 +50,7 @@
         <w:t xml:space="preserve"> </w:t>
       </w:r>
       <w:r>
-        <w:t xml:space="preserve">2026-06-01T21:35:03Z</w:t>
+        <w:t xml:space="preserve">2026-06-01T21:56:42Z</w:t>
       </w:r>
       <w:r>
         <w:t xml:space="preserve"> </w:t>
@@ -116,7 +116,7 @@
           <w:b/>
           <w:bCs/>
         </w:rPr>
-        <w:t xml:space="preserve">463</w:t>
+        <w:t xml:space="preserve">460</w:t>
       </w:r>
       <w:r>
         <w:t xml:space="preserve">. Canonical source:</w:t>
@@ -500,13 +500,13 @@
       </w:tr>
     </w:tbl>
     <w:bookmarkEnd w:id="9"/>
-    <w:bookmarkStart w:id="10" w:name="mvp-15-active"/>
+    <w:bookmarkStart w:id="10" w:name="mvp-12-active"/>
     <w:p>
       <w:pPr>
         <w:pStyle w:val="Heading2"/>
       </w:pPr>
       <w:r>
-        <w:t xml:space="preserve">MVP (15 active)</w:t>
+        <w:t xml:space="preserve">MVP (12 active)</w:t>
       </w:r>
     </w:p>
     <w:tbl>
@@ -648,7 +648,7 @@
               <w:pStyle w:val="Compact"/>
             </w:pPr>
             <w:r>
-              <w:t xml:space="preserve">HXC-1096</w:t>
+              <w:t xml:space="preserve">HXC-1100</w:t>
             </w:r>
           </w:p>
         </w:tc>
@@ -692,20 +692,20 @@
               <w:pStyle w:val="Compact"/>
             </w:pPr>
             <w:r>
-              <w:t xml:space="preserve">Implement GPU resource probe with /proc parser (internal/gpu)</w:t>
-            </w:r>
-          </w:p>
-        </w:tc>
-      </w:tr>
-      <w:tr>
-        <w:tc>
-          <w:tcPr/>
-          <w:p>
-            <w:pPr>
-              <w:pStyle w:val="Compact"/>
-            </w:pPr>
-            <w:r>
-              <w:t xml:space="preserve">HXC-1100</w:t>
+              <w:t xml:space="preserve">Implement real Bazel RBE build execution (internal/build)</w:t>
+            </w:r>
+          </w:p>
+        </w:tc>
+      </w:tr>
+      <w:tr>
+        <w:tc>
+          <w:tcPr/>
+          <w:p>
+            <w:pPr>
+              <w:pStyle w:val="Compact"/>
+            </w:pPr>
+            <w:r>
+              <w:t xml:space="preserve">HXC-1119</w:t>
             </w:r>
           </w:p>
         </w:tc>
@@ -749,31 +749,31 @@
               <w:pStyle w:val="Compact"/>
             </w:pPr>
             <w:r>
-              <w:t xml:space="preserve">Implement real Bazel RBE build execution (internal/build)</w:t>
-            </w:r>
-          </w:p>
-        </w:tc>
-      </w:tr>
-      <w:tr>
-        <w:tc>
-          <w:tcPr/>
-          <w:p>
-            <w:pPr>
-              <w:pStyle w:val="Compact"/>
-            </w:pPr>
-            <w:r>
-              <w:t xml:space="preserve">HXC-1119</w:t>
-            </w:r>
-          </w:p>
-        </w:tc>
-        <w:tc>
-          <w:tcPr/>
-          <w:p>
-            <w:pPr>
-              <w:pStyle w:val="Compact"/>
-            </w:pPr>
-            <w:r>
-              <w:t xml:space="preserve">Feature</w:t>
+              <w:t xml:space="preserve">Implement Avro event schemas and schema-validated routing (Event Bus)</w:t>
+            </w:r>
+          </w:p>
+        </w:tc>
+      </w:tr>
+      <w:tr>
+        <w:tc>
+          <w:tcPr/>
+          <w:p>
+            <w:pPr>
+              <w:pStyle w:val="Compact"/>
+            </w:pPr>
+            <w:r>
+              <w:t xml:space="preserve">HXC-1140</w:t>
+            </w:r>
+          </w:p>
+        </w:tc>
+        <w:tc>
+          <w:tcPr/>
+          <w:p>
+            <w:pPr>
+              <w:pStyle w:val="Compact"/>
+            </w:pPr>
+            <w:r>
+              <w:t xml:space="preserve">Task</w:t>
             </w:r>
           </w:p>
         </w:tc>
@@ -806,120 +806,6 @@
               <w:pStyle w:val="Compact"/>
             </w:pPr>
             <w:r>
-              <w:t xml:space="preserve">Implement Avro event schemas and schema-validated routing (Event Bus)</w:t>
-            </w:r>
-          </w:p>
-        </w:tc>
-      </w:tr>
-      <w:tr>
-        <w:tc>
-          <w:tcPr/>
-          <w:p>
-            <w:pPr>
-              <w:pStyle w:val="Compact"/>
-            </w:pPr>
-            <w:r>
-              <w:t xml:space="preserve">HXC-1125</w:t>
-            </w:r>
-          </w:p>
-        </w:tc>
-        <w:tc>
-          <w:tcPr/>
-          <w:p>
-            <w:pPr>
-              <w:pStyle w:val="Compact"/>
-            </w:pPr>
-            <w:r>
-              <w:t xml:space="preserve">Feature</w:t>
-            </w:r>
-          </w:p>
-        </w:tc>
-        <w:tc>
-          <w:tcPr/>
-          <w:p>
-            <w:pPr>
-              <w:pStyle w:val="Compact"/>
-            </w:pPr>
-            <w:r>
-              <w:t xml:space="preserve">P1</w:t>
-            </w:r>
-          </w:p>
-        </w:tc>
-        <w:tc>
-          <w:tcPr/>
-          <w:p>
-            <w:pPr>
-              <w:pStyle w:val="Compact"/>
-            </w:pPr>
-            <w:r>
-              <w:t xml:space="preserve">Queued</w:t>
-            </w:r>
-          </w:p>
-        </w:tc>
-        <w:tc>
-          <w:tcPr/>
-          <w:p>
-            <w:pPr>
-              <w:pStyle w:val="Compact"/>
-            </w:pPr>
-            <w:r>
-              <w:t xml:space="preserve">Implement Setup Wizard single-command node onboarding (cmd, BASH+Go)</w:t>
-            </w:r>
-          </w:p>
-        </w:tc>
-      </w:tr>
-      <w:tr>
-        <w:tc>
-          <w:tcPr/>
-          <w:p>
-            <w:pPr>
-              <w:pStyle w:val="Compact"/>
-            </w:pPr>
-            <w:r>
-              <w:t xml:space="preserve">HXC-1140</w:t>
-            </w:r>
-          </w:p>
-        </w:tc>
-        <w:tc>
-          <w:tcPr/>
-          <w:p>
-            <w:pPr>
-              <w:pStyle w:val="Compact"/>
-            </w:pPr>
-            <w:r>
-              <w:t xml:space="preserve">Task</w:t>
-            </w:r>
-          </w:p>
-        </w:tc>
-        <w:tc>
-          <w:tcPr/>
-          <w:p>
-            <w:pPr>
-              <w:pStyle w:val="Compact"/>
-            </w:pPr>
-            <w:r>
-              <w:t xml:space="preserve">P1</w:t>
-            </w:r>
-          </w:p>
-        </w:tc>
-        <w:tc>
-          <w:tcPr/>
-          <w:p>
-            <w:pPr>
-              <w:pStyle w:val="Compact"/>
-            </w:pPr>
-            <w:r>
-              <w:t xml:space="preserve">Queued</w:t>
-            </w:r>
-          </w:p>
-        </w:tc>
-        <w:tc>
-          <w:tcPr/>
-          <w:p>
-            <w:pPr>
-              <w:pStyle w:val="Compact"/>
-            </w:pPr>
-            <w:r>
               <w:t xml:space="preserve">Publish v1.0.0-dev-mvp release across all modules with packaging</w:t>
             </w:r>
           </w:p>
@@ -1263,63 +1149,6 @@
             </w:pPr>
             <w:r>
               <w:t xml:space="preserve">Author TLA+ specifications for consensus and scheduling concurrency</w:t>
-            </w:r>
-          </w:p>
-        </w:tc>
-      </w:tr>
-      <w:tr>
-        <w:tc>
-          <w:tcPr/>
-          <w:p>
-            <w:pPr>
-              <w:pStyle w:val="Compact"/>
-            </w:pPr>
-            <w:r>
-              <w:t xml:space="preserve">HXC-1142</w:t>
-            </w:r>
-          </w:p>
-        </w:tc>
-        <w:tc>
-          <w:tcPr/>
-          <w:p>
-            <w:pPr>
-              <w:pStyle w:val="Compact"/>
-            </w:pPr>
-            <w:r>
-              <w:t xml:space="preserve">Feature</w:t>
-            </w:r>
-          </w:p>
-        </w:tc>
-        <w:tc>
-          <w:tcPr/>
-          <w:p>
-            <w:pPr>
-              <w:pStyle w:val="Compact"/>
-            </w:pPr>
-            <w:r>
-              <w:t xml:space="preserve">P2</w:t>
-            </w:r>
-          </w:p>
-        </w:tc>
-        <w:tc>
-          <w:tcPr/>
-          <w:p>
-            <w:pPr>
-              <w:pStyle w:val="Compact"/>
-            </w:pPr>
-            <w:r>
-              <w:t xml:space="preserve">Queued</w:t>
-            </w:r>
-          </w:p>
-        </w:tc>
-        <w:tc>
-          <w:tcPr/>
-          <w:p>
-            <w:pPr>
-              <w:pStyle w:val="Compact"/>
-            </w:pPr>
-            <w:r>
-              <w:t xml:space="preserve">Implement hybrid mode switching and batch/interactive resource sharing</w:t>
             </w:r>
           </w:p>
         </w:tc>

--- a/docs/export/issues.docx
+++ b/docs/export/issues.docx
@@ -34,7 +34,7 @@
         <w:t xml:space="preserve"> </w:t>
       </w:r>
       <w:r>
-        <w:t xml:space="preserve">29</w:t>
+        <w:t xml:space="preserve">30</w:t>
       </w:r>
       <w:r>
         <w:t xml:space="preserve"> </w:t>
@@ -50,7 +50,7 @@
         <w:t xml:space="preserve"> </w:t>
       </w:r>
       <w:r>
-        <w:t xml:space="preserve">2026-06-01T21:56:42Z</w:t>
+        <w:t xml:space="preserve">2026-06-01T22:12:55Z</w:t>
       </w:r>
       <w:r>
         <w:t xml:space="preserve"> </w:t>
@@ -116,7 +116,7 @@
           <w:b/>
           <w:bCs/>
         </w:rPr>
-        <w:t xml:space="preserve">460</w:t>
+        <w:t xml:space="preserve">458</w:t>
       </w:r>
       <w:r>
         <w:t xml:space="preserve">. Canonical source:</w:t>
@@ -4688,13 +4688,13 @@
       </w:tr>
     </w:tbl>
     <w:bookmarkEnd w:id="12"/>
-    <w:bookmarkStart w:id="13" w:name="phase-4-61-active"/>
+    <w:bookmarkStart w:id="13" w:name="phase-4-59-active"/>
     <w:p>
       <w:pPr>
         <w:pStyle w:val="Heading2"/>
       </w:pPr>
       <w:r>
-        <w:t xml:space="preserve">Phase 4 (61 active)</w:t>
+        <w:t xml:space="preserve">Phase 4 (59 active)</w:t>
       </w:r>
     </w:p>
     <w:tbl>
@@ -5337,120 +5337,6 @@
             </w:pPr>
             <w:r>
               <w:t xml:space="preserve">Implement 8 network fault injectors (latency, loss, corruption, reorder, dup, bandwidth, partition, DNS, TCP reset)</w:t>
-            </w:r>
-          </w:p>
-        </w:tc>
-      </w:tr>
-      <w:tr>
-        <w:tc>
-          <w:tcPr/>
-          <w:p>
-            <w:pPr>
-              <w:pStyle w:val="Compact"/>
-            </w:pPr>
-            <w:r>
-              <w:t xml:space="preserve">HXC-1244</w:t>
-            </w:r>
-          </w:p>
-        </w:tc>
-        <w:tc>
-          <w:tcPr/>
-          <w:p>
-            <w:pPr>
-              <w:pStyle w:val="Compact"/>
-            </w:pPr>
-            <w:r>
-              <w:t xml:space="preserve">Feature</w:t>
-            </w:r>
-          </w:p>
-        </w:tc>
-        <w:tc>
-          <w:tcPr/>
-          <w:p>
-            <w:pPr>
-              <w:pStyle w:val="Compact"/>
-            </w:pPr>
-            <w:r>
-              <w:t xml:space="preserve">P0</w:t>
-            </w:r>
-          </w:p>
-        </w:tc>
-        <w:tc>
-          <w:tcPr/>
-          <w:p>
-            <w:pPr>
-              <w:pStyle w:val="Compact"/>
-            </w:pPr>
-            <w:r>
-              <w:t xml:space="preserve">Queued</w:t>
-            </w:r>
-          </w:p>
-        </w:tc>
-        <w:tc>
-          <w:tcPr/>
-          <w:p>
-            <w:pPr>
-              <w:pStyle w:val="Compact"/>
-            </w:pPr>
-            <w:r>
-              <w:t xml:space="preserve">Implement 8 node fault injectors (VM crash/restart/pause, CPU/mem/disk pressure, OOM kill, graceful shutdown)</w:t>
-            </w:r>
-          </w:p>
-        </w:tc>
-      </w:tr>
-      <w:tr>
-        <w:tc>
-          <w:tcPr/>
-          <w:p>
-            <w:pPr>
-              <w:pStyle w:val="Compact"/>
-            </w:pPr>
-            <w:r>
-              <w:t xml:space="preserve">HXC-1248</w:t>
-            </w:r>
-          </w:p>
-        </w:tc>
-        <w:tc>
-          <w:tcPr/>
-          <w:p>
-            <w:pPr>
-              <w:pStyle w:val="Compact"/>
-            </w:pPr>
-            <w:r>
-              <w:t xml:space="preserve">Feature</w:t>
-            </w:r>
-          </w:p>
-        </w:tc>
-        <w:tc>
-          <w:tcPr/>
-          <w:p>
-            <w:pPr>
-              <w:pStyle w:val="Compact"/>
-            </w:pPr>
-            <w:r>
-              <w:t xml:space="preserve">P0</w:t>
-            </w:r>
-          </w:p>
-        </w:tc>
-        <w:tc>
-          <w:tcPr/>
-          <w:p>
-            <w:pPr>
-              <w:pStyle w:val="Compact"/>
-            </w:pPr>
-            <w:r>
-              <w:t xml:space="preserve">Queued</w:t>
-            </w:r>
-          </w:p>
-        </w:tc>
-        <w:tc>
-          <w:tcPr/>
-          <w:p>
-            <w:pPr>
-              <w:pStyle w:val="Compact"/>
-            </w:pPr>
-            <w:r>
-              <w:t xml:space="preserve">Build YAML chaos Scenario Engine with phases, blast radius and abort-on-SLO-breach</w:t>
             </w:r>
           </w:p>
         </w:tc>

--- a/docs/export/issues.docx
+++ b/docs/export/issues.docx
@@ -34,7 +34,7 @@
         <w:t xml:space="preserve"> </w:t>
       </w:r>
       <w:r>
-        <w:t xml:space="preserve">30</w:t>
+        <w:t xml:space="preserve">31</w:t>
       </w:r>
       <w:r>
         <w:t xml:space="preserve"> </w:t>
@@ -50,7 +50,7 @@
         <w:t xml:space="preserve"> </w:t>
       </w:r>
       <w:r>
-        <w:t xml:space="preserve">2026-06-01T22:12:55Z</w:t>
+        <w:t xml:space="preserve">2026-06-01T22:31:27Z</w:t>
       </w:r>
       <w:r>
         <w:t xml:space="preserve"> </w:t>
@@ -116,7 +116,7 @@
           <w:b/>
           <w:bCs/>
         </w:rPr>
-        <w:t xml:space="preserve">458</w:t>
+        <w:t xml:space="preserve">455</w:t>
       </w:r>
       <w:r>
         <w:t xml:space="preserve">. Canonical source:</w:t>
@@ -500,13 +500,13 @@
       </w:tr>
     </w:tbl>
     <w:bookmarkEnd w:id="9"/>
-    <w:bookmarkStart w:id="10" w:name="mvp-12-active"/>
+    <w:bookmarkStart w:id="10" w:name="mvp-11-active"/>
     <w:p>
       <w:pPr>
         <w:pStyle w:val="Heading2"/>
       </w:pPr>
       <w:r>
-        <w:t xml:space="preserve">MVP (12 active)</w:t>
+        <w:t xml:space="preserve">MVP (11 active)</w:t>
       </w:r>
     </w:p>
     <w:tbl>
@@ -1035,63 +1035,6 @@
             </w:pPr>
             <w:r>
               <w:t xml:space="preserve">Implement CRIU/DMTCP-based session live migration orchestration</w:t>
-            </w:r>
-          </w:p>
-        </w:tc>
-      </w:tr>
-      <w:tr>
-        <w:tc>
-          <w:tcPr/>
-          <w:p>
-            <w:pPr>
-              <w:pStyle w:val="Compact"/>
-            </w:pPr>
-            <w:r>
-              <w:t xml:space="preserve">HXC-1130</w:t>
-            </w:r>
-          </w:p>
-        </w:tc>
-        <w:tc>
-          <w:tcPr/>
-          <w:p>
-            <w:pPr>
-              <w:pStyle w:val="Compact"/>
-            </w:pPr>
-            <w:r>
-              <w:t xml:space="preserve">Feature</w:t>
-            </w:r>
-          </w:p>
-        </w:tc>
-        <w:tc>
-          <w:tcPr/>
-          <w:p>
-            <w:pPr>
-              <w:pStyle w:val="Compact"/>
-            </w:pPr>
-            <w:r>
-              <w:t xml:space="preserve">P2</w:t>
-            </w:r>
-          </w:p>
-        </w:tc>
-        <w:tc>
-          <w:tcPr/>
-          <w:p>
-            <w:pPr>
-              <w:pStyle w:val="Compact"/>
-            </w:pPr>
-            <w:r>
-              <w:t xml:space="preserve">Queued</w:t>
-            </w:r>
-          </w:p>
-        </w:tc>
-        <w:tc>
-          <w:tcPr/>
-          <w:p>
-            <w:pPr>
-              <w:pStyle w:val="Compact"/>
-            </w:pPr>
-            <w:r>
-              <w:t xml:space="preserve">Implement Zellij and GNU screen session backends</w:t>
             </w:r>
           </w:p>
         </w:tc>
@@ -4688,13 +4631,13 @@
       </w:tr>
     </w:tbl>
     <w:bookmarkEnd w:id="12"/>
-    <w:bookmarkStart w:id="13" w:name="phase-4-59-active"/>
+    <w:bookmarkStart w:id="13" w:name="phase-4-57-active"/>
     <w:p>
       <w:pPr>
         <w:pStyle w:val="Heading2"/>
       </w:pPr>
       <w:r>
-        <w:t xml:space="preserve">Phase 4 (59 active)</w:t>
+        <w:t xml:space="preserve">Phase 4 (57 active)</w:t>
       </w:r>
     </w:p>
     <w:tbl>
@@ -5280,120 +5223,6 @@
             </w:pPr>
             <w:r>
               <w:t xml:space="preserve">Build Elixir/OTP Chaos Controller GenServer with supervision-tree isolation</w:t>
-            </w:r>
-          </w:p>
-        </w:tc>
-      </w:tr>
-      <w:tr>
-        <w:tc>
-          <w:tcPr/>
-          <w:p>
-            <w:pPr>
-              <w:pStyle w:val="Compact"/>
-            </w:pPr>
-            <w:r>
-              <w:t xml:space="preserve">HXC-1243</w:t>
-            </w:r>
-          </w:p>
-        </w:tc>
-        <w:tc>
-          <w:tcPr/>
-          <w:p>
-            <w:pPr>
-              <w:pStyle w:val="Compact"/>
-            </w:pPr>
-            <w:r>
-              <w:t xml:space="preserve">Feature</w:t>
-            </w:r>
-          </w:p>
-        </w:tc>
-        <w:tc>
-          <w:tcPr/>
-          <w:p>
-            <w:pPr>
-              <w:pStyle w:val="Compact"/>
-            </w:pPr>
-            <w:r>
-              <w:t xml:space="preserve">P0</w:t>
-            </w:r>
-          </w:p>
-        </w:tc>
-        <w:tc>
-          <w:tcPr/>
-          <w:p>
-            <w:pPr>
-              <w:pStyle w:val="Compact"/>
-            </w:pPr>
-            <w:r>
-              <w:t xml:space="preserve">Queued</w:t>
-            </w:r>
-          </w:p>
-        </w:tc>
-        <w:tc>
-          <w:tcPr/>
-          <w:p>
-            <w:pPr>
-              <w:pStyle w:val="Compact"/>
-            </w:pPr>
-            <w:r>
-              <w:t xml:space="preserve">Implement 8 network fault injectors (latency, loss, corruption, reorder, dup, bandwidth, partition, DNS, TCP reset)</w:t>
-            </w:r>
-          </w:p>
-        </w:tc>
-      </w:tr>
-      <w:tr>
-        <w:tc>
-          <w:tcPr/>
-          <w:p>
-            <w:pPr>
-              <w:pStyle w:val="Compact"/>
-            </w:pPr>
-            <w:r>
-              <w:t xml:space="preserve">HXC-1249</w:t>
-            </w:r>
-          </w:p>
-        </w:tc>
-        <w:tc>
-          <w:tcPr/>
-          <w:p>
-            <w:pPr>
-              <w:pStyle w:val="Compact"/>
-            </w:pPr>
-            <w:r>
-              <w:t xml:space="preserve">Feature</w:t>
-            </w:r>
-          </w:p>
-        </w:tc>
-        <w:tc>
-          <w:tcPr/>
-          <w:p>
-            <w:pPr>
-              <w:pStyle w:val="Compact"/>
-            </w:pPr>
-            <w:r>
-              <w:t xml:space="preserve">P0</w:t>
-            </w:r>
-          </w:p>
-        </w:tc>
-        <w:tc>
-          <w:tcPr/>
-          <w:p>
-            <w:pPr>
-              <w:pStyle w:val="Compact"/>
-            </w:pPr>
-            <w:r>
-              <w:t xml:space="preserve">Queued</w:t>
-            </w:r>
-          </w:p>
-        </w:tc>
-        <w:tc>
-          <w:tcPr/>
-          <w:p>
-            <w:pPr>
-              <w:pStyle w:val="Compact"/>
-            </w:pPr>
-            <w:r>
-              <w:t xml:space="preserve">Implement emergency-stop and auto-recovery with &lt;=2s halt latency</w:t>
             </w:r>
           </w:p>
         </w:tc>

--- a/docs/export/issues.docx
+++ b/docs/export/issues.docx
@@ -34,7 +34,7 @@
         <w:t xml:space="preserve"> </w:t>
       </w:r>
       <w:r>
-        <w:t xml:space="preserve">31</w:t>
+        <w:t xml:space="preserve">32</w:t>
       </w:r>
       <w:r>
         <w:t xml:space="preserve"> </w:t>
@@ -50,7 +50,7 @@
         <w:t xml:space="preserve"> </w:t>
       </w:r>
       <w:r>
-        <w:t xml:space="preserve">2026-06-01T22:31:27Z</w:t>
+        <w:t xml:space="preserve">2026-06-01T22:47:59Z</w:t>
       </w:r>
       <w:r>
         <w:t xml:space="preserve"> </w:t>
@@ -116,7 +116,7 @@
           <w:b/>
           <w:bCs/>
         </w:rPr>
-        <w:t xml:space="preserve">455</w:t>
+        <w:t xml:space="preserve">453</w:t>
       </w:r>
       <w:r>
         <w:t xml:space="preserve">. Canonical source:</w:t>
@@ -1212,13 +1212,13 @@
       </w:tr>
     </w:tbl>
     <w:bookmarkEnd w:id="10"/>
-    <w:bookmarkStart w:id="11" w:name="phase-2-17-active"/>
+    <w:bookmarkStart w:id="11" w:name="phase-2-15-active"/>
     <w:p>
       <w:pPr>
         <w:pStyle w:val="Heading2"/>
       </w:pPr>
       <w:r>
-        <w:t xml:space="preserve">Phase 2 (17 active)</w:t>
+        <w:t xml:space="preserve">Phase 2 (15 active)</w:t>
       </w:r>
     </w:p>
     <w:tbl>
@@ -1474,7 +1474,7 @@
               <w:pStyle w:val="Compact"/>
             </w:pPr>
             <w:r>
-              <w:t xml:space="preserve">HXC-1152</w:t>
+              <w:t xml:space="preserve">HXC-1153</w:t>
             </w:r>
           </w:p>
         </w:tc>
@@ -1518,31 +1518,31 @@
               <w:pStyle w:val="Compact"/>
             </w:pPr>
             <w:r>
-              <w:t xml:space="preserve">Implement pkg/session container-checkpoint migration strategy (CRDT + manifest)</w:t>
-            </w:r>
-          </w:p>
-        </w:tc>
-      </w:tr>
-      <w:tr>
-        <w:tc>
-          <w:tcPr/>
-          <w:p>
-            <w:pPr>
-              <w:pStyle w:val="Compact"/>
-            </w:pPr>
-            <w:r>
-              <w:t xml:space="preserve">HXC-1153</w:t>
-            </w:r>
-          </w:p>
-        </w:tc>
-        <w:tc>
-          <w:tcPr/>
-          <w:p>
-            <w:pPr>
-              <w:pStyle w:val="Compact"/>
-            </w:pPr>
-            <w:r>
-              <w:t xml:space="preserve">Feature</w:t>
+              <w:t xml:space="preserve">Implement pkg/resources Linux GPU reader via /sys/class/drm (NVML-free)</w:t>
+            </w:r>
+          </w:p>
+        </w:tc>
+      </w:tr>
+      <w:tr>
+        <w:tc>
+          <w:tcPr/>
+          <w:p>
+            <w:pPr>
+              <w:pStyle w:val="Compact"/>
+            </w:pPr>
+            <w:r>
+              <w:t xml:space="preserve">HXC-1159</w:t>
+            </w:r>
+          </w:p>
+        </w:tc>
+        <w:tc>
+          <w:tcPr/>
+          <w:p>
+            <w:pPr>
+              <w:pStyle w:val="Compact"/>
+            </w:pPr>
+            <w:r>
+              <w:t xml:space="preserve">Task</w:t>
             </w:r>
           </w:p>
         </w:tc>
@@ -1575,20 +1575,191 @@
               <w:pStyle w:val="Compact"/>
             </w:pPr>
             <w:r>
-              <w:t xml:space="preserve">Implement pkg/resources Linux GPU reader via /sys/class/drm (NVML-free)</w:t>
-            </w:r>
-          </w:p>
-        </w:tc>
-      </w:tr>
-      <w:tr>
-        <w:tc>
-          <w:tcPr/>
-          <w:p>
-            <w:pPr>
-              <w:pStyle w:val="Compact"/>
-            </w:pPr>
-            <w:r>
-              <w:t xml:space="preserve">HXC-1159</w:t>
+              <w:t xml:space="preserve">E2E: a Linux node joins the cluster mesh and becomes schedulable</w:t>
+            </w:r>
+          </w:p>
+        </w:tc>
+      </w:tr>
+      <w:tr>
+        <w:tc>
+          <w:tcPr/>
+          <w:p>
+            <w:pPr>
+              <w:pStyle w:val="Compact"/>
+            </w:pPr>
+            <w:r>
+              <w:t xml:space="preserve">HXC-906</w:t>
+            </w:r>
+          </w:p>
+        </w:tc>
+        <w:tc>
+          <w:tcPr/>
+          <w:p>
+            <w:pPr>
+              <w:pStyle w:val="Compact"/>
+            </w:pPr>
+            <w:r>
+              <w:t xml:space="preserve">Docs</w:t>
+            </w:r>
+          </w:p>
+        </w:tc>
+        <w:tc>
+          <w:tcPr/>
+          <w:p>
+            <w:pPr>
+              <w:pStyle w:val="Compact"/>
+            </w:pPr>
+            <w:r>
+              <w:t xml:space="preserve">P1</w:t>
+            </w:r>
+          </w:p>
+        </w:tc>
+        <w:tc>
+          <w:tcPr/>
+          <w:p>
+            <w:pPr>
+              <w:pStyle w:val="Compact"/>
+            </w:pPr>
+            <w:r>
+              <w:t xml:space="preserve">Queued</w:t>
+            </w:r>
+          </w:p>
+        </w:tc>
+        <w:tc>
+          <w:tcPr/>
+          <w:p>
+            <w:pPr>
+              <w:pStyle w:val="Compact"/>
+            </w:pPr>
+            <w:r>
+              <w:t xml:space="preserve">PHASE_2_ROADMAP.md</w:t>
+            </w:r>
+          </w:p>
+        </w:tc>
+      </w:tr>
+      <w:tr>
+        <w:tc>
+          <w:tcPr/>
+          <w:p>
+            <w:pPr>
+              <w:pStyle w:val="Compact"/>
+            </w:pPr>
+            <w:r>
+              <w:t xml:space="preserve">HXC-1154</w:t>
+            </w:r>
+          </w:p>
+        </w:tc>
+        <w:tc>
+          <w:tcPr/>
+          <w:p>
+            <w:pPr>
+              <w:pStyle w:val="Compact"/>
+            </w:pPr>
+            <w:r>
+              <w:t xml:space="preserve">Feature</w:t>
+            </w:r>
+          </w:p>
+        </w:tc>
+        <w:tc>
+          <w:tcPr/>
+          <w:p>
+            <w:pPr>
+              <w:pStyle w:val="Compact"/>
+            </w:pPr>
+            <w:r>
+              <w:t xml:space="preserve">P2</w:t>
+            </w:r>
+          </w:p>
+        </w:tc>
+        <w:tc>
+          <w:tcPr/>
+          <w:p>
+            <w:pPr>
+              <w:pStyle w:val="Compact"/>
+            </w:pPr>
+            <w:r>
+              <w:t xml:space="preserve">Queued</w:t>
+            </w:r>
+          </w:p>
+        </w:tc>
+        <w:tc>
+          <w:tcPr/>
+          <w:p>
+            <w:pPr>
+              <w:pStyle w:val="Compact"/>
+            </w:pPr>
+            <w:r>
+              <w:t xml:space="preserve">Integrate universal Vulkan compute backend (vendor-neutral, no device-specific code)</w:t>
+            </w:r>
+          </w:p>
+        </w:tc>
+      </w:tr>
+      <w:tr>
+        <w:tc>
+          <w:tcPr/>
+          <w:p>
+            <w:pPr>
+              <w:pStyle w:val="Compact"/>
+            </w:pPr>
+            <w:r>
+              <w:t xml:space="preserve">HXC-1155</w:t>
+            </w:r>
+          </w:p>
+        </w:tc>
+        <w:tc>
+          <w:tcPr/>
+          <w:p>
+            <w:pPr>
+              <w:pStyle w:val="Compact"/>
+            </w:pPr>
+            <w:r>
+              <w:t xml:space="preserve">Feature</w:t>
+            </w:r>
+          </w:p>
+        </w:tc>
+        <w:tc>
+          <w:tcPr/>
+          <w:p>
+            <w:pPr>
+              <w:pStyle w:val="Compact"/>
+            </w:pPr>
+            <w:r>
+              <w:t xml:space="preserve">P2</w:t>
+            </w:r>
+          </w:p>
+        </w:tc>
+        <w:tc>
+          <w:tcPr/>
+          <w:p>
+            <w:pPr>
+              <w:pStyle w:val="Compact"/>
+            </w:pPr>
+            <w:r>
+              <w:t xml:space="preserve">Queued</w:t>
+            </w:r>
+          </w:p>
+        </w:tc>
+        <w:tc>
+          <w:tcPr/>
+          <w:p>
+            <w:pPr>
+              <w:pStyle w:val="Compact"/>
+            </w:pPr>
+            <w:r>
+              <w:t xml:space="preserve">Implement console/node thermal sink reader via /sys/class/thermal</w:t>
+            </w:r>
+          </w:p>
+        </w:tc>
+      </w:tr>
+      <w:tr>
+        <w:tc>
+          <w:tcPr/>
+          <w:p>
+            <w:pPr>
+              <w:pStyle w:val="Compact"/>
+            </w:pPr>
+            <w:r>
+              <w:t xml:space="preserve">HXC-1158</w:t>
             </w:r>
           </w:p>
         </w:tc>
@@ -1610,120 +1781,6 @@
               <w:pStyle w:val="Compact"/>
             </w:pPr>
             <w:r>
-              <w:t xml:space="preserve">P1</w:t>
-            </w:r>
-          </w:p>
-        </w:tc>
-        <w:tc>
-          <w:tcPr/>
-          <w:p>
-            <w:pPr>
-              <w:pStyle w:val="Compact"/>
-            </w:pPr>
-            <w:r>
-              <w:t xml:space="preserve">Queued</w:t>
-            </w:r>
-          </w:p>
-        </w:tc>
-        <w:tc>
-          <w:tcPr/>
-          <w:p>
-            <w:pPr>
-              <w:pStyle w:val="Compact"/>
-            </w:pPr>
-            <w:r>
-              <w:t xml:space="preserve">E2E: a Linux node joins the cluster mesh and becomes schedulable</w:t>
-            </w:r>
-          </w:p>
-        </w:tc>
-      </w:tr>
-      <w:tr>
-        <w:tc>
-          <w:tcPr/>
-          <w:p>
-            <w:pPr>
-              <w:pStyle w:val="Compact"/>
-            </w:pPr>
-            <w:r>
-              <w:t xml:space="preserve">HXC-906</w:t>
-            </w:r>
-          </w:p>
-        </w:tc>
-        <w:tc>
-          <w:tcPr/>
-          <w:p>
-            <w:pPr>
-              <w:pStyle w:val="Compact"/>
-            </w:pPr>
-            <w:r>
-              <w:t xml:space="preserve">Docs</w:t>
-            </w:r>
-          </w:p>
-        </w:tc>
-        <w:tc>
-          <w:tcPr/>
-          <w:p>
-            <w:pPr>
-              <w:pStyle w:val="Compact"/>
-            </w:pPr>
-            <w:r>
-              <w:t xml:space="preserve">P1</w:t>
-            </w:r>
-          </w:p>
-        </w:tc>
-        <w:tc>
-          <w:tcPr/>
-          <w:p>
-            <w:pPr>
-              <w:pStyle w:val="Compact"/>
-            </w:pPr>
-            <w:r>
-              <w:t xml:space="preserve">Queued</w:t>
-            </w:r>
-          </w:p>
-        </w:tc>
-        <w:tc>
-          <w:tcPr/>
-          <w:p>
-            <w:pPr>
-              <w:pStyle w:val="Compact"/>
-            </w:pPr>
-            <w:r>
-              <w:t xml:space="preserve">PHASE_2_ROADMAP.md</w:t>
-            </w:r>
-          </w:p>
-        </w:tc>
-      </w:tr>
-      <w:tr>
-        <w:tc>
-          <w:tcPr/>
-          <w:p>
-            <w:pPr>
-              <w:pStyle w:val="Compact"/>
-            </w:pPr>
-            <w:r>
-              <w:t xml:space="preserve">HXC-1154</w:t>
-            </w:r>
-          </w:p>
-        </w:tc>
-        <w:tc>
-          <w:tcPr/>
-          <w:p>
-            <w:pPr>
-              <w:pStyle w:val="Compact"/>
-            </w:pPr>
-            <w:r>
-              <w:t xml:space="preserve">Feature</w:t>
-            </w:r>
-          </w:p>
-        </w:tc>
-        <w:tc>
-          <w:tcPr/>
-          <w:p>
-            <w:pPr>
-              <w:pStyle w:val="Compact"/>
-            </w:pPr>
-            <w:r>
               <w:t xml:space="preserve">P2</w:t>
             </w:r>
           </w:p>
@@ -1746,178 +1803,7 @@
               <w:pStyle w:val="Compact"/>
             </w:pPr>
             <w:r>
-              <w:t xml:space="preserve">Integrate universal Vulkan compute backend (vendor-neutral, no device-specific code)</w:t>
-            </w:r>
-          </w:p>
-        </w:tc>
-      </w:tr>
-      <w:tr>
-        <w:tc>
-          <w:tcPr/>
-          <w:p>
-            <w:pPr>
-              <w:pStyle w:val="Compact"/>
-            </w:pPr>
-            <w:r>
-              <w:t xml:space="preserve">HXC-1155</w:t>
-            </w:r>
-          </w:p>
-        </w:tc>
-        <w:tc>
-          <w:tcPr/>
-          <w:p>
-            <w:pPr>
-              <w:pStyle w:val="Compact"/>
-            </w:pPr>
-            <w:r>
-              <w:t xml:space="preserve">Feature</w:t>
-            </w:r>
-          </w:p>
-        </w:tc>
-        <w:tc>
-          <w:tcPr/>
-          <w:p>
-            <w:pPr>
-              <w:pStyle w:val="Compact"/>
-            </w:pPr>
-            <w:r>
-              <w:t xml:space="preserve">P2</w:t>
-            </w:r>
-          </w:p>
-        </w:tc>
-        <w:tc>
-          <w:tcPr/>
-          <w:p>
-            <w:pPr>
-              <w:pStyle w:val="Compact"/>
-            </w:pPr>
-            <w:r>
-              <w:t xml:space="preserve">Queued</w:t>
-            </w:r>
-          </w:p>
-        </w:tc>
-        <w:tc>
-          <w:tcPr/>
-          <w:p>
-            <w:pPr>
-              <w:pStyle w:val="Compact"/>
-            </w:pPr>
-            <w:r>
-              <w:t xml:space="preserve">Implement console/node thermal sink reader via /sys/class/thermal</w:t>
-            </w:r>
-          </w:p>
-        </w:tc>
-      </w:tr>
-      <w:tr>
-        <w:tc>
-          <w:tcPr/>
-          <w:p>
-            <w:pPr>
-              <w:pStyle w:val="Compact"/>
-            </w:pPr>
-            <w:r>
-              <w:t xml:space="preserve">HXC-1158</w:t>
-            </w:r>
-          </w:p>
-        </w:tc>
-        <w:tc>
-          <w:tcPr/>
-          <w:p>
-            <w:pPr>
-              <w:pStyle w:val="Compact"/>
-            </w:pPr>
-            <w:r>
-              <w:t xml:space="preserve">Task</w:t>
-            </w:r>
-          </w:p>
-        </w:tc>
-        <w:tc>
-          <w:tcPr/>
-          <w:p>
-            <w:pPr>
-              <w:pStyle w:val="Compact"/>
-            </w:pPr>
-            <w:r>
-              <w:t xml:space="preserve">P2</w:t>
-            </w:r>
-          </w:p>
-        </w:tc>
-        <w:tc>
-          <w:tcPr/>
-          <w:p>
-            <w:pPr>
-              <w:pStyle w:val="Compact"/>
-            </w:pPr>
-            <w:r>
-              <w:t xml:space="preserve">Queued</w:t>
-            </w:r>
-          </w:p>
-        </w:tc>
-        <w:tc>
-          <w:tcPr/>
-          <w:p>
-            <w:pPr>
-              <w:pStyle w:val="Compact"/>
-            </w:pPr>
-            <w:r>
               <w:t xml:space="preserve">Harden device hardware-identification in internal/console/detector.go (generic, fixture-tested)</w:t>
-            </w:r>
-          </w:p>
-        </w:tc>
-      </w:tr>
-      <w:tr>
-        <w:tc>
-          <w:tcPr/>
-          <w:p>
-            <w:pPr>
-              <w:pStyle w:val="Compact"/>
-            </w:pPr>
-            <w:r>
-              <w:t xml:space="preserve">HXC-1160</w:t>
-            </w:r>
-          </w:p>
-        </w:tc>
-        <w:tc>
-          <w:tcPr/>
-          <w:p>
-            <w:pPr>
-              <w:pStyle w:val="Compact"/>
-            </w:pPr>
-            <w:r>
-              <w:t xml:space="preserve">Feature</w:t>
-            </w:r>
-          </w:p>
-        </w:tc>
-        <w:tc>
-          <w:tcPr/>
-          <w:p>
-            <w:pPr>
-              <w:pStyle w:val="Compact"/>
-            </w:pPr>
-            <w:r>
-              <w:t xml:space="preserve">P2</w:t>
-            </w:r>
-          </w:p>
-        </w:tc>
-        <w:tc>
-          <w:tcPr/>
-          <w:p>
-            <w:pPr>
-              <w:pStyle w:val="Compact"/>
-            </w:pPr>
-            <w:r>
-              <w:t xml:space="preserve">Queued</w:t>
-            </w:r>
-          </w:p>
-        </w:tc>
-        <w:tc>
-          <w:tcPr/>
-          <w:p>
-            <w:pPr>
-              <w:pStyle w:val="Compact"/>
-            </w:pPr>
-            <w:r>
-              <w:t xml:space="preserve">Improve tmux session backend to full PTY wrap on Attach</w:t>
             </w:r>
           </w:p>
         </w:tc>

--- a/docs/export/issues.docx
+++ b/docs/export/issues.docx
@@ -34,7 +34,7 @@
         <w:t xml:space="preserve"> </w:t>
       </w:r>
       <w:r>
-        <w:t xml:space="preserve">32</w:t>
+        <w:t xml:space="preserve">33</w:t>
       </w:r>
       <w:r>
         <w:t xml:space="preserve"> </w:t>
@@ -50,7 +50,7 @@
         <w:t xml:space="preserve"> </w:t>
       </w:r>
       <w:r>
-        <w:t xml:space="preserve">2026-06-01T22:47:59Z</w:t>
+        <w:t xml:space="preserve">2026-06-01T23:14:38Z</w:t>
       </w:r>
       <w:r>
         <w:t xml:space="preserve"> </w:t>
@@ -116,7 +116,7 @@
           <w:b/>
           <w:bCs/>
         </w:rPr>
-        <w:t xml:space="preserve">453</w:t>
+        <w:t xml:space="preserve">452</w:t>
       </w:r>
       <w:r>
         <w:t xml:space="preserve">. Canonical source:</w:t>
@@ -1212,13 +1212,13 @@
       </w:tr>
     </w:tbl>
     <w:bookmarkEnd w:id="10"/>
-    <w:bookmarkStart w:id="11" w:name="phase-2-15-active"/>
+    <w:bookmarkStart w:id="11" w:name="phase-2-14-active"/>
     <w:p>
       <w:pPr>
         <w:pStyle w:val="Heading2"/>
       </w:pPr>
       <w:r>
-        <w:t xml:space="preserve">Phase 2 (15 active)</w:t>
+        <w:t xml:space="preserve">Phase 2 (14 active)</w:t>
       </w:r>
     </w:p>
     <w:tbl>
@@ -1861,63 +1861,6 @@
             </w:pPr>
             <w:r>
               <w:t xml:space="preserve">E2E: aggregate GPU pool runs llama.cpp inference across heterogeneous nodes</w:t>
-            </w:r>
-          </w:p>
-        </w:tc>
-      </w:tr>
-      <w:tr>
-        <w:tc>
-          <w:tcPr/>
-          <w:p>
-            <w:pPr>
-              <w:pStyle w:val="Compact"/>
-            </w:pPr>
-            <w:r>
-              <w:t xml:space="preserve">HXC-1162</w:t>
-            </w:r>
-          </w:p>
-        </w:tc>
-        <w:tc>
-          <w:tcPr/>
-          <w:p>
-            <w:pPr>
-              <w:pStyle w:val="Compact"/>
-            </w:pPr>
-            <w:r>
-              <w:t xml:space="preserve">Task</w:t>
-            </w:r>
-          </w:p>
-        </w:tc>
-        <w:tc>
-          <w:tcPr/>
-          <w:p>
-            <w:pPr>
-              <w:pStyle w:val="Compact"/>
-            </w:pPr>
-            <w:r>
-              <w:t xml:space="preserve">P2</w:t>
-            </w:r>
-          </w:p>
-        </w:tc>
-        <w:tc>
-          <w:tcPr/>
-          <w:p>
-            <w:pPr>
-              <w:pStyle w:val="Compact"/>
-            </w:pPr>
-            <w:r>
-              <w:t xml:space="preserve">Queued</w:t>
-            </w:r>
-          </w:p>
-        </w:tc>
-        <w:tc>
-          <w:tcPr/>
-          <w:p>
-            <w:pPr>
-              <w:pStyle w:val="Compact"/>
-            </w:pPr>
-            <w:r>
-              <w:t xml:space="preserve">E2E: multi-node session CRDT convergence</w:t>
             </w:r>
           </w:p>
         </w:tc>

--- a/docs/export/issues.docx
+++ b/docs/export/issues.docx
@@ -34,7 +34,7 @@
         <w:t xml:space="preserve"> </w:t>
       </w:r>
       <w:r>
-        <w:t xml:space="preserve">33</w:t>
+        <w:t xml:space="preserve">34</w:t>
       </w:r>
       <w:r>
         <w:t xml:space="preserve"> </w:t>
@@ -50,7 +50,7 @@
         <w:t xml:space="preserve"> </w:t>
       </w:r>
       <w:r>
-        <w:t xml:space="preserve">2026-06-01T23:14:38Z</w:t>
+        <w:t xml:space="preserve">2026-06-01T23:30:42Z</w:t>
       </w:r>
       <w:r>
         <w:t xml:space="preserve"> </w:t>
@@ -116,7 +116,7 @@
           <w:b/>
           <w:bCs/>
         </w:rPr>
-        <w:t xml:space="preserve">452</w:t>
+        <w:t xml:space="preserve">449</w:t>
       </w:r>
       <w:r>
         <w:t xml:space="preserve">. Canonical source:</w:t>
@@ -4460,13 +4460,13 @@
       </w:tr>
     </w:tbl>
     <w:bookmarkEnd w:id="12"/>
-    <w:bookmarkStart w:id="13" w:name="phase-4-57-active"/>
+    <w:bookmarkStart w:id="13" w:name="phase-4-54-active"/>
     <w:p>
       <w:pPr>
         <w:pStyle w:val="Heading2"/>
       </w:pPr>
       <w:r>
-        <w:t xml:space="preserve">Phase 4 (57 active)</w:t>
+        <w:t xml:space="preserve">Phase 4 (54 active)</w:t>
       </w:r>
     </w:p>
     <w:tbl>
@@ -5292,7 +5292,7 @@
               <w:pStyle w:val="Compact"/>
             </w:pPr>
             <w:r>
-              <w:t xml:space="preserve">HXC-1267</w:t>
+              <w:t xml:space="preserve">HXC-904</w:t>
             </w:r>
           </w:p>
         </w:tc>
@@ -5325,63 +5325,6 @@
               <w:pStyle w:val="Compact"/>
             </w:pPr>
             <w:r>
-              <w:t xml:space="preserve">Queued</w:t>
-            </w:r>
-          </w:p>
-        </w:tc>
-        <w:tc>
-          <w:tcPr/>
-          <w:p>
-            <w:pPr>
-              <w:pStyle w:val="Compact"/>
-            </w:pPr>
-            <w:r>
-              <w:t xml:space="preserve">Implement cmd/helix-test CLI with dst/chaos/device/snapshot subcommands</w:t>
-            </w:r>
-          </w:p>
-        </w:tc>
-      </w:tr>
-      <w:tr>
-        <w:tc>
-          <w:tcPr/>
-          <w:p>
-            <w:pPr>
-              <w:pStyle w:val="Compact"/>
-            </w:pPr>
-            <w:r>
-              <w:t xml:space="preserve">HXC-904</w:t>
-            </w:r>
-          </w:p>
-        </w:tc>
-        <w:tc>
-          <w:tcPr/>
-          <w:p>
-            <w:pPr>
-              <w:pStyle w:val="Compact"/>
-            </w:pPr>
-            <w:r>
-              <w:t xml:space="preserve">Feature</w:t>
-            </w:r>
-          </w:p>
-        </w:tc>
-        <w:tc>
-          <w:tcPr/>
-          <w:p>
-            <w:pPr>
-              <w:pStyle w:val="Compact"/>
-            </w:pPr>
-            <w:r>
-              <w:t xml:space="preserve">P0</w:t>
-            </w:r>
-          </w:p>
-        </w:tc>
-        <w:tc>
-          <w:tcPr/>
-          <w:p>
-            <w:pPr>
-              <w:pStyle w:val="Compact"/>
-            </w:pPr>
-            <w:r>
               <w:t xml:space="preserve">In progress</w:t>
             </w:r>
           </w:p>
@@ -5793,120 +5736,6 @@
             </w:pPr>
             <w:r>
               <w:t xml:space="preserve">Integrate Chaos Mesh CRDs (NetworkChaos, TimeChaos, StressChaos, DNSChaos)</w:t>
-            </w:r>
-          </w:p>
-        </w:tc>
-      </w:tr>
-      <w:tr>
-        <w:tc>
-          <w:tcPr/>
-          <w:p>
-            <w:pPr>
-              <w:pStyle w:val="Compact"/>
-            </w:pPr>
-            <w:r>
-              <w:t xml:space="preserve">HXC-1254</w:t>
-            </w:r>
-          </w:p>
-        </w:tc>
-        <w:tc>
-          <w:tcPr/>
-          <w:p>
-            <w:pPr>
-              <w:pStyle w:val="Compact"/>
-            </w:pPr>
-            <w:r>
-              <w:t xml:space="preserve">Feature</w:t>
-            </w:r>
-          </w:p>
-        </w:tc>
-        <w:tc>
-          <w:tcPr/>
-          <w:p>
-            <w:pPr>
-              <w:pStyle w:val="Compact"/>
-            </w:pPr>
-            <w:r>
-              <w:t xml:space="preserve">P1</w:t>
-            </w:r>
-          </w:p>
-        </w:tc>
-        <w:tc>
-          <w:tcPr/>
-          <w:p>
-            <w:pPr>
-              <w:pStyle w:val="Compact"/>
-            </w:pPr>
-            <w:r>
-              <w:t xml:space="preserve">Queued</w:t>
-            </w:r>
-          </w:p>
-        </w:tc>
-        <w:tc>
-          <w:tcPr/>
-          <w:p>
-            <w:pPr>
-              <w:pStyle w:val="Compact"/>
-            </w:pPr>
-            <w:r>
-              <w:t xml:space="preserve">Implement TestRunner with parallel suite execution and result collection</w:t>
-            </w:r>
-          </w:p>
-        </w:tc>
-      </w:tr>
-      <w:tr>
-        <w:tc>
-          <w:tcPr/>
-          <w:p>
-            <w:pPr>
-              <w:pStyle w:val="Compact"/>
-            </w:pPr>
-            <w:r>
-              <w:t xml:space="preserve">HXC-1255</w:t>
-            </w:r>
-          </w:p>
-        </w:tc>
-        <w:tc>
-          <w:tcPr/>
-          <w:p>
-            <w:pPr>
-              <w:pStyle w:val="Compact"/>
-            </w:pPr>
-            <w:r>
-              <w:t xml:space="preserve">Feature</w:t>
-            </w:r>
-          </w:p>
-        </w:tc>
-        <w:tc>
-          <w:tcPr/>
-          <w:p>
-            <w:pPr>
-              <w:pStyle w:val="Compact"/>
-            </w:pPr>
-            <w:r>
-              <w:t xml:space="preserve">P1</w:t>
-            </w:r>
-          </w:p>
-        </w:tc>
-        <w:tc>
-          <w:tcPr/>
-          <w:p>
-            <w:pPr>
-              <w:pStyle w:val="Compact"/>
-            </w:pPr>
-            <w:r>
-              <w:t xml:space="preserve">Queued</w:t>
-            </w:r>
-          </w:p>
-        </w:tc>
-        <w:tc>
-          <w:tcPr/>
-          <w:p>
-            <w:pPr>
-              <w:pStyle w:val="Compact"/>
-            </w:pPr>
-            <w:r>
-              <w:t xml:space="preserve">Implement session test state machine (IDLE→SETUP→RUNNING→CHAOS_INJECT→VERIFY→RECOVERY→REPORT)</w:t>
             </w:r>
           </w:p>
         </w:tc>

--- a/docs/export/issues.docx
+++ b/docs/export/issues.docx
@@ -34,7 +34,7 @@
         <w:t xml:space="preserve"> </w:t>
       </w:r>
       <w:r>
-        <w:t xml:space="preserve">34</w:t>
+        <w:t xml:space="preserve">35</w:t>
       </w:r>
       <w:r>
         <w:t xml:space="preserve"> </w:t>
@@ -50,7 +50,7 @@
         <w:t xml:space="preserve"> </w:t>
       </w:r>
       <w:r>
-        <w:t xml:space="preserve">2026-06-01T23:30:42Z</w:t>
+        <w:t xml:space="preserve">2026-06-01T23:44:27Z</w:t>
       </w:r>
       <w:r>
         <w:t xml:space="preserve"> </w:t>
@@ -116,7 +116,7 @@
           <w:b/>
           <w:bCs/>
         </w:rPr>
-        <w:t xml:space="preserve">449</w:t>
+        <w:t xml:space="preserve">446</w:t>
       </w:r>
       <w:r>
         <w:t xml:space="preserve">. Canonical source:</w:t>
@@ -4460,13 +4460,13 @@
       </w:tr>
     </w:tbl>
     <w:bookmarkEnd w:id="12"/>
-    <w:bookmarkStart w:id="13" w:name="phase-4-54-active"/>
+    <w:bookmarkStart w:id="13" w:name="phase-4-51-active"/>
     <w:p>
       <w:pPr>
         <w:pStyle w:val="Heading2"/>
       </w:pPr>
       <w:r>
-        <w:t xml:space="preserve">Phase 4 (54 active)</w:t>
+        <w:t xml:space="preserve">Phase 4 (51 active)</w:t>
       </w:r>
     </w:p>
     <w:tbl>
@@ -4893,7 +4893,7 @@
               <w:pStyle w:val="Compact"/>
             </w:pPr>
             <w:r>
-              <w:t xml:space="preserve">HXC-1236</w:t>
+              <w:t xml:space="preserve">HXC-1237</w:t>
             </w:r>
           </w:p>
         </w:tc>
@@ -4937,20 +4937,20 @@
               <w:pStyle w:val="Compact"/>
             </w:pPr>
             <w:r>
-              <w:t xml:space="preserve">Implement INetwork/HelixNetwork trait with production and simulation swappable impls</w:t>
-            </w:r>
-          </w:p>
-        </w:tc>
-      </w:tr>
-      <w:tr>
-        <w:tc>
-          <w:tcPr/>
-          <w:p>
-            <w:pPr>
-              <w:pStyle w:val="Compact"/>
-            </w:pPr>
-            <w:r>
-              <w:t xml:space="preserve">HXC-1237</w:t>
+              <w:t xml:space="preserve">Wire DST sim transport seam into pkg/swim membership (prod+sim parity)</w:t>
+            </w:r>
+          </w:p>
+        </w:tc>
+      </w:tr>
+      <w:tr>
+        <w:tc>
+          <w:tcPr/>
+          <w:p>
+            <w:pPr>
+              <w:pStyle w:val="Compact"/>
+            </w:pPr>
+            <w:r>
+              <w:t xml:space="preserve">HXC-1242</w:t>
             </w:r>
           </w:p>
         </w:tc>
@@ -4994,20 +4994,20 @@
               <w:pStyle w:val="Compact"/>
             </w:pPr>
             <w:r>
-              <w:t xml:space="preserve">Wire DST sim transport seam into pkg/swim membership (prod+sim parity)</w:t>
-            </w:r>
-          </w:p>
-        </w:tc>
-      </w:tr>
-      <w:tr>
-        <w:tc>
-          <w:tcPr/>
-          <w:p>
-            <w:pPr>
-              <w:pStyle w:val="Compact"/>
-            </w:pPr>
-            <w:r>
-              <w:t xml:space="preserve">HXC-1242</w:t>
+              <w:t xml:space="preserve">Build Elixir/OTP Chaos Controller GenServer with supervision-tree isolation</w:t>
+            </w:r>
+          </w:p>
+        </w:tc>
+      </w:tr>
+      <w:tr>
+        <w:tc>
+          <w:tcPr/>
+          <w:p>
+            <w:pPr>
+              <w:pStyle w:val="Compact"/>
+            </w:pPr>
+            <w:r>
+              <w:t xml:space="preserve">HXC-1251</w:t>
             </w:r>
           </w:p>
         </w:tc>
@@ -5051,20 +5051,20 @@
               <w:pStyle w:val="Compact"/>
             </w:pPr>
             <w:r>
-              <w:t xml:space="preserve">Build Elixir/OTP Chaos Controller GenServer with supervision-tree isolation</w:t>
-            </w:r>
-          </w:p>
-        </w:tc>
-      </w:tr>
-      <w:tr>
-        <w:tc>
-          <w:tcPr/>
-          <w:p>
-            <w:pPr>
-              <w:pStyle w:val="Compact"/>
-            </w:pPr>
-            <w:r>
-              <w:t xml:space="preserve">HXC-1251</w:t>
+              <w:t xml:space="preserve">Build Virtual Testing Controller OTP supervision tree (one_for_all)</w:t>
+            </w:r>
+          </w:p>
+        </w:tc>
+      </w:tr>
+      <w:tr>
+        <w:tc>
+          <w:tcPr/>
+          <w:p>
+            <w:pPr>
+              <w:pStyle w:val="Compact"/>
+            </w:pPr>
+            <w:r>
+              <w:t xml:space="preserve">HXC-1252</w:t>
             </w:r>
           </w:p>
         </w:tc>
@@ -5108,20 +5108,20 @@
               <w:pStyle w:val="Compact"/>
             </w:pPr>
             <w:r>
-              <w:t xml:space="preserve">Build Virtual Testing Controller OTP supervision tree (one_for_all)</w:t>
-            </w:r>
-          </w:p>
-        </w:tc>
-      </w:tr>
-      <w:tr>
-        <w:tc>
-          <w:tcPr/>
-          <w:p>
-            <w:pPr>
-              <w:pStyle w:val="Compact"/>
-            </w:pPr>
-            <w:r>
-              <w:t xml:space="preserve">HXC-1252</w:t>
+              <w:t xml:space="preserve">Implement SessionManager with 50-session cap, 2h TTL, resource-quota enforcement</w:t>
+            </w:r>
+          </w:p>
+        </w:tc>
+      </w:tr>
+      <w:tr>
+        <w:tc>
+          <w:tcPr/>
+          <w:p>
+            <w:pPr>
+              <w:pStyle w:val="Compact"/>
+            </w:pPr>
+            <w:r>
+              <w:t xml:space="preserve">HXC-1253</w:t>
             </w:r>
           </w:p>
         </w:tc>
@@ -5165,20 +5165,20 @@
               <w:pStyle w:val="Compact"/>
             </w:pPr>
             <w:r>
-              <w:t xml:space="preserve">Implement SessionManager with 50-session cap, 2h TTL, resource-quota enforcement</w:t>
-            </w:r>
-          </w:p>
-        </w:tc>
-      </w:tr>
-      <w:tr>
-        <w:tc>
-          <w:tcPr/>
-          <w:p>
-            <w:pPr>
-              <w:pStyle w:val="Compact"/>
-            </w:pPr>
-            <w:r>
-              <w:t xml:space="preserve">HXC-1253</w:t>
+              <w:t xml:space="preserve">Implement DevicePool GenServer with tier-to-simulator dispatch and health checks</w:t>
+            </w:r>
+          </w:p>
+        </w:tc>
+      </w:tr>
+      <w:tr>
+        <w:tc>
+          <w:tcPr/>
+          <w:p>
+            <w:pPr>
+              <w:pStyle w:val="Compact"/>
+            </w:pPr>
+            <w:r>
+              <w:t xml:space="preserve">HXC-1256</w:t>
             </w:r>
           </w:p>
         </w:tc>
@@ -5222,20 +5222,20 @@
               <w:pStyle w:val="Compact"/>
             </w:pPr>
             <w:r>
-              <w:t xml:space="preserve">Implement DevicePool GenServer with tier-to-simulator dispatch and health checks</w:t>
-            </w:r>
-          </w:p>
-        </w:tc>
-      </w:tr>
-      <w:tr>
-        <w:tc>
-          <w:tcPr/>
-          <w:p>
-            <w:pPr>
-              <w:pStyle w:val="Compact"/>
-            </w:pPr>
-            <w:r>
-              <w:t xml:space="preserve">HXC-1256</w:t>
+              <w:t xml:space="preserve">Expose REST API for session CRUD, device provisioning and snapshot restore</w:t>
+            </w:r>
+          </w:p>
+        </w:tc>
+      </w:tr>
+      <w:tr>
+        <w:tc>
+          <w:tcPr/>
+          <w:p>
+            <w:pPr>
+              <w:pStyle w:val="Compact"/>
+            </w:pPr>
+            <w:r>
+              <w:t xml:space="preserve">HXC-904</w:t>
             </w:r>
           </w:p>
         </w:tc>
@@ -5268,63 +5268,6 @@
               <w:pStyle w:val="Compact"/>
             </w:pPr>
             <w:r>
-              <w:t xml:space="preserve">Queued</w:t>
-            </w:r>
-          </w:p>
-        </w:tc>
-        <w:tc>
-          <w:tcPr/>
-          <w:p>
-            <w:pPr>
-              <w:pStyle w:val="Compact"/>
-            </w:pPr>
-            <w:r>
-              <w:t xml:space="preserve">Expose REST API for session CRUD, device provisioning and snapshot restore</w:t>
-            </w:r>
-          </w:p>
-        </w:tc>
-      </w:tr>
-      <w:tr>
-        <w:tc>
-          <w:tcPr/>
-          <w:p>
-            <w:pPr>
-              <w:pStyle w:val="Compact"/>
-            </w:pPr>
-            <w:r>
-              <w:t xml:space="preserve">HXC-904</w:t>
-            </w:r>
-          </w:p>
-        </w:tc>
-        <w:tc>
-          <w:tcPr/>
-          <w:p>
-            <w:pPr>
-              <w:pStyle w:val="Compact"/>
-            </w:pPr>
-            <w:r>
-              <w:t xml:space="preserve">Feature</w:t>
-            </w:r>
-          </w:p>
-        </w:tc>
-        <w:tc>
-          <w:tcPr/>
-          <w:p>
-            <w:pPr>
-              <w:pStyle w:val="Compact"/>
-            </w:pPr>
-            <w:r>
-              <w:t xml:space="preserve">P0</w:t>
-            </w:r>
-          </w:p>
-        </w:tc>
-        <w:tc>
-          <w:tcPr/>
-          <w:p>
-            <w:pPr>
-              <w:pStyle w:val="Compact"/>
-            </w:pPr>
-            <w:r>
               <w:t xml:space="preserve">In progress</w:t>
             </w:r>
           </w:p>
@@ -6078,120 +6021,6 @@
             </w:pPr>
             <w:r>
               <w:t xml:space="preserve">Define WIT interfaces for device-simulator, workload-generator, fault-injector, metrics-exporter</w:t>
-            </w:r>
-          </w:p>
-        </w:tc>
-      </w:tr>
-      <w:tr>
-        <w:tc>
-          <w:tcPr/>
-          <w:p>
-            <w:pPr>
-              <w:pStyle w:val="Compact"/>
-            </w:pPr>
-            <w:r>
-              <w:t xml:space="preserve">HXC-1265</w:t>
-            </w:r>
-          </w:p>
-        </w:tc>
-        <w:tc>
-          <w:tcPr/>
-          <w:p>
-            <w:pPr>
-              <w:pStyle w:val="Compact"/>
-            </w:pPr>
-            <w:r>
-              <w:t xml:space="preserve">Feature</w:t>
-            </w:r>
-          </w:p>
-        </w:tc>
-        <w:tc>
-          <w:tcPr/>
-          <w:p>
-            <w:pPr>
-              <w:pStyle w:val="Compact"/>
-            </w:pPr>
-            <w:r>
-              <w:t xml:space="preserve">P1</w:t>
-            </w:r>
-          </w:p>
-        </w:tc>
-        <w:tc>
-          <w:tcPr/>
-          <w:p>
-            <w:pPr>
-              <w:pStyle w:val="Compact"/>
-            </w:pPr>
-            <w:r>
-              <w:t xml:space="preserve">Queued</w:t>
-            </w:r>
-          </w:p>
-        </w:tc>
-        <w:tc>
-          <w:tcPr/>
-          <w:p>
-            <w:pPr>
-              <w:pStyle w:val="Compact"/>
-            </w:pPr>
-            <w:r>
-              <w:t xml:space="preserve">Implement capability-based plugin sandbox with resource limits and audit logging</w:t>
-            </w:r>
-          </w:p>
-        </w:tc>
-      </w:tr>
-      <w:tr>
-        <w:tc>
-          <w:tcPr/>
-          <w:p>
-            <w:pPr>
-              <w:pStyle w:val="Compact"/>
-            </w:pPr>
-            <w:r>
-              <w:t xml:space="preserve">HXC-1268</w:t>
-            </w:r>
-          </w:p>
-        </w:tc>
-        <w:tc>
-          <w:tcPr/>
-          <w:p>
-            <w:pPr>
-              <w:pStyle w:val="Compact"/>
-            </w:pPr>
-            <w:r>
-              <w:t xml:space="preserve">Feature</w:t>
-            </w:r>
-          </w:p>
-        </w:tc>
-        <w:tc>
-          <w:tcPr/>
-          <w:p>
-            <w:pPr>
-              <w:pStyle w:val="Compact"/>
-            </w:pPr>
-            <w:r>
-              <w:t xml:space="preserve">P1</w:t>
-            </w:r>
-          </w:p>
-        </w:tc>
-        <w:tc>
-          <w:tcPr/>
-          <w:p>
-            <w:pPr>
-              <w:pStyle w:val="Compact"/>
-            </w:pPr>
-            <w:r>
-              <w:t xml:space="preserve">Queued</w:t>
-            </w:r>
-          </w:p>
-        </w:tc>
-        <w:tc>
-          <w:tcPr/>
-          <w:p>
-            <w:pPr>
-              <w:pStyle w:val="Compact"/>
-            </w:pPr>
-            <w:r>
-              <w:t xml:space="preserve">Build cmd/helix-snapshot standalone CLI reusing pkg/testing/snapshot</w:t>
             </w:r>
           </w:p>
         </w:tc>

--- a/docs/export/issues.docx
+++ b/docs/export/issues.docx
@@ -34,7 +34,7 @@
         <w:t xml:space="preserve"> </w:t>
       </w:r>
       <w:r>
-        <w:t xml:space="preserve">35</w:t>
+        <w:t xml:space="preserve">36</w:t>
       </w:r>
       <w:r>
         <w:t xml:space="preserve"> </w:t>
@@ -50,7 +50,7 @@
         <w:t xml:space="preserve"> </w:t>
       </w:r>
       <w:r>
-        <w:t xml:space="preserve">2026-06-01T23:44:27Z</w:t>
+        <w:t xml:space="preserve">2026-06-01T23:59:30Z</w:t>
       </w:r>
       <w:r>
         <w:t xml:space="preserve"> </w:t>
@@ -116,7 +116,7 @@
           <w:b/>
           <w:bCs/>
         </w:rPr>
-        <w:t xml:space="preserve">446</w:t>
+        <w:t xml:space="preserve">444</w:t>
       </w:r>
       <w:r>
         <w:t xml:space="preserve">. Canonical source:</w:t>
@@ -4460,13 +4460,13 @@
       </w:tr>
     </w:tbl>
     <w:bookmarkEnd w:id="12"/>
-    <w:bookmarkStart w:id="13" w:name="phase-4-51-active"/>
+    <w:bookmarkStart w:id="13" w:name="phase-4-49-active"/>
     <w:p>
       <w:pPr>
         <w:pStyle w:val="Heading2"/>
       </w:pPr>
       <w:r>
-        <w:t xml:space="preserve">Phase 4 (51 active)</w:t>
+        <w:t xml:space="preserve">Phase 4 (49 active)</w:t>
       </w:r>
     </w:p>
     <w:tbl>
@@ -4893,7 +4893,7 @@
               <w:pStyle w:val="Compact"/>
             </w:pPr>
             <w:r>
-              <w:t xml:space="preserve">HXC-1237</w:t>
+              <w:t xml:space="preserve">HXC-1242</w:t>
             </w:r>
           </w:p>
         </w:tc>
@@ -4937,20 +4937,20 @@
               <w:pStyle w:val="Compact"/>
             </w:pPr>
             <w:r>
-              <w:t xml:space="preserve">Wire DST sim transport seam into pkg/swim membership (prod+sim parity)</w:t>
-            </w:r>
-          </w:p>
-        </w:tc>
-      </w:tr>
-      <w:tr>
-        <w:tc>
-          <w:tcPr/>
-          <w:p>
-            <w:pPr>
-              <w:pStyle w:val="Compact"/>
-            </w:pPr>
-            <w:r>
-              <w:t xml:space="preserve">HXC-1242</w:t>
+              <w:t xml:space="preserve">Build Elixir/OTP Chaos Controller GenServer with supervision-tree isolation</w:t>
+            </w:r>
+          </w:p>
+        </w:tc>
+      </w:tr>
+      <w:tr>
+        <w:tc>
+          <w:tcPr/>
+          <w:p>
+            <w:pPr>
+              <w:pStyle w:val="Compact"/>
+            </w:pPr>
+            <w:r>
+              <w:t xml:space="preserve">HXC-1251</w:t>
             </w:r>
           </w:p>
         </w:tc>
@@ -4994,20 +4994,20 @@
               <w:pStyle w:val="Compact"/>
             </w:pPr>
             <w:r>
-              <w:t xml:space="preserve">Build Elixir/OTP Chaos Controller GenServer with supervision-tree isolation</w:t>
-            </w:r>
-          </w:p>
-        </w:tc>
-      </w:tr>
-      <w:tr>
-        <w:tc>
-          <w:tcPr/>
-          <w:p>
-            <w:pPr>
-              <w:pStyle w:val="Compact"/>
-            </w:pPr>
-            <w:r>
-              <w:t xml:space="preserve">HXC-1251</w:t>
+              <w:t xml:space="preserve">Build Virtual Testing Controller OTP supervision tree (one_for_all)</w:t>
+            </w:r>
+          </w:p>
+        </w:tc>
+      </w:tr>
+      <w:tr>
+        <w:tc>
+          <w:tcPr/>
+          <w:p>
+            <w:pPr>
+              <w:pStyle w:val="Compact"/>
+            </w:pPr>
+            <w:r>
+              <w:t xml:space="preserve">HXC-1252</w:t>
             </w:r>
           </w:p>
         </w:tc>
@@ -5051,20 +5051,20 @@
               <w:pStyle w:val="Compact"/>
             </w:pPr>
             <w:r>
-              <w:t xml:space="preserve">Build Virtual Testing Controller OTP supervision tree (one_for_all)</w:t>
-            </w:r>
-          </w:p>
-        </w:tc>
-      </w:tr>
-      <w:tr>
-        <w:tc>
-          <w:tcPr/>
-          <w:p>
-            <w:pPr>
-              <w:pStyle w:val="Compact"/>
-            </w:pPr>
-            <w:r>
-              <w:t xml:space="preserve">HXC-1252</w:t>
+              <w:t xml:space="preserve">Implement SessionManager with 50-session cap, 2h TTL, resource-quota enforcement</w:t>
+            </w:r>
+          </w:p>
+        </w:tc>
+      </w:tr>
+      <w:tr>
+        <w:tc>
+          <w:tcPr/>
+          <w:p>
+            <w:pPr>
+              <w:pStyle w:val="Compact"/>
+            </w:pPr>
+            <w:r>
+              <w:t xml:space="preserve">HXC-1253</w:t>
             </w:r>
           </w:p>
         </w:tc>
@@ -5108,20 +5108,20 @@
               <w:pStyle w:val="Compact"/>
             </w:pPr>
             <w:r>
-              <w:t xml:space="preserve">Implement SessionManager with 50-session cap, 2h TTL, resource-quota enforcement</w:t>
-            </w:r>
-          </w:p>
-        </w:tc>
-      </w:tr>
-      <w:tr>
-        <w:tc>
-          <w:tcPr/>
-          <w:p>
-            <w:pPr>
-              <w:pStyle w:val="Compact"/>
-            </w:pPr>
-            <w:r>
-              <w:t xml:space="preserve">HXC-1253</w:t>
+              <w:t xml:space="preserve">Implement DevicePool GenServer with tier-to-simulator dispatch and health checks</w:t>
+            </w:r>
+          </w:p>
+        </w:tc>
+      </w:tr>
+      <w:tr>
+        <w:tc>
+          <w:tcPr/>
+          <w:p>
+            <w:pPr>
+              <w:pStyle w:val="Compact"/>
+            </w:pPr>
+            <w:r>
+              <w:t xml:space="preserve">HXC-1256</w:t>
             </w:r>
           </w:p>
         </w:tc>
@@ -5165,20 +5165,20 @@
               <w:pStyle w:val="Compact"/>
             </w:pPr>
             <w:r>
-              <w:t xml:space="preserve">Implement DevicePool GenServer with tier-to-simulator dispatch and health checks</w:t>
-            </w:r>
-          </w:p>
-        </w:tc>
-      </w:tr>
-      <w:tr>
-        <w:tc>
-          <w:tcPr/>
-          <w:p>
-            <w:pPr>
-              <w:pStyle w:val="Compact"/>
-            </w:pPr>
-            <w:r>
-              <w:t xml:space="preserve">HXC-1256</w:t>
+              <w:t xml:space="preserve">Expose REST API for session CRUD, device provisioning and snapshot restore</w:t>
+            </w:r>
+          </w:p>
+        </w:tc>
+      </w:tr>
+      <w:tr>
+        <w:tc>
+          <w:tcPr/>
+          <w:p>
+            <w:pPr>
+              <w:pStyle w:val="Compact"/>
+            </w:pPr>
+            <w:r>
+              <w:t xml:space="preserve">HXC-904</w:t>
             </w:r>
           </w:p>
         </w:tc>
@@ -5211,63 +5211,6 @@
               <w:pStyle w:val="Compact"/>
             </w:pPr>
             <w:r>
-              <w:t xml:space="preserve">Queued</w:t>
-            </w:r>
-          </w:p>
-        </w:tc>
-        <w:tc>
-          <w:tcPr/>
-          <w:p>
-            <w:pPr>
-              <w:pStyle w:val="Compact"/>
-            </w:pPr>
-            <w:r>
-              <w:t xml:space="preserve">Expose REST API for session CRUD, device provisioning and snapshot restore</w:t>
-            </w:r>
-          </w:p>
-        </w:tc>
-      </w:tr>
-      <w:tr>
-        <w:tc>
-          <w:tcPr/>
-          <w:p>
-            <w:pPr>
-              <w:pStyle w:val="Compact"/>
-            </w:pPr>
-            <w:r>
-              <w:t xml:space="preserve">HXC-904</w:t>
-            </w:r>
-          </w:p>
-        </w:tc>
-        <w:tc>
-          <w:tcPr/>
-          <w:p>
-            <w:pPr>
-              <w:pStyle w:val="Compact"/>
-            </w:pPr>
-            <w:r>
-              <w:t xml:space="preserve">Feature</w:t>
-            </w:r>
-          </w:p>
-        </w:tc>
-        <w:tc>
-          <w:tcPr/>
-          <w:p>
-            <w:pPr>
-              <w:pStyle w:val="Compact"/>
-            </w:pPr>
-            <w:r>
-              <w:t xml:space="preserve">P0</w:t>
-            </w:r>
-          </w:p>
-        </w:tc>
-        <w:tc>
-          <w:tcPr/>
-          <w:p>
-            <w:pPr>
-              <w:pStyle w:val="Compact"/>
-            </w:pPr>
-            <w:r>
               <w:t xml:space="preserve">In progress</w:t>
             </w:r>
           </w:p>
@@ -7218,63 +7161,6 @@
             </w:pPr>
             <w:r>
               <w:t xml:space="preserve">Integrate Shadow/Phantom for unmodified-binary deterministic network simulation</w:t>
-            </w:r>
-          </w:p>
-        </w:tc>
-      </w:tr>
-      <w:tr>
-        <w:tc>
-          <w:tcPr/>
-          <w:p>
-            <w:pPr>
-              <w:pStyle w:val="Compact"/>
-            </w:pPr>
-            <w:r>
-              <w:t xml:space="preserve">HXC-1278</w:t>
-            </w:r>
-          </w:p>
-        </w:tc>
-        <w:tc>
-          <w:tcPr/>
-          <w:p>
-            <w:pPr>
-              <w:pStyle w:val="Compact"/>
-            </w:pPr>
-            <w:r>
-              <w:t xml:space="preserve">Research</w:t>
-            </w:r>
-          </w:p>
-        </w:tc>
-        <w:tc>
-          <w:tcPr/>
-          <w:p>
-            <w:pPr>
-              <w:pStyle w:val="Compact"/>
-            </w:pPr>
-            <w:r>
-              <w:t xml:space="preserve">P3</w:t>
-            </w:r>
-          </w:p>
-        </w:tc>
-        <w:tc>
-          <w:tcPr/>
-          <w:p>
-            <w:pPr>
-              <w:pStyle w:val="Compact"/>
-            </w:pPr>
-            <w:r>
-              <w:t xml:space="preserve">Queued</w:t>
-            </w:r>
-          </w:p>
-        </w:tc>
-        <w:tc>
-          <w:tcPr/>
-          <w:p>
-            <w:pPr>
-              <w:pStyle w:val="Compact"/>
-            </w:pPr>
-            <w:r>
-              <w:t xml:space="preserve">Add property-based + coverage-guided fuzzing for cluster operations</w:t>
             </w:r>
           </w:p>
         </w:tc>

--- a/docs/export/issues.docx
+++ b/docs/export/issues.docx
@@ -34,7 +34,7 @@
         <w:t xml:space="preserve"> </w:t>
       </w:r>
       <w:r>
-        <w:t xml:space="preserve">36</w:t>
+        <w:t xml:space="preserve">37</w:t>
       </w:r>
       <w:r>
         <w:t xml:space="preserve"> </w:t>
@@ -50,7 +50,7 @@
         <w:t xml:space="preserve"> </w:t>
       </w:r>
       <w:r>
-        <w:t xml:space="preserve">2026-06-01T23:59:30Z</w:t>
+        <w:t xml:space="preserve">2026-06-02T00:16:14Z</w:t>
       </w:r>
       <w:r>
         <w:t xml:space="preserve"> </w:t>
@@ -116,7 +116,7 @@
           <w:b/>
           <w:bCs/>
         </w:rPr>
-        <w:t xml:space="preserve">444</w:t>
+        <w:t xml:space="preserve">441</w:t>
       </w:r>
       <w:r>
         <w:t xml:space="preserve">. Canonical source:</w:t>
@@ -7338,13 +7338,13 @@
       </w:tr>
     </w:tbl>
     <w:bookmarkEnd w:id="13"/>
-    <w:bookmarkStart w:id="14" w:name="phase-5-44-active"/>
+    <w:bookmarkStart w:id="14" w:name="phase-5-41-active"/>
     <w:p>
       <w:pPr>
         <w:pStyle w:val="Heading2"/>
       </w:pPr>
       <w:r>
-        <w:t xml:space="preserve">Phase 5 (44 active)</w:t>
+        <w:t xml:space="preserve">Phase 5 (41 active)</w:t>
       </w:r>
     </w:p>
     <w:tbl>
@@ -8170,7 +8170,7 @@
               <w:pStyle w:val="Compact"/>
             </w:pPr>
             <w:r>
-              <w:t xml:space="preserve">HXC-1301</w:t>
+              <w:t xml:space="preserve">HXC-1302</w:t>
             </w:r>
           </w:p>
         </w:tc>
@@ -8214,20 +8214,20 @@
               <w:pStyle w:val="Compact"/>
             </w:pPr>
             <w:r>
-              <w:t xml:space="preserve">Implement pkg/cloudspot PreemptionWatcher with injectable SignalSource and ordered hooks</w:t>
-            </w:r>
-          </w:p>
-        </w:tc>
-      </w:tr>
-      <w:tr>
-        <w:tc>
-          <w:tcPr/>
-          <w:p>
-            <w:pPr>
-              <w:pStyle w:val="Compact"/>
-            </w:pPr>
-            <w:r>
-              <w:t xml:space="preserve">HXC-1302</w:t>
+              <w:t xml:space="preserve">Extend pkg/wireguard with preemption-safe teardown / spot-drain hook</w:t>
+            </w:r>
+          </w:p>
+        </w:tc>
+      </w:tr>
+      <w:tr>
+        <w:tc>
+          <w:tcPr/>
+          <w:p>
+            <w:pPr>
+              <w:pStyle w:val="Compact"/>
+            </w:pPr>
+            <w:r>
+              <w:t xml:space="preserve">HXC-1304</w:t>
             </w:r>
           </w:p>
         </w:tc>
@@ -8271,20 +8271,20 @@
               <w:pStyle w:val="Compact"/>
             </w:pPr>
             <w:r>
-              <w:t xml:space="preserve">Extend pkg/wireguard with preemption-safe teardown / spot-drain hook</w:t>
-            </w:r>
-          </w:p>
-        </w:tc>
-      </w:tr>
-      <w:tr>
-        <w:tc>
-          <w:tcPr/>
-          <w:p>
-            <w:pPr>
-              <w:pStyle w:val="Compact"/>
-            </w:pPr>
-            <w:r>
-              <w:t xml:space="preserve">HXC-1303</w:t>
+              <w:t xml:space="preserve">Implement pkg/inference LocalBackend wrapping internal/llm manager</w:t>
+            </w:r>
+          </w:p>
+        </w:tc>
+      </w:tr>
+      <w:tr>
+        <w:tc>
+          <w:tcPr/>
+          <w:p>
+            <w:pPr>
+              <w:pStyle w:val="Compact"/>
+            </w:pPr>
+            <w:r>
+              <w:t xml:space="preserve">HXC-1305</w:t>
             </w:r>
           </w:p>
         </w:tc>
@@ -8328,20 +8328,20 @@
               <w:pStyle w:val="Compact"/>
             </w:pPr>
             <w:r>
-              <w:t xml:space="preserve">Implement pkg/inference provider-agnostic Backend interface + capability/tier Router</w:t>
-            </w:r>
-          </w:p>
-        </w:tc>
-      </w:tr>
-      <w:tr>
-        <w:tc>
-          <w:tcPr/>
-          <w:p>
-            <w:pPr>
-              <w:pStyle w:val="Compact"/>
-            </w:pPr>
-            <w:r>
-              <w:t xml:space="preserve">HXC-1304</w:t>
+              <w:t xml:space="preserve">Implement device discovery engine: GPU detection (Vulkan/CUDA/ROCm/Mali strategies)</w:t>
+            </w:r>
+          </w:p>
+        </w:tc>
+      </w:tr>
+      <w:tr>
+        <w:tc>
+          <w:tcPr/>
+          <w:p>
+            <w:pPr>
+              <w:pStyle w:val="Compact"/>
+            </w:pPr>
+            <w:r>
+              <w:t xml:space="preserve">HXC-1306</w:t>
             </w:r>
           </w:p>
         </w:tc>
@@ -8385,20 +8385,20 @@
               <w:pStyle w:val="Compact"/>
             </w:pPr>
             <w:r>
-              <w:t xml:space="preserve">Implement pkg/inference LocalBackend wrapping internal/llm manager</w:t>
-            </w:r>
-          </w:p>
-        </w:tc>
-      </w:tr>
-      <w:tr>
-        <w:tc>
-          <w:tcPr/>
-          <w:p>
-            <w:pPr>
-              <w:pStyle w:val="Compact"/>
-            </w:pPr>
-            <w:r>
-              <w:t xml:space="preserve">HXC-1305</w:t>
+              <w:t xml:space="preserve">Implement device discovery engine: NPU detection (Rockchip/NVIDIA DLA/Qualcomm/Apple)</w:t>
+            </w:r>
+          </w:p>
+        </w:tc>
+      </w:tr>
+      <w:tr>
+        <w:tc>
+          <w:tcPr/>
+          <w:p>
+            <w:pPr>
+              <w:pStyle w:val="Compact"/>
+            </w:pPr>
+            <w:r>
+              <w:t xml:space="preserve">HXC-1309</w:t>
             </w:r>
           </w:p>
         </w:tc>
@@ -8442,178 +8442,7 @@
               <w:pStyle w:val="Compact"/>
             </w:pPr>
             <w:r>
-              <w:t xml:space="preserve">Implement device discovery engine: GPU detection (Vulkan/CUDA/ROCm/Mali strategies)</w:t>
-            </w:r>
-          </w:p>
-        </w:tc>
-      </w:tr>
-      <w:tr>
-        <w:tc>
-          <w:tcPr/>
-          <w:p>
-            <w:pPr>
-              <w:pStyle w:val="Compact"/>
-            </w:pPr>
-            <w:r>
-              <w:t xml:space="preserve">HXC-1306</w:t>
-            </w:r>
-          </w:p>
-        </w:tc>
-        <w:tc>
-          <w:tcPr/>
-          <w:p>
-            <w:pPr>
-              <w:pStyle w:val="Compact"/>
-            </w:pPr>
-            <w:r>
-              <w:t xml:space="preserve">Feature</w:t>
-            </w:r>
-          </w:p>
-        </w:tc>
-        <w:tc>
-          <w:tcPr/>
-          <w:p>
-            <w:pPr>
-              <w:pStyle w:val="Compact"/>
-            </w:pPr>
-            <w:r>
-              <w:t xml:space="preserve">P1</w:t>
-            </w:r>
-          </w:p>
-        </w:tc>
-        <w:tc>
-          <w:tcPr/>
-          <w:p>
-            <w:pPr>
-              <w:pStyle w:val="Compact"/>
-            </w:pPr>
-            <w:r>
-              <w:t xml:space="preserve">Queued</w:t>
-            </w:r>
-          </w:p>
-        </w:tc>
-        <w:tc>
-          <w:tcPr/>
-          <w:p>
-            <w:pPr>
-              <w:pStyle w:val="Compact"/>
-            </w:pPr>
-            <w:r>
-              <w:t xml:space="preserve">Implement device discovery engine: NPU detection (Rockchip/NVIDIA DLA/Qualcomm/Apple)</w:t>
-            </w:r>
-          </w:p>
-        </w:tc>
-      </w:tr>
-      <w:tr>
-        <w:tc>
-          <w:tcPr/>
-          <w:p>
-            <w:pPr>
-              <w:pStyle w:val="Compact"/>
-            </w:pPr>
-            <w:r>
-              <w:t xml:space="preserve">HXC-1309</w:t>
-            </w:r>
-          </w:p>
-        </w:tc>
-        <w:tc>
-          <w:tcPr/>
-          <w:p>
-            <w:pPr>
-              <w:pStyle w:val="Compact"/>
-            </w:pPr>
-            <w:r>
-              <w:t xml:space="preserve">Feature</w:t>
-            </w:r>
-          </w:p>
-        </w:tc>
-        <w:tc>
-          <w:tcPr/>
-          <w:p>
-            <w:pPr>
-              <w:pStyle w:val="Compact"/>
-            </w:pPr>
-            <w:r>
-              <w:t xml:space="preserve">P1</w:t>
-            </w:r>
-          </w:p>
-        </w:tc>
-        <w:tc>
-          <w:tcPr/>
-          <w:p>
-            <w:pPr>
-              <w:pStyle w:val="Compact"/>
-            </w:pPr>
-            <w:r>
-              <w:t xml:space="preserve">Queued</w:t>
-            </w:r>
-          </w:p>
-        </w:tc>
-        <w:tc>
-          <w:tcPr/>
-          <w:p>
-            <w:pPr>
-              <w:pStyle w:val="Compact"/>
-            </w:pPr>
-            <w:r>
               <w:t xml:space="preserve">Implement capability manifest generation + control-plane negotiation</w:t>
-            </w:r>
-          </w:p>
-        </w:tc>
-      </w:tr>
-      <w:tr>
-        <w:tc>
-          <w:tcPr/>
-          <w:p>
-            <w:pPr>
-              <w:pStyle w:val="Compact"/>
-            </w:pPr>
-            <w:r>
-              <w:t xml:space="preserve">HXC-1311</w:t>
-            </w:r>
-          </w:p>
-        </w:tc>
-        <w:tc>
-          <w:tcPr/>
-          <w:p>
-            <w:pPr>
-              <w:pStyle w:val="Compact"/>
-            </w:pPr>
-            <w:r>
-              <w:t xml:space="preserve">Docs</w:t>
-            </w:r>
-          </w:p>
-        </w:tc>
-        <w:tc>
-          <w:tcPr/>
-          <w:p>
-            <w:pPr>
-              <w:pStyle w:val="Compact"/>
-            </w:pPr>
-            <w:r>
-              <w:t xml:space="preserve">P1</w:t>
-            </w:r>
-          </w:p>
-        </w:tc>
-        <w:tc>
-          <w:tcPr/>
-          <w:p>
-            <w:pPr>
-              <w:pStyle w:val="Compact"/>
-            </w:pPr>
-            <w:r>
-              <w:t xml:space="preserve">Queued</w:t>
-            </w:r>
-          </w:p>
-        </w:tc>
-        <w:tc>
-          <w:tcPr/>
-          <w:p>
-            <w:pPr>
-              <w:pStyle w:val="Compact"/>
-            </w:pPr>
-            <w:r>
-              <w:t xml:space="preserve">Author complete YAML tier definitions (T1-T15) with min_requirements and constraints</w:t>
             </w:r>
           </w:p>
         </w:tc>

--- a/docs/export/issues.docx
+++ b/docs/export/issues.docx
@@ -34,7 +34,7 @@
         <w:t xml:space="preserve"> </w:t>
       </w:r>
       <w:r>
-        <w:t xml:space="preserve">37</w:t>
+        <w:t xml:space="preserve">38</w:t>
       </w:r>
       <w:r>
         <w:t xml:space="preserve"> </w:t>
@@ -50,7 +50,7 @@
         <w:t xml:space="preserve"> </w:t>
       </w:r>
       <w:r>
-        <w:t xml:space="preserve">2026-06-02T00:16:14Z</w:t>
+        <w:t xml:space="preserve">2026-06-02T00:31:47Z</w:t>
       </w:r>
       <w:r>
         <w:t xml:space="preserve"> </w:t>
@@ -116,7 +116,7 @@
           <w:b/>
           <w:bCs/>
         </w:rPr>
-        <w:t xml:space="preserve">441</w:t>
+        <w:t xml:space="preserve">438</w:t>
       </w:r>
       <w:r>
         <w:t xml:space="preserve">. Canonical source:</w:t>
@@ -7338,13 +7338,13 @@
       </w:tr>
     </w:tbl>
     <w:bookmarkEnd w:id="13"/>
-    <w:bookmarkStart w:id="14" w:name="phase-5-41-active"/>
+    <w:bookmarkStart w:id="14" w:name="phase-5-38-active"/>
     <w:p>
       <w:pPr>
         <w:pStyle w:val="Heading2"/>
       </w:pPr>
       <w:r>
-        <w:t xml:space="preserve">Phase 5 (41 active)</w:t>
+        <w:t xml:space="preserve">Phase 5 (38 active)</w:t>
       </w:r>
     </w:p>
     <w:tbl>
@@ -7771,7 +7771,7 @@
               <w:pStyle w:val="Compact"/>
             </w:pPr>
             <w:r>
-              <w:t xml:space="preserve">HXC-1296</w:t>
+              <w:t xml:space="preserve">HXC-1297</w:t>
             </w:r>
           </w:p>
         </w:tc>
@@ -7815,20 +7815,20 @@
               <w:pStyle w:val="Compact"/>
             </w:pPr>
             <w:r>
-              <w:t xml:space="preserve">Implement device.Descriptor &lt;-&gt; pb.Node round-trip mapping helpers</w:t>
-            </w:r>
-          </w:p>
-        </w:tc>
-      </w:tr>
-      <w:tr>
-        <w:tc>
-          <w:tcPr/>
-          <w:p>
-            <w:pPr>
-              <w:pStyle w:val="Compact"/>
-            </w:pPr>
-            <w:r>
-              <w:t xml:space="preserve">HXC-1297</w:t>
+              <w:t xml:space="preserve">Implement pkg/scheduler tier-aware + power-aware Plugin (tier_power.go)</w:t>
+            </w:r>
+          </w:p>
+        </w:tc>
+      </w:tr>
+      <w:tr>
+        <w:tc>
+          <w:tcPr/>
+          <w:p>
+            <w:pPr>
+              <w:pStyle w:val="Compact"/>
+            </w:pPr>
+            <w:r>
+              <w:t xml:space="preserve">HXC-1299</w:t>
             </w:r>
           </w:p>
         </w:tc>
@@ -7872,20 +7872,20 @@
               <w:pStyle w:val="Compact"/>
             </w:pPr>
             <w:r>
-              <w:t xml:space="preserve">Implement pkg/scheduler tier-aware + power-aware Plugin (tier_power.go)</w:t>
-            </w:r>
-          </w:p>
-        </w:tc>
-      </w:tr>
-      <w:tr>
-        <w:tc>
-          <w:tcPr/>
-          <w:p>
-            <w:pPr>
-              <w:pStyle w:val="Compact"/>
-            </w:pPr>
-            <w:r>
-              <w:t xml:space="preserve">HXC-1298</w:t>
+              <w:t xml:space="preserve">Implement pkg/discovery 15-tier registry + SelectByTier(tier, minTrust)</w:t>
+            </w:r>
+          </w:p>
+        </w:tc>
+      </w:tr>
+      <w:tr>
+        <w:tc>
+          <w:tcPr/>
+          <w:p>
+            <w:pPr>
+              <w:pStyle w:val="Compact"/>
+            </w:pPr>
+            <w:r>
+              <w:t xml:space="preserve">HXC-1300</w:t>
             </w:r>
           </w:p>
         </w:tc>
@@ -7929,178 +7929,7 @@
               <w:pStyle w:val="Compact"/>
             </w:pPr>
             <w:r>
-              <w:t xml:space="preserve">Implement power-aware T9 HANDHELD scheduling policy (battery/thermal/gaming-active gating)</w:t>
-            </w:r>
-          </w:p>
-        </w:tc>
-      </w:tr>
-      <w:tr>
-        <w:tc>
-          <w:tcPr/>
-          <w:p>
-            <w:pPr>
-              <w:pStyle w:val="Compact"/>
-            </w:pPr>
-            <w:r>
-              <w:t xml:space="preserve">HXC-1299</w:t>
-            </w:r>
-          </w:p>
-        </w:tc>
-        <w:tc>
-          <w:tcPr/>
-          <w:p>
-            <w:pPr>
-              <w:pStyle w:val="Compact"/>
-            </w:pPr>
-            <w:r>
-              <w:t xml:space="preserve">Feature</w:t>
-            </w:r>
-          </w:p>
-        </w:tc>
-        <w:tc>
-          <w:tcPr/>
-          <w:p>
-            <w:pPr>
-              <w:pStyle w:val="Compact"/>
-            </w:pPr>
-            <w:r>
-              <w:t xml:space="preserve">P0</w:t>
-            </w:r>
-          </w:p>
-        </w:tc>
-        <w:tc>
-          <w:tcPr/>
-          <w:p>
-            <w:pPr>
-              <w:pStyle w:val="Compact"/>
-            </w:pPr>
-            <w:r>
-              <w:t xml:space="preserve">Queued</w:t>
-            </w:r>
-          </w:p>
-        </w:tc>
-        <w:tc>
-          <w:tcPr/>
-          <w:p>
-            <w:pPr>
-              <w:pStyle w:val="Compact"/>
-            </w:pPr>
-            <w:r>
-              <w:t xml:space="preserve">Implement pkg/discovery 15-tier registry + SelectByTier(tier, minTrust)</w:t>
-            </w:r>
-          </w:p>
-        </w:tc>
-      </w:tr>
-      <w:tr>
-        <w:tc>
-          <w:tcPr/>
-          <w:p>
-            <w:pPr>
-              <w:pStyle w:val="Compact"/>
-            </w:pPr>
-            <w:r>
-              <w:t xml:space="preserve">HXC-1300</w:t>
-            </w:r>
-          </w:p>
-        </w:tc>
-        <w:tc>
-          <w:tcPr/>
-          <w:p>
-            <w:pPr>
-              <w:pStyle w:val="Compact"/>
-            </w:pPr>
-            <w:r>
-              <w:t xml:space="preserve">Feature</w:t>
-            </w:r>
-          </w:p>
-        </w:tc>
-        <w:tc>
-          <w:tcPr/>
-          <w:p>
-            <w:pPr>
-              <w:pStyle w:val="Compact"/>
-            </w:pPr>
-            <w:r>
-              <w:t xml:space="preserve">P0</w:t>
-            </w:r>
-          </w:p>
-        </w:tc>
-        <w:tc>
-          <w:tcPr/>
-          <w:p>
-            <w:pPr>
-              <w:pStyle w:val="Compact"/>
-            </w:pPr>
-            <w:r>
-              <w:t xml:space="preserve">Queued</w:t>
-            </w:r>
-          </w:p>
-        </w:tc>
-        <w:tc>
-          <w:tcPr/>
-          <w:p>
-            <w:pPr>
-              <w:pStyle w:val="Compact"/>
-            </w:pPr>
-            <w:r>
               <w:t xml:space="preserve">Extend pkg/resources to probe NPU TOPS, FPGA logic elements, GPU TFLOPS, QPU</w:t>
-            </w:r>
-          </w:p>
-        </w:tc>
-      </w:tr>
-      <w:tr>
-        <w:tc>
-          <w:tcPr/>
-          <w:p>
-            <w:pPr>
-              <w:pStyle w:val="Compact"/>
-            </w:pPr>
-            <w:r>
-              <w:t xml:space="preserve">HXC-1310</w:t>
-            </w:r>
-          </w:p>
-        </w:tc>
-        <w:tc>
-          <w:tcPr/>
-          <w:p>
-            <w:pPr>
-              <w:pStyle w:val="Compact"/>
-            </w:pPr>
-            <w:r>
-              <w:t xml:space="preserve">Feature</w:t>
-            </w:r>
-          </w:p>
-        </w:tc>
-        <w:tc>
-          <w:tcPr/>
-          <w:p>
-            <w:pPr>
-              <w:pStyle w:val="Compact"/>
-            </w:pPr>
-            <w:r>
-              <w:t xml:space="preserve">P0</w:t>
-            </w:r>
-          </w:p>
-        </w:tc>
-        <w:tc>
-          <w:tcPr/>
-          <w:p>
-            <w:pPr>
-              <w:pStyle w:val="Compact"/>
-            </w:pPr>
-            <w:r>
-              <w:t xml:space="preserve">Queued</w:t>
-            </w:r>
-          </w:p>
-        </w:tc>
-        <w:tc>
-          <w:tcPr/>
-          <w:p>
-            <w:pPr>
-              <w:pStyle w:val="Compact"/>
-            </w:pPr>
-            <w:r>
-              <w:t xml:space="preserve">Implement per-tier security model enforcement (sandbox + data/network policy by trust level)</w:t>
             </w:r>
           </w:p>
         </w:tc>

--- a/docs/export/issues.docx
+++ b/docs/export/issues.docx
@@ -34,7 +34,7 @@
         <w:t xml:space="preserve"> </w:t>
       </w:r>
       <w:r>
-        <w:t xml:space="preserve">38</w:t>
+        <w:t xml:space="preserve">39</w:t>
       </w:r>
       <w:r>
         <w:t xml:space="preserve"> </w:t>
@@ -50,7 +50,7 @@
         <w:t xml:space="preserve"> </w:t>
       </w:r>
       <w:r>
-        <w:t xml:space="preserve">2026-06-02T00:31:47Z</w:t>
+        <w:t xml:space="preserve">2026-06-02T00:45:10Z</w:t>
       </w:r>
       <w:r>
         <w:t xml:space="preserve"> </w:t>
@@ -116,7 +116,7 @@
           <w:b/>
           <w:bCs/>
         </w:rPr>
-        <w:t xml:space="preserve">438</w:t>
+        <w:t xml:space="preserve">435</w:t>
       </w:r>
       <w:r>
         <w:t xml:space="preserve">. Canonical source:</w:t>
@@ -7338,13 +7338,13 @@
       </w:tr>
     </w:tbl>
     <w:bookmarkEnd w:id="13"/>
-    <w:bookmarkStart w:id="14" w:name="phase-5-38-active"/>
+    <w:bookmarkStart w:id="14" w:name="phase-5-35-active"/>
     <w:p>
       <w:pPr>
         <w:pStyle w:val="Heading2"/>
       </w:pPr>
       <w:r>
-        <w:t xml:space="preserve">Phase 5 (38 active)</w:t>
+        <w:t xml:space="preserve">Phase 5 (35 active)</w:t>
       </w:r>
     </w:p>
     <w:tbl>
@@ -7486,7 +7486,7 @@
               <w:pStyle w:val="Compact"/>
             </w:pPr>
             <w:r>
-              <w:t xml:space="preserve">HXC-1291</w:t>
+              <w:t xml:space="preserve">HXC-1292</w:t>
             </w:r>
           </w:p>
         </w:tc>
@@ -7530,20 +7530,20 @@
               <w:pStyle w:val="Compact"/>
             </w:pPr>
             <w:r>
-              <w:t xml:space="preserve">Implement device.Probe(ctx) arch/CPU/mem auto-detection with override labels</w:t>
-            </w:r>
-          </w:p>
-        </w:tc>
-      </w:tr>
-      <w:tr>
-        <w:tc>
-          <w:tcPr/>
-          <w:p>
-            <w:pPr>
-              <w:pStyle w:val="Compact"/>
-            </w:pPr>
-            <w:r>
-              <w:t xml:space="preserve">HXC-1292</w:t>
+              <w:t xml:space="preserve">Implement device.AssignTier decision tree per §50 taxonomy (riscv64-&gt;T10, x86+open-fw-&gt;T1, GPU+battery-&gt;T9)</w:t>
+            </w:r>
+          </w:p>
+        </w:tc>
+      </w:tr>
+      <w:tr>
+        <w:tc>
+          <w:tcPr/>
+          <w:p>
+            <w:pPr>
+              <w:pStyle w:val="Compact"/>
+            </w:pPr>
+            <w:r>
+              <w:t xml:space="preserve">HXC-1293</w:t>
             </w:r>
           </w:p>
         </w:tc>
@@ -7587,20 +7587,20 @@
               <w:pStyle w:val="Compact"/>
             </w:pPr>
             <w:r>
-              <w:t xml:space="preserve">Implement device.AssignTier decision tree per §50 taxonomy (riscv64-&gt;T10, x86+open-fw-&gt;T1, GPU+battery-&gt;T9)</w:t>
-            </w:r>
-          </w:p>
-        </w:tc>
-      </w:tr>
-      <w:tr>
-        <w:tc>
-          <w:tcPr/>
-          <w:p>
-            <w:pPr>
-              <w:pStyle w:val="Compact"/>
-            </w:pPr>
-            <w:r>
-              <w:t xml:space="preserve">HXC-1293</w:t>
+              <w:t xml:space="preserve">Extend api/v1/node.proto with tier, trust_level, compute_class, arch fields</w:t>
+            </w:r>
+          </w:p>
+        </w:tc>
+      </w:tr>
+      <w:tr>
+        <w:tc>
+          <w:tcPr/>
+          <w:p>
+            <w:pPr>
+              <w:pStyle w:val="Compact"/>
+            </w:pPr>
+            <w:r>
+              <w:t xml:space="preserve">HXC-1294</w:t>
             </w:r>
           </w:p>
         </w:tc>
@@ -7644,20 +7644,20 @@
               <w:pStyle w:val="Compact"/>
             </w:pPr>
             <w:r>
-              <w:t xml:space="preserve">Extend api/v1/node.proto with tier, trust_level, compute_class, arch fields</w:t>
-            </w:r>
-          </w:p>
-        </w:tc>
-      </w:tr>
-      <w:tr>
-        <w:tc>
-          <w:tcPr/>
-          <w:p>
-            <w:pPr>
-              <w:pStyle w:val="Compact"/>
-            </w:pPr>
-            <w:r>
-              <w:t xml:space="preserve">HXC-1294</w:t>
+              <w:t xml:space="preserve">Create api/v1/resources.proto with npu_tops, fpga_logic_elements, tflops_gpu</w:t>
+            </w:r>
+          </w:p>
+        </w:tc>
+      </w:tr>
+      <w:tr>
+        <w:tc>
+          <w:tcPr/>
+          <w:p>
+            <w:pPr>
+              <w:pStyle w:val="Compact"/>
+            </w:pPr>
+            <w:r>
+              <w:t xml:space="preserve">HXC-1295</w:t>
             </w:r>
           </w:p>
         </w:tc>
@@ -7701,20 +7701,20 @@
               <w:pStyle w:val="Compact"/>
             </w:pPr>
             <w:r>
-              <w:t xml:space="preserve">Create api/v1/resources.proto with npu_tops, fpga_logic_elements, tflops_gpu</w:t>
-            </w:r>
-          </w:p>
-        </w:tc>
-      </w:tr>
-      <w:tr>
-        <w:tc>
-          <w:tcPr/>
-          <w:p>
-            <w:pPr>
-              <w:pStyle w:val="Compact"/>
-            </w:pPr>
-            <w:r>
-              <w:t xml:space="preserve">HXC-1295</w:t>
+              <w:t xml:space="preserve">Extend api/v1/scheduler.proto with tier constraints and power_budget</w:t>
+            </w:r>
+          </w:p>
+        </w:tc>
+      </w:tr>
+      <w:tr>
+        <w:tc>
+          <w:tcPr/>
+          <w:p>
+            <w:pPr>
+              <w:pStyle w:val="Compact"/>
+            </w:pPr>
+            <w:r>
+              <w:t xml:space="preserve">HXC-1297</w:t>
             </w:r>
           </w:p>
         </w:tc>
@@ -7758,20 +7758,20 @@
               <w:pStyle w:val="Compact"/>
             </w:pPr>
             <w:r>
-              <w:t xml:space="preserve">Extend api/v1/scheduler.proto with tier constraints and power_budget</w:t>
-            </w:r>
-          </w:p>
-        </w:tc>
-      </w:tr>
-      <w:tr>
-        <w:tc>
-          <w:tcPr/>
-          <w:p>
-            <w:pPr>
-              <w:pStyle w:val="Compact"/>
-            </w:pPr>
-            <w:r>
-              <w:t xml:space="preserve">HXC-1297</w:t>
+              <w:t xml:space="preserve">Implement pkg/scheduler tier-aware + power-aware Plugin (tier_power.go)</w:t>
+            </w:r>
+          </w:p>
+        </w:tc>
+      </w:tr>
+      <w:tr>
+        <w:tc>
+          <w:tcPr/>
+          <w:p>
+            <w:pPr>
+              <w:pStyle w:val="Compact"/>
+            </w:pPr>
+            <w:r>
+              <w:t xml:space="preserve">HXC-1300</w:t>
             </w:r>
           </w:p>
         </w:tc>
@@ -7815,20 +7815,20 @@
               <w:pStyle w:val="Compact"/>
             </w:pPr>
             <w:r>
-              <w:t xml:space="preserve">Implement pkg/scheduler tier-aware + power-aware Plugin (tier_power.go)</w:t>
-            </w:r>
-          </w:p>
-        </w:tc>
-      </w:tr>
-      <w:tr>
-        <w:tc>
-          <w:tcPr/>
-          <w:p>
-            <w:pPr>
-              <w:pStyle w:val="Compact"/>
-            </w:pPr>
-            <w:r>
-              <w:t xml:space="preserve">HXC-1299</w:t>
+              <w:t xml:space="preserve">Extend pkg/resources to probe NPU TOPS, FPGA logic elements, GPU TFLOPS, QPU</w:t>
+            </w:r>
+          </w:p>
+        </w:tc>
+      </w:tr>
+      <w:tr>
+        <w:tc>
+          <w:tcPr/>
+          <w:p>
+            <w:pPr>
+              <w:pStyle w:val="Compact"/>
+            </w:pPr>
+            <w:r>
+              <w:t xml:space="preserve">HXC-1314</w:t>
             </w:r>
           </w:p>
         </w:tc>
@@ -7872,178 +7872,7 @@
               <w:pStyle w:val="Compact"/>
             </w:pPr>
             <w:r>
-              <w:t xml:space="preserve">Implement pkg/discovery 15-tier registry + SelectByTier(tier, minTrust)</w:t>
-            </w:r>
-          </w:p>
-        </w:tc>
-      </w:tr>
-      <w:tr>
-        <w:tc>
-          <w:tcPr/>
-          <w:p>
-            <w:pPr>
-              <w:pStyle w:val="Compact"/>
-            </w:pPr>
-            <w:r>
-              <w:t xml:space="preserve">HXC-1300</w:t>
-            </w:r>
-          </w:p>
-        </w:tc>
-        <w:tc>
-          <w:tcPr/>
-          <w:p>
-            <w:pPr>
-              <w:pStyle w:val="Compact"/>
-            </w:pPr>
-            <w:r>
-              <w:t xml:space="preserve">Feature</w:t>
-            </w:r>
-          </w:p>
-        </w:tc>
-        <w:tc>
-          <w:tcPr/>
-          <w:p>
-            <w:pPr>
-              <w:pStyle w:val="Compact"/>
-            </w:pPr>
-            <w:r>
-              <w:t xml:space="preserve">P0</w:t>
-            </w:r>
-          </w:p>
-        </w:tc>
-        <w:tc>
-          <w:tcPr/>
-          <w:p>
-            <w:pPr>
-              <w:pStyle w:val="Compact"/>
-            </w:pPr>
-            <w:r>
-              <w:t xml:space="preserve">Queued</w:t>
-            </w:r>
-          </w:p>
-        </w:tc>
-        <w:tc>
-          <w:tcPr/>
-          <w:p>
-            <w:pPr>
-              <w:pStyle w:val="Compact"/>
-            </w:pPr>
-            <w:r>
-              <w:t xml:space="preserve">Extend pkg/resources to probe NPU TOPS, FPGA logic elements, GPU TFLOPS, QPU</w:t>
-            </w:r>
-          </w:p>
-        </w:tc>
-      </w:tr>
-      <w:tr>
-        <w:tc>
-          <w:tcPr/>
-          <w:p>
-            <w:pPr>
-              <w:pStyle w:val="Compact"/>
-            </w:pPr>
-            <w:r>
-              <w:t xml:space="preserve">HXC-1314</w:t>
-            </w:r>
-          </w:p>
-        </w:tc>
-        <w:tc>
-          <w:tcPr/>
-          <w:p>
-            <w:pPr>
-              <w:pStyle w:val="Compact"/>
-            </w:pPr>
-            <w:r>
-              <w:t xml:space="preserve">Feature</w:t>
-            </w:r>
-          </w:p>
-        </w:tc>
-        <w:tc>
-          <w:tcPr/>
-          <w:p>
-            <w:pPr>
-              <w:pStyle w:val="Compact"/>
-            </w:pPr>
-            <w:r>
-              <w:t xml:space="preserve">P0</w:t>
-            </w:r>
-          </w:p>
-        </w:tc>
-        <w:tc>
-          <w:tcPr/>
-          <w:p>
-            <w:pPr>
-              <w:pStyle w:val="Compact"/>
-            </w:pPr>
-            <w:r>
-              <w:t xml:space="preserve">Queued</w:t>
-            </w:r>
-          </w:p>
-        </w:tc>
-        <w:tc>
-          <w:tcPr/>
-          <w:p>
-            <w:pPr>
-              <w:pStyle w:val="Compact"/>
-            </w:pPr>
-            <w:r>
               <w:t xml:space="preserve">Implement pkg/handheld Steam Deck agent (Vulkan compute, battery, thermal) (DEFERRED hw)</w:t>
-            </w:r>
-          </w:p>
-        </w:tc>
-      </w:tr>
-      <w:tr>
-        <w:tc>
-          <w:tcPr/>
-          <w:p>
-            <w:pPr>
-              <w:pStyle w:val="Compact"/>
-            </w:pPr>
-            <w:r>
-              <w:t xml:space="preserve">HXC-1302</w:t>
-            </w:r>
-          </w:p>
-        </w:tc>
-        <w:tc>
-          <w:tcPr/>
-          <w:p>
-            <w:pPr>
-              <w:pStyle w:val="Compact"/>
-            </w:pPr>
-            <w:r>
-              <w:t xml:space="preserve">Feature</w:t>
-            </w:r>
-          </w:p>
-        </w:tc>
-        <w:tc>
-          <w:tcPr/>
-          <w:p>
-            <w:pPr>
-              <w:pStyle w:val="Compact"/>
-            </w:pPr>
-            <w:r>
-              <w:t xml:space="preserve">P1</w:t>
-            </w:r>
-          </w:p>
-        </w:tc>
-        <w:tc>
-          <w:tcPr/>
-          <w:p>
-            <w:pPr>
-              <w:pStyle w:val="Compact"/>
-            </w:pPr>
-            <w:r>
-              <w:t xml:space="preserve">Queued</w:t>
-            </w:r>
-          </w:p>
-        </w:tc>
-        <w:tc>
-          <w:tcPr/>
-          <w:p>
-            <w:pPr>
-              <w:pStyle w:val="Compact"/>
-            </w:pPr>
-            <w:r>
-              <w:t xml:space="preserve">Extend pkg/wireguard with preemption-safe teardown / spot-drain hook</w:t>
             </w:r>
           </w:p>
         </w:tc>

--- a/docs/export/issues.docx
+++ b/docs/export/issues.docx
@@ -34,7 +34,7 @@
         <w:t xml:space="preserve"> </w:t>
       </w:r>
       <w:r>
-        <w:t xml:space="preserve">39</w:t>
+        <w:t xml:space="preserve">40</w:t>
       </w:r>
       <w:r>
         <w:t xml:space="preserve"> </w:t>
@@ -50,7 +50,7 @@
         <w:t xml:space="preserve"> </w:t>
       </w:r>
       <w:r>
-        <w:t xml:space="preserve">2026-06-02T00:45:10Z</w:t>
+        <w:t xml:space="preserve">2026-06-02T01:00:01Z</w:t>
       </w:r>
       <w:r>
         <w:t xml:space="preserve"> </w:t>
@@ -116,7 +116,7 @@
           <w:b/>
           <w:bCs/>
         </w:rPr>
-        <w:t xml:space="preserve">435</w:t>
+        <w:t xml:space="preserve">432</w:t>
       </w:r>
       <w:r>
         <w:t xml:space="preserve">. Canonical source:</w:t>
@@ -7338,13 +7338,13 @@
       </w:tr>
     </w:tbl>
     <w:bookmarkEnd w:id="13"/>
-    <w:bookmarkStart w:id="14" w:name="phase-5-35-active"/>
+    <w:bookmarkStart w:id="14" w:name="phase-5-32-active"/>
     <w:p>
       <w:pPr>
         <w:pStyle w:val="Heading2"/>
       </w:pPr>
       <w:r>
-        <w:t xml:space="preserve">Phase 5 (35 active)</w:t>
+        <w:t xml:space="preserve">Phase 5 (32 active)</w:t>
       </w:r>
     </w:p>
     <w:tbl>
@@ -7429,7 +7429,7 @@
               <w:pStyle w:val="Compact"/>
             </w:pPr>
             <w:r>
-              <w:t xml:space="preserve">HXC-1290</w:t>
+              <w:t xml:space="preserve">HXC-1293</w:t>
             </w:r>
           </w:p>
         </w:tc>
@@ -7473,20 +7473,20 @@
               <w:pStyle w:val="Compact"/>
             </w:pPr>
             <w:r>
-              <w:t xml:space="preserve">Implement pkg/device universal capability Descriptor with 15-tier + trust enums</w:t>
-            </w:r>
-          </w:p>
-        </w:tc>
-      </w:tr>
-      <w:tr>
-        <w:tc>
-          <w:tcPr/>
-          <w:p>
-            <w:pPr>
-              <w:pStyle w:val="Compact"/>
-            </w:pPr>
-            <w:r>
-              <w:t xml:space="preserve">HXC-1292</w:t>
+              <w:t xml:space="preserve">Extend api/v1/node.proto with tier, trust_level, compute_class, arch fields</w:t>
+            </w:r>
+          </w:p>
+        </w:tc>
+      </w:tr>
+      <w:tr>
+        <w:tc>
+          <w:tcPr/>
+          <w:p>
+            <w:pPr>
+              <w:pStyle w:val="Compact"/>
+            </w:pPr>
+            <w:r>
+              <w:t xml:space="preserve">HXC-1294</w:t>
             </w:r>
           </w:p>
         </w:tc>
@@ -7530,20 +7530,20 @@
               <w:pStyle w:val="Compact"/>
             </w:pPr>
             <w:r>
-              <w:t xml:space="preserve">Implement device.AssignTier decision tree per §50 taxonomy (riscv64-&gt;T10, x86+open-fw-&gt;T1, GPU+battery-&gt;T9)</w:t>
-            </w:r>
-          </w:p>
-        </w:tc>
-      </w:tr>
-      <w:tr>
-        <w:tc>
-          <w:tcPr/>
-          <w:p>
-            <w:pPr>
-              <w:pStyle w:val="Compact"/>
-            </w:pPr>
-            <w:r>
-              <w:t xml:space="preserve">HXC-1293</w:t>
+              <w:t xml:space="preserve">Create api/v1/resources.proto with npu_tops, fpga_logic_elements, tflops_gpu</w:t>
+            </w:r>
+          </w:p>
+        </w:tc>
+      </w:tr>
+      <w:tr>
+        <w:tc>
+          <w:tcPr/>
+          <w:p>
+            <w:pPr>
+              <w:pStyle w:val="Compact"/>
+            </w:pPr>
+            <w:r>
+              <w:t xml:space="preserve">HXC-1295</w:t>
             </w:r>
           </w:p>
         </w:tc>
@@ -7587,178 +7587,7 @@
               <w:pStyle w:val="Compact"/>
             </w:pPr>
             <w:r>
-              <w:t xml:space="preserve">Extend api/v1/node.proto with tier, trust_level, compute_class, arch fields</w:t>
-            </w:r>
-          </w:p>
-        </w:tc>
-      </w:tr>
-      <w:tr>
-        <w:tc>
-          <w:tcPr/>
-          <w:p>
-            <w:pPr>
-              <w:pStyle w:val="Compact"/>
-            </w:pPr>
-            <w:r>
-              <w:t xml:space="preserve">HXC-1294</w:t>
-            </w:r>
-          </w:p>
-        </w:tc>
-        <w:tc>
-          <w:tcPr/>
-          <w:p>
-            <w:pPr>
-              <w:pStyle w:val="Compact"/>
-            </w:pPr>
-            <w:r>
-              <w:t xml:space="preserve">Feature</w:t>
-            </w:r>
-          </w:p>
-        </w:tc>
-        <w:tc>
-          <w:tcPr/>
-          <w:p>
-            <w:pPr>
-              <w:pStyle w:val="Compact"/>
-            </w:pPr>
-            <w:r>
-              <w:t xml:space="preserve">P0</w:t>
-            </w:r>
-          </w:p>
-        </w:tc>
-        <w:tc>
-          <w:tcPr/>
-          <w:p>
-            <w:pPr>
-              <w:pStyle w:val="Compact"/>
-            </w:pPr>
-            <w:r>
-              <w:t xml:space="preserve">Queued</w:t>
-            </w:r>
-          </w:p>
-        </w:tc>
-        <w:tc>
-          <w:tcPr/>
-          <w:p>
-            <w:pPr>
-              <w:pStyle w:val="Compact"/>
-            </w:pPr>
-            <w:r>
-              <w:t xml:space="preserve">Create api/v1/resources.proto with npu_tops, fpga_logic_elements, tflops_gpu</w:t>
-            </w:r>
-          </w:p>
-        </w:tc>
-      </w:tr>
-      <w:tr>
-        <w:tc>
-          <w:tcPr/>
-          <w:p>
-            <w:pPr>
-              <w:pStyle w:val="Compact"/>
-            </w:pPr>
-            <w:r>
-              <w:t xml:space="preserve">HXC-1295</w:t>
-            </w:r>
-          </w:p>
-        </w:tc>
-        <w:tc>
-          <w:tcPr/>
-          <w:p>
-            <w:pPr>
-              <w:pStyle w:val="Compact"/>
-            </w:pPr>
-            <w:r>
-              <w:t xml:space="preserve">Feature</w:t>
-            </w:r>
-          </w:p>
-        </w:tc>
-        <w:tc>
-          <w:tcPr/>
-          <w:p>
-            <w:pPr>
-              <w:pStyle w:val="Compact"/>
-            </w:pPr>
-            <w:r>
-              <w:t xml:space="preserve">P0</w:t>
-            </w:r>
-          </w:p>
-        </w:tc>
-        <w:tc>
-          <w:tcPr/>
-          <w:p>
-            <w:pPr>
-              <w:pStyle w:val="Compact"/>
-            </w:pPr>
-            <w:r>
-              <w:t xml:space="preserve">Queued</w:t>
-            </w:r>
-          </w:p>
-        </w:tc>
-        <w:tc>
-          <w:tcPr/>
-          <w:p>
-            <w:pPr>
-              <w:pStyle w:val="Compact"/>
-            </w:pPr>
-            <w:r>
               <w:t xml:space="preserve">Extend api/v1/scheduler.proto with tier constraints and power_budget</w:t>
-            </w:r>
-          </w:p>
-        </w:tc>
-      </w:tr>
-      <w:tr>
-        <w:tc>
-          <w:tcPr/>
-          <w:p>
-            <w:pPr>
-              <w:pStyle w:val="Compact"/>
-            </w:pPr>
-            <w:r>
-              <w:t xml:space="preserve">HXC-1297</w:t>
-            </w:r>
-          </w:p>
-        </w:tc>
-        <w:tc>
-          <w:tcPr/>
-          <w:p>
-            <w:pPr>
-              <w:pStyle w:val="Compact"/>
-            </w:pPr>
-            <w:r>
-              <w:t xml:space="preserve">Feature</w:t>
-            </w:r>
-          </w:p>
-        </w:tc>
-        <w:tc>
-          <w:tcPr/>
-          <w:p>
-            <w:pPr>
-              <w:pStyle w:val="Compact"/>
-            </w:pPr>
-            <w:r>
-              <w:t xml:space="preserve">P0</w:t>
-            </w:r>
-          </w:p>
-        </w:tc>
-        <w:tc>
-          <w:tcPr/>
-          <w:p>
-            <w:pPr>
-              <w:pStyle w:val="Compact"/>
-            </w:pPr>
-            <w:r>
-              <w:t xml:space="preserve">Queued</w:t>
-            </w:r>
-          </w:p>
-        </w:tc>
-        <w:tc>
-          <w:tcPr/>
-          <w:p>
-            <w:pPr>
-              <w:pStyle w:val="Compact"/>
-            </w:pPr>
-            <w:r>
-              <w:t xml:space="preserve">Implement pkg/scheduler tier-aware + power-aware Plugin (tier_power.go)</w:t>
             </w:r>
           </w:p>
         </w:tc>

--- a/docs/export/issues.docx
+++ b/docs/export/issues.docx
@@ -34,7 +34,7 @@
         <w:t xml:space="preserve"> </w:t>
       </w:r>
       <w:r>
-        <w:t xml:space="preserve">40</w:t>
+        <w:t xml:space="preserve">41</w:t>
       </w:r>
       <w:r>
         <w:t xml:space="preserve"> </w:t>
@@ -50,7 +50,7 @@
         <w:t xml:space="preserve"> </w:t>
       </w:r>
       <w:r>
-        <w:t xml:space="preserve">2026-06-02T01:00:01Z</w:t>
+        <w:t xml:space="preserve">2026-06-02T01:13:03Z</w:t>
       </w:r>
       <w:r>
         <w:t xml:space="preserve"> </w:t>
@@ -116,7 +116,7 @@
           <w:b/>
           <w:bCs/>
         </w:rPr>
-        <w:t xml:space="preserve">432</w:t>
+        <w:t xml:space="preserve">424</w:t>
       </w:r>
       <w:r>
         <w:t xml:space="preserve">. Canonical source:</w:t>
@@ -7338,13 +7338,13 @@
       </w:tr>
     </w:tbl>
     <w:bookmarkEnd w:id="13"/>
-    <w:bookmarkStart w:id="14" w:name="phase-5-32-active"/>
+    <w:bookmarkStart w:id="14" w:name="phase-5-31-active"/>
     <w:p>
       <w:pPr>
         <w:pStyle w:val="Heading2"/>
       </w:pPr>
       <w:r>
-        <w:t xml:space="preserve">Phase 5 (32 active)</w:t>
+        <w:t xml:space="preserve">Phase 5 (31 active)</w:t>
       </w:r>
     </w:p>
     <w:tbl>
@@ -7714,63 +7714,6 @@
               <w:pStyle w:val="Compact"/>
             </w:pPr>
             <w:r>
-              <w:t xml:space="preserve">HXC-1304</w:t>
-            </w:r>
-          </w:p>
-        </w:tc>
-        <w:tc>
-          <w:tcPr/>
-          <w:p>
-            <w:pPr>
-              <w:pStyle w:val="Compact"/>
-            </w:pPr>
-            <w:r>
-              <w:t xml:space="preserve">Feature</w:t>
-            </w:r>
-          </w:p>
-        </w:tc>
-        <w:tc>
-          <w:tcPr/>
-          <w:p>
-            <w:pPr>
-              <w:pStyle w:val="Compact"/>
-            </w:pPr>
-            <w:r>
-              <w:t xml:space="preserve">P1</w:t>
-            </w:r>
-          </w:p>
-        </w:tc>
-        <w:tc>
-          <w:tcPr/>
-          <w:p>
-            <w:pPr>
-              <w:pStyle w:val="Compact"/>
-            </w:pPr>
-            <w:r>
-              <w:t xml:space="preserve">Queued</w:t>
-            </w:r>
-          </w:p>
-        </w:tc>
-        <w:tc>
-          <w:tcPr/>
-          <w:p>
-            <w:pPr>
-              <w:pStyle w:val="Compact"/>
-            </w:pPr>
-            <w:r>
-              <w:t xml:space="preserve">Implement pkg/inference LocalBackend wrapping internal/llm manager</w:t>
-            </w:r>
-          </w:p>
-        </w:tc>
-      </w:tr>
-      <w:tr>
-        <w:tc>
-          <w:tcPr/>
-          <w:p>
-            <w:pPr>
-              <w:pStyle w:val="Compact"/>
-            </w:pPr>
-            <w:r>
               <w:t xml:space="preserve">HXC-1305</w:t>
             </w:r>
           </w:p>
@@ -9247,13 +9190,13 @@
       </w:tr>
     </w:tbl>
     <w:bookmarkEnd w:id="14"/>
-    <w:bookmarkStart w:id="15" w:name="phase-6-53-active"/>
+    <w:bookmarkStart w:id="15" w:name="phase-6-46-active"/>
     <w:p>
       <w:pPr>
         <w:pStyle w:val="Heading2"/>
       </w:pPr>
       <w:r>
-        <w:t xml:space="preserve">Phase 6 (53 active)</w:t>
+        <w:t xml:space="preserve">Phase 6 (46 active)</w:t>
       </w:r>
     </w:p>
     <w:tbl>
@@ -9338,7 +9281,7 @@
               <w:pStyle w:val="Compact"/>
             </w:pPr>
             <w:r>
-              <w:t xml:space="preserve">HXC-1334</w:t>
+              <w:t xml:space="preserve">HXC-1344</w:t>
             </w:r>
           </w:p>
         </w:tc>
@@ -9382,20 +9325,20 @@
               <w:pStyle w:val="Compact"/>
             </w:pPr>
             <w:r>
-              <w:t xml:space="preserve">Implement pkg/hlc Hybrid Logical Clock with drift clamp and total order</w:t>
-            </w:r>
-          </w:p>
-        </w:tc>
-      </w:tr>
-      <w:tr>
-        <w:tc>
-          <w:tcPr/>
-          <w:p>
-            <w:pPr>
-              <w:pStyle w:val="Compact"/>
-            </w:pPr>
-            <w:r>
-              <w:t xml:space="preserve">HXC-1335</w:t>
+              <w:t xml:space="preserve">Implement pkg/swim/hierarchical two-tier LAN+WAN delegate gossip</w:t>
+            </w:r>
+          </w:p>
+        </w:tc>
+      </w:tr>
+      <w:tr>
+        <w:tc>
+          <w:tcPr/>
+          <w:p>
+            <w:pPr>
+              <w:pStyle w:val="Compact"/>
+            </w:pPr>
+            <w:r>
+              <w:t xml:space="preserve">HXC-1348</w:t>
             </w:r>
           </w:p>
         </w:tc>
@@ -9439,20 +9382,20 @@
               <w:pStyle w:val="Compact"/>
             </w:pPr>
             <w:r>
-              <w:t xml:space="preserve">Implement pkg/crdt G-Counter with per-replica max-merge convergence</w:t>
-            </w:r>
-          </w:p>
-        </w:tc>
-      </w:tr>
-      <w:tr>
-        <w:tc>
-          <w:tcPr/>
-          <w:p>
-            <w:pPr>
-              <w:pStyle w:val="Compact"/>
-            </w:pPr>
-            <w:r>
-              <w:t xml:space="preserve">HXC-1336</w:t>
+              <w:t xml:space="preserve">Implement pkg/nattraversal STUN client and NAT-type classification</w:t>
+            </w:r>
+          </w:p>
+        </w:tc>
+      </w:tr>
+      <w:tr>
+        <w:tc>
+          <w:tcPr/>
+          <w:p>
+            <w:pPr>
+              <w:pStyle w:val="Compact"/>
+            </w:pPr>
+            <w:r>
+              <w:t xml:space="preserve">HXC-1349</w:t>
             </w:r>
           </w:p>
         </w:tc>
@@ -9496,20 +9439,20 @@
               <w:pStyle w:val="Compact"/>
             </w:pPr>
             <w:r>
-              <w:t xml:space="preserve">Implement pkg/crdt LWW-Register with HLC last-writer-wins tiebreak</w:t>
-            </w:r>
-          </w:p>
-        </w:tc>
-      </w:tr>
-      <w:tr>
-        <w:tc>
-          <w:tcPr/>
-          <w:p>
-            <w:pPr>
-              <w:pStyle w:val="Compact"/>
-            </w:pPr>
-            <w:r>
-              <w:t xml:space="preserve">HXC-1337</w:t>
+              <w:t xml:space="preserve">Implement ICE candidate gathering, prioritization and connectivity checks</w:t>
+            </w:r>
+          </w:p>
+        </w:tc>
+      </w:tr>
+      <w:tr>
+        <w:tc>
+          <w:tcPr/>
+          <w:p>
+            <w:pPr>
+              <w:pStyle w:val="Compact"/>
+            </w:pPr>
+            <w:r>
+              <w:t xml:space="preserve">HXC-1352</w:t>
             </w:r>
           </w:p>
         </w:tc>
@@ -9553,20 +9496,20 @@
               <w:pStyle w:val="Compact"/>
             </w:pPr>
             <w:r>
-              <w:t xml:space="preserve">Implement pkg/crdt OR-Set with unique-tag add/remove semantics</w:t>
-            </w:r>
-          </w:p>
-        </w:tc>
-      </w:tr>
-      <w:tr>
-        <w:tc>
-          <w:tcPr/>
-          <w:p>
-            <w:pPr>
-              <w:pStyle w:val="Compact"/>
-            </w:pPr>
-            <w:r>
-              <w:t xml:space="preserve">HXC-1340</w:t>
+              <w:t xml:space="preserve">Implement internal/cell WireGuard inter-cell mesh manager</w:t>
+            </w:r>
+          </w:p>
+        </w:tc>
+      </w:tr>
+      <w:tr>
+        <w:tc>
+          <w:tcPr/>
+          <w:p>
+            <w:pPr>
+              <w:pStyle w:val="Compact"/>
+            </w:pPr>
+            <w:r>
+              <w:t xml:space="preserve">HXC-1369</w:t>
             </w:r>
           </w:p>
         </w:tc>
@@ -9610,31 +9553,31 @@
               <w:pStyle w:val="Compact"/>
             </w:pPr>
             <w:r>
-              <w:t xml:space="preserve">Implement pkg/federation Cell model and lifecycle state machine</w:t>
-            </w:r>
-          </w:p>
-        </w:tc>
-      </w:tr>
-      <w:tr>
-        <w:tc>
-          <w:tcPr/>
-          <w:p>
-            <w:pPr>
-              <w:pStyle w:val="Compact"/>
-            </w:pPr>
-            <w:r>
-              <w:t xml:space="preserve">HXC-1341</w:t>
-            </w:r>
-          </w:p>
-        </w:tc>
-        <w:tc>
-          <w:tcPr/>
-          <w:p>
-            <w:pPr>
-              <w:pStyle w:val="Compact"/>
-            </w:pPr>
-            <w:r>
-              <w:t xml:space="preserve">Feature</w:t>
+              <w:t xml:space="preserve">Implement cmd/helix-federation binary and helixctl federation CLI</w:t>
+            </w:r>
+          </w:p>
+        </w:tc>
+      </w:tr>
+      <w:tr>
+        <w:tc>
+          <w:tcPr/>
+          <w:p>
+            <w:pPr>
+              <w:pStyle w:val="Compact"/>
+            </w:pPr>
+            <w:r>
+              <w:t xml:space="preserve">HXC-1384</w:t>
+            </w:r>
+          </w:p>
+        </w:tc>
+        <w:tc>
+          <w:tcPr/>
+          <w:p>
+            <w:pPr>
+              <w:pStyle w:val="Compact"/>
+            </w:pPr>
+            <w:r>
+              <w:t xml:space="preserve">Task</w:t>
             </w:r>
           </w:p>
         </w:tc>
@@ -9667,406 +9610,7 @@
               <w:pStyle w:val="Compact"/>
             </w:pPr>
             <w:r>
-              <w:t xml:space="preserve">Implement thread-safe Cell Registry with add/remove/list/snapshot</w:t>
-            </w:r>
-          </w:p>
-        </w:tc>
-      </w:tr>
-      <w:tr>
-        <w:tc>
-          <w:tcPr/>
-          <w:p>
-            <w:pPr>
-              <w:pStyle w:val="Compact"/>
-            </w:pPr>
-            <w:r>
-              <w:t xml:space="preserve">HXC-1344</w:t>
-            </w:r>
-          </w:p>
-        </w:tc>
-        <w:tc>
-          <w:tcPr/>
-          <w:p>
-            <w:pPr>
-              <w:pStyle w:val="Compact"/>
-            </w:pPr>
-            <w:r>
-              <w:t xml:space="preserve">Feature</w:t>
-            </w:r>
-          </w:p>
-        </w:tc>
-        <w:tc>
-          <w:tcPr/>
-          <w:p>
-            <w:pPr>
-              <w:pStyle w:val="Compact"/>
-            </w:pPr>
-            <w:r>
-              <w:t xml:space="preserve">P0</w:t>
-            </w:r>
-          </w:p>
-        </w:tc>
-        <w:tc>
-          <w:tcPr/>
-          <w:p>
-            <w:pPr>
-              <w:pStyle w:val="Compact"/>
-            </w:pPr>
-            <w:r>
-              <w:t xml:space="preserve">Queued</w:t>
-            </w:r>
-          </w:p>
-        </w:tc>
-        <w:tc>
-          <w:tcPr/>
-          <w:p>
-            <w:pPr>
-              <w:pStyle w:val="Compact"/>
-            </w:pPr>
-            <w:r>
-              <w:t xml:space="preserve">Implement pkg/swim/hierarchical two-tier LAN+WAN delegate gossip</w:t>
-            </w:r>
-          </w:p>
-        </w:tc>
-      </w:tr>
-      <w:tr>
-        <w:tc>
-          <w:tcPr/>
-          <w:p>
-            <w:pPr>
-              <w:pStyle w:val="Compact"/>
-            </w:pPr>
-            <w:r>
-              <w:t xml:space="preserve">HXC-1348</w:t>
-            </w:r>
-          </w:p>
-        </w:tc>
-        <w:tc>
-          <w:tcPr/>
-          <w:p>
-            <w:pPr>
-              <w:pStyle w:val="Compact"/>
-            </w:pPr>
-            <w:r>
-              <w:t xml:space="preserve">Feature</w:t>
-            </w:r>
-          </w:p>
-        </w:tc>
-        <w:tc>
-          <w:tcPr/>
-          <w:p>
-            <w:pPr>
-              <w:pStyle w:val="Compact"/>
-            </w:pPr>
-            <w:r>
-              <w:t xml:space="preserve">P0</w:t>
-            </w:r>
-          </w:p>
-        </w:tc>
-        <w:tc>
-          <w:tcPr/>
-          <w:p>
-            <w:pPr>
-              <w:pStyle w:val="Compact"/>
-            </w:pPr>
-            <w:r>
-              <w:t xml:space="preserve">Queued</w:t>
-            </w:r>
-          </w:p>
-        </w:tc>
-        <w:tc>
-          <w:tcPr/>
-          <w:p>
-            <w:pPr>
-              <w:pStyle w:val="Compact"/>
-            </w:pPr>
-            <w:r>
-              <w:t xml:space="preserve">Implement pkg/nattraversal STUN client and NAT-type classification</w:t>
-            </w:r>
-          </w:p>
-        </w:tc>
-      </w:tr>
-      <w:tr>
-        <w:tc>
-          <w:tcPr/>
-          <w:p>
-            <w:pPr>
-              <w:pStyle w:val="Compact"/>
-            </w:pPr>
-            <w:r>
-              <w:t xml:space="preserve">HXC-1349</w:t>
-            </w:r>
-          </w:p>
-        </w:tc>
-        <w:tc>
-          <w:tcPr/>
-          <w:p>
-            <w:pPr>
-              <w:pStyle w:val="Compact"/>
-            </w:pPr>
-            <w:r>
-              <w:t xml:space="preserve">Feature</w:t>
-            </w:r>
-          </w:p>
-        </w:tc>
-        <w:tc>
-          <w:tcPr/>
-          <w:p>
-            <w:pPr>
-              <w:pStyle w:val="Compact"/>
-            </w:pPr>
-            <w:r>
-              <w:t xml:space="preserve">P0</w:t>
-            </w:r>
-          </w:p>
-        </w:tc>
-        <w:tc>
-          <w:tcPr/>
-          <w:p>
-            <w:pPr>
-              <w:pStyle w:val="Compact"/>
-            </w:pPr>
-            <w:r>
-              <w:t xml:space="preserve">Queued</w:t>
-            </w:r>
-          </w:p>
-        </w:tc>
-        <w:tc>
-          <w:tcPr/>
-          <w:p>
-            <w:pPr>
-              <w:pStyle w:val="Compact"/>
-            </w:pPr>
-            <w:r>
-              <w:t xml:space="preserve">Implement ICE candidate gathering, prioritization and connectivity checks</w:t>
-            </w:r>
-          </w:p>
-        </w:tc>
-      </w:tr>
-      <w:tr>
-        <w:tc>
-          <w:tcPr/>
-          <w:p>
-            <w:pPr>
-              <w:pStyle w:val="Compact"/>
-            </w:pPr>
-            <w:r>
-              <w:t xml:space="preserve">HXC-1352</w:t>
-            </w:r>
-          </w:p>
-        </w:tc>
-        <w:tc>
-          <w:tcPr/>
-          <w:p>
-            <w:pPr>
-              <w:pStyle w:val="Compact"/>
-            </w:pPr>
-            <w:r>
-              <w:t xml:space="preserve">Feature</w:t>
-            </w:r>
-          </w:p>
-        </w:tc>
-        <w:tc>
-          <w:tcPr/>
-          <w:p>
-            <w:pPr>
-              <w:pStyle w:val="Compact"/>
-            </w:pPr>
-            <w:r>
-              <w:t xml:space="preserve">P0</w:t>
-            </w:r>
-          </w:p>
-        </w:tc>
-        <w:tc>
-          <w:tcPr/>
-          <w:p>
-            <w:pPr>
-              <w:pStyle w:val="Compact"/>
-            </w:pPr>
-            <w:r>
-              <w:t xml:space="preserve">Queued</w:t>
-            </w:r>
-          </w:p>
-        </w:tc>
-        <w:tc>
-          <w:tcPr/>
-          <w:p>
-            <w:pPr>
-              <w:pStyle w:val="Compact"/>
-            </w:pPr>
-            <w:r>
-              <w:t xml:space="preserve">Implement internal/cell WireGuard inter-cell mesh manager</w:t>
-            </w:r>
-          </w:p>
-        </w:tc>
-      </w:tr>
-      <w:tr>
-        <w:tc>
-          <w:tcPr/>
-          <w:p>
-            <w:pPr>
-              <w:pStyle w:val="Compact"/>
-            </w:pPr>
-            <w:r>
-              <w:t xml:space="preserve">HXC-1369</w:t>
-            </w:r>
-          </w:p>
-        </w:tc>
-        <w:tc>
-          <w:tcPr/>
-          <w:p>
-            <w:pPr>
-              <w:pStyle w:val="Compact"/>
-            </w:pPr>
-            <w:r>
-              <w:t xml:space="preserve">Feature</w:t>
-            </w:r>
-          </w:p>
-        </w:tc>
-        <w:tc>
-          <w:tcPr/>
-          <w:p>
-            <w:pPr>
-              <w:pStyle w:val="Compact"/>
-            </w:pPr>
-            <w:r>
-              <w:t xml:space="preserve">P0</w:t>
-            </w:r>
-          </w:p>
-        </w:tc>
-        <w:tc>
-          <w:tcPr/>
-          <w:p>
-            <w:pPr>
-              <w:pStyle w:val="Compact"/>
-            </w:pPr>
-            <w:r>
-              <w:t xml:space="preserve">Queued</w:t>
-            </w:r>
-          </w:p>
-        </w:tc>
-        <w:tc>
-          <w:tcPr/>
-          <w:p>
-            <w:pPr>
-              <w:pStyle w:val="Compact"/>
-            </w:pPr>
-            <w:r>
-              <w:t xml:space="preserve">Implement cmd/helix-federation binary and helixctl federation CLI</w:t>
-            </w:r>
-          </w:p>
-        </w:tc>
-      </w:tr>
-      <w:tr>
-        <w:tc>
-          <w:tcPr/>
-          <w:p>
-            <w:pPr>
-              <w:pStyle w:val="Compact"/>
-            </w:pPr>
-            <w:r>
-              <w:t xml:space="preserve">HXC-1384</w:t>
-            </w:r>
-          </w:p>
-        </w:tc>
-        <w:tc>
-          <w:tcPr/>
-          <w:p>
-            <w:pPr>
-              <w:pStyle w:val="Compact"/>
-            </w:pPr>
-            <w:r>
-              <w:t xml:space="preserve">Task</w:t>
-            </w:r>
-          </w:p>
-        </w:tc>
-        <w:tc>
-          <w:tcPr/>
-          <w:p>
-            <w:pPr>
-              <w:pStyle w:val="Compact"/>
-            </w:pPr>
-            <w:r>
-              <w:t xml:space="preserve">P0</w:t>
-            </w:r>
-          </w:p>
-        </w:tc>
-        <w:tc>
-          <w:tcPr/>
-          <w:p>
-            <w:pPr>
-              <w:pStyle w:val="Compact"/>
-            </w:pPr>
-            <w:r>
-              <w:t xml:space="preserve">Queued</w:t>
-            </w:r>
-          </w:p>
-        </w:tc>
-        <w:tc>
-          <w:tcPr/>
-          <w:p>
-            <w:pPr>
-              <w:pStyle w:val="Compact"/>
-            </w:pPr>
-            <w:r>
               <w:t xml:space="preserve">Establish multi-cell integration testbed for CLAUDE-1 usability gate</w:t>
-            </w:r>
-          </w:p>
-        </w:tc>
-      </w:tr>
-      <w:tr>
-        <w:tc>
-          <w:tcPr/>
-          <w:p>
-            <w:pPr>
-              <w:pStyle w:val="Compact"/>
-            </w:pPr>
-            <w:r>
-              <w:t xml:space="preserve">HXC-1338</w:t>
-            </w:r>
-          </w:p>
-        </w:tc>
-        <w:tc>
-          <w:tcPr/>
-          <w:p>
-            <w:pPr>
-              <w:pStyle w:val="Compact"/>
-            </w:pPr>
-            <w:r>
-              <w:t xml:space="preserve">Feature</w:t>
-            </w:r>
-          </w:p>
-        </w:tc>
-        <w:tc>
-          <w:tcPr/>
-          <w:p>
-            <w:pPr>
-              <w:pStyle w:val="Compact"/>
-            </w:pPr>
-            <w:r>
-              <w:t xml:space="preserve">P1</w:t>
-            </w:r>
-          </w:p>
-        </w:tc>
-        <w:tc>
-          <w:tcPr/>
-          <w:p>
-            <w:pPr>
-              <w:pStyle w:val="Compact"/>
-            </w:pPr>
-            <w:r>
-              <w:t xml:space="preserve">Queued</w:t>
-            </w:r>
-          </w:p>
-        </w:tc>
-        <w:tc>
-          <w:tcPr/>
-          <w:p>
-            <w:pPr>
-              <w:pStyle w:val="Compact"/>
-            </w:pPr>
-            <w:r>
-              <w:t xml:space="preserve">Implement pkg/crdt/merkle anti-entropy tree with divergent-key Diff</w:t>
             </w:r>
           </w:p>
         </w:tc>

--- a/docs/export/issues.docx
+++ b/docs/export/issues.docx
@@ -34,7 +34,7 @@
         <w:t xml:space="preserve"> </w:t>
       </w:r>
       <w:r>
-        <w:t xml:space="preserve">41</w:t>
+        <w:t xml:space="preserve">42</w:t>
       </w:r>
       <w:r>
         <w:t xml:space="preserve"> </w:t>
@@ -50,7 +50,7 @@
         <w:t xml:space="preserve"> </w:t>
       </w:r>
       <w:r>
-        <w:t xml:space="preserve">2026-06-02T01:13:03Z</w:t>
+        <w:t xml:space="preserve">2026-06-02T01:25:59Z</w:t>
       </w:r>
       <w:r>
         <w:t xml:space="preserve"> </w:t>
@@ -116,7 +116,7 @@
           <w:b/>
           <w:bCs/>
         </w:rPr>
-        <w:t xml:space="preserve">424</w:t>
+        <w:t xml:space="preserve">421</w:t>
       </w:r>
       <w:r>
         <w:t xml:space="preserve">. Canonical source:</w:t>
@@ -9190,13 +9190,13 @@
       </w:tr>
     </w:tbl>
     <w:bookmarkEnd w:id="14"/>
-    <w:bookmarkStart w:id="15" w:name="phase-6-46-active"/>
+    <w:bookmarkStart w:id="15" w:name="phase-6-43-active"/>
     <w:p>
       <w:pPr>
         <w:pStyle w:val="Heading2"/>
       </w:pPr>
       <w:r>
-        <w:t xml:space="preserve">Phase 6 (46 active)</w:t>
+        <w:t xml:space="preserve">Phase 6 (43 active)</w:t>
       </w:r>
     </w:p>
     <w:tbl>
@@ -9623,7 +9623,7 @@
               <w:pStyle w:val="Compact"/>
             </w:pPr>
             <w:r>
-              <w:t xml:space="preserve">HXC-1339</w:t>
+              <w:t xml:space="preserve">HXC-1342</w:t>
             </w:r>
           </w:p>
         </w:tc>
@@ -9667,20 +9667,20 @@
               <w:pStyle w:val="Compact"/>
             </w:pPr>
             <w:r>
-              <w:t xml:space="preserve">Implement Vector Clock causality type for Tier-2 operational state</w:t>
-            </w:r>
-          </w:p>
-        </w:tc>
-      </w:tr>
-      <w:tr>
-        <w:tc>
-          <w:tcPr/>
-          <w:p>
-            <w:pPr>
-              <w:pStyle w:val="Compact"/>
-            </w:pPr>
-            <w:r>
-              <w:t xml:space="preserve">HXC-1342</w:t>
+              <w:t xml:space="preserve">Implement pkg/federation federated API aggregation with partial failure</w:t>
+            </w:r>
+          </w:p>
+        </w:tc>
+      </w:tr>
+      <w:tr>
+        <w:tc>
+          <w:tcPr/>
+          <w:p>
+            <w:pPr>
+              <w:pStyle w:val="Compact"/>
+            </w:pPr>
+            <w:r>
+              <w:t xml:space="preserve">HXC-1345</w:t>
             </w:r>
           </w:p>
         </w:tc>
@@ -9724,20 +9724,20 @@
               <w:pStyle w:val="Compact"/>
             </w:pPr>
             <w:r>
-              <w:t xml:space="preserve">Implement pkg/federation federated API aggregation with partial failure</w:t>
-            </w:r>
-          </w:p>
-        </w:tc>
-      </w:tr>
-      <w:tr>
-        <w:tc>
-          <w:tcPr/>
-          <w:p>
-            <w:pPr>
-              <w:pStyle w:val="Compact"/>
-            </w:pPr>
-            <w:r>
-              <w:t xml:space="preserve">HXC-1343</w:t>
+              <w:t xml:space="preserve">Implement gateway-relayed cross-cell suspicion propagation</w:t>
+            </w:r>
+          </w:p>
+        </w:tc>
+      </w:tr>
+      <w:tr>
+        <w:tc>
+          <w:tcPr/>
+          <w:p>
+            <w:pPr>
+              <w:pStyle w:val="Compact"/>
+            </w:pPr>
+            <w:r>
+              <w:t xml:space="preserve">HXC-1346</w:t>
             </w:r>
           </w:p>
         </w:tc>
@@ -9781,20 +9781,20 @@
               <w:pStyle w:val="Compact"/>
             </w:pPr>
             <w:r>
-              <w:t xml:space="preserve">Implement Phi-accrual failure detector in pkg/swim</w:t>
-            </w:r>
-          </w:p>
-        </w:tc>
-      </w:tr>
-      <w:tr>
-        <w:tc>
-          <w:tcPr/>
-          <w:p>
-            <w:pPr>
-              <w:pStyle w:val="Compact"/>
-            </w:pPr>
-            <w:r>
-              <w:t xml:space="preserve">HXC-1345</w:t>
+              <w:t xml:space="preserve">Implement bootstrap/rendezvous strategies (static, DNS-SRV, DHT, cloud, mDNS)</w:t>
+            </w:r>
+          </w:p>
+        </w:tc>
+      </w:tr>
+      <w:tr>
+        <w:tc>
+          <w:tcPr/>
+          <w:p>
+            <w:pPr>
+              <w:pStyle w:val="Compact"/>
+            </w:pPr>
+            <w:r>
+              <w:t xml:space="preserve">HXC-1347</w:t>
             </w:r>
           </w:p>
         </w:tc>
@@ -9838,20 +9838,20 @@
               <w:pStyle w:val="Compact"/>
             </w:pPr>
             <w:r>
-              <w:t xml:space="preserve">Implement gateway-relayed cross-cell suspicion propagation</w:t>
-            </w:r>
-          </w:p>
-        </w:tc>
-      </w:tr>
-      <w:tr>
-        <w:tc>
-          <w:tcPr/>
-          <w:p>
-            <w:pPr>
-              <w:pStyle w:val="Compact"/>
-            </w:pPr>
-            <w:r>
-              <w:t xml:space="preserve">HXC-1346</w:t>
+              <w:t xml:space="preserve">Implement mDNS/DNS-SD local cell discovery advertiser and browser</w:t>
+            </w:r>
+          </w:p>
+        </w:tc>
+      </w:tr>
+      <w:tr>
+        <w:tc>
+          <w:tcPr/>
+          <w:p>
+            <w:pPr>
+              <w:pStyle w:val="Compact"/>
+            </w:pPr>
+            <w:r>
+              <w:t xml:space="preserve">HXC-1350</w:t>
             </w:r>
           </w:p>
         </w:tc>
@@ -9895,20 +9895,20 @@
               <w:pStyle w:val="Compact"/>
             </w:pPr>
             <w:r>
-              <w:t xml:space="preserve">Implement bootstrap/rendezvous strategies (static, DNS-SRV, DHT, cloud, mDNS)</w:t>
-            </w:r>
-          </w:p>
-        </w:tc>
-      </w:tr>
-      <w:tr>
-        <w:tc>
-          <w:tcPr/>
-          <w:p>
-            <w:pPr>
-              <w:pStyle w:val="Compact"/>
-            </w:pPr>
-            <w:r>
-              <w:t xml:space="preserve">HXC-1347</w:t>
+              <w:t xml:space="preserve">Implement TURN relay allocation and fallback chain</w:t>
+            </w:r>
+          </w:p>
+        </w:tc>
+      </w:tr>
+      <w:tr>
+        <w:tc>
+          <w:tcPr/>
+          <w:p>
+            <w:pPr>
+              <w:pStyle w:val="Compact"/>
+            </w:pPr>
+            <w:r>
+              <w:t xml:space="preserve">HXC-1351</w:t>
             </w:r>
           </w:p>
         </w:tc>
@@ -9952,20 +9952,20 @@
               <w:pStyle w:val="Compact"/>
             </w:pPr>
             <w:r>
-              <w:t xml:space="preserve">Implement mDNS/DNS-SD local cell discovery advertiser and browser</w:t>
-            </w:r>
-          </w:p>
-        </w:tc>
-      </w:tr>
-      <w:tr>
-        <w:tc>
-          <w:tcPr/>
-          <w:p>
-            <w:pPr>
-              <w:pStyle w:val="Compact"/>
-            </w:pPr>
-            <w:r>
-              <w:t xml:space="preserve">HXC-1350</w:t>
+              <w:t xml:space="preserve">Implement QUIC fallback transport with 0-RTT and connection migration</w:t>
+            </w:r>
+          </w:p>
+        </w:tc>
+      </w:tr>
+      <w:tr>
+        <w:tc>
+          <w:tcPr/>
+          <w:p>
+            <w:pPr>
+              <w:pStyle w:val="Compact"/>
+            </w:pPr>
+            <w:r>
+              <w:t xml:space="preserve">HXC-1353</w:t>
             </w:r>
           </w:p>
         </w:tc>
@@ -10009,20 +10009,20 @@
               <w:pStyle w:val="Compact"/>
             </w:pPr>
             <w:r>
-              <w:t xml:space="preserve">Implement TURN relay allocation and fallback chain</w:t>
-            </w:r>
-          </w:p>
-        </w:tc>
-      </w:tr>
-      <w:tr>
-        <w:tc>
-          <w:tcPr/>
-          <w:p>
-            <w:pPr>
-              <w:pStyle w:val="Compact"/>
-            </w:pPr>
-            <w:r>
-              <w:t xml:space="preserve">HXC-1351</w:t>
+              <w:t xml:space="preserve">Implement WireGuard zero-downtime key rotation with overlap window</w:t>
+            </w:r>
+          </w:p>
+        </w:tc>
+      </w:tr>
+      <w:tr>
+        <w:tc>
+          <w:tcPr/>
+          <w:p>
+            <w:pPr>
+              <w:pStyle w:val="Compact"/>
+            </w:pPr>
+            <w:r>
+              <w:t xml:space="preserve">HXC-1357</w:t>
             </w:r>
           </w:p>
         </w:tc>
@@ -10066,20 +10066,20 @@
               <w:pStyle w:val="Compact"/>
             </w:pPr>
             <w:r>
-              <w:t xml:space="preserve">Implement QUIC fallback transport with 0-RTT and connection migration</w:t>
-            </w:r>
-          </w:p>
-        </w:tc>
-      </w:tr>
-      <w:tr>
-        <w:tc>
-          <w:tcPr/>
-          <w:p>
-            <w:pPr>
-              <w:pStyle w:val="Compact"/>
-            </w:pPr>
-            <w:r>
-              <w:t xml:space="preserve">HXC-1353</w:t>
+              <w:t xml:space="preserve">Implement pkg/spiffe/federation trust-bundle exchange across cells</w:t>
+            </w:r>
+          </w:p>
+        </w:tc>
+      </w:tr>
+      <w:tr>
+        <w:tc>
+          <w:tcPr/>
+          <w:p>
+            <w:pPr>
+              <w:pStyle w:val="Compact"/>
+            </w:pPr>
+            <w:r>
+              <w:t xml:space="preserve">HXC-1361</w:t>
             </w:r>
           </w:p>
         </w:tc>
@@ -10123,20 +10123,20 @@
               <w:pStyle w:val="Compact"/>
             </w:pPr>
             <w:r>
-              <w:t xml:space="preserve">Implement WireGuard zero-downtime key rotation with overlap window</w:t>
-            </w:r>
-          </w:p>
-        </w:tc>
-      </w:tr>
-      <w:tr>
-        <w:tc>
-          <w:tcPr/>
-          <w:p>
-            <w:pPr>
-              <w:pStyle w:val="Compact"/>
-            </w:pPr>
-            <w:r>
-              <w:t xml:space="preserve">HXC-1357</w:t>
+              <w:t xml:space="preserve">Implement double-encryption (WireGuard L3 + mTLS L7) data path</w:t>
+            </w:r>
+          </w:p>
+        </w:tc>
+      </w:tr>
+      <w:tr>
+        <w:tc>
+          <w:tcPr/>
+          <w:p>
+            <w:pPr>
+              <w:pStyle w:val="Compact"/>
+            </w:pPr>
+            <w:r>
+              <w:t xml:space="preserve">HXC-1362</w:t>
             </w:r>
           </w:p>
         </w:tc>
@@ -10180,20 +10180,20 @@
               <w:pStyle w:val="Compact"/>
             </w:pPr>
             <w:r>
-              <w:t xml:space="preserve">Implement pkg/spiffe/federation trust-bundle exchange across cells</w:t>
-            </w:r>
-          </w:p>
-        </w:tc>
-      </w:tr>
-      <w:tr>
-        <w:tc>
-          <w:tcPr/>
-          <w:p>
-            <w:pPr>
-              <w:pStyle w:val="Compact"/>
-            </w:pPr>
-            <w:r>
-              <w:t xml:space="preserve">HXC-1361</w:t>
+              <w:t xml:space="preserve">Implement pkg/cilium Cluster Mesh client and global-service propagation</w:t>
+            </w:r>
+          </w:p>
+        </w:tc>
+      </w:tr>
+      <w:tr>
+        <w:tc>
+          <w:tcPr/>
+          <w:p>
+            <w:pPr>
+              <w:pStyle w:val="Compact"/>
+            </w:pPr>
+            <w:r>
+              <w:t xml:space="preserve">HXC-1363</w:t>
             </w:r>
           </w:p>
         </w:tc>
@@ -10237,20 +10237,20 @@
               <w:pStyle w:val="Compact"/>
             </w:pPr>
             <w:r>
-              <w:t xml:space="preserve">Implement double-encryption (WireGuard L3 + mTLS L7) data path</w:t>
-            </w:r>
-          </w:p>
-        </w:tc>
-      </w:tr>
-      <w:tr>
-        <w:tc>
-          <w:tcPr/>
-          <w:p>
-            <w:pPr>
-              <w:pStyle w:val="Compact"/>
-            </w:pPr>
-            <w:r>
-              <w:t xml:space="preserve">HXC-1362</w:t>
+              <w:t xml:space="preserve">Implement federated service discovery (cell-local + global registry)</w:t>
+            </w:r>
+          </w:p>
+        </w:tc>
+      </w:tr>
+      <w:tr>
+        <w:tc>
+          <w:tcPr/>
+          <w:p>
+            <w:pPr>
+              <w:pStyle w:val="Compact"/>
+            </w:pPr>
+            <w:r>
+              <w:t xml:space="preserve">HXC-1364</w:t>
             </w:r>
           </w:p>
         </w:tc>
@@ -10294,20 +10294,20 @@
               <w:pStyle w:val="Compact"/>
             </w:pPr>
             <w:r>
-              <w:t xml:space="preserve">Implement pkg/cilium Cluster Mesh client and global-service propagation</w:t>
-            </w:r>
-          </w:p>
-        </w:tc>
-      </w:tr>
-      <w:tr>
-        <w:tc>
-          <w:tcPr/>
-          <w:p>
-            <w:pPr>
-              <w:pStyle w:val="Compact"/>
-            </w:pPr>
-            <w:r>
-              <w:t xml:space="preserve">HXC-1363</w:t>
+              <w:t xml:space="preserve">Implement internal/federation Karmada PropagationPolicy engine</w:t>
+            </w:r>
+          </w:p>
+        </w:tc>
+      </w:tr>
+      <w:tr>
+        <w:tc>
+          <w:tcPr/>
+          <w:p>
+            <w:pPr>
+              <w:pStyle w:val="Compact"/>
+            </w:pPr>
+            <w:r>
+              <w:t xml:space="preserve">HXC-1365</w:t>
             </w:r>
           </w:p>
         </w:tc>
@@ -10351,20 +10351,20 @@
               <w:pStyle w:val="Compact"/>
             </w:pPr>
             <w:r>
-              <w:t xml:space="preserve">Implement federated service discovery (cell-local + global registry)</w:t>
-            </w:r>
-          </w:p>
-        </w:tc>
-      </w:tr>
-      <w:tr>
-        <w:tc>
-          <w:tcPr/>
-          <w:p>
-            <w:pPr>
-              <w:pStyle w:val="Compact"/>
-            </w:pPr>
-            <w:r>
-              <w:t xml:space="preserve">HXC-1364</w:t>
+              <w:t xml:space="preserve">Extend pkg/scheduler with latency-aware spot/preemptible scoring</w:t>
+            </w:r>
+          </w:p>
+        </w:tc>
+      </w:tr>
+      <w:tr>
+        <w:tc>
+          <w:tcPr/>
+          <w:p>
+            <w:pPr>
+              <w:pStyle w:val="Compact"/>
+            </w:pPr>
+            <w:r>
+              <w:t xml:space="preserve">HXC-1367</w:t>
             </w:r>
           </w:p>
         </w:tc>
@@ -10408,20 +10408,20 @@
               <w:pStyle w:val="Compact"/>
             </w:pPr>
             <w:r>
-              <w:t xml:space="preserve">Implement internal/federation Karmada PropagationPolicy engine</w:t>
-            </w:r>
-          </w:p>
-        </w:tc>
-      </w:tr>
-      <w:tr>
-        <w:tc>
-          <w:tcPr/>
-          <w:p>
-            <w:pPr>
-              <w:pStyle w:val="Compact"/>
-            </w:pPr>
-            <w:r>
-              <w:t xml:space="preserve">HXC-1365</w:t>
+              <w:t xml:space="preserve">Implement pkg/gitops ArgoCD ApplicationSet federation client</w:t>
+            </w:r>
+          </w:p>
+        </w:tc>
+      </w:tr>
+      <w:tr>
+        <w:tc>
+          <w:tcPr/>
+          <w:p>
+            <w:pPr>
+              <w:pStyle w:val="Compact"/>
+            </w:pPr>
+            <w:r>
+              <w:t xml:space="preserve">HXC-1370</w:t>
             </w:r>
           </w:p>
         </w:tc>
@@ -10465,31 +10465,31 @@
               <w:pStyle w:val="Compact"/>
             </w:pPr>
             <w:r>
-              <w:t xml:space="preserve">Extend pkg/scheduler with latency-aware spot/preemptible scoring</w:t>
-            </w:r>
-          </w:p>
-        </w:tc>
-      </w:tr>
-      <w:tr>
-        <w:tc>
-          <w:tcPr/>
-          <w:p>
-            <w:pPr>
-              <w:pStyle w:val="Compact"/>
-            </w:pPr>
-            <w:r>
-              <w:t xml:space="preserve">HXC-1367</w:t>
-            </w:r>
-          </w:p>
-        </w:tc>
-        <w:tc>
-          <w:tcPr/>
-          <w:p>
-            <w:pPr>
-              <w:pStyle w:val="Compact"/>
-            </w:pPr>
-            <w:r>
-              <w:t xml:space="preserve">Feature</w:t>
+              <w:t xml:space="preserve">Extend internal/node cell agent: gossip-tier selection + federation identity attestation</w:t>
+            </w:r>
+          </w:p>
+        </w:tc>
+      </w:tr>
+      <w:tr>
+        <w:tc>
+          <w:tcPr/>
+          <w:p>
+            <w:pPr>
+              <w:pStyle w:val="Compact"/>
+            </w:pPr>
+            <w:r>
+              <w:t xml:space="preserve">HXC-1371</w:t>
+            </w:r>
+          </w:p>
+        </w:tc>
+        <w:tc>
+          <w:tcPr/>
+          <w:p>
+            <w:pPr>
+              <w:pStyle w:val="Compact"/>
+            </w:pPr>
+            <w:r>
+              <w:t xml:space="preserve">Task</w:t>
             </w:r>
           </w:p>
         </w:tc>
@@ -10522,178 +10522,7 @@
               <w:pStyle w:val="Compact"/>
             </w:pPr>
             <w:r>
-              <w:t xml:space="preserve">Implement pkg/gitops ArgoCD ApplicationSet federation client</w:t>
-            </w:r>
-          </w:p>
-        </w:tc>
-      </w:tr>
-      <w:tr>
-        <w:tc>
-          <w:tcPr/>
-          <w:p>
-            <w:pPr>
-              <w:pStyle w:val="Compact"/>
-            </w:pPr>
-            <w:r>
-              <w:t xml:space="preserve">HXC-1370</w:t>
-            </w:r>
-          </w:p>
-        </w:tc>
-        <w:tc>
-          <w:tcPr/>
-          <w:p>
-            <w:pPr>
-              <w:pStyle w:val="Compact"/>
-            </w:pPr>
-            <w:r>
-              <w:t xml:space="preserve">Feature</w:t>
-            </w:r>
-          </w:p>
-        </w:tc>
-        <w:tc>
-          <w:tcPr/>
-          <w:p>
-            <w:pPr>
-              <w:pStyle w:val="Compact"/>
-            </w:pPr>
-            <w:r>
-              <w:t xml:space="preserve">P1</w:t>
-            </w:r>
-          </w:p>
-        </w:tc>
-        <w:tc>
-          <w:tcPr/>
-          <w:p>
-            <w:pPr>
-              <w:pStyle w:val="Compact"/>
-            </w:pPr>
-            <w:r>
-              <w:t xml:space="preserve">Queued</w:t>
-            </w:r>
-          </w:p>
-        </w:tc>
-        <w:tc>
-          <w:tcPr/>
-          <w:p>
-            <w:pPr>
-              <w:pStyle w:val="Compact"/>
-            </w:pPr>
-            <w:r>
-              <w:t xml:space="preserve">Extend internal/node cell agent: gossip-tier selection + federation identity attestation</w:t>
-            </w:r>
-          </w:p>
-        </w:tc>
-      </w:tr>
-      <w:tr>
-        <w:tc>
-          <w:tcPr/>
-          <w:p>
-            <w:pPr>
-              <w:pStyle w:val="Compact"/>
-            </w:pPr>
-            <w:r>
-              <w:t xml:space="preserve">HXC-1371</w:t>
-            </w:r>
-          </w:p>
-        </w:tc>
-        <w:tc>
-          <w:tcPr/>
-          <w:p>
-            <w:pPr>
-              <w:pStyle w:val="Compact"/>
-            </w:pPr>
-            <w:r>
-              <w:t xml:space="preserve">Task</w:t>
-            </w:r>
-          </w:p>
-        </w:tc>
-        <w:tc>
-          <w:tcPr/>
-          <w:p>
-            <w:pPr>
-              <w:pStyle w:val="Compact"/>
-            </w:pPr>
-            <w:r>
-              <w:t xml:space="preserve">P1</w:t>
-            </w:r>
-          </w:p>
-        </w:tc>
-        <w:tc>
-          <w:tcPr/>
-          <w:p>
-            <w:pPr>
-              <w:pStyle w:val="Compact"/>
-            </w:pPr>
-            <w:r>
-              <w:t xml:space="preserve">Queued</w:t>
-            </w:r>
-          </w:p>
-        </w:tc>
-        <w:tc>
-          <w:tcPr/>
-          <w:p>
-            <w:pPr>
-              <w:pStyle w:val="Compact"/>
-            </w:pPr>
-            <w:r>
               <w:t xml:space="preserve">Enforce etcd-stays-within-cell static-analysis lint gate</w:t>
-            </w:r>
-          </w:p>
-        </w:tc>
-      </w:tr>
-      <w:tr>
-        <w:tc>
-          <w:tcPr/>
-          <w:p>
-            <w:pPr>
-              <w:pStyle w:val="Compact"/>
-            </w:pPr>
-            <w:r>
-              <w:t xml:space="preserve">HXC-1373</w:t>
-            </w:r>
-          </w:p>
-        </w:tc>
-        <w:tc>
-          <w:tcPr/>
-          <w:p>
-            <w:pPr>
-              <w:pStyle w:val="Compact"/>
-            </w:pPr>
-            <w:r>
-              <w:t xml:space="preserve">Feature</w:t>
-            </w:r>
-          </w:p>
-        </w:tc>
-        <w:tc>
-          <w:tcPr/>
-          <w:p>
-            <w:pPr>
-              <w:pStyle w:val="Compact"/>
-            </w:pPr>
-            <w:r>
-              <w:t xml:space="preserve">P1</w:t>
-            </w:r>
-          </w:p>
-        </w:tc>
-        <w:tc>
-          <w:tcPr/>
-          <w:p>
-            <w:pPr>
-              <w:pStyle w:val="Compact"/>
-            </w:pPr>
-            <w:r>
-              <w:t xml:space="preserve">Queued</w:t>
-            </w:r>
-          </w:p>
-        </w:tc>
-        <w:tc>
-          <w:tcPr/>
-          <w:p>
-            <w:pPr>
-              <w:pStyle w:val="Compact"/>
-            </w:pPr>
-            <w:r>
-              <w:t xml:space="preserve">Implement split-brain prevention and partition-classification logic</w:t>
             </w:r>
           </w:p>
         </w:tc>

--- a/docs/export/issues.docx
+++ b/docs/export/issues.docx
@@ -34,7 +34,7 @@
         <w:t xml:space="preserve"> </w:t>
       </w:r>
       <w:r>
-        <w:t xml:space="preserve">42</w:t>
+        <w:t xml:space="preserve">43</w:t>
       </w:r>
       <w:r>
         <w:t xml:space="preserve"> </w:t>
@@ -50,7 +50,7 @@
         <w:t xml:space="preserve"> </w:t>
       </w:r>
       <w:r>
-        <w:t xml:space="preserve">2026-06-02T01:25:59Z</w:t>
+        <w:t xml:space="preserve">2026-06-02T01:37:37Z</w:t>
       </w:r>
       <w:r>
         <w:t xml:space="preserve"> </w:t>
@@ -116,7 +116,7 @@
           <w:b/>
           <w:bCs/>
         </w:rPr>
-        <w:t xml:space="preserve">421</w:t>
+        <w:t xml:space="preserve">418</w:t>
       </w:r>
       <w:r>
         <w:t xml:space="preserve">. Canonical source:</w:t>
@@ -9190,13 +9190,13 @@
       </w:tr>
     </w:tbl>
     <w:bookmarkEnd w:id="14"/>
-    <w:bookmarkStart w:id="15" w:name="phase-6-43-active"/>
+    <w:bookmarkStart w:id="15" w:name="phase-6-40-active"/>
     <w:p>
       <w:pPr>
         <w:pStyle w:val="Heading2"/>
       </w:pPr>
       <w:r>
-        <w:t xml:space="preserve">Phase 6 (43 active)</w:t>
+        <w:t xml:space="preserve">Phase 6 (40 active)</w:t>
       </w:r>
     </w:p>
     <w:tbl>
@@ -9623,7 +9623,7 @@
               <w:pStyle w:val="Compact"/>
             </w:pPr>
             <w:r>
-              <w:t xml:space="preserve">HXC-1342</w:t>
+              <w:t xml:space="preserve">HXC-1345</w:t>
             </w:r>
           </w:p>
         </w:tc>
@@ -9667,20 +9667,20 @@
               <w:pStyle w:val="Compact"/>
             </w:pPr>
             <w:r>
-              <w:t xml:space="preserve">Implement pkg/federation federated API aggregation with partial failure</w:t>
-            </w:r>
-          </w:p>
-        </w:tc>
-      </w:tr>
-      <w:tr>
-        <w:tc>
-          <w:tcPr/>
-          <w:p>
-            <w:pPr>
-              <w:pStyle w:val="Compact"/>
-            </w:pPr>
-            <w:r>
-              <w:t xml:space="preserve">HXC-1345</w:t>
+              <w:t xml:space="preserve">Implement gateway-relayed cross-cell suspicion propagation</w:t>
+            </w:r>
+          </w:p>
+        </w:tc>
+      </w:tr>
+      <w:tr>
+        <w:tc>
+          <w:tcPr/>
+          <w:p>
+            <w:pPr>
+              <w:pStyle w:val="Compact"/>
+            </w:pPr>
+            <w:r>
+              <w:t xml:space="preserve">HXC-1346</w:t>
             </w:r>
           </w:p>
         </w:tc>
@@ -9724,20 +9724,20 @@
               <w:pStyle w:val="Compact"/>
             </w:pPr>
             <w:r>
-              <w:t xml:space="preserve">Implement gateway-relayed cross-cell suspicion propagation</w:t>
-            </w:r>
-          </w:p>
-        </w:tc>
-      </w:tr>
-      <w:tr>
-        <w:tc>
-          <w:tcPr/>
-          <w:p>
-            <w:pPr>
-              <w:pStyle w:val="Compact"/>
-            </w:pPr>
-            <w:r>
-              <w:t xml:space="preserve">HXC-1346</w:t>
+              <w:t xml:space="preserve">Implement bootstrap/rendezvous strategies (static, DNS-SRV, DHT, cloud, mDNS)</w:t>
+            </w:r>
+          </w:p>
+        </w:tc>
+      </w:tr>
+      <w:tr>
+        <w:tc>
+          <w:tcPr/>
+          <w:p>
+            <w:pPr>
+              <w:pStyle w:val="Compact"/>
+            </w:pPr>
+            <w:r>
+              <w:t xml:space="preserve">HXC-1347</w:t>
             </w:r>
           </w:p>
         </w:tc>
@@ -9781,20 +9781,20 @@
               <w:pStyle w:val="Compact"/>
             </w:pPr>
             <w:r>
-              <w:t xml:space="preserve">Implement bootstrap/rendezvous strategies (static, DNS-SRV, DHT, cloud, mDNS)</w:t>
-            </w:r>
-          </w:p>
-        </w:tc>
-      </w:tr>
-      <w:tr>
-        <w:tc>
-          <w:tcPr/>
-          <w:p>
-            <w:pPr>
-              <w:pStyle w:val="Compact"/>
-            </w:pPr>
-            <w:r>
-              <w:t xml:space="preserve">HXC-1347</w:t>
+              <w:t xml:space="preserve">Implement mDNS/DNS-SD local cell discovery advertiser and browser</w:t>
+            </w:r>
+          </w:p>
+        </w:tc>
+      </w:tr>
+      <w:tr>
+        <w:tc>
+          <w:tcPr/>
+          <w:p>
+            <w:pPr>
+              <w:pStyle w:val="Compact"/>
+            </w:pPr>
+            <w:r>
+              <w:t xml:space="preserve">HXC-1350</w:t>
             </w:r>
           </w:p>
         </w:tc>
@@ -9838,20 +9838,20 @@
               <w:pStyle w:val="Compact"/>
             </w:pPr>
             <w:r>
-              <w:t xml:space="preserve">Implement mDNS/DNS-SD local cell discovery advertiser and browser</w:t>
-            </w:r>
-          </w:p>
-        </w:tc>
-      </w:tr>
-      <w:tr>
-        <w:tc>
-          <w:tcPr/>
-          <w:p>
-            <w:pPr>
-              <w:pStyle w:val="Compact"/>
-            </w:pPr>
-            <w:r>
-              <w:t xml:space="preserve">HXC-1350</w:t>
+              <w:t xml:space="preserve">Implement TURN relay allocation and fallback chain</w:t>
+            </w:r>
+          </w:p>
+        </w:tc>
+      </w:tr>
+      <w:tr>
+        <w:tc>
+          <w:tcPr/>
+          <w:p>
+            <w:pPr>
+              <w:pStyle w:val="Compact"/>
+            </w:pPr>
+            <w:r>
+              <w:t xml:space="preserve">HXC-1351</w:t>
             </w:r>
           </w:p>
         </w:tc>
@@ -9895,20 +9895,20 @@
               <w:pStyle w:val="Compact"/>
             </w:pPr>
             <w:r>
-              <w:t xml:space="preserve">Implement TURN relay allocation and fallback chain</w:t>
-            </w:r>
-          </w:p>
-        </w:tc>
-      </w:tr>
-      <w:tr>
-        <w:tc>
-          <w:tcPr/>
-          <w:p>
-            <w:pPr>
-              <w:pStyle w:val="Compact"/>
-            </w:pPr>
-            <w:r>
-              <w:t xml:space="preserve">HXC-1351</w:t>
+              <w:t xml:space="preserve">Implement QUIC fallback transport with 0-RTT and connection migration</w:t>
+            </w:r>
+          </w:p>
+        </w:tc>
+      </w:tr>
+      <w:tr>
+        <w:tc>
+          <w:tcPr/>
+          <w:p>
+            <w:pPr>
+              <w:pStyle w:val="Compact"/>
+            </w:pPr>
+            <w:r>
+              <w:t xml:space="preserve">HXC-1357</w:t>
             </w:r>
           </w:p>
         </w:tc>
@@ -9952,20 +9952,20 @@
               <w:pStyle w:val="Compact"/>
             </w:pPr>
             <w:r>
-              <w:t xml:space="preserve">Implement QUIC fallback transport with 0-RTT and connection migration</w:t>
-            </w:r>
-          </w:p>
-        </w:tc>
-      </w:tr>
-      <w:tr>
-        <w:tc>
-          <w:tcPr/>
-          <w:p>
-            <w:pPr>
-              <w:pStyle w:val="Compact"/>
-            </w:pPr>
-            <w:r>
-              <w:t xml:space="preserve">HXC-1353</w:t>
+              <w:t xml:space="preserve">Implement pkg/spiffe/federation trust-bundle exchange across cells</w:t>
+            </w:r>
+          </w:p>
+        </w:tc>
+      </w:tr>
+      <w:tr>
+        <w:tc>
+          <w:tcPr/>
+          <w:p>
+            <w:pPr>
+              <w:pStyle w:val="Compact"/>
+            </w:pPr>
+            <w:r>
+              <w:t xml:space="preserve">HXC-1361</w:t>
             </w:r>
           </w:p>
         </w:tc>
@@ -10009,20 +10009,20 @@
               <w:pStyle w:val="Compact"/>
             </w:pPr>
             <w:r>
-              <w:t xml:space="preserve">Implement WireGuard zero-downtime key rotation with overlap window</w:t>
-            </w:r>
-          </w:p>
-        </w:tc>
-      </w:tr>
-      <w:tr>
-        <w:tc>
-          <w:tcPr/>
-          <w:p>
-            <w:pPr>
-              <w:pStyle w:val="Compact"/>
-            </w:pPr>
-            <w:r>
-              <w:t xml:space="preserve">HXC-1357</w:t>
+              <w:t xml:space="preserve">Implement double-encryption (WireGuard L3 + mTLS L7) data path</w:t>
+            </w:r>
+          </w:p>
+        </w:tc>
+      </w:tr>
+      <w:tr>
+        <w:tc>
+          <w:tcPr/>
+          <w:p>
+            <w:pPr>
+              <w:pStyle w:val="Compact"/>
+            </w:pPr>
+            <w:r>
+              <w:t xml:space="preserve">HXC-1362</w:t>
             </w:r>
           </w:p>
         </w:tc>
@@ -10066,20 +10066,20 @@
               <w:pStyle w:val="Compact"/>
             </w:pPr>
             <w:r>
-              <w:t xml:space="preserve">Implement pkg/spiffe/federation trust-bundle exchange across cells</w:t>
-            </w:r>
-          </w:p>
-        </w:tc>
-      </w:tr>
-      <w:tr>
-        <w:tc>
-          <w:tcPr/>
-          <w:p>
-            <w:pPr>
-              <w:pStyle w:val="Compact"/>
-            </w:pPr>
-            <w:r>
-              <w:t xml:space="preserve">HXC-1361</w:t>
+              <w:t xml:space="preserve">Implement pkg/cilium Cluster Mesh client and global-service propagation</w:t>
+            </w:r>
+          </w:p>
+        </w:tc>
+      </w:tr>
+      <w:tr>
+        <w:tc>
+          <w:tcPr/>
+          <w:p>
+            <w:pPr>
+              <w:pStyle w:val="Compact"/>
+            </w:pPr>
+            <w:r>
+              <w:t xml:space="preserve">HXC-1363</w:t>
             </w:r>
           </w:p>
         </w:tc>
@@ -10123,20 +10123,20 @@
               <w:pStyle w:val="Compact"/>
             </w:pPr>
             <w:r>
-              <w:t xml:space="preserve">Implement double-encryption (WireGuard L3 + mTLS L7) data path</w:t>
-            </w:r>
-          </w:p>
-        </w:tc>
-      </w:tr>
-      <w:tr>
-        <w:tc>
-          <w:tcPr/>
-          <w:p>
-            <w:pPr>
-              <w:pStyle w:val="Compact"/>
-            </w:pPr>
-            <w:r>
-              <w:t xml:space="preserve">HXC-1362</w:t>
+              <w:t xml:space="preserve">Implement federated service discovery (cell-local + global registry)</w:t>
+            </w:r>
+          </w:p>
+        </w:tc>
+      </w:tr>
+      <w:tr>
+        <w:tc>
+          <w:tcPr/>
+          <w:p>
+            <w:pPr>
+              <w:pStyle w:val="Compact"/>
+            </w:pPr>
+            <w:r>
+              <w:t xml:space="preserve">HXC-1364</w:t>
             </w:r>
           </w:p>
         </w:tc>
@@ -10180,178 +10180,7 @@
               <w:pStyle w:val="Compact"/>
             </w:pPr>
             <w:r>
-              <w:t xml:space="preserve">Implement pkg/cilium Cluster Mesh client and global-service propagation</w:t>
-            </w:r>
-          </w:p>
-        </w:tc>
-      </w:tr>
-      <w:tr>
-        <w:tc>
-          <w:tcPr/>
-          <w:p>
-            <w:pPr>
-              <w:pStyle w:val="Compact"/>
-            </w:pPr>
-            <w:r>
-              <w:t xml:space="preserve">HXC-1363</w:t>
-            </w:r>
-          </w:p>
-        </w:tc>
-        <w:tc>
-          <w:tcPr/>
-          <w:p>
-            <w:pPr>
-              <w:pStyle w:val="Compact"/>
-            </w:pPr>
-            <w:r>
-              <w:t xml:space="preserve">Feature</w:t>
-            </w:r>
-          </w:p>
-        </w:tc>
-        <w:tc>
-          <w:tcPr/>
-          <w:p>
-            <w:pPr>
-              <w:pStyle w:val="Compact"/>
-            </w:pPr>
-            <w:r>
-              <w:t xml:space="preserve">P1</w:t>
-            </w:r>
-          </w:p>
-        </w:tc>
-        <w:tc>
-          <w:tcPr/>
-          <w:p>
-            <w:pPr>
-              <w:pStyle w:val="Compact"/>
-            </w:pPr>
-            <w:r>
-              <w:t xml:space="preserve">Queued</w:t>
-            </w:r>
-          </w:p>
-        </w:tc>
-        <w:tc>
-          <w:tcPr/>
-          <w:p>
-            <w:pPr>
-              <w:pStyle w:val="Compact"/>
-            </w:pPr>
-            <w:r>
-              <w:t xml:space="preserve">Implement federated service discovery (cell-local + global registry)</w:t>
-            </w:r>
-          </w:p>
-        </w:tc>
-      </w:tr>
-      <w:tr>
-        <w:tc>
-          <w:tcPr/>
-          <w:p>
-            <w:pPr>
-              <w:pStyle w:val="Compact"/>
-            </w:pPr>
-            <w:r>
-              <w:t xml:space="preserve">HXC-1364</w:t>
-            </w:r>
-          </w:p>
-        </w:tc>
-        <w:tc>
-          <w:tcPr/>
-          <w:p>
-            <w:pPr>
-              <w:pStyle w:val="Compact"/>
-            </w:pPr>
-            <w:r>
-              <w:t xml:space="preserve">Feature</w:t>
-            </w:r>
-          </w:p>
-        </w:tc>
-        <w:tc>
-          <w:tcPr/>
-          <w:p>
-            <w:pPr>
-              <w:pStyle w:val="Compact"/>
-            </w:pPr>
-            <w:r>
-              <w:t xml:space="preserve">P1</w:t>
-            </w:r>
-          </w:p>
-        </w:tc>
-        <w:tc>
-          <w:tcPr/>
-          <w:p>
-            <w:pPr>
-              <w:pStyle w:val="Compact"/>
-            </w:pPr>
-            <w:r>
-              <w:t xml:space="preserve">Queued</w:t>
-            </w:r>
-          </w:p>
-        </w:tc>
-        <w:tc>
-          <w:tcPr/>
-          <w:p>
-            <w:pPr>
-              <w:pStyle w:val="Compact"/>
-            </w:pPr>
-            <w:r>
               <w:t xml:space="preserve">Implement internal/federation Karmada PropagationPolicy engine</w:t>
-            </w:r>
-          </w:p>
-        </w:tc>
-      </w:tr>
-      <w:tr>
-        <w:tc>
-          <w:tcPr/>
-          <w:p>
-            <w:pPr>
-              <w:pStyle w:val="Compact"/>
-            </w:pPr>
-            <w:r>
-              <w:t xml:space="preserve">HXC-1365</w:t>
-            </w:r>
-          </w:p>
-        </w:tc>
-        <w:tc>
-          <w:tcPr/>
-          <w:p>
-            <w:pPr>
-              <w:pStyle w:val="Compact"/>
-            </w:pPr>
-            <w:r>
-              <w:t xml:space="preserve">Feature</w:t>
-            </w:r>
-          </w:p>
-        </w:tc>
-        <w:tc>
-          <w:tcPr/>
-          <w:p>
-            <w:pPr>
-              <w:pStyle w:val="Compact"/>
-            </w:pPr>
-            <w:r>
-              <w:t xml:space="preserve">P1</w:t>
-            </w:r>
-          </w:p>
-        </w:tc>
-        <w:tc>
-          <w:tcPr/>
-          <w:p>
-            <w:pPr>
-              <w:pStyle w:val="Compact"/>
-            </w:pPr>
-            <w:r>
-              <w:t xml:space="preserve">Queued</w:t>
-            </w:r>
-          </w:p>
-        </w:tc>
-        <w:tc>
-          <w:tcPr/>
-          <w:p>
-            <w:pPr>
-              <w:pStyle w:val="Compact"/>
-            </w:pPr>
-            <w:r>
-              <w:t xml:space="preserve">Extend pkg/scheduler with latency-aware spot/preemptible scoring</w:t>
             </w:r>
           </w:p>
         </w:tc>

--- a/docs/export/issues.docx
+++ b/docs/export/issues.docx
@@ -34,7 +34,7 @@
         <w:t xml:space="preserve"> </w:t>
       </w:r>
       <w:r>
-        <w:t xml:space="preserve">197</w:t>
+        <w:t xml:space="preserve">199</w:t>
       </w:r>
       <w:r>
         <w:t xml:space="preserve"> </w:t>
@@ -50,7 +50,7 @@
         <w:t xml:space="preserve"> </w:t>
       </w:r>
       <w:r>
-        <w:t xml:space="preserve">2026-06-14T18:36:45Z</w:t>
+        <w:t xml:space="preserve">2026-06-14T19:23:28Z</w:t>
       </w:r>
       <w:r>
         <w:t xml:space="preserve"> </w:t>

--- a/docs/export/issues.docx
+++ b/docs/export/issues.docx
@@ -34,7 +34,7 @@
         <w:t xml:space="preserve"> </w:t>
       </w:r>
       <w:r>
-        <w:t xml:space="preserve">199</w:t>
+        <w:t xml:space="preserve">204</w:t>
       </w:r>
       <w:r>
         <w:t xml:space="preserve"> </w:t>
@@ -50,7 +50,7 @@
         <w:t xml:space="preserve"> </w:t>
       </w:r>
       <w:r>
-        <w:t xml:space="preserve">2026-06-14T19:23:28Z</w:t>
+        <w:t xml:space="preserve">2026-06-14T20:17:40Z</w:t>
       </w:r>
       <w:r>
         <w:t xml:space="preserve"> </w:t>

--- a/docs/export/issues.docx
+++ b/docs/export/issues.docx
@@ -34,7 +34,7 @@
         <w:t xml:space="preserve"> </w:t>
       </w:r>
       <w:r>
-        <w:t xml:space="preserve">204</w:t>
+        <w:t xml:space="preserve">211</w:t>
       </w:r>
       <w:r>
         <w:t xml:space="preserve"> </w:t>
@@ -50,7 +50,7 @@
         <w:t xml:space="preserve"> </w:t>
       </w:r>
       <w:r>
-        <w:t xml:space="preserve">2026-06-14T20:17:40Z</w:t>
+        <w:t xml:space="preserve">2026-06-16T15:17:22Z</w:t>
       </w:r>
       <w:r>
         <w:t xml:space="preserve"> </w:t>

--- a/docs/export/issues.docx
+++ b/docs/export/issues.docx
@@ -34,7 +34,7 @@
         <w:t xml:space="preserve"> </w:t>
       </w:r>
       <w:r>
-        <w:t xml:space="preserve">211</w:t>
+        <w:t xml:space="preserve">215</w:t>
       </w:r>
       <w:r>
         <w:t xml:space="preserve"> </w:t>
@@ -50,7 +50,7 @@
         <w:t xml:space="preserve"> </w:t>
       </w:r>
       <w:r>
-        <w:t xml:space="preserve">2026-06-16T15:17:22Z</w:t>
+        <w:t xml:space="preserve">2026-06-16T15:54:28Z</w:t>
       </w:r>
       <w:r>
         <w:t xml:space="preserve"> </w:t>

--- a/docs/export/issues.docx
+++ b/docs/export/issues.docx
@@ -34,7 +34,7 @@
         <w:t xml:space="preserve"> </w:t>
       </w:r>
       <w:r>
-        <w:t xml:space="preserve">215</w:t>
+        <w:t xml:space="preserve">217</w:t>
       </w:r>
       <w:r>
         <w:t xml:space="preserve"> </w:t>
@@ -50,7 +50,7 @@
         <w:t xml:space="preserve"> </w:t>
       </w:r>
       <w:r>
-        <w:t xml:space="preserve">2026-06-16T15:54:28Z</w:t>
+        <w:t xml:space="preserve">2026-06-16T16:10:17Z</w:t>
       </w:r>
       <w:r>
         <w:t xml:space="preserve"> </w:t>

--- a/docs/export/issues.docx
+++ b/docs/export/issues.docx
@@ -34,7 +34,7 @@
         <w:t xml:space="preserve"> </w:t>
       </w:r>
       <w:r>
-        <w:t xml:space="preserve">217</w:t>
+        <w:t xml:space="preserve">218</w:t>
       </w:r>
       <w:r>
         <w:t xml:space="preserve"> </w:t>
@@ -50,7 +50,7 @@
         <w:t xml:space="preserve"> </w:t>
       </w:r>
       <w:r>
-        <w:t xml:space="preserve">2026-06-16T16:10:17Z</w:t>
+        <w:t xml:space="preserve">2026-06-16T19:27:30Z</w:t>
       </w:r>
       <w:r>
         <w:t xml:space="preserve"> </w:t>

--- a/docs/export/issues.docx
+++ b/docs/export/issues.docx
@@ -34,7 +34,7 @@
         <w:t xml:space="preserve"> </w:t>
       </w:r>
       <w:r>
-        <w:t xml:space="preserve">218</w:t>
+        <w:t xml:space="preserve">219</w:t>
       </w:r>
       <w:r>
         <w:t xml:space="preserve"> </w:t>
@@ -50,7 +50,7 @@
         <w:t xml:space="preserve"> </w:t>
       </w:r>
       <w:r>
-        <w:t xml:space="preserve">2026-06-16T19:27:30Z</w:t>
+        <w:t xml:space="preserve">2026-06-16T20:09:49Z</w:t>
       </w:r>
       <w:r>
         <w:t xml:space="preserve"> </w:t>

--- a/docs/export/issues.docx
+++ b/docs/export/issues.docx
@@ -34,7 +34,7 @@
         <w:t xml:space="preserve"> </w:t>
       </w:r>
       <w:r>
-        <w:t xml:space="preserve">219</w:t>
+        <w:t xml:space="preserve">220</w:t>
       </w:r>
       <w:r>
         <w:t xml:space="preserve"> </w:t>
@@ -50,7 +50,7 @@
         <w:t xml:space="preserve"> </w:t>
       </w:r>
       <w:r>
-        <w:t xml:space="preserve">2026-06-16T20:09:49Z</w:t>
+        <w:t xml:space="preserve">2026-06-16T20:36:13Z</w:t>
       </w:r>
       <w:r>
         <w:t xml:space="preserve"> </w:t>

--- a/docs/export/issues.docx
+++ b/docs/export/issues.docx
@@ -34,7 +34,7 @@
         <w:t xml:space="preserve"> </w:t>
       </w:r>
       <w:r>
-        <w:t xml:space="preserve">220</w:t>
+        <w:t xml:space="preserve">221</w:t>
       </w:r>
       <w:r>
         <w:t xml:space="preserve"> </w:t>
@@ -50,7 +50,7 @@
         <w:t xml:space="preserve"> </w:t>
       </w:r>
       <w:r>
-        <w:t xml:space="preserve">2026-06-16T20:36:13Z</w:t>
+        <w:t xml:space="preserve">2026-06-16T20:51:13Z</w:t>
       </w:r>
       <w:r>
         <w:t xml:space="preserve"> </w:t>

--- a/docs/export/issues.docx
+++ b/docs/export/issues.docx
@@ -34,7 +34,7 @@
         <w:t xml:space="preserve"> </w:t>
       </w:r>
       <w:r>
-        <w:t xml:space="preserve">221</w:t>
+        <w:t xml:space="preserve">222</w:t>
       </w:r>
       <w:r>
         <w:t xml:space="preserve"> </w:t>
@@ -50,7 +50,7 @@
         <w:t xml:space="preserve"> </w:t>
       </w:r>
       <w:r>
-        <w:t xml:space="preserve">2026-06-16T20:51:13Z</w:t>
+        <w:t xml:space="preserve">2026-06-16T20:58:34Z</w:t>
       </w:r>
       <w:r>
         <w:t xml:space="preserve"> </w:t>

--- a/docs/export/issues.docx
+++ b/docs/export/issues.docx
@@ -34,7 +34,7 @@
         <w:t xml:space="preserve"> </w:t>
       </w:r>
       <w:r>
-        <w:t xml:space="preserve">222</w:t>
+        <w:t xml:space="preserve">223</w:t>
       </w:r>
       <w:r>
         <w:t xml:space="preserve"> </w:t>
@@ -50,7 +50,7 @@
         <w:t xml:space="preserve"> </w:t>
       </w:r>
       <w:r>
-        <w:t xml:space="preserve">2026-06-16T20:58:34Z</w:t>
+        <w:t xml:space="preserve">2026-06-16T21:05:32Z</w:t>
       </w:r>
       <w:r>
         <w:t xml:space="preserve"> </w:t>

--- a/docs/export/issues.docx
+++ b/docs/export/issues.docx
@@ -34,7 +34,7 @@
         <w:t xml:space="preserve"> </w:t>
       </w:r>
       <w:r>
-        <w:t xml:space="preserve">223</w:t>
+        <w:t xml:space="preserve">224</w:t>
       </w:r>
       <w:r>
         <w:t xml:space="preserve"> </w:t>
@@ -50,7 +50,7 @@
         <w:t xml:space="preserve"> </w:t>
       </w:r>
       <w:r>
-        <w:t xml:space="preserve">2026-06-16T21:05:32Z</w:t>
+        <w:t xml:space="preserve">2026-06-16T21:12:37Z</w:t>
       </w:r>
       <w:r>
         <w:t xml:space="preserve"> </w:t>

--- a/docs/export/issues.docx
+++ b/docs/export/issues.docx
@@ -34,7 +34,7 @@
         <w:t xml:space="preserve"> </w:t>
       </w:r>
       <w:r>
-        <w:t xml:space="preserve">224</w:t>
+        <w:t xml:space="preserve">225</w:t>
       </w:r>
       <w:r>
         <w:t xml:space="preserve"> </w:t>
@@ -50,7 +50,7 @@
         <w:t xml:space="preserve"> </w:t>
       </w:r>
       <w:r>
-        <w:t xml:space="preserve">2026-06-16T21:12:37Z</w:t>
+        <w:t xml:space="preserve">2026-06-16T21:19:29Z</w:t>
       </w:r>
       <w:r>
         <w:t xml:space="preserve"> </w:t>

--- a/docs/export/issues.docx
+++ b/docs/export/issues.docx
@@ -34,7 +34,7 @@
         <w:t xml:space="preserve"> </w:t>
       </w:r>
       <w:r>
-        <w:t xml:space="preserve">225</w:t>
+        <w:t xml:space="preserve">226</w:t>
       </w:r>
       <w:r>
         <w:t xml:space="preserve"> </w:t>
@@ -50,7 +50,7 @@
         <w:t xml:space="preserve"> </w:t>
       </w:r>
       <w:r>
-        <w:t xml:space="preserve">2026-06-16T21:19:29Z</w:t>
+        <w:t xml:space="preserve">2026-06-16T21:30:28Z</w:t>
       </w:r>
       <w:r>
         <w:t xml:space="preserve"> </w:t>

--- a/docs/export/issues.docx
+++ b/docs/export/issues.docx
@@ -34,7 +34,7 @@
         <w:t xml:space="preserve"> </w:t>
       </w:r>
       <w:r>
-        <w:t xml:space="preserve">226</w:t>
+        <w:t xml:space="preserve">227</w:t>
       </w:r>
       <w:r>
         <w:t xml:space="preserve"> </w:t>
@@ -50,7 +50,7 @@
         <w:t xml:space="preserve"> </w:t>
       </w:r>
       <w:r>
-        <w:t xml:space="preserve">2026-06-16T21:30:28Z</w:t>
+        <w:t xml:space="preserve">2026-06-16T21:38:35Z</w:t>
       </w:r>
       <w:r>
         <w:t xml:space="preserve"> </w:t>

--- a/docs/export/issues.docx
+++ b/docs/export/issues.docx
@@ -34,7 +34,7 @@
         <w:t xml:space="preserve"> </w:t>
       </w:r>
       <w:r>
-        <w:t xml:space="preserve">227</w:t>
+        <w:t xml:space="preserve">228</w:t>
       </w:r>
       <w:r>
         <w:t xml:space="preserve"> </w:t>
@@ -50,7 +50,7 @@
         <w:t xml:space="preserve"> </w:t>
       </w:r>
       <w:r>
-        <w:t xml:space="preserve">2026-06-16T21:38:35Z</w:t>
+        <w:t xml:space="preserve">2026-06-16T21:48:08Z</w:t>
       </w:r>
       <w:r>
         <w:t xml:space="preserve"> </w:t>

--- a/docs/export/issues.docx
+++ b/docs/export/issues.docx
@@ -34,7 +34,7 @@
         <w:t xml:space="preserve"> </w:t>
       </w:r>
       <w:r>
-        <w:t xml:space="preserve">228</w:t>
+        <w:t xml:space="preserve">229</w:t>
       </w:r>
       <w:r>
         <w:t xml:space="preserve"> </w:t>
@@ -50,7 +50,7 @@
         <w:t xml:space="preserve"> </w:t>
       </w:r>
       <w:r>
-        <w:t xml:space="preserve">2026-06-16T21:48:08Z</w:t>
+        <w:t xml:space="preserve">2026-06-16T21:54:51Z</w:t>
       </w:r>
       <w:r>
         <w:t xml:space="preserve"> </w:t>

--- a/docs/export/issues.docx
+++ b/docs/export/issues.docx
@@ -34,7 +34,7 @@
         <w:t xml:space="preserve"> </w:t>
       </w:r>
       <w:r>
-        <w:t xml:space="preserve">229</w:t>
+        <w:t xml:space="preserve">230</w:t>
       </w:r>
       <w:r>
         <w:t xml:space="preserve"> </w:t>
@@ -50,7 +50,7 @@
         <w:t xml:space="preserve"> </w:t>
       </w:r>
       <w:r>
-        <w:t xml:space="preserve">2026-06-16T21:54:51Z</w:t>
+        <w:t xml:space="preserve">2026-06-16T21:59:50Z</w:t>
       </w:r>
       <w:r>
         <w:t xml:space="preserve"> </w:t>

--- a/docs/export/issues.docx
+++ b/docs/export/issues.docx
@@ -34,7 +34,7 @@
         <w:t xml:space="preserve"> </w:t>
       </w:r>
       <w:r>
-        <w:t xml:space="preserve">230</w:t>
+        <w:t xml:space="preserve">231</w:t>
       </w:r>
       <w:r>
         <w:t xml:space="preserve"> </w:t>
@@ -50,7 +50,7 @@
         <w:t xml:space="preserve"> </w:t>
       </w:r>
       <w:r>
-        <w:t xml:space="preserve">2026-06-16T21:59:50Z</w:t>
+        <w:t xml:space="preserve">2026-06-16T22:11:21Z</w:t>
       </w:r>
       <w:r>
         <w:t xml:space="preserve"> </w:t>

--- a/docs/export/issues.docx
+++ b/docs/export/issues.docx
@@ -34,7 +34,7 @@
         <w:t xml:space="preserve"> </w:t>
       </w:r>
       <w:r>
-        <w:t xml:space="preserve">231</w:t>
+        <w:t xml:space="preserve">232</w:t>
       </w:r>
       <w:r>
         <w:t xml:space="preserve"> </w:t>
@@ -50,7 +50,7 @@
         <w:t xml:space="preserve"> </w:t>
       </w:r>
       <w:r>
-        <w:t xml:space="preserve">2026-06-16T22:11:21Z</w:t>
+        <w:t xml:space="preserve">2026-06-16T22:18:47Z</w:t>
       </w:r>
       <w:r>
         <w:t xml:space="preserve"> </w:t>

--- a/docs/export/issues.docx
+++ b/docs/export/issues.docx
@@ -34,7 +34,7 @@
         <w:t xml:space="preserve"> </w:t>
       </w:r>
       <w:r>
-        <w:t xml:space="preserve">232</w:t>
+        <w:t xml:space="preserve">233</w:t>
       </w:r>
       <w:r>
         <w:t xml:space="preserve"> </w:t>
@@ -50,7 +50,7 @@
         <w:t xml:space="preserve"> </w:t>
       </w:r>
       <w:r>
-        <w:t xml:space="preserve">2026-06-16T22:18:47Z</w:t>
+        <w:t xml:space="preserve">2026-06-16T22:26:36Z</w:t>
       </w:r>
       <w:r>
         <w:t xml:space="preserve"> </w:t>

--- a/docs/export/issues.docx
+++ b/docs/export/issues.docx
@@ -34,7 +34,7 @@
         <w:t xml:space="preserve"> </w:t>
       </w:r>
       <w:r>
-        <w:t xml:space="preserve">233</w:t>
+        <w:t xml:space="preserve">234</w:t>
       </w:r>
       <w:r>
         <w:t xml:space="preserve"> </w:t>
@@ -50,7 +50,7 @@
         <w:t xml:space="preserve"> </w:t>
       </w:r>
       <w:r>
-        <w:t xml:space="preserve">2026-06-16T22:26:36Z</w:t>
+        <w:t xml:space="preserve">2026-06-16T22:33:13Z</w:t>
       </w:r>
       <w:r>
         <w:t xml:space="preserve"> </w:t>

--- a/docs/export/issues.docx
+++ b/docs/export/issues.docx
@@ -34,7 +34,7 @@
         <w:t xml:space="preserve"> </w:t>
       </w:r>
       <w:r>
-        <w:t xml:space="preserve">234</w:t>
+        <w:t xml:space="preserve">235</w:t>
       </w:r>
       <w:r>
         <w:t xml:space="preserve"> </w:t>
@@ -50,7 +50,7 @@
         <w:t xml:space="preserve"> </w:t>
       </w:r>
       <w:r>
-        <w:t xml:space="preserve">2026-06-16T22:33:13Z</w:t>
+        <w:t xml:space="preserve">2026-06-16T22:43:11Z</w:t>
       </w:r>
       <w:r>
         <w:t xml:space="preserve"> </w:t>

--- a/docs/export/issues.docx
+++ b/docs/export/issues.docx
@@ -34,7 +34,7 @@
         <w:t xml:space="preserve"> </w:t>
       </w:r>
       <w:r>
-        <w:t xml:space="preserve">235</w:t>
+        <w:t xml:space="preserve">236</w:t>
       </w:r>
       <w:r>
         <w:t xml:space="preserve"> </w:t>
@@ -50,7 +50,7 @@
         <w:t xml:space="preserve"> </w:t>
       </w:r>
       <w:r>
-        <w:t xml:space="preserve">2026-06-16T22:43:11Z</w:t>
+        <w:t xml:space="preserve">2026-06-16T22:55:13Z</w:t>
       </w:r>
       <w:r>
         <w:t xml:space="preserve"> </w:t>

--- a/docs/export/issues.docx
+++ b/docs/export/issues.docx
@@ -34,7 +34,7 @@
         <w:t xml:space="preserve"> </w:t>
       </w:r>
       <w:r>
-        <w:t xml:space="preserve">236</w:t>
+        <w:t xml:space="preserve">237</w:t>
       </w:r>
       <w:r>
         <w:t xml:space="preserve"> </w:t>
@@ -50,7 +50,7 @@
         <w:t xml:space="preserve"> </w:t>
       </w:r>
       <w:r>
-        <w:t xml:space="preserve">2026-06-16T22:55:13Z</w:t>
+        <w:t xml:space="preserve">2026-06-16T23:00:11Z</w:t>
       </w:r>
       <w:r>
         <w:t xml:space="preserve"> </w:t>

--- a/docs/export/issues.docx
+++ b/docs/export/issues.docx
@@ -34,7 +34,7 @@
         <w:t xml:space="preserve"> </w:t>
       </w:r>
       <w:r>
-        <w:t xml:space="preserve">237</w:t>
+        <w:t xml:space="preserve">240</w:t>
       </w:r>
       <w:r>
         <w:t xml:space="preserve"> </w:t>
@@ -50,7 +50,7 @@
         <w:t xml:space="preserve"> </w:t>
       </w:r>
       <w:r>
-        <w:t xml:space="preserve">2026-06-16T23:00:11Z</w:t>
+        <w:t xml:space="preserve">2026-06-16T23:32:53Z</w:t>
       </w:r>
       <w:r>
         <w:t xml:space="preserve"> </w:t>

--- a/docs/export/issues.docx
+++ b/docs/export/issues.docx
@@ -34,7 +34,7 @@
         <w:t xml:space="preserve"> </w:t>
       </w:r>
       <w:r>
-        <w:t xml:space="preserve">240</w:t>
+        <w:t xml:space="preserve">241</w:t>
       </w:r>
       <w:r>
         <w:t xml:space="preserve"> </w:t>
@@ -50,7 +50,7 @@
         <w:t xml:space="preserve"> </w:t>
       </w:r>
       <w:r>
-        <w:t xml:space="preserve">2026-06-16T23:32:53Z</w:t>
+        <w:t xml:space="preserve">2026-06-16T23:42:27Z</w:t>
       </w:r>
       <w:r>
         <w:t xml:space="preserve"> </w:t>

--- a/docs/export/issues.docx
+++ b/docs/export/issues.docx
@@ -34,7 +34,7 @@
         <w:t xml:space="preserve"> </w:t>
       </w:r>
       <w:r>
-        <w:t xml:space="preserve">241</w:t>
+        <w:t xml:space="preserve">243</w:t>
       </w:r>
       <w:r>
         <w:t xml:space="preserve"> </w:t>
@@ -50,7 +50,7 @@
         <w:t xml:space="preserve"> </w:t>
       </w:r>
       <w:r>
-        <w:t xml:space="preserve">2026-06-16T23:42:27Z</w:t>
+        <w:t xml:space="preserve">2026-06-17T04:38:16Z</w:t>
       </w:r>
       <w:r>
         <w:t xml:space="preserve"> </w:t>

--- a/docs/export/issues.docx
+++ b/docs/export/issues.docx
@@ -34,7 +34,7 @@
         <w:t xml:space="preserve"> </w:t>
       </w:r>
       <w:r>
-        <w:t xml:space="preserve">243</w:t>
+        <w:t xml:space="preserve">246</w:t>
       </w:r>
       <w:r>
         <w:t xml:space="preserve"> </w:t>
@@ -50,7 +50,7 @@
         <w:t xml:space="preserve"> </w:t>
       </w:r>
       <w:r>
-        <w:t xml:space="preserve">2026-06-17T04:38:16Z</w:t>
+        <w:t xml:space="preserve">2026-06-17T04:57:41Z</w:t>
       </w:r>
       <w:r>
         <w:t xml:space="preserve"> </w:t>

--- a/docs/export/issues.docx
+++ b/docs/export/issues.docx
@@ -34,7 +34,7 @@
         <w:t xml:space="preserve"> </w:t>
       </w:r>
       <w:r>
-        <w:t xml:space="preserve">246</w:t>
+        <w:t xml:space="preserve">249</w:t>
       </w:r>
       <w:r>
         <w:t xml:space="preserve"> </w:t>
@@ -50,7 +50,7 @@
         <w:t xml:space="preserve"> </w:t>
       </w:r>
       <w:r>
-        <w:t xml:space="preserve">2026-06-17T04:57:41Z</w:t>
+        <w:t xml:space="preserve">2026-06-17T05:20:22Z</w:t>
       </w:r>
       <w:r>
         <w:t xml:space="preserve"> </w:t>

--- a/docs/export/issues.docx
+++ b/docs/export/issues.docx
@@ -34,7 +34,7 @@
         <w:t xml:space="preserve"> </w:t>
       </w:r>
       <w:r>
-        <w:t xml:space="preserve">249</w:t>
+        <w:t xml:space="preserve">253</w:t>
       </w:r>
       <w:r>
         <w:t xml:space="preserve"> </w:t>
@@ -50,7 +50,7 @@
         <w:t xml:space="preserve"> </w:t>
       </w:r>
       <w:r>
-        <w:t xml:space="preserve">2026-06-17T05:20:22Z</w:t>
+        <w:t xml:space="preserve">2026-06-17T05:49:22Z</w:t>
       </w:r>
       <w:r>
         <w:t xml:space="preserve"> </w:t>

--- a/docs/export/issues.docx
+++ b/docs/export/issues.docx
@@ -34,7 +34,7 @@
         <w:t xml:space="preserve"> </w:t>
       </w:r>
       <w:r>
-        <w:t xml:space="preserve">253</w:t>
+        <w:t xml:space="preserve">255</w:t>
       </w:r>
       <w:r>
         <w:t xml:space="preserve"> </w:t>
@@ -50,7 +50,7 @@
         <w:t xml:space="preserve"> </w:t>
       </w:r>
       <w:r>
-        <w:t xml:space="preserve">2026-06-17T05:49:22Z</w:t>
+        <w:t xml:space="preserve">2026-06-17T06:04:38Z</w:t>
       </w:r>
       <w:r>
         <w:t xml:space="preserve"> </w:t>
